--- a/docs/submission/VelaGuard-技术报告.docx
+++ b/docs/submission/VelaGuard-技术报告.docx
@@ -58,7 +58,7 @@
       <w:r>
         <w:fldChar w:fldCharType="separate"/>
       </w:r>
-      <w:hyperlink w:anchor="_Toc240375843" w:history="1">
+      <w:hyperlink w:anchor="_Toc240384399" w:history="1">
         <w:r>
           <w:rPr>
             <w:rStyle w:val="a5"/>
@@ -102,7 +102,7 @@
             <w:noProof/>
             <w:webHidden/>
           </w:rPr>
-          <w:instrText>PAGEREF _Toc240375843 \h</w:instrText>
+          <w:instrText>PAGEREF _Toc240384399 \h</w:instrText>
         </w:r>
         <w:r>
           <w:rPr>
@@ -132,7 +132,7 @@
             <w:noProof/>
             <w:webHidden/>
           </w:rPr>
-          <w:t>1</w:t>
+          <w:t>2</w:t>
         </w:r>
         <w:r>
           <w:rPr>
@@ -155,7 +155,7 @@
           <w14:ligatures w14:val="standardContextual"/>
         </w:rPr>
       </w:pPr>
-      <w:hyperlink w:anchor="_Toc240375844" w:history="1">
+      <w:hyperlink w:anchor="_Toc240384400" w:history="1">
         <w:r>
           <w:rPr>
             <w:rStyle w:val="a5"/>
@@ -199,7 +199,7 @@
             <w:noProof/>
             <w:webHidden/>
           </w:rPr>
-          <w:instrText>PAGEREF _Toc240375844 \h</w:instrText>
+          <w:instrText>PAGEREF _Toc240384400 \h</w:instrText>
         </w:r>
         <w:r>
           <w:rPr>
@@ -229,7 +229,7 @@
             <w:noProof/>
             <w:webHidden/>
           </w:rPr>
-          <w:t>1</w:t>
+          <w:t>2</w:t>
         </w:r>
         <w:r>
           <w:rPr>
@@ -252,7 +252,7 @@
           <w14:ligatures w14:val="standardContextual"/>
         </w:rPr>
       </w:pPr>
-      <w:hyperlink w:anchor="_Toc240375845" w:history="1">
+      <w:hyperlink w:anchor="_Toc240384401" w:history="1">
         <w:r>
           <w:rPr>
             <w:rStyle w:val="a5"/>
@@ -296,7 +296,7 @@
             <w:noProof/>
             <w:webHidden/>
           </w:rPr>
-          <w:instrText>PAGEREF _Toc240375845 \h</w:instrText>
+          <w:instrText>PAGEREF _Toc240384401 \h</w:instrText>
         </w:r>
         <w:r>
           <w:rPr>
@@ -326,7 +326,7 @@
             <w:noProof/>
             <w:webHidden/>
           </w:rPr>
-          <w:t>2</w:t>
+          <w:t>3</w:t>
         </w:r>
         <w:r>
           <w:rPr>
@@ -349,7 +349,7 @@
           <w14:ligatures w14:val="standardContextual"/>
         </w:rPr>
       </w:pPr>
-      <w:hyperlink w:anchor="_Toc240375846" w:history="1">
+      <w:hyperlink w:anchor="_Toc240384402" w:history="1">
         <w:r>
           <w:rPr>
             <w:rStyle w:val="a5"/>
@@ -393,7 +393,7 @@
             <w:noProof/>
             <w:webHidden/>
           </w:rPr>
-          <w:instrText>PAGEREF _Toc240375846 \h</w:instrText>
+          <w:instrText>PAGEREF _Toc240384402 \h</w:instrText>
         </w:r>
         <w:r>
           <w:rPr>
@@ -423,7 +423,7 @@
             <w:noProof/>
             <w:webHidden/>
           </w:rPr>
-          <w:t>2</w:t>
+          <w:t>3</w:t>
         </w:r>
         <w:r>
           <w:rPr>
@@ -447,7 +447,7 @@
           <w14:ligatures w14:val="standardContextual"/>
         </w:rPr>
       </w:pPr>
-      <w:hyperlink w:anchor="_Toc240375847" w:history="1">
+      <w:hyperlink w:anchor="_Toc240384403" w:history="1">
         <w:r>
           <w:rPr>
             <w:rStyle w:val="a5"/>
@@ -484,7 +484,7 @@
             <w:noProof/>
             <w:webHidden/>
           </w:rPr>
-          <w:instrText>PAGEREF _Toc240375847 \h</w:instrText>
+          <w:instrText>PAGEREF _Toc240384403 \h</w:instrText>
         </w:r>
         <w:r>
           <w:rPr>
@@ -514,7 +514,7 @@
             <w:noProof/>
             <w:webHidden/>
           </w:rPr>
-          <w:t>2</w:t>
+          <w:t>3</w:t>
         </w:r>
         <w:r>
           <w:rPr>
@@ -538,7 +538,7 @@
           <w14:ligatures w14:val="standardContextual"/>
         </w:rPr>
       </w:pPr>
-      <w:hyperlink w:anchor="_Toc240375848" w:history="1">
+      <w:hyperlink w:anchor="_Toc240384404" w:history="1">
         <w:r>
           <w:rPr>
             <w:rStyle w:val="a5"/>
@@ -575,7 +575,7 @@
             <w:noProof/>
             <w:webHidden/>
           </w:rPr>
-          <w:instrText>PAGEREF _Toc240375848 \h</w:instrText>
+          <w:instrText>PAGEREF _Toc240384404 \h</w:instrText>
         </w:r>
         <w:r>
           <w:rPr>
@@ -605,7 +605,7 @@
             <w:noProof/>
             <w:webHidden/>
           </w:rPr>
-          <w:t>2</w:t>
+          <w:t>3</w:t>
         </w:r>
         <w:r>
           <w:rPr>
@@ -629,7 +629,7 @@
           <w14:ligatures w14:val="standardContextual"/>
         </w:rPr>
       </w:pPr>
-      <w:hyperlink w:anchor="_Toc240375849" w:history="1">
+      <w:hyperlink w:anchor="_Toc240384405" w:history="1">
         <w:r>
           <w:rPr>
             <w:rStyle w:val="a5"/>
@@ -666,7 +666,7 @@
             <w:noProof/>
             <w:webHidden/>
           </w:rPr>
-          <w:instrText>PAGEREF _Toc240375849 \h</w:instrText>
+          <w:instrText>PAGEREF _Toc240384405 \h</w:instrText>
         </w:r>
         <w:r>
           <w:rPr>
@@ -696,7 +696,7 @@
             <w:noProof/>
             <w:webHidden/>
           </w:rPr>
-          <w:t>3</w:t>
+          <w:t>4</w:t>
         </w:r>
         <w:r>
           <w:rPr>
@@ -719,7 +719,7 @@
           <w14:ligatures w14:val="standardContextual"/>
         </w:rPr>
       </w:pPr>
-      <w:hyperlink w:anchor="_Toc240375850" w:history="1">
+      <w:hyperlink w:anchor="_Toc240384406" w:history="1">
         <w:r>
           <w:rPr>
             <w:rStyle w:val="a5"/>
@@ -763,7 +763,7 @@
             <w:noProof/>
             <w:webHidden/>
           </w:rPr>
-          <w:instrText>PAGEREF _Toc240375850 \h</w:instrText>
+          <w:instrText>PAGEREF _Toc240384406 \h</w:instrText>
         </w:r>
         <w:r>
           <w:rPr>
@@ -793,7 +793,7 @@
             <w:noProof/>
             <w:webHidden/>
           </w:rPr>
-          <w:t>3</w:t>
+          <w:t>5</w:t>
         </w:r>
         <w:r>
           <w:rPr>
@@ -817,7 +817,7 @@
           <w14:ligatures w14:val="standardContextual"/>
         </w:rPr>
       </w:pPr>
-      <w:hyperlink w:anchor="_Toc240375851" w:history="1">
+      <w:hyperlink w:anchor="_Toc240384407" w:history="1">
         <w:r>
           <w:rPr>
             <w:rStyle w:val="a5"/>
@@ -854,7 +854,7 @@
             <w:noProof/>
             <w:webHidden/>
           </w:rPr>
-          <w:instrText>PAGEREF _Toc240375851 \h</w:instrText>
+          <w:instrText>PAGEREF _Toc240384407 \h</w:instrText>
         </w:r>
         <w:r>
           <w:rPr>
@@ -884,7 +884,7 @@
             <w:noProof/>
             <w:webHidden/>
           </w:rPr>
-          <w:t>3</w:t>
+          <w:t>5</w:t>
         </w:r>
         <w:r>
           <w:rPr>
@@ -908,7 +908,7 @@
           <w14:ligatures w14:val="standardContextual"/>
         </w:rPr>
       </w:pPr>
-      <w:hyperlink w:anchor="_Toc240375852" w:history="1">
+      <w:hyperlink w:anchor="_Toc240384408" w:history="1">
         <w:r>
           <w:rPr>
             <w:rStyle w:val="a5"/>
@@ -945,7 +945,7 @@
             <w:noProof/>
             <w:webHidden/>
           </w:rPr>
-          <w:instrText>PAGEREF _Toc240375852 \h</w:instrText>
+          <w:instrText>PAGEREF _Toc240384408 \h</w:instrText>
         </w:r>
         <w:r>
           <w:rPr>
@@ -975,7 +975,7 @@
             <w:noProof/>
             <w:webHidden/>
           </w:rPr>
-          <w:t>4</w:t>
+          <w:t>6</w:t>
         </w:r>
         <w:r>
           <w:rPr>
@@ -999,7 +999,7 @@
           <w14:ligatures w14:val="standardContextual"/>
         </w:rPr>
       </w:pPr>
-      <w:hyperlink w:anchor="_Toc240375853" w:history="1">
+      <w:hyperlink w:anchor="_Toc240384409" w:history="1">
         <w:r>
           <w:rPr>
             <w:rStyle w:val="a5"/>
@@ -1036,7 +1036,7 @@
             <w:noProof/>
             <w:webHidden/>
           </w:rPr>
-          <w:instrText>PAGEREF _Toc240375853 \h</w:instrText>
+          <w:instrText>PAGEREF _Toc240384409 \h</w:instrText>
         </w:r>
         <w:r>
           <w:rPr>
@@ -1066,7 +1066,7 @@
             <w:noProof/>
             <w:webHidden/>
           </w:rPr>
-          <w:t>5</w:t>
+          <w:t>7</w:t>
         </w:r>
         <w:r>
           <w:rPr>
@@ -1089,7 +1089,7 @@
           <w14:ligatures w14:val="standardContextual"/>
         </w:rPr>
       </w:pPr>
-      <w:hyperlink w:anchor="_Toc240375854" w:history="1">
+      <w:hyperlink w:anchor="_Toc240384410" w:history="1">
         <w:r>
           <w:rPr>
             <w:rStyle w:val="a5"/>
@@ -1133,7 +1133,7 @@
             <w:noProof/>
             <w:webHidden/>
           </w:rPr>
-          <w:instrText>PAGEREF _Toc240375854 \h</w:instrText>
+          <w:instrText>PAGEREF _Toc240384410 \h</w:instrText>
         </w:r>
         <w:r>
           <w:rPr>
@@ -1163,7 +1163,7 @@
             <w:noProof/>
             <w:webHidden/>
           </w:rPr>
-          <w:t>6</w:t>
+          <w:t>8</w:t>
         </w:r>
         <w:r>
           <w:rPr>
@@ -1187,27 +1187,20 @@
           <w14:ligatures w14:val="standardContextual"/>
         </w:rPr>
       </w:pPr>
-      <w:hyperlink w:anchor="_Toc240375855" w:history="1">
+      <w:hyperlink w:anchor="_Toc240384411" w:history="1">
         <w:r>
           <w:rPr>
             <w:rStyle w:val="a5"/>
             <w:noProof/>
           </w:rPr>
-          <w:t>云端推理与</w:t>
+          <w:t xml:space="preserve">openvelaClaw </w:t>
         </w:r>
         <w:r>
           <w:rPr>
             <w:rStyle w:val="a5"/>
             <w:noProof/>
           </w:rPr>
-          <w:t xml:space="preserve"> ReAct </w:t>
-        </w:r>
-        <w:r>
-          <w:rPr>
-            <w:rStyle w:val="a5"/>
-            <w:noProof/>
-          </w:rPr>
-          <w:t>工具轮次</w:t>
+          <w:t>的推理链路与工具轮次</w:t>
         </w:r>
         <w:r>
           <w:rPr>
@@ -1238,7 +1231,7 @@
             <w:noProof/>
             <w:webHidden/>
           </w:rPr>
-          <w:instrText>PAGEREF _Toc240375855 \h</w:instrText>
+          <w:instrText>PAGEREF _Toc240384411 \h</w:instrText>
         </w:r>
         <w:r>
           <w:rPr>
@@ -1268,7 +1261,7 @@
             <w:noProof/>
             <w:webHidden/>
           </w:rPr>
-          <w:t>6</w:t>
+          <w:t>8</w:t>
         </w:r>
         <w:r>
           <w:rPr>
@@ -1292,13 +1285,13 @@
           <w14:ligatures w14:val="standardContextual"/>
         </w:rPr>
       </w:pPr>
-      <w:hyperlink w:anchor="_Toc240375856" w:history="1">
+      <w:hyperlink w:anchor="_Toc240384412" w:history="1">
         <w:r>
           <w:rPr>
             <w:rStyle w:val="a5"/>
             <w:noProof/>
           </w:rPr>
-          <w:t>确定性规则与确认机制</w:t>
+          <w:t>阈值与离线的确定性判定</w:t>
         </w:r>
         <w:r>
           <w:rPr>
@@ -1329,7 +1322,7 @@
             <w:noProof/>
             <w:webHidden/>
           </w:rPr>
-          <w:instrText>PAGEREF _Toc240375856 \h</w:instrText>
+          <w:instrText>PAGEREF _Toc240384412 \h</w:instrText>
         </w:r>
         <w:r>
           <w:rPr>
@@ -1359,7 +1352,7 @@
             <w:noProof/>
             <w:webHidden/>
           </w:rPr>
-          <w:t>7</w:t>
+          <w:t>9</w:t>
         </w:r>
         <w:r>
           <w:rPr>
@@ -1383,20 +1376,13 @@
           <w14:ligatures w14:val="standardContextual"/>
         </w:rPr>
       </w:pPr>
-      <w:hyperlink w:anchor="_Toc240375857" w:history="1">
+      <w:hyperlink w:anchor="_Toc240384413" w:history="1">
         <w:r>
           <w:rPr>
             <w:rStyle w:val="a5"/>
             <w:noProof/>
           </w:rPr>
-          <w:t xml:space="preserve">openvela </w:t>
-        </w:r>
-        <w:r>
-          <w:rPr>
-            <w:rStyle w:val="a5"/>
-            <w:noProof/>
-          </w:rPr>
-          <w:t>能力与资源组织</w:t>
+          <w:t>总线探查与寄存器解码</w:t>
         </w:r>
         <w:r>
           <w:rPr>
@@ -1427,7 +1413,7 @@
             <w:noProof/>
             <w:webHidden/>
           </w:rPr>
-          <w:instrText>PAGEREF _Toc240375857 \h</w:instrText>
+          <w:instrText>PAGEREF _Toc240384413 \h</w:instrText>
         </w:r>
         <w:r>
           <w:rPr>
@@ -1457,104 +1443,7 @@
             <w:noProof/>
             <w:webHidden/>
           </w:rPr>
-          <w:t>8</w:t>
-        </w:r>
-        <w:r>
-          <w:rPr>
-            <w:rFonts w:hint="eastAsia"/>
-            <w:noProof/>
-            <w:webHidden/>
-          </w:rPr>
-          <w:fldChar w:fldCharType="end"/>
-        </w:r>
-      </w:hyperlink>
-    </w:p>
-    <w:p>
-      <w:pPr>
-        <w:pStyle w:val="TOC2"/>
-        <w:rPr>
-          <w:rFonts w:hint="eastAsia" w:ascii="Times New Roman" w:hAnsi="Times New Roman" w:eastAsia="仿宋" w:cs="Times New Roman"/>
-          <w:noProof/>
-          <w:kern w:val="2"/>
-          <w:sz w:val="22"/>
-          <w14:ligatures w14:val="standardContextual"/>
-        </w:rPr>
-      </w:pPr>
-      <w:hyperlink w:anchor="_Toc240375858" w:history="1">
-        <w:r>
-          <w:rPr>
-            <w:rStyle w:val="a5"/>
-            <w:noProof/>
-          </w:rPr>
-          <w:t xml:space="preserve">3.4 </w:t>
-        </w:r>
-        <w:r>
-          <w:rPr>
-            <w:rStyle w:val="a5"/>
-            <w:noProof/>
-          </w:rPr>
-          <w:t>系统实现</w:t>
-        </w:r>
-        <w:r>
-          <w:rPr>
-            <w:rFonts w:hint="eastAsia"/>
-            <w:noProof/>
-            <w:webHidden/>
-          </w:rPr>
-          <w:tab/>
-        </w:r>
-        <w:r>
-          <w:rPr>
-            <w:rFonts w:hint="eastAsia"/>
-            <w:noProof/>
-            <w:webHidden/>
-          </w:rPr>
-          <w:fldChar w:fldCharType="begin"/>
-        </w:r>
-        <w:r>
-          <w:rPr>
-            <w:rFonts w:hint="eastAsia"/>
-            <w:noProof/>
-            <w:webHidden/>
-          </w:rPr>
-          <w:instrText xml:space="preserve"> </w:instrText>
-        </w:r>
-        <w:r>
-          <w:rPr>
-            <w:noProof/>
-            <w:webHidden/>
-          </w:rPr>
-          <w:instrText>PAGEREF _Toc240375858 \h</w:instrText>
-        </w:r>
-        <w:r>
-          <w:rPr>
-            <w:rFonts w:hint="eastAsia"/>
-            <w:noProof/>
-            <w:webHidden/>
-          </w:rPr>
-          <w:instrText xml:space="preserve"> </w:instrText>
-        </w:r>
-        <w:r>
-          <w:rPr>
-            <w:rFonts w:hint="eastAsia"/>
-            <w:noProof/>
-            <w:webHidden/>
-          </w:rPr>
-        </w:r>
-        <w:r>
-          <w:rPr>
-            <w:rFonts w:hint="eastAsia"/>
-            <w:noProof/>
-            <w:webHidden/>
-          </w:rPr>
-          <w:fldChar w:fldCharType="separate"/>
-        </w:r>
-        <w:r>
-          <w:rPr>
-            <w:noProof/>
-            <w:webHidden/>
-          </w:rPr>
-          <w:t>8</w:t>
+          <w:t>11</w:t>
         </w:r>
         <w:r>
           <w:rPr>
@@ -1578,13 +1467,13 @@
           <w14:ligatures w14:val="standardContextual"/>
         </w:rPr>
       </w:pPr>
-      <w:hyperlink w:anchor="_Toc240375859" w:history="1">
+      <w:hyperlink w:anchor="_Toc240384414" w:history="1">
         <w:r>
           <w:rPr>
             <w:rStyle w:val="a5"/>
             <w:noProof/>
           </w:rPr>
-          <w:t>软件架构与启动</w:t>
+          <w:t>帧级质量统计与故障归因</w:t>
         </w:r>
         <w:r>
           <w:rPr>
@@ -1615,7 +1504,7 @@
             <w:noProof/>
             <w:webHidden/>
           </w:rPr>
-          <w:instrText>PAGEREF _Toc240375859 \h</w:instrText>
+          <w:instrText>PAGEREF _Toc240384414 \h</w:instrText>
         </w:r>
         <w:r>
           <w:rPr>
@@ -1645,7 +1534,7 @@
             <w:noProof/>
             <w:webHidden/>
           </w:rPr>
-          <w:t>8</w:t>
+          <w:t>12</w:t>
         </w:r>
         <w:r>
           <w:rPr>
@@ -1669,13 +1558,13 @@
           <w14:ligatures w14:val="standardContextual"/>
         </w:rPr>
       </w:pPr>
-      <w:hyperlink w:anchor="_Toc240375860" w:history="1">
+      <w:hyperlink w:anchor="_Toc240384415" w:history="1">
         <w:r>
           <w:rPr>
             <w:rStyle w:val="a5"/>
             <w:noProof/>
           </w:rPr>
-          <w:t>四条数据路径</w:t>
+          <w:t>掉电安全的配置提交</w:t>
         </w:r>
         <w:r>
           <w:rPr>
@@ -1706,7 +1595,7 @@
             <w:noProof/>
             <w:webHidden/>
           </w:rPr>
-          <w:instrText>PAGEREF _Toc240375860 \h</w:instrText>
+          <w:instrText>PAGEREF _Toc240384415 \h</w:instrText>
         </w:r>
         <w:r>
           <w:rPr>
@@ -1736,7 +1625,7 @@
             <w:noProof/>
             <w:webHidden/>
           </w:rPr>
-          <w:t>10</w:t>
+          <w:t>13</w:t>
         </w:r>
         <w:r>
           <w:rPr>
@@ -1760,13 +1649,34 @@
           <w14:ligatures w14:val="standardContextual"/>
         </w:rPr>
       </w:pPr>
-      <w:hyperlink w:anchor="_Toc240375861" w:history="1">
+      <w:hyperlink w:anchor="_Toc240384416" w:history="1">
         <w:r>
           <w:rPr>
             <w:rStyle w:val="a5"/>
             <w:noProof/>
           </w:rPr>
-          <w:t>硬件设计与适配</w:t>
+          <w:t xml:space="preserve">QSPI XIP </w:t>
+        </w:r>
+        <w:r>
+          <w:rPr>
+            <w:rStyle w:val="a5"/>
+            <w:noProof/>
+          </w:rPr>
+          <w:t>约束下的</w:t>
+        </w:r>
+        <w:r>
+          <w:rPr>
+            <w:rStyle w:val="a5"/>
+            <w:noProof/>
+          </w:rPr>
+          <w:t xml:space="preserve"> OTA </w:t>
+        </w:r>
+        <w:r>
+          <w:rPr>
+            <w:rStyle w:val="a5"/>
+            <w:noProof/>
+          </w:rPr>
+          <w:t>设计</w:t>
         </w:r>
         <w:r>
           <w:rPr>
@@ -1797,7 +1707,7 @@
             <w:noProof/>
             <w:webHidden/>
           </w:rPr>
-          <w:instrText>PAGEREF _Toc240375861 \h</w:instrText>
+          <w:instrText>PAGEREF _Toc240384416 \h</w:instrText>
         </w:r>
         <w:r>
           <w:rPr>
@@ -1827,7 +1737,7 @@
             <w:noProof/>
             <w:webHidden/>
           </w:rPr>
-          <w:t>11</w:t>
+          <w:t>13</w:t>
         </w:r>
         <w:r>
           <w:rPr>
@@ -1851,20 +1761,20 @@
           <w14:ligatures w14:val="standardContextual"/>
         </w:rPr>
       </w:pPr>
-      <w:hyperlink w:anchor="_Toc240375862" w:history="1">
+      <w:hyperlink w:anchor="_Toc240384417" w:history="1">
         <w:r>
           <w:rPr>
             <w:rStyle w:val="a5"/>
             <w:noProof/>
           </w:rPr>
-          <w:t>交互与设备</w:t>
+          <w:t xml:space="preserve">openvela </w:t>
         </w:r>
         <w:r>
           <w:rPr>
             <w:rStyle w:val="a5"/>
             <w:noProof/>
           </w:rPr>
-          <w:t xml:space="preserve"> Skill</w:t>
+          <w:t>能力与资源组织</w:t>
         </w:r>
         <w:r>
           <w:rPr>
@@ -1895,7 +1805,7 @@
             <w:noProof/>
             <w:webHidden/>
           </w:rPr>
-          <w:instrText>PAGEREF _Toc240375862 \h</w:instrText>
+          <w:instrText>PAGEREF _Toc240384417 \h</w:instrText>
         </w:r>
         <w:r>
           <w:rPr>
@@ -1925,7 +1835,104 @@
             <w:noProof/>
             <w:webHidden/>
           </w:rPr>
-          <w:t>13</w:t>
+          <w:t>14</w:t>
+        </w:r>
+        <w:r>
+          <w:rPr>
+            <w:rFonts w:hint="eastAsia"/>
+            <w:noProof/>
+            <w:webHidden/>
+          </w:rPr>
+          <w:fldChar w:fldCharType="end"/>
+        </w:r>
+      </w:hyperlink>
+    </w:p>
+    <w:p>
+      <w:pPr>
+        <w:pStyle w:val="TOC2"/>
+        <w:rPr>
+          <w:rFonts w:hint="eastAsia" w:ascii="Times New Roman" w:hAnsi="Times New Roman" w:eastAsia="仿宋" w:cs="Times New Roman"/>
+          <w:noProof/>
+          <w:kern w:val="2"/>
+          <w:sz w:val="22"/>
+          <w14:ligatures w14:val="standardContextual"/>
+        </w:rPr>
+      </w:pPr>
+      <w:hyperlink w:anchor="_Toc240384418" w:history="1">
+        <w:r>
+          <w:rPr>
+            <w:rStyle w:val="a5"/>
+            <w:noProof/>
+          </w:rPr>
+          <w:t xml:space="preserve">3.4 </w:t>
+        </w:r>
+        <w:r>
+          <w:rPr>
+            <w:rStyle w:val="a5"/>
+            <w:noProof/>
+          </w:rPr>
+          <w:t>系统实现</w:t>
+        </w:r>
+        <w:r>
+          <w:rPr>
+            <w:rFonts w:hint="eastAsia"/>
+            <w:noProof/>
+            <w:webHidden/>
+          </w:rPr>
+          <w:tab/>
+        </w:r>
+        <w:r>
+          <w:rPr>
+            <w:rFonts w:hint="eastAsia"/>
+            <w:noProof/>
+            <w:webHidden/>
+          </w:rPr>
+          <w:fldChar w:fldCharType="begin"/>
+        </w:r>
+        <w:r>
+          <w:rPr>
+            <w:rFonts w:hint="eastAsia"/>
+            <w:noProof/>
+            <w:webHidden/>
+          </w:rPr>
+          <w:instrText xml:space="preserve"> </w:instrText>
+        </w:r>
+        <w:r>
+          <w:rPr>
+            <w:noProof/>
+            <w:webHidden/>
+          </w:rPr>
+          <w:instrText>PAGEREF _Toc240384418 \h</w:instrText>
+        </w:r>
+        <w:r>
+          <w:rPr>
+            <w:rFonts w:hint="eastAsia"/>
+            <w:noProof/>
+            <w:webHidden/>
+          </w:rPr>
+          <w:instrText xml:space="preserve"> </w:instrText>
+        </w:r>
+        <w:r>
+          <w:rPr>
+            <w:rFonts w:hint="eastAsia"/>
+            <w:noProof/>
+            <w:webHidden/>
+          </w:rPr>
+        </w:r>
+        <w:r>
+          <w:rPr>
+            <w:rFonts w:hint="eastAsia"/>
+            <w:noProof/>
+            <w:webHidden/>
+          </w:rPr>
+          <w:fldChar w:fldCharType="separate"/>
+        </w:r>
+        <w:r>
+          <w:rPr>
+            <w:noProof/>
+            <w:webHidden/>
+          </w:rPr>
+          <w:t>15</w:t>
         </w:r>
         <w:r>
           <w:rPr>
@@ -1949,13 +1956,13 @@
           <w14:ligatures w14:val="standardContextual"/>
         </w:rPr>
       </w:pPr>
-      <w:hyperlink w:anchor="_Toc240375863" w:history="1">
+      <w:hyperlink w:anchor="_Toc240384419" w:history="1">
         <w:r>
           <w:rPr>
             <w:rStyle w:val="a5"/>
             <w:noProof/>
           </w:rPr>
-          <w:t>配套项目：上位机与云看板</w:t>
+          <w:t>软件架构与启动</w:t>
         </w:r>
         <w:r>
           <w:rPr>
@@ -1986,7 +1993,7 @@
             <w:noProof/>
             <w:webHidden/>
           </w:rPr>
-          <w:instrText>PAGEREF _Toc240375863 \h</w:instrText>
+          <w:instrText>PAGEREF _Toc240384419 \h</w:instrText>
         </w:r>
         <w:r>
           <w:rPr>
@@ -2040,13 +2047,13 @@
           <w14:ligatures w14:val="standardContextual"/>
         </w:rPr>
       </w:pPr>
-      <w:hyperlink w:anchor="_Toc240375864" w:history="1">
+      <w:hyperlink w:anchor="_Toc240384420" w:history="1">
         <w:r>
           <w:rPr>
             <w:rStyle w:val="a5"/>
             <w:noProof/>
           </w:rPr>
-          <w:t>复现入口</w:t>
+          <w:t>四条数据路径</w:t>
         </w:r>
         <w:r>
           <w:rPr>
@@ -2077,7 +2084,7 @@
             <w:noProof/>
             <w:webHidden/>
           </w:rPr>
-          <w:instrText>PAGEREF _Toc240375864 \h</w:instrText>
+          <w:instrText>PAGEREF _Toc240384420 \h</w:instrText>
         </w:r>
         <w:r>
           <w:rPr>
@@ -2108,103 +2115,6 @@
             <w:webHidden/>
           </w:rPr>
           <w:t>16</w:t>
-        </w:r>
-        <w:r>
-          <w:rPr>
-            <w:rFonts w:hint="eastAsia"/>
-            <w:noProof/>
-            <w:webHidden/>
-          </w:rPr>
-          <w:fldChar w:fldCharType="end"/>
-        </w:r>
-      </w:hyperlink>
-    </w:p>
-    <w:p>
-      <w:pPr>
-        <w:pStyle w:val="TOC2"/>
-        <w:rPr>
-          <w:rFonts w:hint="eastAsia" w:ascii="Times New Roman" w:hAnsi="Times New Roman" w:eastAsia="仿宋" w:cs="Times New Roman"/>
-          <w:noProof/>
-          <w:kern w:val="2"/>
-          <w:sz w:val="22"/>
-          <w14:ligatures w14:val="standardContextual"/>
-        </w:rPr>
-      </w:pPr>
-      <w:hyperlink w:anchor="_Toc240375865" w:history="1">
-        <w:r>
-          <w:rPr>
-            <w:rStyle w:val="a5"/>
-            <w:noProof/>
-          </w:rPr>
-          <w:t xml:space="preserve">3.5 </w:t>
-        </w:r>
-        <w:r>
-          <w:rPr>
-            <w:rStyle w:val="a5"/>
-            <w:noProof/>
-          </w:rPr>
-          <w:t>系统测试与结果分析</w:t>
-        </w:r>
-        <w:r>
-          <w:rPr>
-            <w:rFonts w:hint="eastAsia"/>
-            <w:noProof/>
-            <w:webHidden/>
-          </w:rPr>
-          <w:tab/>
-        </w:r>
-        <w:r>
-          <w:rPr>
-            <w:rFonts w:hint="eastAsia"/>
-            <w:noProof/>
-            <w:webHidden/>
-          </w:rPr>
-          <w:fldChar w:fldCharType="begin"/>
-        </w:r>
-        <w:r>
-          <w:rPr>
-            <w:rFonts w:hint="eastAsia"/>
-            <w:noProof/>
-            <w:webHidden/>
-          </w:rPr>
-          <w:instrText xml:space="preserve"> </w:instrText>
-        </w:r>
-        <w:r>
-          <w:rPr>
-            <w:noProof/>
-            <w:webHidden/>
-          </w:rPr>
-          <w:instrText>PAGEREF _Toc240375865 \h</w:instrText>
-        </w:r>
-        <w:r>
-          <w:rPr>
-            <w:rFonts w:hint="eastAsia"/>
-            <w:noProof/>
-            <w:webHidden/>
-          </w:rPr>
-          <w:instrText xml:space="preserve"> </w:instrText>
-        </w:r>
-        <w:r>
-          <w:rPr>
-            <w:rFonts w:hint="eastAsia"/>
-            <w:noProof/>
-            <w:webHidden/>
-          </w:rPr>
-        </w:r>
-        <w:r>
-          <w:rPr>
-            <w:rFonts w:hint="eastAsia"/>
-            <w:noProof/>
-            <w:webHidden/>
-          </w:rPr>
-          <w:fldChar w:fldCharType="separate"/>
-        </w:r>
-        <w:r>
-          <w:rPr>
-            <w:noProof/>
-            <w:webHidden/>
-          </w:rPr>
-          <w:t>17</w:t>
         </w:r>
         <w:r>
           <w:rPr>
@@ -2228,13 +2138,13 @@
           <w14:ligatures w14:val="standardContextual"/>
         </w:rPr>
       </w:pPr>
-      <w:hyperlink w:anchor="_Toc240375866" w:history="1">
+      <w:hyperlink w:anchor="_Toc240384421" w:history="1">
         <w:r>
           <w:rPr>
             <w:rStyle w:val="a5"/>
             <w:noProof/>
           </w:rPr>
-          <w:t>测试环境与证据范围</w:t>
+          <w:t>硬件设计与适配</w:t>
         </w:r>
         <w:r>
           <w:rPr>
@@ -2265,7 +2175,7 @@
             <w:noProof/>
             <w:webHidden/>
           </w:rPr>
-          <w:instrText>PAGEREF _Toc240375866 \h</w:instrText>
+          <w:instrText>PAGEREF _Toc240384421 \h</w:instrText>
         </w:r>
         <w:r>
           <w:rPr>
@@ -2295,7 +2205,7 @@
             <w:noProof/>
             <w:webHidden/>
           </w:rPr>
-          <w:t>17</w:t>
+          <w:t>18</w:t>
         </w:r>
         <w:r>
           <w:rPr>
@@ -2319,13 +2229,20 @@
           <w14:ligatures w14:val="standardContextual"/>
         </w:rPr>
       </w:pPr>
-      <w:hyperlink w:anchor="_Toc240375867" w:history="1">
+      <w:hyperlink w:anchor="_Toc240384422" w:history="1">
         <w:r>
           <w:rPr>
             <w:rStyle w:val="a5"/>
             <w:noProof/>
           </w:rPr>
-          <w:t>带屏静止首页性能</w:t>
+          <w:t>交互与设备</w:t>
+        </w:r>
+        <w:r>
+          <w:rPr>
+            <w:rStyle w:val="a5"/>
+            <w:noProof/>
+          </w:rPr>
+          <w:t xml:space="preserve"> Skill</w:t>
         </w:r>
         <w:r>
           <w:rPr>
@@ -2356,7 +2273,7 @@
             <w:noProof/>
             <w:webHidden/>
           </w:rPr>
-          <w:instrText>PAGEREF _Toc240375867 \h</w:instrText>
+          <w:instrText>PAGEREF _Toc240384422 \h</w:instrText>
         </w:r>
         <w:r>
           <w:rPr>
@@ -2386,7 +2303,7 @@
             <w:noProof/>
             <w:webHidden/>
           </w:rPr>
-          <w:t>18</w:t>
+          <w:t>20</w:t>
         </w:r>
         <w:r>
           <w:rPr>
@@ -2410,20 +2327,13 @@
           <w14:ligatures w14:val="standardContextual"/>
         </w:rPr>
       </w:pPr>
-      <w:hyperlink w:anchor="_Toc240375868" w:history="1">
+      <w:hyperlink w:anchor="_Toc240384423" w:history="1">
         <w:r>
           <w:rPr>
             <w:rStyle w:val="a5"/>
             <w:noProof/>
           </w:rPr>
-          <w:t xml:space="preserve">Agent </w:t>
-        </w:r>
-        <w:r>
-          <w:rPr>
-            <w:rStyle w:val="a5"/>
-            <w:noProof/>
-          </w:rPr>
-          <w:t>时延与已有镜像</w:t>
+          <w:t>配套项目：上位机与云看板</w:t>
         </w:r>
         <w:r>
           <w:rPr>
@@ -2454,7 +2364,7 @@
             <w:noProof/>
             <w:webHidden/>
           </w:rPr>
-          <w:instrText>PAGEREF _Toc240375868 \h</w:instrText>
+          <w:instrText>PAGEREF _Toc240384423 \h</w:instrText>
         </w:r>
         <w:r>
           <w:rPr>
@@ -2484,7 +2394,7 @@
             <w:noProof/>
             <w:webHidden/>
           </w:rPr>
-          <w:t>18</w:t>
+          <w:t>22</w:t>
         </w:r>
         <w:r>
           <w:rPr>
@@ -2508,13 +2418,13 @@
           <w14:ligatures w14:val="standardContextual"/>
         </w:rPr>
       </w:pPr>
-      <w:hyperlink w:anchor="_Toc240375869" w:history="1">
+      <w:hyperlink w:anchor="_Toc240384424" w:history="1">
         <w:r>
           <w:rPr>
             <w:rStyle w:val="a5"/>
             <w:noProof/>
           </w:rPr>
-          <w:t>可靠性与稳定性</w:t>
+          <w:t>复现入口</w:t>
         </w:r>
         <w:r>
           <w:rPr>
@@ -2545,7 +2455,7 @@
             <w:noProof/>
             <w:webHidden/>
           </w:rPr>
-          <w:instrText>PAGEREF _Toc240375869 \h</w:instrText>
+          <w:instrText>PAGEREF _Toc240384424 \h</w:instrText>
         </w:r>
         <w:r>
           <w:rPr>
@@ -2575,7 +2485,7 @@
             <w:noProof/>
             <w:webHidden/>
           </w:rPr>
-          <w:t>19</w:t>
+          <w:t>23</w:t>
         </w:r>
         <w:r>
           <w:rPr>
@@ -2598,20 +2508,20 @@
           <w14:ligatures w14:val="standardContextual"/>
         </w:rPr>
       </w:pPr>
-      <w:hyperlink w:anchor="_Toc240375870" w:history="1">
+      <w:hyperlink w:anchor="_Toc240384425" w:history="1">
         <w:r>
           <w:rPr>
             <w:rStyle w:val="a5"/>
             <w:noProof/>
           </w:rPr>
-          <w:t xml:space="preserve">3.6 AI-Native </w:t>
+          <w:t xml:space="preserve">3.5 </w:t>
         </w:r>
         <w:r>
           <w:rPr>
             <w:rStyle w:val="a5"/>
             <w:noProof/>
           </w:rPr>
-          <w:t>开发说明</w:t>
+          <w:t>系统测试与结果分析</w:t>
         </w:r>
         <w:r>
           <w:rPr>
@@ -2642,7 +2552,7 @@
             <w:noProof/>
             <w:webHidden/>
           </w:rPr>
-          <w:instrText>PAGEREF _Toc240375870 \h</w:instrText>
+          <w:instrText>PAGEREF _Toc240384425 \h</w:instrText>
         </w:r>
         <w:r>
           <w:rPr>
@@ -2672,7 +2582,7 @@
             <w:noProof/>
             <w:webHidden/>
           </w:rPr>
-          <w:t>19</w:t>
+          <w:t>25</w:t>
         </w:r>
         <w:r>
           <w:rPr>
@@ -2696,13 +2606,13 @@
           <w14:ligatures w14:val="standardContextual"/>
         </w:rPr>
       </w:pPr>
-      <w:hyperlink w:anchor="_Toc240375871" w:history="1">
+      <w:hyperlink w:anchor="_Toc240384426" w:history="1">
         <w:r>
           <w:rPr>
             <w:rStyle w:val="a5"/>
             <w:noProof/>
           </w:rPr>
-          <w:t>开发方式与经验</w:t>
+          <w:t>测试环境与证据范围</w:t>
         </w:r>
         <w:r>
           <w:rPr>
@@ -2733,7 +2643,7 @@
             <w:noProof/>
             <w:webHidden/>
           </w:rPr>
-          <w:instrText>PAGEREF _Toc240375871 \h</w:instrText>
+          <w:instrText>PAGEREF _Toc240384426 \h</w:instrText>
         </w:r>
         <w:r>
           <w:rPr>
@@ -2763,104 +2673,7 @@
             <w:noProof/>
             <w:webHidden/>
           </w:rPr>
-          <w:t>20</w:t>
-        </w:r>
-        <w:r>
-          <w:rPr>
-            <w:rFonts w:hint="eastAsia"/>
-            <w:noProof/>
-            <w:webHidden/>
-          </w:rPr>
-          <w:fldChar w:fldCharType="end"/>
-        </w:r>
-      </w:hyperlink>
-    </w:p>
-    <w:p>
-      <w:pPr>
-        <w:pStyle w:val="TOC2"/>
-        <w:rPr>
-          <w:rFonts w:hint="eastAsia" w:ascii="Times New Roman" w:hAnsi="Times New Roman" w:eastAsia="仿宋" w:cs="Times New Roman"/>
-          <w:noProof/>
-          <w:kern w:val="2"/>
-          <w:sz w:val="22"/>
-          <w14:ligatures w14:val="standardContextual"/>
-        </w:rPr>
-      </w:pPr>
-      <w:hyperlink w:anchor="_Toc240375872" w:history="1">
-        <w:r>
-          <w:rPr>
-            <w:rStyle w:val="a5"/>
-            <w:noProof/>
-          </w:rPr>
-          <w:t xml:space="preserve">3.7 </w:t>
-        </w:r>
-        <w:r>
-          <w:rPr>
-            <w:rStyle w:val="a5"/>
-            <w:noProof/>
-          </w:rPr>
-          <w:t>总结与展望</w:t>
-        </w:r>
-        <w:r>
-          <w:rPr>
-            <w:rFonts w:hint="eastAsia"/>
-            <w:noProof/>
-            <w:webHidden/>
-          </w:rPr>
-          <w:tab/>
-        </w:r>
-        <w:r>
-          <w:rPr>
-            <w:rFonts w:hint="eastAsia"/>
-            <w:noProof/>
-            <w:webHidden/>
-          </w:rPr>
-          <w:fldChar w:fldCharType="begin"/>
-        </w:r>
-        <w:r>
-          <w:rPr>
-            <w:rFonts w:hint="eastAsia"/>
-            <w:noProof/>
-            <w:webHidden/>
-          </w:rPr>
-          <w:instrText xml:space="preserve"> </w:instrText>
-        </w:r>
-        <w:r>
-          <w:rPr>
-            <w:noProof/>
-            <w:webHidden/>
-          </w:rPr>
-          <w:instrText>PAGEREF _Toc240375872 \h</w:instrText>
-        </w:r>
-        <w:r>
-          <w:rPr>
-            <w:rFonts w:hint="eastAsia"/>
-            <w:noProof/>
-            <w:webHidden/>
-          </w:rPr>
-          <w:instrText xml:space="preserve"> </w:instrText>
-        </w:r>
-        <w:r>
-          <w:rPr>
-            <w:rFonts w:hint="eastAsia"/>
-            <w:noProof/>
-            <w:webHidden/>
-          </w:rPr>
-        </w:r>
-        <w:r>
-          <w:rPr>
-            <w:rFonts w:hint="eastAsia"/>
-            <w:noProof/>
-            <w:webHidden/>
-          </w:rPr>
-          <w:fldChar w:fldCharType="separate"/>
-        </w:r>
-        <w:r>
-          <w:rPr>
-            <w:noProof/>
-            <w:webHidden/>
-          </w:rPr>
-          <w:t>21</w:t>
+          <w:t>25</w:t>
         </w:r>
         <w:r>
           <w:rPr>
@@ -2884,13 +2697,13 @@
           <w14:ligatures w14:val="standardContextual"/>
         </w:rPr>
       </w:pPr>
-      <w:hyperlink w:anchor="_Toc240375873" w:history="1">
+      <w:hyperlink w:anchor="_Toc240384427" w:history="1">
         <w:r>
           <w:rPr>
             <w:rStyle w:val="a5"/>
             <w:noProof/>
           </w:rPr>
-          <w:t>成果总结</w:t>
+          <w:t>带屏静止首页性能</w:t>
         </w:r>
         <w:r>
           <w:rPr>
@@ -2921,7 +2734,7 @@
             <w:noProof/>
             <w:webHidden/>
           </w:rPr>
-          <w:instrText>PAGEREF _Toc240375873 \h</w:instrText>
+          <w:instrText>PAGEREF _Toc240384427 \h</w:instrText>
         </w:r>
         <w:r>
           <w:rPr>
@@ -2951,7 +2764,7 @@
             <w:noProof/>
             <w:webHidden/>
           </w:rPr>
-          <w:t>21</w:t>
+          <w:t>26</w:t>
         </w:r>
         <w:r>
           <w:rPr>
@@ -2975,13 +2788,20 @@
           <w14:ligatures w14:val="standardContextual"/>
         </w:rPr>
       </w:pPr>
-      <w:hyperlink w:anchor="_Toc240375874" w:history="1">
+      <w:hyperlink w:anchor="_Toc240384428" w:history="1">
         <w:r>
           <w:rPr>
             <w:rStyle w:val="a5"/>
             <w:noProof/>
           </w:rPr>
-          <w:t>应用前景与商业价值</w:t>
+          <w:t xml:space="preserve">openvelaClaw </w:t>
+        </w:r>
+        <w:r>
+          <w:rPr>
+            <w:rStyle w:val="a5"/>
+            <w:noProof/>
+          </w:rPr>
+          <w:t>时延与已有镜像</w:t>
         </w:r>
         <w:r>
           <w:rPr>
@@ -3012,7 +2832,7 @@
             <w:noProof/>
             <w:webHidden/>
           </w:rPr>
-          <w:instrText>PAGEREF _Toc240375874 \h</w:instrText>
+          <w:instrText>PAGEREF _Toc240384428 \h</w:instrText>
         </w:r>
         <w:r>
           <w:rPr>
@@ -3042,7 +2862,7 @@
             <w:noProof/>
             <w:webHidden/>
           </w:rPr>
-          <w:t>21</w:t>
+          <w:t>26</w:t>
         </w:r>
         <w:r>
           <w:rPr>
@@ -3066,13 +2886,13 @@
           <w14:ligatures w14:val="standardContextual"/>
         </w:rPr>
       </w:pPr>
-      <w:hyperlink w:anchor="_Toc240375875" w:history="1">
+      <w:hyperlink w:anchor="_Toc240384429" w:history="1">
         <w:r>
           <w:rPr>
             <w:rStyle w:val="a5"/>
             <w:noProof/>
           </w:rPr>
-          <w:t>不足与后续重点</w:t>
+          <w:t>可靠性与稳定性</w:t>
         </w:r>
         <w:r>
           <w:rPr>
@@ -3103,7 +2923,7 @@
             <w:noProof/>
             <w:webHidden/>
           </w:rPr>
-          <w:instrText>PAGEREF _Toc240375875 \h</w:instrText>
+          <w:instrText>PAGEREF _Toc240384429 \h</w:instrText>
         </w:r>
         <w:r>
           <w:rPr>
@@ -3133,7 +2953,104 @@
             <w:noProof/>
             <w:webHidden/>
           </w:rPr>
-          <w:t>22</w:t>
+          <w:t>27</w:t>
+        </w:r>
+        <w:r>
+          <w:rPr>
+            <w:rFonts w:hint="eastAsia"/>
+            <w:noProof/>
+            <w:webHidden/>
+          </w:rPr>
+          <w:fldChar w:fldCharType="end"/>
+        </w:r>
+      </w:hyperlink>
+    </w:p>
+    <w:p>
+      <w:pPr>
+        <w:pStyle w:val="TOC2"/>
+        <w:rPr>
+          <w:rFonts w:hint="eastAsia" w:ascii="Times New Roman" w:hAnsi="Times New Roman" w:eastAsia="仿宋" w:cs="Times New Roman"/>
+          <w:noProof/>
+          <w:kern w:val="2"/>
+          <w:sz w:val="22"/>
+          <w14:ligatures w14:val="standardContextual"/>
+        </w:rPr>
+      </w:pPr>
+      <w:hyperlink w:anchor="_Toc240384430" w:history="1">
+        <w:r>
+          <w:rPr>
+            <w:rStyle w:val="a5"/>
+            <w:noProof/>
+          </w:rPr>
+          <w:t xml:space="preserve">3.6 AI-Native </w:t>
+        </w:r>
+        <w:r>
+          <w:rPr>
+            <w:rStyle w:val="a5"/>
+            <w:noProof/>
+          </w:rPr>
+          <w:t>开发说明</w:t>
+        </w:r>
+        <w:r>
+          <w:rPr>
+            <w:rFonts w:hint="eastAsia"/>
+            <w:noProof/>
+            <w:webHidden/>
+          </w:rPr>
+          <w:tab/>
+        </w:r>
+        <w:r>
+          <w:rPr>
+            <w:rFonts w:hint="eastAsia"/>
+            <w:noProof/>
+            <w:webHidden/>
+          </w:rPr>
+          <w:fldChar w:fldCharType="begin"/>
+        </w:r>
+        <w:r>
+          <w:rPr>
+            <w:rFonts w:hint="eastAsia"/>
+            <w:noProof/>
+            <w:webHidden/>
+          </w:rPr>
+          <w:instrText xml:space="preserve"> </w:instrText>
+        </w:r>
+        <w:r>
+          <w:rPr>
+            <w:noProof/>
+            <w:webHidden/>
+          </w:rPr>
+          <w:instrText>PAGEREF _Toc240384430 \h</w:instrText>
+        </w:r>
+        <w:r>
+          <w:rPr>
+            <w:rFonts w:hint="eastAsia"/>
+            <w:noProof/>
+            <w:webHidden/>
+          </w:rPr>
+          <w:instrText xml:space="preserve"> </w:instrText>
+        </w:r>
+        <w:r>
+          <w:rPr>
+            <w:rFonts w:hint="eastAsia"/>
+            <w:noProof/>
+            <w:webHidden/>
+          </w:rPr>
+        </w:r>
+        <w:r>
+          <w:rPr>
+            <w:rFonts w:hint="eastAsia"/>
+            <w:noProof/>
+            <w:webHidden/>
+          </w:rPr>
+          <w:fldChar w:fldCharType="separate"/>
+        </w:r>
+        <w:r>
+          <w:rPr>
+            <w:noProof/>
+            <w:webHidden/>
+          </w:rPr>
+          <w:t>27</w:t>
         </w:r>
         <w:r>
           <w:rPr>
@@ -3157,12 +3074,473 @@
           <w14:ligatures w14:val="standardContextual"/>
         </w:rPr>
       </w:pPr>
-      <w:hyperlink w:anchor="_Toc240375876" w:history="1">
+      <w:hyperlink w:anchor="_Toc240384431" w:history="1">
         <w:r>
           <w:rPr>
             <w:rStyle w:val="a5"/>
             <w:noProof/>
           </w:rPr>
+          <w:t>开发方式与经验</w:t>
+        </w:r>
+        <w:r>
+          <w:rPr>
+            <w:rFonts w:hint="eastAsia"/>
+            <w:noProof/>
+            <w:webHidden/>
+          </w:rPr>
+          <w:tab/>
+        </w:r>
+        <w:r>
+          <w:rPr>
+            <w:rFonts w:hint="eastAsia"/>
+            <w:noProof/>
+            <w:webHidden/>
+          </w:rPr>
+          <w:fldChar w:fldCharType="begin"/>
+        </w:r>
+        <w:r>
+          <w:rPr>
+            <w:rFonts w:hint="eastAsia"/>
+            <w:noProof/>
+            <w:webHidden/>
+          </w:rPr>
+          <w:instrText xml:space="preserve"> </w:instrText>
+        </w:r>
+        <w:r>
+          <w:rPr>
+            <w:noProof/>
+            <w:webHidden/>
+          </w:rPr>
+          <w:instrText>PAGEREF _Toc240384431 \h</w:instrText>
+        </w:r>
+        <w:r>
+          <w:rPr>
+            <w:rFonts w:hint="eastAsia"/>
+            <w:noProof/>
+            <w:webHidden/>
+          </w:rPr>
+          <w:instrText xml:space="preserve"> </w:instrText>
+        </w:r>
+        <w:r>
+          <w:rPr>
+            <w:rFonts w:hint="eastAsia"/>
+            <w:noProof/>
+            <w:webHidden/>
+          </w:rPr>
+        </w:r>
+        <w:r>
+          <w:rPr>
+            <w:rFonts w:hint="eastAsia"/>
+            <w:noProof/>
+            <w:webHidden/>
+          </w:rPr>
+          <w:fldChar w:fldCharType="separate"/>
+        </w:r>
+        <w:r>
+          <w:rPr>
+            <w:noProof/>
+            <w:webHidden/>
+          </w:rPr>
+          <w:t>28</w:t>
+        </w:r>
+        <w:r>
+          <w:rPr>
+            <w:rFonts w:hint="eastAsia"/>
+            <w:noProof/>
+            <w:webHidden/>
+          </w:rPr>
+          <w:fldChar w:fldCharType="end"/>
+        </w:r>
+      </w:hyperlink>
+    </w:p>
+    <w:p>
+      <w:pPr>
+        <w:pStyle w:val="TOC2"/>
+        <w:rPr>
+          <w:rFonts w:hint="eastAsia" w:ascii="Times New Roman" w:hAnsi="Times New Roman" w:eastAsia="仿宋" w:cs="Times New Roman"/>
+          <w:noProof/>
+          <w:kern w:val="2"/>
+          <w:sz w:val="22"/>
+          <w14:ligatures w14:val="standardContextual"/>
+        </w:rPr>
+      </w:pPr>
+      <w:hyperlink w:anchor="_Toc240384432" w:history="1">
+        <w:r>
+          <w:rPr>
+            <w:rStyle w:val="a5"/>
+            <w:noProof/>
+          </w:rPr>
+          <w:t xml:space="preserve">3.7 </w:t>
+        </w:r>
+        <w:r>
+          <w:rPr>
+            <w:rStyle w:val="a5"/>
+            <w:noProof/>
+          </w:rPr>
+          <w:t>总结与展望</w:t>
+        </w:r>
+        <w:r>
+          <w:rPr>
+            <w:rFonts w:hint="eastAsia"/>
+            <w:noProof/>
+            <w:webHidden/>
+          </w:rPr>
+          <w:tab/>
+        </w:r>
+        <w:r>
+          <w:rPr>
+            <w:rFonts w:hint="eastAsia"/>
+            <w:noProof/>
+            <w:webHidden/>
+          </w:rPr>
+          <w:fldChar w:fldCharType="begin"/>
+        </w:r>
+        <w:r>
+          <w:rPr>
+            <w:rFonts w:hint="eastAsia"/>
+            <w:noProof/>
+            <w:webHidden/>
+          </w:rPr>
+          <w:instrText xml:space="preserve"> </w:instrText>
+        </w:r>
+        <w:r>
+          <w:rPr>
+            <w:noProof/>
+            <w:webHidden/>
+          </w:rPr>
+          <w:instrText>PAGEREF _Toc240384432 \h</w:instrText>
+        </w:r>
+        <w:r>
+          <w:rPr>
+            <w:rFonts w:hint="eastAsia"/>
+            <w:noProof/>
+            <w:webHidden/>
+          </w:rPr>
+          <w:instrText xml:space="preserve"> </w:instrText>
+        </w:r>
+        <w:r>
+          <w:rPr>
+            <w:rFonts w:hint="eastAsia"/>
+            <w:noProof/>
+            <w:webHidden/>
+          </w:rPr>
+        </w:r>
+        <w:r>
+          <w:rPr>
+            <w:rFonts w:hint="eastAsia"/>
+            <w:noProof/>
+            <w:webHidden/>
+          </w:rPr>
+          <w:fldChar w:fldCharType="separate"/>
+        </w:r>
+        <w:r>
+          <w:rPr>
+            <w:noProof/>
+            <w:webHidden/>
+          </w:rPr>
+          <w:t>29</w:t>
+        </w:r>
+        <w:r>
+          <w:rPr>
+            <w:rFonts w:hint="eastAsia"/>
+            <w:noProof/>
+            <w:webHidden/>
+          </w:rPr>
+          <w:fldChar w:fldCharType="end"/>
+        </w:r>
+      </w:hyperlink>
+    </w:p>
+    <w:p>
+      <w:pPr>
+        <w:pStyle w:val="TOC3"/>
+        <w:rPr>
+          <w:rFonts w:hint="eastAsia" w:ascii="Times New Roman" w:hAnsi="Times New Roman" w:eastAsia="仿宋" w:cs="Times New Roman"/>
+          <w:noProof/>
+          <w:kern w:val="2"/>
+          <w:sz w:val="22"/>
+          <w:szCs w:val="24"/>
+          <w14:ligatures w14:val="standardContextual"/>
+        </w:rPr>
+      </w:pPr>
+      <w:hyperlink w:anchor="_Toc240384433" w:history="1">
+        <w:r>
+          <w:rPr>
+            <w:rStyle w:val="a5"/>
+            <w:noProof/>
+          </w:rPr>
+          <w:t>成果总结</w:t>
+        </w:r>
+        <w:r>
+          <w:rPr>
+            <w:rFonts w:hint="eastAsia"/>
+            <w:noProof/>
+            <w:webHidden/>
+          </w:rPr>
+          <w:tab/>
+        </w:r>
+        <w:r>
+          <w:rPr>
+            <w:rFonts w:hint="eastAsia"/>
+            <w:noProof/>
+            <w:webHidden/>
+          </w:rPr>
+          <w:fldChar w:fldCharType="begin"/>
+        </w:r>
+        <w:r>
+          <w:rPr>
+            <w:rFonts w:hint="eastAsia"/>
+            <w:noProof/>
+            <w:webHidden/>
+          </w:rPr>
+          <w:instrText xml:space="preserve"> </w:instrText>
+        </w:r>
+        <w:r>
+          <w:rPr>
+            <w:noProof/>
+            <w:webHidden/>
+          </w:rPr>
+          <w:instrText>PAGEREF _Toc240384433 \h</w:instrText>
+        </w:r>
+        <w:r>
+          <w:rPr>
+            <w:rFonts w:hint="eastAsia"/>
+            <w:noProof/>
+            <w:webHidden/>
+          </w:rPr>
+          <w:instrText xml:space="preserve"> </w:instrText>
+        </w:r>
+        <w:r>
+          <w:rPr>
+            <w:rFonts w:hint="eastAsia"/>
+            <w:noProof/>
+            <w:webHidden/>
+          </w:rPr>
+        </w:r>
+        <w:r>
+          <w:rPr>
+            <w:rFonts w:hint="eastAsia"/>
+            <w:noProof/>
+            <w:webHidden/>
+          </w:rPr>
+          <w:fldChar w:fldCharType="separate"/>
+        </w:r>
+        <w:r>
+          <w:rPr>
+            <w:noProof/>
+            <w:webHidden/>
+          </w:rPr>
+          <w:t>29</w:t>
+        </w:r>
+        <w:r>
+          <w:rPr>
+            <w:rFonts w:hint="eastAsia"/>
+            <w:noProof/>
+            <w:webHidden/>
+          </w:rPr>
+          <w:fldChar w:fldCharType="end"/>
+        </w:r>
+      </w:hyperlink>
+    </w:p>
+    <w:p>
+      <w:pPr>
+        <w:pStyle w:val="TOC3"/>
+        <w:rPr>
+          <w:rFonts w:hint="eastAsia" w:ascii="Times New Roman" w:hAnsi="Times New Roman" w:eastAsia="仿宋" w:cs="Times New Roman"/>
+          <w:noProof/>
+          <w:kern w:val="2"/>
+          <w:sz w:val="22"/>
+          <w:szCs w:val="24"/>
+          <w14:ligatures w14:val="standardContextual"/>
+        </w:rPr>
+      </w:pPr>
+      <w:hyperlink w:anchor="_Toc240384434" w:history="1">
+        <w:r>
+          <w:rPr>
+            <w:rStyle w:val="a5"/>
+            <w:noProof/>
+          </w:rPr>
+          <w:t>应用前景与商业价值</w:t>
+        </w:r>
+        <w:r>
+          <w:rPr>
+            <w:rFonts w:hint="eastAsia"/>
+            <w:noProof/>
+            <w:webHidden/>
+          </w:rPr>
+          <w:tab/>
+        </w:r>
+        <w:r>
+          <w:rPr>
+            <w:rFonts w:hint="eastAsia"/>
+            <w:noProof/>
+            <w:webHidden/>
+          </w:rPr>
+          <w:fldChar w:fldCharType="begin"/>
+        </w:r>
+        <w:r>
+          <w:rPr>
+            <w:rFonts w:hint="eastAsia"/>
+            <w:noProof/>
+            <w:webHidden/>
+          </w:rPr>
+          <w:instrText xml:space="preserve"> </w:instrText>
+        </w:r>
+        <w:r>
+          <w:rPr>
+            <w:noProof/>
+            <w:webHidden/>
+          </w:rPr>
+          <w:instrText>PAGEREF _Toc240384434 \h</w:instrText>
+        </w:r>
+        <w:r>
+          <w:rPr>
+            <w:rFonts w:hint="eastAsia"/>
+            <w:noProof/>
+            <w:webHidden/>
+          </w:rPr>
+          <w:instrText xml:space="preserve"> </w:instrText>
+        </w:r>
+        <w:r>
+          <w:rPr>
+            <w:rFonts w:hint="eastAsia"/>
+            <w:noProof/>
+            <w:webHidden/>
+          </w:rPr>
+        </w:r>
+        <w:r>
+          <w:rPr>
+            <w:rFonts w:hint="eastAsia"/>
+            <w:noProof/>
+            <w:webHidden/>
+          </w:rPr>
+          <w:fldChar w:fldCharType="separate"/>
+        </w:r>
+        <w:r>
+          <w:rPr>
+            <w:noProof/>
+            <w:webHidden/>
+          </w:rPr>
+          <w:t>29</w:t>
+        </w:r>
+        <w:r>
+          <w:rPr>
+            <w:rFonts w:hint="eastAsia"/>
+            <w:noProof/>
+            <w:webHidden/>
+          </w:rPr>
+          <w:fldChar w:fldCharType="end"/>
+        </w:r>
+      </w:hyperlink>
+    </w:p>
+    <w:p>
+      <w:pPr>
+        <w:pStyle w:val="TOC3"/>
+        <w:rPr>
+          <w:rFonts w:hint="eastAsia" w:ascii="Times New Roman" w:hAnsi="Times New Roman" w:eastAsia="仿宋" w:cs="Times New Roman"/>
+          <w:noProof/>
+          <w:kern w:val="2"/>
+          <w:sz w:val="22"/>
+          <w:szCs w:val="24"/>
+          <w14:ligatures w14:val="standardContextual"/>
+        </w:rPr>
+      </w:pPr>
+      <w:hyperlink w:anchor="_Toc240384435" w:history="1">
+        <w:r>
+          <w:rPr>
+            <w:rStyle w:val="a5"/>
+            <w:noProof/>
+          </w:rPr>
+          <w:t>不足与后续重点</w:t>
+        </w:r>
+        <w:r>
+          <w:rPr>
+            <w:rFonts w:hint="eastAsia"/>
+            <w:noProof/>
+            <w:webHidden/>
+          </w:rPr>
+          <w:tab/>
+        </w:r>
+        <w:r>
+          <w:rPr>
+            <w:rFonts w:hint="eastAsia"/>
+            <w:noProof/>
+            <w:webHidden/>
+          </w:rPr>
+          <w:fldChar w:fldCharType="begin"/>
+        </w:r>
+        <w:r>
+          <w:rPr>
+            <w:rFonts w:hint="eastAsia"/>
+            <w:noProof/>
+            <w:webHidden/>
+          </w:rPr>
+          <w:instrText xml:space="preserve"> </w:instrText>
+        </w:r>
+        <w:r>
+          <w:rPr>
+            <w:noProof/>
+            <w:webHidden/>
+          </w:rPr>
+          <w:instrText>PAGEREF _Toc240384435 \h</w:instrText>
+        </w:r>
+        <w:r>
+          <w:rPr>
+            <w:rFonts w:hint="eastAsia"/>
+            <w:noProof/>
+            <w:webHidden/>
+          </w:rPr>
+          <w:instrText xml:space="preserve"> </w:instrText>
+        </w:r>
+        <w:r>
+          <w:rPr>
+            <w:rFonts w:hint="eastAsia"/>
+            <w:noProof/>
+            <w:webHidden/>
+          </w:rPr>
+        </w:r>
+        <w:r>
+          <w:rPr>
+            <w:rFonts w:hint="eastAsia"/>
+            <w:noProof/>
+            <w:webHidden/>
+          </w:rPr>
+          <w:fldChar w:fldCharType="separate"/>
+        </w:r>
+        <w:r>
+          <w:rPr>
+            <w:noProof/>
+            <w:webHidden/>
+          </w:rPr>
+          <w:t>30</w:t>
+        </w:r>
+        <w:r>
+          <w:rPr>
+            <w:rFonts w:hint="eastAsia"/>
+            <w:noProof/>
+            <w:webHidden/>
+          </w:rPr>
+          <w:fldChar w:fldCharType="end"/>
+        </w:r>
+      </w:hyperlink>
+    </w:p>
+    <w:p>
+      <w:pPr>
+        <w:pStyle w:val="TOC3"/>
+        <w:rPr>
+          <w:rFonts w:hint="eastAsia" w:ascii="Times New Roman" w:hAnsi="Times New Roman" w:eastAsia="仿宋" w:cs="Times New Roman"/>
+          <w:noProof/>
+          <w:kern w:val="2"/>
+          <w:sz w:val="22"/>
+          <w:szCs w:val="24"/>
+          <w14:ligatures w14:val="standardContextual"/>
+        </w:rPr>
+      </w:pPr>
+      <w:hyperlink w:anchor="_Toc240384436" w:history="1">
+        <w:r>
+          <w:rPr>
+            <w:rStyle w:val="a5"/>
+            <w:noProof/>
+          </w:rPr>
           <w:t>实现与证据索引</w:t>
         </w:r>
         <w:r>
@@ -3194,7 +3572,7 @@
             <w:noProof/>
             <w:webHidden/>
           </w:rPr>
-          <w:instrText>PAGEREF _Toc240375876 \h</w:instrText>
+          <w:instrText>PAGEREF _Toc240384436 \h</w:instrText>
         </w:r>
         <w:r>
           <w:rPr>
@@ -3224,7 +3602,7 @@
             <w:noProof/>
             <w:webHidden/>
           </w:rPr>
-          <w:t>22</w:t>
+          <w:t>31</w:t>
         </w:r>
         <w:r>
           <w:rPr>
@@ -3250,7 +3628,7 @@
         <w:pStyle w:val="1"/>
         <w:pageBreakBefore/>
       </w:pPr>
-      <w:bookmarkStart w:id="0" w:name="_Toc240375843"/>
+      <w:bookmarkStart w:id="0" w:name="_Toc240384399"/>
       <w:r>
         <w:lastRenderedPageBreak/>
         <w:t>1</w:t>
@@ -3279,7 +3657,7 @@
           <w:bottom w:w="40" w:type="dxa"/>
           <w:right w:w="113" w:type="dxa"/>
         </w:tblCellMar>
-        <w:tblLook w:val="04A0" w:firstRow="1" w:lastRow="0" w:firstColumn="1" w:lastColumn="0" w:noHBand="0" w:noVBand="1"/>
+        <w:tblLook w:val="0000" w:firstRow="0" w:lastRow="0" w:firstColumn="0" w:lastColumn="0" w:noHBand="0" w:noVBand="0"/>
       </w:tblPr>
       <w:tblGrid>
         <w:gridCol w:w="2122"/>
@@ -3483,7 +3861,7 @@
               <w:t>、</w:t>
             </w:r>
             <w:r>
-              <w:t xml:space="preserve">ai_agent </w:t>
+              <w:t xml:space="preserve">openvelaClaw </w:t>
             </w:r>
             <w:r>
               <w:t>集成、文档与公共仓</w:t>
@@ -3549,7 +3927,7 @@
       <w:pPr>
         <w:pStyle w:val="1"/>
       </w:pPr>
-      <w:bookmarkStart w:id="1" w:name="_Toc240375844"/>
+      <w:bookmarkStart w:id="1" w:name="_Toc240384400"/>
       <w:r>
         <w:t>2</w:t>
       </w:r>
@@ -3590,7 +3968,7 @@
         <w:t>界面与</w:t>
       </w:r>
       <w:r>
-        <w:t xml:space="preserve"> ai_agent</w:t>
+        <w:t xml:space="preserve"> openvelaClaw</w:t>
       </w:r>
       <w:r>
         <w:t>。采集、判定、告警与显示由本地</w:t>
@@ -3602,7 +3980,7 @@
         <w:t>代码完成，断网照常；联网后</w:t>
       </w:r>
       <w:r>
-        <w:t xml:space="preserve"> Agent </w:t>
+        <w:t xml:space="preserve"> openvelaClaw </w:t>
       </w:r>
       <w:r>
         <w:t>按</w:t>
@@ -3617,28 +3995,10 @@
         <w:t xml:space="preserve"> MQTT </w:t>
       </w:r>
       <w:r>
-        <w:t>四类主题上报云看板。重点是本地安全环、试读后人工确认、受限</w:t>
-      </w:r>
-      <w:r>
-        <w:t xml:space="preserve"> Agent </w:t>
-      </w:r>
-      <w:r>
-        <w:t>与</w:t>
-      </w:r>
-      <w:r>
-        <w:t xml:space="preserve"> AI </w:t>
-      </w:r>
-      <w:r>
-        <w:t>推测标注，另有</w:t>
-      </w:r>
-      <w:r>
-        <w:t xml:space="preserve"> Windows </w:t>
-      </w:r>
-      <w:r>
-        <w:t>上位机与只读云看板配套。已提交公共仓</w:t>
-      </w:r>
-      <w:r>
-        <w:t xml:space="preserve"> PR 8 </w:t>
+        <w:t>四类主题上报云看板。重点是本地安全环、滑窗失败率判定、试读后人工确认与受限工具。已提交公共仓</w:t>
+      </w:r>
+      <w:r>
+        <w:t xml:space="preserve"> PR 9 </w:t>
       </w:r>
       <w:r>
         <w:t>个；</w:t>
@@ -3722,7 +4082,7 @@
         <w:pStyle w:val="1"/>
         <w:pageBreakBefore/>
       </w:pPr>
-      <w:bookmarkStart w:id="2" w:name="_Toc240375845"/>
+      <w:bookmarkStart w:id="2" w:name="_Toc240384401"/>
       <w:r>
         <w:lastRenderedPageBreak/>
         <w:t>3</w:t>
@@ -3736,7 +4096,7 @@
       <w:pPr>
         <w:pStyle w:val="2"/>
       </w:pPr>
-      <w:bookmarkStart w:id="3" w:name="_Toc240375846"/>
+      <w:bookmarkStart w:id="3" w:name="_Toc240384402"/>
       <w:r>
         <w:t xml:space="preserve">3.1 </w:t>
       </w:r>
@@ -3749,7 +4109,7 @@
       <w:pPr>
         <w:pStyle w:val="3"/>
       </w:pPr>
-      <w:bookmarkStart w:id="4" w:name="_Toc240375847"/>
+      <w:bookmarkStart w:id="4" w:name="_Toc240384403"/>
       <w:r>
         <w:t>项目背景与问题定义</w:t>
       </w:r>
@@ -3823,7 +4183,7 @@
       <w:pPr>
         <w:pStyle w:val="3"/>
       </w:pPr>
-      <w:bookmarkStart w:id="5" w:name="_Toc240375848"/>
+      <w:bookmarkStart w:id="5" w:name="_Toc240384404"/>
       <w:r>
         <w:t>技术难点</w:t>
       </w:r>
@@ -3831,13 +4191,13 @@
     </w:p>
     <w:p>
       <w:r>
-        <w:t>同一颗</w:t>
+        <w:t>第一项是单核资源预算。同一颗</w:t>
       </w:r>
       <w:r>
         <w:t xml:space="preserve"> Cortex-M7 </w:t>
       </w:r>
       <w:r>
-        <w:t>处理器内核要同时承担图形刷新、总线采集、网络通信、</w:t>
+        <w:t>上要同时跑图形刷新、总线采集、网络协议栈、</w:t>
       </w:r>
       <w:r>
         <w:t xml:space="preserve">TLS </w:t>
@@ -3846,40 +4206,76 @@
         <w:t>加密连接和</w:t>
       </w:r>
       <w:r>
-        <w:t xml:space="preserve"> Agent </w:t>
-      </w:r>
-      <w:r>
-        <w:t>工具轮次。项目要协调栈和缓冲区预算，避免文件读写占用</w:t>
-      </w:r>
-      <w:r>
-        <w:t xml:space="preserve"> UI </w:t>
-      </w:r>
-      <w:r>
-        <w:t>线程，并让图形更新只处理真正变化的内容。</w:t>
-      </w:r>
-      <w:r>
-        <w:t xml:space="preserve">QSPI </w:t>
-      </w:r>
-      <w:r>
-        <w:t>外部闪存中执行的应用、</w:t>
-      </w:r>
-      <w:r>
-        <w:t xml:space="preserve">eMMC </w:t>
-      </w:r>
-      <w:r>
-        <w:t>存储中的数据和片内启动代码也要配合；</w:t>
-      </w:r>
-      <w:r>
-        <w:t xml:space="preserve">RJ45 </w:t>
-      </w:r>
-      <w:r>
-        <w:t>与</w:t>
-      </w:r>
-      <w:r>
-        <w:t xml:space="preserve"> ESP-01S </w:t>
-      </w:r>
-      <w:r>
-        <w:t>的网络管理则要和本地业务分开。</w:t>
+        <w:t xml:space="preserve"> openvelaClaw </w:t>
+      </w:r>
+      <w:r>
+        <w:t>工具轮次，这些组件共用同一块</w:t>
+      </w:r>
+      <w:r>
+        <w:t xml:space="preserve"> AXI SRAM</w:t>
+      </w:r>
+      <w:r>
+        <w:t>。趋势页把单点历史从</w:t>
+      </w:r>
+      <w:r>
+        <w:t xml:space="preserve"> 16 </w:t>
+      </w:r>
+      <w:r>
+        <w:t>点加深到</w:t>
+      </w:r>
+      <w:r>
+        <w:t xml:space="preserve"> 128 </w:t>
+      </w:r>
+      <w:r>
+        <w:t>点后，实测</w:t>
+      </w:r>
+      <w:r>
+        <w:t xml:space="preserve"> BSS </w:t>
+      </w:r>
+      <w:r>
+        <w:t>增量恰好</w:t>
+      </w:r>
+      <w:r>
+        <w:t xml:space="preserve"> 28672 </w:t>
+      </w:r>
+      <w:r>
+        <w:t>字节（符号区从</w:t>
+      </w:r>
+      <w:r>
+        <w:t xml:space="preserve"> 0x4e00 </w:t>
+      </w:r>
+      <w:r>
+        <w:t>到</w:t>
+      </w:r>
+      <w:r>
+        <w:t xml:space="preserve"> 0xbe00</w:t>
+      </w:r>
+      <w:r>
+        <w:t>），整机片内</w:t>
+      </w:r>
+      <w:r>
+        <w:t xml:space="preserve"> SRAM </w:t>
+      </w:r>
+      <w:r>
+        <w:t>占用</w:t>
+      </w:r>
+      <w:r>
+        <w:t xml:space="preserve"> 216.9 KB</w:t>
+      </w:r>
+      <w:r>
+        <w:t>，为</w:t>
+      </w:r>
+      <w:r>
+        <w:t xml:space="preserve"> 512 KB </w:t>
+      </w:r>
+      <w:r>
+        <w:t>的</w:t>
+      </w:r>
+      <w:r>
+        <w:t xml:space="preserve"> 41.4%</w:t>
+      </w:r>
+      <w:r>
+        <w:t>；显示帧缓冲位于外部存储器，不占片内空间。这类预算只能靠实测确认，无法从手册推出。</w:t>
       </w:r>
       <w:hyperlink r:id="rId11">
         <w:r>
@@ -3888,9 +4284,36 @@
             <w:sz w:val="24"/>
             <w:szCs w:val="24"/>
           </w:rPr>
-          <w:t>[3]</w:t>
-        </w:r>
-      </w:hyperlink>
+          <w:t>[41]</w:t>
+        </w:r>
+      </w:hyperlink>
+    </w:p>
+    <w:p>
+      <w:r>
+        <w:t>第二项来自启动方式。固件从</w:t>
+      </w:r>
+      <w:r>
+        <w:t xml:space="preserve"> QSPI </w:t>
+      </w:r>
+      <w:r>
+        <w:t>外部闪存原地执行，运行期不能擦写正在取指的闪存：退出</w:t>
+      </w:r>
+      <w:r>
+        <w:t xml:space="preserve"> memory-mapped </w:t>
+      </w:r>
+      <w:r>
+        <w:t>模式的那一刻，任何仍从该区域取指的代码（含中断服务程序）会当场失效。这条约束同时决定了</w:t>
+      </w:r>
+      <w:r>
+        <w:lastRenderedPageBreak/>
+        <w:t>两件事，启动链必须拆成片内启动代码与外部执行镜像两部分，以及</w:t>
+      </w:r>
+      <w:r>
+        <w:t xml:space="preserve"> OTA </w:t>
+      </w:r>
+      <w:r>
+        <w:t>的擦写只能交给片内执行的启动代码完成。</w:t>
+      </w:r>
       <w:hyperlink r:id="rId12">
         <w:r>
           <w:rPr>
@@ -3898,7 +4321,7 @@
             <w:sz w:val="24"/>
             <w:szCs w:val="24"/>
           </w:rPr>
-          <w:t>[6]</w:t>
+          <w:t>[32]</w:t>
         </w:r>
       </w:hyperlink>
       <w:hyperlink r:id="rId13">
@@ -3908,7 +4331,107 @@
             <w:sz w:val="24"/>
             <w:szCs w:val="24"/>
           </w:rPr>
-          <w:t>[19]</w:t>
+          <w:t>[34]</w:t>
+        </w:r>
+      </w:hyperlink>
+    </w:p>
+    <w:p>
+      <w:r>
+        <w:t>第三项是板卡标称与实测的落差。板级说明写的</w:t>
+      </w:r>
+      <w:r>
+        <w:t xml:space="preserve"> 128 MB SDRAM </w:t>
+      </w:r>
+      <w:r>
+        <w:t>是颗粒容量，实际走线为</w:t>
+      </w:r>
+      <w:r>
+        <w:t xml:space="preserve"> 16 </w:t>
+      </w:r>
+      <w:r>
+        <w:t>位，只有</w:t>
+      </w:r>
+      <w:r>
+        <w:t xml:space="preserve"> 8 MB </w:t>
+      </w:r>
+      <w:r>
+        <w:t>可访问；片内</w:t>
+      </w:r>
+      <w:r>
+        <w:t xml:space="preserve"> Flash </w:t>
+      </w:r>
+      <w:r>
+        <w:t>实际只有</w:t>
+      </w:r>
+      <w:r>
+        <w:t xml:space="preserve"> 128 KB</w:t>
+      </w:r>
+      <w:r>
+        <w:t>。构建期一度沿用同系列更大容量型号的链接脚本，把片内</w:t>
+      </w:r>
+      <w:r>
+        <w:t xml:space="preserve"> Flash </w:t>
+      </w:r>
+      <w:r>
+        <w:t>声明为</w:t>
+      </w:r>
+      <w:r>
+        <w:t xml:space="preserve"> 2048 KB</w:t>
+      </w:r>
+      <w:r>
+        <w:t>，这类偏差在编译期不报错，只在烧录或运行期暴露。</w:t>
+      </w:r>
+      <w:hyperlink r:id="rId14">
+        <w:r>
+          <w:rPr>
+            <w:color w:val="24588D"/>
+            <w:sz w:val="24"/>
+            <w:szCs w:val="24"/>
+          </w:rPr>
+          <w:t>[32]</w:t>
+        </w:r>
+      </w:hyperlink>
+    </w:p>
+    <w:p>
+      <w:r>
+        <w:t>第四项是存储的掉电语义。</w:t>
+      </w:r>
+      <w:r>
+        <w:t xml:space="preserve">eMMC </w:t>
+      </w:r>
+      <w:r>
+        <w:t>使用</w:t>
+      </w:r>
+      <w:r>
+        <w:t xml:space="preserve"> FAT </w:t>
+      </w:r>
+      <w:r>
+        <w:t>文件系统，它不提供写入原子性，写到一半的断电可能留下结构损坏的文件。点表、规则与网络配置因此不能依赖文件系统语义，必须由应用自己实现原子提交；而周期性的界面刷新与</w:t>
+      </w:r>
+      <w:r>
+        <w:t xml:space="preserve"> 485 </w:t>
+      </w:r>
+      <w:r>
+        <w:t>半双工时序，又让采集线程、界面线程与网络线程之间的并发成为常态而非例外。</w:t>
+      </w:r>
+      <w:hyperlink r:id="rId15">
+        <w:r>
+          <w:rPr>
+            <w:color w:val="24588D"/>
+            <w:sz w:val="24"/>
+            <w:szCs w:val="24"/>
+          </w:rPr>
+          <w:t>[33]</w:t>
+        </w:r>
+      </w:hyperlink>
+      <w:hyperlink r:id="rId16">
+        <w:r>
+          <w:rPr>
+            <w:color w:val="24588D"/>
+            <w:sz w:val="24"/>
+            <w:szCs w:val="24"/>
+          </w:rPr>
+          <w:t>[38]</w:t>
         </w:r>
       </w:hyperlink>
     </w:p>
@@ -3916,24 +4439,29 @@
       <w:pPr>
         <w:pStyle w:val="3"/>
       </w:pPr>
-      <w:bookmarkStart w:id="6" w:name="_Toc240375849"/>
-      <w:r>
-        <w:lastRenderedPageBreak/>
+      <w:bookmarkStart w:id="6" w:name="_Toc240384405"/>
+      <w:r>
         <w:t>创新点</w:t>
       </w:r>
       <w:bookmarkEnd w:id="6"/>
     </w:p>
     <w:p>
       <w:r>
-        <w:t>采集、阈值与离线判定、告警状态和显示路径都由确定性</w:t>
+        <w:t>第一是本地安全环。采集、阈值与离线判定、告警状态和显示路径都由确定性</w:t>
       </w:r>
       <w:r>
         <w:t xml:space="preserve"> C </w:t>
       </w:r>
       <w:r>
-        <w:t>代码负责，形成本地安全环。点表与实际读数决定告警，模型回答不参与触发或恢复。</w:t>
-      </w:r>
-      <w:hyperlink r:id="rId14">
+        <w:t>代码负责，点表与实际读数决定告警，模型回答不参与触发或恢复。离线判定用最近</w:t>
+      </w:r>
+      <w:r>
+        <w:t xml:space="preserve"> 8 </w:t>
+      </w:r>
+      <w:r>
+        <w:t>轮的滑动窗口失败率替代连续失败计数，让顺序到达的单次抖动不再翻转状态。</w:t>
+      </w:r>
+      <w:hyperlink r:id="rId17">
         <w:r>
           <w:rPr>
             <w:color w:val="24588D"/>
@@ -3943,7 +4471,7 @@
           <w:t>[1]</w:t>
         </w:r>
       </w:hyperlink>
-      <w:hyperlink r:id="rId15">
+      <w:hyperlink r:id="rId18">
         <w:r>
           <w:rPr>
             <w:color w:val="24588D"/>
@@ -3953,120 +4481,125 @@
           <w:t>[3]</w:t>
         </w:r>
       </w:hyperlink>
-    </w:p>
-    <w:p>
-      <w:r>
-        <w:t>候选点表与采集点表分开，编辑和试读不会直接更换运行中的点表。操作员看到试读结果后，单独执行带</w:t>
-      </w:r>
-      <w:r>
-        <w:t xml:space="preserve"> --confirm </w:t>
-      </w:r>
-      <w:r>
-        <w:t>的生效命令。</w:t>
-      </w:r>
-      <w:hyperlink r:id="rId16">
+      <w:hyperlink r:id="rId19">
         <w:r>
           <w:rPr>
             <w:color w:val="24588D"/>
             <w:sz w:val="24"/>
             <w:szCs w:val="24"/>
           </w:rPr>
-          <w:t>[2]</w:t>
-        </w:r>
-      </w:hyperlink>
-      <w:hyperlink r:id="rId17">
+          <w:t>[38]</w:t>
+        </w:r>
+      </w:hyperlink>
+    </w:p>
+    <w:p>
+      <w:r>
+        <w:t>第二是点表的人工确认闸门。候选点表与采集点表分开，编辑和试读不会直接更换运行中的点表；操作员看到试读结果后，单独执行带</w:t>
+      </w:r>
+      <w:r>
+        <w:t xml:space="preserve"> --confirm </w:t>
+      </w:r>
+      <w:r>
+        <w:t>的生效命令。测试读取与生效分属两条命令，固件不会在试读成功后自动提交。</w:t>
+      </w:r>
+      <w:hyperlink r:id="rId20">
         <w:r>
           <w:rPr>
             <w:color w:val="24588D"/>
             <w:sz w:val="24"/>
             <w:szCs w:val="24"/>
           </w:rPr>
-          <w:t>[10]</w:t>
-        </w:r>
-      </w:hyperlink>
-    </w:p>
-    <w:p>
-      <w:r>
-        <w:t>运营助手只做查询和解释，配置命令在</w:t>
-      </w:r>
-      <w:r>
-        <w:t xml:space="preserve"> C </w:t>
-      </w:r>
-      <w:r>
-        <w:t>层受限。模型解释会标为</w:t>
-      </w:r>
-      <w:r>
-        <w:t xml:space="preserve"> AI </w:t>
-      </w:r>
-      <w:r>
-        <w:t>推测，与本地规则结论分开。已落实的工具层限制见图</w:t>
-      </w:r>
-      <w:r>
-        <w:t xml:space="preserve"> 3</w:t>
-      </w:r>
-      <w:r>
-        <w:t>，待补强项见</w:t>
-      </w:r>
-      <w:r>
-        <w:t xml:space="preserve"> 3.7</w:t>
-      </w:r>
-      <w:r>
-        <w:t>。</w:t>
-      </w:r>
-      <w:hyperlink r:id="rId18">
+          <w:t>[2]</w:t>
+        </w:r>
+      </w:hyperlink>
+      <w:hyperlink r:id="rId21">
         <w:r>
           <w:rPr>
             <w:color w:val="24588D"/>
             <w:sz w:val="24"/>
             <w:szCs w:val="24"/>
           </w:rPr>
-          <w:t>[4]</w:t>
-        </w:r>
-      </w:hyperlink>
-      <w:hyperlink r:id="rId19">
+          <w:t>[10]</w:t>
+        </w:r>
+      </w:hyperlink>
+    </w:p>
+    <w:p>
+      <w:r>
+        <w:t>第三是受限的运营助手。</w:t>
+      </w:r>
+      <w:r>
+        <w:t xml:space="preserve">openvelaClaw </w:t>
+      </w:r>
+      <w:r>
+        <w:t>只做查询和解释，可调用的命令在</w:t>
+      </w:r>
+      <w:r>
+        <w:t xml:space="preserve"> C </w:t>
+      </w:r>
+      <w:r>
+        <w:t>层按允许表限制，文件访问限定在数据目录内。模型结论与本地规则结论在界面上分开标注，已落实的边界见图</w:t>
+      </w:r>
+      <w:r>
+        <w:t xml:space="preserve"> 4</w:t>
+      </w:r>
+      <w:r>
+        <w:t>，待补强项见</w:t>
+      </w:r>
+      <w:r>
+        <w:t xml:space="preserve"> 3.7</w:t>
+      </w:r>
+      <w:r>
+        <w:t>。</w:t>
+      </w:r>
+      <w:hyperlink r:id="rId22">
         <w:r>
           <w:rPr>
             <w:color w:val="24588D"/>
             <w:sz w:val="24"/>
             <w:szCs w:val="24"/>
           </w:rPr>
-          <w:t>[19]</w:t>
-        </w:r>
-      </w:hyperlink>
-    </w:p>
-    <w:p>
-      <w:r>
-        <w:t>板端</w:t>
-      </w:r>
-      <w:r>
-        <w:t xml:space="preserve"> Agent</w:t>
-      </w:r>
-      <w:r>
-        <w:t>、</w:t>
-      </w:r>
-      <w:r>
-        <w:t xml:space="preserve">Windows </w:t>
-      </w:r>
-      <w:r>
-        <w:t>点表上位机与只读云看板构成端端与端云分工：电脑负责生成和确认配置，板端负责本地判断与解释，云端只做留档与检索，三者通过串口协议与</w:t>
-      </w:r>
-      <w:r>
-        <w:t xml:space="preserve"> MQTT </w:t>
-      </w:r>
-      <w:r>
-        <w:t>四类主题解耦。</w:t>
-      </w:r>
-      <w:hyperlink r:id="rId20">
+          <w:t>[4]</w:t>
+        </w:r>
+      </w:hyperlink>
+      <w:hyperlink r:id="rId23">
         <w:r>
           <w:rPr>
             <w:color w:val="24588D"/>
             <w:sz w:val="24"/>
             <w:szCs w:val="24"/>
           </w:rPr>
+          <w:t>[19]</w:t>
+        </w:r>
+      </w:hyperlink>
+    </w:p>
+    <w:p>
+      <w:r>
+        <w:lastRenderedPageBreak/>
+        <w:t>第四是端端与端云分工。板端、</w:t>
+      </w:r>
+      <w:r>
+        <w:t xml:space="preserve">Windows </w:t>
+      </w:r>
+      <w:r>
+        <w:t>点表上位机与只读云看板构成三端协作：电脑负责生成和确认配置，板端负责本地判断与解释，云端只做留档与检索，三者通过串口协议与</w:t>
+      </w:r>
+      <w:r>
+        <w:t xml:space="preserve"> MQTT </w:t>
+      </w:r>
+      <w:r>
+        <w:t>四类主题解耦。</w:t>
+      </w:r>
+      <w:hyperlink r:id="rId24">
+        <w:r>
+          <w:rPr>
+            <w:color w:val="24588D"/>
+            <w:sz w:val="24"/>
+            <w:szCs w:val="24"/>
+          </w:rPr>
           <w:t>[28]</w:t>
         </w:r>
       </w:hyperlink>
-      <w:hyperlink r:id="rId21">
+      <w:hyperlink r:id="rId25">
         <w:r>
           <w:rPr>
             <w:color w:val="24588D"/>
@@ -4081,7 +4614,7 @@
       <w:pPr>
         <w:pStyle w:val="2"/>
       </w:pPr>
-      <w:bookmarkStart w:id="7" w:name="_Toc240375850"/>
+      <w:bookmarkStart w:id="7" w:name="_Toc240384406"/>
       <w:r>
         <w:t xml:space="preserve">3.2 </w:t>
       </w:r>
@@ -4094,7 +4627,7 @@
       <w:pPr>
         <w:pStyle w:val="3"/>
       </w:pPr>
-      <w:bookmarkStart w:id="8" w:name="_Toc240375851"/>
+      <w:bookmarkStart w:id="8" w:name="_Toc240384407"/>
       <w:r>
         <w:t>系统总体架构</w:t>
       </w:r>
@@ -4114,19 +4647,19 @@
         <w:t xml:space="preserve">H750B-DK </w:t>
       </w:r>
       <w:r>
-        <w:t>网关和联网服务组成。现场从站负责寄存器数据，</w:t>
+        <w:t>网关和联网服务组成。现场从站提供寄存器数据；</w:t>
       </w:r>
       <w:r>
         <w:t xml:space="preserve">openvela </w:t>
       </w:r>
       <w:r>
-        <w:t>网关负责主站采集、配置、图形和</w:t>
-      </w:r>
-      <w:r>
-        <w:t xml:space="preserve"> Agent </w:t>
-      </w:r>
-      <w:r>
-        <w:t>运行；</w:t>
+        <w:t>网关负责主站采集、配置管理、图形界面与</w:t>
+      </w:r>
+      <w:r>
+        <w:t xml:space="preserve"> openvelaClaw </w:t>
+      </w:r>
+      <w:r>
+        <w:t>运行。</w:t>
       </w:r>
       <w:r>
         <w:t xml:space="preserve">MiMo </w:t>
@@ -4144,19 +4677,43 @@
         <w:t xml:space="preserve">LVGL </w:t>
       </w:r>
       <w:r>
-        <w:t>是嵌入式图形组件库，</w:t>
-      </w:r>
-      <w:r>
-        <w:t xml:space="preserve">ai_agent </w:t>
-      </w:r>
-      <w:r>
-        <w:t>是</w:t>
+        <w:t>是嵌入式图形组件库；</w:t>
+      </w:r>
+      <w:r>
+        <w:t xml:space="preserve">openvelaClaw </w:t>
+      </w:r>
+      <w:r>
+        <w:t>是基于</w:t>
       </w:r>
       <w:r>
         <w:t xml:space="preserve"> openvela </w:t>
       </w:r>
       <w:r>
-        <w:t>的设备端助手框架。电脑用于上位机配置、开发和救援；云端另有只读看板，订阅四类主题并留存历史，不向设备下发命令。</w:t>
+        <w:t>的</w:t>
+      </w:r>
+      <w:r>
+        <w:t xml:space="preserve"> AI Agent </w:t>
+      </w:r>
+      <w:r>
+        <w:t>智能引擎，也就是</w:t>
+      </w:r>
+      <w:r>
+        <w:t xml:space="preserve"> openvela </w:t>
+      </w:r>
+      <w:r>
+        <w:t>的端侧</w:t>
+      </w:r>
+      <w:r>
+        <w:t xml:space="preserve"> AI Agent </w:t>
+      </w:r>
+      <w:r>
+        <w:t>框架，代码包名为</w:t>
+      </w:r>
+      <w:r>
+        <w:t xml:space="preserve"> packages/ai_agent</w:t>
+      </w:r>
+      <w:r>
+        <w:t>，本作品在该框架上运行一组受限工具。电脑用于上位机配置、开发和救援；云端另有只读看板，订阅四类主题并留存历史，不向设备下发命令。</w:t>
       </w:r>
     </w:p>
     <w:p>
@@ -4172,7 +4729,7 @@
         </w:rPr>
         <w:lastRenderedPageBreak/>
         <w:drawing>
-          <wp:inline distT="0" distB="0" distL="0" distR="0" wp14:anchorId="5869BC0D" wp14:editId="6B602AC4">
+          <wp:inline distT="0" distB="0" distL="0" distR="0" wp14:anchorId="645C9C7B" wp14:editId="4FEBFF50">
             <wp:extent cx="5615940" cy="3275965"/>
             <wp:effectExtent l="0" t="0" r="0" b="0"/>
             <wp:docPr id="1" name="Picture 1" descr="图 1  系统总体架构：现场、板端与云端的职责分工"/>
@@ -4187,7 +4744,7 @@
                     <pic:cNvPicPr/>
                   </pic:nvPicPr>
                   <pic:blipFill>
-                    <a:blip r:embed="rId22"/>
+                    <a:blip r:embed="rId26"/>
                     <a:stretch>
                       <a:fillRect/>
                     </a:stretch>
@@ -4226,7 +4783,7 @@
       <w:pPr>
         <w:pStyle w:val="3"/>
       </w:pPr>
-      <w:bookmarkStart w:id="9" w:name="_Toc240375852"/>
+      <w:bookmarkStart w:id="9" w:name="_Toc240384408"/>
       <w:r>
         <w:t>方案论证与选型</w:t>
       </w:r>
@@ -4266,7 +4823,7 @@
       <w:r>
         <w:t>和以太网接口都能直接用。另加一台长期在线电脑，会把采集与现场显示继续交给主机；把屏幕和网关拆成多个节点，又会多出同步和部署环节。同板实现少了这些问题，但内存预算更紧。</w:t>
       </w:r>
-      <w:hyperlink r:id="rId23">
+      <w:hyperlink r:id="rId27">
         <w:r>
           <w:rPr>
             <w:color w:val="24588D"/>
@@ -4276,7 +4833,7 @@
           <w:t>[9]</w:t>
         </w:r>
       </w:hyperlink>
-      <w:hyperlink r:id="rId24">
+      <w:hyperlink r:id="rId28">
         <w:r>
           <w:rPr>
             <w:color w:val="24588D"/>
@@ -4289,7 +4846,7 @@
     </w:p>
     <w:p>
       <w:r>
-        <w:t xml:space="preserve">ai_agent </w:t>
+        <w:t xml:space="preserve">openvelaClaw </w:t>
       </w:r>
       <w:r>
         <w:t>的</w:t>
@@ -4348,7 +4905,7 @@
       <w:r>
         <w:t>转发服务。</w:t>
       </w:r>
-      <w:hyperlink r:id="rId25">
+      <w:hyperlink r:id="rId29">
         <w:r>
           <w:rPr>
             <w:color w:val="24588D"/>
@@ -4358,7 +4915,7 @@
           <w:t>[7]</w:t>
         </w:r>
       </w:hyperlink>
-      <w:hyperlink r:id="rId26">
+      <w:hyperlink r:id="rId30">
         <w:r>
           <w:rPr>
             <w:color w:val="24588D"/>
@@ -4385,7 +4942,7 @@
       <w:r>
         <w:t>在线。屏幕上的运行报告由固件统计，联网生成的解释与它分开。</w:t>
       </w:r>
-      <w:hyperlink r:id="rId27">
+      <w:hyperlink r:id="rId31">
         <w:r>
           <w:rPr>
             <w:color w:val="24588D"/>
@@ -4395,7 +4952,7 @@
           <w:t>[1]</w:t>
         </w:r>
       </w:hyperlink>
-      <w:hyperlink r:id="rId28">
+      <w:hyperlink r:id="rId32">
         <w:r>
           <w:rPr>
             <w:color w:val="24588D"/>
@@ -4405,7 +4962,7 @@
           <w:t>[3]</w:t>
         </w:r>
       </w:hyperlink>
-      <w:hyperlink r:id="rId29">
+      <w:hyperlink r:id="rId33">
         <w:r>
           <w:rPr>
             <w:color w:val="24588D"/>
@@ -4419,61 +4976,88 @@
     <w:p>
       <w:r>
         <w:lastRenderedPageBreak/>
-        <w:t>联网侧不再自建</w:t>
-      </w:r>
-      <w:r>
-        <w:t xml:space="preserve"> AI </w:t>
-      </w:r>
-      <w:r>
-        <w:t>转发服务：板端</w:t>
-      </w:r>
-      <w:r>
-        <w:t xml:space="preserve"> Agent </w:t>
-      </w:r>
-      <w:r>
-        <w:t>经</w:t>
-      </w:r>
-      <w:r>
-        <w:t xml:space="preserve"> HTTPS </w:t>
-      </w:r>
-      <w:r>
-        <w:t>直连</w:t>
-      </w:r>
-      <w:r>
-        <w:t xml:space="preserve"> MiMo</w:t>
-      </w:r>
-      <w:r>
-        <w:t>，</w:t>
-      </w:r>
-      <w:r>
-        <w:t xml:space="preserve">MQTT </w:t>
-      </w:r>
-      <w:r>
-        <w:t>只承载状态与数据，供只读看板消费。上位机做成</w:t>
-      </w:r>
-      <w:r>
-        <w:t xml:space="preserve"> Windows </w:t>
-      </w:r>
-      <w:r>
-        <w:t>图形程序，直接使用板端已有的</w:t>
-      </w:r>
-      <w:r>
-        <w:t xml:space="preserve"> vgpoint </w:t>
-      </w:r>
-      <w:r>
-        <w:t>协议，不为每台现场笔记本再部署运行时。三个部分各自可单独替换，也不增加板端的内存负担。</w:t>
-      </w:r>
-      <w:hyperlink r:id="rId30">
+        <w:t>有两项看起来更聪明的做法被主动否决，理由都是现场可靠性。一是波特率矩阵扫描：本机只有一个串口，任一时刻只能工作在一种波特率上，列入更多档位只会拉长扫描时间而不提高命中率，阶段</w:t>
+      </w:r>
+      <w:r>
+        <w:t xml:space="preserve"> 1 </w:t>
+      </w:r>
+      <w:r>
+        <w:t>固定</w:t>
+      </w:r>
+      <w:r>
+        <w:t xml:space="preserve"> 9600</w:t>
+      </w:r>
+      <w:r>
+        <w:t>。二是让模型识别设备型号来推断寄存器语义：工业现场以供应商手册为准，模型识别无法保证准确率，因此点表仍由人工按手册配置并用试读验证。</w:t>
+      </w:r>
+      <w:hyperlink r:id="rId34">
         <w:r>
           <w:rPr>
             <w:color w:val="24588D"/>
             <w:sz w:val="24"/>
             <w:szCs w:val="24"/>
           </w:rPr>
+          <w:t>[44]</w:t>
+        </w:r>
+      </w:hyperlink>
+    </w:p>
+    <w:p>
+      <w:r>
+        <w:t>联网侧不再自建</w:t>
+      </w:r>
+      <w:r>
+        <w:t xml:space="preserve"> AI </w:t>
+      </w:r>
+      <w:r>
+        <w:t>转发服务：板端</w:t>
+      </w:r>
+      <w:r>
+        <w:t xml:space="preserve"> openvelaClaw </w:t>
+      </w:r>
+      <w:r>
+        <w:t>经</w:t>
+      </w:r>
+      <w:r>
+        <w:t xml:space="preserve"> HTTPS </w:t>
+      </w:r>
+      <w:r>
+        <w:t>直连</w:t>
+      </w:r>
+      <w:r>
+        <w:t xml:space="preserve"> MiMo</w:t>
+      </w:r>
+      <w:r>
+        <w:t>，</w:t>
+      </w:r>
+      <w:r>
+        <w:t xml:space="preserve">MQTT </w:t>
+      </w:r>
+      <w:r>
+        <w:t>只承载状态与数据，供只读看板消费。上位机做成</w:t>
+      </w:r>
+      <w:r>
+        <w:t xml:space="preserve"> Windows </w:t>
+      </w:r>
+      <w:r>
+        <w:t>图形程序，直接使用板端已有的</w:t>
+      </w:r>
+      <w:r>
+        <w:t xml:space="preserve"> vgpoint </w:t>
+      </w:r>
+      <w:r>
+        <w:t>协议，不为每台现场笔记本再部署运行时。三个部分各自可单独替换，也不增加板端的内存负担。</w:t>
+      </w:r>
+      <w:hyperlink r:id="rId35">
+        <w:r>
+          <w:rPr>
+            <w:color w:val="24588D"/>
+            <w:sz w:val="24"/>
+            <w:szCs w:val="24"/>
+          </w:rPr>
           <w:t>[28]</w:t>
         </w:r>
       </w:hyperlink>
-      <w:hyperlink r:id="rId31">
+      <w:hyperlink r:id="rId36">
         <w:r>
           <w:rPr>
             <w:color w:val="24588D"/>
@@ -4488,7 +5072,7 @@
       <w:pPr>
         <w:pStyle w:val="3"/>
       </w:pPr>
-      <w:bookmarkStart w:id="10" w:name="_Toc240375853"/>
+      <w:bookmarkStart w:id="10" w:name="_Toc240384409"/>
       <w:r>
         <w:t>关键模块设计</w:t>
       </w:r>
@@ -4629,7 +5213,6 @@
           <w:p>
             <w:pPr>
               <w:pStyle w:val="TableText"/>
-              <w:jc w:val="center"/>
             </w:pPr>
             <w:r>
               <w:t>采集与点表</w:t>
@@ -4699,7 +5282,6 @@
           <w:p>
             <w:pPr>
               <w:pStyle w:val="TableText"/>
-              <w:jc w:val="center"/>
             </w:pPr>
             <w:r>
               <w:t>规则与统计</w:t>
@@ -4772,7 +5354,6 @@
           <w:p>
             <w:pPr>
               <w:pStyle w:val="TableText"/>
-              <w:jc w:val="center"/>
             </w:pPr>
             <w:r>
               <w:t>LVGL HMI</w:t>
@@ -4839,10 +5420,9 @@
           <w:p>
             <w:pPr>
               <w:pStyle w:val="TableText"/>
-              <w:jc w:val="center"/>
             </w:pPr>
             <w:r>
-              <w:t>ai_agent</w:t>
+              <w:t>openvelaClaw</w:t>
             </w:r>
           </w:p>
         </w:tc>
@@ -4924,7 +5504,6 @@
           <w:p>
             <w:pPr>
               <w:pStyle w:val="TableText"/>
-              <w:jc w:val="center"/>
             </w:pPr>
             <w:r>
               <w:t>网络与</w:t>
@@ -5012,7 +5591,6 @@
           <w:p>
             <w:pPr>
               <w:pStyle w:val="TableText"/>
-              <w:jc w:val="center"/>
             </w:pPr>
             <w:r>
               <w:t>上位机（配套）</w:t>
@@ -5082,7 +5660,6 @@
           <w:p>
             <w:pPr>
               <w:pStyle w:val="TableText"/>
-              <w:jc w:val="center"/>
             </w:pPr>
             <w:r>
               <w:t>云看板（配套）</w:t>
@@ -5172,7 +5749,11 @@
         <w:t>板端验收四项断言全部通过（</w:t>
       </w:r>
       <w:r>
-        <w:t>PASS=4 FAIL=0</w:t>
+        <w:t xml:space="preserve">PASS=4 </w:t>
+      </w:r>
+      <w:r>
+        <w:lastRenderedPageBreak/>
+        <w:t>FAIL=0</w:t>
       </w:r>
       <w:r>
         <w:t>），涵盖设备标识、链路状态、以太网地址与</w:t>
@@ -5183,7 +5764,7 @@
       <w:r>
         <w:t>在线。</w:t>
       </w:r>
-      <w:hyperlink r:id="rId32">
+      <w:hyperlink r:id="rId37">
         <w:r>
           <w:rPr>
             <w:color w:val="24588D"/>
@@ -5193,7 +5774,7 @@
           <w:t>[6]</w:t>
         </w:r>
       </w:hyperlink>
-      <w:hyperlink r:id="rId33">
+      <w:hyperlink r:id="rId38">
         <w:r>
           <w:rPr>
             <w:color w:val="24588D"/>
@@ -5203,7 +5784,7 @@
           <w:t>[8]</w:t>
         </w:r>
       </w:hyperlink>
-      <w:hyperlink r:id="rId34">
+      <w:hyperlink r:id="rId39">
         <w:r>
           <w:rPr>
             <w:color w:val="24588D"/>
@@ -5213,7 +5794,7 @@
           <w:t>[20]</w:t>
         </w:r>
       </w:hyperlink>
-      <w:hyperlink r:id="rId35">
+      <w:hyperlink r:id="rId40">
         <w:r>
           <w:rPr>
             <w:color w:val="24588D"/>
@@ -5235,9 +5816,8 @@
         <w:rPr>
           <w:noProof/>
         </w:rPr>
-        <w:lastRenderedPageBreak/>
         <w:drawing>
-          <wp:inline distT="0" distB="0" distL="0" distR="0" wp14:anchorId="63559E8E" wp14:editId="66B0A971">
+          <wp:inline distT="0" distB="0" distL="0" distR="0" wp14:anchorId="2BAE8EBC" wp14:editId="62A680A3">
             <wp:extent cx="5615940" cy="3182366"/>
             <wp:effectExtent l="0" t="0" r="0" b="0"/>
             <wp:docPr id="2" name="Picture 2" descr="图 2  板端首页：32 个点位的快照与状态栏"/>
@@ -5252,7 +5832,7 @@
                     <pic:cNvPicPr/>
                   </pic:nvPicPr>
                   <pic:blipFill>
-                    <a:blip r:embed="rId36"/>
+                    <a:blip r:embed="rId41"/>
                     <a:stretch>
                       <a:fillRect/>
                     </a:stretch>
@@ -5301,19 +5881,31 @@
         <w:t xml:space="preserve"> 32 </w:t>
       </w:r>
       <w:r>
-        <w:t>个点位、</w:t>
-      </w:r>
-      <w:r>
-        <w:t xml:space="preserve">32 </w:t>
-      </w:r>
-      <w:r>
-        <w:t>个扫描地址；单从站帧统计保留</w:t>
+        <w:t>个点位，扫描地址同为</w:t>
+      </w:r>
+      <w:r>
+        <w:t xml:space="preserve"> 1 </w:t>
+      </w:r>
+      <w:r>
+        <w:t>到</w:t>
+      </w:r>
+      <w:r>
+        <w:t xml:space="preserve"> 32</w:t>
+      </w:r>
+      <w:r>
+        <w:t>；帧统计按从站分桶，最多</w:t>
       </w:r>
       <w:r>
         <w:t xml:space="preserve"> 8 </w:t>
       </w:r>
       <w:r>
-        <w:t>个窗口桶。上图由无头用例驱动真实</w:t>
+        <w:t>个从站，每桶保留最近</w:t>
+      </w:r>
+      <w:r>
+        <w:t xml:space="preserve"> 64 </w:t>
+      </w:r>
+      <w:r>
+        <w:t>帧。上图由无头用例驱动真实</w:t>
       </w:r>
       <w:r>
         <w:t xml:space="preserve"> LVGL </w:t>
@@ -5327,7 +5919,7 @@
       <w:r>
         <w:t>。</w:t>
       </w:r>
-      <w:hyperlink r:id="rId37">
+      <w:hyperlink r:id="rId42">
         <w:r>
           <w:rPr>
             <w:color w:val="24588D"/>
@@ -5337,7 +5929,7 @@
           <w:t>[25]</w:t>
         </w:r>
       </w:hyperlink>
-      <w:hyperlink r:id="rId38">
+      <w:hyperlink r:id="rId43">
         <w:r>
           <w:rPr>
             <w:color w:val="24588D"/>
@@ -5352,7 +5944,7 @@
       <w:pPr>
         <w:pStyle w:val="2"/>
       </w:pPr>
-      <w:bookmarkStart w:id="11" w:name="_Toc240375854"/>
+      <w:bookmarkStart w:id="11" w:name="_Toc240384410"/>
       <w:r>
         <w:t xml:space="preserve">3.3 </w:t>
       </w:r>
@@ -5365,68 +5957,65 @@
       <w:pPr>
         <w:pStyle w:val="3"/>
       </w:pPr>
-      <w:bookmarkStart w:id="12" w:name="_Toc240375855"/>
-      <w:r>
-        <w:t>云端推理与</w:t>
+      <w:bookmarkStart w:id="12" w:name="_Toc240384411"/>
+      <w:r>
+        <w:t xml:space="preserve">openvelaClaw </w:t>
+      </w:r>
+      <w:r>
+        <w:t>的推理链路与工具轮次</w:t>
+      </w:r>
+      <w:bookmarkEnd w:id="12"/>
+    </w:p>
+    <w:p>
+      <w:r>
+        <w:t>推理在云端完成，设备端负责会话、</w:t>
+      </w:r>
+      <w:r>
+        <w:t xml:space="preserve">Skill </w:t>
+      </w:r>
+      <w:r>
+        <w:t>加载与工具调用，本节的量化集中在接口、轮次与工具次数。</w:t>
+      </w:r>
+      <w:r>
+        <w:t xml:space="preserve">MiMo </w:t>
+      </w:r>
+      <w:r>
+        <w:t>通过</w:t>
+      </w:r>
+      <w:r>
+        <w:t xml:space="preserve"> /v1/chat/completions </w:t>
+      </w:r>
+      <w:r>
+        <w:t>接口和</w:t>
+      </w:r>
+      <w:r>
+        <w:t xml:space="preserve"> Bearer </w:t>
+      </w:r>
+      <w:r>
+        <w:t>鉴权提供推理；</w:t>
+      </w:r>
+      <w:r>
+        <w:t xml:space="preserve">openvelaClaw </w:t>
+      </w:r>
+      <w:r>
+        <w:t>在板上维护会话、加载</w:t>
+      </w:r>
+      <w:r>
+        <w:t xml:space="preserve"> Skill</w:t>
+      </w:r>
+      <w:r>
+        <w:t>，并运行</w:t>
       </w:r>
       <w:r>
         <w:t xml:space="preserve"> ReAct </w:t>
       </w:r>
       <w:r>
-        <w:t>工具轮次</w:t>
-      </w:r>
-      <w:bookmarkEnd w:id="12"/>
-    </w:p>
-    <w:p>
-      <w:r>
-        <w:t>推理在云端完成，设备端负责会话、</w:t>
+        <w:t>循环。</w:t>
       </w:r>
       <w:r>
         <w:t xml:space="preserve">Skill </w:t>
       </w:r>
       <w:r>
-        <w:t>加载与工具调用，本节的量化集中在接口、轮次与工具次数。</w:t>
-      </w:r>
-      <w:r>
-        <w:t xml:space="preserve">MiMo </w:t>
-      </w:r>
-      <w:r>
-        <w:t>通过</w:t>
-      </w:r>
-      <w:r>
-        <w:t xml:space="preserve"> /v1/chat/completions </w:t>
-      </w:r>
-      <w:r>
-        <w:t>接口和</w:t>
-      </w:r>
-      <w:r>
-        <w:t xml:space="preserve"> Bearer </w:t>
-      </w:r>
-      <w:r>
-        <w:t>鉴权提供推理；</w:t>
-      </w:r>
-      <w:r>
-        <w:t xml:space="preserve">ai_agent </w:t>
-      </w:r>
-      <w:r>
-        <w:t>在板上维护会话、加载</w:t>
-      </w:r>
-      <w:r>
-        <w:t xml:space="preserve"> Skill</w:t>
-      </w:r>
-      <w:r>
-        <w:t>，并运行</w:t>
-      </w:r>
-      <w:r>
-        <w:t xml:space="preserve"> ReAct </w:t>
-      </w:r>
-      <w:r>
-        <w:t>循环。</w:t>
-      </w:r>
-      <w:r>
-        <w:t xml:space="preserve">Skill </w:t>
-      </w:r>
-      <w:r>
         <w:t>是约定任务步骤与约束的</w:t>
       </w:r>
       <w:r>
@@ -5439,9 +6028,10 @@
         <w:t xml:space="preserve">ReAct </w:t>
       </w:r>
       <w:r>
+        <w:lastRenderedPageBreak/>
         <w:t>指模型根据工具返回的结果继续推理，直到形成回答或达到轮次限制。</w:t>
       </w:r>
-      <w:hyperlink r:id="rId39">
+      <w:hyperlink r:id="rId44">
         <w:r>
           <w:rPr>
             <w:color w:val="24588D"/>
@@ -5451,7 +6041,7 @@
           <w:t>[7]</w:t>
         </w:r>
       </w:hyperlink>
-      <w:hyperlink r:id="rId40">
+      <w:hyperlink r:id="rId45">
         <w:r>
           <w:rPr>
             <w:color w:val="24588D"/>
@@ -5482,13 +6072,9 @@
         <w:t xml:space="preserve"> last_alarm.md</w:t>
       </w:r>
       <w:r>
-        <w:t>。数据缺失必须保留</w:t>
-      </w:r>
-      <w:r>
-        <w:lastRenderedPageBreak/>
-        <w:t>不确定性，不能用推测补齐真实读数。工具调用与拦截通过框架的系统日志记录。</w:t>
-      </w:r>
-      <w:hyperlink r:id="rId41">
+        <w:t>。数据缺失必须保留不确定性，不能用推测补齐真实读数。工具调用与拦截通过框架的系统日志记录。</w:t>
+      </w:r>
+      <w:hyperlink r:id="rId46">
         <w:r>
           <w:rPr>
             <w:color w:val="24588D"/>
@@ -5498,7 +6084,7 @@
           <w:t>[4]</w:t>
         </w:r>
       </w:hyperlink>
-      <w:hyperlink r:id="rId42">
+      <w:hyperlink r:id="rId47">
         <w:r>
           <w:rPr>
             <w:color w:val="24588D"/>
@@ -5513,9 +6099,9 @@
       <w:pPr>
         <w:pStyle w:val="3"/>
       </w:pPr>
-      <w:bookmarkStart w:id="13" w:name="_Toc240375856"/>
-      <w:r>
-        <w:t>确定性规则与确认机制</w:t>
+      <w:bookmarkStart w:id="13" w:name="_Toc240384412"/>
+      <w:r>
+        <w:t>阈值与离线的确定性判定</w:t>
       </w:r>
       <w:bookmarkEnd w:id="13"/>
     </w:p>
@@ -5536,10 +6122,10 @@
         <w:t>、</w:t>
       </w:r>
       <w:r>
-        <w:t>eq</w:t>
-      </w:r>
-      <w:r>
-        <w:t>，即大于等于、小于等于和等值比较，并区分</w:t>
+        <w:t xml:space="preserve">eq </w:t>
+      </w:r>
+      <w:r>
+        <w:t>三种比较，区分</w:t>
       </w:r>
       <w:r>
         <w:t xml:space="preserve"> warn </w:t>
@@ -5551,33 +6137,15 @@
         <w:t xml:space="preserve"> crit </w:t>
       </w:r>
       <w:r>
-        <w:t>严重告警。等值比较使用</w:t>
+        <w:t>严重告警，等值比较使用</w:t>
       </w:r>
       <w:r>
         <w:t xml:space="preserve"> 0.0005 </w:t>
       </w:r>
       <w:r>
-        <w:t>的数值容差。读失败进入离线判断；板端还会检查连续失败次数和最近</w:t>
-      </w:r>
-      <w:r>
-        <w:t xml:space="preserve"> 8 </w:t>
-      </w:r>
-      <w:r>
-        <w:t>轮的失败窗口，窗口默认至少</w:t>
-      </w:r>
-      <w:r>
-        <w:t xml:space="preserve"> 5 </w:t>
-      </w:r>
-      <w:r>
-        <w:t>次失败，并结合</w:t>
-      </w:r>
-      <w:r>
-        <w:t xml:space="preserve"> fail_n </w:t>
-      </w:r>
-      <w:r>
-        <w:t>配置过滤短时抖动。多个告警并存时，严重、离线、预警按顺序选择主要告警。</w:t>
-      </w:r>
-      <w:hyperlink r:id="rId43">
+        <w:t>的数值容差，避免浮点比较在边界上抖动。同一时刻允许多个告警并存，首页按严重、离线、预警的顺序选取主要告警。</w:t>
+      </w:r>
+      <w:hyperlink r:id="rId48">
         <w:r>
           <w:rPr>
             <w:color w:val="24588D"/>
@@ -5587,63 +6155,122 @@
           <w:t>[1]</w:t>
         </w:r>
       </w:hyperlink>
-      <w:hyperlink r:id="rId44">
+    </w:p>
+    <w:p>
+      <w:r>
+        <w:t>离线判定在</w:t>
+      </w:r>
+      <w:r>
+        <w:t xml:space="preserve"> 2026-09-12 </w:t>
+      </w:r>
+      <w:r>
+        <w:t>由连续失败计数改为滑动窗口失败率。旧规则连续</w:t>
+      </w:r>
+      <w:r>
+        <w:t xml:space="preserve"> 3 </w:t>
+      </w:r>
+      <w:r>
+        <w:t>轮读失败即判离线，按每轮</w:t>
+      </w:r>
+      <w:r>
+        <w:t xml:space="preserve"> 200 </w:t>
+      </w:r>
+      <w:r>
+        <w:t>毫秒计算约</w:t>
+      </w:r>
+      <w:r>
+        <w:t xml:space="preserve"> 0.6 </w:t>
+      </w:r>
+      <w:r>
+        <w:t>秒；</w:t>
+      </w:r>
+      <w:r>
+        <w:t xml:space="preserve">485 </w:t>
+      </w:r>
+      <w:r>
+        <w:t>总线上任何</w:t>
+      </w:r>
+      <w:r>
+        <w:t xml:space="preserve"> 0.6 </w:t>
+      </w:r>
+      <w:r>
+        <w:t>秒的瞬时抖动都会翻转状态，抖动过去又立刻恢复，形成告警震荡。新规则为每个点位维护最近</w:t>
+      </w:r>
+      <w:r>
+        <w:t xml:space="preserve"> 8 </w:t>
+      </w:r>
+      <w:r>
+        <w:t>轮的失败位环（约</w:t>
+      </w:r>
+      <w:r>
+        <w:t xml:space="preserve"> 1.6 </w:t>
+      </w:r>
+      <w:r>
+        <w:t>秒），窗口内失败数达到</w:t>
+      </w:r>
+      <w:r>
+        <w:t xml:space="preserve"> max(fail_n, 5) </w:t>
+      </w:r>
+      <w:r>
+        <w:t>才判离线，上限为窗口长度</w:t>
+      </w:r>
+      <w:r>
+        <w:t xml:space="preserve"> 8</w:t>
+      </w:r>
+      <w:r>
+        <w:t>；读到一次正常值即清空该位并恢复。拔线时百分之百失败，仍能在约</w:t>
+      </w:r>
+      <w:r>
+        <w:t xml:space="preserve"> 1.0 </w:t>
+      </w:r>
+      <w:r>
+        <w:t>秒内触发，演示节拍不受影响。两种规则在典型现象下的差别见图</w:t>
+      </w:r>
+      <w:r>
+        <w:t xml:space="preserve"> 3</w:t>
+      </w:r>
+      <w:r>
+        <w:t>。</w:t>
+      </w:r>
+      <w:hyperlink r:id="rId49">
         <w:r>
           <w:rPr>
             <w:color w:val="24588D"/>
             <w:sz w:val="24"/>
             <w:szCs w:val="24"/>
           </w:rPr>
-          <w:t>[3]</w:t>
-        </w:r>
-      </w:hyperlink>
-    </w:p>
-    <w:p>
-      <w:r>
-        <w:t>候选点表先经过字段检查和试读，操作者查看结果后再单独确认生效。</w:t>
-      </w:r>
-      <w:r>
-        <w:t xml:space="preserve">vgpoint apply </w:t>
-      </w:r>
-      <w:r>
-        <w:t>的</w:t>
-      </w:r>
-      <w:r>
-        <w:t xml:space="preserve"> C </w:t>
-      </w:r>
-      <w:r>
-        <w:t>实现要求</w:t>
-      </w:r>
-      <w:r>
-        <w:t xml:space="preserve"> --confirm</w:t>
-      </w:r>
-      <w:r>
-        <w:t>，编辑和试读命令不调用这一提交路径。试读记录与生效版本的强绑定尚未实现，列入</w:t>
-      </w:r>
-      <w:r>
-        <w:t xml:space="preserve"> 3.7</w:t>
-      </w:r>
-      <w:r>
-        <w:t>。</w:t>
-      </w:r>
-      <w:hyperlink r:id="rId45">
+          <w:t>[37]</w:t>
+        </w:r>
+      </w:hyperlink>
+      <w:hyperlink r:id="rId50">
         <w:r>
           <w:rPr>
             <w:color w:val="24588D"/>
             <w:sz w:val="24"/>
             <w:szCs w:val="24"/>
           </w:rPr>
-          <w:t>[2]</w:t>
-        </w:r>
-      </w:hyperlink>
-      <w:hyperlink r:id="rId46">
+          <w:t>[38]</w:t>
+        </w:r>
+      </w:hyperlink>
+    </w:p>
+    <w:p>
+      <w:r>
+        <w:t>这一改动同时暴露了采样端的缺陷：界面每秒重复采样同一份轮询快照，一次真实失败会被计入窗口两到五次，而恢复只需一次成功，两侧不对称使离线状态来回跳。修复方式是给每份快照编号，界面只在编号变化时消费一次。查询命令与周期采集共用同一条半双工总线，因此读取前先取总线锁，</w:t>
+      </w:r>
+      <w:r>
+        <w:t xml:space="preserve">1 </w:t>
+      </w:r>
+      <w:r>
+        <w:t>秒内取不到就跳过该轮，避免两者在半双工链路上互相打断。</w:t>
+      </w:r>
+      <w:hyperlink r:id="rId51">
         <w:r>
           <w:rPr>
             <w:color w:val="24588D"/>
             <w:sz w:val="24"/>
             <w:szCs w:val="24"/>
           </w:rPr>
-          <w:t>[10]</w:t>
+          <w:t>[38]</w:t>
         </w:r>
       </w:hyperlink>
     </w:p>
@@ -5658,11 +6285,124 @@
         <w:rPr>
           <w:noProof/>
         </w:rPr>
+        <w:lastRenderedPageBreak/>
         <w:drawing>
-          <wp:inline distT="0" distB="0" distL="0" distR="0" wp14:anchorId="2261378F" wp14:editId="069D24D2">
+          <wp:inline distT="0" distB="0" distL="0" distR="0" wp14:anchorId="28A1CBDA" wp14:editId="62162D7B">
+            <wp:extent cx="5615940" cy="3182366"/>
+            <wp:effectExtent l="0" t="0" r="0" b="0"/>
+            <wp:docPr id="3" name="Picture 3" descr="图 3  离线判定由连续失败计数改为滑窗失败率"/>
+            <wp:cNvGraphicFramePr>
+              <a:graphicFrameLocks xmlns:a="http://schemas.openxmlformats.org/drawingml/2006/main" noChangeAspect="1"/>
+            </wp:cNvGraphicFramePr>
+            <a:graphic xmlns:a="http://schemas.openxmlformats.org/drawingml/2006/main">
+              <a:graphicData uri="http://schemas.openxmlformats.org/drawingml/2006/picture">
+                <pic:pic xmlns:pic="http://schemas.openxmlformats.org/drawingml/2006/picture">
+                  <pic:nvPicPr>
+                    <pic:cNvPr id="0" name="alarm-model.png"/>
+                    <pic:cNvPicPr/>
+                  </pic:nvPicPr>
+                  <pic:blipFill>
+                    <a:blip r:embed="rId52"/>
+                    <a:stretch>
+                      <a:fillRect/>
+                    </a:stretch>
+                  </pic:blipFill>
+                  <pic:spPr>
+                    <a:xfrm>
+                      <a:off x="0" y="0"/>
+                      <a:ext cx="5615940" cy="3182366"/>
+                    </a:xfrm>
+                    <a:prstGeom prst="rect">
+                      <a:avLst/>
+                    </a:prstGeom>
+                  </pic:spPr>
+                </pic:pic>
+              </a:graphicData>
+            </a:graphic>
+          </wp:inline>
+        </w:drawing>
+      </w:r>
+    </w:p>
+    <w:p>
+      <w:pPr>
+        <w:pStyle w:val="a4"/>
+      </w:pPr>
+      <w:r>
+        <w:t>图</w:t>
+      </w:r>
+      <w:r>
+        <w:t xml:space="preserve"> 3  </w:t>
+      </w:r>
+      <w:r>
+        <w:t>离线判定由连续失败计数改为滑窗失败率</w:t>
+      </w:r>
+    </w:p>
+    <w:p>
+      <w:r>
+        <w:t>点表变更走人工确认闸门。候选点表先经过字段检查与试读，操作者查看实际读数后再单独确认生效；</w:t>
+      </w:r>
+      <w:r>
+        <w:t xml:space="preserve">vgpoint apply </w:t>
+      </w:r>
+      <w:r>
+        <w:t>的</w:t>
+      </w:r>
+      <w:r>
+        <w:t xml:space="preserve"> C </w:t>
+      </w:r>
+      <w:r>
+        <w:t>实现要求</w:t>
+      </w:r>
+      <w:r>
+        <w:t xml:space="preserve"> --confirm</w:t>
+      </w:r>
+      <w:r>
+        <w:t>，编辑与试读命令不调用这一提交路径。试读记录与生效版本的强绑定尚未实现，列入</w:t>
+      </w:r>
+      <w:r>
+        <w:t xml:space="preserve"> 3.7</w:t>
+      </w:r>
+      <w:r>
+        <w:t>。</w:t>
+      </w:r>
+      <w:hyperlink r:id="rId53">
+        <w:r>
+          <w:rPr>
+            <w:color w:val="24588D"/>
+            <w:sz w:val="24"/>
+            <w:szCs w:val="24"/>
+          </w:rPr>
+          <w:t>[2]</w:t>
+        </w:r>
+      </w:hyperlink>
+      <w:hyperlink r:id="rId54">
+        <w:r>
+          <w:rPr>
+            <w:color w:val="24588D"/>
+            <w:sz w:val="24"/>
+            <w:szCs w:val="24"/>
+          </w:rPr>
+          <w:t>[10]</w:t>
+        </w:r>
+      </w:hyperlink>
+    </w:p>
+    <w:p>
+      <w:pPr>
+        <w:keepNext/>
+        <w:spacing w:before="120" w:after="60" w:line="240" w:lineRule="auto"/>
+        <w:ind w:firstLine="0"/>
+        <w:jc w:val="center"/>
+      </w:pPr>
+      <w:r>
+        <w:rPr>
+          <w:noProof/>
+        </w:rPr>
+        <w:lastRenderedPageBreak/>
+        <w:drawing>
+          <wp:inline distT="0" distB="0" distL="0" distR="0" wp14:anchorId="07DBA5DF" wp14:editId="10771BDB">
             <wp:extent cx="5615940" cy="3619162"/>
             <wp:effectExtent l="0" t="0" r="0" b="0"/>
-            <wp:docPr id="3" name="Picture 3" descr="图 3  本地安全环与点表人工确认闸门"/>
+            <wp:docPr id="4" name="Picture 4" descr="图 4  本地安全环与点表人工确认闸门"/>
             <wp:cNvGraphicFramePr>
               <a:graphicFrameLocks xmlns:a="http://schemas.openxmlformats.org/drawingml/2006/main" noChangeAspect="1"/>
             </wp:cNvGraphicFramePr>
@@ -5674,7 +6414,7 @@
                     <pic:cNvPicPr/>
                   </pic:nvPicPr>
                   <pic:blipFill>
-                    <a:blip r:embed="rId47"/>
+                    <a:blip r:embed="rId55"/>
                     <a:stretch>
                       <a:fillRect/>
                     </a:stretch>
@@ -5703,7 +6443,7 @@
         <w:t>图</w:t>
       </w:r>
       <w:r>
-        <w:t xml:space="preserve"> 3  </w:t>
+        <w:t xml:space="preserve"> 4  </w:t>
       </w:r>
       <w:r>
         <w:t>本地安全环与点表人工确认闸门</w:t>
@@ -5713,240 +6453,872 @@
       <w:pPr>
         <w:pStyle w:val="3"/>
       </w:pPr>
-      <w:bookmarkStart w:id="14" w:name="_Toc240375857"/>
-      <w:r>
-        <w:lastRenderedPageBreak/>
-        <w:t xml:space="preserve">openvela </w:t>
-      </w:r>
-      <w:r>
-        <w:t>能力与资源组织</w:t>
+      <w:bookmarkStart w:id="14" w:name="_Toc240384413"/>
+      <w:r>
+        <w:t>总线探查与寄存器解码</w:t>
       </w:r>
       <w:bookmarkEnd w:id="14"/>
     </w:p>
     <w:p>
       <w:r>
-        <w:t>图形部分由</w:t>
-      </w:r>
-      <w:r>
-        <w:t xml:space="preserve"> LVGL </w:t>
-      </w:r>
-      <w:r>
-        <w:t>页面、模型快照和显示触摸驱动配合完成。采集结果通过受保护的快照交给</w:t>
-      </w:r>
-      <w:r>
-        <w:t xml:space="preserve"> UI</w:t>
-      </w:r>
-      <w:r>
-        <w:t>，报告读写和</w:t>
-      </w:r>
-      <w:r>
-        <w:t xml:space="preserve"> pending </w:t>
-      </w:r>
-      <w:r>
-        <w:t>文件操作由后台工作线程处理。页面按变化刷新，保留固定对象和监听器，减少静止页面的重复提交。趋势页保留单点历史曲线与阈值线，板端历史深度</w:t>
-      </w:r>
-      <w:r>
-        <w:t xml:space="preserve"> 128 </w:t>
-      </w:r>
-      <w:r>
-        <w:t>点，可切换最近</w:t>
-      </w:r>
-      <w:r>
-        <w:t xml:space="preserve"> 60 </w:t>
-      </w:r>
-      <w:r>
-        <w:t>点窗口，越限点单独着色。</w:t>
-      </w:r>
-      <w:hyperlink r:id="rId48">
+        <w:t>探查由本地</w:t>
+      </w:r>
+      <w:r>
+        <w:t xml:space="preserve"> C </w:t>
+      </w:r>
+      <w:r>
+        <w:t>代码完成，不经过模型。阶段</w:t>
+      </w:r>
+      <w:r>
+        <w:t xml:space="preserve"> 1 </w:t>
+      </w:r>
+      <w:r>
+        <w:t>固定</w:t>
+      </w:r>
+      <w:r>
+        <w:t xml:space="preserve"> 9600 </w:t>
+      </w:r>
+      <w:r>
+        <w:t>波特率，在</w:t>
+      </w:r>
+      <w:r>
+        <w:t xml:space="preserve"> 1 </w:t>
+      </w:r>
+      <w:r>
+        <w:t>到</w:t>
+      </w:r>
+      <w:r>
+        <w:t xml:space="preserve"> 32 </w:t>
+      </w:r>
+      <w:r>
+        <w:t>号地址上逐个发最小请求探活；命中后按寄存器块步进试读，块内寄存器数量按</w:t>
+      </w:r>
+      <w:r>
+        <w:t xml:space="preserve"> 16</w:t>
+      </w:r>
+      <w:r>
+        <w:t>、</w:t>
+      </w:r>
+      <w:r>
+        <w:t>2</w:t>
+      </w:r>
+      <w:r>
+        <w:t>、</w:t>
+      </w:r>
+      <w:r>
+        <w:t xml:space="preserve">1 </w:t>
+      </w:r>
+      <w:r>
+        <w:t>逐级回退，以兼容寄存器区间很窄的从站。上限为</w:t>
+      </w:r>
+      <w:r>
+        <w:t xml:space="preserve"> 32 </w:t>
+      </w:r>
+      <w:r>
+        <w:t>个从站、</w:t>
+      </w:r>
+      <w:r>
+        <w:t xml:space="preserve">16 </w:t>
+      </w:r>
+      <w:r>
+        <w:t>个寄存器块和</w:t>
+      </w:r>
+      <w:r>
+        <w:t xml:space="preserve"> 32 </w:t>
+      </w:r>
+      <w:r>
+        <w:t>个点位，结果先写入候选点表文件，执行带</w:t>
+      </w:r>
+      <w:r>
+        <w:t xml:space="preserve"> --confirm </w:t>
+      </w:r>
+      <w:r>
+        <w:t>的生效命令后才进入配置槽，流程见图</w:t>
+      </w:r>
+      <w:r>
+        <w:t xml:space="preserve"> 5</w:t>
+      </w:r>
+      <w:r>
+        <w:t>。</w:t>
+      </w:r>
+      <w:hyperlink r:id="rId56">
         <w:r>
           <w:rPr>
             <w:color w:val="24588D"/>
             <w:sz w:val="24"/>
             <w:szCs w:val="24"/>
           </w:rPr>
-          <w:t>[3]</w:t>
-        </w:r>
-      </w:hyperlink>
-      <w:hyperlink r:id="rId49">
+          <w:t>[35]</w:t>
+        </w:r>
+      </w:hyperlink>
+      <w:hyperlink r:id="rId57">
         <w:r>
           <w:rPr>
             <w:color w:val="24588D"/>
             <w:sz w:val="24"/>
             <w:szCs w:val="24"/>
           </w:rPr>
-          <w:t>[13]</w:t>
-        </w:r>
-      </w:hyperlink>
-      <w:hyperlink r:id="rId50">
+          <w:t>[36]</w:t>
+        </w:r>
+      </w:hyperlink>
+    </w:p>
+    <w:p>
+      <w:pPr>
+        <w:keepNext/>
+        <w:spacing w:before="120" w:after="60" w:line="240" w:lineRule="auto"/>
+        <w:ind w:firstLine="0"/>
+        <w:jc w:val="center"/>
+      </w:pPr>
+      <w:r>
+        <w:rPr>
+          <w:noProof/>
+        </w:rPr>
+        <w:lastRenderedPageBreak/>
+        <w:drawing>
+          <wp:inline distT="0" distB="0" distL="0" distR="0" wp14:anchorId="44744ABE" wp14:editId="3C643EFA">
+            <wp:extent cx="5615940" cy="2963968"/>
+            <wp:effectExtent l="0" t="0" r="0" b="0"/>
+            <wp:docPr id="5" name="Picture 5" descr="图 5  总线探查：从陌生总线到候选点表"/>
+            <wp:cNvGraphicFramePr>
+              <a:graphicFrameLocks xmlns:a="http://schemas.openxmlformats.org/drawingml/2006/main" noChangeAspect="1"/>
+            </wp:cNvGraphicFramePr>
+            <a:graphic xmlns:a="http://schemas.openxmlformats.org/drawingml/2006/main">
+              <a:graphicData uri="http://schemas.openxmlformats.org/drawingml/2006/picture">
+                <pic:pic xmlns:pic="http://schemas.openxmlformats.org/drawingml/2006/picture">
+                  <pic:nvPicPr>
+                    <pic:cNvPr id="0" name="bus-probe.png"/>
+                    <pic:cNvPicPr/>
+                  </pic:nvPicPr>
+                  <pic:blipFill>
+                    <a:blip r:embed="rId58"/>
+                    <a:stretch>
+                      <a:fillRect/>
+                    </a:stretch>
+                  </pic:blipFill>
+                  <pic:spPr>
+                    <a:xfrm>
+                      <a:off x="0" y="0"/>
+                      <a:ext cx="5615940" cy="2963968"/>
+                    </a:xfrm>
+                    <a:prstGeom prst="rect">
+                      <a:avLst/>
+                    </a:prstGeom>
+                  </pic:spPr>
+                </pic:pic>
+              </a:graphicData>
+            </a:graphic>
+          </wp:inline>
+        </w:drawing>
+      </w:r>
+    </w:p>
+    <w:p>
+      <w:pPr>
+        <w:pStyle w:val="a4"/>
+      </w:pPr>
+      <w:r>
+        <w:t>图</w:t>
+      </w:r>
+      <w:r>
+        <w:t xml:space="preserve"> 5  </w:t>
+      </w:r>
+      <w:r>
+        <w:t>总线探查：从陌生总线到候选点表</w:t>
+      </w:r>
+    </w:p>
+    <w:p>
+      <w:r>
+        <w:t>探活只试读</w:t>
+      </w:r>
+      <w:r>
+        <w:t xml:space="preserve"> 0 </w:t>
+      </w:r>
+      <w:r>
+        <w:t>号保持寄存器，因此首点不在</w:t>
+      </w:r>
+      <w:r>
+        <w:t xml:space="preserve"> 0 </w:t>
+      </w:r>
+      <w:r>
+        <w:t>号地址的从站会被漏掉。对</w:t>
+      </w:r>
+      <w:r>
+        <w:t xml:space="preserve"> 32 </w:t>
+      </w:r>
+      <w:r>
+        <w:t>个模拟从站的实测命中约</w:t>
+      </w:r>
+      <w:r>
+        <w:t xml:space="preserve"> 14 </w:t>
+      </w:r>
+      <w:r>
+        <w:t>个，集中在</w:t>
+      </w:r>
+      <w:r>
+        <w:t xml:space="preserve"> 1 </w:t>
+      </w:r>
+      <w:r>
+        <w:t>到</w:t>
+      </w:r>
+      <w:r>
+        <w:t xml:space="preserve"> 16 </w:t>
+      </w:r>
+      <w:r>
+        <w:t>号地址段，地址偏移与更宽的地址范围留待后续迭代。</w:t>
+      </w:r>
+      <w:hyperlink r:id="rId59">
         <w:r>
           <w:rPr>
             <w:color w:val="24588D"/>
             <w:sz w:val="24"/>
             <w:szCs w:val="24"/>
           </w:rPr>
-          <w:t>[14]</w:t>
-        </w:r>
-      </w:hyperlink>
-      <w:hyperlink r:id="rId51">
+          <w:t>[33]</w:t>
+        </w:r>
+      </w:hyperlink>
+    </w:p>
+    <w:p>
+      <w:r>
+        <w:t>寄存器解码目前只实现了</w:t>
+      </w:r>
+      <w:r>
+        <w:t xml:space="preserve"> int16 </w:t>
+      </w:r>
+      <w:r>
+        <w:t>乘以倍率一种，即把有符号</w:t>
+      </w:r>
+      <w:r>
+        <w:t xml:space="preserve"> 16 </w:t>
+      </w:r>
+      <w:r>
+        <w:t>位原始值换算为工程量。点表模型本身支持</w:t>
+      </w:r>
+      <w:r>
+        <w:t xml:space="preserve"> 5 </w:t>
+      </w:r>
+      <w:r>
+        <w:t>种数据类型与</w:t>
+      </w:r>
+      <w:r>
+        <w:t xml:space="preserve"> ABCD</w:t>
+      </w:r>
+      <w:r>
+        <w:t>、</w:t>
+      </w:r>
+      <w:r>
+        <w:t xml:space="preserve">CDAB </w:t>
+      </w:r>
+      <w:r>
+        <w:t>两种字序，选择</w:t>
+      </w:r>
+      <w:r>
+        <w:t xml:space="preserve"> 32 </w:t>
+      </w:r>
+      <w:r>
+        <w:t>位类型时长度自动置为</w:t>
+      </w:r>
+      <w:r>
+        <w:t xml:space="preserve"> 2 </w:t>
+      </w:r>
+      <w:r>
+        <w:t>个寄存器并出现字序选项，录入时校验取值合法性。多候选的自动求解尚未实现，见</w:t>
+      </w:r>
+      <w:r>
+        <w:t xml:space="preserve"> 3.7</w:t>
+      </w:r>
+      <w:r>
+        <w:t>。</w:t>
+      </w:r>
+      <w:hyperlink r:id="rId60">
         <w:r>
           <w:rPr>
             <w:color w:val="24588D"/>
             <w:sz w:val="24"/>
             <w:szCs w:val="24"/>
           </w:rPr>
-          <w:t>[25]</w:t>
-        </w:r>
-      </w:hyperlink>
-    </w:p>
-    <w:p>
-      <w:r>
-        <w:t>对照赛道要求，本项目落地了</w:t>
-      </w:r>
-      <w:r>
-        <w:t xml:space="preserve"> openvela </w:t>
-      </w:r>
-      <w:r>
-        <w:t>系统能力中的两项。图形部分使用</w:t>
-      </w:r>
-      <w:r>
-        <w:t xml:space="preserve"> openvela </w:t>
-      </w:r>
-      <w:r>
-        <w:t>的</w:t>
-      </w:r>
-      <w:r>
-        <w:t xml:space="preserve"> LVGL </w:t>
-      </w:r>
-      <w:r>
-        <w:t>图形栈、显示与触摸驱动，以及自绘的现场页面；</w:t>
-      </w:r>
-      <w:r>
-        <w:t xml:space="preserve">AI </w:t>
-      </w:r>
-      <w:r>
-        <w:t>部分使用</w:t>
-      </w:r>
-      <w:r>
-        <w:t xml:space="preserve"> openvela </w:t>
-      </w:r>
-      <w:r>
-        <w:t>的</w:t>
-      </w:r>
-      <w:r>
-        <w:t xml:space="preserve"> ai_agent </w:t>
-      </w:r>
-      <w:r>
-        <w:t>框架，包括</w:t>
-      </w:r>
-      <w:r>
-        <w:t xml:space="preserve"> ReAct </w:t>
-      </w:r>
-      <w:r>
-        <w:t>循环、</w:t>
-      </w:r>
-      <w:r>
-        <w:t>Markdown Skill</w:t>
-      </w:r>
-      <w:r>
-        <w:t>、</w:t>
-      </w:r>
-      <w:r>
-        <w:t xml:space="preserve">HEARTBEAT </w:t>
-      </w:r>
-      <w:r>
-        <w:t>主动任务与</w:t>
-      </w:r>
-      <w:r>
-        <w:t xml:space="preserve"> NSH </w:t>
-      </w:r>
-      <w:r>
-        <w:t>交互渠道。多媒体能力本作品未使用。</w:t>
-      </w:r>
-      <w:hyperlink r:id="rId52">
+          <w:t>[35]</w:t>
+        </w:r>
+      </w:hyperlink>
+      <w:hyperlink r:id="rId61">
         <w:r>
           <w:rPr>
             <w:color w:val="24588D"/>
             <w:sz w:val="24"/>
             <w:szCs w:val="24"/>
           </w:rPr>
-          <w:t>[19]</w:t>
-        </w:r>
-      </w:hyperlink>
-    </w:p>
-    <w:p>
-      <w:r>
-        <w:t xml:space="preserve">AI </w:t>
-      </w:r>
-      <w:r>
-        <w:t>能力使用</w:t>
-      </w:r>
-      <w:r>
-        <w:t xml:space="preserve"> openvela </w:t>
-      </w:r>
-      <w:r>
-        <w:t>的</w:t>
-      </w:r>
-      <w:r>
-        <w:t xml:space="preserve"> ai_agent</w:t>
-      </w:r>
-      <w:r>
-        <w:t>、</w:t>
-      </w:r>
-      <w:r>
-        <w:t>llm_proxy</w:t>
-      </w:r>
-      <w:r>
-        <w:t>、</w:t>
-      </w:r>
-      <w:r>
-        <w:t xml:space="preserve">Skill </w:t>
-      </w:r>
-      <w:r>
-        <w:t>加载、心跳服务和</w:t>
-      </w:r>
-      <w:r>
-        <w:t xml:space="preserve"> NSH </w:t>
-      </w:r>
-      <w:r>
-        <w:t>交互渠道。带屏配置将</w:t>
-      </w:r>
-      <w:r>
-        <w:t xml:space="preserve"> Agent </w:t>
-      </w:r>
-      <w:r>
-        <w:t>主循环栈设为</w:t>
-      </w:r>
-      <w:r>
-        <w:t xml:space="preserve"> 32 KiB</w:t>
-      </w:r>
-      <w:r>
-        <w:t>、上下文和流缓冲各设为</w:t>
-      </w:r>
-      <w:r>
-        <w:t xml:space="preserve"> 4 KiB</w:t>
-      </w:r>
-      <w:r>
-        <w:t>，并按需启动主循环。这些数值说明配置预算，整机余量见</w:t>
-      </w:r>
-      <w:r>
-        <w:t xml:space="preserve"> 3.7</w:t>
-      </w:r>
-      <w:r>
-        <w:t>。</w:t>
-      </w:r>
-      <w:hyperlink r:id="rId53">
+          <w:t>[37]</w:t>
+        </w:r>
+      </w:hyperlink>
+    </w:p>
+    <w:p>
+      <w:pPr>
+        <w:pStyle w:val="3"/>
+      </w:pPr>
+      <w:bookmarkStart w:id="15" w:name="_Toc240384414"/>
+      <w:r>
+        <w:t>帧级质量统计与故障归因</w:t>
+      </w:r>
+      <w:bookmarkEnd w:id="15"/>
+    </w:p>
+    <w:p>
+      <w:r>
+        <w:t>帧统计按从站分桶，最多</w:t>
+      </w:r>
+      <w:r>
+        <w:t xml:space="preserve"> 8 </w:t>
+      </w:r>
+      <w:r>
+        <w:t>个从站，每桶保留最近</w:t>
+      </w:r>
+      <w:r>
+        <w:t xml:space="preserve"> 64 </w:t>
+      </w:r>
+      <w:r>
+        <w:t>帧的滑动窗口，把每次读取归入成功、</w:t>
+      </w:r>
+      <w:r>
+        <w:t xml:space="preserve">CRC </w:t>
+      </w:r>
+      <w:r>
+        <w:t>错、超时、回声和其他五类，并记录成功帧延迟的最小值、最大值与均值，另有一套开机以来的累计计数。其中回声帧指收到自己发出的字节，是半双工方向控制时序出错的直接证据。</w:t>
+      </w:r>
+      <w:hyperlink r:id="rId62">
         <w:r>
           <w:rPr>
             <w:color w:val="24588D"/>
             <w:sz w:val="24"/>
             <w:szCs w:val="24"/>
           </w:rPr>
+          <w:t>[3]</w:t>
+        </w:r>
+      </w:hyperlink>
+    </w:p>
+    <w:p>
+      <w:r>
+        <w:lastRenderedPageBreak/>
+        <w:t>这些计数是告警与排障的证据来源：链路劣化告警由帧统计越限触发，而</w:t>
+      </w:r>
+      <w:r>
+        <w:t xml:space="preserve"> 485 </w:t>
+      </w:r>
+      <w:r>
+        <w:t>故障归因按设计是一张确定性决策表，把全部从站不响应、</w:t>
+      </w:r>
+      <w:r>
+        <w:t xml:space="preserve">CRC </w:t>
+      </w:r>
+      <w:r>
+        <w:t>错随总线加长而增多、错误集中在长帧、响应延迟抖动大、收到回声帧等九类现象，分别映射到接线与供电、终端电阻缺失、波特率失配、总线竞争和方向时序等原因。扩展板的终端电阻为跳线可切，波特率可配且有多个从站，其中五类可以用真实硬件复现验证。归因规则库属阶段</w:t>
+      </w:r>
+      <w:r>
+        <w:t xml:space="preserve"> 2 </w:t>
+      </w:r>
+      <w:r>
+        <w:t>范围，本次未交付，见</w:t>
+      </w:r>
+      <w:r>
+        <w:t xml:space="preserve"> 3.7</w:t>
+      </w:r>
+      <w:r>
+        <w:t>。</w:t>
+      </w:r>
+      <w:hyperlink r:id="rId63">
+        <w:r>
+          <w:rPr>
+            <w:color w:val="24588D"/>
+            <w:sz w:val="24"/>
+            <w:szCs w:val="24"/>
+          </w:rPr>
+          <w:t>[33]</w:t>
+        </w:r>
+      </w:hyperlink>
+    </w:p>
+    <w:p>
+      <w:pPr>
+        <w:pStyle w:val="3"/>
+      </w:pPr>
+      <w:bookmarkStart w:id="16" w:name="_Toc240384415"/>
+      <w:r>
+        <w:t>掉电安全的配置提交</w:t>
+      </w:r>
+      <w:bookmarkEnd w:id="16"/>
+    </w:p>
+    <w:p>
+      <w:r>
+        <w:t xml:space="preserve">eMMC </w:t>
+      </w:r>
+      <w:r>
+        <w:t>上的</w:t>
+      </w:r>
+      <w:r>
+        <w:t xml:space="preserve"> FAT </w:t>
+      </w:r>
+      <w:r>
+        <w:t>文件系统不提供写入原子性，因此配置采用双槽提交。点表、规则与网络配置各写两份，每份带</w:t>
+      </w:r>
+      <w:r>
+        <w:t xml:space="preserve"> schema </w:t>
+      </w:r>
+      <w:r>
+        <w:t>版本、单调递增序号、</w:t>
+      </w:r>
+      <w:r>
+        <w:t xml:space="preserve">CRC32 </w:t>
+      </w:r>
+      <w:r>
+        <w:t>与提交标记。写入顺序是先写非活动槽并同步落盘，再更新序号与校验值并再次同步，最后写提交标记。启动时选取序号最大且校验通过的一份，两份都损坏时回退出厂默认并在界面明确提示。这套顺序是配置文件在任意时刻断电后仍能启动的依据。</w:t>
+      </w:r>
+      <w:hyperlink r:id="rId64">
+        <w:r>
+          <w:rPr>
+            <w:color w:val="24588D"/>
+            <w:sz w:val="24"/>
+            <w:szCs w:val="24"/>
+          </w:rPr>
+          <w:t>[33]</w:t>
+        </w:r>
+      </w:hyperlink>
+    </w:p>
+    <w:p>
+      <w:pPr>
+        <w:pStyle w:val="3"/>
+      </w:pPr>
+      <w:bookmarkStart w:id="17" w:name="_Toc240384416"/>
+      <w:r>
+        <w:t xml:space="preserve">QSPI XIP </w:t>
+      </w:r>
+      <w:r>
+        <w:t>约束下的</w:t>
+      </w:r>
+      <w:r>
+        <w:t xml:space="preserve"> OTA </w:t>
+      </w:r>
+      <w:r>
+        <w:t>设计</w:t>
+      </w:r>
+      <w:bookmarkEnd w:id="17"/>
+    </w:p>
+    <w:p>
+      <w:r>
+        <w:t>固件从</w:t>
+      </w:r>
+      <w:r>
+        <w:t xml:space="preserve"> QSPI </w:t>
+      </w:r>
+      <w:r>
+        <w:t>外部闪存原地执行，运行期无法擦写正在取指的闪存，升级不能由应用态直接完成。设计形态是应用经</w:t>
+      </w:r>
+      <w:r>
+        <w:t xml:space="preserve"> MQTT </w:t>
+      </w:r>
+      <w:r>
+        <w:t>分片把新镜像拉取到</w:t>
+      </w:r>
+      <w:r>
+        <w:t xml:space="preserve"> eMMC</w:t>
+      </w:r>
+      <w:r>
+        <w:t>，校验摘要与签名后置升级标志并重启，由片内</w:t>
+      </w:r>
+      <w:r>
+        <w:t xml:space="preserve"> Flash </w:t>
+      </w:r>
+      <w:r>
+        <w:t>中的启动代码完成擦写与跳转；新固件自检通过才确认，自检失败则从</w:t>
+      </w:r>
+      <w:r>
+        <w:t xml:space="preserve"> eMMC </w:t>
+      </w:r>
+      <w:r>
+        <w:t>上保留的旧镜像回滚。片内</w:t>
+      </w:r>
+      <w:r>
+        <w:t xml:space="preserve"> 128 KB Flash </w:t>
+      </w:r>
+      <w:r>
+        <w:t>当前只用了不到</w:t>
+      </w:r>
+      <w:r>
+        <w:t xml:space="preserve"> 1 KB</w:t>
+      </w:r>
+      <w:r>
+        <w:t>，容纳这段启动代码有余。启动链与升级路径的关系见图</w:t>
+      </w:r>
+      <w:r>
+        <w:t xml:space="preserve"> 6</w:t>
+      </w:r>
+      <w:r>
+        <w:t>；该链路依赖</w:t>
+      </w:r>
+      <w:r>
+        <w:t xml:space="preserve"> eMMC </w:t>
+      </w:r>
+      <w:r>
+        <w:t>先稳定可用，属后续阶段，见</w:t>
+      </w:r>
+      <w:r>
+        <w:t xml:space="preserve"> 3.7</w:t>
+      </w:r>
+      <w:r>
+        <w:t>。</w:t>
+      </w:r>
+      <w:hyperlink r:id="rId65">
+        <w:r>
+          <w:rPr>
+            <w:color w:val="24588D"/>
+            <w:sz w:val="24"/>
+            <w:szCs w:val="24"/>
+          </w:rPr>
+          <w:t>[32]</w:t>
+        </w:r>
+      </w:hyperlink>
+      <w:hyperlink r:id="rId66">
+        <w:r>
+          <w:rPr>
+            <w:color w:val="24588D"/>
+            <w:sz w:val="24"/>
+            <w:szCs w:val="24"/>
+          </w:rPr>
+          <w:t>[34]</w:t>
+        </w:r>
+      </w:hyperlink>
+    </w:p>
+    <w:p>
+      <w:pPr>
+        <w:keepNext/>
+        <w:spacing w:before="120" w:after="60" w:line="240" w:lineRule="auto"/>
+        <w:ind w:firstLine="0"/>
+        <w:jc w:val="center"/>
+      </w:pPr>
+      <w:r>
+        <w:rPr>
+          <w:noProof/>
+        </w:rPr>
+        <w:lastRenderedPageBreak/>
+        <w:drawing>
+          <wp:inline distT="0" distB="0" distL="0" distR="0" wp14:anchorId="6CD0E27F" wp14:editId="248E0EA3">
+            <wp:extent cx="5615940" cy="3369564"/>
+            <wp:effectExtent l="0" t="0" r="0" b="0"/>
+            <wp:docPr id="6" name="Picture 6" descr="图 6  QSPI 原地执行约束下的启动链与升级路径"/>
+            <wp:cNvGraphicFramePr>
+              <a:graphicFrameLocks xmlns:a="http://schemas.openxmlformats.org/drawingml/2006/main" noChangeAspect="1"/>
+            </wp:cNvGraphicFramePr>
+            <a:graphic xmlns:a="http://schemas.openxmlformats.org/drawingml/2006/main">
+              <a:graphicData uri="http://schemas.openxmlformats.org/drawingml/2006/picture">
+                <pic:pic xmlns:pic="http://schemas.openxmlformats.org/drawingml/2006/picture">
+                  <pic:nvPicPr>
+                    <pic:cNvPr id="0" name="boot-ota.png"/>
+                    <pic:cNvPicPr/>
+                  </pic:nvPicPr>
+                  <pic:blipFill>
+                    <a:blip r:embed="rId67"/>
+                    <a:stretch>
+                      <a:fillRect/>
+                    </a:stretch>
+                  </pic:blipFill>
+                  <pic:spPr>
+                    <a:xfrm>
+                      <a:off x="0" y="0"/>
+                      <a:ext cx="5615940" cy="3369564"/>
+                    </a:xfrm>
+                    <a:prstGeom prst="rect">
+                      <a:avLst/>
+                    </a:prstGeom>
+                  </pic:spPr>
+                </pic:pic>
+              </a:graphicData>
+            </a:graphic>
+          </wp:inline>
+        </w:drawing>
+      </w:r>
+    </w:p>
+    <w:p>
+      <w:pPr>
+        <w:pStyle w:val="a4"/>
+      </w:pPr>
+      <w:r>
+        <w:t>图</w:t>
+      </w:r>
+      <w:r>
+        <w:t xml:space="preserve"> 6  QSPI </w:t>
+      </w:r>
+      <w:r>
+        <w:t>原地执行约束下的启动链与升级路径</w:t>
+      </w:r>
+    </w:p>
+    <w:p>
+      <w:pPr>
+        <w:pStyle w:val="3"/>
+      </w:pPr>
+      <w:bookmarkStart w:id="18" w:name="_Toc240384417"/>
+      <w:r>
+        <w:t xml:space="preserve">openvela </w:t>
+      </w:r>
+      <w:r>
+        <w:t>能力与资源组织</w:t>
+      </w:r>
+      <w:bookmarkEnd w:id="18"/>
+    </w:p>
+    <w:p>
+      <w:r>
+        <w:t>图形部分由</w:t>
+      </w:r>
+      <w:r>
+        <w:t xml:space="preserve"> LVGL </w:t>
+      </w:r>
+      <w:r>
+        <w:t>页面、模型快照和显示触摸驱动配合完成。采集结果通过受保护的快照交给</w:t>
+      </w:r>
+      <w:r>
+        <w:t xml:space="preserve"> UI</w:t>
+      </w:r>
+      <w:r>
+        <w:t>，报告读写和</w:t>
+      </w:r>
+      <w:r>
+        <w:t xml:space="preserve"> pending </w:t>
+      </w:r>
+      <w:r>
+        <w:t>文件操作由后台工作线程处理。页面按变化刷新，保留固定对象和监听器，减少静止页面的重复提交。趋势页保留单点历史曲线与阈值线，板端历史深度</w:t>
+      </w:r>
+      <w:r>
+        <w:t xml:space="preserve"> 128 </w:t>
+      </w:r>
+      <w:r>
+        <w:t>点，可切换最近</w:t>
+      </w:r>
+      <w:r>
+        <w:t xml:space="preserve"> 60 </w:t>
+      </w:r>
+      <w:r>
+        <w:t>点窗口，越限点单独着色。</w:t>
+      </w:r>
+      <w:hyperlink r:id="rId68">
+        <w:r>
+          <w:rPr>
+            <w:color w:val="24588D"/>
+            <w:sz w:val="24"/>
+            <w:szCs w:val="24"/>
+          </w:rPr>
+          <w:t>[3]</w:t>
+        </w:r>
+      </w:hyperlink>
+      <w:hyperlink r:id="rId69">
+        <w:r>
+          <w:rPr>
+            <w:color w:val="24588D"/>
+            <w:sz w:val="24"/>
+            <w:szCs w:val="24"/>
+          </w:rPr>
+          <w:t>[13]</w:t>
+        </w:r>
+      </w:hyperlink>
+      <w:hyperlink r:id="rId70">
+        <w:r>
+          <w:rPr>
+            <w:color w:val="24588D"/>
+            <w:sz w:val="24"/>
+            <w:szCs w:val="24"/>
+          </w:rPr>
+          <w:t>[14]</w:t>
+        </w:r>
+      </w:hyperlink>
+      <w:hyperlink r:id="rId71">
+        <w:r>
+          <w:rPr>
+            <w:color w:val="24588D"/>
+            <w:sz w:val="24"/>
+            <w:szCs w:val="24"/>
+          </w:rPr>
+          <w:t>[25]</w:t>
+        </w:r>
+      </w:hyperlink>
+    </w:p>
+    <w:p>
+      <w:r>
+        <w:t>对照赛道要求，本作品落地了</w:t>
+      </w:r>
+      <w:r>
+        <w:t xml:space="preserve"> openvela </w:t>
+      </w:r>
+      <w:r>
+        <w:t>系统能力中的图形与</w:t>
+      </w:r>
+      <w:r>
+        <w:t xml:space="preserve"> AI </w:t>
+      </w:r>
+      <w:r>
+        <w:t>两项，多媒体能力未使用。图形部分使用</w:t>
+      </w:r>
+      <w:r>
+        <w:t xml:space="preserve"> openvela </w:t>
+      </w:r>
+      <w:r>
+        <w:t>的</w:t>
+      </w:r>
+      <w:r>
+        <w:t xml:space="preserve"> LVGL </w:t>
+      </w:r>
+      <w:r>
+        <w:t>图形栈、显示与触摸驱动，以及自绘的现场页面；</w:t>
+      </w:r>
+      <w:r>
+        <w:t xml:space="preserve">AI </w:t>
+      </w:r>
+      <w:r>
+        <w:t>部分使用</w:t>
+      </w:r>
+      <w:r>
+        <w:t xml:space="preserve"> openvelaClaw </w:t>
+      </w:r>
+      <w:r>
+        <w:t>框架的</w:t>
+      </w:r>
+      <w:r>
+        <w:t xml:space="preserve"> ReAct </w:t>
+      </w:r>
+      <w:r>
+        <w:t>循环、</w:t>
+      </w:r>
+      <w:r>
+        <w:t>Markdown Skill</w:t>
+      </w:r>
+      <w:r>
+        <w:t>、</w:t>
+      </w:r>
+      <w:r>
+        <w:t xml:space="preserve">Tool </w:t>
+      </w:r>
+      <w:r>
+        <w:t>与</w:t>
+      </w:r>
+      <w:r>
+        <w:t xml:space="preserve"> Shell </w:t>
+      </w:r>
+      <w:r>
+        <w:t>调用、心跳主动任务和</w:t>
+      </w:r>
+      <w:r>
+        <w:t xml:space="preserve"> NSH </w:t>
+      </w:r>
+      <w:r>
+        <w:t>交互渠道。</w:t>
+      </w:r>
+      <w:hyperlink r:id="rId72">
+        <w:r>
+          <w:rPr>
+            <w:color w:val="24588D"/>
+            <w:sz w:val="24"/>
+            <w:szCs w:val="24"/>
+          </w:rPr>
           <w:t>[19]</w:t>
         </w:r>
       </w:hyperlink>
     </w:p>
     <w:p>
       <w:r>
+        <w:t>赛题要的是能主动、会执行的嵌入式</w:t>
+      </w:r>
+      <w:r>
+        <w:t xml:space="preserve"> AI Agent </w:t>
+      </w:r>
+      <w:r>
+        <w:t>应用。按官方的主动类型划分，本作品覆盖三类：告警产生后自动解释属事件主动，定时生</w:t>
+      </w:r>
+      <w:r>
+        <w:lastRenderedPageBreak/>
+        <w:t>成运行报告属定时主动，越限与离线判定属阈值主动；前两类与执行相连，产物分别是解释文件和报告文件。硬件方面，官方说明可以基于已适配</w:t>
+      </w:r>
+      <w:r>
+        <w:t xml:space="preserve"> openvela </w:t>
+      </w:r>
+      <w:r>
+        <w:t>的硬件二次开发，本作品正是在这一范围内使用</w:t>
+      </w:r>
+      <w:r>
+        <w:t xml:space="preserve"> STM32H750B-DK</w:t>
+      </w:r>
+      <w:r>
+        <w:t>。</w:t>
+      </w:r>
+      <w:hyperlink r:id="rId73">
+        <w:r>
+          <w:rPr>
+            <w:color w:val="24588D"/>
+            <w:sz w:val="24"/>
+            <w:szCs w:val="24"/>
+          </w:rPr>
+          <w:t>[19]</w:t>
+        </w:r>
+      </w:hyperlink>
+    </w:p>
+    <w:p>
+      <w:r>
+        <w:t xml:space="preserve">AI </w:t>
+      </w:r>
+      <w:r>
+        <w:t>能力使用</w:t>
+      </w:r>
+      <w:r>
+        <w:t xml:space="preserve"> openvelaClaw </w:t>
+      </w:r>
+      <w:r>
+        <w:t>的</w:t>
+      </w:r>
+      <w:r>
+        <w:t xml:space="preserve"> llm_proxy</w:t>
+      </w:r>
+      <w:r>
+        <w:t>、</w:t>
+      </w:r>
+      <w:r>
+        <w:t xml:space="preserve">Skill </w:t>
+      </w:r>
+      <w:r>
+        <w:t>加载、心跳服务和</w:t>
+      </w:r>
+      <w:r>
+        <w:t xml:space="preserve"> NSH </w:t>
+      </w:r>
+      <w:r>
+        <w:t>交互渠道。带屏配置将</w:t>
+      </w:r>
+      <w:r>
+        <w:t xml:space="preserve"> openvelaClaw </w:t>
+      </w:r>
+      <w:r>
+        <w:t>主循环栈设为</w:t>
+      </w:r>
+      <w:r>
+        <w:t xml:space="preserve"> 32 KiB</w:t>
+      </w:r>
+      <w:r>
+        <w:t>、上下文和流缓冲各设为</w:t>
+      </w:r>
+      <w:r>
+        <w:t xml:space="preserve"> 4 KiB</w:t>
+      </w:r>
+      <w:r>
+        <w:t>，并按需启动主循环。这些数值说明配置预算，整机余量见</w:t>
+      </w:r>
+      <w:r>
+        <w:t xml:space="preserve"> 3.7</w:t>
+      </w:r>
+      <w:r>
+        <w:t>。</w:t>
+      </w:r>
+      <w:hyperlink r:id="rId74">
+        <w:r>
+          <w:rPr>
+            <w:color w:val="24588D"/>
+            <w:sz w:val="24"/>
+            <w:szCs w:val="24"/>
+          </w:rPr>
+          <w:t>[19]</w:t>
+        </w:r>
+      </w:hyperlink>
+    </w:p>
+    <w:p>
+      <w:r>
         <w:t>公共仓里的改动涉及</w:t>
       </w:r>
       <w:r>
@@ -5956,7 +7328,7 @@
         <w:t>启动、板级接口、显示、触摸、网络与</w:t>
       </w:r>
       <w:r>
-        <w:t xml:space="preserve"> Agent </w:t>
+        <w:t xml:space="preserve"> openvelaClaw </w:t>
       </w:r>
       <w:r>
         <w:t>适配。后续可以把受限</w:t>
@@ -5968,7 +7340,7 @@
         <w:t>的栈和缓冲预算整理成配置组合，并加强工具参数、写路径和输出结构的检查。</w:t>
       </w:r>
       <w:r>
-        <w:t xml:space="preserve">8 </w:t>
+        <w:t xml:space="preserve">9 </w:t>
       </w:r>
       <w:r>
         <w:t>个</w:t>
@@ -5990,24 +7362,24 @@
       <w:pPr>
         <w:pStyle w:val="2"/>
       </w:pPr>
-      <w:bookmarkStart w:id="15" w:name="_Toc240375858"/>
+      <w:bookmarkStart w:id="19" w:name="_Toc240384418"/>
       <w:r>
         <w:t xml:space="preserve">3.4 </w:t>
       </w:r>
       <w:r>
         <w:t>系统实现</w:t>
       </w:r>
-      <w:bookmarkEnd w:id="15"/>
+      <w:bookmarkEnd w:id="19"/>
     </w:p>
     <w:p>
       <w:pPr>
         <w:pStyle w:val="3"/>
       </w:pPr>
-      <w:bookmarkStart w:id="16" w:name="_Toc240375859"/>
+      <w:bookmarkStart w:id="20" w:name="_Toc240384419"/>
       <w:r>
         <w:t>软件架构与启动</w:t>
       </w:r>
-      <w:bookmarkEnd w:id="16"/>
+      <w:bookmarkEnd w:id="20"/>
     </w:p>
     <w:p>
       <w:r>
@@ -6056,11 +7428,7 @@
         <w:t xml:space="preserve"> ai_agent </w:t>
       </w:r>
       <w:r>
-        <w:t>命令进入交互渠道。</w:t>
-      </w:r>
-      <w:r>
-        <w:lastRenderedPageBreak/>
-        <w:t>带屏自启已在历史启动记录中观察到，完整工具轮次的验证范围见</w:t>
+        <w:t>命令进入交互渠道。带屏自启已在历史启动记录中观察到，完整工具轮次的验证范围见</w:t>
       </w:r>
       <w:r>
         <w:t xml:space="preserve"> 3.5</w:t>
@@ -6068,7 +7436,7 @@
       <w:r>
         <w:t>。</w:t>
       </w:r>
-      <w:hyperlink r:id="rId54">
+      <w:hyperlink r:id="rId75">
         <w:r>
           <w:rPr>
             <w:color w:val="24588D"/>
@@ -6078,7 +7446,7 @@
           <w:t>[3]</w:t>
         </w:r>
       </w:hyperlink>
-      <w:hyperlink r:id="rId55">
+      <w:hyperlink r:id="rId76">
         <w:r>
           <w:rPr>
             <w:color w:val="24588D"/>
@@ -6088,7 +7456,7 @@
           <w:t>[4]</w:t>
         </w:r>
       </w:hyperlink>
-      <w:hyperlink r:id="rId56">
+      <w:hyperlink r:id="rId77">
         <w:r>
           <w:rPr>
             <w:color w:val="24588D"/>
@@ -6345,7 +7713,7 @@
               <w:pStyle w:val="TableText"/>
             </w:pPr>
             <w:r>
-              <w:t xml:space="preserve">ai_agent </w:t>
+              <w:t xml:space="preserve">openvelaClaw </w:t>
             </w:r>
             <w:r>
               <w:t>会话和</w:t>
@@ -6393,6 +7761,7 @@
               <w:jc w:val="center"/>
             </w:pPr>
             <w:r>
+              <w:lastRenderedPageBreak/>
               <w:t>系统与驱动</w:t>
             </w:r>
           </w:p>
@@ -6435,12 +7804,11 @@
       <w:pPr>
         <w:pStyle w:val="3"/>
       </w:pPr>
-      <w:bookmarkStart w:id="17" w:name="_Toc240375860"/>
-      <w:r>
-        <w:lastRenderedPageBreak/>
+      <w:bookmarkStart w:id="21" w:name="_Toc240384420"/>
+      <w:r>
         <w:t>四条数据路径</w:t>
       </w:r>
-      <w:bookmarkEnd w:id="17"/>
+      <w:bookmarkEnd w:id="21"/>
     </w:p>
     <w:p>
       <w:pPr>
@@ -6454,10 +7822,10 @@
           <w:noProof/>
         </w:rPr>
         <w:drawing>
-          <wp:inline distT="0" distB="0" distL="0" distR="0" wp14:anchorId="559A44C9" wp14:editId="1A4DAB36">
+          <wp:inline distT="0" distB="0" distL="0" distR="0" wp14:anchorId="78D43749" wp14:editId="0059F4F1">
             <wp:extent cx="5615940" cy="4820348"/>
             <wp:effectExtent l="0" t="0" r="0" b="0"/>
-            <wp:docPr id="4" name="Picture 4" descr="图 4  本地告警、联网解释、运行报告与云端留存的数据路径"/>
+            <wp:docPr id="7" name="Picture 7" descr="图 7  本地告警、联网解释、运行报告与云端留存的数据路径"/>
             <wp:cNvGraphicFramePr>
               <a:graphicFrameLocks xmlns:a="http://schemas.openxmlformats.org/drawingml/2006/main" noChangeAspect="1"/>
             </wp:cNvGraphicFramePr>
@@ -6469,7 +7837,7 @@
                     <pic:cNvPicPr/>
                   </pic:nvPicPr>
                   <pic:blipFill>
-                    <a:blip r:embed="rId57"/>
+                    <a:blip r:embed="rId78"/>
                     <a:stretch>
                       <a:fillRect/>
                     </a:stretch>
@@ -6498,7 +7866,7 @@
         <w:t>图</w:t>
       </w:r>
       <w:r>
-        <w:t xml:space="preserve"> 4  </w:t>
+        <w:t xml:space="preserve"> 7  </w:t>
       </w:r>
       <w:r>
         <w:t>本地告警、联网解释、运行报告与云端留存的数据路径</w:t>
@@ -6520,7 +7888,7 @@
       <w:r>
         <w:t>。告警恢复后，由本地逻辑清理待处理文件并记录状态变化。</w:t>
       </w:r>
-      <w:hyperlink r:id="rId58">
+      <w:hyperlink r:id="rId79">
         <w:r>
           <w:rPr>
             <w:color w:val="24588D"/>
@@ -6530,7 +7898,7 @@
           <w:t>[1]</w:t>
         </w:r>
       </w:hyperlink>
-      <w:hyperlink r:id="rId59">
+      <w:hyperlink r:id="rId80">
         <w:r>
           <w:rPr>
             <w:color w:val="24588D"/>
@@ -6543,6 +7911,7 @@
     </w:p>
     <w:p>
       <w:r>
+        <w:lastRenderedPageBreak/>
         <w:t xml:space="preserve">HEARTBEAT.md </w:t>
       </w:r>
       <w:r>
@@ -6561,7 +7930,7 @@
         <w:t>；</w:t>
       </w:r>
       <w:r>
-        <w:t xml:space="preserve">Agent </w:t>
+        <w:t xml:space="preserve">openvelaClaw </w:t>
       </w:r>
       <w:r>
         <w:t>取证并输出</w:t>
@@ -6584,7 +7953,7 @@
       <w:r>
         <w:t>。</w:t>
       </w:r>
-      <w:hyperlink r:id="rId60">
+      <w:hyperlink r:id="rId81">
         <w:r>
           <w:rPr>
             <w:color w:val="24588D"/>
@@ -6594,7 +7963,7 @@
           <w:t>[4]</w:t>
         </w:r>
       </w:hyperlink>
-      <w:hyperlink r:id="rId61">
+      <w:hyperlink r:id="rId82">
         <w:r>
           <w:rPr>
             <w:color w:val="24588D"/>
@@ -6616,11 +7985,7 @@
         <w:t xml:space="preserve"> runtime-report.md</w:t>
       </w:r>
       <w:r>
-        <w:t>，再返回</w:t>
-      </w:r>
-      <w:r>
-        <w:lastRenderedPageBreak/>
-        <w:t>文本快照。</w:t>
+        <w:t>，再返回文本快照。</w:t>
       </w:r>
       <w:r>
         <w:t xml:space="preserve">operations_report Skill </w:t>
@@ -6628,7 +7993,7 @@
       <w:r>
         <w:t>读取并复述这份内容，不负责覆盖它。</w:t>
       </w:r>
-      <w:hyperlink r:id="rId62">
+      <w:hyperlink r:id="rId83">
         <w:r>
           <w:rPr>
             <w:color w:val="24588D"/>
@@ -6638,7 +8003,7 @@
           <w:t>[3]</w:t>
         </w:r>
       </w:hyperlink>
-      <w:hyperlink r:id="rId63">
+      <w:hyperlink r:id="rId84">
         <w:r>
           <w:rPr>
             <w:color w:val="24588D"/>
@@ -6648,7 +8013,7 @@
           <w:t>[4]</w:t>
         </w:r>
       </w:hyperlink>
-      <w:hyperlink r:id="rId64">
+      <w:hyperlink r:id="rId85">
         <w:r>
           <w:rPr>
             <w:color w:val="24588D"/>
@@ -6697,7 +8062,31 @@
         <w:t xml:space="preserve"> alarm</w:t>
       </w:r>
       <w:r>
-        <w:t>。云看板只读订阅这四类主题，写入</w:t>
+        <w:t>。四类主题的保留策略与投递等级不同：状态类周期发布并保留最后一条，遥测类不保留、按周期刷新最新一帧，告警类用至少一次投递、在内存中排队</w:t>
+      </w:r>
+      <w:r>
+        <w:t xml:space="preserve"> 8 </w:t>
+      </w:r>
+      <w:r>
+        <w:t>条并在链路恢复后补发（断电不补），点表类保留最后一份已确认表。发送与接收缓冲分别为</w:t>
+      </w:r>
+      <w:r>
+        <w:t xml:space="preserve"> 8 KiB </w:t>
+      </w:r>
+      <w:r>
+        <w:t>与</w:t>
+      </w:r>
+      <w:r>
+        <w:t xml:space="preserve"> 512 </w:t>
+      </w:r>
+      <w:r>
+        <w:t>字节，会话采用清理式连接，保活</w:t>
+      </w:r>
+      <w:r>
+        <w:t xml:space="preserve"> 60 </w:t>
+      </w:r>
+      <w:r>
+        <w:t>秒。云看板只读订阅这四类主题，写入</w:t>
       </w:r>
       <w:r>
         <w:t xml:space="preserve"> SQLite </w:t>
@@ -6705,7 +8094,7 @@
       <w:r>
         <w:t>后供网页查询。</w:t>
       </w:r>
-      <w:hyperlink r:id="rId65">
+      <w:hyperlink r:id="rId86">
         <w:r>
           <w:rPr>
             <w:color w:val="24588D"/>
@@ -6715,7 +8104,7 @@
           <w:t>[8]</w:t>
         </w:r>
       </w:hyperlink>
-      <w:hyperlink r:id="rId66">
+      <w:hyperlink r:id="rId87">
         <w:r>
           <w:rPr>
             <w:color w:val="24588D"/>
@@ -6725,7 +8114,7 @@
           <w:t>[20]</w:t>
         </w:r>
       </w:hyperlink>
-      <w:hyperlink r:id="rId67">
+      <w:hyperlink r:id="rId88">
         <w:r>
           <w:rPr>
             <w:color w:val="24588D"/>
@@ -6735,7 +8124,7 @@
           <w:t>[28]</w:t>
         </w:r>
       </w:hyperlink>
-      <w:hyperlink r:id="rId68">
+      <w:hyperlink r:id="rId89">
         <w:r>
           <w:rPr>
             <w:color w:val="24588D"/>
@@ -6743,6 +8132,43 @@
             <w:szCs w:val="24"/>
           </w:rPr>
           <w:t>[29]</w:t>
+        </w:r>
+      </w:hyperlink>
+      <w:hyperlink r:id="rId90">
+        <w:r>
+          <w:rPr>
+            <w:color w:val="24588D"/>
+            <w:sz w:val="24"/>
+            <w:szCs w:val="24"/>
+          </w:rPr>
+          <w:t>[42]</w:t>
+        </w:r>
+      </w:hyperlink>
+    </w:p>
+    <w:p>
+      <w:r>
+        <w:t>这条链路上有一处容易误判的协议细节。</w:t>
+      </w:r>
+      <w:r>
+        <w:t xml:space="preserve">MQTT-C </w:t>
+      </w:r>
+      <w:r>
+        <w:t>采用发送队列加同步泵的模型：连接调用只把报文放进队列，真正发送发生在同步调用内部，而同步的顺序是先接收后发送。第一次同步时连接报文尚未发出，却在等待连接确认，这在协议上是必然的空等一轮。以太网链路能自然度过这一轮，因为暂时无数据可读不算错误；而</w:t>
+      </w:r>
+      <w:r>
+        <w:t xml:space="preserve"> ESP-01S </w:t>
+      </w:r>
+      <w:r>
+        <w:t>链路把超时直接映射为套接字错误，导致接收提前失败、发送永远执行不到，连接报文就一直没有发出去。定位后的修法是区分「暂时无数据」与「链路故障」两种语义，只在后者才判定为错误。</w:t>
+      </w:r>
+      <w:hyperlink r:id="rId91">
+        <w:r>
+          <w:rPr>
+            <w:color w:val="24588D"/>
+            <w:sz w:val="24"/>
+            <w:szCs w:val="24"/>
+          </w:rPr>
+          <w:t>[42]</w:t>
         </w:r>
       </w:hyperlink>
     </w:p>
@@ -6750,11 +8176,12 @@
       <w:pPr>
         <w:pStyle w:val="3"/>
       </w:pPr>
-      <w:bookmarkStart w:id="18" w:name="_Toc240375861"/>
-      <w:r>
+      <w:bookmarkStart w:id="22" w:name="_Toc240384421"/>
+      <w:r>
+        <w:lastRenderedPageBreak/>
         <w:t>硬件设计与适配</w:t>
       </w:r>
-      <w:bookmarkEnd w:id="18"/>
+      <w:bookmarkEnd w:id="22"/>
     </w:p>
     <w:p>
       <w:r>
@@ -6820,7 +8247,7 @@
       <w:r>
         <w:t>交叉核对；下表给出方案级关键器件。</w:t>
       </w:r>
-      <w:hyperlink r:id="rId69">
+      <w:hyperlink r:id="rId92">
         <w:r>
           <w:rPr>
             <w:color w:val="24588D"/>
@@ -7238,10 +8665,10 @@
               <w:t xml:space="preserve"> MOSFET </w:t>
             </w:r>
             <w:r>
-              <w:t>数字量输出，设备</w:t>
-            </w:r>
-            <w:r>
-              <w:t xml:space="preserve"> Agent </w:t>
+              <w:t>数字量输出，</w:t>
+            </w:r>
+            <w:r>
+              <w:t xml:space="preserve">openvelaClaw </w:t>
             </w:r>
             <w:r>
               <w:t>不负责控制。</w:t>
@@ -7261,12 +8688,11 @@
         <w:rPr>
           <w:noProof/>
         </w:rPr>
-        <w:lastRenderedPageBreak/>
         <w:drawing>
-          <wp:inline distT="0" distB="0" distL="0" distR="0" wp14:anchorId="30AE0871" wp14:editId="1F869804">
+          <wp:inline distT="0" distB="0" distL="0" distR="0" wp14:anchorId="16167A20" wp14:editId="7757D66B">
             <wp:extent cx="5615940" cy="2870369"/>
             <wp:effectExtent l="0" t="0" r="0" b="0"/>
-            <wp:docPr id="5" name="Picture 5" descr="图 5  扩展板接口与接线"/>
+            <wp:docPr id="8" name="Picture 8" descr="图 8  扩展板接口与接线"/>
             <wp:cNvGraphicFramePr>
               <a:graphicFrameLocks xmlns:a="http://schemas.openxmlformats.org/drawingml/2006/main" noChangeAspect="1"/>
             </wp:cNvGraphicFramePr>
@@ -7278,7 +8704,7 @@
                     <pic:cNvPicPr/>
                   </pic:nvPicPr>
                   <pic:blipFill>
-                    <a:blip r:embed="rId70"/>
+                    <a:blip r:embed="rId93"/>
                     <a:stretch>
                       <a:fillRect/>
                     </a:stretch>
@@ -7307,7 +8733,7 @@
         <w:t>图</w:t>
       </w:r>
       <w:r>
-        <w:t xml:space="preserve"> 5  </w:t>
+        <w:t xml:space="preserve"> 8  </w:t>
       </w:r>
       <w:r>
         <w:t>扩展板接口与接线</w:t>
@@ -7315,6 +8741,134 @@
     </w:p>
     <w:p>
       <w:r>
+        <w:lastRenderedPageBreak/>
+        <w:t xml:space="preserve">RS485 </w:t>
+      </w:r>
+      <w:r>
+        <w:t>半双工的方向控制是一处实现难点。发送结束后，方向引脚必须等最后一个字节真正离开移位寄存器才能切回接收态，而</w:t>
+      </w:r>
+      <w:r>
+        <w:t xml:space="preserve"> tcdrain </w:t>
+      </w:r>
+      <w:r>
+        <w:t>只保证软件发送缓冲区清空，不等发送完成标志。早期自测工具因此在</w:t>
+      </w:r>
+      <w:r>
+        <w:t xml:space="preserve"> close </w:t>
+      </w:r>
+      <w:r>
+        <w:t>时触发驱动释放方向引脚，引脚被板上</w:t>
+      </w:r>
+      <w:r>
+        <w:t xml:space="preserve"> 10K </w:t>
+      </w:r>
+      <w:r>
+        <w:t>下拉电阻拉低、提前回到接收态，把帧尾切断，同一帧三次测试分别只剩</w:t>
+      </w:r>
+      <w:r>
+        <w:t xml:space="preserve"> 23</w:t>
+      </w:r>
+      <w:r>
+        <w:t>、</w:t>
+      </w:r>
+      <w:r>
+        <w:t>24</w:t>
+      </w:r>
+      <w:r>
+        <w:t>、</w:t>
+      </w:r>
+      <w:r>
+        <w:t xml:space="preserve">26 </w:t>
+      </w:r>
+      <w:r>
+        <w:t>字节。当前实现改由发送完成中断控制方向，应用层不再依赖延时兜底；同时关闭该串口的发送</w:t>
+      </w:r>
+      <w:r>
+        <w:t xml:space="preserve"> FIFO</w:t>
+      </w:r>
+      <w:r>
+        <w:t>，因为</w:t>
+      </w:r>
+      <w:r>
+        <w:t xml:space="preserve"> FIFO </w:t>
+      </w:r>
+      <w:r>
+        <w:t>开启后「发送寄存器空」的含义会与半双工所需的「发送完成」错位。</w:t>
+      </w:r>
+      <w:hyperlink r:id="rId94">
+        <w:r>
+          <w:rPr>
+            <w:color w:val="24588D"/>
+            <w:sz w:val="24"/>
+            <w:szCs w:val="24"/>
+          </w:rPr>
+          <w:t>[33]</w:t>
+        </w:r>
+      </w:hyperlink>
+      <w:hyperlink r:id="rId95">
+        <w:r>
+          <w:rPr>
+            <w:color w:val="24588D"/>
+            <w:sz w:val="24"/>
+            <w:szCs w:val="24"/>
+          </w:rPr>
+          <w:t>[40]</w:t>
+        </w:r>
+      </w:hyperlink>
+    </w:p>
+    <w:p>
+      <w:r>
+        <w:t>以太网存在一处引脚冲突。</w:t>
+      </w:r>
+      <w:r>
+        <w:t xml:space="preserve">PH2 </w:t>
+      </w:r>
+      <w:r>
+        <w:t>与</w:t>
+      </w:r>
+      <w:r>
+        <w:t xml:space="preserve"> PH3 </w:t>
+      </w:r>
+      <w:r>
+        <w:t>复用为以太网载波侦听与冲突检测信号，同时又是</w:t>
+      </w:r>
+      <w:r>
+        <w:t xml:space="preserve"> QSPI bank2 </w:t>
+      </w:r>
+      <w:r>
+        <w:t>的数据线；板子要从</w:t>
+      </w:r>
+      <w:r>
+        <w:t xml:space="preserve"> QSPI </w:t>
+      </w:r>
+      <w:r>
+        <w:t>启动，这两脚必须让给</w:t>
+      </w:r>
+      <w:r>
+        <w:t xml:space="preserve"> QSPI</w:t>
+      </w:r>
+      <w:r>
+        <w:t>。解法分三步：声明本板不使用载波侦听与冲突检测（全双工以太网不需要这两路信号），把链路检测改为轮询</w:t>
+      </w:r>
+      <w:r>
+        <w:t xml:space="preserve"> PHY </w:t>
+      </w:r>
+      <w:r>
+        <w:t>状态寄存器，以及允许先启动后插线，把自协商超时由失败改为成功返回、交给轮询去发现链路。轮询读取还有一个细节：该寄存器的链路位是低电平锁存，需要连读两遍才拿到当前值，并做两次采样防抖。这一方案成立的前提是自协商结果为全双工，驱动中对此没有兜底处理，属于已知边界。</w:t>
+      </w:r>
+      <w:hyperlink r:id="rId96">
+        <w:r>
+          <w:rPr>
+            <w:color w:val="24588D"/>
+            <w:sz w:val="24"/>
+            <w:szCs w:val="24"/>
+          </w:rPr>
+          <w:t>[39]</w:t>
+        </w:r>
+      </w:hyperlink>
+    </w:p>
+    <w:p>
+      <w:r>
         <w:t xml:space="preserve">XIP </w:t>
       </w:r>
       <w:r>
@@ -7324,7 +8878,7 @@
         <w:t xml:space="preserve">QSPI </w:t>
       </w:r>
       <w:r>
-        <w:t>启动工作解决片内启动代码与外部执行镜像的衔接；显示与触摸改动分别进入</w:t>
+        <w:t>启动解决片内启动代码与外部执行镜像的衔接；显示与触摸改动分别进入</w:t>
       </w:r>
       <w:r>
         <w:t xml:space="preserve"> LTDC </w:t>
@@ -7351,7 +8905,7 @@
         <w:t>改动留在其真实公共源码树中。以下</w:t>
       </w:r>
       <w:r>
-        <w:t xml:space="preserve"> 8 </w:t>
+        <w:t xml:space="preserve"> 9 </w:t>
       </w:r>
       <w:r>
         <w:t>个</w:t>
@@ -7386,7 +8940,7 @@
       <w:r>
         <w:t>。</w:t>
       </w:r>
-      <w:hyperlink r:id="rId71">
+      <w:hyperlink r:id="rId97">
         <w:r>
           <w:rPr>
             <w:color w:val="24588D"/>
@@ -7512,7 +9066,7 @@
             <w:pPr>
               <w:pStyle w:val="TableText"/>
             </w:pPr>
-            <w:hyperlink r:id="rId72">
+            <w:hyperlink r:id="rId98">
               <w:r>
                 <w:t>nuttx #350</w:t>
               </w:r>
@@ -7572,7 +9126,7 @@
             <w:pPr>
               <w:pStyle w:val="TableText"/>
             </w:pPr>
-            <w:hyperlink r:id="rId73">
+            <w:hyperlink r:id="rId99">
               <w:r>
                 <w:t>nuttx #351</w:t>
               </w:r>
@@ -7623,7 +9177,7 @@
             <w:pPr>
               <w:pStyle w:val="TableText"/>
             </w:pPr>
-            <w:hyperlink r:id="rId74">
+            <w:hyperlink r:id="rId100">
               <w:r>
                 <w:t>nuttx #352</w:t>
               </w:r>
@@ -7692,7 +9246,7 @@
             <w:pPr>
               <w:pStyle w:val="TableText"/>
             </w:pPr>
-            <w:hyperlink r:id="rId75">
+            <w:hyperlink r:id="rId101">
               <w:r>
                 <w:t>nuttx #353</w:t>
               </w:r>
@@ -7743,7 +9297,7 @@
             <w:pPr>
               <w:pStyle w:val="TableText"/>
             </w:pPr>
-            <w:hyperlink r:id="rId76">
+            <w:hyperlink r:id="rId102">
               <w:r>
                 <w:t>nuttx #354</w:t>
               </w:r>
@@ -7794,7 +9348,7 @@
             <w:pPr>
               <w:pStyle w:val="TableText"/>
             </w:pPr>
-            <w:hyperlink r:id="rId77">
+            <w:hyperlink r:id="rId103">
               <w:r>
                 <w:t>nuttx-apps #119</w:t>
               </w:r>
@@ -7854,7 +9408,7 @@
             <w:pPr>
               <w:pStyle w:val="TableText"/>
             </w:pPr>
-            <w:hyperlink r:id="rId78">
+            <w:hyperlink r:id="rId104">
               <w:r>
                 <w:t>MQTT-C #1</w:t>
               </w:r>
@@ -7908,7 +9462,55 @@
             <w:pPr>
               <w:pStyle w:val="TableText"/>
             </w:pPr>
-            <w:hyperlink r:id="rId79">
+            <w:hyperlink r:id="rId105">
+              <w:r>
+                <w:t>ai_agent #29</w:t>
+              </w:r>
+            </w:hyperlink>
+          </w:p>
+        </w:tc>
+        <w:tc>
+          <w:tcPr>
+            <w:tcW w:w="6545" w:type="dxa"/>
+            <w:tcMar>
+              <w:top w:w="65" w:type="dxa"/>
+              <w:left w:w="110" w:type="dxa"/>
+              <w:bottom w:w="65" w:type="dxa"/>
+              <w:right w:w="110" w:type="dxa"/>
+            </w:tcMar>
+            <w:vAlign w:val="center"/>
+          </w:tcPr>
+          <w:p>
+            <w:pPr>
+              <w:pStyle w:val="TableText"/>
+            </w:pPr>
+            <w:r>
+              <w:t>守护进程附着、看门狗改用单调时钟与工具可靠性修复</w:t>
+            </w:r>
+          </w:p>
+        </w:tc>
+      </w:tr>
+      <w:tr>
+        <w:trPr>
+          <w:cantSplit/>
+          <w:jc w:val="center"/>
+        </w:trPr>
+        <w:tc>
+          <w:tcPr>
+            <w:tcW w:w="2299" w:type="dxa"/>
+            <w:tcMar>
+              <w:top w:w="65" w:type="dxa"/>
+              <w:left w:w="110" w:type="dxa"/>
+              <w:bottom w:w="65" w:type="dxa"/>
+              <w:right w:w="110" w:type="dxa"/>
+            </w:tcMar>
+            <w:vAlign w:val="center"/>
+          </w:tcPr>
+          <w:p>
+            <w:pPr>
+              <w:pStyle w:val="TableText"/>
+            </w:pPr>
+            <w:hyperlink r:id="rId106">
               <w:r>
                 <w:t>ai_agent #32</w:t>
               </w:r>
@@ -7950,15 +9552,14 @@
       <w:pPr>
         <w:pStyle w:val="3"/>
       </w:pPr>
-      <w:bookmarkStart w:id="19" w:name="_Toc240375862"/>
-      <w:r>
-        <w:lastRenderedPageBreak/>
+      <w:bookmarkStart w:id="23" w:name="_Toc240384422"/>
+      <w:r>
         <w:t>交互与设备</w:t>
       </w:r>
       <w:r>
         <w:t xml:space="preserve"> Skill</w:t>
       </w:r>
-      <w:bookmarkEnd w:id="19"/>
+      <w:bookmarkEnd w:id="23"/>
     </w:p>
     <w:p>
       <w:r>
@@ -8001,12 +9602,12 @@
         <w:t>总线只由网关作为主站使用。配置完成后不要求电脑长期连接；自动扫描由确定性代码负责，界面扫描需由用户显式开启，</w:t>
       </w:r>
       <w:r>
-        <w:t xml:space="preserve">Agent </w:t>
+        <w:t xml:space="preserve">openvelaClaw </w:t>
       </w:r>
       <w:r>
         <w:t>不参与扫描或提交配置。</w:t>
       </w:r>
-      <w:hyperlink r:id="rId80">
+      <w:hyperlink r:id="rId107">
         <w:r>
           <w:rPr>
             <w:color w:val="24588D"/>
@@ -8016,7 +9617,7 @@
           <w:t>[2]</w:t>
         </w:r>
       </w:hyperlink>
-      <w:hyperlink r:id="rId81">
+      <w:hyperlink r:id="rId108">
         <w:r>
           <w:rPr>
             <w:color w:val="24588D"/>
@@ -8026,7 +9627,7 @@
           <w:t>[10]</w:t>
         </w:r>
       </w:hyperlink>
-      <w:hyperlink r:id="rId82">
+      <w:hyperlink r:id="rId109">
         <w:r>
           <w:rPr>
             <w:color w:val="24588D"/>
@@ -8048,11 +9649,12 @@
         <w:rPr>
           <w:noProof/>
         </w:rPr>
+        <w:lastRenderedPageBreak/>
         <w:drawing>
-          <wp:inline distT="0" distB="0" distL="0" distR="0" wp14:anchorId="09829771" wp14:editId="71F87030">
+          <wp:inline distT="0" distB="0" distL="0" distR="0" wp14:anchorId="7FC9C94D" wp14:editId="7B3C79BE">
             <wp:extent cx="5615940" cy="3182366"/>
             <wp:effectExtent l="0" t="0" r="0" b="0"/>
-            <wp:docPr id="6" name="Picture 6" descr="图 6  告警页：三行活动告警与逐点静音、标记处理"/>
+            <wp:docPr id="9" name="Picture 9" descr="图 9  告警页：三行活动告警与逐点静音、标记处理"/>
             <wp:cNvGraphicFramePr>
               <a:graphicFrameLocks xmlns:a="http://schemas.openxmlformats.org/drawingml/2006/main" noChangeAspect="1"/>
             </wp:cNvGraphicFramePr>
@@ -8064,7 +9666,7 @@
                     <pic:cNvPicPr/>
                   </pic:nvPicPr>
                   <pic:blipFill>
-                    <a:blip r:embed="rId83"/>
+                    <a:blip r:embed="rId110"/>
                     <a:stretch>
                       <a:fillRect/>
                     </a:stretch>
@@ -8093,7 +9695,7 @@
         <w:t>图</w:t>
       </w:r>
       <w:r>
-        <w:t xml:space="preserve"> 6  </w:t>
+        <w:t xml:space="preserve"> 9  </w:t>
       </w:r>
       <w:r>
         <w:t>告警页：三行活动告警与逐点静音、标记处理</w:t>
@@ -8110,12 +9712,11 @@
         <w:rPr>
           <w:noProof/>
         </w:rPr>
-        <w:lastRenderedPageBreak/>
         <w:drawing>
-          <wp:inline distT="0" distB="0" distL="0" distR="0" wp14:anchorId="62F4CCBC" wp14:editId="645F2654">
+          <wp:inline distT="0" distB="0" distL="0" distR="0" wp14:anchorId="5A176815" wp14:editId="4F00C36C">
             <wp:extent cx="5615940" cy="3182366"/>
             <wp:effectExtent l="0" t="0" r="0" b="0"/>
-            <wp:docPr id="7" name="Picture 7" descr="图 7  趋势页：阈值线与历史窗口切换"/>
+            <wp:docPr id="10" name="Picture 10" descr="图 10  趋势页：阈值线与历史窗口切换"/>
             <wp:cNvGraphicFramePr>
               <a:graphicFrameLocks xmlns:a="http://schemas.openxmlformats.org/drawingml/2006/main" noChangeAspect="1"/>
             </wp:cNvGraphicFramePr>
@@ -8127,7 +9728,7 @@
                     <pic:cNvPicPr/>
                   </pic:nvPicPr>
                   <pic:blipFill>
-                    <a:blip r:embed="rId84"/>
+                    <a:blip r:embed="rId111"/>
                     <a:stretch>
                       <a:fillRect/>
                     </a:stretch>
@@ -8156,7 +9757,7 @@
         <w:t>图</w:t>
       </w:r>
       <w:r>
-        <w:t xml:space="preserve"> 7  </w:t>
+        <w:t xml:space="preserve"> 10  </w:t>
       </w:r>
       <w:r>
         <w:t>趋势页：阈值线与历史窗口切换</w:t>
@@ -8230,6 +9831,7 @@
               <w:pStyle w:val="TableHead"/>
             </w:pPr>
             <w:r>
+              <w:lastRenderedPageBreak/>
               <w:t>文件</w:t>
             </w:r>
           </w:p>
@@ -8520,7 +10122,7 @@
       <w:r>
         <w:t>层工具实现负责真正的访问限制。自然语言查数是补充交互，使用演示见提交的演示视频。</w:t>
       </w:r>
-      <w:hyperlink r:id="rId85">
+      <w:hyperlink r:id="rId112">
         <w:r>
           <w:rPr>
             <w:color w:val="24588D"/>
@@ -8530,7 +10132,7 @@
           <w:t>[4]</w:t>
         </w:r>
       </w:hyperlink>
-      <w:hyperlink r:id="rId86">
+      <w:hyperlink r:id="rId113">
         <w:r>
           <w:rPr>
             <w:color w:val="24588D"/>
@@ -8545,18 +10147,17 @@
       <w:pPr>
         <w:pStyle w:val="3"/>
       </w:pPr>
-      <w:bookmarkStart w:id="20" w:name="_Toc240375863"/>
-      <w:r>
-        <w:lastRenderedPageBreak/>
+      <w:bookmarkStart w:id="24" w:name="_Toc240384423"/>
+      <w:r>
         <w:t>配套项目：上位机与云看板</w:t>
       </w:r>
-      <w:bookmarkEnd w:id="20"/>
+      <w:bookmarkEnd w:id="24"/>
     </w:p>
     <w:p>
       <w:r>
         <w:t>作品本体是专属仓内的固件；上位机与云看板是配套工具，独立成仓便于单独部署与替换，合起来构成设备、电脑、云端三端分工。</w:t>
       </w:r>
-      <w:hyperlink r:id="rId87">
+      <w:hyperlink r:id="rId114">
         <w:r>
           <w:rPr>
             <w:color w:val="24588D"/>
@@ -8566,7 +10167,7 @@
           <w:t>[10]</w:t>
         </w:r>
       </w:hyperlink>
-      <w:hyperlink r:id="rId88">
+      <w:hyperlink r:id="rId115">
         <w:r>
           <w:rPr>
             <w:color w:val="24588D"/>
@@ -8576,7 +10177,7 @@
           <w:t>[28]</w:t>
         </w:r>
       </w:hyperlink>
-      <w:hyperlink r:id="rId89">
+      <w:hyperlink r:id="rId116">
         <w:r>
           <w:rPr>
             <w:color w:val="24588D"/>
@@ -8621,7 +10222,7 @@
       <w:r>
         <w:t>；上位机只是把同一条串口流程做成界面，「确认落盘」在界面上单独标为醒目操作。</w:t>
       </w:r>
-      <w:hyperlink r:id="rId90">
+      <w:hyperlink r:id="rId117">
         <w:r>
           <w:rPr>
             <w:color w:val="24588D"/>
@@ -8631,7 +10232,7 @@
           <w:t>[10]</w:t>
         </w:r>
       </w:hyperlink>
-      <w:hyperlink r:id="rId91">
+      <w:hyperlink r:id="rId118">
         <w:r>
           <w:rPr>
             <w:color w:val="24588D"/>
@@ -8653,11 +10254,12 @@
         <w:rPr>
           <w:noProof/>
         </w:rPr>
+        <w:lastRenderedPageBreak/>
         <w:drawing>
-          <wp:inline distT="0" distB="0" distL="0" distR="0" wp14:anchorId="314E6325" wp14:editId="273E5B3C">
+          <wp:inline distT="0" distB="0" distL="0" distR="0" wp14:anchorId="6B55DF3F" wp14:editId="58626BFF">
             <wp:extent cx="5615940" cy="3509963"/>
             <wp:effectExtent l="0" t="0" r="0" b="0"/>
-            <wp:docPr id="8" name="Picture 8" descr="图 8  点表配置上位机：编辑、试读与人工确认；点表卡片取自示例文件"/>
+            <wp:docPr id="11" name="Picture 11" descr="图 11  点表配置上位机：编辑、试读与人工确认；点表卡片取自示例文件"/>
             <wp:cNvGraphicFramePr>
               <a:graphicFrameLocks xmlns:a="http://schemas.openxmlformats.org/drawingml/2006/main" noChangeAspect="1"/>
             </wp:cNvGraphicFramePr>
@@ -8669,7 +10271,7 @@
                     <pic:cNvPicPr/>
                   </pic:nvPicPr>
                   <pic:blipFill>
-                    <a:blip r:embed="rId92"/>
+                    <a:blip r:embed="rId119"/>
                     <a:stretch>
                       <a:fillRect/>
                     </a:stretch>
@@ -8698,7 +10300,7 @@
         <w:t>图</w:t>
       </w:r>
       <w:r>
-        <w:t xml:space="preserve"> 8  </w:t>
+        <w:t xml:space="preserve"> 11  </w:t>
       </w:r>
       <w:r>
         <w:t>点表配置上位机：编辑、试读与人工确认；点表卡片取自示例文件</w:t>
@@ -8748,11 +10350,7 @@
         <w:t xml:space="preserve"> SQLite</w:t>
       </w:r>
       <w:r>
-        <w:t>，网页端用中文界面查询设备总览、</w:t>
-      </w:r>
-      <w:r>
-        <w:lastRenderedPageBreak/>
-        <w:t>实时值、时序趋势与告警历史。服务只提供</w:t>
+        <w:t>，网页端用中文界面查询设备总览、实时值、时序趋势与告警历史。服务只提供</w:t>
       </w:r>
       <w:r>
         <w:t xml:space="preserve"> GET </w:t>
@@ -8766,7 +10364,7 @@
       <w:r>
         <w:t>。</w:t>
       </w:r>
-      <w:hyperlink r:id="rId93">
+      <w:hyperlink r:id="rId120">
         <w:r>
           <w:rPr>
             <w:color w:val="24588D"/>
@@ -8776,7 +10374,7 @@
           <w:t>[20]</w:t>
         </w:r>
       </w:hyperlink>
-      <w:hyperlink r:id="rId94">
+      <w:hyperlink r:id="rId121">
         <w:r>
           <w:rPr>
             <w:color w:val="24588D"/>
@@ -8786,7 +10384,7 @@
           <w:t>[28]</w:t>
         </w:r>
       </w:hyperlink>
-      <w:hyperlink r:id="rId95">
+      <w:hyperlink r:id="rId122">
         <w:r>
           <w:rPr>
             <w:color w:val="24588D"/>
@@ -8802,12 +10400,12 @@
         <w:t>两个配套项目与板端的分工是单向的：电脑能改配置，云端只能看。板端</w:t>
       </w:r>
       <w:r>
-        <w:t xml:space="preserve"> Agent </w:t>
+        <w:t xml:space="preserve"> openvelaClaw </w:t>
       </w:r>
       <w:r>
         <w:t>既不改配置，也不写云端。</w:t>
       </w:r>
-      <w:hyperlink r:id="rId96">
+      <w:hyperlink r:id="rId123">
         <w:r>
           <w:rPr>
             <w:color w:val="24588D"/>
@@ -8817,7 +10415,7 @@
           <w:t>[4]</w:t>
         </w:r>
       </w:hyperlink>
-      <w:hyperlink r:id="rId97">
+      <w:hyperlink r:id="rId124">
         <w:r>
           <w:rPr>
             <w:color w:val="24588D"/>
@@ -8832,11 +10430,11 @@
       <w:pPr>
         <w:pStyle w:val="3"/>
       </w:pPr>
-      <w:bookmarkStart w:id="21" w:name="_Toc240375864"/>
+      <w:bookmarkStart w:id="25" w:name="_Toc240384424"/>
       <w:r>
         <w:t>复现入口</w:t>
       </w:r>
-      <w:bookmarkEnd w:id="21"/>
+      <w:bookmarkEnd w:id="25"/>
     </w:p>
     <w:p>
       <w:r>
@@ -8900,7 +10498,11 @@
         <w:t xml:space="preserve"> 12 </w:t>
       </w:r>
       <w:r>
-        <w:t>个用例覆盖网络策略、配置存储、帧统计、运行统计、探查、点表、告警判定、时间同步、</w:t>
+        <w:t>个用例覆盖网络策略、配置存储、帧统计、运行统计、探查、点表、</w:t>
+      </w:r>
+      <w:r>
+        <w:lastRenderedPageBreak/>
+        <w:t>告警判定、时间同步、</w:t>
       </w:r>
       <w:r>
         <w:t xml:space="preserve">HMI </w:t>
@@ -8944,7 +10546,7 @@
       <w:r>
         <w:t>许可。</w:t>
       </w:r>
-      <w:hyperlink r:id="rId98">
+      <w:hyperlink r:id="rId125">
         <w:r>
           <w:rPr>
             <w:color w:val="24588D"/>
@@ -8954,7 +10556,7 @@
           <w:t>[16]</w:t>
         </w:r>
       </w:hyperlink>
-      <w:hyperlink r:id="rId99">
+      <w:hyperlink r:id="rId126">
         <w:r>
           <w:rPr>
             <w:color w:val="24588D"/>
@@ -8964,7 +10566,7 @@
           <w:t>[23]</w:t>
         </w:r>
       </w:hyperlink>
-      <w:hyperlink r:id="rId100">
+      <w:hyperlink r:id="rId127">
         <w:r>
           <w:rPr>
             <w:color w:val="24588D"/>
@@ -8980,7 +10582,7 @@
         <w:pStyle w:val="2"/>
         <w:pageBreakBefore/>
       </w:pPr>
-      <w:bookmarkStart w:id="22" w:name="_Toc240375865"/>
+      <w:bookmarkStart w:id="26" w:name="_Toc240384425"/>
       <w:r>
         <w:lastRenderedPageBreak/>
         <w:t xml:space="preserve">3.5 </w:t>
@@ -8988,17 +10590,17 @@
       <w:r>
         <w:t>系统测试与结果分析</w:t>
       </w:r>
-      <w:bookmarkEnd w:id="22"/>
+      <w:bookmarkEnd w:id="26"/>
     </w:p>
     <w:p>
       <w:pPr>
         <w:pStyle w:val="3"/>
       </w:pPr>
-      <w:bookmarkStart w:id="23" w:name="_Toc240375866"/>
+      <w:bookmarkStart w:id="27" w:name="_Toc240384426"/>
       <w:r>
         <w:t>测试环境与证据范围</w:t>
       </w:r>
-      <w:bookmarkEnd w:id="23"/>
+      <w:bookmarkEnd w:id="27"/>
     </w:p>
     <w:p>
       <w:r>
@@ -9035,7 +10637,7 @@
         <w:t>，当时无成功实读。</w:t>
       </w:r>
       <w:r>
-        <w:t xml:space="preserve">Agent </w:t>
+        <w:t xml:space="preserve">openvelaClaw </w:t>
       </w:r>
       <w:r>
         <w:t>日报记录另来自</w:t>
@@ -9046,7 +10648,7 @@
       <w:r>
         <w:t>的历史无屏固件，两组结果不混为同一固件验收。</w:t>
       </w:r>
-      <w:hyperlink r:id="rId101">
+      <w:hyperlink r:id="rId128">
         <w:r>
           <w:rPr>
             <w:color w:val="24588D"/>
@@ -9056,7 +10658,7 @@
           <w:t>[11]</w:t>
         </w:r>
       </w:hyperlink>
-      <w:hyperlink r:id="rId102">
+      <w:hyperlink r:id="rId129">
         <w:r>
           <w:rPr>
             <w:color w:val="24588D"/>
@@ -9066,7 +10668,7 @@
           <w:t>[12]</w:t>
         </w:r>
       </w:hyperlink>
-      <w:hyperlink r:id="rId103">
+      <w:hyperlink r:id="rId130">
         <w:r>
           <w:rPr>
             <w:color w:val="24588D"/>
@@ -9283,7 +10885,7 @@
             <w:r>
               <w:t>载荷。</w:t>
             </w:r>
-            <w:hyperlink r:id="rId104">
+            <w:hyperlink r:id="rId131">
               <w:r>
                 <w:t>[23]</w:t>
               </w:r>
@@ -9370,7 +10972,7 @@
             <w:r>
               <w:t>通过，覆盖告警、趋势、夹具、生命周期刷新和交互检查；不能代替实体触摸验收。</w:t>
             </w:r>
-            <w:hyperlink r:id="rId105">
+            <w:hyperlink r:id="rId132">
               <w:r>
                 <w:t>[11]</w:t>
               </w:r>
@@ -9487,12 +11089,12 @@
             <w:r>
               <w:t>。</w:t>
             </w:r>
-            <w:hyperlink r:id="rId106">
+            <w:hyperlink r:id="rId133">
               <w:r>
                 <w:t>[20]</w:t>
               </w:r>
             </w:hyperlink>
-            <w:hyperlink r:id="rId107">
+            <w:hyperlink r:id="rId134">
               <w:r>
                 <w:t>[21]</w:t>
               </w:r>
@@ -9600,7 +11202,7 @@
             <w:r>
               <w:t>。</w:t>
             </w:r>
-            <w:hyperlink r:id="rId108">
+            <w:hyperlink r:id="rId135">
               <w:r>
                 <w:t>[22]</w:t>
               </w:r>
@@ -9632,7 +11234,7 @@
               <w:t>带屏</w:t>
             </w:r>
             <w:r>
-              <w:t xml:space="preserve"> Agent </w:t>
+              <w:t xml:space="preserve"> openvelaClaw </w:t>
             </w:r>
             <w:r>
               <w:t>自启</w:t>
@@ -9699,7 +11301,7 @@
             <w:r>
               <w:t>启动信息；只证明服务自启。</w:t>
             </w:r>
-            <w:hyperlink r:id="rId109">
+            <w:hyperlink r:id="rId136">
               <w:r>
                 <w:t>[11]</w:t>
               </w:r>
@@ -9731,7 +11333,7 @@
               <w:t>历史</w:t>
             </w:r>
             <w:r>
-              <w:t xml:space="preserve"> Agent </w:t>
+              <w:t xml:space="preserve"> openvelaClaw </w:t>
             </w:r>
             <w:r>
               <w:t>日报</w:t>
@@ -9804,17 +11406,17 @@
             <w:r>
               <w:t>日报文件。</w:t>
             </w:r>
-            <w:hyperlink r:id="rId110">
+            <w:hyperlink r:id="rId137">
               <w:r>
                 <w:t>[11]</w:t>
               </w:r>
             </w:hyperlink>
-            <w:hyperlink r:id="rId111">
+            <w:hyperlink r:id="rId138">
               <w:r>
                 <w:t>[12]</w:t>
               </w:r>
             </w:hyperlink>
-            <w:hyperlink r:id="rId112">
+            <w:hyperlink r:id="rId139">
               <w:r>
                 <w:t>[31]</w:t>
               </w:r>
@@ -9905,17 +11507,17 @@
             <w:r>
               <w:t>点；完整人工试读确认与物理注入录像仍待补充。</w:t>
             </w:r>
-            <w:hyperlink r:id="rId113">
+            <w:hyperlink r:id="rId140">
               <w:r>
                 <w:t>[1]</w:t>
               </w:r>
             </w:hyperlink>
-            <w:hyperlink r:id="rId114">
+            <w:hyperlink r:id="rId141">
               <w:r>
                 <w:t>[2]</w:t>
               </w:r>
             </w:hyperlink>
-            <w:hyperlink r:id="rId115">
+            <w:hyperlink r:id="rId142">
               <w:r>
                 <w:t>[10]</w:t>
               </w:r>
@@ -9991,7 +11593,7 @@
               <w:t>含工具轮次曾出现</w:t>
             </w:r>
             <w:r>
-              <w:t xml:space="preserve"> ai_agent </w:t>
+              <w:t xml:space="preserve"> openvelaClaw </w:t>
             </w:r>
             <w:r>
               <w:t>任务</w:t>
@@ -10020,19 +11622,24 @@
             <w:r>
               <w:t>；其后观察无复位。</w:t>
             </w:r>
-            <w:hyperlink r:id="rId116">
+            <w:hyperlink r:id="rId143">
               <w:r>
                 <w:t>[3]</w:t>
               </w:r>
             </w:hyperlink>
-            <w:hyperlink r:id="rId117">
+            <w:hyperlink r:id="rId144">
               <w:r>
                 <w:t>[15]</w:t>
               </w:r>
             </w:hyperlink>
-            <w:hyperlink r:id="rId118">
+            <w:hyperlink r:id="rId145">
               <w:r>
                 <w:t>[24]</w:t>
+              </w:r>
+            </w:hyperlink>
+            <w:hyperlink r:id="rId146">
+              <w:r>
+                <w:t>[43]</w:t>
               </w:r>
             </w:hyperlink>
           </w:p>
@@ -10043,11 +11650,11 @@
       <w:pPr>
         <w:pStyle w:val="3"/>
       </w:pPr>
-      <w:bookmarkStart w:id="24" w:name="_Toc240375867"/>
+      <w:bookmarkStart w:id="28" w:name="_Toc240384427"/>
       <w:r>
         <w:t>带屏静止首页性能</w:t>
       </w:r>
-      <w:bookmarkEnd w:id="24"/>
+      <w:bookmarkEnd w:id="28"/>
     </w:p>
     <w:p>
       <w:pPr>
@@ -10623,7 +12230,7 @@
       <w:r>
         <w:t>，窗口内的最大值由冷启动样本主导。这只覆盖静止首页，实体触摸与复杂交互的帧率未在本轮测量。</w:t>
       </w:r>
-      <w:hyperlink r:id="rId119">
+      <w:hyperlink r:id="rId147">
         <w:r>
           <w:rPr>
             <w:color w:val="24588D"/>
@@ -10633,7 +12240,7 @@
           <w:t>[11]</w:t>
         </w:r>
       </w:hyperlink>
-      <w:hyperlink r:id="rId120">
+      <w:hyperlink r:id="rId148">
         <w:r>
           <w:rPr>
             <w:color w:val="24588D"/>
@@ -10648,14 +12255,14 @@
       <w:pPr>
         <w:pStyle w:val="3"/>
       </w:pPr>
-      <w:bookmarkStart w:id="25" w:name="_Toc240375868"/>
-      <w:r>
-        <w:t xml:space="preserve">Agent </w:t>
+      <w:bookmarkStart w:id="29" w:name="_Toc240384428"/>
+      <w:r>
+        <w:t xml:space="preserve">openvelaClaw </w:t>
       </w:r>
       <w:r>
         <w:t>时延与已有镜像</w:t>
       </w:r>
-      <w:bookmarkEnd w:id="25"/>
+      <w:bookmarkEnd w:id="29"/>
     </w:p>
     <w:p>
       <w:pPr>
@@ -10858,17 +12465,17 @@
             <w:r>
               <w:t>单次日报请求，原始行见会话日志；不是平均时延，也不是带屏数据。</w:t>
             </w:r>
-            <w:hyperlink r:id="rId121">
+            <w:hyperlink r:id="rId149">
               <w:r>
                 <w:t>[11]</w:t>
               </w:r>
             </w:hyperlink>
-            <w:hyperlink r:id="rId122">
+            <w:hyperlink r:id="rId150">
               <w:r>
                 <w:t>[12]</w:t>
               </w:r>
             </w:hyperlink>
-            <w:hyperlink r:id="rId123">
+            <w:hyperlink r:id="rId151">
               <w:r>
                 <w:t>[31]</w:t>
               </w:r>
@@ -10942,7 +12549,7 @@
             <w:r>
               <w:t>已有二进制文件；未在本轮重新构建。</w:t>
             </w:r>
-            <w:hyperlink r:id="rId124">
+            <w:hyperlink r:id="rId152">
               <w:r>
                 <w:t>[11]</w:t>
               </w:r>
@@ -11025,7 +12632,7 @@
             <w:r>
               <w:t>有效负载。</w:t>
             </w:r>
-            <w:hyperlink r:id="rId125">
+            <w:hyperlink r:id="rId153">
               <w:r>
                 <w:t>[11]</w:t>
               </w:r>
@@ -11105,7 +12712,7 @@
             <w:r>
               <w:t>文件大小，不能直接等同启动代码占用。</w:t>
             </w:r>
-            <w:hyperlink r:id="rId126">
+            <w:hyperlink r:id="rId154">
               <w:r>
                 <w:t>[11]</w:t>
               </w:r>
@@ -11148,7 +12755,7 @@
       <w:r>
         <w:t>。</w:t>
       </w:r>
-      <w:hyperlink r:id="rId127">
+      <w:hyperlink r:id="rId155">
         <w:r>
           <w:rPr>
             <w:color w:val="24588D"/>
@@ -11158,7 +12765,7 @@
           <w:t>[11]</w:t>
         </w:r>
       </w:hyperlink>
-      <w:hyperlink r:id="rId128">
+      <w:hyperlink r:id="rId156">
         <w:r>
           <w:rPr>
             <w:color w:val="24588D"/>
@@ -11168,7 +12775,7 @@
           <w:t>[12]</w:t>
         </w:r>
       </w:hyperlink>
-      <w:hyperlink r:id="rId129">
+      <w:hyperlink r:id="rId157">
         <w:r>
           <w:rPr>
             <w:color w:val="24588D"/>
@@ -11183,11 +12790,11 @@
       <w:pPr>
         <w:pStyle w:val="3"/>
       </w:pPr>
-      <w:bookmarkStart w:id="26" w:name="_Toc240375869"/>
+      <w:bookmarkStart w:id="30" w:name="_Toc240384429"/>
       <w:r>
         <w:t>可靠性与稳定性</w:t>
       </w:r>
-      <w:bookmarkEnd w:id="26"/>
+      <w:bookmarkEnd w:id="30"/>
     </w:p>
     <w:p>
       <w:r>
@@ -11226,7 +12833,7 @@
       <w:r>
         <w:t>值，本报告不引用堆余量数据。</w:t>
       </w:r>
-      <w:hyperlink r:id="rId130">
+      <w:hyperlink r:id="rId158">
         <w:r>
           <w:rPr>
             <w:color w:val="24588D"/>
@@ -11236,7 +12843,7 @@
           <w:t>[11]</w:t>
         </w:r>
       </w:hyperlink>
-      <w:hyperlink r:id="rId131">
+      <w:hyperlink r:id="rId159">
         <w:r>
           <w:rPr>
             <w:color w:val="24588D"/>
@@ -11262,14 +12869,14 @@
       <w:pPr>
         <w:pStyle w:val="2"/>
       </w:pPr>
-      <w:bookmarkStart w:id="27" w:name="_Toc240375870"/>
+      <w:bookmarkStart w:id="31" w:name="_Toc240384430"/>
       <w:r>
         <w:t xml:space="preserve">3.6 AI-Native </w:t>
       </w:r>
       <w:r>
         <w:t>开发说明</w:t>
       </w:r>
-      <w:bookmarkEnd w:id="27"/>
+      <w:bookmarkEnd w:id="31"/>
     </w:p>
     <w:p>
       <w:pPr>
@@ -11423,13 +13030,13 @@
               <w:t>、头文件与脚本，本次清点</w:t>
             </w:r>
             <w:r>
-              <w:t xml:space="preserve"> 166 </w:t>
+              <w:t xml:space="preserve"> 167 </w:t>
             </w:r>
             <w:r>
               <w:t>个文件、</w:t>
             </w:r>
             <w:r>
-              <w:t xml:space="preserve">32,120 </w:t>
+              <w:t xml:space="preserve">32,195 </w:t>
             </w:r>
             <w:r>
               <w:t>个物理行，含空行与注释；排除公共树、</w:t>
@@ -11833,7 +13440,7 @@
       <w:r>
         <w:t>，提交前由官方校验脚本检查。</w:t>
       </w:r>
-      <w:hyperlink r:id="rId132">
+      <w:hyperlink r:id="rId160">
         <w:r>
           <w:rPr>
             <w:color w:val="24588D"/>
@@ -11843,7 +13450,7 @@
           <w:t>[11]</w:t>
         </w:r>
       </w:hyperlink>
-      <w:hyperlink r:id="rId133">
+      <w:hyperlink r:id="rId161">
         <w:r>
           <w:rPr>
             <w:color w:val="24588D"/>
@@ -11853,7 +13460,7 @@
           <w:t>[17]</w:t>
         </w:r>
       </w:hyperlink>
-      <w:hyperlink r:id="rId134">
+      <w:hyperlink r:id="rId162">
         <w:r>
           <w:rPr>
             <w:color w:val="24588D"/>
@@ -11868,11 +13475,11 @@
       <w:pPr>
         <w:pStyle w:val="3"/>
       </w:pPr>
-      <w:bookmarkStart w:id="28" w:name="_Toc240375871"/>
+      <w:bookmarkStart w:id="32" w:name="_Toc240384431"/>
       <w:r>
         <w:t>开发方式与经验</w:t>
       </w:r>
-      <w:bookmarkEnd w:id="28"/>
+      <w:bookmarkEnd w:id="32"/>
     </w:p>
     <w:p>
       <w:r>
@@ -11900,7 +13507,7 @@
         <w:t>与</w:t>
       </w:r>
       <w:r>
-        <w:t xml:space="preserve"> Agent </w:t>
+        <w:t xml:space="preserve"> openvelaClaw </w:t>
       </w:r>
       <w:r>
         <w:t>的内存协同。</w:t>
@@ -11929,7 +13536,7 @@
       <w:r>
         <w:t>。编译成功之后仍需真机验证，不能让日志或脚本中的预期输出替代实际结果。</w:t>
       </w:r>
-      <w:hyperlink r:id="rId135">
+      <w:hyperlink r:id="rId163">
         <w:r>
           <w:rPr>
             <w:color w:val="24588D"/>
@@ -11939,7 +13546,7 @@
           <w:t>[15]</w:t>
         </w:r>
       </w:hyperlink>
-      <w:hyperlink r:id="rId136">
+      <w:hyperlink r:id="rId164">
         <w:r>
           <w:rPr>
             <w:color w:val="24588D"/>
@@ -11949,7 +13556,7 @@
           <w:t>[18]</w:t>
         </w:r>
       </w:hyperlink>
-      <w:hyperlink r:id="rId137">
+      <w:hyperlink r:id="rId165">
         <w:r>
           <w:rPr>
             <w:color w:val="24588D"/>
@@ -11964,24 +13571,24 @@
       <w:pPr>
         <w:pStyle w:val="2"/>
       </w:pPr>
-      <w:bookmarkStart w:id="29" w:name="_Toc240375872"/>
+      <w:bookmarkStart w:id="33" w:name="_Toc240384432"/>
       <w:r>
         <w:t xml:space="preserve">3.7 </w:t>
       </w:r>
       <w:r>
         <w:t>总结与展望</w:t>
       </w:r>
-      <w:bookmarkEnd w:id="29"/>
+      <w:bookmarkEnd w:id="33"/>
     </w:p>
     <w:p>
       <w:pPr>
         <w:pStyle w:val="3"/>
       </w:pPr>
-      <w:bookmarkStart w:id="30" w:name="_Toc240375873"/>
+      <w:bookmarkStart w:id="34" w:name="_Toc240384433"/>
       <w:r>
         <w:t>成果总结</w:t>
       </w:r>
-      <w:bookmarkEnd w:id="30"/>
+      <w:bookmarkEnd w:id="34"/>
     </w:p>
     <w:p>
       <w:r>
@@ -12009,13 +13616,13 @@
         <w:t>和联网推理接口都有对应入口。同板图形与</w:t>
       </w:r>
       <w:r>
-        <w:t xml:space="preserve"> Agent </w:t>
+        <w:t xml:space="preserve"> openvelaClaw </w:t>
       </w:r>
       <w:r>
         <w:t>自启、历史板端多轮日报和静止界面优化都有带测试条件的证据；</w:t>
       </w:r>
       <w:r>
-        <w:t xml:space="preserve">8 </w:t>
+        <w:t xml:space="preserve">9 </w:t>
       </w:r>
       <w:r>
         <w:t>个公共仓</w:t>
@@ -12068,7 +13675,7 @@
       <w:r>
         <w:t>点表上位机与只读云看板已独立可用。</w:t>
       </w:r>
-      <w:hyperlink r:id="rId138">
+      <w:hyperlink r:id="rId166">
         <w:r>
           <w:rPr>
             <w:color w:val="24588D"/>
@@ -12078,7 +13685,7 @@
           <w:t>[20]</w:t>
         </w:r>
       </w:hyperlink>
-      <w:hyperlink r:id="rId139">
+      <w:hyperlink r:id="rId167">
         <w:r>
           <w:rPr>
             <w:color w:val="24588D"/>
@@ -12088,7 +13695,7 @@
           <w:t>[21]</w:t>
         </w:r>
       </w:hyperlink>
-      <w:hyperlink r:id="rId140">
+      <w:hyperlink r:id="rId168">
         <w:r>
           <w:rPr>
             <w:color w:val="24588D"/>
@@ -12103,11 +13710,11 @@
       <w:pPr>
         <w:pStyle w:val="3"/>
       </w:pPr>
-      <w:bookmarkStart w:id="31" w:name="_Toc240375874"/>
+      <w:bookmarkStart w:id="35" w:name="_Toc240384434"/>
       <w:r>
         <w:t>应用前景与商业价值</w:t>
       </w:r>
-      <w:bookmarkEnd w:id="31"/>
+      <w:bookmarkEnd w:id="35"/>
     </w:p>
     <w:p>
       <w:r>
@@ -12119,7 +13726,7 @@
       <w:r>
         <w:t>，运维不必逐台上门；上位机把点表交付从命令行提前到图形界面，缩短现场调试时间。潜在交付方式是网关硬件配合配置与集成服务，云看板作为多设备管理入口。商业模式仍待现场试点验证，不作收入或市场规模预测。</w:t>
       </w:r>
-      <w:hyperlink r:id="rId141">
+      <w:hyperlink r:id="rId169">
         <w:r>
           <w:rPr>
             <w:color w:val="24588D"/>
@@ -12129,7 +13736,7 @@
           <w:t>[28]</w:t>
         </w:r>
       </w:hyperlink>
-      <w:hyperlink r:id="rId142">
+      <w:hyperlink r:id="rId170">
         <w:r>
           <w:rPr>
             <w:color w:val="24588D"/>
@@ -12139,7 +13746,7 @@
           <w:t>[29]</w:t>
         </w:r>
       </w:hyperlink>
-      <w:hyperlink r:id="rId143">
+      <w:hyperlink r:id="rId171">
         <w:r>
           <w:rPr>
             <w:color w:val="24588D"/>
@@ -12154,54 +13761,72 @@
       <w:pPr>
         <w:pStyle w:val="3"/>
       </w:pPr>
-      <w:bookmarkStart w:id="32" w:name="_Toc240375875"/>
+      <w:bookmarkStart w:id="36" w:name="_Toc240384435"/>
       <w:r>
         <w:lastRenderedPageBreak/>
         <w:t>不足与后续重点</w:t>
       </w:r>
-      <w:bookmarkEnd w:id="32"/>
-    </w:p>
-    <w:p>
-      <w:r>
-        <w:t>带屏固件的含工具</w:t>
+      <w:bookmarkEnd w:id="36"/>
+    </w:p>
+    <w:p>
+      <w:r>
+        <w:t>带屏固件的含工具轮次仍有</w:t>
+      </w:r>
+      <w:r>
+        <w:t xml:space="preserve"> HardFault </w:t>
+      </w:r>
+      <w:r>
+        <w:t>记录，最后一次在</w:t>
+      </w:r>
+      <w:r>
+        <w:t xml:space="preserve"> 2026-09-14 15:19</w:t>
+      </w:r>
+      <w:r>
+        <w:t>。触发路径已经定位：定时心跳与屏幕写入的唤醒文件会在界面侧把</w:t>
       </w:r>
       <w:r>
         <w:t xml:space="preserve"> ReAct </w:t>
       </w:r>
       <w:r>
-        <w:t>轮次仍有</w:t>
-      </w:r>
-      <w:r>
-        <w:t xml:space="preserve"> HardFault </w:t>
-      </w:r>
-      <w:r>
-        <w:t>记录，最后一次在</w:t>
-      </w:r>
-      <w:r>
-        <w:t xml:space="preserve"> 2026-09-14 15:19</w:t>
-      </w:r>
-      <w:r>
-        <w:t>，其后约</w:t>
+        <w:t>拉起来，在拼完</w:t>
+      </w:r>
+      <w:r>
+        <w:t xml:space="preserve"> system prompt </w:t>
+      </w:r>
+      <w:r>
+        <w:t>后于内存释放路径崩溃，故障状态寄存器报出非精确总线错误（</w:t>
+      </w:r>
+      <w:r>
+        <w:t>IMPRECISERR</w:t>
+      </w:r>
+      <w:r>
+        <w:t>），整板静默。处置是切断界面侧启动模型的入口：界面后端不再生成心跳唤醒文件，定时心跳与屏幕操作都不再拉起</w:t>
+      </w:r>
+      <w:r>
+        <w:t xml:space="preserve"> ReAct</w:t>
+      </w:r>
+      <w:r>
+        <w:t>，日报页改为只写板端报告文件。其后约</w:t>
       </w:r>
       <w:r>
         <w:t xml:space="preserve"> 5 </w:t>
       </w:r>
       <w:r>
-        <w:t>小时连续观察无复位，</w:t>
-      </w:r>
-      <w:r>
-        <w:t xml:space="preserve">32 KiB </w:t>
-      </w:r>
-      <w:r>
-        <w:t>栈配置后仍不能直接宣称稳定。事件主动解释、定时</w:t>
-      </w:r>
-      <w:r>
-        <w:t xml:space="preserve"> Agent </w:t>
-      </w:r>
-      <w:r>
-        <w:t>日报和解释文件自动上屏尚未完成完整验收；当前运行报告是固件统计结果。</w:t>
-      </w:r>
-      <w:hyperlink r:id="rId144">
+        <w:t>小时连续观察无复位，但</w:t>
+      </w:r>
+      <w:r>
+        <w:t xml:space="preserve"> 32 KiB </w:t>
+      </w:r>
+      <w:r>
+        <w:t>栈配置后仍不能宣称稳定，命令行发起的对话仍会进入同一条路径。事件主动解释、定时</w:t>
+      </w:r>
+      <w:r>
+        <w:t xml:space="preserve"> openvelaClaw </w:t>
+      </w:r>
+      <w:r>
+        <w:t>日报和解释文件自动上屏也尚未完成完整验收，当前运行报告是固件统计结果。</w:t>
+      </w:r>
+      <w:hyperlink r:id="rId172">
         <w:r>
           <w:rPr>
             <w:color w:val="24588D"/>
@@ -12211,7 +13836,7 @@
           <w:t>[3]</w:t>
         </w:r>
       </w:hyperlink>
-      <w:hyperlink r:id="rId145">
+      <w:hyperlink r:id="rId173">
         <w:r>
           <w:rPr>
             <w:color w:val="24588D"/>
@@ -12221,7 +13846,7 @@
           <w:t>[15]</w:t>
         </w:r>
       </w:hyperlink>
-      <w:hyperlink r:id="rId146">
+      <w:hyperlink r:id="rId174">
         <w:r>
           <w:rPr>
             <w:color w:val="24588D"/>
@@ -12231,7 +13856,7 @@
           <w:t>[19]</w:t>
         </w:r>
       </w:hyperlink>
-      <w:hyperlink r:id="rId147">
+      <w:hyperlink r:id="rId175">
         <w:r>
           <w:rPr>
             <w:color w:val="24588D"/>
@@ -12241,68 +13866,125 @@
           <w:t>[24]</w:t>
         </w:r>
       </w:hyperlink>
-    </w:p>
-    <w:p>
-      <w:r>
-        <w:t>安全边界要继续补强。</w:t>
-      </w:r>
-      <w:r>
-        <w:t xml:space="preserve">vgstats/vgnet </w:t>
-      </w:r>
-      <w:r>
-        <w:t>等命令要细化到子命令；文件写入范围与配置文件保护需要继续收紧；试读结果与生效版本的强绑定、</w:t>
-      </w:r>
-      <w:r>
-        <w:t xml:space="preserve">AI </w:t>
-      </w:r>
-      <w:r>
-        <w:t>输出</w:t>
-      </w:r>
-      <w:r>
-        <w:t xml:space="preserve"> schema </w:t>
-      </w:r>
-      <w:r>
-        <w:t>校验和</w:t>
-      </w:r>
-      <w:r>
-        <w:t xml:space="preserve"> AI </w:t>
-      </w:r>
-      <w:r>
-        <w:t>推测上屏标注尚未完整落实。其中</w:t>
-      </w:r>
-      <w:r>
-        <w:t xml:space="preserve"> schema </w:t>
-      </w:r>
-      <w:r>
-        <w:t>指输出字段和类型必须符合预先规定的结构。</w:t>
-      </w:r>
-      <w:hyperlink r:id="rId148">
+      <w:hyperlink r:id="rId176">
         <w:r>
           <w:rPr>
             <w:color w:val="24588D"/>
             <w:sz w:val="24"/>
             <w:szCs w:val="24"/>
           </w:rPr>
-          <w:t>[2]</w:t>
-        </w:r>
-      </w:hyperlink>
-      <w:hyperlink r:id="rId149">
+          <w:t>[43]</w:t>
+        </w:r>
+      </w:hyperlink>
+    </w:p>
+    <w:p>
+      <w:r>
+        <w:t>实现层面还有三处不一致需要收口。告警规则目前有两份实现：界面模型里的滑窗离线判定已经上线，而独立的告警判定模块用的是连续失败计数，只被主机测试覆盖、尚未接入固件调用路径，两者应当合并为一份实现。寄存器解码只实现了</w:t>
+      </w:r>
+      <w:r>
+        <w:t xml:space="preserve"> int16 </w:t>
+      </w:r>
+      <w:r>
+        <w:t>乘倍率，点表虽然支持</w:t>
+      </w:r>
+      <w:r>
+        <w:t xml:space="preserve"> 5 </w:t>
+      </w:r>
+      <w:r>
+        <w:t>种数据类型与两种字序，但由人工选定，多候选的自动求解尚未实现。帧质量统计把帧间隔违规与异常码一并归入其他类，没有单独计数。</w:t>
+      </w:r>
+      <w:hyperlink r:id="rId177">
         <w:r>
           <w:rPr>
             <w:color w:val="24588D"/>
             <w:sz w:val="24"/>
             <w:szCs w:val="24"/>
           </w:rPr>
-          <w:t>[3]</w:t>
-        </w:r>
-      </w:hyperlink>
-      <w:hyperlink r:id="rId150">
+          <w:t>[1]</w:t>
+        </w:r>
+      </w:hyperlink>
+      <w:hyperlink r:id="rId178">
         <w:r>
           <w:rPr>
             <w:color w:val="24588D"/>
             <w:sz w:val="24"/>
             <w:szCs w:val="24"/>
           </w:rPr>
+          <w:t>[3]</w:t>
+        </w:r>
+      </w:hyperlink>
+      <w:hyperlink r:id="rId179">
+        <w:r>
+          <w:rPr>
+            <w:color w:val="24588D"/>
+            <w:sz w:val="24"/>
+            <w:szCs w:val="24"/>
+          </w:rPr>
+          <w:t>[37]</w:t>
+        </w:r>
+      </w:hyperlink>
+    </w:p>
+    <w:p>
+      <w:r>
+        <w:t>安全边界要继续补强。</w:t>
+      </w:r>
+      <w:r>
+        <w:t xml:space="preserve">vgstats/vgnet </w:t>
+      </w:r>
+      <w:r>
+        <w:t>等命令要细化到子命令；文件写入范围与配置文件保护需要继续收紧；试读结果与生效版本的强绑定、</w:t>
+      </w:r>
+      <w:r>
+        <w:t xml:space="preserve">AI </w:t>
+      </w:r>
+      <w:r>
+        <w:t>输出</w:t>
+      </w:r>
+      <w:r>
+        <w:t xml:space="preserve"> schema </w:t>
+      </w:r>
+      <w:r>
+        <w:t>校验和</w:t>
+      </w:r>
+      <w:r>
+        <w:t xml:space="preserve"> AI </w:t>
+      </w:r>
+      <w:r>
+        <w:t>推测上屏标注尚未完整落实。其中</w:t>
+      </w:r>
+      <w:r>
+        <w:t xml:space="preserve"> schema </w:t>
+      </w:r>
+      <w:r>
+        <w:t>指输出字段和类型必须符合预先规定的结构。</w:t>
+      </w:r>
+      <w:hyperlink r:id="rId180">
+        <w:r>
+          <w:rPr>
+            <w:color w:val="24588D"/>
+            <w:sz w:val="24"/>
+            <w:szCs w:val="24"/>
+          </w:rPr>
+          <w:t>[2]</w:t>
+        </w:r>
+      </w:hyperlink>
+      <w:hyperlink r:id="rId181">
+        <w:r>
+          <w:rPr>
+            <w:color w:val="24588D"/>
+            <w:sz w:val="24"/>
+            <w:szCs w:val="24"/>
+          </w:rPr>
+          <w:t>[3]</w:t>
+        </w:r>
+      </w:hyperlink>
+      <w:hyperlink r:id="rId182">
+        <w:r>
+          <w:rPr>
+            <w:color w:val="24588D"/>
+            <w:sz w:val="24"/>
+            <w:szCs w:val="24"/>
+          </w:rPr>
           <w:t>[19]</w:t>
         </w:r>
       </w:hyperlink>
@@ -12335,6 +14017,7 @@
     </w:p>
     <w:p>
       <w:r>
+        <w:lastRenderedPageBreak/>
         <w:t xml:space="preserve">24 </w:t>
       </w:r>
       <w:r>
@@ -12375,11 +14058,11 @@
       <w:pPr>
         <w:pStyle w:val="3"/>
       </w:pPr>
-      <w:bookmarkStart w:id="33" w:name="_Toc240375876"/>
+      <w:bookmarkStart w:id="37" w:name="_Toc240384436"/>
       <w:r>
         <w:t>实现与证据索引</w:t>
       </w:r>
-      <w:bookmarkEnd w:id="33"/>
+      <w:bookmarkEnd w:id="37"/>
     </w:p>
     <w:p>
       <w:r>
@@ -12400,7 +14083,7 @@
       <w:r>
         <w:t xml:space="preserve"> </w:t>
       </w:r>
-      <w:hyperlink r:id="rId151">
+      <w:hyperlink r:id="rId183">
         <w:r>
           <w:rPr>
             <w:color w:val="24588D"/>
@@ -12418,7 +14101,7 @@
       <w:pPr>
         <w:pStyle w:val="ReportReference"/>
       </w:pPr>
-      <w:hyperlink r:id="rId152">
+      <w:hyperlink r:id="rId184">
         <w:r>
           <w:rPr>
             <w:color w:val="24588D"/>
@@ -12435,7 +14118,7 @@
       <w:r>
         <w:tab/>
       </w:r>
-      <w:hyperlink r:id="rId153">
+      <w:hyperlink r:id="rId185">
         <w:r>
           <w:rPr>
             <w:color w:val="24588D"/>
@@ -12452,7 +14135,7 @@
       <w:r>
         <w:tab/>
       </w:r>
-      <w:hyperlink r:id="rId154">
+      <w:hyperlink r:id="rId186">
         <w:r>
           <w:rPr>
             <w:color w:val="24588D"/>
@@ -12471,7 +14154,7 @@
       <w:pPr>
         <w:pStyle w:val="ReportReference"/>
       </w:pPr>
-      <w:hyperlink r:id="rId155">
+      <w:hyperlink r:id="rId187">
         <w:r>
           <w:rPr>
             <w:color w:val="24588D"/>
@@ -12500,7 +14183,7 @@
       <w:r>
         <w:tab/>
       </w:r>
-      <w:hyperlink r:id="rId156">
+      <w:hyperlink r:id="rId188">
         <w:r>
           <w:rPr>
             <w:color w:val="24588D"/>
@@ -12517,7 +14200,7 @@
       <w:r>
         <w:tab/>
       </w:r>
-      <w:hyperlink r:id="rId157">
+      <w:hyperlink r:id="rId189">
         <w:r>
           <w:rPr>
             <w:color w:val="24588D"/>
@@ -12536,7 +14219,7 @@
       <w:pPr>
         <w:pStyle w:val="ReportReference"/>
       </w:pPr>
-      <w:hyperlink r:id="rId158">
+      <w:hyperlink r:id="rId190">
         <w:r>
           <w:rPr>
             <w:color w:val="24588D"/>
@@ -12553,7 +14236,7 @@
       <w:r>
         <w:tab/>
       </w:r>
-      <w:hyperlink r:id="rId159">
+      <w:hyperlink r:id="rId191">
         <w:r>
           <w:rPr>
             <w:color w:val="24588D"/>
@@ -12570,7 +14253,7 @@
       <w:r>
         <w:tab/>
       </w:r>
-      <w:hyperlink r:id="rId160">
+      <w:hyperlink r:id="rId192">
         <w:r>
           <w:rPr>
             <w:color w:val="24588D"/>
@@ -12589,7 +14272,7 @@
       <w:pPr>
         <w:pStyle w:val="ReportReference"/>
       </w:pPr>
-      <w:hyperlink r:id="rId161">
+      <w:hyperlink r:id="rId193">
         <w:r>
           <w:rPr>
             <w:color w:val="24588D"/>
@@ -12606,7 +14289,7 @@
       <w:r>
         <w:tab/>
       </w:r>
-      <w:hyperlink r:id="rId162">
+      <w:hyperlink r:id="rId194">
         <w:r>
           <w:rPr>
             <w:color w:val="24588D"/>
@@ -12623,12 +14306,12 @@
       <w:r>
         <w:tab/>
       </w:r>
-      <w:hyperlink r:id="rId163">
-        <w:r>
-          <w:rPr>
-            <w:color w:val="24588D"/>
-          </w:rPr>
-          <w:t xml:space="preserve">[12] 2026-08-30 Agent </w:t>
+      <w:hyperlink r:id="rId195">
+        <w:r>
+          <w:rPr>
+            <w:color w:val="24588D"/>
+          </w:rPr>
+          <w:t xml:space="preserve">[12] 2026-08-30 openvelaClaw </w:t>
         </w:r>
         <w:r>
           <w:rPr>
@@ -12642,7 +14325,7 @@
       <w:pPr>
         <w:pStyle w:val="ReportReference"/>
       </w:pPr>
-      <w:hyperlink r:id="rId164">
+      <w:hyperlink r:id="rId196">
         <w:r>
           <w:rPr>
             <w:color w:val="24588D"/>
@@ -12659,7 +14342,7 @@
       <w:r>
         <w:tab/>
       </w:r>
-      <w:hyperlink r:id="rId165">
+      <w:hyperlink r:id="rId197">
         <w:r>
           <w:rPr>
             <w:color w:val="24588D"/>
@@ -12676,7 +14359,7 @@
       <w:r>
         <w:tab/>
       </w:r>
-      <w:hyperlink r:id="rId166">
+      <w:hyperlink r:id="rId198">
         <w:r>
           <w:rPr>
             <w:color w:val="24588D"/>
@@ -12695,7 +14378,7 @@
       <w:pPr>
         <w:pStyle w:val="ReportReference"/>
       </w:pPr>
-      <w:hyperlink r:id="rId167">
+      <w:hyperlink r:id="rId199">
         <w:r>
           <w:rPr>
             <w:color w:val="24588D"/>
@@ -12712,7 +14395,7 @@
       <w:r>
         <w:tab/>
       </w:r>
-      <w:hyperlink r:id="rId168">
+      <w:hyperlink r:id="rId200">
         <w:r>
           <w:rPr>
             <w:color w:val="24588D"/>
@@ -12729,7 +14412,7 @@
       <w:r>
         <w:tab/>
       </w:r>
-      <w:hyperlink r:id="rId169">
+      <w:hyperlink r:id="rId201">
         <w:r>
           <w:rPr>
             <w:color w:val="24588D"/>
@@ -12754,7 +14437,7 @@
       <w:pPr>
         <w:pStyle w:val="ReportReference"/>
       </w:pPr>
-      <w:hyperlink r:id="rId170">
+      <w:hyperlink r:id="rId202">
         <w:r>
           <w:rPr>
             <w:color w:val="24588D"/>
@@ -12777,7 +14460,7 @@
       <w:r>
         <w:tab/>
       </w:r>
-      <w:hyperlink r:id="rId171">
+      <w:hyperlink r:id="rId203">
         <w:r>
           <w:rPr>
             <w:color w:val="24588D"/>
@@ -12794,7 +14477,7 @@
       <w:r>
         <w:tab/>
       </w:r>
-      <w:hyperlink r:id="rId172">
+      <w:hyperlink r:id="rId204">
         <w:r>
           <w:rPr>
             <w:color w:val="24588D"/>
@@ -12825,7 +14508,7 @@
       <w:pPr>
         <w:pStyle w:val="ReportReference"/>
       </w:pPr>
-      <w:hyperlink r:id="rId173">
+      <w:hyperlink r:id="rId205">
         <w:r>
           <w:rPr>
             <w:color w:val="24588D"/>
@@ -12842,7 +14525,7 @@
       <w:r>
         <w:tab/>
       </w:r>
-      <w:hyperlink r:id="rId174">
+      <w:hyperlink r:id="rId206">
         <w:r>
           <w:rPr>
             <w:color w:val="24588D"/>
@@ -12859,7 +14542,7 @@
       <w:r>
         <w:tab/>
       </w:r>
-      <w:hyperlink r:id="rId175">
+      <w:hyperlink r:id="rId207">
         <w:r>
           <w:rPr>
             <w:color w:val="24588D"/>
@@ -12878,7 +14561,7 @@
       <w:pPr>
         <w:pStyle w:val="ReportReference"/>
       </w:pPr>
-      <w:hyperlink r:id="rId176">
+      <w:hyperlink r:id="rId208">
         <w:r>
           <w:rPr>
             <w:color w:val="24588D"/>
@@ -12895,7 +14578,7 @@
       <w:r>
         <w:tab/>
       </w:r>
-      <w:hyperlink r:id="rId177">
+      <w:hyperlink r:id="rId209">
         <w:r>
           <w:rPr>
             <w:color w:val="24588D"/>
@@ -12912,7 +14595,7 @@
       <w:r>
         <w:tab/>
       </w:r>
-      <w:hyperlink r:id="rId178">
+      <w:hyperlink r:id="rId210">
         <w:r>
           <w:rPr>
             <w:color w:val="24588D"/>
@@ -12931,7 +14614,7 @@
       <w:pPr>
         <w:pStyle w:val="ReportReference"/>
       </w:pPr>
-      <w:hyperlink r:id="rId179">
+      <w:hyperlink r:id="rId211">
         <w:r>
           <w:rPr>
             <w:color w:val="24588D"/>
@@ -12960,7 +14643,7 @@
       <w:r>
         <w:tab/>
       </w:r>
-      <w:hyperlink r:id="rId180">
+      <w:hyperlink r:id="rId212">
         <w:r>
           <w:rPr>
             <w:color w:val="24588D"/>
@@ -12977,7 +14660,7 @@
       <w:r>
         <w:tab/>
       </w:r>
-      <w:hyperlink r:id="rId181">
+      <w:hyperlink r:id="rId213">
         <w:r>
           <w:rPr>
             <w:color w:val="24588D"/>
@@ -12996,7 +14679,7 @@
       <w:pPr>
         <w:pStyle w:val="ReportReference"/>
       </w:pPr>
-      <w:hyperlink r:id="rId182">
+      <w:hyperlink r:id="rId214">
         <w:r>
           <w:rPr>
             <w:color w:val="24588D"/>
@@ -13013,7 +14696,7 @@
           <w:rPr>
             <w:color w:val="24588D"/>
           </w:rPr>
-          <w:t xml:space="preserve"> Agent </w:t>
+          <w:t xml:space="preserve"> openvelaClaw </w:t>
         </w:r>
         <w:r>
           <w:rPr>
@@ -13022,14 +14705,285 @@
           <w:t>日报会话日志</w:t>
         </w:r>
       </w:hyperlink>
+      <w:r>
+        <w:tab/>
+      </w:r>
+      <w:hyperlink r:id="rId215">
+        <w:r>
+          <w:rPr>
+            <w:color w:val="24588D"/>
+          </w:rPr>
+          <w:t xml:space="preserve">[32] QSPI XIP </w:t>
+        </w:r>
+        <w:r>
+          <w:rPr>
+            <w:color w:val="24588D"/>
+          </w:rPr>
+          <w:t>启动、烧录与故障定位</w:t>
+        </w:r>
+      </w:hyperlink>
+      <w:r>
+        <w:tab/>
+      </w:r>
+      <w:hyperlink r:id="rId216">
+        <w:r>
+          <w:rPr>
+            <w:color w:val="24588D"/>
+          </w:rPr>
+          <w:t xml:space="preserve">[33] </w:t>
+        </w:r>
+        <w:r>
+          <w:rPr>
+            <w:color w:val="24588D"/>
+          </w:rPr>
+          <w:t>板级</w:t>
+        </w:r>
+        <w:r>
+          <w:rPr>
+            <w:color w:val="24588D"/>
+          </w:rPr>
+          <w:t xml:space="preserve"> bring-up </w:t>
+        </w:r>
+        <w:r>
+          <w:rPr>
+            <w:color w:val="24588D"/>
+          </w:rPr>
+          <w:t>已知问题与挂账修复</w:t>
+        </w:r>
+      </w:hyperlink>
+    </w:p>
+    <w:p>
+      <w:pPr>
+        <w:pStyle w:val="ReportReference"/>
+      </w:pPr>
+      <w:hyperlink r:id="rId217">
+        <w:r>
+          <w:rPr>
+            <w:color w:val="24588D"/>
+          </w:rPr>
+          <w:t xml:space="preserve">[34] ADR-0005 MQTT-only </w:t>
+        </w:r>
+        <w:r>
+          <w:rPr>
+            <w:color w:val="24588D"/>
+          </w:rPr>
+          <w:t>分片拉取</w:t>
+        </w:r>
+        <w:r>
+          <w:rPr>
+            <w:color w:val="24588D"/>
+          </w:rPr>
+          <w:t xml:space="preserve"> OTA</w:t>
+        </w:r>
+      </w:hyperlink>
+      <w:r>
+        <w:tab/>
+      </w:r>
+      <w:hyperlink r:id="rId218">
+        <w:r>
+          <w:rPr>
+            <w:color w:val="24588D"/>
+          </w:rPr>
+          <w:t xml:space="preserve">[35] </w:t>
+        </w:r>
+        <w:r>
+          <w:rPr>
+            <w:color w:val="24588D"/>
+          </w:rPr>
+          <w:t>总线探查状态与解码入口</w:t>
+        </w:r>
+      </w:hyperlink>
+      <w:r>
+        <w:tab/>
+      </w:r>
+      <w:hyperlink r:id="rId219">
+        <w:r>
+          <w:rPr>
+            <w:color w:val="24588D"/>
+          </w:rPr>
+          <w:t xml:space="preserve">[36] Modbus </w:t>
+        </w:r>
+        <w:r>
+          <w:rPr>
+            <w:color w:val="24588D"/>
+          </w:rPr>
+          <w:t>块探测与寄存器读取</w:t>
+        </w:r>
+      </w:hyperlink>
+    </w:p>
+    <w:p>
+      <w:pPr>
+        <w:pStyle w:val="ReportReference"/>
+      </w:pPr>
+      <w:hyperlink r:id="rId220">
+        <w:r>
+          <w:rPr>
+            <w:color w:val="24588D"/>
+          </w:rPr>
+          <w:t xml:space="preserve">[37] </w:t>
+        </w:r>
+        <w:r>
+          <w:rPr>
+            <w:color w:val="24588D"/>
+          </w:rPr>
+          <w:t>点表模型：数据类型与字序字段</w:t>
+        </w:r>
+      </w:hyperlink>
+      <w:r>
+        <w:tab/>
+      </w:r>
+      <w:hyperlink r:id="rId221">
+        <w:r>
+          <w:rPr>
+            <w:color w:val="24588D"/>
+          </w:rPr>
+          <w:t xml:space="preserve">[38] 2026-09-12 </w:t>
+        </w:r>
+        <w:r>
+          <w:rPr>
+            <w:color w:val="24588D"/>
+          </w:rPr>
+          <w:t>离线判定改滑窗与故障定位方法</w:t>
+        </w:r>
+      </w:hyperlink>
+      <w:r>
+        <w:tab/>
+      </w:r>
+      <w:hyperlink r:id="rId222">
+        <w:r>
+          <w:rPr>
+            <w:color w:val="24588D"/>
+          </w:rPr>
+          <w:t xml:space="preserve">[39] 2026-08-15 </w:t>
+        </w:r>
+        <w:r>
+          <w:rPr>
+            <w:color w:val="24588D"/>
+          </w:rPr>
+          <w:t>以太网与</w:t>
+        </w:r>
+        <w:r>
+          <w:rPr>
+            <w:color w:val="24588D"/>
+          </w:rPr>
+          <w:t xml:space="preserve"> QSPI </w:t>
+        </w:r>
+        <w:r>
+          <w:rPr>
+            <w:color w:val="24588D"/>
+          </w:rPr>
+          <w:t>引脚复用根因</w:t>
+        </w:r>
+      </w:hyperlink>
+    </w:p>
+    <w:p>
+      <w:pPr>
+        <w:pStyle w:val="ReportReference"/>
+      </w:pPr>
+      <w:hyperlink r:id="rId223">
+        <w:r>
+          <w:rPr>
+            <w:color w:val="24588D"/>
+          </w:rPr>
+          <w:t xml:space="preserve">[40] 2026-08-13 RS485 </w:t>
+        </w:r>
+        <w:r>
+          <w:rPr>
+            <w:color w:val="24588D"/>
+          </w:rPr>
+          <w:t>半双工尾字节截断根因</w:t>
+        </w:r>
+      </w:hyperlink>
+      <w:r>
+        <w:tab/>
+      </w:r>
+      <w:hyperlink r:id="rId224">
+        <w:r>
+          <w:rPr>
+            <w:color w:val="24588D"/>
+          </w:rPr>
+          <w:t xml:space="preserve">[41] 2026-09-13 </w:t>
+        </w:r>
+        <w:r>
+          <w:rPr>
+            <w:color w:val="24588D"/>
+          </w:rPr>
+          <w:t>趋势页历史深度与内存实测</w:t>
+        </w:r>
+      </w:hyperlink>
+      <w:r>
+        <w:tab/>
+      </w:r>
+      <w:hyperlink r:id="rId225">
+        <w:r>
+          <w:rPr>
+            <w:color w:val="24588D"/>
+          </w:rPr>
+          <w:t xml:space="preserve">[42] 2026-08-18 MQTT-C </w:t>
+        </w:r>
+        <w:r>
+          <w:rPr>
+            <w:color w:val="24588D"/>
+          </w:rPr>
+          <w:t>队列模型与</w:t>
+        </w:r>
+        <w:r>
+          <w:rPr>
+            <w:color w:val="24588D"/>
+          </w:rPr>
+          <w:t xml:space="preserve"> ESP </w:t>
+        </w:r>
+        <w:r>
+          <w:rPr>
+            <w:color w:val="24588D"/>
+          </w:rPr>
+          <w:t>链路排障</w:t>
+        </w:r>
+      </w:hyperlink>
+    </w:p>
+    <w:p>
+      <w:pPr>
+        <w:pStyle w:val="ReportReference"/>
+      </w:pPr>
+      <w:hyperlink r:id="rId226">
+        <w:r>
+          <w:rPr>
+            <w:color w:val="24588D"/>
+          </w:rPr>
+          <w:t xml:space="preserve">[43] </w:t>
+        </w:r>
+        <w:r>
+          <w:rPr>
+            <w:color w:val="24588D"/>
+          </w:rPr>
+          <w:t>带屏界面后端：不生成心跳唤醒文件</w:t>
+        </w:r>
+      </w:hyperlink>
+      <w:r>
+        <w:tab/>
+      </w:r>
+      <w:hyperlink r:id="rId227">
+        <w:r>
+          <w:rPr>
+            <w:color w:val="24588D"/>
+          </w:rPr>
+          <w:t xml:space="preserve">[44] 2026-08-25 </w:t>
+        </w:r>
+        <w:r>
+          <w:rPr>
+            <w:color w:val="24588D"/>
+          </w:rPr>
+          <w:t>需求取舍：波特率矩阵与设备指纹</w:t>
+        </w:r>
+      </w:hyperlink>
     </w:p>
     <w:sectPr>
-      <w:headerReference w:type="even" r:id="rId183"/>
-      <w:headerReference w:type="default" r:id="rId184"/>
-      <w:footerReference w:type="even" r:id="rId185"/>
-      <w:footerReference w:type="default" r:id="rId186"/>
-      <w:headerReference w:type="first" r:id="rId187"/>
-      <w:footerReference w:type="first" r:id="rId188"/>
+      <w:headerReference w:type="even" r:id="rId228"/>
+      <w:headerReference w:type="default" r:id="rId229"/>
+      <w:footerReference w:type="even" r:id="rId230"/>
+      <w:footerReference w:type="default" r:id="rId231"/>
+      <w:headerReference w:type="first" r:id="rId232"/>
+      <w:footerReference w:type="first" r:id="rId233"/>
       <w:pgSz w:w="11905" w:h="16840"/>
       <w:pgMar w:top="2098" w:right="1474" w:bottom="1984" w:left="1587" w:header="851" w:footer="992" w:gutter="0"/>
       <w:pgNumType w:start="0"/>
@@ -13305,9 +15259,9 @@
 <file path=word/numbering.xml><?xml version="1.0" encoding="utf-8"?>
 <w:numbering xmlns:wpc="http://schemas.microsoft.com/office/word/2010/wordprocessingCanvas" xmlns:cx="http://schemas.microsoft.com/office/drawing/2014/chartex" xmlns:cx1="http://schemas.microsoft.com/office/drawing/2015/9/8/chartex" xmlns:cx2="http://schemas.microsoft.com/office/drawing/2015/10/21/chartex" xmlns:cx3="http://schemas.microsoft.com/office/drawing/2016/5/9/chartex" xmlns:cx4="http://schemas.microsoft.com/office/drawing/2016/5/10/chartex" xmlns:cx5="http://schemas.microsoft.com/office/drawing/2016/5/11/chartex" xmlns:cx6="http://schemas.microsoft.com/office/drawing/2016/5/12/chartex" xmlns:cx7="http://schemas.microsoft.com/office/drawing/2016/5/13/chartex" xmlns:cx8="http://schemas.microsoft.com/office/drawing/2016/5/14/chartex" xmlns:mc="http://schemas.openxmlformats.org/markup-compatibility/2006" xmlns:aink="http://schemas.microsoft.com/office/drawing/2016/ink" xmlns:am3d="http://schemas.microsoft.com/office/drawing/2017/model3d" xmlns:o="urn:schemas-microsoft-com:office:office" xmlns:oel="http://schemas.microsoft.com/office/2019/extlst" xmlns:r="http://schemas.openxmlformats.org/officeDocument/2006/relationships" xmlns:m="http://schemas.openxmlformats.org/officeDocument/2006/math" xmlns:v="urn:schemas-microsoft-com:vml" xmlns:wp14="http://schemas.microsoft.com/office/word/2010/wordprocessingDrawing" xmlns:wp="http://schemas.openxmlformats.org/drawingml/2006/wordprocessingDrawing" xmlns:w10="urn:schemas-microsoft-com:office:word" xmlns:w="http://schemas.openxmlformats.org/wordprocessingml/2006/main" xmlns:w14="http://schemas.microsoft.com/office/word/2010/wordml" xmlns:w15="http://schemas.microsoft.com/office/word/2012/wordml" xmlns:w16cex="http://schemas.microsoft.com/office/word/2018/wordml/cex" xmlns:w16cid="http://schemas.microsoft.com/office/word/2016/wordml/cid" xmlns:w16="http://schemas.microsoft.com/office/word/2018/wordml" xmlns:w16du="http://schemas.microsoft.com/office/word/2023/wordml/word16du" xmlns:w16sdtdh="http://schemas.microsoft.com/office/word/2020/wordml/sdtdatahash" xmlns:w16sdtfl="http://schemas.microsoft.com/office/word/2024/wordml/sdtformatlock" xmlns:w16se="http://schemas.microsoft.com/office/word/2015/wordml/symex" xmlns:wpg="http://schemas.microsoft.com/office/word/2010/wordprocessingGroup" xmlns:wpi="http://schemas.microsoft.com/office/word/2010/wordprocessingInk" xmlns:wne="http://schemas.microsoft.com/office/word/2006/wordml" xmlns:wps="http://schemas.microsoft.com/office/word/2010/wordprocessingShape" mc:Ignorable="w14 w15 w16se w16cid w16 w16cex w16sdtdh w16sdtfl w16du wp14">
   <w:abstractNum w:abstractNumId="0" w15:restartNumberingAfterBreak="0">
-    <w:nsid w:val="00032C7A"/>
+    <w:nsid w:val="03493E9A"/>
     <w:multiLevelType w:val="multilevel"/>
-    <w:tmpl w:val="FB6ADAC4"/>
+    <w:tmpl w:val="BD5CE1AC"/>
     <w:lvl w:ilvl="0">
       <w:numFmt w:val="bullet"/>
       <w:lvlText w:val="•"/>
@@ -13358,9 +15312,9 @@
     </w:lvl>
   </w:abstractNum>
   <w:abstractNum w:abstractNumId="1" w15:restartNumberingAfterBreak="0">
-    <w:nsid w:val="071B37AB"/>
+    <w:nsid w:val="13142638"/>
     <w:multiLevelType w:val="multilevel"/>
-    <w:tmpl w:val="CF3CB9FE"/>
+    <w:tmpl w:val="B5A4F688"/>
     <w:lvl w:ilvl="0">
       <w:numFmt w:val="bullet"/>
       <w:lvlText w:val="•"/>
@@ -13411,9 +15365,9 @@
     </w:lvl>
   </w:abstractNum>
   <w:abstractNum w:abstractNumId="2" w15:restartNumberingAfterBreak="0">
-    <w:nsid w:val="076B488C"/>
+    <w:nsid w:val="14C45AEF"/>
     <w:multiLevelType w:val="multilevel"/>
-    <w:tmpl w:val="CBDA2918"/>
+    <w:tmpl w:val="8EDAD618"/>
     <w:lvl w:ilvl="0">
       <w:numFmt w:val="bullet"/>
       <w:lvlText w:val="•"/>
@@ -13464,9 +15418,9 @@
     </w:lvl>
   </w:abstractNum>
   <w:abstractNum w:abstractNumId="3" w15:restartNumberingAfterBreak="0">
-    <w:nsid w:val="076D0DFF"/>
+    <w:nsid w:val="16B01E8B"/>
     <w:multiLevelType w:val="multilevel"/>
-    <w:tmpl w:val="69CE6716"/>
+    <w:tmpl w:val="07DCD092"/>
     <w:lvl w:ilvl="0">
       <w:numFmt w:val="bullet"/>
       <w:lvlText w:val="•"/>
@@ -13517,9 +15471,9 @@
     </w:lvl>
   </w:abstractNum>
   <w:abstractNum w:abstractNumId="4" w15:restartNumberingAfterBreak="0">
-    <w:nsid w:val="0E9930AF"/>
+    <w:nsid w:val="1EBA74C5"/>
     <w:multiLevelType w:val="multilevel"/>
-    <w:tmpl w:val="A7F4A930"/>
+    <w:tmpl w:val="04E29384"/>
     <w:lvl w:ilvl="0">
       <w:numFmt w:val="bullet"/>
       <w:lvlText w:val="•"/>
@@ -13570,9 +15524,9 @@
     </w:lvl>
   </w:abstractNum>
   <w:abstractNum w:abstractNumId="5" w15:restartNumberingAfterBreak="0">
-    <w:nsid w:val="0F9F7B94"/>
+    <w:nsid w:val="2DFD7E64"/>
     <w:multiLevelType w:val="multilevel"/>
-    <w:tmpl w:val="716CB79C"/>
+    <w:tmpl w:val="068A2132"/>
     <w:lvl w:ilvl="0">
       <w:numFmt w:val="bullet"/>
       <w:lvlText w:val="•"/>
@@ -13623,9 +15577,9 @@
     </w:lvl>
   </w:abstractNum>
   <w:abstractNum w:abstractNumId="6" w15:restartNumberingAfterBreak="0">
-    <w:nsid w:val="11284E91"/>
+    <w:nsid w:val="3070014B"/>
     <w:multiLevelType w:val="multilevel"/>
-    <w:tmpl w:val="B268D656"/>
+    <w:tmpl w:val="B464D186"/>
     <w:lvl w:ilvl="0">
       <w:numFmt w:val="bullet"/>
       <w:lvlText w:val="•"/>
@@ -13676,9 +15630,9 @@
     </w:lvl>
   </w:abstractNum>
   <w:abstractNum w:abstractNumId="7" w15:restartNumberingAfterBreak="0">
-    <w:nsid w:val="1D12653F"/>
+    <w:nsid w:val="31AA73DE"/>
     <w:multiLevelType w:val="multilevel"/>
-    <w:tmpl w:val="BBD42900"/>
+    <w:tmpl w:val="CB225AC8"/>
     <w:lvl w:ilvl="0">
       <w:numFmt w:val="bullet"/>
       <w:lvlText w:val="•"/>
@@ -13729,9 +15683,9 @@
     </w:lvl>
   </w:abstractNum>
   <w:abstractNum w:abstractNumId="8" w15:restartNumberingAfterBreak="0">
-    <w:nsid w:val="1FE83FD5"/>
+    <w:nsid w:val="35E01999"/>
     <w:multiLevelType w:val="multilevel"/>
-    <w:tmpl w:val="27C2BF3E"/>
+    <w:tmpl w:val="70FA8AEA"/>
     <w:lvl w:ilvl="0">
       <w:numFmt w:val="bullet"/>
       <w:lvlText w:val="•"/>
@@ -13782,9 +15736,9 @@
     </w:lvl>
   </w:abstractNum>
   <w:abstractNum w:abstractNumId="9" w15:restartNumberingAfterBreak="0">
-    <w:nsid w:val="20D5440D"/>
+    <w:nsid w:val="3E5911A2"/>
     <w:multiLevelType w:val="multilevel"/>
-    <w:tmpl w:val="D82E0E70"/>
+    <w:tmpl w:val="2EE0A6EC"/>
     <w:lvl w:ilvl="0">
       <w:numFmt w:val="bullet"/>
       <w:lvlText w:val="•"/>
@@ -13835,9 +15789,9 @@
     </w:lvl>
   </w:abstractNum>
   <w:abstractNum w:abstractNumId="10" w15:restartNumberingAfterBreak="0">
-    <w:nsid w:val="29892C6B"/>
+    <w:nsid w:val="48A76AFD"/>
     <w:multiLevelType w:val="multilevel"/>
-    <w:tmpl w:val="54B8A282"/>
+    <w:tmpl w:val="5AD87316"/>
     <w:lvl w:ilvl="0">
       <w:numFmt w:val="bullet"/>
       <w:lvlText w:val="•"/>
@@ -13888,9 +15842,9 @@
     </w:lvl>
   </w:abstractNum>
   <w:abstractNum w:abstractNumId="11" w15:restartNumberingAfterBreak="0">
-    <w:nsid w:val="2BCD1EB6"/>
+    <w:nsid w:val="4FE5385D"/>
     <w:multiLevelType w:val="multilevel"/>
-    <w:tmpl w:val="C4D80FBC"/>
+    <w:tmpl w:val="339C6B8C"/>
     <w:lvl w:ilvl="0">
       <w:numFmt w:val="bullet"/>
       <w:lvlText w:val="•"/>
@@ -13941,9 +15895,9 @@
     </w:lvl>
   </w:abstractNum>
   <w:abstractNum w:abstractNumId="12" w15:restartNumberingAfterBreak="0">
-    <w:nsid w:val="2D7C1F34"/>
+    <w:nsid w:val="590C65B7"/>
     <w:multiLevelType w:val="multilevel"/>
-    <w:tmpl w:val="890AA7F6"/>
+    <w:tmpl w:val="D3BEB398"/>
     <w:lvl w:ilvl="0">
       <w:numFmt w:val="bullet"/>
       <w:lvlText w:val="•"/>
@@ -13994,9 +15948,9 @@
     </w:lvl>
   </w:abstractNum>
   <w:abstractNum w:abstractNumId="13" w15:restartNumberingAfterBreak="0">
-    <w:nsid w:val="37C36DB3"/>
+    <w:nsid w:val="5C493319"/>
     <w:multiLevelType w:val="multilevel"/>
-    <w:tmpl w:val="78F274A0"/>
+    <w:tmpl w:val="0D44580A"/>
     <w:lvl w:ilvl="0">
       <w:numFmt w:val="bullet"/>
       <w:lvlText w:val="•"/>
@@ -14047,9 +16001,9 @@
     </w:lvl>
   </w:abstractNum>
   <w:abstractNum w:abstractNumId="14" w15:restartNumberingAfterBreak="0">
-    <w:nsid w:val="3A981755"/>
+    <w:nsid w:val="5C544E99"/>
     <w:multiLevelType w:val="multilevel"/>
-    <w:tmpl w:val="82022BBA"/>
+    <w:tmpl w:val="25AA5FDA"/>
     <w:lvl w:ilvl="0">
       <w:numFmt w:val="bullet"/>
       <w:lvlText w:val="•"/>
@@ -14100,9 +16054,9 @@
     </w:lvl>
   </w:abstractNum>
   <w:abstractNum w:abstractNumId="15" w15:restartNumberingAfterBreak="0">
-    <w:nsid w:val="492E3D31"/>
+    <w:nsid w:val="5C58629D"/>
     <w:multiLevelType w:val="multilevel"/>
-    <w:tmpl w:val="A8068C70"/>
+    <w:tmpl w:val="C3C6F6BC"/>
     <w:lvl w:ilvl="0">
       <w:numFmt w:val="bullet"/>
       <w:lvlText w:val="•"/>
@@ -14153,9 +16107,9 @@
     </w:lvl>
   </w:abstractNum>
   <w:abstractNum w:abstractNumId="16" w15:restartNumberingAfterBreak="0">
-    <w:nsid w:val="49D1119C"/>
+    <w:nsid w:val="5C77788D"/>
     <w:multiLevelType w:val="multilevel"/>
-    <w:tmpl w:val="7BE20A04"/>
+    <w:tmpl w:val="272C4E54"/>
     <w:lvl w:ilvl="0">
       <w:numFmt w:val="bullet"/>
       <w:lvlText w:val="•"/>
@@ -14206,9 +16160,9 @@
     </w:lvl>
   </w:abstractNum>
   <w:abstractNum w:abstractNumId="17" w15:restartNumberingAfterBreak="0">
-    <w:nsid w:val="58C83E53"/>
+    <w:nsid w:val="5DE13C49"/>
     <w:multiLevelType w:val="multilevel"/>
-    <w:tmpl w:val="49D84BB0"/>
+    <w:tmpl w:val="D8F4A79E"/>
     <w:lvl w:ilvl="0">
       <w:numFmt w:val="bullet"/>
       <w:lvlText w:val="•"/>
@@ -14259,9 +16213,9 @@
     </w:lvl>
   </w:abstractNum>
   <w:abstractNum w:abstractNumId="18" w15:restartNumberingAfterBreak="0">
-    <w:nsid w:val="5AEE32D9"/>
+    <w:nsid w:val="61E975AF"/>
     <w:multiLevelType w:val="multilevel"/>
-    <w:tmpl w:val="F4FADB8C"/>
+    <w:tmpl w:val="F9386AE4"/>
     <w:lvl w:ilvl="0">
       <w:numFmt w:val="bullet"/>
       <w:lvlText w:val="•"/>
@@ -14312,9 +16266,9 @@
     </w:lvl>
   </w:abstractNum>
   <w:abstractNum w:abstractNumId="19" w15:restartNumberingAfterBreak="0">
-    <w:nsid w:val="60026B54"/>
+    <w:nsid w:val="6499131B"/>
     <w:multiLevelType w:val="multilevel"/>
-    <w:tmpl w:val="66C4CAA8"/>
+    <w:tmpl w:val="2D1E1EA0"/>
     <w:lvl w:ilvl="0">
       <w:numFmt w:val="bullet"/>
       <w:lvlText w:val="•"/>
@@ -14365,9 +16319,9 @@
     </w:lvl>
   </w:abstractNum>
   <w:abstractNum w:abstractNumId="20" w15:restartNumberingAfterBreak="0">
-    <w:nsid w:val="608D47B5"/>
+    <w:nsid w:val="66AA4BAD"/>
     <w:multiLevelType w:val="multilevel"/>
-    <w:tmpl w:val="4F2487D8"/>
+    <w:tmpl w:val="02F8494C"/>
     <w:lvl w:ilvl="0">
       <w:numFmt w:val="bullet"/>
       <w:lvlText w:val="•"/>
@@ -14418,9 +16372,9 @@
     </w:lvl>
   </w:abstractNum>
   <w:abstractNum w:abstractNumId="21" w15:restartNumberingAfterBreak="0">
-    <w:nsid w:val="61FB1FB6"/>
+    <w:nsid w:val="68DE5828"/>
     <w:multiLevelType w:val="multilevel"/>
-    <w:tmpl w:val="7D6E5068"/>
+    <w:tmpl w:val="8228C53E"/>
     <w:lvl w:ilvl="0">
       <w:numFmt w:val="bullet"/>
       <w:lvlText w:val="•"/>
@@ -14471,9 +16425,9 @@
     </w:lvl>
   </w:abstractNum>
   <w:abstractNum w:abstractNumId="22" w15:restartNumberingAfterBreak="0">
-    <w:nsid w:val="633D57AE"/>
+    <w:nsid w:val="6BA14678"/>
     <w:multiLevelType w:val="multilevel"/>
-    <w:tmpl w:val="DFB825F6"/>
+    <w:tmpl w:val="7FBE3DEA"/>
     <w:lvl w:ilvl="0">
       <w:numFmt w:val="bullet"/>
       <w:lvlText w:val="•"/>
@@ -14524,9 +16478,9 @@
     </w:lvl>
   </w:abstractNum>
   <w:abstractNum w:abstractNumId="23" w15:restartNumberingAfterBreak="0">
-    <w:nsid w:val="6954085A"/>
+    <w:nsid w:val="6DA47203"/>
     <w:multiLevelType w:val="multilevel"/>
-    <w:tmpl w:val="110EA508"/>
+    <w:tmpl w:val="73D4E6E4"/>
     <w:lvl w:ilvl="0">
       <w:numFmt w:val="bullet"/>
       <w:lvlText w:val="•"/>
@@ -14577,9 +16531,9 @@
     </w:lvl>
   </w:abstractNum>
   <w:abstractNum w:abstractNumId="24" w15:restartNumberingAfterBreak="0">
-    <w:nsid w:val="731D6FFA"/>
+    <w:nsid w:val="6F3A63CC"/>
     <w:multiLevelType w:val="multilevel"/>
-    <w:tmpl w:val="54AE0D44"/>
+    <w:tmpl w:val="A342CB56"/>
     <w:lvl w:ilvl="0">
       <w:numFmt w:val="bullet"/>
       <w:lvlText w:val="•"/>
@@ -14630,9 +16584,9 @@
     </w:lvl>
   </w:abstractNum>
   <w:abstractNum w:abstractNumId="25" w15:restartNumberingAfterBreak="0">
-    <w:nsid w:val="74551F69"/>
+    <w:nsid w:val="75C8387B"/>
     <w:multiLevelType w:val="multilevel"/>
-    <w:tmpl w:val="74BCF5A4"/>
+    <w:tmpl w:val="2716E822"/>
     <w:lvl w:ilvl="0">
       <w:numFmt w:val="bullet"/>
       <w:lvlText w:val="•"/>
@@ -14683,9 +16637,9 @@
     </w:lvl>
   </w:abstractNum>
   <w:abstractNum w:abstractNumId="26" w15:restartNumberingAfterBreak="0">
-    <w:nsid w:val="79EB067A"/>
+    <w:nsid w:val="7AF84EA5"/>
     <w:multiLevelType w:val="multilevel"/>
-    <w:tmpl w:val="42763F78"/>
+    <w:tmpl w:val="331ADE64"/>
     <w:lvl w:ilvl="0">
       <w:numFmt w:val="bullet"/>
       <w:lvlText w:val="•"/>
@@ -14736,9 +16690,9 @@
     </w:lvl>
   </w:abstractNum>
   <w:abstractNum w:abstractNumId="27" w15:restartNumberingAfterBreak="0">
-    <w:nsid w:val="7A4B6320"/>
+    <w:nsid w:val="7B0D6CFB"/>
     <w:multiLevelType w:val="multilevel"/>
-    <w:tmpl w:val="1A627050"/>
+    <w:tmpl w:val="6DF60A9E"/>
     <w:lvl w:ilvl="0">
       <w:numFmt w:val="bullet"/>
       <w:lvlText w:val="•"/>
@@ -14789,9 +16743,9 @@
     </w:lvl>
   </w:abstractNum>
   <w:abstractNum w:abstractNumId="28" w15:restartNumberingAfterBreak="0">
-    <w:nsid w:val="7A9862C3"/>
+    <w:nsid w:val="7FB7612B"/>
     <w:multiLevelType w:val="multilevel"/>
-    <w:tmpl w:val="3F90C622"/>
+    <w:tmpl w:val="F93C0E82"/>
     <w:lvl w:ilvl="0">
       <w:numFmt w:val="bullet"/>
       <w:lvlText w:val="•"/>
@@ -14841,92 +16795,92 @@
       <w:lvlJc w:val="left"/>
     </w:lvl>
   </w:abstractNum>
-  <w:num w:numId="1" w16cid:durableId="2114006353">
+  <w:num w:numId="1" w16cid:durableId="53045755">
+    <w:abstractNumId w:val="26"/>
+  </w:num>
+  <w:num w:numId="2" w16cid:durableId="582956977">
+    <w:abstractNumId w:val="0"/>
+  </w:num>
+  <w:num w:numId="3" w16cid:durableId="338316773">
+    <w:abstractNumId w:val="28"/>
+  </w:num>
+  <w:num w:numId="4" w16cid:durableId="848833903">
+    <w:abstractNumId w:val="23"/>
+  </w:num>
+  <w:num w:numId="5" w16cid:durableId="918634547">
+    <w:abstractNumId w:val="11"/>
+  </w:num>
+  <w:num w:numId="6" w16cid:durableId="1095051562">
+    <w:abstractNumId w:val="4"/>
+  </w:num>
+  <w:num w:numId="7" w16cid:durableId="2074355702">
+    <w:abstractNumId w:val="5"/>
+  </w:num>
+  <w:num w:numId="8" w16cid:durableId="53048746">
+    <w:abstractNumId w:val="27"/>
+  </w:num>
+  <w:num w:numId="9" w16cid:durableId="1728650983">
+    <w:abstractNumId w:val="19"/>
+  </w:num>
+  <w:num w:numId="10" w16cid:durableId="1937328296">
+    <w:abstractNumId w:val="13"/>
+  </w:num>
+  <w:num w:numId="11" w16cid:durableId="463742965">
+    <w:abstractNumId w:val="1"/>
+  </w:num>
+  <w:num w:numId="12" w16cid:durableId="276642434">
+    <w:abstractNumId w:val="9"/>
+  </w:num>
+  <w:num w:numId="13" w16cid:durableId="341124441">
+    <w:abstractNumId w:val="14"/>
+  </w:num>
+  <w:num w:numId="14" w16cid:durableId="2046177370">
+    <w:abstractNumId w:val="12"/>
+  </w:num>
+  <w:num w:numId="15" w16cid:durableId="641276118">
+    <w:abstractNumId w:val="24"/>
+  </w:num>
+  <w:num w:numId="16" w16cid:durableId="76633130">
+    <w:abstractNumId w:val="6"/>
+  </w:num>
+  <w:num w:numId="17" w16cid:durableId="1405224420">
     <w:abstractNumId w:val="10"/>
   </w:num>
-  <w:num w:numId="2" w16cid:durableId="374543049">
-    <w:abstractNumId w:val="28"/>
+  <w:num w:numId="18" w16cid:durableId="912929769">
+    <w:abstractNumId w:val="15"/>
   </w:num>
-  <w:num w:numId="3" w16cid:durableId="158423388">
+  <w:num w:numId="19" w16cid:durableId="335183583">
     <w:abstractNumId w:val="17"/>
   </w:num>
-  <w:num w:numId="4" w16cid:durableId="576869041">
-    <w:abstractNumId w:val="12"/>
+  <w:num w:numId="20" w16cid:durableId="822157010">
+    <w:abstractNumId w:val="18"/>
   </w:num>
-  <w:num w:numId="5" w16cid:durableId="2047757353">
-    <w:abstractNumId w:val="27"/>
+  <w:num w:numId="21" w16cid:durableId="2137599218">
+    <w:abstractNumId w:val="16"/>
   </w:num>
-  <w:num w:numId="6" w16cid:durableId="1902446928">
+  <w:num w:numId="22" w16cid:durableId="1863931654">
     <w:abstractNumId w:val="7"/>
   </w:num>
-  <w:num w:numId="7" w16cid:durableId="1227034560">
-    <w:abstractNumId w:val="21"/>
+  <w:num w:numId="23" w16cid:durableId="856429567">
+    <w:abstractNumId w:val="3"/>
   </w:num>
-  <w:num w:numId="8" w16cid:durableId="10767317">
+  <w:num w:numId="24" w16cid:durableId="1036537737">
+    <w:abstractNumId w:val="2"/>
+  </w:num>
+  <w:num w:numId="25" w16cid:durableId="770781148">
     <w:abstractNumId w:val="20"/>
   </w:num>
-  <w:num w:numId="9" w16cid:durableId="1970164580">
-    <w:abstractNumId w:val="24"/>
-  </w:num>
-  <w:num w:numId="10" w16cid:durableId="1665937875">
+  <w:num w:numId="26" w16cid:durableId="1097209247">
     <w:abstractNumId w:val="25"/>
   </w:num>
-  <w:num w:numId="11" w16cid:durableId="749817689">
-    <w:abstractNumId w:val="13"/>
-  </w:num>
-  <w:num w:numId="12" w16cid:durableId="719791875">
+  <w:num w:numId="27" w16cid:durableId="622077175">
     <w:abstractNumId w:val="8"/>
   </w:num>
-  <w:num w:numId="13" w16cid:durableId="123278805">
-    <w:abstractNumId w:val="18"/>
-  </w:num>
-  <w:num w:numId="14" w16cid:durableId="458380620">
-    <w:abstractNumId w:val="0"/>
-  </w:num>
-  <w:num w:numId="15" w16cid:durableId="2022271255">
-    <w:abstractNumId w:val="2"/>
-  </w:num>
-  <w:num w:numId="16" w16cid:durableId="1960911473">
-    <w:abstractNumId w:val="9"/>
-  </w:num>
-  <w:num w:numId="17" w16cid:durableId="326786275">
-    <w:abstractNumId w:val="26"/>
-  </w:num>
-  <w:num w:numId="18" w16cid:durableId="1800950606">
+  <w:num w:numId="28" w16cid:durableId="1999577149">
     <w:abstractNumId w:val="22"/>
   </w:num>
-  <w:num w:numId="19" w16cid:durableId="905651603">
-    <w:abstractNumId w:val="5"/>
-  </w:num>
-  <w:num w:numId="20" w16cid:durableId="580993069">
-    <w:abstractNumId w:val="14"/>
-  </w:num>
-  <w:num w:numId="21" w16cid:durableId="1398626583">
-    <w:abstractNumId w:val="23"/>
-  </w:num>
-  <w:num w:numId="22" w16cid:durableId="1645768952">
-    <w:abstractNumId w:val="16"/>
-  </w:num>
-  <w:num w:numId="23" w16cid:durableId="1544052783">
-    <w:abstractNumId w:val="4"/>
-  </w:num>
-  <w:num w:numId="24" w16cid:durableId="1332681026">
-    <w:abstractNumId w:val="3"/>
-  </w:num>
-  <w:num w:numId="25" w16cid:durableId="802230448">
-    <w:abstractNumId w:val="11"/>
-  </w:num>
-  <w:num w:numId="26" w16cid:durableId="443110581">
-    <w:abstractNumId w:val="6"/>
-  </w:num>
-  <w:num w:numId="27" w16cid:durableId="1519585439">
-    <w:abstractNumId w:val="19"/>
-  </w:num>
-  <w:num w:numId="28" w16cid:durableId="105737403">
-    <w:abstractNumId w:val="15"/>
-  </w:num>
-  <w:num w:numId="29" w16cid:durableId="1337809614">
-    <w:abstractNumId w:val="1"/>
+  <w:num w:numId="29" w16cid:durableId="1905018496">
+    <w:abstractNumId w:val="21"/>
   </w:num>
 </w:numbering>
 </file>
@@ -15598,7 +17552,7 @@
     <w:basedOn w:val="a0"/>
     <w:uiPriority w:val="99"/>
     <w:unhideWhenUsed/>
-    <w:rsid w:val="00C241C4"/>
+    <w:rsid w:val="00D124DC"/>
     <w:rPr>
       <w:color w:val="467886" w:themeColor="hyperlink"/>
       <w:u w:val="single"/>

--- a/docs/submission/VelaGuard-技术报告.docx
+++ b/docs/submission/VelaGuard-技术报告.docx
@@ -58,7 +58,7 @@
       <w:r>
         <w:fldChar w:fldCharType="separate"/>
       </w:r>
-      <w:hyperlink w:anchor="_Toc240384399" w:history="1">
+      <w:hyperlink w:anchor="_Toc240385749" w:history="1">
         <w:r>
           <w:rPr>
             <w:rStyle w:val="a5"/>
@@ -102,7 +102,7 @@
             <w:noProof/>
             <w:webHidden/>
           </w:rPr>
-          <w:instrText>PAGEREF _Toc240384399 \h</w:instrText>
+          <w:instrText>PAGEREF _Toc240385749 \h</w:instrText>
         </w:r>
         <w:r>
           <w:rPr>
@@ -132,7 +132,7 @@
             <w:noProof/>
             <w:webHidden/>
           </w:rPr>
-          <w:t>2</w:t>
+          <w:t>1</w:t>
         </w:r>
         <w:r>
           <w:rPr>
@@ -155,7 +155,7 @@
           <w14:ligatures w14:val="standardContextual"/>
         </w:rPr>
       </w:pPr>
-      <w:hyperlink w:anchor="_Toc240384400" w:history="1">
+      <w:hyperlink w:anchor="_Toc240385750" w:history="1">
         <w:r>
           <w:rPr>
             <w:rStyle w:val="a5"/>
@@ -199,7 +199,7 @@
             <w:noProof/>
             <w:webHidden/>
           </w:rPr>
-          <w:instrText>PAGEREF _Toc240384400 \h</w:instrText>
+          <w:instrText>PAGEREF _Toc240385750 \h</w:instrText>
         </w:r>
         <w:r>
           <w:rPr>
@@ -229,7 +229,7 @@
             <w:noProof/>
             <w:webHidden/>
           </w:rPr>
-          <w:t>2</w:t>
+          <w:t>1</w:t>
         </w:r>
         <w:r>
           <w:rPr>
@@ -252,7 +252,7 @@
           <w14:ligatures w14:val="standardContextual"/>
         </w:rPr>
       </w:pPr>
-      <w:hyperlink w:anchor="_Toc240384401" w:history="1">
+      <w:hyperlink w:anchor="_Toc240385751" w:history="1">
         <w:r>
           <w:rPr>
             <w:rStyle w:val="a5"/>
@@ -296,7 +296,7 @@
             <w:noProof/>
             <w:webHidden/>
           </w:rPr>
-          <w:instrText>PAGEREF _Toc240384401 \h</w:instrText>
+          <w:instrText>PAGEREF _Toc240385751 \h</w:instrText>
         </w:r>
         <w:r>
           <w:rPr>
@@ -326,7 +326,7 @@
             <w:noProof/>
             <w:webHidden/>
           </w:rPr>
-          <w:t>3</w:t>
+          <w:t>2</w:t>
         </w:r>
         <w:r>
           <w:rPr>
@@ -349,7 +349,7 @@
           <w14:ligatures w14:val="standardContextual"/>
         </w:rPr>
       </w:pPr>
-      <w:hyperlink w:anchor="_Toc240384402" w:history="1">
+      <w:hyperlink w:anchor="_Toc240385752" w:history="1">
         <w:r>
           <w:rPr>
             <w:rStyle w:val="a5"/>
@@ -393,7 +393,7 @@
             <w:noProof/>
             <w:webHidden/>
           </w:rPr>
-          <w:instrText>PAGEREF _Toc240384402 \h</w:instrText>
+          <w:instrText>PAGEREF _Toc240385752 \h</w:instrText>
         </w:r>
         <w:r>
           <w:rPr>
@@ -423,7 +423,7 @@
             <w:noProof/>
             <w:webHidden/>
           </w:rPr>
-          <w:t>3</w:t>
+          <w:t>2</w:t>
         </w:r>
         <w:r>
           <w:rPr>
@@ -447,7 +447,7 @@
           <w14:ligatures w14:val="standardContextual"/>
         </w:rPr>
       </w:pPr>
-      <w:hyperlink w:anchor="_Toc240384403" w:history="1">
+      <w:hyperlink w:anchor="_Toc240385753" w:history="1">
         <w:r>
           <w:rPr>
             <w:rStyle w:val="a5"/>
@@ -484,7 +484,7 @@
             <w:noProof/>
             <w:webHidden/>
           </w:rPr>
-          <w:instrText>PAGEREF _Toc240384403 \h</w:instrText>
+          <w:instrText>PAGEREF _Toc240385753 \h</w:instrText>
         </w:r>
         <w:r>
           <w:rPr>
@@ -514,7 +514,7 @@
             <w:noProof/>
             <w:webHidden/>
           </w:rPr>
-          <w:t>3</w:t>
+          <w:t>2</w:t>
         </w:r>
         <w:r>
           <w:rPr>
@@ -538,7 +538,7 @@
           <w14:ligatures w14:val="standardContextual"/>
         </w:rPr>
       </w:pPr>
-      <w:hyperlink w:anchor="_Toc240384404" w:history="1">
+      <w:hyperlink w:anchor="_Toc240385754" w:history="1">
         <w:r>
           <w:rPr>
             <w:rStyle w:val="a5"/>
@@ -575,7 +575,7 @@
             <w:noProof/>
             <w:webHidden/>
           </w:rPr>
-          <w:instrText>PAGEREF _Toc240384404 \h</w:instrText>
+          <w:instrText>PAGEREF _Toc240385754 \h</w:instrText>
         </w:r>
         <w:r>
           <w:rPr>
@@ -605,7 +605,7 @@
             <w:noProof/>
             <w:webHidden/>
           </w:rPr>
-          <w:t>3</w:t>
+          <w:t>2</w:t>
         </w:r>
         <w:r>
           <w:rPr>
@@ -629,7 +629,7 @@
           <w14:ligatures w14:val="standardContextual"/>
         </w:rPr>
       </w:pPr>
-      <w:hyperlink w:anchor="_Toc240384405" w:history="1">
+      <w:hyperlink w:anchor="_Toc240385755" w:history="1">
         <w:r>
           <w:rPr>
             <w:rStyle w:val="a5"/>
@@ -666,7 +666,7 @@
             <w:noProof/>
             <w:webHidden/>
           </w:rPr>
-          <w:instrText>PAGEREF _Toc240384405 \h</w:instrText>
+          <w:instrText>PAGEREF _Toc240385755 \h</w:instrText>
         </w:r>
         <w:r>
           <w:rPr>
@@ -696,7 +696,7 @@
             <w:noProof/>
             <w:webHidden/>
           </w:rPr>
-          <w:t>4</w:t>
+          <w:t>3</w:t>
         </w:r>
         <w:r>
           <w:rPr>
@@ -719,7 +719,7 @@
           <w14:ligatures w14:val="standardContextual"/>
         </w:rPr>
       </w:pPr>
-      <w:hyperlink w:anchor="_Toc240384406" w:history="1">
+      <w:hyperlink w:anchor="_Toc240385756" w:history="1">
         <w:r>
           <w:rPr>
             <w:rStyle w:val="a5"/>
@@ -763,7 +763,7 @@
             <w:noProof/>
             <w:webHidden/>
           </w:rPr>
-          <w:instrText>PAGEREF _Toc240384406 \h</w:instrText>
+          <w:instrText>PAGEREF _Toc240385756 \h</w:instrText>
         </w:r>
         <w:r>
           <w:rPr>
@@ -793,7 +793,7 @@
             <w:noProof/>
             <w:webHidden/>
           </w:rPr>
-          <w:t>5</w:t>
+          <w:t>4</w:t>
         </w:r>
         <w:r>
           <w:rPr>
@@ -817,7 +817,7 @@
           <w14:ligatures w14:val="standardContextual"/>
         </w:rPr>
       </w:pPr>
-      <w:hyperlink w:anchor="_Toc240384407" w:history="1">
+      <w:hyperlink w:anchor="_Toc240385757" w:history="1">
         <w:r>
           <w:rPr>
             <w:rStyle w:val="a5"/>
@@ -854,7 +854,7 @@
             <w:noProof/>
             <w:webHidden/>
           </w:rPr>
-          <w:instrText>PAGEREF _Toc240384407 \h</w:instrText>
+          <w:instrText>PAGEREF _Toc240385757 \h</w:instrText>
         </w:r>
         <w:r>
           <w:rPr>
@@ -884,7 +884,7 @@
             <w:noProof/>
             <w:webHidden/>
           </w:rPr>
-          <w:t>5</w:t>
+          <w:t>4</w:t>
         </w:r>
         <w:r>
           <w:rPr>
@@ -908,7 +908,7 @@
           <w14:ligatures w14:val="standardContextual"/>
         </w:rPr>
       </w:pPr>
-      <w:hyperlink w:anchor="_Toc240384408" w:history="1">
+      <w:hyperlink w:anchor="_Toc240385758" w:history="1">
         <w:r>
           <w:rPr>
             <w:rStyle w:val="a5"/>
@@ -945,7 +945,7 @@
             <w:noProof/>
             <w:webHidden/>
           </w:rPr>
-          <w:instrText>PAGEREF _Toc240384408 \h</w:instrText>
+          <w:instrText>PAGEREF _Toc240385758 \h</w:instrText>
         </w:r>
         <w:r>
           <w:rPr>
@@ -975,7 +975,7 @@
             <w:noProof/>
             <w:webHidden/>
           </w:rPr>
-          <w:t>6</w:t>
+          <w:t>5</w:t>
         </w:r>
         <w:r>
           <w:rPr>
@@ -999,7 +999,7 @@
           <w14:ligatures w14:val="standardContextual"/>
         </w:rPr>
       </w:pPr>
-      <w:hyperlink w:anchor="_Toc240384409" w:history="1">
+      <w:hyperlink w:anchor="_Toc240385759" w:history="1">
         <w:r>
           <w:rPr>
             <w:rStyle w:val="a5"/>
@@ -1036,7 +1036,7 @@
             <w:noProof/>
             <w:webHidden/>
           </w:rPr>
-          <w:instrText>PAGEREF _Toc240384409 \h</w:instrText>
+          <w:instrText>PAGEREF _Toc240385759 \h</w:instrText>
         </w:r>
         <w:r>
           <w:rPr>
@@ -1066,7 +1066,7 @@
             <w:noProof/>
             <w:webHidden/>
           </w:rPr>
-          <w:t>7</w:t>
+          <w:t>6</w:t>
         </w:r>
         <w:r>
           <w:rPr>
@@ -1089,7 +1089,7 @@
           <w14:ligatures w14:val="standardContextual"/>
         </w:rPr>
       </w:pPr>
-      <w:hyperlink w:anchor="_Toc240384410" w:history="1">
+      <w:hyperlink w:anchor="_Toc240385760" w:history="1">
         <w:r>
           <w:rPr>
             <w:rStyle w:val="a5"/>
@@ -1133,7 +1133,7 @@
             <w:noProof/>
             <w:webHidden/>
           </w:rPr>
-          <w:instrText>PAGEREF _Toc240384410 \h</w:instrText>
+          <w:instrText>PAGEREF _Toc240385760 \h</w:instrText>
         </w:r>
         <w:r>
           <w:rPr>
@@ -1163,7 +1163,7 @@
             <w:noProof/>
             <w:webHidden/>
           </w:rPr>
-          <w:t>8</w:t>
+          <w:t>7</w:t>
         </w:r>
         <w:r>
           <w:rPr>
@@ -1187,7 +1187,7 @@
           <w14:ligatures w14:val="standardContextual"/>
         </w:rPr>
       </w:pPr>
-      <w:hyperlink w:anchor="_Toc240384411" w:history="1">
+      <w:hyperlink w:anchor="_Toc240385761" w:history="1">
         <w:r>
           <w:rPr>
             <w:rStyle w:val="a5"/>
@@ -1231,7 +1231,7 @@
             <w:noProof/>
             <w:webHidden/>
           </w:rPr>
-          <w:instrText>PAGEREF _Toc240384411 \h</w:instrText>
+          <w:instrText>PAGEREF _Toc240385761 \h</w:instrText>
         </w:r>
         <w:r>
           <w:rPr>
@@ -1261,7 +1261,7 @@
             <w:noProof/>
             <w:webHidden/>
           </w:rPr>
-          <w:t>8</w:t>
+          <w:t>7</w:t>
         </w:r>
         <w:r>
           <w:rPr>
@@ -1285,7 +1285,7 @@
           <w14:ligatures w14:val="standardContextual"/>
         </w:rPr>
       </w:pPr>
-      <w:hyperlink w:anchor="_Toc240384412" w:history="1">
+      <w:hyperlink w:anchor="_Toc240385762" w:history="1">
         <w:r>
           <w:rPr>
             <w:rStyle w:val="a5"/>
@@ -1322,7 +1322,7 @@
             <w:noProof/>
             <w:webHidden/>
           </w:rPr>
-          <w:instrText>PAGEREF _Toc240384412 \h</w:instrText>
+          <w:instrText>PAGEREF _Toc240385762 \h</w:instrText>
         </w:r>
         <w:r>
           <w:rPr>
@@ -1352,7 +1352,7 @@
             <w:noProof/>
             <w:webHidden/>
           </w:rPr>
-          <w:t>9</w:t>
+          <w:t>8</w:t>
         </w:r>
         <w:r>
           <w:rPr>
@@ -1376,7 +1376,7 @@
           <w14:ligatures w14:val="standardContextual"/>
         </w:rPr>
       </w:pPr>
-      <w:hyperlink w:anchor="_Toc240384413" w:history="1">
+      <w:hyperlink w:anchor="_Toc240385763" w:history="1">
         <w:r>
           <w:rPr>
             <w:rStyle w:val="a5"/>
@@ -1413,7 +1413,7 @@
             <w:noProof/>
             <w:webHidden/>
           </w:rPr>
-          <w:instrText>PAGEREF _Toc240384413 \h</w:instrText>
+          <w:instrText>PAGEREF _Toc240385763 \h</w:instrText>
         </w:r>
         <w:r>
           <w:rPr>
@@ -1443,7 +1443,7 @@
             <w:noProof/>
             <w:webHidden/>
           </w:rPr>
-          <w:t>11</w:t>
+          <w:t>10</w:t>
         </w:r>
         <w:r>
           <w:rPr>
@@ -1467,7 +1467,7 @@
           <w14:ligatures w14:val="standardContextual"/>
         </w:rPr>
       </w:pPr>
-      <w:hyperlink w:anchor="_Toc240384414" w:history="1">
+      <w:hyperlink w:anchor="_Toc240385764" w:history="1">
         <w:r>
           <w:rPr>
             <w:rStyle w:val="a5"/>
@@ -1504,7 +1504,7 @@
             <w:noProof/>
             <w:webHidden/>
           </w:rPr>
-          <w:instrText>PAGEREF _Toc240384414 \h</w:instrText>
+          <w:instrText>PAGEREF _Toc240385764 \h</w:instrText>
         </w:r>
         <w:r>
           <w:rPr>
@@ -1534,7 +1534,7 @@
             <w:noProof/>
             <w:webHidden/>
           </w:rPr>
-          <w:t>12</w:t>
+          <w:t>11</w:t>
         </w:r>
         <w:r>
           <w:rPr>
@@ -1558,7 +1558,7 @@
           <w14:ligatures w14:val="standardContextual"/>
         </w:rPr>
       </w:pPr>
-      <w:hyperlink w:anchor="_Toc240384415" w:history="1">
+      <w:hyperlink w:anchor="_Toc240385765" w:history="1">
         <w:r>
           <w:rPr>
             <w:rStyle w:val="a5"/>
@@ -1595,7 +1595,7 @@
             <w:noProof/>
             <w:webHidden/>
           </w:rPr>
-          <w:instrText>PAGEREF _Toc240384415 \h</w:instrText>
+          <w:instrText>PAGEREF _Toc240385765 \h</w:instrText>
         </w:r>
         <w:r>
           <w:rPr>
@@ -1625,7 +1625,7 @@
             <w:noProof/>
             <w:webHidden/>
           </w:rPr>
-          <w:t>13</w:t>
+          <w:t>12</w:t>
         </w:r>
         <w:r>
           <w:rPr>
@@ -1649,7 +1649,7 @@
           <w14:ligatures w14:val="standardContextual"/>
         </w:rPr>
       </w:pPr>
-      <w:hyperlink w:anchor="_Toc240384416" w:history="1">
+      <w:hyperlink w:anchor="_Toc240385766" w:history="1">
         <w:r>
           <w:rPr>
             <w:rStyle w:val="a5"/>
@@ -1707,7 +1707,7 @@
             <w:noProof/>
             <w:webHidden/>
           </w:rPr>
-          <w:instrText>PAGEREF _Toc240384416 \h</w:instrText>
+          <w:instrText>PAGEREF _Toc240385766 \h</w:instrText>
         </w:r>
         <w:r>
           <w:rPr>
@@ -1737,7 +1737,7 @@
             <w:noProof/>
             <w:webHidden/>
           </w:rPr>
-          <w:t>13</w:t>
+          <w:t>12</w:t>
         </w:r>
         <w:r>
           <w:rPr>
@@ -1761,7 +1761,7 @@
           <w14:ligatures w14:val="standardContextual"/>
         </w:rPr>
       </w:pPr>
-      <w:hyperlink w:anchor="_Toc240384417" w:history="1">
+      <w:hyperlink w:anchor="_Toc240385767" w:history="1">
         <w:r>
           <w:rPr>
             <w:rStyle w:val="a5"/>
@@ -1805,7 +1805,7 @@
             <w:noProof/>
             <w:webHidden/>
           </w:rPr>
-          <w:instrText>PAGEREF _Toc240384417 \h</w:instrText>
+          <w:instrText>PAGEREF _Toc240385767 \h</w:instrText>
         </w:r>
         <w:r>
           <w:rPr>
@@ -1835,7 +1835,7 @@
             <w:noProof/>
             <w:webHidden/>
           </w:rPr>
-          <w:t>14</w:t>
+          <w:t>13</w:t>
         </w:r>
         <w:r>
           <w:rPr>
@@ -1858,7 +1858,7 @@
           <w14:ligatures w14:val="standardContextual"/>
         </w:rPr>
       </w:pPr>
-      <w:hyperlink w:anchor="_Toc240384418" w:history="1">
+      <w:hyperlink w:anchor="_Toc240385768" w:history="1">
         <w:r>
           <w:rPr>
             <w:rStyle w:val="a5"/>
@@ -1902,7 +1902,7 @@
             <w:noProof/>
             <w:webHidden/>
           </w:rPr>
-          <w:instrText>PAGEREF _Toc240384418 \h</w:instrText>
+          <w:instrText>PAGEREF _Toc240385768 \h</w:instrText>
         </w:r>
         <w:r>
           <w:rPr>
@@ -1932,7 +1932,7 @@
             <w:noProof/>
             <w:webHidden/>
           </w:rPr>
-          <w:t>15</w:t>
+          <w:t>14</w:t>
         </w:r>
         <w:r>
           <w:rPr>
@@ -1956,7 +1956,7 @@
           <w14:ligatures w14:val="standardContextual"/>
         </w:rPr>
       </w:pPr>
-      <w:hyperlink w:anchor="_Toc240384419" w:history="1">
+      <w:hyperlink w:anchor="_Toc240385769" w:history="1">
         <w:r>
           <w:rPr>
             <w:rStyle w:val="a5"/>
@@ -1993,7 +1993,7 @@
             <w:noProof/>
             <w:webHidden/>
           </w:rPr>
-          <w:instrText>PAGEREF _Toc240384419 \h</w:instrText>
+          <w:instrText>PAGEREF _Toc240385769 \h</w:instrText>
         </w:r>
         <w:r>
           <w:rPr>
@@ -2023,7 +2023,7 @@
             <w:noProof/>
             <w:webHidden/>
           </w:rPr>
-          <w:t>15</w:t>
+          <w:t>14</w:t>
         </w:r>
         <w:r>
           <w:rPr>
@@ -2047,7 +2047,7 @@
           <w14:ligatures w14:val="standardContextual"/>
         </w:rPr>
       </w:pPr>
-      <w:hyperlink w:anchor="_Toc240384420" w:history="1">
+      <w:hyperlink w:anchor="_Toc240385770" w:history="1">
         <w:r>
           <w:rPr>
             <w:rStyle w:val="a5"/>
@@ -2084,7 +2084,7 @@
             <w:noProof/>
             <w:webHidden/>
           </w:rPr>
-          <w:instrText>PAGEREF _Toc240384420 \h</w:instrText>
+          <w:instrText>PAGEREF _Toc240385770 \h</w:instrText>
         </w:r>
         <w:r>
           <w:rPr>
@@ -2114,7 +2114,7 @@
             <w:noProof/>
             <w:webHidden/>
           </w:rPr>
-          <w:t>16</w:t>
+          <w:t>15</w:t>
         </w:r>
         <w:r>
           <w:rPr>
@@ -2138,7 +2138,7 @@
           <w14:ligatures w14:val="standardContextual"/>
         </w:rPr>
       </w:pPr>
-      <w:hyperlink w:anchor="_Toc240384421" w:history="1">
+      <w:hyperlink w:anchor="_Toc240385771" w:history="1">
         <w:r>
           <w:rPr>
             <w:rStyle w:val="a5"/>
@@ -2175,7 +2175,7 @@
             <w:noProof/>
             <w:webHidden/>
           </w:rPr>
-          <w:instrText>PAGEREF _Toc240384421 \h</w:instrText>
+          <w:instrText>PAGEREF _Toc240385771 \h</w:instrText>
         </w:r>
         <w:r>
           <w:rPr>
@@ -2205,7 +2205,7 @@
             <w:noProof/>
             <w:webHidden/>
           </w:rPr>
-          <w:t>18</w:t>
+          <w:t>17</w:t>
         </w:r>
         <w:r>
           <w:rPr>
@@ -2229,7 +2229,7 @@
           <w14:ligatures w14:val="standardContextual"/>
         </w:rPr>
       </w:pPr>
-      <w:hyperlink w:anchor="_Toc240384422" w:history="1">
+      <w:hyperlink w:anchor="_Toc240385772" w:history="1">
         <w:r>
           <w:rPr>
             <w:rStyle w:val="a5"/>
@@ -2273,7 +2273,7 @@
             <w:noProof/>
             <w:webHidden/>
           </w:rPr>
-          <w:instrText>PAGEREF _Toc240384422 \h</w:instrText>
+          <w:instrText>PAGEREF _Toc240385772 \h</w:instrText>
         </w:r>
         <w:r>
           <w:rPr>
@@ -2303,7 +2303,7 @@
             <w:noProof/>
             <w:webHidden/>
           </w:rPr>
-          <w:t>20</w:t>
+          <w:t>19</w:t>
         </w:r>
         <w:r>
           <w:rPr>
@@ -2327,7 +2327,7 @@
           <w14:ligatures w14:val="standardContextual"/>
         </w:rPr>
       </w:pPr>
-      <w:hyperlink w:anchor="_Toc240384423" w:history="1">
+      <w:hyperlink w:anchor="_Toc240385773" w:history="1">
         <w:r>
           <w:rPr>
             <w:rStyle w:val="a5"/>
@@ -2364,7 +2364,7 @@
             <w:noProof/>
             <w:webHidden/>
           </w:rPr>
-          <w:instrText>PAGEREF _Toc240384423 \h</w:instrText>
+          <w:instrText>PAGEREF _Toc240385773 \h</w:instrText>
         </w:r>
         <w:r>
           <w:rPr>
@@ -2394,7 +2394,7 @@
             <w:noProof/>
             <w:webHidden/>
           </w:rPr>
-          <w:t>22</w:t>
+          <w:t>21</w:t>
         </w:r>
         <w:r>
           <w:rPr>
@@ -2418,7 +2418,7 @@
           <w14:ligatures w14:val="standardContextual"/>
         </w:rPr>
       </w:pPr>
-      <w:hyperlink w:anchor="_Toc240384424" w:history="1">
+      <w:hyperlink w:anchor="_Toc240385774" w:history="1">
         <w:r>
           <w:rPr>
             <w:rStyle w:val="a5"/>
@@ -2455,7 +2455,7 @@
             <w:noProof/>
             <w:webHidden/>
           </w:rPr>
-          <w:instrText>PAGEREF _Toc240384424 \h</w:instrText>
+          <w:instrText>PAGEREF _Toc240385774 \h</w:instrText>
         </w:r>
         <w:r>
           <w:rPr>
@@ -2485,7 +2485,7 @@
             <w:noProof/>
             <w:webHidden/>
           </w:rPr>
-          <w:t>23</w:t>
+          <w:t>22</w:t>
         </w:r>
         <w:r>
           <w:rPr>
@@ -2508,7 +2508,7 @@
           <w14:ligatures w14:val="standardContextual"/>
         </w:rPr>
       </w:pPr>
-      <w:hyperlink w:anchor="_Toc240384425" w:history="1">
+      <w:hyperlink w:anchor="_Toc240385775" w:history="1">
         <w:r>
           <w:rPr>
             <w:rStyle w:val="a5"/>
@@ -2552,7 +2552,7 @@
             <w:noProof/>
             <w:webHidden/>
           </w:rPr>
-          <w:instrText>PAGEREF _Toc240384425 \h</w:instrText>
+          <w:instrText>PAGEREF _Toc240385775 \h</w:instrText>
         </w:r>
         <w:r>
           <w:rPr>
@@ -2582,7 +2582,7 @@
             <w:noProof/>
             <w:webHidden/>
           </w:rPr>
-          <w:t>25</w:t>
+          <w:t>24</w:t>
         </w:r>
         <w:r>
           <w:rPr>
@@ -2606,7 +2606,7 @@
           <w14:ligatures w14:val="standardContextual"/>
         </w:rPr>
       </w:pPr>
-      <w:hyperlink w:anchor="_Toc240384426" w:history="1">
+      <w:hyperlink w:anchor="_Toc240385776" w:history="1">
         <w:r>
           <w:rPr>
             <w:rStyle w:val="a5"/>
@@ -2643,7 +2643,7 @@
             <w:noProof/>
             <w:webHidden/>
           </w:rPr>
-          <w:instrText>PAGEREF _Toc240384426 \h</w:instrText>
+          <w:instrText>PAGEREF _Toc240385776 \h</w:instrText>
         </w:r>
         <w:r>
           <w:rPr>
@@ -2673,7 +2673,7 @@
             <w:noProof/>
             <w:webHidden/>
           </w:rPr>
-          <w:t>25</w:t>
+          <w:t>24</w:t>
         </w:r>
         <w:r>
           <w:rPr>
@@ -2697,7 +2697,7 @@
           <w14:ligatures w14:val="standardContextual"/>
         </w:rPr>
       </w:pPr>
-      <w:hyperlink w:anchor="_Toc240384427" w:history="1">
+      <w:hyperlink w:anchor="_Toc240385777" w:history="1">
         <w:r>
           <w:rPr>
             <w:rStyle w:val="a5"/>
@@ -2734,7 +2734,7 @@
             <w:noProof/>
             <w:webHidden/>
           </w:rPr>
-          <w:instrText>PAGEREF _Toc240384427 \h</w:instrText>
+          <w:instrText>PAGEREF _Toc240385777 \h</w:instrText>
         </w:r>
         <w:r>
           <w:rPr>
@@ -2764,7 +2764,7 @@
             <w:noProof/>
             <w:webHidden/>
           </w:rPr>
-          <w:t>26</w:t>
+          <w:t>25</w:t>
         </w:r>
         <w:r>
           <w:rPr>
@@ -2788,7 +2788,7 @@
           <w14:ligatures w14:val="standardContextual"/>
         </w:rPr>
       </w:pPr>
-      <w:hyperlink w:anchor="_Toc240384428" w:history="1">
+      <w:hyperlink w:anchor="_Toc240385778" w:history="1">
         <w:r>
           <w:rPr>
             <w:rStyle w:val="a5"/>
@@ -2832,7 +2832,7 @@
             <w:noProof/>
             <w:webHidden/>
           </w:rPr>
-          <w:instrText>PAGEREF _Toc240384428 \h</w:instrText>
+          <w:instrText>PAGEREF _Toc240385778 \h</w:instrText>
         </w:r>
         <w:r>
           <w:rPr>
@@ -2862,7 +2862,7 @@
             <w:noProof/>
             <w:webHidden/>
           </w:rPr>
-          <w:t>26</w:t>
+          <w:t>25</w:t>
         </w:r>
         <w:r>
           <w:rPr>
@@ -2886,7 +2886,7 @@
           <w14:ligatures w14:val="standardContextual"/>
         </w:rPr>
       </w:pPr>
-      <w:hyperlink w:anchor="_Toc240384429" w:history="1">
+      <w:hyperlink w:anchor="_Toc240385779" w:history="1">
         <w:r>
           <w:rPr>
             <w:rStyle w:val="a5"/>
@@ -2923,7 +2923,7 @@
             <w:noProof/>
             <w:webHidden/>
           </w:rPr>
-          <w:instrText>PAGEREF _Toc240384429 \h</w:instrText>
+          <w:instrText>PAGEREF _Toc240385779 \h</w:instrText>
         </w:r>
         <w:r>
           <w:rPr>
@@ -2953,7 +2953,7 @@
             <w:noProof/>
             <w:webHidden/>
           </w:rPr>
-          <w:t>27</w:t>
+          <w:t>26</w:t>
         </w:r>
         <w:r>
           <w:rPr>
@@ -2976,7 +2976,7 @@
           <w14:ligatures w14:val="standardContextual"/>
         </w:rPr>
       </w:pPr>
-      <w:hyperlink w:anchor="_Toc240384430" w:history="1">
+      <w:hyperlink w:anchor="_Toc240385780" w:history="1">
         <w:r>
           <w:rPr>
             <w:rStyle w:val="a5"/>
@@ -3020,7 +3020,7 @@
             <w:noProof/>
             <w:webHidden/>
           </w:rPr>
-          <w:instrText>PAGEREF _Toc240384430 \h</w:instrText>
+          <w:instrText>PAGEREF _Toc240385780 \h</w:instrText>
         </w:r>
         <w:r>
           <w:rPr>
@@ -3050,7 +3050,7 @@
             <w:noProof/>
             <w:webHidden/>
           </w:rPr>
-          <w:t>27</w:t>
+          <w:t>26</w:t>
         </w:r>
         <w:r>
           <w:rPr>
@@ -3074,7 +3074,7 @@
           <w14:ligatures w14:val="standardContextual"/>
         </w:rPr>
       </w:pPr>
-      <w:hyperlink w:anchor="_Toc240384431" w:history="1">
+      <w:hyperlink w:anchor="_Toc240385781" w:history="1">
         <w:r>
           <w:rPr>
             <w:rStyle w:val="a5"/>
@@ -3111,7 +3111,7 @@
             <w:noProof/>
             <w:webHidden/>
           </w:rPr>
-          <w:instrText>PAGEREF _Toc240384431 \h</w:instrText>
+          <w:instrText>PAGEREF _Toc240385781 \h</w:instrText>
         </w:r>
         <w:r>
           <w:rPr>
@@ -3141,7 +3141,7 @@
             <w:noProof/>
             <w:webHidden/>
           </w:rPr>
-          <w:t>28</w:t>
+          <w:t>27</w:t>
         </w:r>
         <w:r>
           <w:rPr>
@@ -3164,7 +3164,7 @@
           <w14:ligatures w14:val="standardContextual"/>
         </w:rPr>
       </w:pPr>
-      <w:hyperlink w:anchor="_Toc240384432" w:history="1">
+      <w:hyperlink w:anchor="_Toc240385782" w:history="1">
         <w:r>
           <w:rPr>
             <w:rStyle w:val="a5"/>
@@ -3208,7 +3208,7 @@
             <w:noProof/>
             <w:webHidden/>
           </w:rPr>
-          <w:instrText>PAGEREF _Toc240384432 \h</w:instrText>
+          <w:instrText>PAGEREF _Toc240385782 \h</w:instrText>
         </w:r>
         <w:r>
           <w:rPr>
@@ -3238,7 +3238,7 @@
             <w:noProof/>
             <w:webHidden/>
           </w:rPr>
-          <w:t>29</w:t>
+          <w:t>28</w:t>
         </w:r>
         <w:r>
           <w:rPr>
@@ -3262,7 +3262,7 @@
           <w14:ligatures w14:val="standardContextual"/>
         </w:rPr>
       </w:pPr>
-      <w:hyperlink w:anchor="_Toc240384433" w:history="1">
+      <w:hyperlink w:anchor="_Toc240385783" w:history="1">
         <w:r>
           <w:rPr>
             <w:rStyle w:val="a5"/>
@@ -3299,7 +3299,7 @@
             <w:noProof/>
             <w:webHidden/>
           </w:rPr>
-          <w:instrText>PAGEREF _Toc240384433 \h</w:instrText>
+          <w:instrText>PAGEREF _Toc240385783 \h</w:instrText>
         </w:r>
         <w:r>
           <w:rPr>
@@ -3329,7 +3329,7 @@
             <w:noProof/>
             <w:webHidden/>
           </w:rPr>
-          <w:t>29</w:t>
+          <w:t>28</w:t>
         </w:r>
         <w:r>
           <w:rPr>
@@ -3353,7 +3353,7 @@
           <w14:ligatures w14:val="standardContextual"/>
         </w:rPr>
       </w:pPr>
-      <w:hyperlink w:anchor="_Toc240384434" w:history="1">
+      <w:hyperlink w:anchor="_Toc240385784" w:history="1">
         <w:r>
           <w:rPr>
             <w:rStyle w:val="a5"/>
@@ -3390,7 +3390,7 @@
             <w:noProof/>
             <w:webHidden/>
           </w:rPr>
-          <w:instrText>PAGEREF _Toc240384434 \h</w:instrText>
+          <w:instrText>PAGEREF _Toc240385784 \h</w:instrText>
         </w:r>
         <w:r>
           <w:rPr>
@@ -3420,7 +3420,7 @@
             <w:noProof/>
             <w:webHidden/>
           </w:rPr>
-          <w:t>29</w:t>
+          <w:t>28</w:t>
         </w:r>
         <w:r>
           <w:rPr>
@@ -3444,7 +3444,7 @@
           <w14:ligatures w14:val="standardContextual"/>
         </w:rPr>
       </w:pPr>
-      <w:hyperlink w:anchor="_Toc240384435" w:history="1">
+      <w:hyperlink w:anchor="_Toc240385785" w:history="1">
         <w:r>
           <w:rPr>
             <w:rStyle w:val="a5"/>
@@ -3481,7 +3481,7 @@
             <w:noProof/>
             <w:webHidden/>
           </w:rPr>
-          <w:instrText>PAGEREF _Toc240384435 \h</w:instrText>
+          <w:instrText>PAGEREF _Toc240385785 \h</w:instrText>
         </w:r>
         <w:r>
           <w:rPr>
@@ -3511,7 +3511,7 @@
             <w:noProof/>
             <w:webHidden/>
           </w:rPr>
-          <w:t>30</w:t>
+          <w:t>29</w:t>
         </w:r>
         <w:r>
           <w:rPr>
@@ -3535,7 +3535,7 @@
           <w14:ligatures w14:val="standardContextual"/>
         </w:rPr>
       </w:pPr>
-      <w:hyperlink w:anchor="_Toc240384436" w:history="1">
+      <w:hyperlink w:anchor="_Toc240385786" w:history="1">
         <w:r>
           <w:rPr>
             <w:rStyle w:val="a5"/>
@@ -3572,7 +3572,7 @@
             <w:noProof/>
             <w:webHidden/>
           </w:rPr>
-          <w:instrText>PAGEREF _Toc240384436 \h</w:instrText>
+          <w:instrText>PAGEREF _Toc240385786 \h</w:instrText>
         </w:r>
         <w:r>
           <w:rPr>
@@ -3602,7 +3602,7 @@
             <w:noProof/>
             <w:webHidden/>
           </w:rPr>
-          <w:t>31</w:t>
+          <w:t>30</w:t>
         </w:r>
         <w:r>
           <w:rPr>
@@ -3628,7 +3628,7 @@
         <w:pStyle w:val="1"/>
         <w:pageBreakBefore/>
       </w:pPr>
-      <w:bookmarkStart w:id="0" w:name="_Toc240384399"/>
+      <w:bookmarkStart w:id="0" w:name="_Toc240385749"/>
       <w:r>
         <w:lastRenderedPageBreak/>
         <w:t>1</w:t>
@@ -3657,7 +3657,7 @@
           <w:bottom w:w="40" w:type="dxa"/>
           <w:right w:w="113" w:type="dxa"/>
         </w:tblCellMar>
-        <w:tblLook w:val="0000" w:firstRow="0" w:lastRow="0" w:firstColumn="0" w:lastColumn="0" w:noHBand="0" w:noVBand="0"/>
+        <w:tblLook w:val="04A0" w:firstRow="1" w:lastRow="0" w:firstColumn="1" w:lastColumn="0" w:noHBand="0" w:noVBand="1"/>
       </w:tblPr>
       <w:tblGrid>
         <w:gridCol w:w="2122"/>
@@ -3927,7 +3927,7 @@
       <w:pPr>
         <w:pStyle w:val="1"/>
       </w:pPr>
-      <w:bookmarkStart w:id="1" w:name="_Toc240384400"/>
+      <w:bookmarkStart w:id="1" w:name="_Toc240385750"/>
       <w:r>
         <w:t>2</w:t>
       </w:r>
@@ -4082,7 +4082,7 @@
         <w:pStyle w:val="1"/>
         <w:pageBreakBefore/>
       </w:pPr>
-      <w:bookmarkStart w:id="2" w:name="_Toc240384401"/>
+      <w:bookmarkStart w:id="2" w:name="_Toc240385751"/>
       <w:r>
         <w:lastRenderedPageBreak/>
         <w:t>3</w:t>
@@ -4096,7 +4096,7 @@
       <w:pPr>
         <w:pStyle w:val="2"/>
       </w:pPr>
-      <w:bookmarkStart w:id="3" w:name="_Toc240384402"/>
+      <w:bookmarkStart w:id="3" w:name="_Toc240385752"/>
       <w:r>
         <w:t xml:space="preserve">3.1 </w:t>
       </w:r>
@@ -4109,7 +4109,7 @@
       <w:pPr>
         <w:pStyle w:val="3"/>
       </w:pPr>
-      <w:bookmarkStart w:id="4" w:name="_Toc240384403"/>
+      <w:bookmarkStart w:id="4" w:name="_Toc240385753"/>
       <w:r>
         <w:t>项目背景与问题定义</w:t>
       </w:r>
@@ -4183,7 +4183,7 @@
       <w:pPr>
         <w:pStyle w:val="3"/>
       </w:pPr>
-      <w:bookmarkStart w:id="5" w:name="_Toc240384404"/>
+      <w:bookmarkStart w:id="5" w:name="_Toc240385754"/>
       <w:r>
         <w:t>技术难点</w:t>
       </w:r>
@@ -4439,7 +4439,7 @@
       <w:pPr>
         <w:pStyle w:val="3"/>
       </w:pPr>
-      <w:bookmarkStart w:id="6" w:name="_Toc240384405"/>
+      <w:bookmarkStart w:id="6" w:name="_Toc240385755"/>
       <w:r>
         <w:t>创新点</w:t>
       </w:r>
@@ -4614,7 +4614,7 @@
       <w:pPr>
         <w:pStyle w:val="2"/>
       </w:pPr>
-      <w:bookmarkStart w:id="7" w:name="_Toc240384406"/>
+      <w:bookmarkStart w:id="7" w:name="_Toc240385756"/>
       <w:r>
         <w:t xml:space="preserve">3.2 </w:t>
       </w:r>
@@ -4627,7 +4627,7 @@
       <w:pPr>
         <w:pStyle w:val="3"/>
       </w:pPr>
-      <w:bookmarkStart w:id="8" w:name="_Toc240384407"/>
+      <w:bookmarkStart w:id="8" w:name="_Toc240385757"/>
       <w:r>
         <w:t>系统总体架构</w:t>
       </w:r>
@@ -4729,7 +4729,7 @@
         </w:rPr>
         <w:lastRenderedPageBreak/>
         <w:drawing>
-          <wp:inline distT="0" distB="0" distL="0" distR="0" wp14:anchorId="645C9C7B" wp14:editId="4FEBFF50">
+          <wp:inline distT="0" distB="0" distL="0" distR="0" wp14:anchorId="5755F52C" wp14:editId="17AB8050">
             <wp:extent cx="5615940" cy="3275965"/>
             <wp:effectExtent l="0" t="0" r="0" b="0"/>
             <wp:docPr id="1" name="Picture 1" descr="图 1  系统总体架构：现场、板端与云端的职责分工"/>
@@ -4783,7 +4783,7 @@
       <w:pPr>
         <w:pStyle w:val="3"/>
       </w:pPr>
-      <w:bookmarkStart w:id="9" w:name="_Toc240384408"/>
+      <w:bookmarkStart w:id="9" w:name="_Toc240385758"/>
       <w:r>
         <w:t>方案论证与选型</w:t>
       </w:r>
@@ -5072,7 +5072,7 @@
       <w:pPr>
         <w:pStyle w:val="3"/>
       </w:pPr>
-      <w:bookmarkStart w:id="10" w:name="_Toc240384409"/>
+      <w:bookmarkStart w:id="10" w:name="_Toc240385759"/>
       <w:r>
         <w:t>关键模块设计</w:t>
       </w:r>
@@ -5817,7 +5817,7 @@
           <w:noProof/>
         </w:rPr>
         <w:drawing>
-          <wp:inline distT="0" distB="0" distL="0" distR="0" wp14:anchorId="2BAE8EBC" wp14:editId="62A680A3">
+          <wp:inline distT="0" distB="0" distL="0" distR="0" wp14:anchorId="2966430C" wp14:editId="5326EFDC">
             <wp:extent cx="5615940" cy="3182366"/>
             <wp:effectExtent l="0" t="0" r="0" b="0"/>
             <wp:docPr id="2" name="Picture 2" descr="图 2  板端首页：32 个点位的快照与状态栏"/>
@@ -5944,7 +5944,7 @@
       <w:pPr>
         <w:pStyle w:val="2"/>
       </w:pPr>
-      <w:bookmarkStart w:id="11" w:name="_Toc240384410"/>
+      <w:bookmarkStart w:id="11" w:name="_Toc240385760"/>
       <w:r>
         <w:t xml:space="preserve">3.3 </w:t>
       </w:r>
@@ -5957,7 +5957,7 @@
       <w:pPr>
         <w:pStyle w:val="3"/>
       </w:pPr>
-      <w:bookmarkStart w:id="12" w:name="_Toc240384411"/>
+      <w:bookmarkStart w:id="12" w:name="_Toc240385761"/>
       <w:r>
         <w:t xml:space="preserve">openvelaClaw </w:t>
       </w:r>
@@ -6099,7 +6099,7 @@
       <w:pPr>
         <w:pStyle w:val="3"/>
       </w:pPr>
-      <w:bookmarkStart w:id="13" w:name="_Toc240384412"/>
+      <w:bookmarkStart w:id="13" w:name="_Toc240385762"/>
       <w:r>
         <w:t>阈值与离线的确定性判定</w:t>
       </w:r>
@@ -6287,7 +6287,7 @@
         </w:rPr>
         <w:lastRenderedPageBreak/>
         <w:drawing>
-          <wp:inline distT="0" distB="0" distL="0" distR="0" wp14:anchorId="28A1CBDA" wp14:editId="62162D7B">
+          <wp:inline distT="0" distB="0" distL="0" distR="0" wp14:anchorId="17CCB639" wp14:editId="23776061">
             <wp:extent cx="5615940" cy="3182366"/>
             <wp:effectExtent l="0" t="0" r="0" b="0"/>
             <wp:docPr id="3" name="Picture 3" descr="图 3  离线判定由连续失败计数改为滑窗失败率"/>
@@ -6399,7 +6399,7 @@
         </w:rPr>
         <w:lastRenderedPageBreak/>
         <w:drawing>
-          <wp:inline distT="0" distB="0" distL="0" distR="0" wp14:anchorId="07DBA5DF" wp14:editId="10771BDB">
+          <wp:inline distT="0" distB="0" distL="0" distR="0" wp14:anchorId="35B94181" wp14:editId="1F12CAA8">
             <wp:extent cx="5615940" cy="3619162"/>
             <wp:effectExtent l="0" t="0" r="0" b="0"/>
             <wp:docPr id="4" name="Picture 4" descr="图 4  本地安全环与点表人工确认闸门"/>
@@ -6453,7 +6453,7 @@
       <w:pPr>
         <w:pStyle w:val="3"/>
       </w:pPr>
-      <w:bookmarkStart w:id="14" w:name="_Toc240384413"/>
+      <w:bookmarkStart w:id="14" w:name="_Toc240385763"/>
       <w:r>
         <w:t>总线探查与寄存器解码</w:t>
       </w:r>
@@ -6575,7 +6575,7 @@
         </w:rPr>
         <w:lastRenderedPageBreak/>
         <w:drawing>
-          <wp:inline distT="0" distB="0" distL="0" distR="0" wp14:anchorId="44744ABE" wp14:editId="3C643EFA">
+          <wp:inline distT="0" distB="0" distL="0" distR="0" wp14:anchorId="2EF54BE0" wp14:editId="136C96BC">
             <wp:extent cx="5615940" cy="2963968"/>
             <wp:effectExtent l="0" t="0" r="0" b="0"/>
             <wp:docPr id="5" name="Picture 5" descr="图 5  总线探查：从陌生总线到候选点表"/>
@@ -6753,7 +6753,7 @@
       <w:pPr>
         <w:pStyle w:val="3"/>
       </w:pPr>
-      <w:bookmarkStart w:id="15" w:name="_Toc240384414"/>
+      <w:bookmarkStart w:id="15" w:name="_Toc240385764"/>
       <w:r>
         <w:t>帧级质量统计与故障归因</w:t>
       </w:r>
@@ -6836,7 +6836,7 @@
       <w:pPr>
         <w:pStyle w:val="3"/>
       </w:pPr>
-      <w:bookmarkStart w:id="16" w:name="_Toc240384415"/>
+      <w:bookmarkStart w:id="16" w:name="_Toc240385765"/>
       <w:r>
         <w:t>掉电安全的配置提交</w:t>
       </w:r>
@@ -6882,7 +6882,7 @@
       <w:pPr>
         <w:pStyle w:val="3"/>
       </w:pPr>
-      <w:bookmarkStart w:id="17" w:name="_Toc240384416"/>
+      <w:bookmarkStart w:id="17" w:name="_Toc240385766"/>
       <w:r>
         <w:t xml:space="preserve">QSPI XIP </w:t>
       </w:r>
@@ -6995,7 +6995,7 @@
         </w:rPr>
         <w:lastRenderedPageBreak/>
         <w:drawing>
-          <wp:inline distT="0" distB="0" distL="0" distR="0" wp14:anchorId="6CD0E27F" wp14:editId="248E0EA3">
+          <wp:inline distT="0" distB="0" distL="0" distR="0" wp14:anchorId="47DF7347" wp14:editId="6256417C">
             <wp:extent cx="5615940" cy="3369564"/>
             <wp:effectExtent l="0" t="0" r="0" b="0"/>
             <wp:docPr id="6" name="Picture 6" descr="图 6  QSPI 原地执行约束下的启动链与升级路径"/>
@@ -7049,7 +7049,7 @@
       <w:pPr>
         <w:pStyle w:val="3"/>
       </w:pPr>
-      <w:bookmarkStart w:id="18" w:name="_Toc240384417"/>
+      <w:bookmarkStart w:id="18" w:name="_Toc240385767"/>
       <w:r>
         <w:t xml:space="preserve">openvela </w:t>
       </w:r>
@@ -7362,7 +7362,7 @@
       <w:pPr>
         <w:pStyle w:val="2"/>
       </w:pPr>
-      <w:bookmarkStart w:id="19" w:name="_Toc240384418"/>
+      <w:bookmarkStart w:id="19" w:name="_Toc240385768"/>
       <w:r>
         <w:t xml:space="preserve">3.4 </w:t>
       </w:r>
@@ -7375,7 +7375,7 @@
       <w:pPr>
         <w:pStyle w:val="3"/>
       </w:pPr>
-      <w:bookmarkStart w:id="20" w:name="_Toc240384419"/>
+      <w:bookmarkStart w:id="20" w:name="_Toc240385769"/>
       <w:r>
         <w:t>软件架构与启动</w:t>
       </w:r>
@@ -7804,7 +7804,7 @@
       <w:pPr>
         <w:pStyle w:val="3"/>
       </w:pPr>
-      <w:bookmarkStart w:id="21" w:name="_Toc240384420"/>
+      <w:bookmarkStart w:id="21" w:name="_Toc240385770"/>
       <w:r>
         <w:t>四条数据路径</w:t>
       </w:r>
@@ -7822,7 +7822,7 @@
           <w:noProof/>
         </w:rPr>
         <w:drawing>
-          <wp:inline distT="0" distB="0" distL="0" distR="0" wp14:anchorId="78D43749" wp14:editId="0059F4F1">
+          <wp:inline distT="0" distB="0" distL="0" distR="0" wp14:anchorId="221B11F5" wp14:editId="038CAAAA">
             <wp:extent cx="5615940" cy="4820348"/>
             <wp:effectExtent l="0" t="0" r="0" b="0"/>
             <wp:docPr id="7" name="Picture 7" descr="图 7  本地告警、联网解释、运行报告与云端留存的数据路径"/>
@@ -8176,7 +8176,7 @@
       <w:pPr>
         <w:pStyle w:val="3"/>
       </w:pPr>
-      <w:bookmarkStart w:id="22" w:name="_Toc240384421"/>
+      <w:bookmarkStart w:id="22" w:name="_Toc240385771"/>
       <w:r>
         <w:lastRenderedPageBreak/>
         <w:t>硬件设计与适配</w:t>
@@ -8689,7 +8689,7 @@
           <w:noProof/>
         </w:rPr>
         <w:drawing>
-          <wp:inline distT="0" distB="0" distL="0" distR="0" wp14:anchorId="16167A20" wp14:editId="7757D66B">
+          <wp:inline distT="0" distB="0" distL="0" distR="0" wp14:anchorId="467BFA3F" wp14:editId="1D3C2F76">
             <wp:extent cx="5615940" cy="2870369"/>
             <wp:effectExtent l="0" t="0" r="0" b="0"/>
             <wp:docPr id="8" name="Picture 8" descr="图 8  扩展板接口与接线"/>
@@ -9552,7 +9552,7 @@
       <w:pPr>
         <w:pStyle w:val="3"/>
       </w:pPr>
-      <w:bookmarkStart w:id="23" w:name="_Toc240384422"/>
+      <w:bookmarkStart w:id="23" w:name="_Toc240385772"/>
       <w:r>
         <w:t>交互与设备</w:t>
       </w:r>
@@ -9651,7 +9651,7 @@
         </w:rPr>
         <w:lastRenderedPageBreak/>
         <w:drawing>
-          <wp:inline distT="0" distB="0" distL="0" distR="0" wp14:anchorId="7FC9C94D" wp14:editId="7B3C79BE">
+          <wp:inline distT="0" distB="0" distL="0" distR="0" wp14:anchorId="28F57CEA" wp14:editId="6CC5D594">
             <wp:extent cx="5615940" cy="3182366"/>
             <wp:effectExtent l="0" t="0" r="0" b="0"/>
             <wp:docPr id="9" name="Picture 9" descr="图 9  告警页：三行活动告警与逐点静音、标记处理"/>
@@ -9713,7 +9713,7 @@
           <w:noProof/>
         </w:rPr>
         <w:drawing>
-          <wp:inline distT="0" distB="0" distL="0" distR="0" wp14:anchorId="5A176815" wp14:editId="4F00C36C">
+          <wp:inline distT="0" distB="0" distL="0" distR="0" wp14:anchorId="7C9F6DEC" wp14:editId="0B48EAF4">
             <wp:extent cx="5615940" cy="3182366"/>
             <wp:effectExtent l="0" t="0" r="0" b="0"/>
             <wp:docPr id="10" name="Picture 10" descr="图 10  趋势页：阈值线与历史窗口切换"/>
@@ -10147,7 +10147,7 @@
       <w:pPr>
         <w:pStyle w:val="3"/>
       </w:pPr>
-      <w:bookmarkStart w:id="24" w:name="_Toc240384423"/>
+      <w:bookmarkStart w:id="24" w:name="_Toc240385773"/>
       <w:r>
         <w:t>配套项目：上位机与云看板</w:t>
       </w:r>
@@ -10256,7 +10256,7 @@
         </w:rPr>
         <w:lastRenderedPageBreak/>
         <w:drawing>
-          <wp:inline distT="0" distB="0" distL="0" distR="0" wp14:anchorId="6B55DF3F" wp14:editId="58626BFF">
+          <wp:inline distT="0" distB="0" distL="0" distR="0" wp14:anchorId="076A3BA1" wp14:editId="117E50AE">
             <wp:extent cx="5615940" cy="3509963"/>
             <wp:effectExtent l="0" t="0" r="0" b="0"/>
             <wp:docPr id="11" name="Picture 11" descr="图 11  点表配置上位机：编辑、试读与人工确认；点表卡片取自示例文件"/>
@@ -10430,7 +10430,7 @@
       <w:pPr>
         <w:pStyle w:val="3"/>
       </w:pPr>
-      <w:bookmarkStart w:id="25" w:name="_Toc240384424"/>
+      <w:bookmarkStart w:id="25" w:name="_Toc240385774"/>
       <w:r>
         <w:t>复现入口</w:t>
       </w:r>
@@ -10582,7 +10582,7 @@
         <w:pStyle w:val="2"/>
         <w:pageBreakBefore/>
       </w:pPr>
-      <w:bookmarkStart w:id="26" w:name="_Toc240384425"/>
+      <w:bookmarkStart w:id="26" w:name="_Toc240385775"/>
       <w:r>
         <w:lastRenderedPageBreak/>
         <w:t xml:space="preserve">3.5 </w:t>
@@ -10596,7 +10596,7 @@
       <w:pPr>
         <w:pStyle w:val="3"/>
       </w:pPr>
-      <w:bookmarkStart w:id="27" w:name="_Toc240384426"/>
+      <w:bookmarkStart w:id="27" w:name="_Toc240385776"/>
       <w:r>
         <w:t>测试环境与证据范围</w:t>
       </w:r>
@@ -11650,7 +11650,7 @@
       <w:pPr>
         <w:pStyle w:val="3"/>
       </w:pPr>
-      <w:bookmarkStart w:id="28" w:name="_Toc240384427"/>
+      <w:bookmarkStart w:id="28" w:name="_Toc240385777"/>
       <w:r>
         <w:t>带屏静止首页性能</w:t>
       </w:r>
@@ -12255,7 +12255,7 @@
       <w:pPr>
         <w:pStyle w:val="3"/>
       </w:pPr>
-      <w:bookmarkStart w:id="29" w:name="_Toc240384428"/>
+      <w:bookmarkStart w:id="29" w:name="_Toc240385778"/>
       <w:r>
         <w:t xml:space="preserve">openvelaClaw </w:t>
       </w:r>
@@ -12790,7 +12790,7 @@
       <w:pPr>
         <w:pStyle w:val="3"/>
       </w:pPr>
-      <w:bookmarkStart w:id="30" w:name="_Toc240384429"/>
+      <w:bookmarkStart w:id="30" w:name="_Toc240385779"/>
       <w:r>
         <w:t>可靠性与稳定性</w:t>
       </w:r>
@@ -12869,7 +12869,7 @@
       <w:pPr>
         <w:pStyle w:val="2"/>
       </w:pPr>
-      <w:bookmarkStart w:id="31" w:name="_Toc240384430"/>
+      <w:bookmarkStart w:id="31" w:name="_Toc240385780"/>
       <w:r>
         <w:t xml:space="preserve">3.6 AI-Native </w:t>
       </w:r>
@@ -13475,7 +13475,7 @@
       <w:pPr>
         <w:pStyle w:val="3"/>
       </w:pPr>
-      <w:bookmarkStart w:id="32" w:name="_Toc240384431"/>
+      <w:bookmarkStart w:id="32" w:name="_Toc240385781"/>
       <w:r>
         <w:t>开发方式与经验</w:t>
       </w:r>
@@ -13571,7 +13571,7 @@
       <w:pPr>
         <w:pStyle w:val="2"/>
       </w:pPr>
-      <w:bookmarkStart w:id="33" w:name="_Toc240384432"/>
+      <w:bookmarkStart w:id="33" w:name="_Toc240385782"/>
       <w:r>
         <w:t xml:space="preserve">3.7 </w:t>
       </w:r>
@@ -13584,7 +13584,7 @@
       <w:pPr>
         <w:pStyle w:val="3"/>
       </w:pPr>
-      <w:bookmarkStart w:id="34" w:name="_Toc240384433"/>
+      <w:bookmarkStart w:id="34" w:name="_Toc240385783"/>
       <w:r>
         <w:t>成果总结</w:t>
       </w:r>
@@ -13710,7 +13710,7 @@
       <w:pPr>
         <w:pStyle w:val="3"/>
       </w:pPr>
-      <w:bookmarkStart w:id="35" w:name="_Toc240384434"/>
+      <w:bookmarkStart w:id="35" w:name="_Toc240385784"/>
       <w:r>
         <w:t>应用前景与商业价值</w:t>
       </w:r>
@@ -13761,7 +13761,7 @@
       <w:pPr>
         <w:pStyle w:val="3"/>
       </w:pPr>
-      <w:bookmarkStart w:id="36" w:name="_Toc240384435"/>
+      <w:bookmarkStart w:id="36" w:name="_Toc240385785"/>
       <w:r>
         <w:lastRenderedPageBreak/>
         <w:t>不足与后续重点</w:t>
@@ -14058,7 +14058,7 @@
       <w:pPr>
         <w:pStyle w:val="3"/>
       </w:pPr>
-      <w:bookmarkStart w:id="37" w:name="_Toc240384436"/>
+      <w:bookmarkStart w:id="37" w:name="_Toc240385786"/>
       <w:r>
         <w:t>实现与证据索引</w:t>
       </w:r>
@@ -15259,9 +15259,9 @@
 <file path=word/numbering.xml><?xml version="1.0" encoding="utf-8"?>
 <w:numbering xmlns:wpc="http://schemas.microsoft.com/office/word/2010/wordprocessingCanvas" xmlns:cx="http://schemas.microsoft.com/office/drawing/2014/chartex" xmlns:cx1="http://schemas.microsoft.com/office/drawing/2015/9/8/chartex" xmlns:cx2="http://schemas.microsoft.com/office/drawing/2015/10/21/chartex" xmlns:cx3="http://schemas.microsoft.com/office/drawing/2016/5/9/chartex" xmlns:cx4="http://schemas.microsoft.com/office/drawing/2016/5/10/chartex" xmlns:cx5="http://schemas.microsoft.com/office/drawing/2016/5/11/chartex" xmlns:cx6="http://schemas.microsoft.com/office/drawing/2016/5/12/chartex" xmlns:cx7="http://schemas.microsoft.com/office/drawing/2016/5/13/chartex" xmlns:cx8="http://schemas.microsoft.com/office/drawing/2016/5/14/chartex" xmlns:mc="http://schemas.openxmlformats.org/markup-compatibility/2006" xmlns:aink="http://schemas.microsoft.com/office/drawing/2016/ink" xmlns:am3d="http://schemas.microsoft.com/office/drawing/2017/model3d" xmlns:o="urn:schemas-microsoft-com:office:office" xmlns:oel="http://schemas.microsoft.com/office/2019/extlst" xmlns:r="http://schemas.openxmlformats.org/officeDocument/2006/relationships" xmlns:m="http://schemas.openxmlformats.org/officeDocument/2006/math" xmlns:v="urn:schemas-microsoft-com:vml" xmlns:wp14="http://schemas.microsoft.com/office/word/2010/wordprocessingDrawing" xmlns:wp="http://schemas.openxmlformats.org/drawingml/2006/wordprocessingDrawing" xmlns:w10="urn:schemas-microsoft-com:office:word" xmlns:w="http://schemas.openxmlformats.org/wordprocessingml/2006/main" xmlns:w14="http://schemas.microsoft.com/office/word/2010/wordml" xmlns:w15="http://schemas.microsoft.com/office/word/2012/wordml" xmlns:w16cex="http://schemas.microsoft.com/office/word/2018/wordml/cex" xmlns:w16cid="http://schemas.microsoft.com/office/word/2016/wordml/cid" xmlns:w16="http://schemas.microsoft.com/office/word/2018/wordml" xmlns:w16du="http://schemas.microsoft.com/office/word/2023/wordml/word16du" xmlns:w16sdtdh="http://schemas.microsoft.com/office/word/2020/wordml/sdtdatahash" xmlns:w16sdtfl="http://schemas.microsoft.com/office/word/2024/wordml/sdtformatlock" xmlns:w16se="http://schemas.microsoft.com/office/word/2015/wordml/symex" xmlns:wpg="http://schemas.microsoft.com/office/word/2010/wordprocessingGroup" xmlns:wpi="http://schemas.microsoft.com/office/word/2010/wordprocessingInk" xmlns:wne="http://schemas.microsoft.com/office/word/2006/wordml" xmlns:wps="http://schemas.microsoft.com/office/word/2010/wordprocessingShape" mc:Ignorable="w14 w15 w16se w16cid w16 w16cex w16sdtdh w16sdtfl w16du wp14">
   <w:abstractNum w:abstractNumId="0" w15:restartNumberingAfterBreak="0">
-    <w:nsid w:val="03493E9A"/>
+    <w:nsid w:val="02F21D81"/>
     <w:multiLevelType w:val="multilevel"/>
-    <w:tmpl w:val="BD5CE1AC"/>
+    <w:tmpl w:val="1A405060"/>
     <w:lvl w:ilvl="0">
       <w:numFmt w:val="bullet"/>
       <w:lvlText w:val="•"/>
@@ -15312,9 +15312,9 @@
     </w:lvl>
   </w:abstractNum>
   <w:abstractNum w:abstractNumId="1" w15:restartNumberingAfterBreak="0">
-    <w:nsid w:val="13142638"/>
+    <w:nsid w:val="0371290A"/>
     <w:multiLevelType w:val="multilevel"/>
-    <w:tmpl w:val="B5A4F688"/>
+    <w:tmpl w:val="347837E4"/>
     <w:lvl w:ilvl="0">
       <w:numFmt w:val="bullet"/>
       <w:lvlText w:val="•"/>
@@ -15365,9 +15365,9 @@
     </w:lvl>
   </w:abstractNum>
   <w:abstractNum w:abstractNumId="2" w15:restartNumberingAfterBreak="0">
-    <w:nsid w:val="14C45AEF"/>
+    <w:nsid w:val="09C454BC"/>
     <w:multiLevelType w:val="multilevel"/>
-    <w:tmpl w:val="8EDAD618"/>
+    <w:tmpl w:val="0B5C4A7C"/>
     <w:lvl w:ilvl="0">
       <w:numFmt w:val="bullet"/>
       <w:lvlText w:val="•"/>
@@ -15418,9 +15418,9 @@
     </w:lvl>
   </w:abstractNum>
   <w:abstractNum w:abstractNumId="3" w15:restartNumberingAfterBreak="0">
-    <w:nsid w:val="16B01E8B"/>
+    <w:nsid w:val="0BAC672C"/>
     <w:multiLevelType w:val="multilevel"/>
-    <w:tmpl w:val="07DCD092"/>
+    <w:tmpl w:val="ACEC6E6E"/>
     <w:lvl w:ilvl="0">
       <w:numFmt w:val="bullet"/>
       <w:lvlText w:val="•"/>
@@ -15471,9 +15471,9 @@
     </w:lvl>
   </w:abstractNum>
   <w:abstractNum w:abstractNumId="4" w15:restartNumberingAfterBreak="0">
-    <w:nsid w:val="1EBA74C5"/>
+    <w:nsid w:val="0DB57C6D"/>
     <w:multiLevelType w:val="multilevel"/>
-    <w:tmpl w:val="04E29384"/>
+    <w:tmpl w:val="59B62B26"/>
     <w:lvl w:ilvl="0">
       <w:numFmt w:val="bullet"/>
       <w:lvlText w:val="•"/>
@@ -15524,9 +15524,9 @@
     </w:lvl>
   </w:abstractNum>
   <w:abstractNum w:abstractNumId="5" w15:restartNumberingAfterBreak="0">
-    <w:nsid w:val="2DFD7E64"/>
+    <w:nsid w:val="160E3FE3"/>
     <w:multiLevelType w:val="multilevel"/>
-    <w:tmpl w:val="068A2132"/>
+    <w:tmpl w:val="5E649990"/>
     <w:lvl w:ilvl="0">
       <w:numFmt w:val="bullet"/>
       <w:lvlText w:val="•"/>
@@ -15577,9 +15577,9 @@
     </w:lvl>
   </w:abstractNum>
   <w:abstractNum w:abstractNumId="6" w15:restartNumberingAfterBreak="0">
-    <w:nsid w:val="3070014B"/>
+    <w:nsid w:val="163F111F"/>
     <w:multiLevelType w:val="multilevel"/>
-    <w:tmpl w:val="B464D186"/>
+    <w:tmpl w:val="26969580"/>
     <w:lvl w:ilvl="0">
       <w:numFmt w:val="bullet"/>
       <w:lvlText w:val="•"/>
@@ -15630,9 +15630,9 @@
     </w:lvl>
   </w:abstractNum>
   <w:abstractNum w:abstractNumId="7" w15:restartNumberingAfterBreak="0">
-    <w:nsid w:val="31AA73DE"/>
+    <w:nsid w:val="17F254C9"/>
     <w:multiLevelType w:val="multilevel"/>
-    <w:tmpl w:val="CB225AC8"/>
+    <w:tmpl w:val="C80C2E84"/>
     <w:lvl w:ilvl="0">
       <w:numFmt w:val="bullet"/>
       <w:lvlText w:val="•"/>
@@ -15683,9 +15683,9 @@
     </w:lvl>
   </w:abstractNum>
   <w:abstractNum w:abstractNumId="8" w15:restartNumberingAfterBreak="0">
-    <w:nsid w:val="35E01999"/>
+    <w:nsid w:val="1D1B55B4"/>
     <w:multiLevelType w:val="multilevel"/>
-    <w:tmpl w:val="70FA8AEA"/>
+    <w:tmpl w:val="63368E9E"/>
     <w:lvl w:ilvl="0">
       <w:numFmt w:val="bullet"/>
       <w:lvlText w:val="•"/>
@@ -15736,9 +15736,9 @@
     </w:lvl>
   </w:abstractNum>
   <w:abstractNum w:abstractNumId="9" w15:restartNumberingAfterBreak="0">
-    <w:nsid w:val="3E5911A2"/>
+    <w:nsid w:val="21863FDC"/>
     <w:multiLevelType w:val="multilevel"/>
-    <w:tmpl w:val="2EE0A6EC"/>
+    <w:tmpl w:val="4ACAB61A"/>
     <w:lvl w:ilvl="0">
       <w:numFmt w:val="bullet"/>
       <w:lvlText w:val="•"/>
@@ -15789,9 +15789,9 @@
     </w:lvl>
   </w:abstractNum>
   <w:abstractNum w:abstractNumId="10" w15:restartNumberingAfterBreak="0">
-    <w:nsid w:val="48A76AFD"/>
+    <w:nsid w:val="26385CBA"/>
     <w:multiLevelType w:val="multilevel"/>
-    <w:tmpl w:val="5AD87316"/>
+    <w:tmpl w:val="2034B17A"/>
     <w:lvl w:ilvl="0">
       <w:numFmt w:val="bullet"/>
       <w:lvlText w:val="•"/>
@@ -15842,9 +15842,9 @@
     </w:lvl>
   </w:abstractNum>
   <w:abstractNum w:abstractNumId="11" w15:restartNumberingAfterBreak="0">
-    <w:nsid w:val="4FE5385D"/>
+    <w:nsid w:val="29A14010"/>
     <w:multiLevelType w:val="multilevel"/>
-    <w:tmpl w:val="339C6B8C"/>
+    <w:tmpl w:val="D2580A52"/>
     <w:lvl w:ilvl="0">
       <w:numFmt w:val="bullet"/>
       <w:lvlText w:val="•"/>
@@ -15895,9 +15895,9 @@
     </w:lvl>
   </w:abstractNum>
   <w:abstractNum w:abstractNumId="12" w15:restartNumberingAfterBreak="0">
-    <w:nsid w:val="590C65B7"/>
+    <w:nsid w:val="31D85F8B"/>
     <w:multiLevelType w:val="multilevel"/>
-    <w:tmpl w:val="D3BEB398"/>
+    <w:tmpl w:val="39B4132C"/>
     <w:lvl w:ilvl="0">
       <w:numFmt w:val="bullet"/>
       <w:lvlText w:val="•"/>
@@ -15948,9 +15948,9 @@
     </w:lvl>
   </w:abstractNum>
   <w:abstractNum w:abstractNumId="13" w15:restartNumberingAfterBreak="0">
-    <w:nsid w:val="5C493319"/>
+    <w:nsid w:val="32EC5767"/>
     <w:multiLevelType w:val="multilevel"/>
-    <w:tmpl w:val="0D44580A"/>
+    <w:tmpl w:val="80B088DC"/>
     <w:lvl w:ilvl="0">
       <w:numFmt w:val="bullet"/>
       <w:lvlText w:val="•"/>
@@ -16001,9 +16001,9 @@
     </w:lvl>
   </w:abstractNum>
   <w:abstractNum w:abstractNumId="14" w15:restartNumberingAfterBreak="0">
-    <w:nsid w:val="5C544E99"/>
+    <w:nsid w:val="33B847E8"/>
     <w:multiLevelType w:val="multilevel"/>
-    <w:tmpl w:val="25AA5FDA"/>
+    <w:tmpl w:val="B0CAD4AC"/>
     <w:lvl w:ilvl="0">
       <w:numFmt w:val="bullet"/>
       <w:lvlText w:val="•"/>
@@ -16054,9 +16054,9 @@
     </w:lvl>
   </w:abstractNum>
   <w:abstractNum w:abstractNumId="15" w15:restartNumberingAfterBreak="0">
-    <w:nsid w:val="5C58629D"/>
+    <w:nsid w:val="3A156DC8"/>
     <w:multiLevelType w:val="multilevel"/>
-    <w:tmpl w:val="C3C6F6BC"/>
+    <w:tmpl w:val="D4C04D2A"/>
     <w:lvl w:ilvl="0">
       <w:numFmt w:val="bullet"/>
       <w:lvlText w:val="•"/>
@@ -16107,9 +16107,9 @@
     </w:lvl>
   </w:abstractNum>
   <w:abstractNum w:abstractNumId="16" w15:restartNumberingAfterBreak="0">
-    <w:nsid w:val="5C77788D"/>
+    <w:nsid w:val="3DDE391F"/>
     <w:multiLevelType w:val="multilevel"/>
-    <w:tmpl w:val="272C4E54"/>
+    <w:tmpl w:val="2E92F522"/>
     <w:lvl w:ilvl="0">
       <w:numFmt w:val="bullet"/>
       <w:lvlText w:val="•"/>
@@ -16160,9 +16160,9 @@
     </w:lvl>
   </w:abstractNum>
   <w:abstractNum w:abstractNumId="17" w15:restartNumberingAfterBreak="0">
-    <w:nsid w:val="5DE13C49"/>
+    <w:nsid w:val="3F835345"/>
     <w:multiLevelType w:val="multilevel"/>
-    <w:tmpl w:val="D8F4A79E"/>
+    <w:tmpl w:val="93AA68A2"/>
     <w:lvl w:ilvl="0">
       <w:numFmt w:val="bullet"/>
       <w:lvlText w:val="•"/>
@@ -16213,9 +16213,9 @@
     </w:lvl>
   </w:abstractNum>
   <w:abstractNum w:abstractNumId="18" w15:restartNumberingAfterBreak="0">
-    <w:nsid w:val="61E975AF"/>
+    <w:nsid w:val="45E52036"/>
     <w:multiLevelType w:val="multilevel"/>
-    <w:tmpl w:val="F9386AE4"/>
+    <w:tmpl w:val="D974F010"/>
     <w:lvl w:ilvl="0">
       <w:numFmt w:val="bullet"/>
       <w:lvlText w:val="•"/>
@@ -16266,9 +16266,9 @@
     </w:lvl>
   </w:abstractNum>
   <w:abstractNum w:abstractNumId="19" w15:restartNumberingAfterBreak="0">
-    <w:nsid w:val="6499131B"/>
+    <w:nsid w:val="52054FC0"/>
     <w:multiLevelType w:val="multilevel"/>
-    <w:tmpl w:val="2D1E1EA0"/>
+    <w:tmpl w:val="86E2F198"/>
     <w:lvl w:ilvl="0">
       <w:numFmt w:val="bullet"/>
       <w:lvlText w:val="•"/>
@@ -16319,9 +16319,9 @@
     </w:lvl>
   </w:abstractNum>
   <w:abstractNum w:abstractNumId="20" w15:restartNumberingAfterBreak="0">
-    <w:nsid w:val="66AA4BAD"/>
+    <w:nsid w:val="53FD66B2"/>
     <w:multiLevelType w:val="multilevel"/>
-    <w:tmpl w:val="02F8494C"/>
+    <w:tmpl w:val="111CA936"/>
     <w:lvl w:ilvl="0">
       <w:numFmt w:val="bullet"/>
       <w:lvlText w:val="•"/>
@@ -16372,9 +16372,9 @@
     </w:lvl>
   </w:abstractNum>
   <w:abstractNum w:abstractNumId="21" w15:restartNumberingAfterBreak="0">
-    <w:nsid w:val="68DE5828"/>
+    <w:nsid w:val="571462AF"/>
     <w:multiLevelType w:val="multilevel"/>
-    <w:tmpl w:val="8228C53E"/>
+    <w:tmpl w:val="5B58BD4E"/>
     <w:lvl w:ilvl="0">
       <w:numFmt w:val="bullet"/>
       <w:lvlText w:val="•"/>
@@ -16425,9 +16425,9 @@
     </w:lvl>
   </w:abstractNum>
   <w:abstractNum w:abstractNumId="22" w15:restartNumberingAfterBreak="0">
-    <w:nsid w:val="6BA14678"/>
+    <w:nsid w:val="5D205ECF"/>
     <w:multiLevelType w:val="multilevel"/>
-    <w:tmpl w:val="7FBE3DEA"/>
+    <w:tmpl w:val="D12AAE50"/>
     <w:lvl w:ilvl="0">
       <w:numFmt w:val="bullet"/>
       <w:lvlText w:val="•"/>
@@ -16478,9 +16478,9 @@
     </w:lvl>
   </w:abstractNum>
   <w:abstractNum w:abstractNumId="23" w15:restartNumberingAfterBreak="0">
-    <w:nsid w:val="6DA47203"/>
+    <w:nsid w:val="5EF410C5"/>
     <w:multiLevelType w:val="multilevel"/>
-    <w:tmpl w:val="73D4E6E4"/>
+    <w:tmpl w:val="FCA61562"/>
     <w:lvl w:ilvl="0">
       <w:numFmt w:val="bullet"/>
       <w:lvlText w:val="•"/>
@@ -16531,9 +16531,9 @@
     </w:lvl>
   </w:abstractNum>
   <w:abstractNum w:abstractNumId="24" w15:restartNumberingAfterBreak="0">
-    <w:nsid w:val="6F3A63CC"/>
+    <w:nsid w:val="63E04D29"/>
     <w:multiLevelType w:val="multilevel"/>
-    <w:tmpl w:val="A342CB56"/>
+    <w:tmpl w:val="DCB24F5A"/>
     <w:lvl w:ilvl="0">
       <w:numFmt w:val="bullet"/>
       <w:lvlText w:val="•"/>
@@ -16584,9 +16584,9 @@
     </w:lvl>
   </w:abstractNum>
   <w:abstractNum w:abstractNumId="25" w15:restartNumberingAfterBreak="0">
-    <w:nsid w:val="75C8387B"/>
+    <w:nsid w:val="66895135"/>
     <w:multiLevelType w:val="multilevel"/>
-    <w:tmpl w:val="2716E822"/>
+    <w:tmpl w:val="493A8DB4"/>
     <w:lvl w:ilvl="0">
       <w:numFmt w:val="bullet"/>
       <w:lvlText w:val="•"/>
@@ -16637,9 +16637,9 @@
     </w:lvl>
   </w:abstractNum>
   <w:abstractNum w:abstractNumId="26" w15:restartNumberingAfterBreak="0">
-    <w:nsid w:val="7AF84EA5"/>
+    <w:nsid w:val="6E5F0862"/>
     <w:multiLevelType w:val="multilevel"/>
-    <w:tmpl w:val="331ADE64"/>
+    <w:tmpl w:val="6D5A906C"/>
     <w:lvl w:ilvl="0">
       <w:numFmt w:val="bullet"/>
       <w:lvlText w:val="•"/>
@@ -16690,9 +16690,9 @@
     </w:lvl>
   </w:abstractNum>
   <w:abstractNum w:abstractNumId="27" w15:restartNumberingAfterBreak="0">
-    <w:nsid w:val="7B0D6CFB"/>
+    <w:nsid w:val="72C6558E"/>
     <w:multiLevelType w:val="multilevel"/>
-    <w:tmpl w:val="6DF60A9E"/>
+    <w:tmpl w:val="BBFC436A"/>
     <w:lvl w:ilvl="0">
       <w:numFmt w:val="bullet"/>
       <w:lvlText w:val="•"/>
@@ -16743,9 +16743,9 @@
     </w:lvl>
   </w:abstractNum>
   <w:abstractNum w:abstractNumId="28" w15:restartNumberingAfterBreak="0">
-    <w:nsid w:val="7FB7612B"/>
+    <w:nsid w:val="7E4B50B8"/>
     <w:multiLevelType w:val="multilevel"/>
-    <w:tmpl w:val="F93C0E82"/>
+    <w:tmpl w:val="C59A1B32"/>
     <w:lvl w:ilvl="0">
       <w:numFmt w:val="bullet"/>
       <w:lvlText w:val="•"/>
@@ -16795,92 +16795,92 @@
       <w:lvlJc w:val="left"/>
     </w:lvl>
   </w:abstractNum>
-  <w:num w:numId="1" w16cid:durableId="53045755">
+  <w:num w:numId="1" w16cid:durableId="1339505794">
+    <w:abstractNumId w:val="11"/>
+  </w:num>
+  <w:num w:numId="2" w16cid:durableId="777142952">
+    <w:abstractNumId w:val="21"/>
+  </w:num>
+  <w:num w:numId="3" w16cid:durableId="434911928">
+    <w:abstractNumId w:val="0"/>
+  </w:num>
+  <w:num w:numId="4" w16cid:durableId="1469393365">
+    <w:abstractNumId w:val="4"/>
+  </w:num>
+  <w:num w:numId="5" w16cid:durableId="1680353000">
+    <w:abstractNumId w:val="10"/>
+  </w:num>
+  <w:num w:numId="6" w16cid:durableId="1063069453">
+    <w:abstractNumId w:val="2"/>
+  </w:num>
+  <w:num w:numId="7" w16cid:durableId="341014377">
+    <w:abstractNumId w:val="8"/>
+  </w:num>
+  <w:num w:numId="8" w16cid:durableId="1806463938">
+    <w:abstractNumId w:val="19"/>
+  </w:num>
+  <w:num w:numId="9" w16cid:durableId="1252086698">
+    <w:abstractNumId w:val="15"/>
+  </w:num>
+  <w:num w:numId="10" w16cid:durableId="1382822394">
+    <w:abstractNumId w:val="1"/>
+  </w:num>
+  <w:num w:numId="11" w16cid:durableId="831945537">
+    <w:abstractNumId w:val="6"/>
+  </w:num>
+  <w:num w:numId="12" w16cid:durableId="1249654582">
+    <w:abstractNumId w:val="25"/>
+  </w:num>
+  <w:num w:numId="13" w16cid:durableId="1133909405">
+    <w:abstractNumId w:val="27"/>
+  </w:num>
+  <w:num w:numId="14" w16cid:durableId="1968194804">
+    <w:abstractNumId w:val="23"/>
+  </w:num>
+  <w:num w:numId="15" w16cid:durableId="1060595147">
+    <w:abstractNumId w:val="16"/>
+  </w:num>
+  <w:num w:numId="16" w16cid:durableId="1380856692">
+    <w:abstractNumId w:val="24"/>
+  </w:num>
+  <w:num w:numId="17" w16cid:durableId="204954820">
+    <w:abstractNumId w:val="3"/>
+  </w:num>
+  <w:num w:numId="18" w16cid:durableId="119765691">
+    <w:abstractNumId w:val="7"/>
+  </w:num>
+  <w:num w:numId="19" w16cid:durableId="2111927150">
+    <w:abstractNumId w:val="28"/>
+  </w:num>
+  <w:num w:numId="20" w16cid:durableId="977223984">
+    <w:abstractNumId w:val="13"/>
+  </w:num>
+  <w:num w:numId="21" w16cid:durableId="844587287">
+    <w:abstractNumId w:val="5"/>
+  </w:num>
+  <w:num w:numId="22" w16cid:durableId="1872526251">
+    <w:abstractNumId w:val="14"/>
+  </w:num>
+  <w:num w:numId="23" w16cid:durableId="782965660">
     <w:abstractNumId w:val="26"/>
   </w:num>
-  <w:num w:numId="2" w16cid:durableId="582956977">
-    <w:abstractNumId w:val="0"/>
+  <w:num w:numId="24" w16cid:durableId="474182875">
+    <w:abstractNumId w:val="20"/>
   </w:num>
-  <w:num w:numId="3" w16cid:durableId="338316773">
-    <w:abstractNumId w:val="28"/>
+  <w:num w:numId="25" w16cid:durableId="654452049">
+    <w:abstractNumId w:val="12"/>
   </w:num>
-  <w:num w:numId="4" w16cid:durableId="848833903">
-    <w:abstractNumId w:val="23"/>
+  <w:num w:numId="26" w16cid:durableId="1953510386">
+    <w:abstractNumId w:val="22"/>
   </w:num>
-  <w:num w:numId="5" w16cid:durableId="918634547">
-    <w:abstractNumId w:val="11"/>
-  </w:num>
-  <w:num w:numId="6" w16cid:durableId="1095051562">
-    <w:abstractNumId w:val="4"/>
-  </w:num>
-  <w:num w:numId="7" w16cid:durableId="2074355702">
-    <w:abstractNumId w:val="5"/>
-  </w:num>
-  <w:num w:numId="8" w16cid:durableId="53048746">
-    <w:abstractNumId w:val="27"/>
-  </w:num>
-  <w:num w:numId="9" w16cid:durableId="1728650983">
-    <w:abstractNumId w:val="19"/>
-  </w:num>
-  <w:num w:numId="10" w16cid:durableId="1937328296">
-    <w:abstractNumId w:val="13"/>
-  </w:num>
-  <w:num w:numId="11" w16cid:durableId="463742965">
-    <w:abstractNumId w:val="1"/>
-  </w:num>
-  <w:num w:numId="12" w16cid:durableId="276642434">
+  <w:num w:numId="27" w16cid:durableId="1312825899">
     <w:abstractNumId w:val="9"/>
   </w:num>
-  <w:num w:numId="13" w16cid:durableId="341124441">
-    <w:abstractNumId w:val="14"/>
-  </w:num>
-  <w:num w:numId="14" w16cid:durableId="2046177370">
-    <w:abstractNumId w:val="12"/>
-  </w:num>
-  <w:num w:numId="15" w16cid:durableId="641276118">
-    <w:abstractNumId w:val="24"/>
-  </w:num>
-  <w:num w:numId="16" w16cid:durableId="76633130">
-    <w:abstractNumId w:val="6"/>
-  </w:num>
-  <w:num w:numId="17" w16cid:durableId="1405224420">
-    <w:abstractNumId w:val="10"/>
-  </w:num>
-  <w:num w:numId="18" w16cid:durableId="912929769">
-    <w:abstractNumId w:val="15"/>
-  </w:num>
-  <w:num w:numId="19" w16cid:durableId="335183583">
+  <w:num w:numId="28" w16cid:durableId="799035958">
     <w:abstractNumId w:val="17"/>
   </w:num>
-  <w:num w:numId="20" w16cid:durableId="822157010">
+  <w:num w:numId="29" w16cid:durableId="992681384">
     <w:abstractNumId w:val="18"/>
-  </w:num>
-  <w:num w:numId="21" w16cid:durableId="2137599218">
-    <w:abstractNumId w:val="16"/>
-  </w:num>
-  <w:num w:numId="22" w16cid:durableId="1863931654">
-    <w:abstractNumId w:val="7"/>
-  </w:num>
-  <w:num w:numId="23" w16cid:durableId="856429567">
-    <w:abstractNumId w:val="3"/>
-  </w:num>
-  <w:num w:numId="24" w16cid:durableId="1036537737">
-    <w:abstractNumId w:val="2"/>
-  </w:num>
-  <w:num w:numId="25" w16cid:durableId="770781148">
-    <w:abstractNumId w:val="20"/>
-  </w:num>
-  <w:num w:numId="26" w16cid:durableId="1097209247">
-    <w:abstractNumId w:val="25"/>
-  </w:num>
-  <w:num w:numId="27" w16cid:durableId="622077175">
-    <w:abstractNumId w:val="8"/>
-  </w:num>
-  <w:num w:numId="28" w16cid:durableId="1999577149">
-    <w:abstractNumId w:val="22"/>
-  </w:num>
-  <w:num w:numId="29" w16cid:durableId="1905018496">
-    <w:abstractNumId w:val="21"/>
   </w:num>
 </w:numbering>
 </file>
@@ -17500,7 +17500,7 @@
       <w:tabs>
         <w:tab w:val="right" w:leader="dot" w:pos="8784"/>
       </w:tabs>
-      <w:spacing w:line="330" w:lineRule="exact"/>
+      <w:spacing w:line="300" w:lineRule="exact"/>
       <w:ind w:firstLine="0"/>
       <w:jc w:val="left"/>
     </w:pPr>
@@ -17519,7 +17519,7 @@
       <w:tabs>
         <w:tab w:val="right" w:leader="dot" w:pos="8784"/>
       </w:tabs>
-      <w:spacing w:line="285" w:lineRule="exact"/>
+      <w:spacing w:line="262" w:lineRule="exact"/>
       <w:ind w:left="360" w:firstLine="0"/>
       <w:jc w:val="left"/>
     </w:pPr>
@@ -17538,7 +17538,7 @@
       <w:tabs>
         <w:tab w:val="right" w:leader="dot" w:pos="8784"/>
       </w:tabs>
-      <w:spacing w:line="260" w:lineRule="exact"/>
+      <w:spacing w:line="240" w:lineRule="exact"/>
       <w:ind w:left="720" w:firstLine="0"/>
       <w:jc w:val="left"/>
     </w:pPr>
@@ -17552,7 +17552,7 @@
     <w:basedOn w:val="a0"/>
     <w:uiPriority w:val="99"/>
     <w:unhideWhenUsed/>
-    <w:rsid w:val="00D124DC"/>
+    <w:rsid w:val="00940A76"/>
     <w:rPr>
       <w:color w:val="467886" w:themeColor="hyperlink"/>
       <w:u w:val="single"/>

--- a/docs/submission/VelaGuard-技术报告.docx
+++ b/docs/submission/VelaGuard-技术报告.docx
@@ -58,7 +58,7 @@
       <w:r>
         <w:fldChar w:fldCharType="separate"/>
       </w:r>
-      <w:hyperlink w:anchor="_Toc240385749" w:history="1">
+      <w:hyperlink w:anchor="_Toc240471156" w:history="1">
         <w:r>
           <w:rPr>
             <w:rStyle w:val="a5"/>
@@ -102,7 +102,7 @@
             <w:noProof/>
             <w:webHidden/>
           </w:rPr>
-          <w:instrText>PAGEREF _Toc240385749 \h</w:instrText>
+          <w:instrText>PAGEREF _Toc240471156 \h</w:instrText>
         </w:r>
         <w:r>
           <w:rPr>
@@ -155,7 +155,7 @@
           <w14:ligatures w14:val="standardContextual"/>
         </w:rPr>
       </w:pPr>
-      <w:hyperlink w:anchor="_Toc240385750" w:history="1">
+      <w:hyperlink w:anchor="_Toc240471157" w:history="1">
         <w:r>
           <w:rPr>
             <w:rStyle w:val="a5"/>
@@ -199,7 +199,7 @@
             <w:noProof/>
             <w:webHidden/>
           </w:rPr>
-          <w:instrText>PAGEREF _Toc240385750 \h</w:instrText>
+          <w:instrText>PAGEREF _Toc240471157 \h</w:instrText>
         </w:r>
         <w:r>
           <w:rPr>
@@ -252,7 +252,7 @@
           <w14:ligatures w14:val="standardContextual"/>
         </w:rPr>
       </w:pPr>
-      <w:hyperlink w:anchor="_Toc240385751" w:history="1">
+      <w:hyperlink w:anchor="_Toc240471158" w:history="1">
         <w:r>
           <w:rPr>
             <w:rStyle w:val="a5"/>
@@ -296,7 +296,7 @@
             <w:noProof/>
             <w:webHidden/>
           </w:rPr>
-          <w:instrText>PAGEREF _Toc240385751 \h</w:instrText>
+          <w:instrText>PAGEREF _Toc240471158 \h</w:instrText>
         </w:r>
         <w:r>
           <w:rPr>
@@ -349,7 +349,7 @@
           <w14:ligatures w14:val="standardContextual"/>
         </w:rPr>
       </w:pPr>
-      <w:hyperlink w:anchor="_Toc240385752" w:history="1">
+      <w:hyperlink w:anchor="_Toc240471159" w:history="1">
         <w:r>
           <w:rPr>
             <w:rStyle w:val="a5"/>
@@ -393,7 +393,7 @@
             <w:noProof/>
             <w:webHidden/>
           </w:rPr>
-          <w:instrText>PAGEREF _Toc240385752 \h</w:instrText>
+          <w:instrText>PAGEREF _Toc240471159 \h</w:instrText>
         </w:r>
         <w:r>
           <w:rPr>
@@ -447,7 +447,7 @@
           <w14:ligatures w14:val="standardContextual"/>
         </w:rPr>
       </w:pPr>
-      <w:hyperlink w:anchor="_Toc240385753" w:history="1">
+      <w:hyperlink w:anchor="_Toc240471160" w:history="1">
         <w:r>
           <w:rPr>
             <w:rStyle w:val="a5"/>
@@ -484,7 +484,7 @@
             <w:noProof/>
             <w:webHidden/>
           </w:rPr>
-          <w:instrText>PAGEREF _Toc240385753 \h</w:instrText>
+          <w:instrText>PAGEREF _Toc240471160 \h</w:instrText>
         </w:r>
         <w:r>
           <w:rPr>
@@ -538,7 +538,7 @@
           <w14:ligatures w14:val="standardContextual"/>
         </w:rPr>
       </w:pPr>
-      <w:hyperlink w:anchor="_Toc240385754" w:history="1">
+      <w:hyperlink w:anchor="_Toc240471161" w:history="1">
         <w:r>
           <w:rPr>
             <w:rStyle w:val="a5"/>
@@ -575,7 +575,7 @@
             <w:noProof/>
             <w:webHidden/>
           </w:rPr>
-          <w:instrText>PAGEREF _Toc240385754 \h</w:instrText>
+          <w:instrText>PAGEREF _Toc240471161 \h</w:instrText>
         </w:r>
         <w:r>
           <w:rPr>
@@ -605,7 +605,7 @@
             <w:noProof/>
             <w:webHidden/>
           </w:rPr>
-          <w:t>2</w:t>
+          <w:t>3</w:t>
         </w:r>
         <w:r>
           <w:rPr>
@@ -629,7 +629,7 @@
           <w14:ligatures w14:val="standardContextual"/>
         </w:rPr>
       </w:pPr>
-      <w:hyperlink w:anchor="_Toc240385755" w:history="1">
+      <w:hyperlink w:anchor="_Toc240471162" w:history="1">
         <w:r>
           <w:rPr>
             <w:rStyle w:val="a5"/>
@@ -666,7 +666,7 @@
             <w:noProof/>
             <w:webHidden/>
           </w:rPr>
-          <w:instrText>PAGEREF _Toc240385755 \h</w:instrText>
+          <w:instrText>PAGEREF _Toc240471162 \h</w:instrText>
         </w:r>
         <w:r>
           <w:rPr>
@@ -696,7 +696,7 @@
             <w:noProof/>
             <w:webHidden/>
           </w:rPr>
-          <w:t>3</w:t>
+          <w:t>4</w:t>
         </w:r>
         <w:r>
           <w:rPr>
@@ -719,7 +719,7 @@
           <w14:ligatures w14:val="standardContextual"/>
         </w:rPr>
       </w:pPr>
-      <w:hyperlink w:anchor="_Toc240385756" w:history="1">
+      <w:hyperlink w:anchor="_Toc240471163" w:history="1">
         <w:r>
           <w:rPr>
             <w:rStyle w:val="a5"/>
@@ -763,7 +763,7 @@
             <w:noProof/>
             <w:webHidden/>
           </w:rPr>
-          <w:instrText>PAGEREF _Toc240385756 \h</w:instrText>
+          <w:instrText>PAGEREF _Toc240471163 \h</w:instrText>
         </w:r>
         <w:r>
           <w:rPr>
@@ -793,7 +793,7 @@
             <w:noProof/>
             <w:webHidden/>
           </w:rPr>
-          <w:t>4</w:t>
+          <w:t>5</w:t>
         </w:r>
         <w:r>
           <w:rPr>
@@ -817,7 +817,7 @@
           <w14:ligatures w14:val="standardContextual"/>
         </w:rPr>
       </w:pPr>
-      <w:hyperlink w:anchor="_Toc240385757" w:history="1">
+      <w:hyperlink w:anchor="_Toc240471164" w:history="1">
         <w:r>
           <w:rPr>
             <w:rStyle w:val="a5"/>
@@ -854,7 +854,7 @@
             <w:noProof/>
             <w:webHidden/>
           </w:rPr>
-          <w:instrText>PAGEREF _Toc240385757 \h</w:instrText>
+          <w:instrText>PAGEREF _Toc240471164 \h</w:instrText>
         </w:r>
         <w:r>
           <w:rPr>
@@ -884,7 +884,7 @@
             <w:noProof/>
             <w:webHidden/>
           </w:rPr>
-          <w:t>4</w:t>
+          <w:t>5</w:t>
         </w:r>
         <w:r>
           <w:rPr>
@@ -908,7 +908,7 @@
           <w14:ligatures w14:val="standardContextual"/>
         </w:rPr>
       </w:pPr>
-      <w:hyperlink w:anchor="_Toc240385758" w:history="1">
+      <w:hyperlink w:anchor="_Toc240471165" w:history="1">
         <w:r>
           <w:rPr>
             <w:rStyle w:val="a5"/>
@@ -945,7 +945,7 @@
             <w:noProof/>
             <w:webHidden/>
           </w:rPr>
-          <w:instrText>PAGEREF _Toc240385758 \h</w:instrText>
+          <w:instrText>PAGEREF _Toc240471165 \h</w:instrText>
         </w:r>
         <w:r>
           <w:rPr>
@@ -975,7 +975,7 @@
             <w:noProof/>
             <w:webHidden/>
           </w:rPr>
-          <w:t>5</w:t>
+          <w:t>6</w:t>
         </w:r>
         <w:r>
           <w:rPr>
@@ -999,7 +999,7 @@
           <w14:ligatures w14:val="standardContextual"/>
         </w:rPr>
       </w:pPr>
-      <w:hyperlink w:anchor="_Toc240385759" w:history="1">
+      <w:hyperlink w:anchor="_Toc240471166" w:history="1">
         <w:r>
           <w:rPr>
             <w:rStyle w:val="a5"/>
@@ -1036,7 +1036,7 @@
             <w:noProof/>
             <w:webHidden/>
           </w:rPr>
-          <w:instrText>PAGEREF _Toc240385759 \h</w:instrText>
+          <w:instrText>PAGEREF _Toc240471166 \h</w:instrText>
         </w:r>
         <w:r>
           <w:rPr>
@@ -1066,7 +1066,7 @@
             <w:noProof/>
             <w:webHidden/>
           </w:rPr>
-          <w:t>6</w:t>
+          <w:t>7</w:t>
         </w:r>
         <w:r>
           <w:rPr>
@@ -1089,7 +1089,7 @@
           <w14:ligatures w14:val="standardContextual"/>
         </w:rPr>
       </w:pPr>
-      <w:hyperlink w:anchor="_Toc240385760" w:history="1">
+      <w:hyperlink w:anchor="_Toc240471167" w:history="1">
         <w:r>
           <w:rPr>
             <w:rStyle w:val="a5"/>
@@ -1133,7 +1133,7 @@
             <w:noProof/>
             <w:webHidden/>
           </w:rPr>
-          <w:instrText>PAGEREF _Toc240385760 \h</w:instrText>
+          <w:instrText>PAGEREF _Toc240471167 \h</w:instrText>
         </w:r>
         <w:r>
           <w:rPr>
@@ -1163,7 +1163,7 @@
             <w:noProof/>
             <w:webHidden/>
           </w:rPr>
-          <w:t>7</w:t>
+          <w:t>8</w:t>
         </w:r>
         <w:r>
           <w:rPr>
@@ -1187,7 +1187,7 @@
           <w14:ligatures w14:val="standardContextual"/>
         </w:rPr>
       </w:pPr>
-      <w:hyperlink w:anchor="_Toc240385761" w:history="1">
+      <w:hyperlink w:anchor="_Toc240471168" w:history="1">
         <w:r>
           <w:rPr>
             <w:rStyle w:val="a5"/>
@@ -1231,7 +1231,7 @@
             <w:noProof/>
             <w:webHidden/>
           </w:rPr>
-          <w:instrText>PAGEREF _Toc240385761 \h</w:instrText>
+          <w:instrText>PAGEREF _Toc240471168 \h</w:instrText>
         </w:r>
         <w:r>
           <w:rPr>
@@ -1261,7 +1261,7 @@
             <w:noProof/>
             <w:webHidden/>
           </w:rPr>
-          <w:t>7</w:t>
+          <w:t>8</w:t>
         </w:r>
         <w:r>
           <w:rPr>
@@ -1285,7 +1285,7 @@
           <w14:ligatures w14:val="standardContextual"/>
         </w:rPr>
       </w:pPr>
-      <w:hyperlink w:anchor="_Toc240385762" w:history="1">
+      <w:hyperlink w:anchor="_Toc240471169" w:history="1">
         <w:r>
           <w:rPr>
             <w:rStyle w:val="a5"/>
@@ -1322,7 +1322,7 @@
             <w:noProof/>
             <w:webHidden/>
           </w:rPr>
-          <w:instrText>PAGEREF _Toc240385762 \h</w:instrText>
+          <w:instrText>PAGEREF _Toc240471169 \h</w:instrText>
         </w:r>
         <w:r>
           <w:rPr>
@@ -1352,7 +1352,7 @@
             <w:noProof/>
             <w:webHidden/>
           </w:rPr>
-          <w:t>8</w:t>
+          <w:t>9</w:t>
         </w:r>
         <w:r>
           <w:rPr>
@@ -1376,7 +1376,7 @@
           <w14:ligatures w14:val="standardContextual"/>
         </w:rPr>
       </w:pPr>
-      <w:hyperlink w:anchor="_Toc240385763" w:history="1">
+      <w:hyperlink w:anchor="_Toc240471170" w:history="1">
         <w:r>
           <w:rPr>
             <w:rStyle w:val="a5"/>
@@ -1413,7 +1413,7 @@
             <w:noProof/>
             <w:webHidden/>
           </w:rPr>
-          <w:instrText>PAGEREF _Toc240385763 \h</w:instrText>
+          <w:instrText>PAGEREF _Toc240471170 \h</w:instrText>
         </w:r>
         <w:r>
           <w:rPr>
@@ -1443,7 +1443,7 @@
             <w:noProof/>
             <w:webHidden/>
           </w:rPr>
-          <w:t>10</w:t>
+          <w:t>11</w:t>
         </w:r>
         <w:r>
           <w:rPr>
@@ -1467,7 +1467,7 @@
           <w14:ligatures w14:val="standardContextual"/>
         </w:rPr>
       </w:pPr>
-      <w:hyperlink w:anchor="_Toc240385764" w:history="1">
+      <w:hyperlink w:anchor="_Toc240471171" w:history="1">
         <w:r>
           <w:rPr>
             <w:rStyle w:val="a5"/>
@@ -1504,7 +1504,7 @@
             <w:noProof/>
             <w:webHidden/>
           </w:rPr>
-          <w:instrText>PAGEREF _Toc240385764 \h</w:instrText>
+          <w:instrText>PAGEREF _Toc240471171 \h</w:instrText>
         </w:r>
         <w:r>
           <w:rPr>
@@ -1534,7 +1534,7 @@
             <w:noProof/>
             <w:webHidden/>
           </w:rPr>
-          <w:t>11</w:t>
+          <w:t>12</w:t>
         </w:r>
         <w:r>
           <w:rPr>
@@ -1558,7 +1558,7 @@
           <w14:ligatures w14:val="standardContextual"/>
         </w:rPr>
       </w:pPr>
-      <w:hyperlink w:anchor="_Toc240385765" w:history="1">
+      <w:hyperlink w:anchor="_Toc240471172" w:history="1">
         <w:r>
           <w:rPr>
             <w:rStyle w:val="a5"/>
@@ -1595,7 +1595,7 @@
             <w:noProof/>
             <w:webHidden/>
           </w:rPr>
-          <w:instrText>PAGEREF _Toc240385765 \h</w:instrText>
+          <w:instrText>PAGEREF _Toc240471172 \h</w:instrText>
         </w:r>
         <w:r>
           <w:rPr>
@@ -1625,7 +1625,7 @@
             <w:noProof/>
             <w:webHidden/>
           </w:rPr>
-          <w:t>12</w:t>
+          <w:t>13</w:t>
         </w:r>
         <w:r>
           <w:rPr>
@@ -1649,7 +1649,7 @@
           <w14:ligatures w14:val="standardContextual"/>
         </w:rPr>
       </w:pPr>
-      <w:hyperlink w:anchor="_Toc240385766" w:history="1">
+      <w:hyperlink w:anchor="_Toc240471173" w:history="1">
         <w:r>
           <w:rPr>
             <w:rStyle w:val="a5"/>
@@ -1707,7 +1707,7 @@
             <w:noProof/>
             <w:webHidden/>
           </w:rPr>
-          <w:instrText>PAGEREF _Toc240385766 \h</w:instrText>
+          <w:instrText>PAGEREF _Toc240471173 \h</w:instrText>
         </w:r>
         <w:r>
           <w:rPr>
@@ -1737,7 +1737,7 @@
             <w:noProof/>
             <w:webHidden/>
           </w:rPr>
-          <w:t>12</w:t>
+          <w:t>13</w:t>
         </w:r>
         <w:r>
           <w:rPr>
@@ -1761,7 +1761,7 @@
           <w14:ligatures w14:val="standardContextual"/>
         </w:rPr>
       </w:pPr>
-      <w:hyperlink w:anchor="_Toc240385767" w:history="1">
+      <w:hyperlink w:anchor="_Toc240471174" w:history="1">
         <w:r>
           <w:rPr>
             <w:rStyle w:val="a5"/>
@@ -1805,7 +1805,7 @@
             <w:noProof/>
             <w:webHidden/>
           </w:rPr>
-          <w:instrText>PAGEREF _Toc240385767 \h</w:instrText>
+          <w:instrText>PAGEREF _Toc240471174 \h</w:instrText>
         </w:r>
         <w:r>
           <w:rPr>
@@ -1835,7 +1835,7 @@
             <w:noProof/>
             <w:webHidden/>
           </w:rPr>
-          <w:t>13</w:t>
+          <w:t>14</w:t>
         </w:r>
         <w:r>
           <w:rPr>
@@ -1858,7 +1858,7 @@
           <w14:ligatures w14:val="standardContextual"/>
         </w:rPr>
       </w:pPr>
-      <w:hyperlink w:anchor="_Toc240385768" w:history="1">
+      <w:hyperlink w:anchor="_Toc240471175" w:history="1">
         <w:r>
           <w:rPr>
             <w:rStyle w:val="a5"/>
@@ -1902,7 +1902,7 @@
             <w:noProof/>
             <w:webHidden/>
           </w:rPr>
-          <w:instrText>PAGEREF _Toc240385768 \h</w:instrText>
+          <w:instrText>PAGEREF _Toc240471175 \h</w:instrText>
         </w:r>
         <w:r>
           <w:rPr>
@@ -1932,7 +1932,7 @@
             <w:noProof/>
             <w:webHidden/>
           </w:rPr>
-          <w:t>14</w:t>
+          <w:t>15</w:t>
         </w:r>
         <w:r>
           <w:rPr>
@@ -1956,7 +1956,7 @@
           <w14:ligatures w14:val="standardContextual"/>
         </w:rPr>
       </w:pPr>
-      <w:hyperlink w:anchor="_Toc240385769" w:history="1">
+      <w:hyperlink w:anchor="_Toc240471176" w:history="1">
         <w:r>
           <w:rPr>
             <w:rStyle w:val="a5"/>
@@ -1993,7 +1993,7 @@
             <w:noProof/>
             <w:webHidden/>
           </w:rPr>
-          <w:instrText>PAGEREF _Toc240385769 \h</w:instrText>
+          <w:instrText>PAGEREF _Toc240471176 \h</w:instrText>
         </w:r>
         <w:r>
           <w:rPr>
@@ -2023,7 +2023,7 @@
             <w:noProof/>
             <w:webHidden/>
           </w:rPr>
-          <w:t>14</w:t>
+          <w:t>15</w:t>
         </w:r>
         <w:r>
           <w:rPr>
@@ -2047,7 +2047,7 @@
           <w14:ligatures w14:val="standardContextual"/>
         </w:rPr>
       </w:pPr>
-      <w:hyperlink w:anchor="_Toc240385770" w:history="1">
+      <w:hyperlink w:anchor="_Toc240471177" w:history="1">
         <w:r>
           <w:rPr>
             <w:rStyle w:val="a5"/>
@@ -2084,7 +2084,7 @@
             <w:noProof/>
             <w:webHidden/>
           </w:rPr>
-          <w:instrText>PAGEREF _Toc240385770 \h</w:instrText>
+          <w:instrText>PAGEREF _Toc240471177 \h</w:instrText>
         </w:r>
         <w:r>
           <w:rPr>
@@ -2114,7 +2114,7 @@
             <w:noProof/>
             <w:webHidden/>
           </w:rPr>
-          <w:t>15</w:t>
+          <w:t>16</w:t>
         </w:r>
         <w:r>
           <w:rPr>
@@ -2138,7 +2138,7 @@
           <w14:ligatures w14:val="standardContextual"/>
         </w:rPr>
       </w:pPr>
-      <w:hyperlink w:anchor="_Toc240385771" w:history="1">
+      <w:hyperlink w:anchor="_Toc240471178" w:history="1">
         <w:r>
           <w:rPr>
             <w:rStyle w:val="a5"/>
@@ -2175,7 +2175,7 @@
             <w:noProof/>
             <w:webHidden/>
           </w:rPr>
-          <w:instrText>PAGEREF _Toc240385771 \h</w:instrText>
+          <w:instrText>PAGEREF _Toc240471178 \h</w:instrText>
         </w:r>
         <w:r>
           <w:rPr>
@@ -2205,7 +2205,7 @@
             <w:noProof/>
             <w:webHidden/>
           </w:rPr>
-          <w:t>17</w:t>
+          <w:t>18</w:t>
         </w:r>
         <w:r>
           <w:rPr>
@@ -2229,7 +2229,7 @@
           <w14:ligatures w14:val="standardContextual"/>
         </w:rPr>
       </w:pPr>
-      <w:hyperlink w:anchor="_Toc240385772" w:history="1">
+      <w:hyperlink w:anchor="_Toc240471179" w:history="1">
         <w:r>
           <w:rPr>
             <w:rStyle w:val="a5"/>
@@ -2273,7 +2273,7 @@
             <w:noProof/>
             <w:webHidden/>
           </w:rPr>
-          <w:instrText>PAGEREF _Toc240385772 \h</w:instrText>
+          <w:instrText>PAGEREF _Toc240471179 \h</w:instrText>
         </w:r>
         <w:r>
           <w:rPr>
@@ -2303,7 +2303,7 @@
             <w:noProof/>
             <w:webHidden/>
           </w:rPr>
-          <w:t>19</w:t>
+          <w:t>23</w:t>
         </w:r>
         <w:r>
           <w:rPr>
@@ -2327,7 +2327,7 @@
           <w14:ligatures w14:val="standardContextual"/>
         </w:rPr>
       </w:pPr>
-      <w:hyperlink w:anchor="_Toc240385773" w:history="1">
+      <w:hyperlink w:anchor="_Toc240471180" w:history="1">
         <w:r>
           <w:rPr>
             <w:rStyle w:val="a5"/>
@@ -2364,7 +2364,7 @@
             <w:noProof/>
             <w:webHidden/>
           </w:rPr>
-          <w:instrText>PAGEREF _Toc240385773 \h</w:instrText>
+          <w:instrText>PAGEREF _Toc240471180 \h</w:instrText>
         </w:r>
         <w:r>
           <w:rPr>
@@ -2394,7 +2394,7 @@
             <w:noProof/>
             <w:webHidden/>
           </w:rPr>
-          <w:t>21</w:t>
+          <w:t>25</w:t>
         </w:r>
         <w:r>
           <w:rPr>
@@ -2418,7 +2418,7 @@
           <w14:ligatures w14:val="standardContextual"/>
         </w:rPr>
       </w:pPr>
-      <w:hyperlink w:anchor="_Toc240385774" w:history="1">
+      <w:hyperlink w:anchor="_Toc240471181" w:history="1">
         <w:r>
           <w:rPr>
             <w:rStyle w:val="a5"/>
@@ -2455,7 +2455,7 @@
             <w:noProof/>
             <w:webHidden/>
           </w:rPr>
-          <w:instrText>PAGEREF _Toc240385774 \h</w:instrText>
+          <w:instrText>PAGEREF _Toc240471181 \h</w:instrText>
         </w:r>
         <w:r>
           <w:rPr>
@@ -2485,7 +2485,7 @@
             <w:noProof/>
             <w:webHidden/>
           </w:rPr>
-          <w:t>22</w:t>
+          <w:t>28</w:t>
         </w:r>
         <w:r>
           <w:rPr>
@@ -2508,7 +2508,7 @@
           <w14:ligatures w14:val="standardContextual"/>
         </w:rPr>
       </w:pPr>
-      <w:hyperlink w:anchor="_Toc240385775" w:history="1">
+      <w:hyperlink w:anchor="_Toc240471182" w:history="1">
         <w:r>
           <w:rPr>
             <w:rStyle w:val="a5"/>
@@ -2552,7 +2552,7 @@
             <w:noProof/>
             <w:webHidden/>
           </w:rPr>
-          <w:instrText>PAGEREF _Toc240385775 \h</w:instrText>
+          <w:instrText>PAGEREF _Toc240471182 \h</w:instrText>
         </w:r>
         <w:r>
           <w:rPr>
@@ -2582,7 +2582,7 @@
             <w:noProof/>
             <w:webHidden/>
           </w:rPr>
-          <w:t>24</w:t>
+          <w:t>29</w:t>
         </w:r>
         <w:r>
           <w:rPr>
@@ -2606,7 +2606,7 @@
           <w14:ligatures w14:val="standardContextual"/>
         </w:rPr>
       </w:pPr>
-      <w:hyperlink w:anchor="_Toc240385776" w:history="1">
+      <w:hyperlink w:anchor="_Toc240471183" w:history="1">
         <w:r>
           <w:rPr>
             <w:rStyle w:val="a5"/>
@@ -2643,7 +2643,7 @@
             <w:noProof/>
             <w:webHidden/>
           </w:rPr>
-          <w:instrText>PAGEREF _Toc240385776 \h</w:instrText>
+          <w:instrText>PAGEREF _Toc240471183 \h</w:instrText>
         </w:r>
         <w:r>
           <w:rPr>
@@ -2673,7 +2673,7 @@
             <w:noProof/>
             <w:webHidden/>
           </w:rPr>
-          <w:t>24</w:t>
+          <w:t>29</w:t>
         </w:r>
         <w:r>
           <w:rPr>
@@ -2697,7 +2697,7 @@
           <w14:ligatures w14:val="standardContextual"/>
         </w:rPr>
       </w:pPr>
-      <w:hyperlink w:anchor="_Toc240385777" w:history="1">
+      <w:hyperlink w:anchor="_Toc240471184" w:history="1">
         <w:r>
           <w:rPr>
             <w:rStyle w:val="a5"/>
@@ -2734,7 +2734,7 @@
             <w:noProof/>
             <w:webHidden/>
           </w:rPr>
-          <w:instrText>PAGEREF _Toc240385777 \h</w:instrText>
+          <w:instrText>PAGEREF _Toc240471184 \h</w:instrText>
         </w:r>
         <w:r>
           <w:rPr>
@@ -2764,7 +2764,7 @@
             <w:noProof/>
             <w:webHidden/>
           </w:rPr>
-          <w:t>25</w:t>
+          <w:t>30</w:t>
         </w:r>
         <w:r>
           <w:rPr>
@@ -2788,7 +2788,7 @@
           <w14:ligatures w14:val="standardContextual"/>
         </w:rPr>
       </w:pPr>
-      <w:hyperlink w:anchor="_Toc240385778" w:history="1">
+      <w:hyperlink w:anchor="_Toc240471185" w:history="1">
         <w:r>
           <w:rPr>
             <w:rStyle w:val="a5"/>
@@ -2832,7 +2832,7 @@
             <w:noProof/>
             <w:webHidden/>
           </w:rPr>
-          <w:instrText>PAGEREF _Toc240385778 \h</w:instrText>
+          <w:instrText>PAGEREF _Toc240471185 \h</w:instrText>
         </w:r>
         <w:r>
           <w:rPr>
@@ -2862,7 +2862,7 @@
             <w:noProof/>
             <w:webHidden/>
           </w:rPr>
-          <w:t>25</w:t>
+          <w:t>30</w:t>
         </w:r>
         <w:r>
           <w:rPr>
@@ -2886,7 +2886,7 @@
           <w14:ligatures w14:val="standardContextual"/>
         </w:rPr>
       </w:pPr>
-      <w:hyperlink w:anchor="_Toc240385779" w:history="1">
+      <w:hyperlink w:anchor="_Toc240471186" w:history="1">
         <w:r>
           <w:rPr>
             <w:rStyle w:val="a5"/>
@@ -2923,7 +2923,7 @@
             <w:noProof/>
             <w:webHidden/>
           </w:rPr>
-          <w:instrText>PAGEREF _Toc240385779 \h</w:instrText>
+          <w:instrText>PAGEREF _Toc240471186 \h</w:instrText>
         </w:r>
         <w:r>
           <w:rPr>
@@ -2953,7 +2953,7 @@
             <w:noProof/>
             <w:webHidden/>
           </w:rPr>
-          <w:t>26</w:t>
+          <w:t>31</w:t>
         </w:r>
         <w:r>
           <w:rPr>
@@ -2976,7 +2976,7 @@
           <w14:ligatures w14:val="standardContextual"/>
         </w:rPr>
       </w:pPr>
-      <w:hyperlink w:anchor="_Toc240385780" w:history="1">
+      <w:hyperlink w:anchor="_Toc240471187" w:history="1">
         <w:r>
           <w:rPr>
             <w:rStyle w:val="a5"/>
@@ -3020,7 +3020,7 @@
             <w:noProof/>
             <w:webHidden/>
           </w:rPr>
-          <w:instrText>PAGEREF _Toc240385780 \h</w:instrText>
+          <w:instrText>PAGEREF _Toc240471187 \h</w:instrText>
         </w:r>
         <w:r>
           <w:rPr>
@@ -3050,7 +3050,7 @@
             <w:noProof/>
             <w:webHidden/>
           </w:rPr>
-          <w:t>26</w:t>
+          <w:t>31</w:t>
         </w:r>
         <w:r>
           <w:rPr>
@@ -3074,7 +3074,7 @@
           <w14:ligatures w14:val="standardContextual"/>
         </w:rPr>
       </w:pPr>
-      <w:hyperlink w:anchor="_Toc240385781" w:history="1">
+      <w:hyperlink w:anchor="_Toc240471188" w:history="1">
         <w:r>
           <w:rPr>
             <w:rStyle w:val="a5"/>
@@ -3111,7 +3111,7 @@
             <w:noProof/>
             <w:webHidden/>
           </w:rPr>
-          <w:instrText>PAGEREF _Toc240385781 \h</w:instrText>
+          <w:instrText>PAGEREF _Toc240471188 \h</w:instrText>
         </w:r>
         <w:r>
           <w:rPr>
@@ -3141,7 +3141,7 @@
             <w:noProof/>
             <w:webHidden/>
           </w:rPr>
-          <w:t>27</w:t>
+          <w:t>32</w:t>
         </w:r>
         <w:r>
           <w:rPr>
@@ -3164,7 +3164,7 @@
           <w14:ligatures w14:val="standardContextual"/>
         </w:rPr>
       </w:pPr>
-      <w:hyperlink w:anchor="_Toc240385782" w:history="1">
+      <w:hyperlink w:anchor="_Toc240471189" w:history="1">
         <w:r>
           <w:rPr>
             <w:rStyle w:val="a5"/>
@@ -3208,7 +3208,7 @@
             <w:noProof/>
             <w:webHidden/>
           </w:rPr>
-          <w:instrText>PAGEREF _Toc240385782 \h</w:instrText>
+          <w:instrText>PAGEREF _Toc240471189 \h</w:instrText>
         </w:r>
         <w:r>
           <w:rPr>
@@ -3238,7 +3238,7 @@
             <w:noProof/>
             <w:webHidden/>
           </w:rPr>
-          <w:t>28</w:t>
+          <w:t>32</w:t>
         </w:r>
         <w:r>
           <w:rPr>
@@ -3262,7 +3262,7 @@
           <w14:ligatures w14:val="standardContextual"/>
         </w:rPr>
       </w:pPr>
-      <w:hyperlink w:anchor="_Toc240385783" w:history="1">
+      <w:hyperlink w:anchor="_Toc240471190" w:history="1">
         <w:r>
           <w:rPr>
             <w:rStyle w:val="a5"/>
@@ -3299,7 +3299,7 @@
             <w:noProof/>
             <w:webHidden/>
           </w:rPr>
-          <w:instrText>PAGEREF _Toc240385783 \h</w:instrText>
+          <w:instrText>PAGEREF _Toc240471190 \h</w:instrText>
         </w:r>
         <w:r>
           <w:rPr>
@@ -3329,7 +3329,7 @@
             <w:noProof/>
             <w:webHidden/>
           </w:rPr>
-          <w:t>28</w:t>
+          <w:t>32</w:t>
         </w:r>
         <w:r>
           <w:rPr>
@@ -3353,7 +3353,7 @@
           <w14:ligatures w14:val="standardContextual"/>
         </w:rPr>
       </w:pPr>
-      <w:hyperlink w:anchor="_Toc240385784" w:history="1">
+      <w:hyperlink w:anchor="_Toc240471191" w:history="1">
         <w:r>
           <w:rPr>
             <w:rStyle w:val="a5"/>
@@ -3390,7 +3390,7 @@
             <w:noProof/>
             <w:webHidden/>
           </w:rPr>
-          <w:instrText>PAGEREF _Toc240385784 \h</w:instrText>
+          <w:instrText>PAGEREF _Toc240471191 \h</w:instrText>
         </w:r>
         <w:r>
           <w:rPr>
@@ -3420,7 +3420,7 @@
             <w:noProof/>
             <w:webHidden/>
           </w:rPr>
-          <w:t>28</w:t>
+          <w:t>33</w:t>
         </w:r>
         <w:r>
           <w:rPr>
@@ -3444,7 +3444,7 @@
           <w14:ligatures w14:val="standardContextual"/>
         </w:rPr>
       </w:pPr>
-      <w:hyperlink w:anchor="_Toc240385785" w:history="1">
+      <w:hyperlink w:anchor="_Toc240471192" w:history="1">
         <w:r>
           <w:rPr>
             <w:rStyle w:val="a5"/>
@@ -3481,7 +3481,7 @@
             <w:noProof/>
             <w:webHidden/>
           </w:rPr>
-          <w:instrText>PAGEREF _Toc240385785 \h</w:instrText>
+          <w:instrText>PAGEREF _Toc240471192 \h</w:instrText>
         </w:r>
         <w:r>
           <w:rPr>
@@ -3511,7 +3511,7 @@
             <w:noProof/>
             <w:webHidden/>
           </w:rPr>
-          <w:t>29</w:t>
+          <w:t>33</w:t>
         </w:r>
         <w:r>
           <w:rPr>
@@ -3535,7 +3535,7 @@
           <w14:ligatures w14:val="standardContextual"/>
         </w:rPr>
       </w:pPr>
-      <w:hyperlink w:anchor="_Toc240385786" w:history="1">
+      <w:hyperlink w:anchor="_Toc240471193" w:history="1">
         <w:r>
           <w:rPr>
             <w:rStyle w:val="a5"/>
@@ -3572,7 +3572,7 @@
             <w:noProof/>
             <w:webHidden/>
           </w:rPr>
-          <w:instrText>PAGEREF _Toc240385786 \h</w:instrText>
+          <w:instrText>PAGEREF _Toc240471193 \h</w:instrText>
         </w:r>
         <w:r>
           <w:rPr>
@@ -3602,7 +3602,7 @@
             <w:noProof/>
             <w:webHidden/>
           </w:rPr>
-          <w:t>30</w:t>
+          <w:t>34</w:t>
         </w:r>
         <w:r>
           <w:rPr>
@@ -3628,7 +3628,7 @@
         <w:pStyle w:val="1"/>
         <w:pageBreakBefore/>
       </w:pPr>
-      <w:bookmarkStart w:id="0" w:name="_Toc240385749"/>
+      <w:bookmarkStart w:id="0" w:name="_Toc240471156"/>
       <w:r>
         <w:lastRenderedPageBreak/>
         <w:t>1</w:t>
@@ -3657,7 +3657,7 @@
           <w:bottom w:w="40" w:type="dxa"/>
           <w:right w:w="113" w:type="dxa"/>
         </w:tblCellMar>
-        <w:tblLook w:val="04A0" w:firstRow="1" w:lastRow="0" w:firstColumn="1" w:lastColumn="0" w:noHBand="0" w:noVBand="1"/>
+        <w:tblLook w:val="0000" w:firstRow="0" w:lastRow="0" w:firstColumn="0" w:lastColumn="0" w:noHBand="0" w:noVBand="0"/>
       </w:tblPr>
       <w:tblGrid>
         <w:gridCol w:w="2122"/>
@@ -3927,7 +3927,7 @@
       <w:pPr>
         <w:pStyle w:val="1"/>
       </w:pPr>
-      <w:bookmarkStart w:id="1" w:name="_Toc240385750"/>
+      <w:bookmarkStart w:id="1" w:name="_Toc240471157"/>
       <w:r>
         <w:t>2</w:t>
       </w:r>
@@ -3995,25 +3995,19 @@
         <w:t xml:space="preserve"> MQTT </w:t>
       </w:r>
       <w:r>
-        <w:t>四类主题上报云看板。重点是本地安全环、滑窗失败率判定、试读后人工确认与受限工具。已提交公共仓</w:t>
+        <w:t>四类主题上报云看板。重点是本地安全环、滑窗失败率判定、试读后人工确认与边界明确的工具。已提交公共仓</w:t>
       </w:r>
       <w:r>
         <w:t xml:space="preserve"> PR 9 </w:t>
       </w:r>
       <w:r>
-        <w:t>个；</w:t>
-      </w:r>
-      <w:r>
-        <w:t xml:space="preserve">2026-09-13 </w:t>
-      </w:r>
-      <w:r>
-        <w:t>带屏静止首页约</w:t>
+        <w:t>个；带屏静止首页在约</w:t>
       </w:r>
       <w:r>
         <w:t xml:space="preserve"> 80 </w:t>
       </w:r>
       <w:r>
-        <w:t>秒的提交由</w:t>
+        <w:t>秒窗口内的界面提交由</w:t>
       </w:r>
       <w:r>
         <w:t xml:space="preserve"> 158 </w:t>
@@ -4025,13 +4019,7 @@
         <w:t xml:space="preserve"> 9 </w:t>
       </w:r>
       <w:r>
-        <w:t>次；</w:t>
-      </w:r>
-      <w:r>
-        <w:t xml:space="preserve">2026-08-30 </w:t>
-      </w:r>
-      <w:r>
-        <w:t>无屏板端一次日报</w:t>
+        <w:t>次；无屏板端一次日报耗时</w:t>
       </w:r>
       <w:r>
         <w:t xml:space="preserve"> 115 </w:t>
@@ -4057,13 +4045,7 @@
         <w:pStyle w:val="ReportSmall"/>
       </w:pPr>
       <w:r>
-        <w:t>资料核对日期为</w:t>
-      </w:r>
-      <w:r>
-        <w:t xml:space="preserve"> 2026-09-15</w:t>
-      </w:r>
-      <w:r>
-        <w:t>。专属仓为</w:t>
+        <w:t>专属仓为</w:t>
       </w:r>
       <w:r>
         <w:t xml:space="preserve"> </w:t>
@@ -4082,7 +4064,7 @@
         <w:pStyle w:val="1"/>
         <w:pageBreakBefore/>
       </w:pPr>
-      <w:bookmarkStart w:id="2" w:name="_Toc240385751"/>
+      <w:bookmarkStart w:id="2" w:name="_Toc240471158"/>
       <w:r>
         <w:lastRenderedPageBreak/>
         <w:t>3</w:t>
@@ -4096,7 +4078,7 @@
       <w:pPr>
         <w:pStyle w:val="2"/>
       </w:pPr>
-      <w:bookmarkStart w:id="3" w:name="_Toc240385752"/>
+      <w:bookmarkStart w:id="3" w:name="_Toc240471159"/>
       <w:r>
         <w:t xml:space="preserve">3.1 </w:t>
       </w:r>
@@ -4109,7 +4091,7 @@
       <w:pPr>
         <w:pStyle w:val="3"/>
       </w:pPr>
-      <w:bookmarkStart w:id="4" w:name="_Toc240385753"/>
+      <w:bookmarkStart w:id="4" w:name="_Toc240471160"/>
       <w:r>
         <w:t>项目背景与问题定义</w:t>
       </w:r>
@@ -4178,543 +4160,6 @@
           <w:t>[10]</w:t>
         </w:r>
       </w:hyperlink>
-    </w:p>
-    <w:p>
-      <w:pPr>
-        <w:pStyle w:val="3"/>
-      </w:pPr>
-      <w:bookmarkStart w:id="5" w:name="_Toc240385754"/>
-      <w:r>
-        <w:t>技术难点</w:t>
-      </w:r>
-      <w:bookmarkEnd w:id="5"/>
-    </w:p>
-    <w:p>
-      <w:r>
-        <w:t>第一项是单核资源预算。同一颗</w:t>
-      </w:r>
-      <w:r>
-        <w:t xml:space="preserve"> Cortex-M7 </w:t>
-      </w:r>
-      <w:r>
-        <w:t>上要同时跑图形刷新、总线采集、网络协议栈、</w:t>
-      </w:r>
-      <w:r>
-        <w:t xml:space="preserve">TLS </w:t>
-      </w:r>
-      <w:r>
-        <w:t>加密连接和</w:t>
-      </w:r>
-      <w:r>
-        <w:t xml:space="preserve"> openvelaClaw </w:t>
-      </w:r>
-      <w:r>
-        <w:t>工具轮次，这些组件共用同一块</w:t>
-      </w:r>
-      <w:r>
-        <w:t xml:space="preserve"> AXI SRAM</w:t>
-      </w:r>
-      <w:r>
-        <w:t>。趋势页把单点历史从</w:t>
-      </w:r>
-      <w:r>
-        <w:t xml:space="preserve"> 16 </w:t>
-      </w:r>
-      <w:r>
-        <w:t>点加深到</w:t>
-      </w:r>
-      <w:r>
-        <w:t xml:space="preserve"> 128 </w:t>
-      </w:r>
-      <w:r>
-        <w:t>点后，实测</w:t>
-      </w:r>
-      <w:r>
-        <w:t xml:space="preserve"> BSS </w:t>
-      </w:r>
-      <w:r>
-        <w:t>增量恰好</w:t>
-      </w:r>
-      <w:r>
-        <w:t xml:space="preserve"> 28672 </w:t>
-      </w:r>
-      <w:r>
-        <w:t>字节（符号区从</w:t>
-      </w:r>
-      <w:r>
-        <w:t xml:space="preserve"> 0x4e00 </w:t>
-      </w:r>
-      <w:r>
-        <w:t>到</w:t>
-      </w:r>
-      <w:r>
-        <w:t xml:space="preserve"> 0xbe00</w:t>
-      </w:r>
-      <w:r>
-        <w:t>），整机片内</w:t>
-      </w:r>
-      <w:r>
-        <w:t xml:space="preserve"> SRAM </w:t>
-      </w:r>
-      <w:r>
-        <w:t>占用</w:t>
-      </w:r>
-      <w:r>
-        <w:t xml:space="preserve"> 216.9 KB</w:t>
-      </w:r>
-      <w:r>
-        <w:t>，为</w:t>
-      </w:r>
-      <w:r>
-        <w:t xml:space="preserve"> 512 KB </w:t>
-      </w:r>
-      <w:r>
-        <w:t>的</w:t>
-      </w:r>
-      <w:r>
-        <w:t xml:space="preserve"> 41.4%</w:t>
-      </w:r>
-      <w:r>
-        <w:t>；显示帧缓冲位于外部存储器，不占片内空间。这类预算只能靠实测确认，无法从手册推出。</w:t>
-      </w:r>
-      <w:hyperlink r:id="rId11">
-        <w:r>
-          <w:rPr>
-            <w:color w:val="24588D"/>
-            <w:sz w:val="24"/>
-            <w:szCs w:val="24"/>
-          </w:rPr>
-          <w:t>[41]</w:t>
-        </w:r>
-      </w:hyperlink>
-    </w:p>
-    <w:p>
-      <w:r>
-        <w:t>第二项来自启动方式。固件从</w:t>
-      </w:r>
-      <w:r>
-        <w:t xml:space="preserve"> QSPI </w:t>
-      </w:r>
-      <w:r>
-        <w:t>外部闪存原地执行，运行期不能擦写正在取指的闪存：退出</w:t>
-      </w:r>
-      <w:r>
-        <w:t xml:space="preserve"> memory-mapped </w:t>
-      </w:r>
-      <w:r>
-        <w:t>模式的那一刻，任何仍从该区域取指的代码（含中断服务程序）会当场失效。这条约束同时决定了</w:t>
-      </w:r>
-      <w:r>
-        <w:lastRenderedPageBreak/>
-        <w:t>两件事，启动链必须拆成片内启动代码与外部执行镜像两部分，以及</w:t>
-      </w:r>
-      <w:r>
-        <w:t xml:space="preserve"> OTA </w:t>
-      </w:r>
-      <w:r>
-        <w:t>的擦写只能交给片内执行的启动代码完成。</w:t>
-      </w:r>
-      <w:hyperlink r:id="rId12">
-        <w:r>
-          <w:rPr>
-            <w:color w:val="24588D"/>
-            <w:sz w:val="24"/>
-            <w:szCs w:val="24"/>
-          </w:rPr>
-          <w:t>[32]</w:t>
-        </w:r>
-      </w:hyperlink>
-      <w:hyperlink r:id="rId13">
-        <w:r>
-          <w:rPr>
-            <w:color w:val="24588D"/>
-            <w:sz w:val="24"/>
-            <w:szCs w:val="24"/>
-          </w:rPr>
-          <w:t>[34]</w:t>
-        </w:r>
-      </w:hyperlink>
-    </w:p>
-    <w:p>
-      <w:r>
-        <w:t>第三项是板卡标称与实测的落差。板级说明写的</w:t>
-      </w:r>
-      <w:r>
-        <w:t xml:space="preserve"> 128 MB SDRAM </w:t>
-      </w:r>
-      <w:r>
-        <w:t>是颗粒容量，实际走线为</w:t>
-      </w:r>
-      <w:r>
-        <w:t xml:space="preserve"> 16 </w:t>
-      </w:r>
-      <w:r>
-        <w:t>位，只有</w:t>
-      </w:r>
-      <w:r>
-        <w:t xml:space="preserve"> 8 MB </w:t>
-      </w:r>
-      <w:r>
-        <w:t>可访问；片内</w:t>
-      </w:r>
-      <w:r>
-        <w:t xml:space="preserve"> Flash </w:t>
-      </w:r>
-      <w:r>
-        <w:t>实际只有</w:t>
-      </w:r>
-      <w:r>
-        <w:t xml:space="preserve"> 128 KB</w:t>
-      </w:r>
-      <w:r>
-        <w:t>。构建期一度沿用同系列更大容量型号的链接脚本，把片内</w:t>
-      </w:r>
-      <w:r>
-        <w:t xml:space="preserve"> Flash </w:t>
-      </w:r>
-      <w:r>
-        <w:t>声明为</w:t>
-      </w:r>
-      <w:r>
-        <w:t xml:space="preserve"> 2048 KB</w:t>
-      </w:r>
-      <w:r>
-        <w:t>，这类偏差在编译期不报错，只在烧录或运行期暴露。</w:t>
-      </w:r>
-      <w:hyperlink r:id="rId14">
-        <w:r>
-          <w:rPr>
-            <w:color w:val="24588D"/>
-            <w:sz w:val="24"/>
-            <w:szCs w:val="24"/>
-          </w:rPr>
-          <w:t>[32]</w:t>
-        </w:r>
-      </w:hyperlink>
-    </w:p>
-    <w:p>
-      <w:r>
-        <w:t>第四项是存储的掉电语义。</w:t>
-      </w:r>
-      <w:r>
-        <w:t xml:space="preserve">eMMC </w:t>
-      </w:r>
-      <w:r>
-        <w:t>使用</w:t>
-      </w:r>
-      <w:r>
-        <w:t xml:space="preserve"> FAT </w:t>
-      </w:r>
-      <w:r>
-        <w:t>文件系统，它不提供写入原子性，写到一半的断电可能留下结构损坏的文件。点表、规则与网络配置因此不能依赖文件系统语义，必须由应用自己实现原子提交；而周期性的界面刷新与</w:t>
-      </w:r>
-      <w:r>
-        <w:t xml:space="preserve"> 485 </w:t>
-      </w:r>
-      <w:r>
-        <w:t>半双工时序，又让采集线程、界面线程与网络线程之间的并发成为常态而非例外。</w:t>
-      </w:r>
-      <w:hyperlink r:id="rId15">
-        <w:r>
-          <w:rPr>
-            <w:color w:val="24588D"/>
-            <w:sz w:val="24"/>
-            <w:szCs w:val="24"/>
-          </w:rPr>
-          <w:t>[33]</w:t>
-        </w:r>
-      </w:hyperlink>
-      <w:hyperlink r:id="rId16">
-        <w:r>
-          <w:rPr>
-            <w:color w:val="24588D"/>
-            <w:sz w:val="24"/>
-            <w:szCs w:val="24"/>
-          </w:rPr>
-          <w:t>[38]</w:t>
-        </w:r>
-      </w:hyperlink>
-    </w:p>
-    <w:p>
-      <w:pPr>
-        <w:pStyle w:val="3"/>
-      </w:pPr>
-      <w:bookmarkStart w:id="6" w:name="_Toc240385755"/>
-      <w:r>
-        <w:t>创新点</w:t>
-      </w:r>
-      <w:bookmarkEnd w:id="6"/>
-    </w:p>
-    <w:p>
-      <w:r>
-        <w:t>第一是本地安全环。采集、阈值与离线判定、告警状态和显示路径都由确定性</w:t>
-      </w:r>
-      <w:r>
-        <w:t xml:space="preserve"> C </w:t>
-      </w:r>
-      <w:r>
-        <w:t>代码负责，点表与实际读数决定告警，模型回答不参与触发或恢复。离线判定用最近</w:t>
-      </w:r>
-      <w:r>
-        <w:t xml:space="preserve"> 8 </w:t>
-      </w:r>
-      <w:r>
-        <w:t>轮的滑动窗口失败率替代连续失败计数，让顺序到达的单次抖动不再翻转状态。</w:t>
-      </w:r>
-      <w:hyperlink r:id="rId17">
-        <w:r>
-          <w:rPr>
-            <w:color w:val="24588D"/>
-            <w:sz w:val="24"/>
-            <w:szCs w:val="24"/>
-          </w:rPr>
-          <w:t>[1]</w:t>
-        </w:r>
-      </w:hyperlink>
-      <w:hyperlink r:id="rId18">
-        <w:r>
-          <w:rPr>
-            <w:color w:val="24588D"/>
-            <w:sz w:val="24"/>
-            <w:szCs w:val="24"/>
-          </w:rPr>
-          <w:t>[3]</w:t>
-        </w:r>
-      </w:hyperlink>
-      <w:hyperlink r:id="rId19">
-        <w:r>
-          <w:rPr>
-            <w:color w:val="24588D"/>
-            <w:sz w:val="24"/>
-            <w:szCs w:val="24"/>
-          </w:rPr>
-          <w:t>[38]</w:t>
-        </w:r>
-      </w:hyperlink>
-    </w:p>
-    <w:p>
-      <w:r>
-        <w:t>第二是点表的人工确认闸门。候选点表与采集点表分开，编辑和试读不会直接更换运行中的点表；操作员看到试读结果后，单独执行带</w:t>
-      </w:r>
-      <w:r>
-        <w:t xml:space="preserve"> --confirm </w:t>
-      </w:r>
-      <w:r>
-        <w:t>的生效命令。测试读取与生效分属两条命令，固件不会在试读成功后自动提交。</w:t>
-      </w:r>
-      <w:hyperlink r:id="rId20">
-        <w:r>
-          <w:rPr>
-            <w:color w:val="24588D"/>
-            <w:sz w:val="24"/>
-            <w:szCs w:val="24"/>
-          </w:rPr>
-          <w:t>[2]</w:t>
-        </w:r>
-      </w:hyperlink>
-      <w:hyperlink r:id="rId21">
-        <w:r>
-          <w:rPr>
-            <w:color w:val="24588D"/>
-            <w:sz w:val="24"/>
-            <w:szCs w:val="24"/>
-          </w:rPr>
-          <w:t>[10]</w:t>
-        </w:r>
-      </w:hyperlink>
-    </w:p>
-    <w:p>
-      <w:r>
-        <w:t>第三是受限的运营助手。</w:t>
-      </w:r>
-      <w:r>
-        <w:t xml:space="preserve">openvelaClaw </w:t>
-      </w:r>
-      <w:r>
-        <w:t>只做查询和解释，可调用的命令在</w:t>
-      </w:r>
-      <w:r>
-        <w:t xml:space="preserve"> C </w:t>
-      </w:r>
-      <w:r>
-        <w:t>层按允许表限制，文件访问限定在数据目录内。模型结论与本地规则结论在界面上分开标注，已落实的边界见图</w:t>
-      </w:r>
-      <w:r>
-        <w:t xml:space="preserve"> 4</w:t>
-      </w:r>
-      <w:r>
-        <w:t>，待补强项见</w:t>
-      </w:r>
-      <w:r>
-        <w:t xml:space="preserve"> 3.7</w:t>
-      </w:r>
-      <w:r>
-        <w:t>。</w:t>
-      </w:r>
-      <w:hyperlink r:id="rId22">
-        <w:r>
-          <w:rPr>
-            <w:color w:val="24588D"/>
-            <w:sz w:val="24"/>
-            <w:szCs w:val="24"/>
-          </w:rPr>
-          <w:t>[4]</w:t>
-        </w:r>
-      </w:hyperlink>
-      <w:hyperlink r:id="rId23">
-        <w:r>
-          <w:rPr>
-            <w:color w:val="24588D"/>
-            <w:sz w:val="24"/>
-            <w:szCs w:val="24"/>
-          </w:rPr>
-          <w:t>[19]</w:t>
-        </w:r>
-      </w:hyperlink>
-    </w:p>
-    <w:p>
-      <w:r>
-        <w:lastRenderedPageBreak/>
-        <w:t>第四是端端与端云分工。板端、</w:t>
-      </w:r>
-      <w:r>
-        <w:t xml:space="preserve">Windows </w:t>
-      </w:r>
-      <w:r>
-        <w:t>点表上位机与只读云看板构成三端协作：电脑负责生成和确认配置，板端负责本地判断与解释，云端只做留档与检索，三者通过串口协议与</w:t>
-      </w:r>
-      <w:r>
-        <w:t xml:space="preserve"> MQTT </w:t>
-      </w:r>
-      <w:r>
-        <w:t>四类主题解耦。</w:t>
-      </w:r>
-      <w:hyperlink r:id="rId24">
-        <w:r>
-          <w:rPr>
-            <w:color w:val="24588D"/>
-            <w:sz w:val="24"/>
-            <w:szCs w:val="24"/>
-          </w:rPr>
-          <w:t>[28]</w:t>
-        </w:r>
-      </w:hyperlink>
-      <w:hyperlink r:id="rId25">
-        <w:r>
-          <w:rPr>
-            <w:color w:val="24588D"/>
-            <w:sz w:val="24"/>
-            <w:szCs w:val="24"/>
-          </w:rPr>
-          <w:t>[30]</w:t>
-        </w:r>
-      </w:hyperlink>
-    </w:p>
-    <w:p>
-      <w:pPr>
-        <w:pStyle w:val="2"/>
-      </w:pPr>
-      <w:bookmarkStart w:id="7" w:name="_Toc240385756"/>
-      <w:r>
-        <w:t xml:space="preserve">3.2 </w:t>
-      </w:r>
-      <w:r>
-        <w:t>系统方案设计</w:t>
-      </w:r>
-      <w:bookmarkEnd w:id="7"/>
-    </w:p>
-    <w:p>
-      <w:pPr>
-        <w:pStyle w:val="3"/>
-      </w:pPr>
-      <w:bookmarkStart w:id="8" w:name="_Toc240385757"/>
-      <w:r>
-        <w:t>系统总体架构</w:t>
-      </w:r>
-      <w:bookmarkEnd w:id="8"/>
-    </w:p>
-    <w:p>
-      <w:r>
-        <w:t>系统由现场</w:t>
-      </w:r>
-      <w:r>
-        <w:t xml:space="preserve"> Modbus </w:t>
-      </w:r>
-      <w:r>
-        <w:t>从站、</w:t>
-      </w:r>
-      <w:r>
-        <w:t xml:space="preserve">H750B-DK </w:t>
-      </w:r>
-      <w:r>
-        <w:t>网关和联网服务组成。现场从站提供寄存器数据；</w:t>
-      </w:r>
-      <w:r>
-        <w:t xml:space="preserve">openvela </w:t>
-      </w:r>
-      <w:r>
-        <w:t>网关负责主站采集、配置管理、图形界面与</w:t>
-      </w:r>
-      <w:r>
-        <w:t xml:space="preserve"> openvelaClaw </w:t>
-      </w:r>
-      <w:r>
-        <w:t>运行。</w:t>
-      </w:r>
-      <w:r>
-        <w:t xml:space="preserve">MiMo </w:t>
-      </w:r>
-      <w:r>
-        <w:t>提供云端推理，</w:t>
-      </w:r>
-      <w:r>
-        <w:t xml:space="preserve">MQTT Broker </w:t>
-      </w:r>
-      <w:r>
-        <w:t>接收设备上报。</w:t>
-      </w:r>
-      <w:r>
-        <w:t xml:space="preserve">LVGL </w:t>
-      </w:r>
-      <w:r>
-        <w:t>是嵌入式图形组件库；</w:t>
-      </w:r>
-      <w:r>
-        <w:t xml:space="preserve">openvelaClaw </w:t>
-      </w:r>
-      <w:r>
-        <w:t>是基于</w:t>
-      </w:r>
-      <w:r>
-        <w:t xml:space="preserve"> openvela </w:t>
-      </w:r>
-      <w:r>
-        <w:t>的</w:t>
-      </w:r>
-      <w:r>
-        <w:t xml:space="preserve"> AI Agent </w:t>
-      </w:r>
-      <w:r>
-        <w:t>智能引擎，也就是</w:t>
-      </w:r>
-      <w:r>
-        <w:t xml:space="preserve"> openvela </w:t>
-      </w:r>
-      <w:r>
-        <w:t>的端侧</w:t>
-      </w:r>
-      <w:r>
-        <w:t xml:space="preserve"> AI Agent </w:t>
-      </w:r>
-      <w:r>
-        <w:t>框架，代码包名为</w:t>
-      </w:r>
-      <w:r>
-        <w:t xml:space="preserve"> packages/ai_agent</w:t>
-      </w:r>
-      <w:r>
-        <w:t>，本作品在该框架上运行一组受限工具。电脑用于上位机配置、开发和救援；云端另有只读看板，订阅四类主题并留存历史，不向设备下发命令。</w:t>
-      </w:r>
     </w:p>
     <w:p>
       <w:pPr>
@@ -4729,10 +4174,627 @@
         </w:rPr>
         <w:lastRenderedPageBreak/>
         <w:drawing>
-          <wp:inline distT="0" distB="0" distL="0" distR="0" wp14:anchorId="5755F52C" wp14:editId="17AB8050">
+          <wp:inline distT="0" distB="0" distL="0" distR="0" wp14:anchorId="65E698BE" wp14:editId="5A7E8CA9">
+            <wp:extent cx="4605070" cy="3453803"/>
+            <wp:effectExtent l="0" t="0" r="0" b="0"/>
+            <wp:docPr id="1" name="Picture 1" descr="图 1  官方邮寄的 STM32H750B-DK 运行 VelaGuard 首页"/>
+            <wp:cNvGraphicFramePr>
+              <a:graphicFrameLocks xmlns:a="http://schemas.openxmlformats.org/drawingml/2006/main" noChangeAspect="1"/>
+            </wp:cNvGraphicFramePr>
+            <a:graphic xmlns:a="http://schemas.openxmlformats.org/drawingml/2006/main">
+              <a:graphicData uri="http://schemas.openxmlformats.org/drawingml/2006/picture">
+                <pic:pic xmlns:pic="http://schemas.openxmlformats.org/drawingml/2006/picture">
+                  <pic:nvPicPr>
+                    <pic:cNvPr id="0" name="board-run.jpg"/>
+                    <pic:cNvPicPr/>
+                  </pic:nvPicPr>
+                  <pic:blipFill>
+                    <a:blip r:embed="rId11"/>
+                    <a:stretch>
+                      <a:fillRect/>
+                    </a:stretch>
+                  </pic:blipFill>
+                  <pic:spPr>
+                    <a:xfrm>
+                      <a:off x="0" y="0"/>
+                      <a:ext cx="4605070" cy="3453803"/>
+                    </a:xfrm>
+                    <a:prstGeom prst="rect">
+                      <a:avLst/>
+                    </a:prstGeom>
+                  </pic:spPr>
+                </pic:pic>
+              </a:graphicData>
+            </a:graphic>
+          </wp:inline>
+        </w:drawing>
+      </w:r>
+    </w:p>
+    <w:p>
+      <w:pPr>
+        <w:pStyle w:val="a4"/>
+      </w:pPr>
+      <w:r>
+        <w:t>图</w:t>
+      </w:r>
+      <w:r>
+        <w:t xml:space="preserve"> 1  </w:t>
+      </w:r>
+      <w:r>
+        <w:t>官方邮寄的</w:t>
+      </w:r>
+      <w:r>
+        <w:t xml:space="preserve"> STM32H750B-DK </w:t>
+      </w:r>
+      <w:r>
+        <w:t>运行</w:t>
+      </w:r>
+      <w:r>
+        <w:t xml:space="preserve"> VelaGuard </w:t>
+      </w:r>
+      <w:r>
+        <w:t>首页</w:t>
+      </w:r>
+    </w:p>
+    <w:p>
+      <w:pPr>
+        <w:pStyle w:val="3"/>
+      </w:pPr>
+      <w:bookmarkStart w:id="5" w:name="_Toc240471161"/>
+      <w:r>
+        <w:t>技术难点</w:t>
+      </w:r>
+      <w:bookmarkEnd w:id="5"/>
+    </w:p>
+    <w:p>
+      <w:r>
+        <w:t>第一项是单核资源预算。同一颗</w:t>
+      </w:r>
+      <w:r>
+        <w:t xml:space="preserve"> Cortex-M7 </w:t>
+      </w:r>
+      <w:r>
+        <w:t>上要同时跑图形刷新、总线采集、网络协议栈、</w:t>
+      </w:r>
+      <w:r>
+        <w:t xml:space="preserve">TLS </w:t>
+      </w:r>
+      <w:r>
+        <w:t>加密连接和</w:t>
+      </w:r>
+      <w:r>
+        <w:t xml:space="preserve"> openvelaClaw </w:t>
+      </w:r>
+      <w:r>
+        <w:t>工具轮次，这些组件共用同一块</w:t>
+      </w:r>
+      <w:r>
+        <w:t xml:space="preserve"> AXI SRAM</w:t>
+      </w:r>
+      <w:r>
+        <w:t>。趋势页把单点历史从</w:t>
+      </w:r>
+      <w:r>
+        <w:t xml:space="preserve"> 16 </w:t>
+      </w:r>
+      <w:r>
+        <w:t>点加深到</w:t>
+      </w:r>
+      <w:r>
+        <w:t xml:space="preserve"> 128 </w:t>
+      </w:r>
+      <w:r>
+        <w:t>点后，实测</w:t>
+      </w:r>
+      <w:r>
+        <w:t xml:space="preserve"> BSS </w:t>
+      </w:r>
+      <w:r>
+        <w:t>增量恰好</w:t>
+      </w:r>
+      <w:r>
+        <w:t xml:space="preserve"> 28672 </w:t>
+      </w:r>
+      <w:r>
+        <w:t>字节（符号区从</w:t>
+      </w:r>
+      <w:r>
+        <w:t xml:space="preserve"> 0x4e00 </w:t>
+      </w:r>
+      <w:r>
+        <w:t>到</w:t>
+      </w:r>
+      <w:r>
+        <w:t xml:space="preserve"> 0xbe00</w:t>
+      </w:r>
+      <w:r>
+        <w:t>），整机片内</w:t>
+      </w:r>
+      <w:r>
+        <w:t xml:space="preserve"> SRAM </w:t>
+      </w:r>
+      <w:r>
+        <w:t>占用</w:t>
+      </w:r>
+      <w:r>
+        <w:t xml:space="preserve"> 216.9 KB</w:t>
+      </w:r>
+      <w:r>
+        <w:t>，为</w:t>
+      </w:r>
+      <w:r>
+        <w:t xml:space="preserve"> 512 KB </w:t>
+      </w:r>
+      <w:r>
+        <w:t>的</w:t>
+      </w:r>
+      <w:r>
+        <w:t xml:space="preserve"> 41.4%</w:t>
+      </w:r>
+      <w:r>
+        <w:t>；显示帧缓冲位于外部存储器，不占片内空间。芯片手册只给出</w:t>
+      </w:r>
+      <w:r>
+        <w:t xml:space="preserve"> SRAM </w:t>
+      </w:r>
+      <w:r>
+        <w:t>容量上限，不给出各组件运行时的实际占用，这类预算由实测占用决定。</w:t>
+      </w:r>
+      <w:hyperlink r:id="rId12">
+        <w:r>
+          <w:rPr>
+            <w:color w:val="24588D"/>
+            <w:sz w:val="24"/>
+            <w:szCs w:val="24"/>
+          </w:rPr>
+          <w:t>[41]</w:t>
+        </w:r>
+      </w:hyperlink>
+    </w:p>
+    <w:p>
+      <w:r>
+        <w:t>第二项来自启动方式。固件从</w:t>
+      </w:r>
+      <w:r>
+        <w:t xml:space="preserve"> QSPI </w:t>
+      </w:r>
+      <w:r>
+        <w:t>外部闪存原地执行，运行期不能擦写正在取指的闪存：退出</w:t>
+      </w:r>
+      <w:r>
+        <w:t xml:space="preserve"> memory-mapped </w:t>
+      </w:r>
+      <w:r>
+        <w:t>模式的那一刻，任何仍从该区域取指的代码（含中断服务程序）会当场失效。这条约束同时决定了两件事，启动链必须拆成片内启动代码与外部执行镜像两部分，以及</w:t>
+      </w:r>
+      <w:r>
+        <w:t xml:space="preserve"> OTA </w:t>
+      </w:r>
+      <w:r>
+        <w:t>的擦写只能交给片内执行的启动代码完成。</w:t>
+      </w:r>
+      <w:hyperlink r:id="rId13">
+        <w:r>
+          <w:rPr>
+            <w:color w:val="24588D"/>
+            <w:sz w:val="24"/>
+            <w:szCs w:val="24"/>
+          </w:rPr>
+          <w:t>[32]</w:t>
+        </w:r>
+      </w:hyperlink>
+      <w:hyperlink r:id="rId14">
+        <w:r>
+          <w:rPr>
+            <w:color w:val="24588D"/>
+            <w:sz w:val="24"/>
+            <w:szCs w:val="24"/>
+          </w:rPr>
+          <w:t>[34]</w:t>
+        </w:r>
+      </w:hyperlink>
+    </w:p>
+    <w:p>
+      <w:r>
+        <w:lastRenderedPageBreak/>
+        <w:t>第三项是板卡标称与实测的落差。板级说明写的</w:t>
+      </w:r>
+      <w:r>
+        <w:t xml:space="preserve"> 128 MB SDRAM </w:t>
+      </w:r>
+      <w:r>
+        <w:t>是颗粒容量，实际走线为</w:t>
+      </w:r>
+      <w:r>
+        <w:t xml:space="preserve"> 16 </w:t>
+      </w:r>
+      <w:r>
+        <w:t>位，只有</w:t>
+      </w:r>
+      <w:r>
+        <w:t xml:space="preserve"> 8 MB </w:t>
+      </w:r>
+      <w:r>
+        <w:t>可访问；片内</w:t>
+      </w:r>
+      <w:r>
+        <w:t xml:space="preserve"> Flash </w:t>
+      </w:r>
+      <w:r>
+        <w:t>实际只有</w:t>
+      </w:r>
+      <w:r>
+        <w:t xml:space="preserve"> 128 KB</w:t>
+      </w:r>
+      <w:r>
+        <w:t>。链接脚本若沿用同系列更大容量型号的模板，会把片内</w:t>
+      </w:r>
+      <w:r>
+        <w:t xml:space="preserve"> Flash </w:t>
+      </w:r>
+      <w:r>
+        <w:t>声明为</w:t>
+      </w:r>
+      <w:r>
+        <w:t xml:space="preserve"> 2048 KB</w:t>
+      </w:r>
+      <w:r>
+        <w:t>，这类偏差在编译期不报错，只在烧录或运行期暴露。</w:t>
+      </w:r>
+      <w:hyperlink r:id="rId15">
+        <w:r>
+          <w:rPr>
+            <w:color w:val="24588D"/>
+            <w:sz w:val="24"/>
+            <w:szCs w:val="24"/>
+          </w:rPr>
+          <w:t>[32]</w:t>
+        </w:r>
+      </w:hyperlink>
+    </w:p>
+    <w:p>
+      <w:r>
+        <w:t>第四项是存储的掉电语义。</w:t>
+      </w:r>
+      <w:r>
+        <w:t xml:space="preserve">eMMC </w:t>
+      </w:r>
+      <w:r>
+        <w:t>使用</w:t>
+      </w:r>
+      <w:r>
+        <w:t xml:space="preserve"> FAT </w:t>
+      </w:r>
+      <w:r>
+        <w:t>文件系统，它不提供写入原子性，写到一半的断电可能留下结构损坏的文件。点表、规则与网络配置因此不能依赖文件系统语义，必须由应用自己实现原子提交；而周期性的界面刷新与</w:t>
+      </w:r>
+      <w:r>
+        <w:t xml:space="preserve"> 485 </w:t>
+      </w:r>
+      <w:r>
+        <w:t>半双工时序，又让采集线程、界面线程与网络线程之间的并发成为常态而非例外。</w:t>
+      </w:r>
+      <w:hyperlink r:id="rId16">
+        <w:r>
+          <w:rPr>
+            <w:color w:val="24588D"/>
+            <w:sz w:val="24"/>
+            <w:szCs w:val="24"/>
+          </w:rPr>
+          <w:t>[33]</w:t>
+        </w:r>
+      </w:hyperlink>
+      <w:hyperlink r:id="rId17">
+        <w:r>
+          <w:rPr>
+            <w:color w:val="24588D"/>
+            <w:sz w:val="24"/>
+            <w:szCs w:val="24"/>
+          </w:rPr>
+          <w:t>[38]</w:t>
+        </w:r>
+      </w:hyperlink>
+    </w:p>
+    <w:p>
+      <w:pPr>
+        <w:pStyle w:val="3"/>
+      </w:pPr>
+      <w:bookmarkStart w:id="6" w:name="_Toc240471162"/>
+      <w:r>
+        <w:t>创新点</w:t>
+      </w:r>
+      <w:bookmarkEnd w:id="6"/>
+    </w:p>
+    <w:p>
+      <w:r>
+        <w:t>第一是本地安全环。采集、阈值与离线判定、告警状态和显示路径都由确定性</w:t>
+      </w:r>
+      <w:r>
+        <w:t xml:space="preserve"> C </w:t>
+      </w:r>
+      <w:r>
+        <w:t>代码负责，点表与实际读数决定告警，模型回答不参与触发或恢复。离线判定用最近</w:t>
+      </w:r>
+      <w:r>
+        <w:t xml:space="preserve"> 8 </w:t>
+      </w:r>
+      <w:r>
+        <w:t>轮的滑动窗口失败率替代连续失败计数，让顺序到达的单次抖动不再翻转状态。</w:t>
+      </w:r>
+      <w:hyperlink r:id="rId18">
+        <w:r>
+          <w:rPr>
+            <w:color w:val="24588D"/>
+            <w:sz w:val="24"/>
+            <w:szCs w:val="24"/>
+          </w:rPr>
+          <w:t>[1]</w:t>
+        </w:r>
+      </w:hyperlink>
+      <w:hyperlink r:id="rId19">
+        <w:r>
+          <w:rPr>
+            <w:color w:val="24588D"/>
+            <w:sz w:val="24"/>
+            <w:szCs w:val="24"/>
+          </w:rPr>
+          <w:t>[3]</w:t>
+        </w:r>
+      </w:hyperlink>
+      <w:hyperlink r:id="rId20">
+        <w:r>
+          <w:rPr>
+            <w:color w:val="24588D"/>
+            <w:sz w:val="24"/>
+            <w:szCs w:val="24"/>
+          </w:rPr>
+          <w:t>[38]</w:t>
+        </w:r>
+      </w:hyperlink>
+    </w:p>
+    <w:p>
+      <w:r>
+        <w:t>第二是点表的人工确认闸门。候选点表与采集点表分开，编辑和试读不会直接更换运行中的点表；操作员看到试读结果后，单独执行带</w:t>
+      </w:r>
+      <w:r>
+        <w:t xml:space="preserve"> --confirm </w:t>
+      </w:r>
+      <w:r>
+        <w:t>的生效命令。测试读取与生效分属两条命令，固件不会在试读成功后自动提交。</w:t>
+      </w:r>
+      <w:hyperlink r:id="rId21">
+        <w:r>
+          <w:rPr>
+            <w:color w:val="24588D"/>
+            <w:sz w:val="24"/>
+            <w:szCs w:val="24"/>
+          </w:rPr>
+          <w:t>[2]</w:t>
+        </w:r>
+      </w:hyperlink>
+      <w:hyperlink r:id="rId22">
+        <w:r>
+          <w:rPr>
+            <w:color w:val="24588D"/>
+            <w:sz w:val="24"/>
+            <w:szCs w:val="24"/>
+          </w:rPr>
+          <w:t>[10]</w:t>
+        </w:r>
+      </w:hyperlink>
+    </w:p>
+    <w:p>
+      <w:r>
+        <w:t>第三是边界明确的运营助手。</w:t>
+      </w:r>
+      <w:r>
+        <w:t xml:space="preserve">openvelaClaw </w:t>
+      </w:r>
+      <w:r>
+        <w:t>只做查询和解释，可调用的命令在</w:t>
+      </w:r>
+      <w:r>
+        <w:t xml:space="preserve"> C </w:t>
+      </w:r>
+      <w:r>
+        <w:t>层按允许表限制，文件访问限定在数据目录内。模型结论与本地规则结论在界面上分开标注；已落实的边界见图</w:t>
+      </w:r>
+      <w:r>
+        <w:t xml:space="preserve"> 6</w:t>
+      </w:r>
+      <w:r>
+        <w:t>，尚未落实的部分见</w:t>
+      </w:r>
+      <w:r>
+        <w:t xml:space="preserve"> 3.7</w:t>
+      </w:r>
+      <w:r>
+        <w:t>。</w:t>
+      </w:r>
+      <w:hyperlink r:id="rId23">
+        <w:r>
+          <w:rPr>
+            <w:color w:val="24588D"/>
+            <w:sz w:val="24"/>
+            <w:szCs w:val="24"/>
+          </w:rPr>
+          <w:t>[4]</w:t>
+        </w:r>
+      </w:hyperlink>
+      <w:hyperlink r:id="rId24">
+        <w:r>
+          <w:rPr>
+            <w:color w:val="24588D"/>
+            <w:sz w:val="24"/>
+            <w:szCs w:val="24"/>
+          </w:rPr>
+          <w:t>[19]</w:t>
+        </w:r>
+      </w:hyperlink>
+    </w:p>
+    <w:p>
+      <w:r>
+        <w:t>第四是端端与端云分工。板端、</w:t>
+      </w:r>
+      <w:r>
+        <w:t xml:space="preserve">Windows </w:t>
+      </w:r>
+      <w:r>
+        <w:t>点表上位机与只读云看板构成三端协作：电脑负责生成和确认配置，板端负责本地判断与解释，</w:t>
+      </w:r>
+      <w:r>
+        <w:lastRenderedPageBreak/>
+        <w:t>云端只做留档与检索，三者通过串口协议与</w:t>
+      </w:r>
+      <w:r>
+        <w:t xml:space="preserve"> MQTT </w:t>
+      </w:r>
+      <w:r>
+        <w:t>四类主题解耦。</w:t>
+      </w:r>
+      <w:hyperlink r:id="rId25">
+        <w:r>
+          <w:rPr>
+            <w:color w:val="24588D"/>
+            <w:sz w:val="24"/>
+            <w:szCs w:val="24"/>
+          </w:rPr>
+          <w:t>[28]</w:t>
+        </w:r>
+      </w:hyperlink>
+      <w:hyperlink r:id="rId26">
+        <w:r>
+          <w:rPr>
+            <w:color w:val="24588D"/>
+            <w:sz w:val="24"/>
+            <w:szCs w:val="24"/>
+          </w:rPr>
+          <w:t>[30]</w:t>
+        </w:r>
+      </w:hyperlink>
+    </w:p>
+    <w:p>
+      <w:pPr>
+        <w:pStyle w:val="2"/>
+      </w:pPr>
+      <w:bookmarkStart w:id="7" w:name="_Toc240471163"/>
+      <w:r>
+        <w:t xml:space="preserve">3.2 </w:t>
+      </w:r>
+      <w:r>
+        <w:t>系统方案设计</w:t>
+      </w:r>
+      <w:bookmarkEnd w:id="7"/>
+    </w:p>
+    <w:p>
+      <w:pPr>
+        <w:pStyle w:val="3"/>
+      </w:pPr>
+      <w:bookmarkStart w:id="8" w:name="_Toc240471164"/>
+      <w:r>
+        <w:t>系统总体架构</w:t>
+      </w:r>
+      <w:bookmarkEnd w:id="8"/>
+    </w:p>
+    <w:p>
+      <w:r>
+        <w:t>系统由现场</w:t>
+      </w:r>
+      <w:r>
+        <w:t xml:space="preserve"> Modbus </w:t>
+      </w:r>
+      <w:r>
+        <w:t>从站、</w:t>
+      </w:r>
+      <w:r>
+        <w:t xml:space="preserve">H750B-DK </w:t>
+      </w:r>
+      <w:r>
+        <w:t>网关和联网服务组成。现场从站提供寄存器数据；</w:t>
+      </w:r>
+      <w:r>
+        <w:t xml:space="preserve">openvela </w:t>
+      </w:r>
+      <w:r>
+        <w:t>网关负责主站采集、配置管理、图形界面与</w:t>
+      </w:r>
+      <w:r>
+        <w:t xml:space="preserve"> openvelaClaw </w:t>
+      </w:r>
+      <w:r>
+        <w:t>运行。</w:t>
+      </w:r>
+      <w:r>
+        <w:t xml:space="preserve">MiMo </w:t>
+      </w:r>
+      <w:r>
+        <w:t>提供云端推理，</w:t>
+      </w:r>
+      <w:r>
+        <w:t xml:space="preserve">MQTT Broker </w:t>
+      </w:r>
+      <w:r>
+        <w:t>接收设备上报。</w:t>
+      </w:r>
+      <w:r>
+        <w:t xml:space="preserve">LVGL </w:t>
+      </w:r>
+      <w:r>
+        <w:t>是嵌入式图形组件库；</w:t>
+      </w:r>
+      <w:r>
+        <w:t xml:space="preserve">openvelaClaw </w:t>
+      </w:r>
+      <w:r>
+        <w:t>是基于</w:t>
+      </w:r>
+      <w:r>
+        <w:t xml:space="preserve"> openvela </w:t>
+      </w:r>
+      <w:r>
+        <w:t>的</w:t>
+      </w:r>
+      <w:r>
+        <w:t xml:space="preserve"> AI Agent </w:t>
+      </w:r>
+      <w:r>
+        <w:t>智能引擎，也就是</w:t>
+      </w:r>
+      <w:r>
+        <w:t xml:space="preserve"> openvela </w:t>
+      </w:r>
+      <w:r>
+        <w:t>的端侧</w:t>
+      </w:r>
+      <w:r>
+        <w:t xml:space="preserve"> AI Agent </w:t>
+      </w:r>
+      <w:r>
+        <w:t>框架，代码包名为</w:t>
+      </w:r>
+      <w:r>
+        <w:t xml:space="preserve"> packages/ai_agent</w:t>
+      </w:r>
+      <w:r>
+        <w:t>，本作品在该框架上运行一组边界明确的工具。电脑用于上位机配置、开发和救援；云端另有只读看板，订阅四类主题并留存历史，不向设备下发命令。</w:t>
+      </w:r>
+    </w:p>
+    <w:p>
+      <w:pPr>
+        <w:keepNext/>
+        <w:spacing w:before="120" w:after="60" w:line="240" w:lineRule="auto"/>
+        <w:ind w:firstLine="0"/>
+        <w:jc w:val="center"/>
+      </w:pPr>
+      <w:r>
+        <w:rPr>
+          <w:noProof/>
+        </w:rPr>
+        <w:drawing>
+          <wp:inline distT="0" distB="0" distL="0" distR="0" wp14:anchorId="43E70EDA" wp14:editId="1231AAC6">
             <wp:extent cx="5615940" cy="3275965"/>
             <wp:effectExtent l="0" t="0" r="0" b="0"/>
-            <wp:docPr id="1" name="Picture 1" descr="图 1  系统总体架构：现场、板端与云端的职责分工"/>
+            <wp:docPr id="2" name="Picture 2" descr="图 2  系统总体架构：现场、板端与云端的职责分工"/>
             <wp:cNvGraphicFramePr>
               <a:graphicFrameLocks xmlns:a="http://schemas.openxmlformats.org/drawingml/2006/main" noChangeAspect="1"/>
             </wp:cNvGraphicFramePr>
@@ -4744,7 +4806,7 @@
                     <pic:cNvPicPr/>
                   </pic:nvPicPr>
                   <pic:blipFill>
-                    <a:blip r:embed="rId26"/>
+                    <a:blip r:embed="rId27"/>
                     <a:stretch>
                       <a:fillRect/>
                     </a:stretch>
@@ -4773,17 +4835,127 @@
         <w:t>图</w:t>
       </w:r>
       <w:r>
-        <w:t xml:space="preserve"> 1  </w:t>
+        <w:t xml:space="preserve"> 2  </w:t>
       </w:r>
       <w:r>
         <w:t>系统总体架构：现场、板端与云端的职责分工</w:t>
+      </w:r>
+    </w:p>
+    <w:p>
+      <w:r>
+        <w:lastRenderedPageBreak/>
+        <w:t>图</w:t>
+      </w:r>
+      <w:r>
+        <w:t xml:space="preserve"> 2 </w:t>
+      </w:r>
+      <w:r>
+        <w:t>给出的是职责分工，实际联调时的接线关系见图</w:t>
+      </w:r>
+      <w:r>
+        <w:t xml:space="preserve"> 3</w:t>
+      </w:r>
+      <w:r>
+        <w:t>：网关主板同时接一路真实</w:t>
+      </w:r>
+      <w:r>
+        <w:t xml:space="preserve"> Modbus </w:t>
+      </w:r>
+      <w:r>
+        <w:t>从站（</w:t>
+      </w:r>
+      <w:r>
+        <w:t xml:space="preserve">RS485 </w:t>
+      </w:r>
+      <w:r>
+        <w:t>温湿度变送器）与一路</w:t>
+      </w:r>
+      <w:r>
+        <w:t xml:space="preserve"> RS485 </w:t>
+      </w:r>
+      <w:r>
+        <w:t>转</w:t>
+      </w:r>
+      <w:r>
+        <w:t xml:space="preserve"> USB </w:t>
+      </w:r>
+      <w:r>
+        <w:t>的总线模拟器，周期采集与人工试读共用这条半双工总线。</w:t>
+      </w:r>
+    </w:p>
+    <w:p>
+      <w:pPr>
+        <w:keepNext/>
+        <w:spacing w:before="120" w:after="60" w:line="240" w:lineRule="auto"/>
+        <w:ind w:firstLine="0"/>
+        <w:jc w:val="center"/>
+      </w:pPr>
+      <w:r>
+        <w:rPr>
+          <w:noProof/>
+        </w:rPr>
+        <w:drawing>
+          <wp:inline distT="0" distB="0" distL="0" distR="0" wp14:anchorId="16711EC9" wp14:editId="0CB6C8FC">
+            <wp:extent cx="4605070" cy="3453803"/>
+            <wp:effectExtent l="0" t="0" r="0" b="0"/>
+            <wp:docPr id="3" name="Picture 3" descr="图 3  实物联调拓扑：网关、真实 Modbus 从站与总线模拟器"/>
+            <wp:cNvGraphicFramePr>
+              <a:graphicFrameLocks xmlns:a="http://schemas.openxmlformats.org/drawingml/2006/main" noChangeAspect="1"/>
+            </wp:cNvGraphicFramePr>
+            <a:graphic xmlns:a="http://schemas.openxmlformats.org/drawingml/2006/main">
+              <a:graphicData uri="http://schemas.openxmlformats.org/drawingml/2006/picture">
+                <pic:pic xmlns:pic="http://schemas.openxmlformats.org/drawingml/2006/picture">
+                  <pic:nvPicPr>
+                    <pic:cNvPr id="0" name="rig-topology.jpg"/>
+                    <pic:cNvPicPr/>
+                  </pic:nvPicPr>
+                  <pic:blipFill>
+                    <a:blip r:embed="rId28"/>
+                    <a:stretch>
+                      <a:fillRect/>
+                    </a:stretch>
+                  </pic:blipFill>
+                  <pic:spPr>
+                    <a:xfrm>
+                      <a:off x="0" y="0"/>
+                      <a:ext cx="4605070" cy="3453803"/>
+                    </a:xfrm>
+                    <a:prstGeom prst="rect">
+                      <a:avLst/>
+                    </a:prstGeom>
+                  </pic:spPr>
+                </pic:pic>
+              </a:graphicData>
+            </a:graphic>
+          </wp:inline>
+        </w:drawing>
+      </w:r>
+    </w:p>
+    <w:p>
+      <w:pPr>
+        <w:pStyle w:val="a4"/>
+      </w:pPr>
+      <w:r>
+        <w:t>图</w:t>
+      </w:r>
+      <w:r>
+        <w:t xml:space="preserve"> 3  </w:t>
+      </w:r>
+      <w:r>
+        <w:t>实物联调拓扑：网关、真实</w:t>
+      </w:r>
+      <w:r>
+        <w:t xml:space="preserve"> Modbus </w:t>
+      </w:r>
+      <w:r>
+        <w:t>从站与总线模拟器</w:t>
       </w:r>
     </w:p>
     <w:p>
       <w:pPr>
         <w:pStyle w:val="3"/>
       </w:pPr>
-      <w:bookmarkStart w:id="9" w:name="_Toc240385758"/>
+      <w:bookmarkStart w:id="9" w:name="_Toc240471165"/>
       <w:r>
         <w:t>方案论证与选型</w:t>
       </w:r>
@@ -4823,7 +4995,7 @@
       <w:r>
         <w:t>和以太网接口都能直接用。另加一台长期在线电脑，会把采集与现场显示继续交给主机；把屏幕和网关拆成多个节点，又会多出同步和部署环节。同板实现少了这些问题，但内存预算更紧。</w:t>
       </w:r>
-      <w:hyperlink r:id="rId27">
+      <w:hyperlink r:id="rId29">
         <w:r>
           <w:rPr>
             <w:color w:val="24588D"/>
@@ -4833,7 +5005,7 @@
           <w:t>[9]</w:t>
         </w:r>
       </w:hyperlink>
-      <w:hyperlink r:id="rId28">
+      <w:hyperlink r:id="rId30">
         <w:r>
           <w:rPr>
             <w:color w:val="24588D"/>
@@ -4905,7 +5077,7 @@
       <w:r>
         <w:t>转发服务。</w:t>
       </w:r>
-      <w:hyperlink r:id="rId29">
+      <w:hyperlink r:id="rId31">
         <w:r>
           <w:rPr>
             <w:color w:val="24588D"/>
@@ -4915,7 +5087,7 @@
           <w:t>[7]</w:t>
         </w:r>
       </w:hyperlink>
-      <w:hyperlink r:id="rId30">
+      <w:hyperlink r:id="rId32">
         <w:r>
           <w:rPr>
             <w:color w:val="24588D"/>
@@ -4928,6 +5100,7 @@
     </w:p>
     <w:p>
       <w:r>
+        <w:lastRenderedPageBreak/>
         <w:t>本地有周期采集、规则告警、配置读写、运行统计和</w:t>
       </w:r>
       <w:r>
@@ -4942,7 +5115,7 @@
       <w:r>
         <w:t>在线。屏幕上的运行报告由固件统计，联网生成的解释与它分开。</w:t>
       </w:r>
-      <w:hyperlink r:id="rId31">
+      <w:hyperlink r:id="rId33">
         <w:r>
           <w:rPr>
             <w:color w:val="24588D"/>
@@ -4952,7 +5125,7 @@
           <w:t>[1]</w:t>
         </w:r>
       </w:hyperlink>
-      <w:hyperlink r:id="rId32">
+      <w:hyperlink r:id="rId34">
         <w:r>
           <w:rPr>
             <w:color w:val="24588D"/>
@@ -4962,7 +5135,7 @@
           <w:t>[3]</w:t>
         </w:r>
       </w:hyperlink>
-      <w:hyperlink r:id="rId33">
+      <w:hyperlink r:id="rId35">
         <w:r>
           <w:rPr>
             <w:color w:val="24588D"/>
@@ -4975,14 +5148,7 @@
     </w:p>
     <w:p>
       <w:r>
-        <w:lastRenderedPageBreak/>
-        <w:t>有两项看起来更聪明的做法被主动否决，理由都是现场可靠性。一是波特率矩阵扫描：本机只有一个串口，任一时刻只能工作在一种波特率上，列入更多档位只会拉长扫描时间而不提高命中率，阶段</w:t>
-      </w:r>
-      <w:r>
-        <w:t xml:space="preserve"> 1 </w:t>
-      </w:r>
-      <w:r>
-        <w:t>固定</w:t>
+        <w:t>有两项方案在设计阶段被否决，理由都是现场可靠性。一是波特率矩阵扫描：本机只有一个串口，任一时刻只能工作在一种波特率上，列入更多档位只会拉长扫描时间而不提高命中率，当前固定</w:t>
       </w:r>
       <w:r>
         <w:t xml:space="preserve"> 9600</w:t>
@@ -4990,7 +5156,7 @@
       <w:r>
         <w:t>。二是让模型识别设备型号来推断寄存器语义：工业现场以供应商手册为准，模型识别无法保证准确率，因此点表仍由人工按手册配置并用试读验证。</w:t>
       </w:r>
-      <w:hyperlink r:id="rId34">
+      <w:hyperlink r:id="rId36">
         <w:r>
           <w:rPr>
             <w:color w:val="24588D"/>
@@ -5047,7 +5213,7 @@
       <w:r>
         <w:t>协议，不为每台现场笔记本再部署运行时。三个部分各自可单独替换，也不增加板端的内存负担。</w:t>
       </w:r>
-      <w:hyperlink r:id="rId35">
+      <w:hyperlink r:id="rId37">
         <w:r>
           <w:rPr>
             <w:color w:val="24588D"/>
@@ -5057,7 +5223,7 @@
           <w:t>[28]</w:t>
         </w:r>
       </w:hyperlink>
-      <w:hyperlink r:id="rId36">
+      <w:hyperlink r:id="rId38">
         <w:r>
           <w:rPr>
             <w:color w:val="24588D"/>
@@ -5072,7 +5238,7 @@
       <w:pPr>
         <w:pStyle w:val="3"/>
       </w:pPr>
-      <w:bookmarkStart w:id="10" w:name="_Toc240385759"/>
+      <w:bookmarkStart w:id="10" w:name="_Toc240471166"/>
       <w:r>
         <w:t>关键模块设计</w:t>
       </w:r>
@@ -5713,6 +5879,7 @@
     </w:tbl>
     <w:p>
       <w:r>
+        <w:lastRenderedPageBreak/>
         <w:t xml:space="preserve">RJ45 </w:t>
       </w:r>
       <w:r>
@@ -5740,20 +5907,10 @@
         <w:t xml:space="preserve"> HTTPS </w:t>
       </w:r>
       <w:r>
-        <w:t>直连。</w:t>
-      </w:r>
-      <w:r>
-        <w:t xml:space="preserve">2026-09-14 </w:t>
-      </w:r>
-      <w:r>
-        <w:t>板端验收四项断言全部通过（</w:t>
-      </w:r>
-      <w:r>
-        <w:t xml:space="preserve">PASS=4 </w:t>
-      </w:r>
-      <w:r>
-        <w:lastRenderedPageBreak/>
-        <w:t>FAIL=0</w:t>
+        <w:t>直连。板端验收四项断言全部通过（</w:t>
+      </w:r>
+      <w:r>
+        <w:t>PASS=4 FAIL=0</w:t>
       </w:r>
       <w:r>
         <w:t>），涵盖设备标识、链路状态、以太网地址与</w:t>
@@ -5764,7 +5921,7 @@
       <w:r>
         <w:t>在线。</w:t>
       </w:r>
-      <w:hyperlink r:id="rId37">
+      <w:hyperlink r:id="rId39">
         <w:r>
           <w:rPr>
             <w:color w:val="24588D"/>
@@ -5774,7 +5931,7 @@
           <w:t>[6]</w:t>
         </w:r>
       </w:hyperlink>
-      <w:hyperlink r:id="rId38">
+      <w:hyperlink r:id="rId40">
         <w:r>
           <w:rPr>
             <w:color w:val="24588D"/>
@@ -5784,7 +5941,7 @@
           <w:t>[8]</w:t>
         </w:r>
       </w:hyperlink>
-      <w:hyperlink r:id="rId39">
+      <w:hyperlink r:id="rId41">
         <w:r>
           <w:rPr>
             <w:color w:val="24588D"/>
@@ -5794,7 +5951,7 @@
           <w:t>[20]</w:t>
         </w:r>
       </w:hyperlink>
-      <w:hyperlink r:id="rId40">
+      <w:hyperlink r:id="rId42">
         <w:r>
           <w:rPr>
             <w:color w:val="24588D"/>
@@ -5817,10 +5974,10 @@
           <w:noProof/>
         </w:rPr>
         <w:drawing>
-          <wp:inline distT="0" distB="0" distL="0" distR="0" wp14:anchorId="2966430C" wp14:editId="5326EFDC">
+          <wp:inline distT="0" distB="0" distL="0" distR="0" wp14:anchorId="5B49155B" wp14:editId="1DC52B89">
             <wp:extent cx="5615940" cy="3182366"/>
             <wp:effectExtent l="0" t="0" r="0" b="0"/>
-            <wp:docPr id="2" name="Picture 2" descr="图 2  板端首页：32 个点位的快照与状态栏"/>
+            <wp:docPr id="4" name="Picture 4" descr="图 4  板端首页：32 个点位的快照与状态栏"/>
             <wp:cNvGraphicFramePr>
               <a:graphicFrameLocks xmlns:a="http://schemas.openxmlformats.org/drawingml/2006/main" noChangeAspect="1"/>
             </wp:cNvGraphicFramePr>
@@ -5832,7 +5989,7 @@
                     <pic:cNvPicPr/>
                   </pic:nvPicPr>
                   <pic:blipFill>
-                    <a:blip r:embed="rId41"/>
+                    <a:blip r:embed="rId43"/>
                     <a:stretch>
                       <a:fillRect/>
                     </a:stretch>
@@ -5861,7 +6018,7 @@
         <w:t>图</w:t>
       </w:r>
       <w:r>
-        <w:t xml:space="preserve"> 2  </w:t>
+        <w:t xml:space="preserve"> 4  </w:t>
       </w:r>
       <w:r>
         <w:t>板端首页：</w:t>
@@ -5919,7 +6076,7 @@
       <w:r>
         <w:t>。</w:t>
       </w:r>
-      <w:hyperlink r:id="rId42">
+      <w:hyperlink r:id="rId44">
         <w:r>
           <w:rPr>
             <w:color w:val="24588D"/>
@@ -5929,7 +6086,7 @@
           <w:t>[25]</w:t>
         </w:r>
       </w:hyperlink>
-      <w:hyperlink r:id="rId43">
+      <w:hyperlink r:id="rId45">
         <w:r>
           <w:rPr>
             <w:color w:val="24588D"/>
@@ -5944,7 +6101,7 @@
       <w:pPr>
         <w:pStyle w:val="2"/>
       </w:pPr>
-      <w:bookmarkStart w:id="11" w:name="_Toc240385760"/>
+      <w:bookmarkStart w:id="11" w:name="_Toc240471167"/>
       <w:r>
         <w:t xml:space="preserve">3.3 </w:t>
       </w:r>
@@ -5957,7 +6114,7 @@
       <w:pPr>
         <w:pStyle w:val="3"/>
       </w:pPr>
-      <w:bookmarkStart w:id="12" w:name="_Toc240385761"/>
+      <w:bookmarkStart w:id="12" w:name="_Toc240471168"/>
       <w:r>
         <w:t xml:space="preserve">openvelaClaw </w:t>
       </w:r>
@@ -6004,7 +6161,11 @@
         <w:t xml:space="preserve"> Skill</w:t>
       </w:r>
       <w:r>
-        <w:t>，并运行</w:t>
+        <w:t>，并</w:t>
+      </w:r>
+      <w:r>
+        <w:lastRenderedPageBreak/>
+        <w:t>运行</w:t>
       </w:r>
       <w:r>
         <w:t xml:space="preserve"> ReAct </w:t>
@@ -6028,10 +6189,9 @@
         <w:t xml:space="preserve">ReAct </w:t>
       </w:r>
       <w:r>
-        <w:lastRenderedPageBreak/>
         <w:t>指模型根据工具返回的结果继续推理，直到形成回答或达到轮次限制。</w:t>
       </w:r>
-      <w:hyperlink r:id="rId44">
+      <w:hyperlink r:id="rId46">
         <w:r>
           <w:rPr>
             <w:color w:val="24588D"/>
@@ -6041,7 +6201,7 @@
           <w:t>[7]</w:t>
         </w:r>
       </w:hyperlink>
-      <w:hyperlink r:id="rId45">
+      <w:hyperlink r:id="rId47">
         <w:r>
           <w:rPr>
             <w:color w:val="24588D"/>
@@ -6074,7 +6234,7 @@
       <w:r>
         <w:t>。数据缺失必须保留不确定性，不能用推测补齐真实读数。工具调用与拦截通过框架的系统日志记录。</w:t>
       </w:r>
-      <w:hyperlink r:id="rId46">
+      <w:hyperlink r:id="rId48">
         <w:r>
           <w:rPr>
             <w:color w:val="24588D"/>
@@ -6084,7 +6244,7 @@
           <w:t>[4]</w:t>
         </w:r>
       </w:hyperlink>
-      <w:hyperlink r:id="rId47">
+      <w:hyperlink r:id="rId49">
         <w:r>
           <w:rPr>
             <w:color w:val="24588D"/>
@@ -6099,7 +6259,7 @@
       <w:pPr>
         <w:pStyle w:val="3"/>
       </w:pPr>
-      <w:bookmarkStart w:id="13" w:name="_Toc240385762"/>
+      <w:bookmarkStart w:id="13" w:name="_Toc240471169"/>
       <w:r>
         <w:t>阈值与离线的确定性判定</w:t>
       </w:r>
@@ -6145,7 +6305,7 @@
       <w:r>
         <w:t>的数值容差，避免浮点比较在边界上抖动。同一时刻允许多个告警并存，首页按严重、离线、预警的顺序选取主要告警。</w:t>
       </w:r>
-      <w:hyperlink r:id="rId48">
+      <w:hyperlink r:id="rId50">
         <w:r>
           <w:rPr>
             <w:color w:val="24588D"/>
@@ -6158,13 +6318,7 @@
     </w:p>
     <w:p>
       <w:r>
-        <w:t>离线判定在</w:t>
-      </w:r>
-      <w:r>
-        <w:t xml:space="preserve"> 2026-09-12 </w:t>
-      </w:r>
-      <w:r>
-        <w:t>由连续失败计数改为滑动窗口失败率。旧规则连续</w:t>
+        <w:t>离线判定采用滑动窗口失败率，取代早期的连续失败计数。旧规则连续</w:t>
       </w:r>
       <w:r>
         <w:t xml:space="preserve"> 3 </w:t>
@@ -6227,12 +6381,12 @@
         <w:t>秒内触发，演示节拍不受影响。两种规则在典型现象下的差别见图</w:t>
       </w:r>
       <w:r>
-        <w:t xml:space="preserve"> 3</w:t>
+        <w:t xml:space="preserve"> 5</w:t>
       </w:r>
       <w:r>
         <w:t>。</w:t>
       </w:r>
-      <w:hyperlink r:id="rId49">
+      <w:hyperlink r:id="rId51">
         <w:r>
           <w:rPr>
             <w:color w:val="24588D"/>
@@ -6242,7 +6396,7 @@
           <w:t>[37]</w:t>
         </w:r>
       </w:hyperlink>
-      <w:hyperlink r:id="rId50">
+      <w:hyperlink r:id="rId52">
         <w:r>
           <w:rPr>
             <w:color w:val="24588D"/>
@@ -6263,7 +6417,7 @@
       <w:r>
         <w:t>秒内取不到就跳过该轮，避免两者在半双工链路上互相打断。</w:t>
       </w:r>
-      <w:hyperlink r:id="rId51">
+      <w:hyperlink r:id="rId53">
         <w:r>
           <w:rPr>
             <w:color w:val="24588D"/>
@@ -6287,10 +6441,10 @@
         </w:rPr>
         <w:lastRenderedPageBreak/>
         <w:drawing>
-          <wp:inline distT="0" distB="0" distL="0" distR="0" wp14:anchorId="17CCB639" wp14:editId="23776061">
+          <wp:inline distT="0" distB="0" distL="0" distR="0" wp14:anchorId="3023FAB1" wp14:editId="6F551C8F">
             <wp:extent cx="5615940" cy="3182366"/>
             <wp:effectExtent l="0" t="0" r="0" b="0"/>
-            <wp:docPr id="3" name="Picture 3" descr="图 3  离线判定由连续失败计数改为滑窗失败率"/>
+            <wp:docPr id="5" name="Picture 5" descr="图 5  离线判定由连续失败计数改为滑窗失败率"/>
             <wp:cNvGraphicFramePr>
               <a:graphicFrameLocks xmlns:a="http://schemas.openxmlformats.org/drawingml/2006/main" noChangeAspect="1"/>
             </wp:cNvGraphicFramePr>
@@ -6302,7 +6456,7 @@
                     <pic:cNvPicPr/>
                   </pic:nvPicPr>
                   <pic:blipFill>
-                    <a:blip r:embed="rId52"/>
+                    <a:blip r:embed="rId54"/>
                     <a:stretch>
                       <a:fillRect/>
                     </a:stretch>
@@ -6331,7 +6485,7 @@
         <w:t>图</w:t>
       </w:r>
       <w:r>
-        <w:t xml:space="preserve"> 3  </w:t>
+        <w:t xml:space="preserve"> 5  </w:t>
       </w:r>
       <w:r>
         <w:t>离线判定由连续失败计数改为滑窗失败率</w:t>
@@ -6357,15 +6511,9 @@
         <w:t xml:space="preserve"> --confirm</w:t>
       </w:r>
       <w:r>
-        <w:t>，编辑与试读命令不调用这一提交路径。试读记录与生效版本的强绑定尚未实现，列入</w:t>
-      </w:r>
-      <w:r>
-        <w:t xml:space="preserve"> 3.7</w:t>
-      </w:r>
-      <w:r>
-        <w:t>。</w:t>
-      </w:r>
-      <w:hyperlink r:id="rId53">
+        <w:t>，编辑与试读命令不调用这一提交路径。试读记录与生效版本的强绑定尚未实现。</w:t>
+      </w:r>
+      <w:hyperlink r:id="rId55">
         <w:r>
           <w:rPr>
             <w:color w:val="24588D"/>
@@ -6375,7 +6523,7 @@
           <w:t>[2]</w:t>
         </w:r>
       </w:hyperlink>
-      <w:hyperlink r:id="rId54">
+      <w:hyperlink r:id="rId56">
         <w:r>
           <w:rPr>
             <w:color w:val="24588D"/>
@@ -6399,10 +6547,10 @@
         </w:rPr>
         <w:lastRenderedPageBreak/>
         <w:drawing>
-          <wp:inline distT="0" distB="0" distL="0" distR="0" wp14:anchorId="35B94181" wp14:editId="1F12CAA8">
+          <wp:inline distT="0" distB="0" distL="0" distR="0" wp14:anchorId="2F3585FF" wp14:editId="33625EC8">
             <wp:extent cx="5615940" cy="3619162"/>
             <wp:effectExtent l="0" t="0" r="0" b="0"/>
-            <wp:docPr id="4" name="Picture 4" descr="图 4  本地安全环与点表人工确认闸门"/>
+            <wp:docPr id="6" name="Picture 6" descr="图 6  本地安全环与点表人工确认闸门"/>
             <wp:cNvGraphicFramePr>
               <a:graphicFrameLocks xmlns:a="http://schemas.openxmlformats.org/drawingml/2006/main" noChangeAspect="1"/>
             </wp:cNvGraphicFramePr>
@@ -6414,7 +6562,7 @@
                     <pic:cNvPicPr/>
                   </pic:nvPicPr>
                   <pic:blipFill>
-                    <a:blip r:embed="rId55"/>
+                    <a:blip r:embed="rId57"/>
                     <a:stretch>
                       <a:fillRect/>
                     </a:stretch>
@@ -6443,7 +6591,7 @@
         <w:t>图</w:t>
       </w:r>
       <w:r>
-        <w:t xml:space="preserve"> 4  </w:t>
+        <w:t xml:space="preserve"> 6  </w:t>
       </w:r>
       <w:r>
         <w:t>本地安全环与点表人工确认闸门</w:t>
@@ -6453,7 +6601,7 @@
       <w:pPr>
         <w:pStyle w:val="3"/>
       </w:pPr>
-      <w:bookmarkStart w:id="14" w:name="_Toc240385763"/>
+      <w:bookmarkStart w:id="14" w:name="_Toc240471170"/>
       <w:r>
         <w:t>总线探查与寄存器解码</w:t>
       </w:r>
@@ -6467,24 +6615,18 @@
         <w:t xml:space="preserve"> C </w:t>
       </w:r>
       <w:r>
-        <w:t>代码完成，不经过模型。阶段</w:t>
+        <w:t>代码完成，不经过模型。当前固定</w:t>
+      </w:r>
+      <w:r>
+        <w:t xml:space="preserve"> 9600 </w:t>
+      </w:r>
+      <w:r>
+        <w:t>波特率，在</w:t>
       </w:r>
       <w:r>
         <w:t xml:space="preserve"> 1 </w:t>
       </w:r>
       <w:r>
-        <w:t>固定</w:t>
-      </w:r>
-      <w:r>
-        <w:t xml:space="preserve"> 9600 </w:t>
-      </w:r>
-      <w:r>
-        <w:t>波特率，在</w:t>
-      </w:r>
-      <w:r>
-        <w:t xml:space="preserve"> 1 </w:t>
-      </w:r>
-      <w:r>
         <w:t>到</w:t>
       </w:r>
       <w:r>
@@ -6536,12 +6678,12 @@
         <w:t>的生效命令后才进入配置槽，流程见图</w:t>
       </w:r>
       <w:r>
-        <w:t xml:space="preserve"> 5</w:t>
+        <w:t xml:space="preserve"> 7</w:t>
       </w:r>
       <w:r>
         <w:t>。</w:t>
       </w:r>
-      <w:hyperlink r:id="rId56">
+      <w:hyperlink r:id="rId58">
         <w:r>
           <w:rPr>
             <w:color w:val="24588D"/>
@@ -6551,7 +6693,7 @@
           <w:t>[35]</w:t>
         </w:r>
       </w:hyperlink>
-      <w:hyperlink r:id="rId57">
+      <w:hyperlink r:id="rId59">
         <w:r>
           <w:rPr>
             <w:color w:val="24588D"/>
@@ -6575,10 +6717,10 @@
         </w:rPr>
         <w:lastRenderedPageBreak/>
         <w:drawing>
-          <wp:inline distT="0" distB="0" distL="0" distR="0" wp14:anchorId="2EF54BE0" wp14:editId="136C96BC">
+          <wp:inline distT="0" distB="0" distL="0" distR="0" wp14:anchorId="5FDADBA5" wp14:editId="6A294399">
             <wp:extent cx="5615940" cy="2963968"/>
             <wp:effectExtent l="0" t="0" r="0" b="0"/>
-            <wp:docPr id="5" name="Picture 5" descr="图 5  总线探查：从陌生总线到候选点表"/>
+            <wp:docPr id="7" name="Picture 7" descr="图 7  总线探查：从陌生总线到候选点表"/>
             <wp:cNvGraphicFramePr>
               <a:graphicFrameLocks xmlns:a="http://schemas.openxmlformats.org/drawingml/2006/main" noChangeAspect="1"/>
             </wp:cNvGraphicFramePr>
@@ -6590,7 +6732,7 @@
                     <pic:cNvPicPr/>
                   </pic:nvPicPr>
                   <pic:blipFill>
-                    <a:blip r:embed="rId58"/>
+                    <a:blip r:embed="rId60"/>
                     <a:stretch>
                       <a:fillRect/>
                     </a:stretch>
@@ -6619,7 +6761,7 @@
         <w:t>图</w:t>
       </w:r>
       <w:r>
-        <w:t xml:space="preserve"> 5  </w:t>
+        <w:t xml:space="preserve"> 7  </w:t>
       </w:r>
       <w:r>
         <w:t>总线探查：从陌生总线到候选点表</w:t>
@@ -6663,9 +6805,9 @@
         <w:t xml:space="preserve"> 16 </w:t>
       </w:r>
       <w:r>
-        <w:t>号地址段，地址偏移与更宽的地址范围留待后续迭代。</w:t>
-      </w:r>
-      <w:hyperlink r:id="rId59">
+        <w:t>号地址段。</w:t>
+      </w:r>
+      <w:hyperlink r:id="rId61">
         <w:r>
           <w:rPr>
             <w:color w:val="24588D"/>
@@ -6720,15 +6862,9 @@
         <w:t xml:space="preserve"> 2 </w:t>
       </w:r>
       <w:r>
-        <w:t>个寄存器并出现字序选项，录入时校验取值合法性。多候选的自动求解尚未实现，见</w:t>
-      </w:r>
-      <w:r>
-        <w:t xml:space="preserve"> 3.7</w:t>
-      </w:r>
-      <w:r>
-        <w:t>。</w:t>
-      </w:r>
-      <w:hyperlink r:id="rId60">
+        <w:t>个寄存器并出现字序选项，录入时校验取值合法性。多候选的自动求解尚未实现。</w:t>
+      </w:r>
+      <w:hyperlink r:id="rId62">
         <w:r>
           <w:rPr>
             <w:color w:val="24588D"/>
@@ -6738,7 +6874,7 @@
           <w:t>[35]</w:t>
         </w:r>
       </w:hyperlink>
-      <w:hyperlink r:id="rId61">
+      <w:hyperlink r:id="rId63">
         <w:r>
           <w:rPr>
             <w:color w:val="24588D"/>
@@ -6753,7 +6889,7 @@
       <w:pPr>
         <w:pStyle w:val="3"/>
       </w:pPr>
-      <w:bookmarkStart w:id="15" w:name="_Toc240385764"/>
+      <w:bookmarkStart w:id="15" w:name="_Toc240471171"/>
       <w:r>
         <w:t>帧级质量统计与故障归因</w:t>
       </w:r>
@@ -6781,7 +6917,7 @@
       <w:r>
         <w:t>错、超时、回声和其他五类，并记录成功帧延迟的最小值、最大值与均值，另有一套开机以来的累计计数。其中回声帧指收到自己发出的字节，是半双工方向控制时序出错的直接证据。</w:t>
       </w:r>
-      <w:hyperlink r:id="rId62">
+      <w:hyperlink r:id="rId64">
         <w:r>
           <w:rPr>
             <w:color w:val="24588D"/>
@@ -6794,34 +6930,22 @@
     </w:p>
     <w:p>
       <w:r>
+        <w:t>这些计数是告警与排障的证据来源：链路劣化告警由帧统计越限触发，而</w:t>
+      </w:r>
+      <w:r>
+        <w:t xml:space="preserve"> 485 </w:t>
+      </w:r>
+      <w:r>
+        <w:t>故障归因按设计是一张确定性决策表，把全部从站不响应、</w:t>
+      </w:r>
+      <w:r>
         <w:lastRenderedPageBreak/>
-        <w:t>这些计数是告警与排障的证据来源：链路劣化告警由帧统计越限触发，而</w:t>
-      </w:r>
-      <w:r>
-        <w:t xml:space="preserve"> 485 </w:t>
-      </w:r>
-      <w:r>
-        <w:t>故障归因按设计是一张确定性决策表，把全部从站不响应、</w:t>
-      </w:r>
-      <w:r>
         <w:t xml:space="preserve">CRC </w:t>
       </w:r>
       <w:r>
-        <w:t>错随总线加长而增多、错误集中在长帧、响应延迟抖动大、收到回声帧等九类现象，分别映射到接线与供电、终端电阻缺失、波特率失配、总线竞争和方向时序等原因。扩展板的终端电阻为跳线可切，波特率可配且有多个从站，其中五类可以用真实硬件复现验证。归因规则库属阶段</w:t>
-      </w:r>
-      <w:r>
-        <w:t xml:space="preserve"> 2 </w:t>
-      </w:r>
-      <w:r>
-        <w:t>范围，本次未交付，见</w:t>
-      </w:r>
-      <w:r>
-        <w:t xml:space="preserve"> 3.7</w:t>
-      </w:r>
-      <w:r>
-        <w:t>。</w:t>
-      </w:r>
-      <w:hyperlink r:id="rId63">
+        <w:t>错随总线加长而增多、错误集中在长帧、响应延迟抖动大、收到回声帧等九类现象，分别映射到接线与供电、终端电阻缺失、波特率失配、总线竞争和方向时序等原因。扩展板的终端电阻为跳线可切，波特率可配且有多个从站，其中五类可以用真实硬件复现验证。归因规则库尚未交付。</w:t>
+      </w:r>
+      <w:hyperlink r:id="rId65">
         <w:r>
           <w:rPr>
             <w:color w:val="24588D"/>
@@ -6836,7 +6960,7 @@
       <w:pPr>
         <w:pStyle w:val="3"/>
       </w:pPr>
-      <w:bookmarkStart w:id="16" w:name="_Toc240385765"/>
+      <w:bookmarkStart w:id="16" w:name="_Toc240471172"/>
       <w:r>
         <w:t>掉电安全的配置提交</w:t>
       </w:r>
@@ -6867,7 +6991,7 @@
       <w:r>
         <w:t>与提交标记。写入顺序是先写非活动槽并同步落盘，再更新序号与校验值并再次同步，最后写提交标记。启动时选取序号最大且校验通过的一份，两份都损坏时回退出厂默认并在界面明确提示。这套顺序是配置文件在任意时刻断电后仍能启动的依据。</w:t>
       </w:r>
-      <w:hyperlink r:id="rId64">
+      <w:hyperlink r:id="rId66">
         <w:r>
           <w:rPr>
             <w:color w:val="24588D"/>
@@ -6882,7 +7006,7 @@
       <w:pPr>
         <w:pStyle w:val="3"/>
       </w:pPr>
-      <w:bookmarkStart w:id="17" w:name="_Toc240385766"/>
+      <w:bookmarkStart w:id="17" w:name="_Toc240471173"/>
       <w:r>
         <w:t xml:space="preserve">QSPI XIP </w:t>
       </w:r>
@@ -6944,7 +7068,7 @@
         <w:t>，容纳这段启动代码有余。启动链与升级路径的关系见图</w:t>
       </w:r>
       <w:r>
-        <w:t xml:space="preserve"> 6</w:t>
+        <w:t xml:space="preserve"> 8</w:t>
       </w:r>
       <w:r>
         <w:t>；该链路依赖</w:t>
@@ -6953,15 +7077,9 @@
         <w:t xml:space="preserve"> eMMC </w:t>
       </w:r>
       <w:r>
-        <w:t>先稳定可用，属后续阶段，见</w:t>
-      </w:r>
-      <w:r>
-        <w:t xml:space="preserve"> 3.7</w:t>
-      </w:r>
-      <w:r>
-        <w:t>。</w:t>
-      </w:r>
-      <w:hyperlink r:id="rId65">
+        <w:t>先稳定可用，尚未交付。</w:t>
+      </w:r>
+      <w:hyperlink r:id="rId67">
         <w:r>
           <w:rPr>
             <w:color w:val="24588D"/>
@@ -6971,7 +7089,7 @@
           <w:t>[32]</w:t>
         </w:r>
       </w:hyperlink>
-      <w:hyperlink r:id="rId66">
+      <w:hyperlink r:id="rId68">
         <w:r>
           <w:rPr>
             <w:color w:val="24588D"/>
@@ -6995,10 +7113,10 @@
         </w:rPr>
         <w:lastRenderedPageBreak/>
         <w:drawing>
-          <wp:inline distT="0" distB="0" distL="0" distR="0" wp14:anchorId="47DF7347" wp14:editId="6256417C">
+          <wp:inline distT="0" distB="0" distL="0" distR="0" wp14:anchorId="4C132BAF" wp14:editId="167FB005">
             <wp:extent cx="5615940" cy="3369564"/>
             <wp:effectExtent l="0" t="0" r="0" b="0"/>
-            <wp:docPr id="6" name="Picture 6" descr="图 6  QSPI 原地执行约束下的启动链与升级路径"/>
+            <wp:docPr id="8" name="Picture 8" descr="图 8  QSPI 原地执行约束下的启动链与升级路径"/>
             <wp:cNvGraphicFramePr>
               <a:graphicFrameLocks xmlns:a="http://schemas.openxmlformats.org/drawingml/2006/main" noChangeAspect="1"/>
             </wp:cNvGraphicFramePr>
@@ -7010,7 +7128,7 @@
                     <pic:cNvPicPr/>
                   </pic:nvPicPr>
                   <pic:blipFill>
-                    <a:blip r:embed="rId67"/>
+                    <a:blip r:embed="rId69"/>
                     <a:stretch>
                       <a:fillRect/>
                     </a:stretch>
@@ -7039,7 +7157,7 @@
         <w:t>图</w:t>
       </w:r>
       <w:r>
-        <w:t xml:space="preserve"> 6  QSPI </w:t>
+        <w:t xml:space="preserve"> 8  QSPI </w:t>
       </w:r>
       <w:r>
         <w:t>原地执行约束下的启动链与升级路径</w:t>
@@ -7049,7 +7167,7 @@
       <w:pPr>
         <w:pStyle w:val="3"/>
       </w:pPr>
-      <w:bookmarkStart w:id="18" w:name="_Toc240385767"/>
+      <w:bookmarkStart w:id="18" w:name="_Toc240471174"/>
       <w:r>
         <w:t xml:space="preserve">openvela </w:t>
       </w:r>
@@ -7092,7 +7210,7 @@
       <w:r>
         <w:t>点窗口，越限点单独着色。</w:t>
       </w:r>
-      <w:hyperlink r:id="rId68">
+      <w:hyperlink r:id="rId70">
         <w:r>
           <w:rPr>
             <w:color w:val="24588D"/>
@@ -7102,7 +7220,7 @@
           <w:t>[3]</w:t>
         </w:r>
       </w:hyperlink>
-      <w:hyperlink r:id="rId69">
+      <w:hyperlink r:id="rId71">
         <w:r>
           <w:rPr>
             <w:color w:val="24588D"/>
@@ -7112,7 +7230,7 @@
           <w:t>[13]</w:t>
         </w:r>
       </w:hyperlink>
-      <w:hyperlink r:id="rId70">
+      <w:hyperlink r:id="rId72">
         <w:r>
           <w:rPr>
             <w:color w:val="24588D"/>
@@ -7122,7 +7240,7 @@
           <w:t>[14]</w:t>
         </w:r>
       </w:hyperlink>
-      <w:hyperlink r:id="rId71">
+      <w:hyperlink r:id="rId73">
         <w:r>
           <w:rPr>
             <w:color w:val="24588D"/>
@@ -7203,7 +7321,7 @@
       <w:r>
         <w:t>交互渠道。</w:t>
       </w:r>
-      <w:hyperlink r:id="rId72">
+      <w:hyperlink r:id="rId74">
         <w:r>
           <w:rPr>
             <w:color w:val="24588D"/>
@@ -7240,7 +7358,7 @@
       <w:r>
         <w:t>。</w:t>
       </w:r>
-      <w:hyperlink r:id="rId73">
+      <w:hyperlink r:id="rId75">
         <w:r>
           <w:rPr>
             <w:color w:val="24588D"/>
@@ -7298,15 +7416,9 @@
         <w:t xml:space="preserve"> 4 KiB</w:t>
       </w:r>
       <w:r>
-        <w:t>，并按需启动主循环。这些数值说明配置预算，整机余量见</w:t>
-      </w:r>
-      <w:r>
-        <w:t xml:space="preserve"> 3.7</w:t>
-      </w:r>
-      <w:r>
-        <w:t>。</w:t>
-      </w:r>
-      <w:hyperlink r:id="rId74">
+        <w:t>，并按需启动主循环。</w:t>
+      </w:r>
+      <w:hyperlink r:id="rId76">
         <w:r>
           <w:rPr>
             <w:color w:val="24588D"/>
@@ -7331,7 +7443,7 @@
         <w:t xml:space="preserve"> openvelaClaw </w:t>
       </w:r>
       <w:r>
-        <w:t>适配。后续可以把受限</w:t>
+        <w:t>适配。后续可以把资源受限</w:t>
       </w:r>
       <w:r>
         <w:t xml:space="preserve"> MCU </w:t>
@@ -7362,7 +7474,7 @@
       <w:pPr>
         <w:pStyle w:val="2"/>
       </w:pPr>
-      <w:bookmarkStart w:id="19" w:name="_Toc240385768"/>
+      <w:bookmarkStart w:id="19" w:name="_Toc240471175"/>
       <w:r>
         <w:t xml:space="preserve">3.4 </w:t>
       </w:r>
@@ -7375,7 +7487,7 @@
       <w:pPr>
         <w:pStyle w:val="3"/>
       </w:pPr>
-      <w:bookmarkStart w:id="20" w:name="_Toc240385769"/>
+      <w:bookmarkStart w:id="20" w:name="_Toc240471176"/>
       <w:r>
         <w:t>软件架构与启动</w:t>
       </w:r>
@@ -7428,7 +7540,7 @@
         <w:t xml:space="preserve"> ai_agent </w:t>
       </w:r>
       <w:r>
-        <w:t>命令进入交互渠道。带屏自启已在历史启动记录中观察到，完整工具轮次的验证范围见</w:t>
+        <w:t>命令进入交互渠道。带屏自启已在实际启动记录中观察到，完整工具轮次的验证范围见</w:t>
       </w:r>
       <w:r>
         <w:t xml:space="preserve"> 3.5</w:t>
@@ -7436,7 +7548,7 @@
       <w:r>
         <w:t>。</w:t>
       </w:r>
-      <w:hyperlink r:id="rId75">
+      <w:hyperlink r:id="rId77">
         <w:r>
           <w:rPr>
             <w:color w:val="24588D"/>
@@ -7446,7 +7558,7 @@
           <w:t>[3]</w:t>
         </w:r>
       </w:hyperlink>
-      <w:hyperlink r:id="rId76">
+      <w:hyperlink r:id="rId78">
         <w:r>
           <w:rPr>
             <w:color w:val="24588D"/>
@@ -7456,7 +7568,7 @@
           <w:t>[4]</w:t>
         </w:r>
       </w:hyperlink>
-      <w:hyperlink r:id="rId77">
+      <w:hyperlink r:id="rId79">
         <w:r>
           <w:rPr>
             <w:color w:val="24588D"/>
@@ -7804,7 +7916,7 @@
       <w:pPr>
         <w:pStyle w:val="3"/>
       </w:pPr>
-      <w:bookmarkStart w:id="21" w:name="_Toc240385770"/>
+      <w:bookmarkStart w:id="21" w:name="_Toc240471177"/>
       <w:r>
         <w:t>四条数据路径</w:t>
       </w:r>
@@ -7822,10 +7934,10 @@
           <w:noProof/>
         </w:rPr>
         <w:drawing>
-          <wp:inline distT="0" distB="0" distL="0" distR="0" wp14:anchorId="221B11F5" wp14:editId="038CAAAA">
+          <wp:inline distT="0" distB="0" distL="0" distR="0" wp14:anchorId="3B906252" wp14:editId="2D18A79A">
             <wp:extent cx="5615940" cy="4820348"/>
             <wp:effectExtent l="0" t="0" r="0" b="0"/>
-            <wp:docPr id="7" name="Picture 7" descr="图 7  本地告警、联网解释、运行报告与云端留存的数据路径"/>
+            <wp:docPr id="9" name="Picture 9" descr="图 9  本地告警、联网解释、运行报告与云端留存的数据路径"/>
             <wp:cNvGraphicFramePr>
               <a:graphicFrameLocks xmlns:a="http://schemas.openxmlformats.org/drawingml/2006/main" noChangeAspect="1"/>
             </wp:cNvGraphicFramePr>
@@ -7837,7 +7949,7 @@
                     <pic:cNvPicPr/>
                   </pic:nvPicPr>
                   <pic:blipFill>
-                    <a:blip r:embed="rId78"/>
+                    <a:blip r:embed="rId80"/>
                     <a:stretch>
                       <a:fillRect/>
                     </a:stretch>
@@ -7866,7 +7978,7 @@
         <w:t>图</w:t>
       </w:r>
       <w:r>
-        <w:t xml:space="preserve"> 7  </w:t>
+        <w:t xml:space="preserve"> 9  </w:t>
       </w:r>
       <w:r>
         <w:t>本地告警、联网解释、运行报告与云端留存的数据路径</w:t>
@@ -7888,7 +8000,7 @@
       <w:r>
         <w:t>。告警恢复后，由本地逻辑清理待处理文件并记录状态变化。</w:t>
       </w:r>
-      <w:hyperlink r:id="rId79">
+      <w:hyperlink r:id="rId81">
         <w:r>
           <w:rPr>
             <w:color w:val="24588D"/>
@@ -7898,7 +8010,7 @@
           <w:t>[1]</w:t>
         </w:r>
       </w:hyperlink>
-      <w:hyperlink r:id="rId80">
+      <w:hyperlink r:id="rId82">
         <w:r>
           <w:rPr>
             <w:color w:val="24588D"/>
@@ -7953,7 +8065,7 @@
       <w:r>
         <w:t>。</w:t>
       </w:r>
-      <w:hyperlink r:id="rId81">
+      <w:hyperlink r:id="rId83">
         <w:r>
           <w:rPr>
             <w:color w:val="24588D"/>
@@ -7963,7 +8075,7 @@
           <w:t>[4]</w:t>
         </w:r>
       </w:hyperlink>
-      <w:hyperlink r:id="rId82">
+      <w:hyperlink r:id="rId84">
         <w:r>
           <w:rPr>
             <w:color w:val="24588D"/>
@@ -7993,7 +8105,7 @@
       <w:r>
         <w:t>读取并复述这份内容，不负责覆盖它。</w:t>
       </w:r>
-      <w:hyperlink r:id="rId83">
+      <w:hyperlink r:id="rId85">
         <w:r>
           <w:rPr>
             <w:color w:val="24588D"/>
@@ -8003,7 +8115,7 @@
           <w:t>[3]</w:t>
         </w:r>
       </w:hyperlink>
-      <w:hyperlink r:id="rId84">
+      <w:hyperlink r:id="rId86">
         <w:r>
           <w:rPr>
             <w:color w:val="24588D"/>
@@ -8013,7 +8125,7 @@
           <w:t>[4]</w:t>
         </w:r>
       </w:hyperlink>
-      <w:hyperlink r:id="rId85">
+      <w:hyperlink r:id="rId87">
         <w:r>
           <w:rPr>
             <w:color w:val="24588D"/>
@@ -8094,7 +8206,7 @@
       <w:r>
         <w:t>后供网页查询。</w:t>
       </w:r>
-      <w:hyperlink r:id="rId86">
+      <w:hyperlink r:id="rId88">
         <w:r>
           <w:rPr>
             <w:color w:val="24588D"/>
@@ -8104,7 +8216,7 @@
           <w:t>[8]</w:t>
         </w:r>
       </w:hyperlink>
-      <w:hyperlink r:id="rId87">
+      <w:hyperlink r:id="rId89">
         <w:r>
           <w:rPr>
             <w:color w:val="24588D"/>
@@ -8114,7 +8226,7 @@
           <w:t>[20]</w:t>
         </w:r>
       </w:hyperlink>
-      <w:hyperlink r:id="rId88">
+      <w:hyperlink r:id="rId90">
         <w:r>
           <w:rPr>
             <w:color w:val="24588D"/>
@@ -8124,7 +8236,7 @@
           <w:t>[28]</w:t>
         </w:r>
       </w:hyperlink>
-      <w:hyperlink r:id="rId89">
+      <w:hyperlink r:id="rId91">
         <w:r>
           <w:rPr>
             <w:color w:val="24588D"/>
@@ -8134,7 +8246,7 @@
           <w:t>[29]</w:t>
         </w:r>
       </w:hyperlink>
-      <w:hyperlink r:id="rId90">
+      <w:hyperlink r:id="rId92">
         <w:r>
           <w:rPr>
             <w:color w:val="24588D"/>
@@ -8161,7 +8273,7 @@
       <w:r>
         <w:t>链路把超时直接映射为套接字错误，导致接收提前失败、发送永远执行不到，连接报文就一直没有发出去。定位后的修法是区分「暂时无数据」与「链路故障」两种语义，只在后者才判定为错误。</w:t>
       </w:r>
-      <w:hyperlink r:id="rId91">
+      <w:hyperlink r:id="rId93">
         <w:r>
           <w:rPr>
             <w:color w:val="24588D"/>
@@ -8176,7 +8288,7 @@
       <w:pPr>
         <w:pStyle w:val="3"/>
       </w:pPr>
-      <w:bookmarkStart w:id="22" w:name="_Toc240385771"/>
+      <w:bookmarkStart w:id="22" w:name="_Toc240471178"/>
       <w:r>
         <w:lastRenderedPageBreak/>
         <w:t>硬件设计与适配</w:t>
@@ -8247,7 +8359,7 @@
       <w:r>
         <w:t>交叉核对；下表给出方案级关键器件。</w:t>
       </w:r>
-      <w:hyperlink r:id="rId92">
+      <w:hyperlink r:id="rId94">
         <w:r>
           <w:rPr>
             <w:color w:val="24588D"/>
@@ -8689,10 +8801,10 @@
           <w:noProof/>
         </w:rPr>
         <w:drawing>
-          <wp:inline distT="0" distB="0" distL="0" distR="0" wp14:anchorId="467BFA3F" wp14:editId="1D3C2F76">
-            <wp:extent cx="5615940" cy="2870369"/>
+          <wp:inline distT="0" distB="0" distL="0" distR="0" wp14:anchorId="25E2812F" wp14:editId="7D82B16D">
+            <wp:extent cx="5615940" cy="2745571"/>
             <wp:effectExtent l="0" t="0" r="0" b="0"/>
-            <wp:docPr id="8" name="Picture 8" descr="图 8  扩展板接口与接线"/>
+            <wp:docPr id="10" name="Picture 10" descr="图 10  扩展板接口与接线（自绘，引脚级映射）"/>
             <wp:cNvGraphicFramePr>
               <a:graphicFrameLocks xmlns:a="http://schemas.openxmlformats.org/drawingml/2006/main" noChangeAspect="1"/>
             </wp:cNvGraphicFramePr>
@@ -8704,7 +8816,7 @@
                     <pic:cNvPicPr/>
                   </pic:nvPicPr>
                   <pic:blipFill>
-                    <a:blip r:embed="rId93"/>
+                    <a:blip r:embed="rId95"/>
                     <a:stretch>
                       <a:fillRect/>
                     </a:stretch>
@@ -8712,7 +8824,7 @@
                   <pic:spPr>
                     <a:xfrm>
                       <a:off x="0" y="0"/>
-                      <a:ext cx="5615940" cy="2870369"/>
+                      <a:ext cx="5615940" cy="2745571"/>
                     </a:xfrm>
                     <a:prstGeom prst="rect">
                       <a:avLst/>
@@ -8733,10 +8845,392 @@
         <w:t>图</w:t>
       </w:r>
       <w:r>
-        <w:t xml:space="preserve"> 8  </w:t>
-      </w:r>
-      <w:r>
-        <w:t>扩展板接口与接线</w:t>
+        <w:t xml:space="preserve"> 10  </w:t>
+      </w:r>
+      <w:r>
+        <w:t>扩展板接口与接线（自绘，引脚级映射）</w:t>
+      </w:r>
+    </w:p>
+    <w:p>
+      <w:pPr>
+        <w:keepNext/>
+        <w:spacing w:before="120" w:after="60" w:line="240" w:lineRule="auto"/>
+        <w:ind w:firstLine="0"/>
+        <w:jc w:val="center"/>
+      </w:pPr>
+      <w:r>
+        <w:rPr>
+          <w:noProof/>
+        </w:rPr>
+        <w:lastRenderedPageBreak/>
+        <w:drawing>
+          <wp:inline distT="0" distB="0" distL="0" distR="0" wp14:anchorId="19DD9C22" wp14:editId="65BB8FCD">
+            <wp:extent cx="3369563" cy="4053609"/>
+            <wp:effectExtent l="0" t="0" r="0" b="0"/>
+            <wp:docPr id="11" name="Picture 11" descr="图 11  扩展板实物：STMOD+ 接口、DO 告警输出、ESP-01S 接口与 RS485 端子"/>
+            <wp:cNvGraphicFramePr>
+              <a:graphicFrameLocks xmlns:a="http://schemas.openxmlformats.org/drawingml/2006/main" noChangeAspect="1"/>
+            </wp:cNvGraphicFramePr>
+            <a:graphic xmlns:a="http://schemas.openxmlformats.org/drawingml/2006/main">
+              <a:graphicData uri="http://schemas.openxmlformats.org/drawingml/2006/picture">
+                <pic:pic xmlns:pic="http://schemas.openxmlformats.org/drawingml/2006/picture">
+                  <pic:nvPicPr>
+                    <pic:cNvPr id="0" name="expansion-photo.jpg"/>
+                    <pic:cNvPicPr/>
+                  </pic:nvPicPr>
+                  <pic:blipFill>
+                    <a:blip r:embed="rId96"/>
+                    <a:stretch>
+                      <a:fillRect/>
+                    </a:stretch>
+                  </pic:blipFill>
+                  <pic:spPr>
+                    <a:xfrm>
+                      <a:off x="0" y="0"/>
+                      <a:ext cx="3369563" cy="4053609"/>
+                    </a:xfrm>
+                    <a:prstGeom prst="rect">
+                      <a:avLst/>
+                    </a:prstGeom>
+                  </pic:spPr>
+                </pic:pic>
+              </a:graphicData>
+            </a:graphic>
+          </wp:inline>
+        </w:drawing>
+      </w:r>
+    </w:p>
+    <w:p>
+      <w:pPr>
+        <w:pStyle w:val="a4"/>
+      </w:pPr>
+      <w:r>
+        <w:t>图</w:t>
+      </w:r>
+      <w:r>
+        <w:t xml:space="preserve"> 11  </w:t>
+      </w:r>
+      <w:r>
+        <w:t>扩展板实物：</w:t>
+      </w:r>
+      <w:r>
+        <w:t xml:space="preserve">STMOD+ </w:t>
+      </w:r>
+      <w:r>
+        <w:t>接口、</w:t>
+      </w:r>
+      <w:r>
+        <w:t xml:space="preserve">DO </w:t>
+      </w:r>
+      <w:r>
+        <w:t>告警输出、</w:t>
+      </w:r>
+      <w:r>
+        <w:t xml:space="preserve">ESP-01S </w:t>
+      </w:r>
+      <w:r>
+        <w:t>接口与</w:t>
+      </w:r>
+      <w:r>
+        <w:t xml:space="preserve"> RS485 </w:t>
+      </w:r>
+      <w:r>
+        <w:t>端子</w:t>
+      </w:r>
+    </w:p>
+    <w:p>
+      <w:pPr>
+        <w:keepNext/>
+        <w:spacing w:before="120" w:after="60" w:line="240" w:lineRule="auto"/>
+        <w:ind w:firstLine="0"/>
+        <w:jc w:val="center"/>
+      </w:pPr>
+      <w:r>
+        <w:rPr>
+          <w:noProof/>
+        </w:rPr>
+        <w:lastRenderedPageBreak/>
+        <w:drawing>
+          <wp:inline distT="0" distB="0" distL="0" distR="0" wp14:anchorId="6788A84D" wp14:editId="00AD8358">
+            <wp:extent cx="4605070" cy="3453803"/>
+            <wp:effectExtent l="0" t="0" r="0" b="0"/>
+            <wp:docPr id="12" name="Picture 12" descr="图 12  扩展板与主板的叠插关系"/>
+            <wp:cNvGraphicFramePr>
+              <a:graphicFrameLocks xmlns:a="http://schemas.openxmlformats.org/drawingml/2006/main" noChangeAspect="1"/>
+            </wp:cNvGraphicFramePr>
+            <a:graphic xmlns:a="http://schemas.openxmlformats.org/drawingml/2006/main">
+              <a:graphicData uri="http://schemas.openxmlformats.org/drawingml/2006/picture">
+                <pic:pic xmlns:pic="http://schemas.openxmlformats.org/drawingml/2006/picture">
+                  <pic:nvPicPr>
+                    <pic:cNvPr id="0" name="expansion-stack.jpg"/>
+                    <pic:cNvPicPr/>
+                  </pic:nvPicPr>
+                  <pic:blipFill>
+                    <a:blip r:embed="rId97"/>
+                    <a:stretch>
+                      <a:fillRect/>
+                    </a:stretch>
+                  </pic:blipFill>
+                  <pic:spPr>
+                    <a:xfrm>
+                      <a:off x="0" y="0"/>
+                      <a:ext cx="4605070" cy="3453803"/>
+                    </a:xfrm>
+                    <a:prstGeom prst="rect">
+                      <a:avLst/>
+                    </a:prstGeom>
+                  </pic:spPr>
+                </pic:pic>
+              </a:graphicData>
+            </a:graphic>
+          </wp:inline>
+        </w:drawing>
+      </w:r>
+    </w:p>
+    <w:p>
+      <w:pPr>
+        <w:pStyle w:val="a4"/>
+      </w:pPr>
+      <w:r>
+        <w:t>图</w:t>
+      </w:r>
+      <w:r>
+        <w:t xml:space="preserve"> 12  </w:t>
+      </w:r>
+      <w:r>
+        <w:t>扩展板与主板的叠插关系</w:t>
+      </w:r>
+    </w:p>
+    <w:p>
+      <w:r>
+        <w:t>扩展板按主板的</w:t>
+      </w:r>
+      <w:r>
+        <w:t xml:space="preserve"> Arduino </w:t>
+      </w:r>
+      <w:r>
+        <w:t>与</w:t>
+      </w:r>
+      <w:r>
+        <w:t xml:space="preserve"> STMod+ </w:t>
+      </w:r>
+      <w:r>
+        <w:t>排针位置取形，直接叠插，不额外占用主板的调试与显示接口。</w:t>
+      </w:r>
+      <w:r>
+        <w:t xml:space="preserve">RS485 </w:t>
+      </w:r>
+      <w:r>
+        <w:t>收发、总线保护与数字量输出的电路见图</w:t>
+      </w:r>
+      <w:r>
+        <w:t xml:space="preserve"> 13</w:t>
+      </w:r>
+      <w:r>
+        <w:t>，成品板卡布局见图</w:t>
+      </w:r>
+      <w:r>
+        <w:t xml:space="preserve"> 14</w:t>
+      </w:r>
+      <w:r>
+        <w:t>：收发器为</w:t>
+      </w:r>
+      <w:r>
+        <w:t xml:space="preserve"> MAX3485</w:t>
+      </w:r>
+      <w:r>
+        <w:t>，</w:t>
+      </w:r>
+      <w:r>
+        <w:t xml:space="preserve">A/B </w:t>
+      </w:r>
+      <w:r>
+        <w:t>线配</w:t>
+      </w:r>
+      <w:r>
+        <w:t xml:space="preserve"> SM712 TVS </w:t>
+      </w:r>
+      <w:r>
+        <w:t>与可跳线的</w:t>
+      </w:r>
+      <w:r>
+        <w:t xml:space="preserve"> 120 </w:t>
+      </w:r>
+      <w:r>
+        <w:t>欧终端电阻；数字量输出用</w:t>
+      </w:r>
+      <w:r>
+        <w:t xml:space="preserve"> AO3400A </w:t>
+      </w:r>
+      <w:r>
+        <w:t>低边</w:t>
+      </w:r>
+      <w:r>
+        <w:t xml:space="preserve"> MOSFET </w:t>
+      </w:r>
+      <w:r>
+        <w:t>驱动</w:t>
+      </w:r>
+      <w:r>
+        <w:t xml:space="preserve"> 2.7 kHz </w:t>
+      </w:r>
+      <w:r>
+        <w:t>蜂鸣器，并配</w:t>
+      </w:r>
+      <w:r>
+        <w:t xml:space="preserve"> 1N4148WS </w:t>
+      </w:r>
+      <w:r>
+        <w:t>续流二极管；板载</w:t>
+      </w:r>
+      <w:r>
+        <w:t xml:space="preserve"> ME6118A33 </w:t>
+      </w:r>
+      <w:r>
+        <w:t>提供</w:t>
+      </w:r>
+      <w:r>
+        <w:t xml:space="preserve"> 3.3 V</w:t>
+      </w:r>
+      <w:r>
+        <w:t>。</w:t>
+      </w:r>
+    </w:p>
+    <w:p>
+      <w:pPr>
+        <w:keepNext/>
+        <w:spacing w:before="120" w:after="60" w:line="240" w:lineRule="auto"/>
+        <w:ind w:firstLine="0"/>
+        <w:jc w:val="center"/>
+      </w:pPr>
+      <w:r>
+        <w:rPr>
+          <w:noProof/>
+        </w:rPr>
+        <w:lastRenderedPageBreak/>
+        <w:drawing>
+          <wp:inline distT="0" distB="0" distL="0" distR="0" wp14:anchorId="1B9473A1" wp14:editId="2924A4DC">
+            <wp:extent cx="4492752" cy="3179870"/>
+            <wp:effectExtent l="0" t="0" r="0" b="0"/>
+            <wp:docPr id="13" name="Picture 13" descr="图 13  扩展板原理图：RS485 收发与总线保护、数字量输出与电源"/>
+            <wp:cNvGraphicFramePr>
+              <a:graphicFrameLocks xmlns:a="http://schemas.openxmlformats.org/drawingml/2006/main" noChangeAspect="1"/>
+            </wp:cNvGraphicFramePr>
+            <a:graphic xmlns:a="http://schemas.openxmlformats.org/drawingml/2006/main">
+              <a:graphicData uri="http://schemas.openxmlformats.org/drawingml/2006/picture">
+                <pic:pic xmlns:pic="http://schemas.openxmlformats.org/drawingml/2006/picture">
+                  <pic:nvPicPr>
+                    <pic:cNvPr id="0" name="expansion-schematic.png"/>
+                    <pic:cNvPicPr/>
+                  </pic:nvPicPr>
+                  <pic:blipFill>
+                    <a:blip r:embed="rId98"/>
+                    <a:stretch>
+                      <a:fillRect/>
+                    </a:stretch>
+                  </pic:blipFill>
+                  <pic:spPr>
+                    <a:xfrm>
+                      <a:off x="0" y="0"/>
+                      <a:ext cx="4492752" cy="3179870"/>
+                    </a:xfrm>
+                    <a:prstGeom prst="rect">
+                      <a:avLst/>
+                    </a:prstGeom>
+                  </pic:spPr>
+                </pic:pic>
+              </a:graphicData>
+            </a:graphic>
+          </wp:inline>
+        </w:drawing>
+      </w:r>
+    </w:p>
+    <w:p>
+      <w:pPr>
+        <w:pStyle w:val="a4"/>
+      </w:pPr>
+      <w:r>
+        <w:t>图</w:t>
+      </w:r>
+      <w:r>
+        <w:t xml:space="preserve"> 13  </w:t>
+      </w:r>
+      <w:r>
+        <w:t>扩展板原理图：</w:t>
+      </w:r>
+      <w:r>
+        <w:t xml:space="preserve">RS485 </w:t>
+      </w:r>
+      <w:r>
+        <w:t>收发与总线保护、数字量输出与电源</w:t>
+      </w:r>
+    </w:p>
+    <w:p>
+      <w:pPr>
+        <w:keepNext/>
+        <w:spacing w:before="120" w:after="60" w:line="240" w:lineRule="auto"/>
+        <w:ind w:firstLine="0"/>
+        <w:jc w:val="center"/>
+      </w:pPr>
+      <w:r>
+        <w:rPr>
+          <w:noProof/>
+        </w:rPr>
+        <w:drawing>
+          <wp:inline distT="0" distB="0" distL="0" distR="0" wp14:anchorId="7DD541D4" wp14:editId="794B6985">
+            <wp:extent cx="2695651" cy="3594202"/>
+            <wp:effectExtent l="0" t="0" r="0" b="0"/>
+            <wp:docPr id="14" name="Picture 14" descr="图 14  扩展板 PCB 布局"/>
+            <wp:cNvGraphicFramePr>
+              <a:graphicFrameLocks xmlns:a="http://schemas.openxmlformats.org/drawingml/2006/main" noChangeAspect="1"/>
+            </wp:cNvGraphicFramePr>
+            <a:graphic xmlns:a="http://schemas.openxmlformats.org/drawingml/2006/main">
+              <a:graphicData uri="http://schemas.openxmlformats.org/drawingml/2006/picture">
+                <pic:pic xmlns:pic="http://schemas.openxmlformats.org/drawingml/2006/picture">
+                  <pic:nvPicPr>
+                    <pic:cNvPr id="0" name="expansion-pcb.png"/>
+                    <pic:cNvPicPr/>
+                  </pic:nvPicPr>
+                  <pic:blipFill>
+                    <a:blip r:embed="rId99"/>
+                    <a:stretch>
+                      <a:fillRect/>
+                    </a:stretch>
+                  </pic:blipFill>
+                  <pic:spPr>
+                    <a:xfrm>
+                      <a:off x="0" y="0"/>
+                      <a:ext cx="2695651" cy="3594202"/>
+                    </a:xfrm>
+                    <a:prstGeom prst="rect">
+                      <a:avLst/>
+                    </a:prstGeom>
+                  </pic:spPr>
+                </pic:pic>
+              </a:graphicData>
+            </a:graphic>
+          </wp:inline>
+        </w:drawing>
+      </w:r>
+    </w:p>
+    <w:p>
+      <w:pPr>
+        <w:pStyle w:val="a4"/>
+      </w:pPr>
+      <w:r>
+        <w:t>图</w:t>
+      </w:r>
+      <w:r>
+        <w:t xml:space="preserve"> 14  </w:t>
+      </w:r>
+      <w:r>
+        <w:t>扩展板</w:t>
+      </w:r>
+      <w:r>
+        <w:t xml:space="preserve"> PCB </w:t>
+      </w:r>
+      <w:r>
+        <w:t>布局</w:t>
       </w:r>
     </w:p>
     <w:p>
@@ -8795,7 +9289,7 @@
       <w:r>
         <w:t>开启后「发送寄存器空」的含义会与半双工所需的「发送完成」错位。</w:t>
       </w:r>
-      <w:hyperlink r:id="rId94">
+      <w:hyperlink r:id="rId100">
         <w:r>
           <w:rPr>
             <w:color w:val="24588D"/>
@@ -8805,7 +9299,7 @@
           <w:t>[33]</w:t>
         </w:r>
       </w:hyperlink>
-      <w:hyperlink r:id="rId95">
+      <w:hyperlink r:id="rId101">
         <w:r>
           <w:rPr>
             <w:color w:val="24588D"/>
@@ -8854,9 +9348,9 @@
         <w:t xml:space="preserve"> PHY </w:t>
       </w:r>
       <w:r>
-        <w:t>状态寄存器，以及允许先启动后插线，把自协商超时由失败改为成功返回、交给轮询去发现链路。轮询读取还有一个细节：该寄存器的链路位是低电平锁存，需要连读两遍才拿到当前值，并做两次采样防抖。这一方案成立的前提是自协商结果为全双工，驱动中对此没有兜底处理，属于已知边界。</w:t>
-      </w:r>
-      <w:hyperlink r:id="rId96">
+        <w:t>状态寄存器，以及允许先启动后插线，把自协商超时由失败改为成功返回、交给轮询去发现链路。轮询读取还有一个细节：该寄存器的链路位是低电平锁存，需要连读两遍才拿到当前值，并做两次采样防抖。这一方案成立的前提是自协商结果为全双工。</w:t>
+      </w:r>
+      <w:hyperlink r:id="rId102">
         <w:r>
           <w:rPr>
             <w:color w:val="24588D"/>
@@ -8920,19 +9414,7 @@
         <w:t xml:space="preserve"> dev-ai-contest-2026</w:t>
       </w:r>
       <w:r>
-        <w:t>，</w:t>
-      </w:r>
-      <w:r>
-        <w:t xml:space="preserve">2026-09-15 </w:t>
-      </w:r>
-      <w:r>
-        <w:t>经</w:t>
-      </w:r>
-      <w:r>
-        <w:t xml:space="preserve"> GitHub API </w:t>
-      </w:r>
-      <w:r>
-        <w:t>核实状态为</w:t>
+        <w:t>，当前状态均为</w:t>
       </w:r>
       <w:r>
         <w:t xml:space="preserve"> open</w:t>
@@ -8940,7 +9422,7 @@
       <w:r>
         <w:t>。</w:t>
       </w:r>
-      <w:hyperlink r:id="rId97">
+      <w:hyperlink r:id="rId103">
         <w:r>
           <w:rPr>
             <w:color w:val="24588D"/>
@@ -9066,7 +9548,7 @@
             <w:pPr>
               <w:pStyle w:val="TableText"/>
             </w:pPr>
-            <w:hyperlink r:id="rId98">
+            <w:hyperlink r:id="rId104">
               <w:r>
                 <w:t>nuttx #350</w:t>
               </w:r>
@@ -9102,342 +9584,6 @@
             </w:r>
             <w:r>
               <w:t>启动支持</w:t>
-            </w:r>
-          </w:p>
-        </w:tc>
-      </w:tr>
-      <w:tr>
-        <w:trPr>
-          <w:cantSplit/>
-          <w:jc w:val="center"/>
-        </w:trPr>
-        <w:tc>
-          <w:tcPr>
-            <w:tcW w:w="2299" w:type="dxa"/>
-            <w:tcMar>
-              <w:top w:w="65" w:type="dxa"/>
-              <w:left w:w="110" w:type="dxa"/>
-              <w:bottom w:w="65" w:type="dxa"/>
-              <w:right w:w="110" w:type="dxa"/>
-            </w:tcMar>
-            <w:vAlign w:val="center"/>
-          </w:tcPr>
-          <w:p>
-            <w:pPr>
-              <w:pStyle w:val="TableText"/>
-            </w:pPr>
-            <w:hyperlink r:id="rId99">
-              <w:r>
-                <w:t>nuttx #351</w:t>
-              </w:r>
-            </w:hyperlink>
-          </w:p>
-        </w:tc>
-        <w:tc>
-          <w:tcPr>
-            <w:tcW w:w="6545" w:type="dxa"/>
-            <w:tcMar>
-              <w:top w:w="65" w:type="dxa"/>
-              <w:left w:w="110" w:type="dxa"/>
-              <w:bottom w:w="65" w:type="dxa"/>
-              <w:right w:w="110" w:type="dxa"/>
-            </w:tcMar>
-            <w:vAlign w:val="center"/>
-          </w:tcPr>
-          <w:p>
-            <w:pPr>
-              <w:pStyle w:val="TableText"/>
-            </w:pPr>
-            <w:r>
-              <w:t xml:space="preserve">VelaGuard </w:t>
-            </w:r>
-            <w:r>
-              <w:t>扩展板接口与板级配置</w:t>
-            </w:r>
-          </w:p>
-        </w:tc>
-      </w:tr>
-      <w:tr>
-        <w:trPr>
-          <w:cantSplit/>
-          <w:jc w:val="center"/>
-        </w:trPr>
-        <w:tc>
-          <w:tcPr>
-            <w:tcW w:w="2299" w:type="dxa"/>
-            <w:tcMar>
-              <w:top w:w="65" w:type="dxa"/>
-              <w:left w:w="110" w:type="dxa"/>
-              <w:bottom w:w="65" w:type="dxa"/>
-              <w:right w:w="110" w:type="dxa"/>
-            </w:tcMar>
-            <w:vAlign w:val="center"/>
-          </w:tcPr>
-          <w:p>
-            <w:pPr>
-              <w:pStyle w:val="TableText"/>
-            </w:pPr>
-            <w:hyperlink r:id="rId100">
-              <w:r>
-                <w:t>nuttx #352</w:t>
-              </w:r>
-            </w:hyperlink>
-          </w:p>
-        </w:tc>
-        <w:tc>
-          <w:tcPr>
-            <w:tcW w:w="6545" w:type="dxa"/>
-            <w:tcMar>
-              <w:top w:w="65" w:type="dxa"/>
-              <w:left w:w="110" w:type="dxa"/>
-              <w:bottom w:w="65" w:type="dxa"/>
-              <w:right w:w="110" w:type="dxa"/>
-            </w:tcMar>
-            <w:vAlign w:val="center"/>
-          </w:tcPr>
-          <w:p>
-            <w:pPr>
-              <w:pStyle w:val="TableText"/>
-            </w:pPr>
-            <w:r>
-              <w:t>网络、</w:t>
-            </w:r>
-            <w:r>
-              <w:t>eMMC</w:t>
-            </w:r>
-            <w:r>
-              <w:t>、</w:t>
-            </w:r>
-            <w:r>
-              <w:t xml:space="preserve">RS485 </w:t>
-            </w:r>
-            <w:r>
-              <w:t>和</w:t>
-            </w:r>
-            <w:r>
-              <w:t xml:space="preserve"> ETH MII </w:t>
-            </w:r>
-            <w:r>
-              <w:t>的板级</w:t>
-            </w:r>
-            <w:r>
-              <w:t xml:space="preserve"> bring-up</w:t>
-            </w:r>
-          </w:p>
-        </w:tc>
-      </w:tr>
-      <w:tr>
-        <w:trPr>
-          <w:cantSplit/>
-          <w:jc w:val="center"/>
-        </w:trPr>
-        <w:tc>
-          <w:tcPr>
-            <w:tcW w:w="2299" w:type="dxa"/>
-            <w:tcMar>
-              <w:top w:w="65" w:type="dxa"/>
-              <w:left w:w="110" w:type="dxa"/>
-              <w:bottom w:w="65" w:type="dxa"/>
-              <w:right w:w="110" w:type="dxa"/>
-            </w:tcMar>
-            <w:vAlign w:val="center"/>
-          </w:tcPr>
-          <w:p>
-            <w:pPr>
-              <w:pStyle w:val="TableText"/>
-            </w:pPr>
-            <w:hyperlink r:id="rId101">
-              <w:r>
-                <w:t>nuttx #353</w:t>
-              </w:r>
-            </w:hyperlink>
-          </w:p>
-        </w:tc>
-        <w:tc>
-          <w:tcPr>
-            <w:tcW w:w="6545" w:type="dxa"/>
-            <w:tcMar>
-              <w:top w:w="65" w:type="dxa"/>
-              <w:left w:w="110" w:type="dxa"/>
-              <w:bottom w:w="65" w:type="dxa"/>
-              <w:right w:w="110" w:type="dxa"/>
-            </w:tcMar>
-            <w:vAlign w:val="center"/>
-          </w:tcPr>
-          <w:p>
-            <w:pPr>
-              <w:pStyle w:val="TableText"/>
-            </w:pPr>
-            <w:r>
-              <w:t xml:space="preserve">STM32H7 LTDC </w:t>
-            </w:r>
-            <w:r>
-              <w:t>显示加速</w:t>
-            </w:r>
-          </w:p>
-        </w:tc>
-      </w:tr>
-      <w:tr>
-        <w:trPr>
-          <w:cantSplit/>
-          <w:jc w:val="center"/>
-        </w:trPr>
-        <w:tc>
-          <w:tcPr>
-            <w:tcW w:w="2299" w:type="dxa"/>
-            <w:tcMar>
-              <w:top w:w="65" w:type="dxa"/>
-              <w:left w:w="110" w:type="dxa"/>
-              <w:bottom w:w="65" w:type="dxa"/>
-              <w:right w:w="110" w:type="dxa"/>
-            </w:tcMar>
-            <w:vAlign w:val="center"/>
-          </w:tcPr>
-          <w:p>
-            <w:pPr>
-              <w:pStyle w:val="TableText"/>
-            </w:pPr>
-            <w:hyperlink r:id="rId102">
-              <w:r>
-                <w:t>nuttx #354</w:t>
-              </w:r>
-            </w:hyperlink>
-          </w:p>
-        </w:tc>
-        <w:tc>
-          <w:tcPr>
-            <w:tcW w:w="6545" w:type="dxa"/>
-            <w:tcMar>
-              <w:top w:w="65" w:type="dxa"/>
-              <w:left w:w="110" w:type="dxa"/>
-              <w:bottom w:w="65" w:type="dxa"/>
-              <w:right w:w="110" w:type="dxa"/>
-            </w:tcMar>
-            <w:vAlign w:val="center"/>
-          </w:tcPr>
-          <w:p>
-            <w:pPr>
-              <w:pStyle w:val="TableText"/>
-            </w:pPr>
-            <w:r>
-              <w:t xml:space="preserve">FT5x06 </w:t>
-            </w:r>
-            <w:r>
-              <w:t>触摸轮询性能改进</w:t>
-            </w:r>
-          </w:p>
-        </w:tc>
-      </w:tr>
-      <w:tr>
-        <w:trPr>
-          <w:cantSplit/>
-          <w:jc w:val="center"/>
-        </w:trPr>
-        <w:tc>
-          <w:tcPr>
-            <w:tcW w:w="2299" w:type="dxa"/>
-            <w:tcMar>
-              <w:top w:w="65" w:type="dxa"/>
-              <w:left w:w="110" w:type="dxa"/>
-              <w:bottom w:w="65" w:type="dxa"/>
-              <w:right w:w="110" w:type="dxa"/>
-            </w:tcMar>
-            <w:vAlign w:val="center"/>
-          </w:tcPr>
-          <w:p>
-            <w:pPr>
-              <w:pStyle w:val="TableText"/>
-            </w:pPr>
-            <w:hyperlink r:id="rId103">
-              <w:r>
-                <w:t>nuttx-apps #119</w:t>
-              </w:r>
-            </w:hyperlink>
-          </w:p>
-        </w:tc>
-        <w:tc>
-          <w:tcPr>
-            <w:tcW w:w="6545" w:type="dxa"/>
-            <w:tcMar>
-              <w:top w:w="65" w:type="dxa"/>
-              <w:left w:w="110" w:type="dxa"/>
-              <w:bottom w:w="65" w:type="dxa"/>
-              <w:right w:w="110" w:type="dxa"/>
-            </w:tcMar>
-            <w:vAlign w:val="center"/>
-          </w:tcPr>
-          <w:p>
-            <w:pPr>
-              <w:pStyle w:val="TableText"/>
-            </w:pPr>
-            <w:r>
-              <w:t>链路状态轮询、</w:t>
-            </w:r>
-            <w:r>
-              <w:t xml:space="preserve">DHCP </w:t>
-            </w:r>
-            <w:r>
-              <w:t>续租及</w:t>
-            </w:r>
-            <w:r>
-              <w:t xml:space="preserve"> ESP8266 LESP </w:t>
-            </w:r>
-            <w:r>
-              <w:t>兼容</w:t>
-            </w:r>
-          </w:p>
-        </w:tc>
-      </w:tr>
-      <w:tr>
-        <w:trPr>
-          <w:cantSplit/>
-          <w:jc w:val="center"/>
-        </w:trPr>
-        <w:tc>
-          <w:tcPr>
-            <w:tcW w:w="2299" w:type="dxa"/>
-            <w:tcMar>
-              <w:top w:w="65" w:type="dxa"/>
-              <w:left w:w="110" w:type="dxa"/>
-              <w:bottom w:w="65" w:type="dxa"/>
-              <w:right w:w="110" w:type="dxa"/>
-            </w:tcMar>
-            <w:vAlign w:val="center"/>
-          </w:tcPr>
-          <w:p>
-            <w:pPr>
-              <w:pStyle w:val="TableText"/>
-            </w:pPr>
-            <w:hyperlink r:id="rId104">
-              <w:r>
-                <w:t>MQTT-C #1</w:t>
-              </w:r>
-            </w:hyperlink>
-          </w:p>
-        </w:tc>
-        <w:tc>
-          <w:tcPr>
-            <w:tcW w:w="6545" w:type="dxa"/>
-            <w:tcMar>
-              <w:top w:w="65" w:type="dxa"/>
-              <w:left w:w="110" w:type="dxa"/>
-              <w:bottom w:w="65" w:type="dxa"/>
-              <w:right w:w="110" w:type="dxa"/>
-            </w:tcMar>
-            <w:vAlign w:val="center"/>
-          </w:tcPr>
-          <w:p>
-            <w:pPr>
-              <w:pStyle w:val="TableText"/>
-            </w:pPr>
-            <w:r>
-              <w:t>带标记的</w:t>
-            </w:r>
-            <w:r>
-              <w:t xml:space="preserve"> LESP send/recv </w:t>
-            </w:r>
-            <w:r>
-              <w:t>弱符号钩子</w:t>
             </w:r>
           </w:p>
         </w:tc>
@@ -9464,7 +9610,7 @@
             </w:pPr>
             <w:hyperlink r:id="rId105">
               <w:r>
-                <w:t>ai_agent #29</w:t>
+                <w:t>nuttx #351</w:t>
               </w:r>
             </w:hyperlink>
           </w:p>
@@ -9485,7 +9631,10 @@
               <w:pStyle w:val="TableText"/>
             </w:pPr>
             <w:r>
-              <w:t>守护进程附着、看门狗改用单调时钟与工具可靠性修复</w:t>
+              <w:t xml:space="preserve">VelaGuard </w:t>
+            </w:r>
+            <w:r>
+              <w:t>扩展板接口与板级配置</w:t>
             </w:r>
           </w:p>
         </w:tc>
@@ -9512,6 +9661,339 @@
             </w:pPr>
             <w:hyperlink r:id="rId106">
               <w:r>
+                <w:t>nuttx #352</w:t>
+              </w:r>
+            </w:hyperlink>
+          </w:p>
+        </w:tc>
+        <w:tc>
+          <w:tcPr>
+            <w:tcW w:w="6545" w:type="dxa"/>
+            <w:tcMar>
+              <w:top w:w="65" w:type="dxa"/>
+              <w:left w:w="110" w:type="dxa"/>
+              <w:bottom w:w="65" w:type="dxa"/>
+              <w:right w:w="110" w:type="dxa"/>
+            </w:tcMar>
+            <w:vAlign w:val="center"/>
+          </w:tcPr>
+          <w:p>
+            <w:pPr>
+              <w:pStyle w:val="TableText"/>
+            </w:pPr>
+            <w:r>
+              <w:t>网络、</w:t>
+            </w:r>
+            <w:r>
+              <w:t>eMMC</w:t>
+            </w:r>
+            <w:r>
+              <w:t>、</w:t>
+            </w:r>
+            <w:r>
+              <w:t xml:space="preserve">RS485 </w:t>
+            </w:r>
+            <w:r>
+              <w:t>和</w:t>
+            </w:r>
+            <w:r>
+              <w:t xml:space="preserve"> ETH MII </w:t>
+            </w:r>
+            <w:r>
+              <w:t>的板级</w:t>
+            </w:r>
+            <w:r>
+              <w:t xml:space="preserve"> bring-up</w:t>
+            </w:r>
+          </w:p>
+        </w:tc>
+      </w:tr>
+      <w:tr>
+        <w:trPr>
+          <w:cantSplit/>
+          <w:jc w:val="center"/>
+        </w:trPr>
+        <w:tc>
+          <w:tcPr>
+            <w:tcW w:w="2299" w:type="dxa"/>
+            <w:tcMar>
+              <w:top w:w="65" w:type="dxa"/>
+              <w:left w:w="110" w:type="dxa"/>
+              <w:bottom w:w="65" w:type="dxa"/>
+              <w:right w:w="110" w:type="dxa"/>
+            </w:tcMar>
+            <w:vAlign w:val="center"/>
+          </w:tcPr>
+          <w:p>
+            <w:pPr>
+              <w:pStyle w:val="TableText"/>
+            </w:pPr>
+            <w:hyperlink r:id="rId107">
+              <w:r>
+                <w:t>nuttx #353</w:t>
+              </w:r>
+            </w:hyperlink>
+          </w:p>
+        </w:tc>
+        <w:tc>
+          <w:tcPr>
+            <w:tcW w:w="6545" w:type="dxa"/>
+            <w:tcMar>
+              <w:top w:w="65" w:type="dxa"/>
+              <w:left w:w="110" w:type="dxa"/>
+              <w:bottom w:w="65" w:type="dxa"/>
+              <w:right w:w="110" w:type="dxa"/>
+            </w:tcMar>
+            <w:vAlign w:val="center"/>
+          </w:tcPr>
+          <w:p>
+            <w:pPr>
+              <w:pStyle w:val="TableText"/>
+            </w:pPr>
+            <w:r>
+              <w:t xml:space="preserve">STM32H7 LTDC </w:t>
+            </w:r>
+            <w:r>
+              <w:t>显示加速</w:t>
+            </w:r>
+          </w:p>
+        </w:tc>
+      </w:tr>
+      <w:tr>
+        <w:trPr>
+          <w:cantSplit/>
+          <w:jc w:val="center"/>
+        </w:trPr>
+        <w:tc>
+          <w:tcPr>
+            <w:tcW w:w="2299" w:type="dxa"/>
+            <w:tcMar>
+              <w:top w:w="65" w:type="dxa"/>
+              <w:left w:w="110" w:type="dxa"/>
+              <w:bottom w:w="65" w:type="dxa"/>
+              <w:right w:w="110" w:type="dxa"/>
+            </w:tcMar>
+            <w:vAlign w:val="center"/>
+          </w:tcPr>
+          <w:p>
+            <w:pPr>
+              <w:pStyle w:val="TableText"/>
+            </w:pPr>
+            <w:hyperlink r:id="rId108">
+              <w:r>
+                <w:t>nuttx #354</w:t>
+              </w:r>
+            </w:hyperlink>
+          </w:p>
+        </w:tc>
+        <w:tc>
+          <w:tcPr>
+            <w:tcW w:w="6545" w:type="dxa"/>
+            <w:tcMar>
+              <w:top w:w="65" w:type="dxa"/>
+              <w:left w:w="110" w:type="dxa"/>
+              <w:bottom w:w="65" w:type="dxa"/>
+              <w:right w:w="110" w:type="dxa"/>
+            </w:tcMar>
+            <w:vAlign w:val="center"/>
+          </w:tcPr>
+          <w:p>
+            <w:pPr>
+              <w:pStyle w:val="TableText"/>
+            </w:pPr>
+            <w:r>
+              <w:t xml:space="preserve">FT5x06 </w:t>
+            </w:r>
+            <w:r>
+              <w:t>触摸轮询性能改进</w:t>
+            </w:r>
+          </w:p>
+        </w:tc>
+      </w:tr>
+      <w:tr>
+        <w:trPr>
+          <w:cantSplit/>
+          <w:jc w:val="center"/>
+        </w:trPr>
+        <w:tc>
+          <w:tcPr>
+            <w:tcW w:w="2299" w:type="dxa"/>
+            <w:tcMar>
+              <w:top w:w="65" w:type="dxa"/>
+              <w:left w:w="110" w:type="dxa"/>
+              <w:bottom w:w="65" w:type="dxa"/>
+              <w:right w:w="110" w:type="dxa"/>
+            </w:tcMar>
+            <w:vAlign w:val="center"/>
+          </w:tcPr>
+          <w:p>
+            <w:pPr>
+              <w:pStyle w:val="TableText"/>
+            </w:pPr>
+            <w:hyperlink r:id="rId109">
+              <w:r>
+                <w:t>nuttx-apps #119</w:t>
+              </w:r>
+            </w:hyperlink>
+          </w:p>
+        </w:tc>
+        <w:tc>
+          <w:tcPr>
+            <w:tcW w:w="6545" w:type="dxa"/>
+            <w:tcMar>
+              <w:top w:w="65" w:type="dxa"/>
+              <w:left w:w="110" w:type="dxa"/>
+              <w:bottom w:w="65" w:type="dxa"/>
+              <w:right w:w="110" w:type="dxa"/>
+            </w:tcMar>
+            <w:vAlign w:val="center"/>
+          </w:tcPr>
+          <w:p>
+            <w:pPr>
+              <w:pStyle w:val="TableText"/>
+            </w:pPr>
+            <w:r>
+              <w:t>链路状态轮询、</w:t>
+            </w:r>
+            <w:r>
+              <w:t xml:space="preserve">DHCP </w:t>
+            </w:r>
+            <w:r>
+              <w:t>续租及</w:t>
+            </w:r>
+            <w:r>
+              <w:t xml:space="preserve"> ESP8266 LESP </w:t>
+            </w:r>
+            <w:r>
+              <w:t>兼容</w:t>
+            </w:r>
+          </w:p>
+        </w:tc>
+      </w:tr>
+      <w:tr>
+        <w:trPr>
+          <w:cantSplit/>
+          <w:jc w:val="center"/>
+        </w:trPr>
+        <w:tc>
+          <w:tcPr>
+            <w:tcW w:w="2299" w:type="dxa"/>
+            <w:tcMar>
+              <w:top w:w="65" w:type="dxa"/>
+              <w:left w:w="110" w:type="dxa"/>
+              <w:bottom w:w="65" w:type="dxa"/>
+              <w:right w:w="110" w:type="dxa"/>
+            </w:tcMar>
+            <w:vAlign w:val="center"/>
+          </w:tcPr>
+          <w:p>
+            <w:pPr>
+              <w:pStyle w:val="TableText"/>
+            </w:pPr>
+            <w:hyperlink r:id="rId110">
+              <w:r>
+                <w:t>MQTT-C #1</w:t>
+              </w:r>
+            </w:hyperlink>
+          </w:p>
+        </w:tc>
+        <w:tc>
+          <w:tcPr>
+            <w:tcW w:w="6545" w:type="dxa"/>
+            <w:tcMar>
+              <w:top w:w="65" w:type="dxa"/>
+              <w:left w:w="110" w:type="dxa"/>
+              <w:bottom w:w="65" w:type="dxa"/>
+              <w:right w:w="110" w:type="dxa"/>
+            </w:tcMar>
+            <w:vAlign w:val="center"/>
+          </w:tcPr>
+          <w:p>
+            <w:pPr>
+              <w:pStyle w:val="TableText"/>
+            </w:pPr>
+            <w:r>
+              <w:t>带标记的</w:t>
+            </w:r>
+            <w:r>
+              <w:t xml:space="preserve"> LESP send/recv </w:t>
+            </w:r>
+            <w:r>
+              <w:t>弱符号钩子</w:t>
+            </w:r>
+          </w:p>
+        </w:tc>
+      </w:tr>
+      <w:tr>
+        <w:trPr>
+          <w:cantSplit/>
+          <w:jc w:val="center"/>
+        </w:trPr>
+        <w:tc>
+          <w:tcPr>
+            <w:tcW w:w="2299" w:type="dxa"/>
+            <w:tcMar>
+              <w:top w:w="65" w:type="dxa"/>
+              <w:left w:w="110" w:type="dxa"/>
+              <w:bottom w:w="65" w:type="dxa"/>
+              <w:right w:w="110" w:type="dxa"/>
+            </w:tcMar>
+            <w:vAlign w:val="center"/>
+          </w:tcPr>
+          <w:p>
+            <w:pPr>
+              <w:pStyle w:val="TableText"/>
+            </w:pPr>
+            <w:hyperlink r:id="rId111">
+              <w:r>
+                <w:t>ai_agent #29</w:t>
+              </w:r>
+            </w:hyperlink>
+          </w:p>
+        </w:tc>
+        <w:tc>
+          <w:tcPr>
+            <w:tcW w:w="6545" w:type="dxa"/>
+            <w:tcMar>
+              <w:top w:w="65" w:type="dxa"/>
+              <w:left w:w="110" w:type="dxa"/>
+              <w:bottom w:w="65" w:type="dxa"/>
+              <w:right w:w="110" w:type="dxa"/>
+            </w:tcMar>
+            <w:vAlign w:val="center"/>
+          </w:tcPr>
+          <w:p>
+            <w:pPr>
+              <w:pStyle w:val="TableText"/>
+            </w:pPr>
+            <w:r>
+              <w:t>守护进程附着、看门狗改用单调时钟与工具可靠性修复</w:t>
+            </w:r>
+          </w:p>
+        </w:tc>
+      </w:tr>
+      <w:tr>
+        <w:trPr>
+          <w:cantSplit/>
+          <w:jc w:val="center"/>
+        </w:trPr>
+        <w:tc>
+          <w:tcPr>
+            <w:tcW w:w="2299" w:type="dxa"/>
+            <w:tcMar>
+              <w:top w:w="65" w:type="dxa"/>
+              <w:left w:w="110" w:type="dxa"/>
+              <w:bottom w:w="65" w:type="dxa"/>
+              <w:right w:w="110" w:type="dxa"/>
+            </w:tcMar>
+            <w:vAlign w:val="center"/>
+          </w:tcPr>
+          <w:p>
+            <w:pPr>
+              <w:pStyle w:val="TableText"/>
+            </w:pPr>
+            <w:hyperlink r:id="rId112">
+              <w:r>
                 <w:t>ai_agent #32</w:t>
               </w:r>
             </w:hyperlink>
@@ -9552,7 +10034,7 @@
       <w:pPr>
         <w:pStyle w:val="3"/>
       </w:pPr>
-      <w:bookmarkStart w:id="23" w:name="_Toc240385772"/>
+      <w:bookmarkStart w:id="23" w:name="_Toc240471179"/>
       <w:r>
         <w:t>交互与设备</w:t>
       </w:r>
@@ -9607,7 +10089,7 @@
       <w:r>
         <w:t>不参与扫描或提交配置。</w:t>
       </w:r>
-      <w:hyperlink r:id="rId107">
+      <w:hyperlink r:id="rId113">
         <w:r>
           <w:rPr>
             <w:color w:val="24588D"/>
@@ -9617,7 +10099,7 @@
           <w:t>[2]</w:t>
         </w:r>
       </w:hyperlink>
-      <w:hyperlink r:id="rId108">
+      <w:hyperlink r:id="rId114">
         <w:r>
           <w:rPr>
             <w:color w:val="24588D"/>
@@ -9627,7 +10109,7 @@
           <w:t>[10]</w:t>
         </w:r>
       </w:hyperlink>
-      <w:hyperlink r:id="rId109">
+      <w:hyperlink r:id="rId115">
         <w:r>
           <w:rPr>
             <w:color w:val="24588D"/>
@@ -9651,10 +10133,10 @@
         </w:rPr>
         <w:lastRenderedPageBreak/>
         <w:drawing>
-          <wp:inline distT="0" distB="0" distL="0" distR="0" wp14:anchorId="28F57CEA" wp14:editId="6CC5D594">
+          <wp:inline distT="0" distB="0" distL="0" distR="0" wp14:anchorId="5D1C1384" wp14:editId="1925A711">
             <wp:extent cx="5615940" cy="3182366"/>
             <wp:effectExtent l="0" t="0" r="0" b="0"/>
-            <wp:docPr id="9" name="Picture 9" descr="图 9  告警页：三行活动告警与逐点静音、标记处理"/>
+            <wp:docPr id="15" name="Picture 15" descr="图 15  告警页：三行活动告警与逐点静音、标记处理"/>
             <wp:cNvGraphicFramePr>
               <a:graphicFrameLocks xmlns:a="http://schemas.openxmlformats.org/drawingml/2006/main" noChangeAspect="1"/>
             </wp:cNvGraphicFramePr>
@@ -9666,7 +10148,7 @@
                     <pic:cNvPicPr/>
                   </pic:nvPicPr>
                   <pic:blipFill>
-                    <a:blip r:embed="rId110"/>
+                    <a:blip r:embed="rId116"/>
                     <a:stretch>
                       <a:fillRect/>
                     </a:stretch>
@@ -9695,7 +10177,7 @@
         <w:t>图</w:t>
       </w:r>
       <w:r>
-        <w:t xml:space="preserve"> 9  </w:t>
+        <w:t xml:space="preserve"> 15  </w:t>
       </w:r>
       <w:r>
         <w:t>告警页：三行活动告警与逐点静音、标记处理</w:t>
@@ -9713,10 +10195,10 @@
           <w:noProof/>
         </w:rPr>
         <w:drawing>
-          <wp:inline distT="0" distB="0" distL="0" distR="0" wp14:anchorId="7C9F6DEC" wp14:editId="0B48EAF4">
+          <wp:inline distT="0" distB="0" distL="0" distR="0" wp14:anchorId="5486F12B" wp14:editId="57DEEF16">
             <wp:extent cx="5615940" cy="3182366"/>
             <wp:effectExtent l="0" t="0" r="0" b="0"/>
-            <wp:docPr id="10" name="Picture 10" descr="图 10  趋势页：阈值线与历史窗口切换"/>
+            <wp:docPr id="16" name="Picture 16" descr="图 16  趋势页：阈值线与历史窗口切换"/>
             <wp:cNvGraphicFramePr>
               <a:graphicFrameLocks xmlns:a="http://schemas.openxmlformats.org/drawingml/2006/main" noChangeAspect="1"/>
             </wp:cNvGraphicFramePr>
@@ -9728,7 +10210,7 @@
                     <pic:cNvPicPr/>
                   </pic:nvPicPr>
                   <pic:blipFill>
-                    <a:blip r:embed="rId111"/>
+                    <a:blip r:embed="rId117"/>
                     <a:stretch>
                       <a:fillRect/>
                     </a:stretch>
@@ -9757,7 +10239,7 @@
         <w:t>图</w:t>
       </w:r>
       <w:r>
-        <w:t xml:space="preserve"> 10  </w:t>
+        <w:t xml:space="preserve"> 16  </w:t>
       </w:r>
       <w:r>
         <w:t>趋势页：阈值线与历史窗口切换</w:t>
@@ -10122,7 +10604,7 @@
       <w:r>
         <w:t>层工具实现负责真正的访问限制。自然语言查数是补充交互，使用演示见提交的演示视频。</w:t>
       </w:r>
-      <w:hyperlink r:id="rId112">
+      <w:hyperlink r:id="rId118">
         <w:r>
           <w:rPr>
             <w:color w:val="24588D"/>
@@ -10132,7 +10614,7 @@
           <w:t>[4]</w:t>
         </w:r>
       </w:hyperlink>
-      <w:hyperlink r:id="rId113">
+      <w:hyperlink r:id="rId119">
         <w:r>
           <w:rPr>
             <w:color w:val="24588D"/>
@@ -10147,7 +10629,7 @@
       <w:pPr>
         <w:pStyle w:val="3"/>
       </w:pPr>
-      <w:bookmarkStart w:id="24" w:name="_Toc240385773"/>
+      <w:bookmarkStart w:id="24" w:name="_Toc240471180"/>
       <w:r>
         <w:t>配套项目：上位机与云看板</w:t>
       </w:r>
@@ -10157,7 +10639,7 @@
       <w:r>
         <w:t>作品本体是专属仓内的固件；上位机与云看板是配套工具，独立成仓便于单独部署与替换，合起来构成设备、电脑、云端三端分工。</w:t>
       </w:r>
-      <w:hyperlink r:id="rId114">
+      <w:hyperlink r:id="rId120">
         <w:r>
           <w:rPr>
             <w:color w:val="24588D"/>
@@ -10167,7 +10649,7 @@
           <w:t>[10]</w:t>
         </w:r>
       </w:hyperlink>
-      <w:hyperlink r:id="rId115">
+      <w:hyperlink r:id="rId121">
         <w:r>
           <w:rPr>
             <w:color w:val="24588D"/>
@@ -10177,7 +10659,7 @@
           <w:t>[28]</w:t>
         </w:r>
       </w:hyperlink>
-      <w:hyperlink r:id="rId116">
+      <w:hyperlink r:id="rId122">
         <w:r>
           <w:rPr>
             <w:color w:val="24588D"/>
@@ -10222,7 +10704,7 @@
       <w:r>
         <w:t>；上位机只是把同一条串口流程做成界面，「确认落盘」在界面上单独标为醒目操作。</w:t>
       </w:r>
-      <w:hyperlink r:id="rId117">
+      <w:hyperlink r:id="rId123">
         <w:r>
           <w:rPr>
             <w:color w:val="24588D"/>
@@ -10232,7 +10714,7 @@
           <w:t>[10]</w:t>
         </w:r>
       </w:hyperlink>
-      <w:hyperlink r:id="rId118">
+      <w:hyperlink r:id="rId124">
         <w:r>
           <w:rPr>
             <w:color w:val="24588D"/>
@@ -10256,10 +10738,10 @@
         </w:rPr>
         <w:lastRenderedPageBreak/>
         <w:drawing>
-          <wp:inline distT="0" distB="0" distL="0" distR="0" wp14:anchorId="076A3BA1" wp14:editId="117E50AE">
-            <wp:extent cx="5615940" cy="3509963"/>
+          <wp:inline distT="0" distB="0" distL="0" distR="0" wp14:anchorId="1E87117C" wp14:editId="3EB68A81">
+            <wp:extent cx="5615940" cy="3982898"/>
             <wp:effectExtent l="0" t="0" r="0" b="0"/>
-            <wp:docPr id="11" name="Picture 11" descr="图 11  点表配置上位机：编辑、试读与人工确认；点表卡片取自示例文件"/>
+            <wp:docPr id="17" name="Picture 17" descr="图 17  点表配置上位机：编辑、试读与人工确认"/>
             <wp:cNvGraphicFramePr>
               <a:graphicFrameLocks xmlns:a="http://schemas.openxmlformats.org/drawingml/2006/main" noChangeAspect="1"/>
             </wp:cNvGraphicFramePr>
@@ -10271,7 +10753,7 @@
                     <pic:cNvPicPr/>
                   </pic:nvPicPr>
                   <pic:blipFill>
-                    <a:blip r:embed="rId119"/>
+                    <a:blip r:embed="rId125"/>
                     <a:stretch>
                       <a:fillRect/>
                     </a:stretch>
@@ -10279,7 +10761,7 @@
                   <pic:spPr>
                     <a:xfrm>
                       <a:off x="0" y="0"/>
-                      <a:ext cx="5615940" cy="3509963"/>
+                      <a:ext cx="5615940" cy="3982898"/>
                     </a:xfrm>
                     <a:prstGeom prst="rect">
                       <a:avLst/>
@@ -10300,10 +10782,10 @@
         <w:t>图</w:t>
       </w:r>
       <w:r>
-        <w:t xml:space="preserve"> 11  </w:t>
-      </w:r>
-      <w:r>
-        <w:t>点表配置上位机：编辑、试读与人工确认；点表卡片取自示例文件</w:t>
+        <w:t xml:space="preserve"> 17  </w:t>
+      </w:r>
+      <w:r>
+        <w:t>点表配置上位机：编辑、试读与人工确认</w:t>
       </w:r>
     </w:p>
     <w:p>
@@ -10362,9 +10844,21 @@
         <w:t xml:space="preserve"> vg-dashboard</w:t>
       </w:r>
       <w:r>
+        <w:t>。设备总览见图</w:t>
+      </w:r>
+      <w:r>
+        <w:t xml:space="preserve"> 18</w:t>
+      </w:r>
+      <w:r>
+        <w:t>，单台设备的实时数据页见图</w:t>
+      </w:r>
+      <w:r>
+        <w:t xml:space="preserve"> 19</w:t>
+      </w:r>
+      <w:r>
         <w:t>。</w:t>
       </w:r>
-      <w:hyperlink r:id="rId120">
+      <w:hyperlink r:id="rId126">
         <w:r>
           <w:rPr>
             <w:color w:val="24588D"/>
@@ -10374,7 +10868,7 @@
           <w:t>[20]</w:t>
         </w:r>
       </w:hyperlink>
-      <w:hyperlink r:id="rId121">
+      <w:hyperlink r:id="rId127">
         <w:r>
           <w:rPr>
             <w:color w:val="24588D"/>
@@ -10384,7 +10878,7 @@
           <w:t>[28]</w:t>
         </w:r>
       </w:hyperlink>
-      <w:hyperlink r:id="rId122">
+      <w:hyperlink r:id="rId128">
         <w:r>
           <w:rPr>
             <w:color w:val="24588D"/>
@@ -10396,6 +10890,131 @@
       </w:hyperlink>
     </w:p>
     <w:p>
+      <w:pPr>
+        <w:keepNext/>
+        <w:spacing w:before="120" w:after="60" w:line="240" w:lineRule="auto"/>
+        <w:ind w:firstLine="0"/>
+        <w:jc w:val="center"/>
+      </w:pPr>
+      <w:r>
+        <w:rPr>
+          <w:noProof/>
+        </w:rPr>
+        <w:lastRenderedPageBreak/>
+        <w:drawing>
+          <wp:inline distT="0" distB="0" distL="0" distR="0" wp14:anchorId="7BEC4323" wp14:editId="31D89279">
+            <wp:extent cx="5335143" cy="2750933"/>
+            <wp:effectExtent l="0" t="0" r="0" b="0"/>
+            <wp:docPr id="18" name="Picture 18" descr="图 18  云看板设备总览：在线设备、活动告警与报文采集校验"/>
+            <wp:cNvGraphicFramePr>
+              <a:graphicFrameLocks xmlns:a="http://schemas.openxmlformats.org/drawingml/2006/main" noChangeAspect="1"/>
+            </wp:cNvGraphicFramePr>
+            <a:graphic xmlns:a="http://schemas.openxmlformats.org/drawingml/2006/main">
+              <a:graphicData uri="http://schemas.openxmlformats.org/drawingml/2006/picture">
+                <pic:pic xmlns:pic="http://schemas.openxmlformats.org/drawingml/2006/picture">
+                  <pic:nvPicPr>
+                    <pic:cNvPr id="0" name="cloud-overview.png"/>
+                    <pic:cNvPicPr/>
+                  </pic:nvPicPr>
+                  <pic:blipFill>
+                    <a:blip r:embed="rId129"/>
+                    <a:stretch>
+                      <a:fillRect/>
+                    </a:stretch>
+                  </pic:blipFill>
+                  <pic:spPr>
+                    <a:xfrm>
+                      <a:off x="0" y="0"/>
+                      <a:ext cx="5335143" cy="2750933"/>
+                    </a:xfrm>
+                    <a:prstGeom prst="rect">
+                      <a:avLst/>
+                    </a:prstGeom>
+                  </pic:spPr>
+                </pic:pic>
+              </a:graphicData>
+            </a:graphic>
+          </wp:inline>
+        </w:drawing>
+      </w:r>
+    </w:p>
+    <w:p>
+      <w:pPr>
+        <w:pStyle w:val="a4"/>
+      </w:pPr>
+      <w:r>
+        <w:t>图</w:t>
+      </w:r>
+      <w:r>
+        <w:t xml:space="preserve"> 18  </w:t>
+      </w:r>
+      <w:r>
+        <w:t>云看板设备总览：在线设备、活动告警与报文采集校验</w:t>
+      </w:r>
+    </w:p>
+    <w:p>
+      <w:pPr>
+        <w:keepNext/>
+        <w:spacing w:before="120" w:after="60" w:line="240" w:lineRule="auto"/>
+        <w:ind w:firstLine="0"/>
+        <w:jc w:val="center"/>
+      </w:pPr>
+      <w:r>
+        <w:rPr>
+          <w:noProof/>
+        </w:rPr>
+        <w:drawing>
+          <wp:inline distT="0" distB="0" distL="0" distR="0" wp14:anchorId="5C77F011" wp14:editId="00419A4A">
+            <wp:extent cx="5335143" cy="2750933"/>
+            <wp:effectExtent l="0" t="0" r="0" b="0"/>
+            <wp:docPr id="19" name="Picture 19" descr="图 19  云看板设备实时数据页：点位状态、总线地址、寄存器与阈值；该页取自已确认点表的联调样例，部分点位未接真实从站，故显示离线"/>
+            <wp:cNvGraphicFramePr>
+              <a:graphicFrameLocks xmlns:a="http://schemas.openxmlformats.org/drawingml/2006/main" noChangeAspect="1"/>
+            </wp:cNvGraphicFramePr>
+            <a:graphic xmlns:a="http://schemas.openxmlformats.org/drawingml/2006/main">
+              <a:graphicData uri="http://schemas.openxmlformats.org/drawingml/2006/picture">
+                <pic:pic xmlns:pic="http://schemas.openxmlformats.org/drawingml/2006/picture">
+                  <pic:nvPicPr>
+                    <pic:cNvPr id="0" name="cloud-data.png"/>
+                    <pic:cNvPicPr/>
+                  </pic:nvPicPr>
+                  <pic:blipFill>
+                    <a:blip r:embed="rId130"/>
+                    <a:stretch>
+                      <a:fillRect/>
+                    </a:stretch>
+                  </pic:blipFill>
+                  <pic:spPr>
+                    <a:xfrm>
+                      <a:off x="0" y="0"/>
+                      <a:ext cx="5335143" cy="2750933"/>
+                    </a:xfrm>
+                    <a:prstGeom prst="rect">
+                      <a:avLst/>
+                    </a:prstGeom>
+                  </pic:spPr>
+                </pic:pic>
+              </a:graphicData>
+            </a:graphic>
+          </wp:inline>
+        </w:drawing>
+      </w:r>
+    </w:p>
+    <w:p>
+      <w:pPr>
+        <w:pStyle w:val="a4"/>
+      </w:pPr>
+      <w:r>
+        <w:t>图</w:t>
+      </w:r>
+      <w:r>
+        <w:t xml:space="preserve"> 19  </w:t>
+      </w:r>
+      <w:r>
+        <w:t>云看板设备实时数据页：点位状态、总线地址、寄存器与阈值；该页取自已确认点表的联调样例，部分点位未接真实从站，故显示离线</w:t>
+      </w:r>
+    </w:p>
+    <w:p>
       <w:r>
         <w:t>两个配套项目与板端的分工是单向的：电脑能改配置，云端只能看。板端</w:t>
       </w:r>
@@ -10405,7 +11024,7 @@
       <w:r>
         <w:t>既不改配置，也不写云端。</w:t>
       </w:r>
-      <w:hyperlink r:id="rId123">
+      <w:hyperlink r:id="rId131">
         <w:r>
           <w:rPr>
             <w:color w:val="24588D"/>
@@ -10415,7 +11034,7 @@
           <w:t>[4]</w:t>
         </w:r>
       </w:hyperlink>
-      <w:hyperlink r:id="rId124">
+      <w:hyperlink r:id="rId132">
         <w:r>
           <w:rPr>
             <w:color w:val="24588D"/>
@@ -10430,8 +11049,9 @@
       <w:pPr>
         <w:pStyle w:val="3"/>
       </w:pPr>
-      <w:bookmarkStart w:id="25" w:name="_Toc240385774"/>
-      <w:r>
+      <w:bookmarkStart w:id="25" w:name="_Toc240471181"/>
+      <w:r>
+        <w:lastRenderedPageBreak/>
         <w:t>复现入口</w:t>
       </w:r>
       <w:bookmarkEnd w:id="25"/>
@@ -10498,11 +11118,7 @@
         <w:t xml:space="preserve"> 12 </w:t>
       </w:r>
       <w:r>
-        <w:t>个用例覆盖网络策略、配置存储、帧统计、运行统计、探查、点表、</w:t>
-      </w:r>
-      <w:r>
-        <w:lastRenderedPageBreak/>
-        <w:t>告警判定、时间同步、</w:t>
+        <w:t>个用例覆盖网络策略、配置存储、帧统计、运行统计、探查、点表、告警判定、时间同步、</w:t>
       </w:r>
       <w:r>
         <w:t xml:space="preserve">HMI </w:t>
@@ -10546,7 +11162,7 @@
       <w:r>
         <w:t>许可。</w:t>
       </w:r>
-      <w:hyperlink r:id="rId125">
+      <w:hyperlink r:id="rId133">
         <w:r>
           <w:rPr>
             <w:color w:val="24588D"/>
@@ -10556,7 +11172,7 @@
           <w:t>[16]</w:t>
         </w:r>
       </w:hyperlink>
-      <w:hyperlink r:id="rId126">
+      <w:hyperlink r:id="rId134">
         <w:r>
           <w:rPr>
             <w:color w:val="24588D"/>
@@ -10566,7 +11182,7 @@
           <w:t>[23]</w:t>
         </w:r>
       </w:hyperlink>
-      <w:hyperlink r:id="rId127">
+      <w:hyperlink r:id="rId135">
         <w:r>
           <w:rPr>
             <w:color w:val="24588D"/>
@@ -10582,7 +11198,7 @@
         <w:pStyle w:val="2"/>
         <w:pageBreakBefore/>
       </w:pPr>
-      <w:bookmarkStart w:id="26" w:name="_Toc240385775"/>
+      <w:bookmarkStart w:id="26" w:name="_Toc240471182"/>
       <w:r>
         <w:lastRenderedPageBreak/>
         <w:t xml:space="preserve">3.5 </w:t>
@@ -10596,7 +11212,7 @@
       <w:pPr>
         <w:pStyle w:val="3"/>
       </w:pPr>
-      <w:bookmarkStart w:id="27" w:name="_Toc240385776"/>
+      <w:bookmarkStart w:id="27" w:name="_Toc240471183"/>
       <w:r>
         <w:t>测试环境与证据范围</w:t>
       </w:r>
@@ -10604,13 +11220,7 @@
     </w:p>
     <w:p>
       <w:r>
-        <w:t>带屏性能记录来自</w:t>
-      </w:r>
-      <w:r>
-        <w:t xml:space="preserve"> 2026-09-13 </w:t>
-      </w:r>
-      <w:r>
-        <w:t>的</w:t>
+        <w:t>带屏性能记录取自</w:t>
       </w:r>
       <w:r>
         <w:t xml:space="preserve"> STM32H750B-DK</w:t>
@@ -10628,27 +11238,21 @@
         <w:t xml:space="preserve"> 14 </w:t>
       </w:r>
       <w:r>
-        <w:t>个已确认点位，采集线程运行、无触摸。记录中</w:t>
+        <w:t>个已确认点位，采集线程运行、无触摸。该次记录中</w:t>
       </w:r>
       <w:r>
         <w:t xml:space="preserve"> live ok=0/14</w:t>
       </w:r>
       <w:r>
-        <w:t>，当时无成功实读。</w:t>
+        <w:t>，无成功实读。</w:t>
       </w:r>
       <w:r>
         <w:t xml:space="preserve">openvelaClaw </w:t>
       </w:r>
       <w:r>
-        <w:t>日报记录另来自</w:t>
-      </w:r>
-      <w:r>
-        <w:t xml:space="preserve"> 2026-08-30 </w:t>
-      </w:r>
-      <w:r>
-        <w:t>的历史无屏固件，两组结果不混为同一固件验收。</w:t>
-      </w:r>
-      <w:hyperlink r:id="rId128">
+        <w:t>日报记录另来自历史无屏固件，两组结果不混为同一固件验收。</w:t>
+      </w:r>
+      <w:hyperlink r:id="rId136">
         <w:r>
           <w:rPr>
             <w:color w:val="24588D"/>
@@ -10658,7 +11262,7 @@
           <w:t>[11]</w:t>
         </w:r>
       </w:hyperlink>
-      <w:hyperlink r:id="rId129">
+      <w:hyperlink r:id="rId137">
         <w:r>
           <w:rPr>
             <w:color w:val="24588D"/>
@@ -10668,7 +11272,7 @@
           <w:t>[12]</w:t>
         </w:r>
       </w:hyperlink>
-      <w:hyperlink r:id="rId130">
+      <w:hyperlink r:id="rId138">
         <w:r>
           <w:rPr>
             <w:color w:val="24588D"/>
@@ -10678,11 +11282,6 @@
           <w:t>[13]</w:t>
         </w:r>
       </w:hyperlink>
-    </w:p>
-    <w:p>
-      <w:r>
-        <w:t>下表保留原测试日期；本轮只核对源码与原始记录，未重新烧录。</w:t>
-      </w:r>
     </w:p>
     <w:p>
       <w:pPr>
@@ -10885,7 +11484,7 @@
             <w:r>
               <w:t>载荷。</w:t>
             </w:r>
-            <w:hyperlink r:id="rId131">
+            <w:hyperlink r:id="rId139">
               <w:r>
                 <w:t>[23]</w:t>
               </w:r>
@@ -10972,7 +11571,7 @@
             <w:r>
               <w:t>通过，覆盖告警、趋势、夹具、生命周期刷新和交互检查；不能代替实体触摸验收。</w:t>
             </w:r>
-            <w:hyperlink r:id="rId132">
+            <w:hyperlink r:id="rId140">
               <w:r>
                 <w:t>[11]</w:t>
               </w:r>
@@ -11089,12 +11688,12 @@
             <w:r>
               <w:t>。</w:t>
             </w:r>
-            <w:hyperlink r:id="rId133">
+            <w:hyperlink r:id="rId141">
               <w:r>
                 <w:t>[20]</w:t>
               </w:r>
             </w:hyperlink>
-            <w:hyperlink r:id="rId134">
+            <w:hyperlink r:id="rId142">
               <w:r>
                 <w:t>[21]</w:t>
               </w:r>
@@ -11202,7 +11801,7 @@
             <w:r>
               <w:t>。</w:t>
             </w:r>
-            <w:hyperlink r:id="rId135">
+            <w:hyperlink r:id="rId143">
               <w:r>
                 <w:t>[22]</w:t>
               </w:r>
@@ -11301,7 +11900,7 @@
             <w:r>
               <w:t>启动信息；只证明服务自启。</w:t>
             </w:r>
-            <w:hyperlink r:id="rId136">
+            <w:hyperlink r:id="rId144">
               <w:r>
                 <w:t>[11]</w:t>
               </w:r>
@@ -11406,17 +12005,17 @@
             <w:r>
               <w:t>日报文件。</w:t>
             </w:r>
-            <w:hyperlink r:id="rId137">
+            <w:hyperlink r:id="rId145">
               <w:r>
                 <w:t>[11]</w:t>
               </w:r>
             </w:hyperlink>
-            <w:hyperlink r:id="rId138">
+            <w:hyperlink r:id="rId146">
               <w:r>
                 <w:t>[12]</w:t>
               </w:r>
             </w:hyperlink>
-            <w:hyperlink r:id="rId139">
+            <w:hyperlink r:id="rId147">
               <w:r>
                 <w:t>[31]</w:t>
               </w:r>
@@ -11445,7 +12044,6 @@
               <w:pStyle w:val="TableText"/>
             </w:pPr>
             <w:r>
-              <w:lastRenderedPageBreak/>
               <w:t>点表确认与本地告警</w:t>
             </w:r>
             <w:r>
@@ -11507,17 +12105,17 @@
             <w:r>
               <w:t>点；完整人工试读确认与物理注入录像仍待补充。</w:t>
             </w:r>
-            <w:hyperlink r:id="rId140">
+            <w:hyperlink r:id="rId148">
               <w:r>
                 <w:t>[1]</w:t>
               </w:r>
             </w:hyperlink>
-            <w:hyperlink r:id="rId141">
+            <w:hyperlink r:id="rId149">
               <w:r>
                 <w:t>[2]</w:t>
               </w:r>
             </w:hyperlink>
-            <w:hyperlink r:id="rId142">
+            <w:hyperlink r:id="rId150">
               <w:r>
                 <w:t>[10]</w:t>
               </w:r>
@@ -11546,6 +12144,7 @@
               <w:pStyle w:val="TableText"/>
             </w:pPr>
             <w:r>
+              <w:lastRenderedPageBreak/>
               <w:t>带屏工具轮次</w:t>
             </w:r>
             <w:r>
@@ -11622,22 +12221,22 @@
             <w:r>
               <w:t>；其后观察无复位。</w:t>
             </w:r>
-            <w:hyperlink r:id="rId143">
+            <w:hyperlink r:id="rId151">
               <w:r>
                 <w:t>[3]</w:t>
               </w:r>
             </w:hyperlink>
-            <w:hyperlink r:id="rId144">
+            <w:hyperlink r:id="rId152">
               <w:r>
                 <w:t>[15]</w:t>
               </w:r>
             </w:hyperlink>
-            <w:hyperlink r:id="rId145">
+            <w:hyperlink r:id="rId153">
               <w:r>
                 <w:t>[24]</w:t>
               </w:r>
             </w:hyperlink>
-            <w:hyperlink r:id="rId146">
+            <w:hyperlink r:id="rId154">
               <w:r>
                 <w:t>[43]</w:t>
               </w:r>
@@ -11650,7 +12249,7 @@
       <w:pPr>
         <w:pStyle w:val="3"/>
       </w:pPr>
-      <w:bookmarkStart w:id="28" w:name="_Toc240385777"/>
+      <w:bookmarkStart w:id="28" w:name="_Toc240471184"/>
       <w:r>
         <w:t>带屏静止首页性能</w:t>
       </w:r>
@@ -12228,9 +12827,9 @@
         <w:t xml:space="preserve"> 10 ms</w:t>
       </w:r>
       <w:r>
-        <w:t>，窗口内的最大值由冷启动样本主导。这只覆盖静止首页，实体触摸与复杂交互的帧率未在本轮测量。</w:t>
-      </w:r>
-      <w:hyperlink r:id="rId147">
+        <w:t>，窗口内的最大值由冷启动样本主导。该结果只覆盖静止首页，实体触摸与复杂交互的帧率未测量。</w:t>
+      </w:r>
+      <w:hyperlink r:id="rId155">
         <w:r>
           <w:rPr>
             <w:color w:val="24588D"/>
@@ -12240,7 +12839,7 @@
           <w:t>[11]</w:t>
         </w:r>
       </w:hyperlink>
-      <w:hyperlink r:id="rId148">
+      <w:hyperlink r:id="rId156">
         <w:r>
           <w:rPr>
             <w:color w:val="24588D"/>
@@ -12255,7 +12854,7 @@
       <w:pPr>
         <w:pStyle w:val="3"/>
       </w:pPr>
-      <w:bookmarkStart w:id="29" w:name="_Toc240385778"/>
+      <w:bookmarkStart w:id="29" w:name="_Toc240471185"/>
       <w:r>
         <w:t xml:space="preserve">openvelaClaw </w:t>
       </w:r>
@@ -12329,7 +12928,6 @@
               <w:pStyle w:val="TableHead"/>
             </w:pPr>
             <w:r>
-              <w:lastRenderedPageBreak/>
               <w:t>项目</w:t>
             </w:r>
           </w:p>
@@ -12465,17 +13063,17 @@
             <w:r>
               <w:t>单次日报请求，原始行见会话日志；不是平均时延，也不是带屏数据。</w:t>
             </w:r>
-            <w:hyperlink r:id="rId149">
+            <w:hyperlink r:id="rId157">
               <w:r>
                 <w:t>[11]</w:t>
               </w:r>
             </w:hyperlink>
-            <w:hyperlink r:id="rId150">
+            <w:hyperlink r:id="rId158">
               <w:r>
                 <w:t>[12]</w:t>
               </w:r>
             </w:hyperlink>
-            <w:hyperlink r:id="rId151">
+            <w:hyperlink r:id="rId159">
               <w:r>
                 <w:t>[31]</w:t>
               </w:r>
@@ -12547,9 +13145,9 @@
               <w:t xml:space="preserve">2026-09-14 </w:t>
             </w:r>
             <w:r>
-              <w:t>已有二进制文件；未在本轮重新构建。</w:t>
-            </w:r>
-            <w:hyperlink r:id="rId152">
+              <w:t>已有的二进制文件，未重新构建。</w:t>
+            </w:r>
+            <w:hyperlink r:id="rId160">
               <w:r>
                 <w:t>[11]</w:t>
               </w:r>
@@ -12578,6 +13176,7 @@
               <w:pStyle w:val="TableText"/>
             </w:pPr>
             <w:r>
+              <w:lastRenderedPageBreak/>
               <w:t>nuttx.hex</w:t>
             </w:r>
           </w:p>
@@ -12632,7 +13231,7 @@
             <w:r>
               <w:t>有效负载。</w:t>
             </w:r>
-            <w:hyperlink r:id="rId153">
+            <w:hyperlink r:id="rId161">
               <w:r>
                 <w:t>[11]</w:t>
               </w:r>
@@ -12712,7 +13311,7 @@
             <w:r>
               <w:t>文件大小，不能直接等同启动代码占用。</w:t>
             </w:r>
-            <w:hyperlink r:id="rId154">
+            <w:hyperlink r:id="rId162">
               <w:r>
                 <w:t>[11]</w:t>
               </w:r>
@@ -12722,75 +13321,10 @@
       </w:tr>
     </w:tbl>
     <w:p>
-      <w:r>
-        <w:t>该记录的文件名为</w:t>
-      </w:r>
-      <w:r>
-        <w:t xml:space="preserve"> daily-20260228.md</w:t>
-      </w:r>
-      <w:r>
-        <w:t>，验收发生在</w:t>
-      </w:r>
-      <w:r>
-        <w:t xml:space="preserve"> 2026-08-30</w:t>
-      </w:r>
-      <w:r>
-        <w:t>，当时板端尚未做时间同步；</w:t>
-      </w:r>
-      <w:r>
-        <w:t xml:space="preserve">2026-09-14 </w:t>
-      </w:r>
-      <w:r>
-        <w:t>起板端已能从</w:t>
-      </w:r>
-      <w:r>
-        <w:t xml:space="preserve"> eMMC </w:t>
-      </w:r>
-      <w:r>
-        <w:t>恢复时间并在线校时，见表</w:t>
-      </w:r>
-      <w:r>
-        <w:t xml:space="preserve"> 6</w:t>
-      </w:r>
-      <w:r>
-        <w:t>。</w:t>
-      </w:r>
-      <w:hyperlink r:id="rId155">
-        <w:r>
-          <w:rPr>
-            <w:color w:val="24588D"/>
-            <w:sz w:val="24"/>
-            <w:szCs w:val="24"/>
-          </w:rPr>
-          <w:t>[11]</w:t>
-        </w:r>
-      </w:hyperlink>
-      <w:hyperlink r:id="rId156">
-        <w:r>
-          <w:rPr>
-            <w:color w:val="24588D"/>
-            <w:sz w:val="24"/>
-            <w:szCs w:val="24"/>
-          </w:rPr>
-          <w:t>[12]</w:t>
-        </w:r>
-      </w:hyperlink>
-      <w:hyperlink r:id="rId157">
-        <w:r>
-          <w:rPr>
-            <w:color w:val="24588D"/>
-            <w:sz w:val="24"/>
-            <w:szCs w:val="24"/>
-          </w:rPr>
-          <w:t>[22]</w:t>
-        </w:r>
-      </w:hyperlink>
-    </w:p>
-    <w:p>
       <w:pPr>
         <w:pStyle w:val="3"/>
       </w:pPr>
-      <w:bookmarkStart w:id="30" w:name="_Toc240385779"/>
+      <w:bookmarkStart w:id="30" w:name="_Toc240471186"/>
       <w:r>
         <w:t>可靠性与稳定性</w:t>
       </w:r>
@@ -12798,15 +13332,6 @@
     </w:p>
     <w:p>
       <w:r>
-        <w:t xml:space="preserve">2026-09-14 16:16 </w:t>
-      </w:r>
-      <w:r>
-        <w:t>至</w:t>
-      </w:r>
-      <w:r>
-        <w:t xml:space="preserve"> 21:17 </w:t>
-      </w:r>
-      <w:r>
         <w:t>连续串口观察约</w:t>
       </w:r>
       <w:r>
@@ -12825,15 +13350,9 @@
         <w:t xml:space="preserve"> 80 </w:t>
       </w:r>
       <w:r>
-        <w:t>秒静止窗口内保持不变。原始堆统计出现负数或超出板载容量的</w:t>
-      </w:r>
-      <w:r>
-        <w:t xml:space="preserve"> free </w:t>
-      </w:r>
-      <w:r>
-        <w:t>值，本报告不引用堆余量数据。</w:t>
-      </w:r>
-      <w:hyperlink r:id="rId158">
+        <w:t>秒静止窗口内保持不变。堆统计记录中存在异常值，本报告不引用堆余量数据。</w:t>
+      </w:r>
+      <w:hyperlink r:id="rId163">
         <w:r>
           <w:rPr>
             <w:color w:val="24588D"/>
@@ -12843,7 +13362,7 @@
           <w:t>[11]</w:t>
         </w:r>
       </w:hyperlink>
-      <w:hyperlink r:id="rId159">
+      <w:hyperlink r:id="rId164">
         <w:r>
           <w:rPr>
             <w:color w:val="24588D"/>
@@ -12856,7 +13375,7 @@
     </w:p>
     <w:p>
       <w:r>
-        <w:t>以下项目本轮未测：</w:t>
+        <w:t>以下项目尚未测试：</w:t>
       </w:r>
       <w:r>
         <w:t xml:space="preserve">24 </w:t>
@@ -12869,7 +13388,7 @@
       <w:pPr>
         <w:pStyle w:val="2"/>
       </w:pPr>
-      <w:bookmarkStart w:id="31" w:name="_Toc240385780"/>
+      <w:bookmarkStart w:id="31" w:name="_Toc240471187"/>
       <w:r>
         <w:t xml:space="preserve">3.6 AI-Native </w:t>
       </w:r>
@@ -12942,7 +13461,6 @@
               <w:pStyle w:val="TableHead"/>
             </w:pPr>
             <w:r>
-              <w:lastRenderedPageBreak/>
               <w:t>指标</w:t>
             </w:r>
           </w:p>
@@ -13027,7 +13545,7 @@
               <w:t xml:space="preserve"> C</w:t>
             </w:r>
             <w:r>
-              <w:t>、头文件与脚本，本次清点</w:t>
+              <w:t>、头文件与脚本，清点范围</w:t>
             </w:r>
             <w:r>
               <w:t xml:space="preserve"> 167 </w:t>
@@ -13051,7 +13569,7 @@
               <w:t xml:space="preserve">LVGL </w:t>
             </w:r>
             <w:r>
-              <w:t>库和生成字体。比例不是逐行自动归因结果。</w:t>
+              <w:t>库和生成字体。</w:t>
             </w:r>
           </w:p>
         </w:tc>
@@ -13136,7 +13654,7 @@
               <w:t>ZCode</w:t>
             </w:r>
             <w:r>
-              <w:t>。以</w:t>
+              <w:t>。工具归属按</w:t>
             </w:r>
             <w:r>
               <w:t xml:space="preserve"> logs </w:t>
@@ -13148,7 +13666,7 @@
               <w:t xml:space="preserve"> tool </w:t>
             </w:r>
             <w:r>
-              <w:t>标签归类，不把其他工具会话改标为官方支持来源。</w:t>
+              <w:t>标签统计。</w:t>
             </w:r>
           </w:p>
         </w:tc>
@@ -13203,7 +13721,7 @@
               <w:t xml:space="preserve"> MCP</w:t>
             </w:r>
             <w:r>
-              <w:t>。开发侧未使用</w:t>
+              <w:t>，开发侧亦未使用</w:t>
             </w:r>
             <w:r>
               <w:t xml:space="preserve"> VelaJS MCP </w:t>
@@ -13215,7 +13733,7 @@
               <w:t xml:space="preserve"> Figma MCP</w:t>
             </w:r>
             <w:r>
-              <w:t>；不把开发工具连接能力计作设备端功能。</w:t>
+              <w:t>。</w:t>
             </w:r>
           </w:p>
         </w:tc>
@@ -13332,6 +13850,7 @@
               <w:pStyle w:val="TableText"/>
             </w:pPr>
             <w:r>
+              <w:lastRenderedPageBreak/>
               <w:t xml:space="preserve">Token </w:t>
             </w:r>
             <w:r>
@@ -13355,25 +13874,19 @@
               <w:pStyle w:val="TableText"/>
             </w:pPr>
             <w:r>
-              <w:t>开发阶段未使用</w:t>
+              <w:t>开发阶段未使用赛事</w:t>
             </w:r>
             <w:r>
               <w:t xml:space="preserve"> MiMo Token</w:t>
             </w:r>
             <w:r>
-              <w:t>；开发工具总</w:t>
-            </w:r>
-            <w:r>
-              <w:t xml:space="preserve"> Token </w:t>
-            </w:r>
-            <w:r>
-              <w:t>尚未统一汇总。板端推理使用赛事</w:t>
+              <w:t>。板端推理使用赛事</w:t>
             </w:r>
             <w:r>
               <w:t xml:space="preserve"> MiMo</w:t>
             </w:r>
             <w:r>
-              <w:t>，控制台累计用量尚未导出，不填写推测数字。</w:t>
+              <w:t>，累计用量未导出。</w:t>
             </w:r>
           </w:p>
         </w:tc>
@@ -13381,9 +13894,6 @@
     </w:tbl>
     <w:p>
       <w:r>
-        <w:t xml:space="preserve">2026-09-15 </w:t>
-      </w:r>
-      <w:r>
         <w:t>证据快照记录开发会话文件</w:t>
       </w:r>
       <w:r>
@@ -13426,13 +13936,7 @@
         <w:t>zcode 11</w:t>
       </w:r>
       <w:r>
-        <w:t>。这些会话日志本身也是板端联调与验收的原始记录，正文按日期引用到具体文件，例如</w:t>
-      </w:r>
-      <w:r>
-        <w:t xml:space="preserve"> 2026-08-30 </w:t>
-      </w:r>
-      <w:r>
-        <w:t>的日报验收；日志位于</w:t>
+        <w:t>。这些会话日志本身也是板端联调与验收的原始记录，正文按日期引用到具体文件，例如日报验收的会话日志；日志位于</w:t>
       </w:r>
       <w:r>
         <w:t xml:space="preserve"> logs/Foleaf/</w:t>
@@ -13440,7 +13944,7 @@
       <w:r>
         <w:t>，提交前由官方校验脚本检查。</w:t>
       </w:r>
-      <w:hyperlink r:id="rId160">
+      <w:hyperlink r:id="rId165">
         <w:r>
           <w:rPr>
             <w:color w:val="24588D"/>
@@ -13450,7 +13954,7 @@
           <w:t>[11]</w:t>
         </w:r>
       </w:hyperlink>
-      <w:hyperlink r:id="rId161">
+      <w:hyperlink r:id="rId166">
         <w:r>
           <w:rPr>
             <w:color w:val="24588D"/>
@@ -13460,7 +13964,7 @@
           <w:t>[17]</w:t>
         </w:r>
       </w:hyperlink>
-      <w:hyperlink r:id="rId162">
+      <w:hyperlink r:id="rId167">
         <w:r>
           <w:rPr>
             <w:color w:val="24588D"/>
@@ -13475,7 +13979,7 @@
       <w:pPr>
         <w:pStyle w:val="3"/>
       </w:pPr>
-      <w:bookmarkStart w:id="32" w:name="_Toc240385781"/>
+      <w:bookmarkStart w:id="32" w:name="_Toc240471188"/>
       <w:r>
         <w:t>开发方式与经验</w:t>
       </w:r>
@@ -13492,12 +13996,11 @@
         <w:t xml:space="preserve">Kconfig </w:t>
       </w:r>
       <w:r>
-        <w:t>排查、主机测试、板测脚本与文档整理。开发者负责确定方案、确认配置变更和判断验收结果。项目没有对照实验去量化节省的工时，所以只说明使用方式，不给出效率提升百分比。</w:t>
-      </w:r>
-    </w:p>
-    <w:p>
-      <w:r>
-        <w:lastRenderedPageBreak/>
+        <w:t>排查、主机测试、板测脚本与文档整理。开发者负责确定方案、确认配置变更和判断验收结果。本节只说明使用方式；未做对照实验，不给出效率提升比例。</w:t>
+      </w:r>
+    </w:p>
+    <w:p>
+      <w:r>
         <w:t>有一项具体经验来自</w:t>
       </w:r>
       <w:r>
@@ -13534,9 +14037,9 @@
         <w:t xml:space="preserve"> Skill</w:t>
       </w:r>
       <w:r>
-        <w:t>。编译成功之后仍需真机验证，不能让日志或脚本中的预期输出替代实际结果。</w:t>
-      </w:r>
-      <w:hyperlink r:id="rId163">
+        <w:t>。验收以真机串口输出为准，编译通过不等于设备可用。</w:t>
+      </w:r>
+      <w:hyperlink r:id="rId168">
         <w:r>
           <w:rPr>
             <w:color w:val="24588D"/>
@@ -13546,7 +14049,7 @@
           <w:t>[15]</w:t>
         </w:r>
       </w:hyperlink>
-      <w:hyperlink r:id="rId164">
+      <w:hyperlink r:id="rId169">
         <w:r>
           <w:rPr>
             <w:color w:val="24588D"/>
@@ -13556,7 +14059,7 @@
           <w:t>[18]</w:t>
         </w:r>
       </w:hyperlink>
-      <w:hyperlink r:id="rId165">
+      <w:hyperlink r:id="rId170">
         <w:r>
           <w:rPr>
             <w:color w:val="24588D"/>
@@ -13571,7 +14074,7 @@
       <w:pPr>
         <w:pStyle w:val="2"/>
       </w:pPr>
-      <w:bookmarkStart w:id="33" w:name="_Toc240385782"/>
+      <w:bookmarkStart w:id="33" w:name="_Toc240471189"/>
       <w:r>
         <w:t xml:space="preserve">3.7 </w:t>
       </w:r>
@@ -13584,7 +14087,7 @@
       <w:pPr>
         <w:pStyle w:val="3"/>
       </w:pPr>
-      <w:bookmarkStart w:id="34" w:name="_Toc240385783"/>
+      <w:bookmarkStart w:id="34" w:name="_Toc240471190"/>
       <w:r>
         <w:t>成果总结</w:t>
       </w:r>
@@ -13631,13 +14134,7 @@
         <w:t xml:space="preserve"> PR </w:t>
       </w:r>
       <w:r>
-        <w:t>将底层工作留在相应源码树中。</w:t>
-      </w:r>
-      <w:r>
-        <w:t xml:space="preserve">2026-09-14 </w:t>
-      </w:r>
-      <w:r>
-        <w:t>又补上三项板验：</w:t>
+        <w:t>将底层工作留在相应源码树中。板端另有三项验收：</w:t>
       </w:r>
       <w:r>
         <w:t xml:space="preserve">MQTT </w:t>
@@ -13652,6 +14149,7 @@
         <w:t>）、</w:t>
       </w:r>
       <w:r>
+        <w:lastRenderedPageBreak/>
         <w:t xml:space="preserve">eMMC </w:t>
       </w:r>
       <w:r>
@@ -13675,7 +14173,7 @@
       <w:r>
         <w:t>点表上位机与只读云看板已独立可用。</w:t>
       </w:r>
-      <w:hyperlink r:id="rId166">
+      <w:hyperlink r:id="rId171">
         <w:r>
           <w:rPr>
             <w:color w:val="24588D"/>
@@ -13685,7 +14183,7 @@
           <w:t>[20]</w:t>
         </w:r>
       </w:hyperlink>
-      <w:hyperlink r:id="rId167">
+      <w:hyperlink r:id="rId172">
         <w:r>
           <w:rPr>
             <w:color w:val="24588D"/>
@@ -13695,7 +14193,7 @@
           <w:t>[21]</w:t>
         </w:r>
       </w:hyperlink>
-      <w:hyperlink r:id="rId168">
+      <w:hyperlink r:id="rId173">
         <w:r>
           <w:rPr>
             <w:color w:val="24588D"/>
@@ -13710,7 +14208,7 @@
       <w:pPr>
         <w:pStyle w:val="3"/>
       </w:pPr>
-      <w:bookmarkStart w:id="35" w:name="_Toc240385784"/>
+      <w:bookmarkStart w:id="35" w:name="_Toc240471191"/>
       <w:r>
         <w:t>应用前景与商业价值</w:t>
       </w:r>
@@ -13726,7 +14224,7 @@
       <w:r>
         <w:t>，运维不必逐台上门；上位机把点表交付从命令行提前到图形界面，缩短现场调试时间。潜在交付方式是网关硬件配合配置与集成服务，云看板作为多设备管理入口。商业模式仍待现场试点验证，不作收入或市场规模预测。</w:t>
       </w:r>
-      <w:hyperlink r:id="rId169">
+      <w:hyperlink r:id="rId174">
         <w:r>
           <w:rPr>
             <w:color w:val="24588D"/>
@@ -13736,7 +14234,7 @@
           <w:t>[28]</w:t>
         </w:r>
       </w:hyperlink>
-      <w:hyperlink r:id="rId170">
+      <w:hyperlink r:id="rId175">
         <w:r>
           <w:rPr>
             <w:color w:val="24588D"/>
@@ -13746,7 +14244,7 @@
           <w:t>[29]</w:t>
         </w:r>
       </w:hyperlink>
-      <w:hyperlink r:id="rId171">
+      <w:hyperlink r:id="rId176">
         <w:r>
           <w:rPr>
             <w:color w:val="24588D"/>
@@ -13761,9 +14259,8 @@
       <w:pPr>
         <w:pStyle w:val="3"/>
       </w:pPr>
-      <w:bookmarkStart w:id="36" w:name="_Toc240385785"/>
-      <w:r>
-        <w:lastRenderedPageBreak/>
+      <w:bookmarkStart w:id="36" w:name="_Toc240471192"/>
+      <w:r>
         <w:t>不足与后续重点</w:t>
       </w:r>
       <w:bookmarkEnd w:id="36"/>
@@ -13776,10 +14273,10 @@
         <w:t xml:space="preserve"> HardFault </w:t>
       </w:r>
       <w:r>
-        <w:t>记录，最后一次在</w:t>
-      </w:r>
-      <w:r>
-        <w:t xml:space="preserve"> 2026-09-14 15:19</w:t>
+        <w:t>记录，最近一次的时间见表</w:t>
+      </w:r>
+      <w:r>
+        <w:t xml:space="preserve"> 6</w:t>
       </w:r>
       <w:r>
         <w:t>。触发路径已经定位：定时心跳与屏幕写入的唤醒文件会在界面侧把</w:t>
@@ -13818,7 +14315,7 @@
         <w:t xml:space="preserve"> 32 KiB </w:t>
       </w:r>
       <w:r>
-        <w:t>栈配置后仍不能宣称稳定，命令行发起的对话仍会进入同一条路径。事件主动解释、定时</w:t>
+        <w:t>栈配置下仍记录到同类故障，命令行发起的对话仍会进入同一条路径。事件主动解释、定时</w:t>
       </w:r>
       <w:r>
         <w:t xml:space="preserve"> openvelaClaw </w:t>
@@ -13826,7 +14323,7 @@
       <w:r>
         <w:t>日报和解释文件自动上屏也尚未完成完整验收，当前运行报告是固件统计结果。</w:t>
       </w:r>
-      <w:hyperlink r:id="rId172">
+      <w:hyperlink r:id="rId177">
         <w:r>
           <w:rPr>
             <w:color w:val="24588D"/>
@@ -13836,7 +14333,7 @@
           <w:t>[3]</w:t>
         </w:r>
       </w:hyperlink>
-      <w:hyperlink r:id="rId173">
+      <w:hyperlink r:id="rId178">
         <w:r>
           <w:rPr>
             <w:color w:val="24588D"/>
@@ -13846,7 +14343,7 @@
           <w:t>[15]</w:t>
         </w:r>
       </w:hyperlink>
-      <w:hyperlink r:id="rId174">
+      <w:hyperlink r:id="rId179">
         <w:r>
           <w:rPr>
             <w:color w:val="24588D"/>
@@ -13856,7 +14353,7 @@
           <w:t>[19]</w:t>
         </w:r>
       </w:hyperlink>
-      <w:hyperlink r:id="rId175">
+      <w:hyperlink r:id="rId180">
         <w:r>
           <w:rPr>
             <w:color w:val="24588D"/>
@@ -13866,7 +14363,7 @@
           <w:t>[24]</w:t>
         </w:r>
       </w:hyperlink>
-      <w:hyperlink r:id="rId176">
+      <w:hyperlink r:id="rId181">
         <w:r>
           <w:rPr>
             <w:color w:val="24588D"/>
@@ -13879,7 +14376,11 @@
     </w:p>
     <w:p>
       <w:r>
-        <w:t>实现层面还有三处不一致需要收口。告警规则目前有两份实现：界面模型里的滑窗离线判定已经上线，而独立的告警判定模块用的是连续失败计数，只被主机测试覆盖、尚未接入固件调用路径，两者应当合并为一份实现。寄存器解码只实现了</w:t>
+        <w:t>实现层面还有三处不一致。告警规则目前有两份实现：界面模型里的滑窗离线判定已经上线，而独立的告警判定模块用的是连续失败计数，</w:t>
+      </w:r>
+      <w:r>
+        <w:lastRenderedPageBreak/>
+        <w:t>只被主机测试覆盖、尚未接入固件调用路径，后续将合并为一份实现。寄存器解码只实现了</w:t>
       </w:r>
       <w:r>
         <w:t xml:space="preserve"> int16 </w:t>
@@ -13893,7 +14394,7 @@
       <w:r>
         <w:t>种数据类型与两种字序，但由人工选定，多候选的自动求解尚未实现。帧质量统计把帧间隔违规与异常码一并归入其他类，没有单独计数。</w:t>
       </w:r>
-      <w:hyperlink r:id="rId177">
+      <w:hyperlink r:id="rId182">
         <w:r>
           <w:rPr>
             <w:color w:val="24588D"/>
@@ -13903,7 +14404,7 @@
           <w:t>[1]</w:t>
         </w:r>
       </w:hyperlink>
-      <w:hyperlink r:id="rId178">
+      <w:hyperlink r:id="rId183">
         <w:r>
           <w:rPr>
             <w:color w:val="24588D"/>
@@ -13913,7 +14414,7 @@
           <w:t>[3]</w:t>
         </w:r>
       </w:hyperlink>
-      <w:hyperlink r:id="rId179">
+      <w:hyperlink r:id="rId184">
         <w:r>
           <w:rPr>
             <w:color w:val="24588D"/>
@@ -13926,13 +14427,13 @@
     </w:p>
     <w:p>
       <w:r>
-        <w:t>安全边界要继续补强。</w:t>
+        <w:t>安全边界还有待补强的部分。</w:t>
       </w:r>
       <w:r>
         <w:t xml:space="preserve">vgstats/vgnet </w:t>
       </w:r>
       <w:r>
-        <w:t>等命令要细化到子命令；文件写入范围与配置文件保护需要继续收紧；试读结果与生效版本的强绑定、</w:t>
+        <w:t>等命令目前只限制到命令级，未细化到子命令；文件写入范围与配置文件保护仍可收紧；试读结果与生效版本的强绑定、</w:t>
       </w:r>
       <w:r>
         <w:t xml:space="preserve">AI </w:t>
@@ -13958,7 +14459,7 @@
       <w:r>
         <w:t>指输出字段和类型必须符合预先规定的结构。</w:t>
       </w:r>
-      <w:hyperlink r:id="rId180">
+      <w:hyperlink r:id="rId185">
         <w:r>
           <w:rPr>
             <w:color w:val="24588D"/>
@@ -13968,7 +14469,7 @@
           <w:t>[2]</w:t>
         </w:r>
       </w:hyperlink>
-      <w:hyperlink r:id="rId181">
+      <w:hyperlink r:id="rId186">
         <w:r>
           <w:rPr>
             <w:color w:val="24588D"/>
@@ -13978,7 +14479,7 @@
           <w:t>[3]</w:t>
         </w:r>
       </w:hyperlink>
-      <w:hyperlink r:id="rId182">
+      <w:hyperlink r:id="rId187">
         <w:r>
           <w:rPr>
             <w:color w:val="24588D"/>
@@ -13991,33 +14492,6 @@
     </w:p>
     <w:p>
       <w:r>
-        <w:t xml:space="preserve">ESP-01S </w:t>
-      </w:r>
-      <w:r>
-        <w:t>备用链路的代码路径已实现，</w:t>
-      </w:r>
-      <w:r>
-        <w:t xml:space="preserve">2026-09-14 </w:t>
-      </w:r>
-      <w:r>
-        <w:t>板测记录中</w:t>
-      </w:r>
-      <w:r>
-        <w:t xml:space="preserve"> Wi-Fi </w:t>
-      </w:r>
-      <w:r>
-        <w:t>未关联，链路切换行为需要单独验证。表</w:t>
-      </w:r>
-      <w:r>
-        <w:t xml:space="preserve"> 3 </w:t>
-      </w:r>
-      <w:r>
-        <w:t>给出的是方案级关键器件，不作为量产定型物料清单。</w:t>
-      </w:r>
-    </w:p>
-    <w:p>
-      <w:r>
-        <w:lastRenderedPageBreak/>
         <w:t xml:space="preserve">24 </w:t>
       </w:r>
       <w:r>
@@ -14039,26 +14513,20 @@
         <w:t>OTA</w:t>
       </w:r>
       <w:r>
-        <w:t>、周报、阶段</w:t>
-      </w:r>
-      <w:r>
-        <w:t xml:space="preserve"> 2 </w:t>
-      </w:r>
-      <w:r>
-        <w:t>规则库、</w:t>
+        <w:t>、周报、故障归因规则库、</w:t>
       </w:r>
       <w:r>
         <w:t>Bridge</w:t>
       </w:r>
       <w:r>
-        <w:t>、语音、屏幕点表编辑不计入当前交付能力。</w:t>
+        <w:t>、语音与屏幕点表编辑尚未交付。</w:t>
       </w:r>
     </w:p>
     <w:p>
       <w:pPr>
         <w:pStyle w:val="3"/>
       </w:pPr>
-      <w:bookmarkStart w:id="37" w:name="_Toc240385786"/>
+      <w:bookmarkStart w:id="37" w:name="_Toc240471193"/>
       <w:r>
         <w:t>实现与证据索引</w:t>
       </w:r>
@@ -14083,7 +14551,7 @@
       <w:r>
         <w:t xml:space="preserve"> </w:t>
       </w:r>
-      <w:hyperlink r:id="rId183">
+      <w:hyperlink r:id="rId188">
         <w:r>
           <w:rPr>
             <w:color w:val="24588D"/>
@@ -14101,7 +14569,7 @@
       <w:pPr>
         <w:pStyle w:val="ReportReference"/>
       </w:pPr>
-      <w:hyperlink r:id="rId184">
+      <w:hyperlink r:id="rId189">
         <w:r>
           <w:rPr>
             <w:color w:val="24588D"/>
@@ -14118,7 +14586,7 @@
       <w:r>
         <w:tab/>
       </w:r>
-      <w:hyperlink r:id="rId185">
+      <w:hyperlink r:id="rId190">
         <w:r>
           <w:rPr>
             <w:color w:val="24588D"/>
@@ -14135,7 +14603,7 @@
       <w:r>
         <w:tab/>
       </w:r>
-      <w:hyperlink r:id="rId186">
+      <w:hyperlink r:id="rId191">
         <w:r>
           <w:rPr>
             <w:color w:val="24588D"/>
@@ -14154,7 +14622,7 @@
       <w:pPr>
         <w:pStyle w:val="ReportReference"/>
       </w:pPr>
-      <w:hyperlink r:id="rId187">
+      <w:hyperlink r:id="rId192">
         <w:r>
           <w:rPr>
             <w:color w:val="24588D"/>
@@ -14183,7 +14651,7 @@
       <w:r>
         <w:tab/>
       </w:r>
-      <w:hyperlink r:id="rId188">
+      <w:hyperlink r:id="rId193">
         <w:r>
           <w:rPr>
             <w:color w:val="24588D"/>
@@ -14200,7 +14668,7 @@
       <w:r>
         <w:tab/>
       </w:r>
-      <w:hyperlink r:id="rId189">
+      <w:hyperlink r:id="rId194">
         <w:r>
           <w:rPr>
             <w:color w:val="24588D"/>
@@ -14219,7 +14687,7 @@
       <w:pPr>
         <w:pStyle w:val="ReportReference"/>
       </w:pPr>
-      <w:hyperlink r:id="rId190">
+      <w:hyperlink r:id="rId195">
         <w:r>
           <w:rPr>
             <w:color w:val="24588D"/>
@@ -14236,7 +14704,7 @@
       <w:r>
         <w:tab/>
       </w:r>
-      <w:hyperlink r:id="rId191">
+      <w:hyperlink r:id="rId196">
         <w:r>
           <w:rPr>
             <w:color w:val="24588D"/>
@@ -14253,7 +14721,7 @@
       <w:r>
         <w:tab/>
       </w:r>
-      <w:hyperlink r:id="rId192">
+      <w:hyperlink r:id="rId197">
         <w:r>
           <w:rPr>
             <w:color w:val="24588D"/>
@@ -14272,7 +14740,7 @@
       <w:pPr>
         <w:pStyle w:val="ReportReference"/>
       </w:pPr>
-      <w:hyperlink r:id="rId193">
+      <w:hyperlink r:id="rId198">
         <w:r>
           <w:rPr>
             <w:color w:val="24588D"/>
@@ -14289,7 +14757,7 @@
       <w:r>
         <w:tab/>
       </w:r>
-      <w:hyperlink r:id="rId194">
+      <w:hyperlink r:id="rId199">
         <w:r>
           <w:rPr>
             <w:color w:val="24588D"/>
@@ -14306,7 +14774,7 @@
       <w:r>
         <w:tab/>
       </w:r>
-      <w:hyperlink r:id="rId195">
+      <w:hyperlink r:id="rId200">
         <w:r>
           <w:rPr>
             <w:color w:val="24588D"/>
@@ -14325,7 +14793,7 @@
       <w:pPr>
         <w:pStyle w:val="ReportReference"/>
       </w:pPr>
-      <w:hyperlink r:id="rId196">
+      <w:hyperlink r:id="rId201">
         <w:r>
           <w:rPr>
             <w:color w:val="24588D"/>
@@ -14342,7 +14810,7 @@
       <w:r>
         <w:tab/>
       </w:r>
-      <w:hyperlink r:id="rId197">
+      <w:hyperlink r:id="rId202">
         <w:r>
           <w:rPr>
             <w:color w:val="24588D"/>
@@ -14359,7 +14827,7 @@
       <w:r>
         <w:tab/>
       </w:r>
-      <w:hyperlink r:id="rId198">
+      <w:hyperlink r:id="rId203">
         <w:r>
           <w:rPr>
             <w:color w:val="24588D"/>
@@ -14378,7 +14846,7 @@
       <w:pPr>
         <w:pStyle w:val="ReportReference"/>
       </w:pPr>
-      <w:hyperlink r:id="rId199">
+      <w:hyperlink r:id="rId204">
         <w:r>
           <w:rPr>
             <w:color w:val="24588D"/>
@@ -14395,7 +14863,7 @@
       <w:r>
         <w:tab/>
       </w:r>
-      <w:hyperlink r:id="rId200">
+      <w:hyperlink r:id="rId205">
         <w:r>
           <w:rPr>
             <w:color w:val="24588D"/>
@@ -14412,7 +14880,7 @@
       <w:r>
         <w:tab/>
       </w:r>
-      <w:hyperlink r:id="rId201">
+      <w:hyperlink r:id="rId206">
         <w:r>
           <w:rPr>
             <w:color w:val="24588D"/>
@@ -14437,7 +14905,7 @@
       <w:pPr>
         <w:pStyle w:val="ReportReference"/>
       </w:pPr>
-      <w:hyperlink r:id="rId202">
+      <w:hyperlink r:id="rId207">
         <w:r>
           <w:rPr>
             <w:color w:val="24588D"/>
@@ -14460,7 +14928,7 @@
       <w:r>
         <w:tab/>
       </w:r>
-      <w:hyperlink r:id="rId203">
+      <w:hyperlink r:id="rId208">
         <w:r>
           <w:rPr>
             <w:color w:val="24588D"/>
@@ -14477,7 +14945,7 @@
       <w:r>
         <w:tab/>
       </w:r>
-      <w:hyperlink r:id="rId204">
+      <w:hyperlink r:id="rId209">
         <w:r>
           <w:rPr>
             <w:color w:val="24588D"/>
@@ -14508,7 +14976,7 @@
       <w:pPr>
         <w:pStyle w:val="ReportReference"/>
       </w:pPr>
-      <w:hyperlink r:id="rId205">
+      <w:hyperlink r:id="rId210">
         <w:r>
           <w:rPr>
             <w:color w:val="24588D"/>
@@ -14525,7 +14993,7 @@
       <w:r>
         <w:tab/>
       </w:r>
-      <w:hyperlink r:id="rId206">
+      <w:hyperlink r:id="rId211">
         <w:r>
           <w:rPr>
             <w:color w:val="24588D"/>
@@ -14542,7 +15010,7 @@
       <w:r>
         <w:tab/>
       </w:r>
-      <w:hyperlink r:id="rId207">
+      <w:hyperlink r:id="rId212">
         <w:r>
           <w:rPr>
             <w:color w:val="24588D"/>
@@ -14561,7 +15029,7 @@
       <w:pPr>
         <w:pStyle w:val="ReportReference"/>
       </w:pPr>
-      <w:hyperlink r:id="rId208">
+      <w:hyperlink r:id="rId213">
         <w:r>
           <w:rPr>
             <w:color w:val="24588D"/>
@@ -14578,7 +15046,7 @@
       <w:r>
         <w:tab/>
       </w:r>
-      <w:hyperlink r:id="rId209">
+      <w:hyperlink r:id="rId214">
         <w:r>
           <w:rPr>
             <w:color w:val="24588D"/>
@@ -14595,7 +15063,7 @@
       <w:r>
         <w:tab/>
       </w:r>
-      <w:hyperlink r:id="rId210">
+      <w:hyperlink r:id="rId215">
         <w:r>
           <w:rPr>
             <w:color w:val="24588D"/>
@@ -14614,7 +15082,7 @@
       <w:pPr>
         <w:pStyle w:val="ReportReference"/>
       </w:pPr>
-      <w:hyperlink r:id="rId211">
+      <w:hyperlink r:id="rId216">
         <w:r>
           <w:rPr>
             <w:color w:val="24588D"/>
@@ -14643,7 +15111,7 @@
       <w:r>
         <w:tab/>
       </w:r>
-      <w:hyperlink r:id="rId212">
+      <w:hyperlink r:id="rId217">
         <w:r>
           <w:rPr>
             <w:color w:val="24588D"/>
@@ -14660,7 +15128,7 @@
       <w:r>
         <w:tab/>
       </w:r>
-      <w:hyperlink r:id="rId213">
+      <w:hyperlink r:id="rId218">
         <w:r>
           <w:rPr>
             <w:color w:val="24588D"/>
@@ -14679,7 +15147,7 @@
       <w:pPr>
         <w:pStyle w:val="ReportReference"/>
       </w:pPr>
-      <w:hyperlink r:id="rId214">
+      <w:hyperlink r:id="rId219">
         <w:r>
           <w:rPr>
             <w:color w:val="24588D"/>
@@ -14708,7 +15176,7 @@
       <w:r>
         <w:tab/>
       </w:r>
-      <w:hyperlink r:id="rId215">
+      <w:hyperlink r:id="rId220">
         <w:r>
           <w:rPr>
             <w:color w:val="24588D"/>
@@ -14725,7 +15193,7 @@
       <w:r>
         <w:tab/>
       </w:r>
-      <w:hyperlink r:id="rId216">
+      <w:hyperlink r:id="rId221">
         <w:r>
           <w:rPr>
             <w:color w:val="24588D"/>
@@ -14756,7 +15224,7 @@
       <w:pPr>
         <w:pStyle w:val="ReportReference"/>
       </w:pPr>
-      <w:hyperlink r:id="rId217">
+      <w:hyperlink r:id="rId222">
         <w:r>
           <w:rPr>
             <w:color w:val="24588D"/>
@@ -14779,7 +15247,7 @@
       <w:r>
         <w:tab/>
       </w:r>
-      <w:hyperlink r:id="rId218">
+      <w:hyperlink r:id="rId223">
         <w:r>
           <w:rPr>
             <w:color w:val="24588D"/>
@@ -14796,7 +15264,7 @@
       <w:r>
         <w:tab/>
       </w:r>
-      <w:hyperlink r:id="rId219">
+      <w:hyperlink r:id="rId224">
         <w:r>
           <w:rPr>
             <w:color w:val="24588D"/>
@@ -14815,7 +15283,7 @@
       <w:pPr>
         <w:pStyle w:val="ReportReference"/>
       </w:pPr>
-      <w:hyperlink r:id="rId220">
+      <w:hyperlink r:id="rId225">
         <w:r>
           <w:rPr>
             <w:color w:val="24588D"/>
@@ -14832,7 +15300,7 @@
       <w:r>
         <w:tab/>
       </w:r>
-      <w:hyperlink r:id="rId221">
+      <w:hyperlink r:id="rId226">
         <w:r>
           <w:rPr>
             <w:color w:val="24588D"/>
@@ -14849,7 +15317,7 @@
       <w:r>
         <w:tab/>
       </w:r>
-      <w:hyperlink r:id="rId222">
+      <w:hyperlink r:id="rId227">
         <w:r>
           <w:rPr>
             <w:color w:val="24588D"/>
@@ -14880,7 +15348,7 @@
       <w:pPr>
         <w:pStyle w:val="ReportReference"/>
       </w:pPr>
-      <w:hyperlink r:id="rId223">
+      <w:hyperlink r:id="rId228">
         <w:r>
           <w:rPr>
             <w:color w:val="24588D"/>
@@ -14897,7 +15365,7 @@
       <w:r>
         <w:tab/>
       </w:r>
-      <w:hyperlink r:id="rId224">
+      <w:hyperlink r:id="rId229">
         <w:r>
           <w:rPr>
             <w:color w:val="24588D"/>
@@ -14914,7 +15382,7 @@
       <w:r>
         <w:tab/>
       </w:r>
-      <w:hyperlink r:id="rId225">
+      <w:hyperlink r:id="rId230">
         <w:r>
           <w:rPr>
             <w:color w:val="24588D"/>
@@ -14945,7 +15413,7 @@
       <w:pPr>
         <w:pStyle w:val="ReportReference"/>
       </w:pPr>
-      <w:hyperlink r:id="rId226">
+      <w:hyperlink r:id="rId231">
         <w:r>
           <w:rPr>
             <w:color w:val="24588D"/>
@@ -14962,7 +15430,7 @@
       <w:r>
         <w:tab/>
       </w:r>
-      <w:hyperlink r:id="rId227">
+      <w:hyperlink r:id="rId232">
         <w:r>
           <w:rPr>
             <w:color w:val="24588D"/>
@@ -14978,12 +15446,12 @@
       </w:hyperlink>
     </w:p>
     <w:sectPr>
-      <w:headerReference w:type="even" r:id="rId228"/>
-      <w:headerReference w:type="default" r:id="rId229"/>
-      <w:footerReference w:type="even" r:id="rId230"/>
-      <w:footerReference w:type="default" r:id="rId231"/>
-      <w:headerReference w:type="first" r:id="rId232"/>
-      <w:footerReference w:type="first" r:id="rId233"/>
+      <w:headerReference w:type="even" r:id="rId233"/>
+      <w:headerReference w:type="default" r:id="rId234"/>
+      <w:footerReference w:type="even" r:id="rId235"/>
+      <w:footerReference w:type="default" r:id="rId236"/>
+      <w:headerReference w:type="first" r:id="rId237"/>
+      <w:footerReference w:type="first" r:id="rId238"/>
       <w:pgSz w:w="11905" w:h="16840"/>
       <w:pgMar w:top="2098" w:right="1474" w:bottom="1984" w:left="1587" w:header="851" w:footer="992" w:gutter="0"/>
       <w:pgNumType w:start="0"/>
@@ -15259,9 +15727,9 @@
 <file path=word/numbering.xml><?xml version="1.0" encoding="utf-8"?>
 <w:numbering xmlns:wpc="http://schemas.microsoft.com/office/word/2010/wordprocessingCanvas" xmlns:cx="http://schemas.microsoft.com/office/drawing/2014/chartex" xmlns:cx1="http://schemas.microsoft.com/office/drawing/2015/9/8/chartex" xmlns:cx2="http://schemas.microsoft.com/office/drawing/2015/10/21/chartex" xmlns:cx3="http://schemas.microsoft.com/office/drawing/2016/5/9/chartex" xmlns:cx4="http://schemas.microsoft.com/office/drawing/2016/5/10/chartex" xmlns:cx5="http://schemas.microsoft.com/office/drawing/2016/5/11/chartex" xmlns:cx6="http://schemas.microsoft.com/office/drawing/2016/5/12/chartex" xmlns:cx7="http://schemas.microsoft.com/office/drawing/2016/5/13/chartex" xmlns:cx8="http://schemas.microsoft.com/office/drawing/2016/5/14/chartex" xmlns:mc="http://schemas.openxmlformats.org/markup-compatibility/2006" xmlns:aink="http://schemas.microsoft.com/office/drawing/2016/ink" xmlns:am3d="http://schemas.microsoft.com/office/drawing/2017/model3d" xmlns:o="urn:schemas-microsoft-com:office:office" xmlns:oel="http://schemas.microsoft.com/office/2019/extlst" xmlns:r="http://schemas.openxmlformats.org/officeDocument/2006/relationships" xmlns:m="http://schemas.openxmlformats.org/officeDocument/2006/math" xmlns:v="urn:schemas-microsoft-com:vml" xmlns:wp14="http://schemas.microsoft.com/office/word/2010/wordprocessingDrawing" xmlns:wp="http://schemas.openxmlformats.org/drawingml/2006/wordprocessingDrawing" xmlns:w10="urn:schemas-microsoft-com:office:word" xmlns:w="http://schemas.openxmlformats.org/wordprocessingml/2006/main" xmlns:w14="http://schemas.microsoft.com/office/word/2010/wordml" xmlns:w15="http://schemas.microsoft.com/office/word/2012/wordml" xmlns:w16cex="http://schemas.microsoft.com/office/word/2018/wordml/cex" xmlns:w16cid="http://schemas.microsoft.com/office/word/2016/wordml/cid" xmlns:w16="http://schemas.microsoft.com/office/word/2018/wordml" xmlns:w16du="http://schemas.microsoft.com/office/word/2023/wordml/word16du" xmlns:w16sdtdh="http://schemas.microsoft.com/office/word/2020/wordml/sdtdatahash" xmlns:w16sdtfl="http://schemas.microsoft.com/office/word/2024/wordml/sdtformatlock" xmlns:w16se="http://schemas.microsoft.com/office/word/2015/wordml/symex" xmlns:wpg="http://schemas.microsoft.com/office/word/2010/wordprocessingGroup" xmlns:wpi="http://schemas.microsoft.com/office/word/2010/wordprocessingInk" xmlns:wne="http://schemas.microsoft.com/office/word/2006/wordml" xmlns:wps="http://schemas.microsoft.com/office/word/2010/wordprocessingShape" mc:Ignorable="w14 w15 w16se w16cid w16 w16cex w16sdtdh w16sdtfl w16du wp14">
   <w:abstractNum w:abstractNumId="0" w15:restartNumberingAfterBreak="0">
-    <w:nsid w:val="02F21D81"/>
+    <w:nsid w:val="07C37D0A"/>
     <w:multiLevelType w:val="multilevel"/>
-    <w:tmpl w:val="1A405060"/>
+    <w:tmpl w:val="89CCB914"/>
     <w:lvl w:ilvl="0">
       <w:numFmt w:val="bullet"/>
       <w:lvlText w:val="•"/>
@@ -15312,9 +15780,9 @@
     </w:lvl>
   </w:abstractNum>
   <w:abstractNum w:abstractNumId="1" w15:restartNumberingAfterBreak="0">
-    <w:nsid w:val="0371290A"/>
+    <w:nsid w:val="0AFC29B5"/>
     <w:multiLevelType w:val="multilevel"/>
-    <w:tmpl w:val="347837E4"/>
+    <w:tmpl w:val="689A470E"/>
     <w:lvl w:ilvl="0">
       <w:numFmt w:val="bullet"/>
       <w:lvlText w:val="•"/>
@@ -15365,9 +15833,9 @@
     </w:lvl>
   </w:abstractNum>
   <w:abstractNum w:abstractNumId="2" w15:restartNumberingAfterBreak="0">
-    <w:nsid w:val="09C454BC"/>
+    <w:nsid w:val="0FCA763E"/>
     <w:multiLevelType w:val="multilevel"/>
-    <w:tmpl w:val="0B5C4A7C"/>
+    <w:tmpl w:val="F9C2227C"/>
     <w:lvl w:ilvl="0">
       <w:numFmt w:val="bullet"/>
       <w:lvlText w:val="•"/>
@@ -15418,9 +15886,9 @@
     </w:lvl>
   </w:abstractNum>
   <w:abstractNum w:abstractNumId="3" w15:restartNumberingAfterBreak="0">
-    <w:nsid w:val="0BAC672C"/>
+    <w:nsid w:val="1428641D"/>
     <w:multiLevelType w:val="multilevel"/>
-    <w:tmpl w:val="ACEC6E6E"/>
+    <w:tmpl w:val="0DA4BE6A"/>
     <w:lvl w:ilvl="0">
       <w:numFmt w:val="bullet"/>
       <w:lvlText w:val="•"/>
@@ -15471,9 +15939,9 @@
     </w:lvl>
   </w:abstractNum>
   <w:abstractNum w:abstractNumId="4" w15:restartNumberingAfterBreak="0">
-    <w:nsid w:val="0DB57C6D"/>
+    <w:nsid w:val="16CF28C8"/>
     <w:multiLevelType w:val="multilevel"/>
-    <w:tmpl w:val="59B62B26"/>
+    <w:tmpl w:val="8E6E98DA"/>
     <w:lvl w:ilvl="0">
       <w:numFmt w:val="bullet"/>
       <w:lvlText w:val="•"/>
@@ -15524,9 +15992,9 @@
     </w:lvl>
   </w:abstractNum>
   <w:abstractNum w:abstractNumId="5" w15:restartNumberingAfterBreak="0">
-    <w:nsid w:val="160E3FE3"/>
+    <w:nsid w:val="16FC7B3B"/>
     <w:multiLevelType w:val="multilevel"/>
-    <w:tmpl w:val="5E649990"/>
+    <w:tmpl w:val="CFCE9996"/>
     <w:lvl w:ilvl="0">
       <w:numFmt w:val="bullet"/>
       <w:lvlText w:val="•"/>
@@ -15577,9 +16045,9 @@
     </w:lvl>
   </w:abstractNum>
   <w:abstractNum w:abstractNumId="6" w15:restartNumberingAfterBreak="0">
-    <w:nsid w:val="163F111F"/>
+    <w:nsid w:val="19DA7075"/>
     <w:multiLevelType w:val="multilevel"/>
-    <w:tmpl w:val="26969580"/>
+    <w:tmpl w:val="14A086FE"/>
     <w:lvl w:ilvl="0">
       <w:numFmt w:val="bullet"/>
       <w:lvlText w:val="•"/>
@@ -15630,9 +16098,9 @@
     </w:lvl>
   </w:abstractNum>
   <w:abstractNum w:abstractNumId="7" w15:restartNumberingAfterBreak="0">
-    <w:nsid w:val="17F254C9"/>
+    <w:nsid w:val="1A5A1D84"/>
     <w:multiLevelType w:val="multilevel"/>
-    <w:tmpl w:val="C80C2E84"/>
+    <w:tmpl w:val="F09E76FE"/>
     <w:lvl w:ilvl="0">
       <w:numFmt w:val="bullet"/>
       <w:lvlText w:val="•"/>
@@ -15683,9 +16151,9 @@
     </w:lvl>
   </w:abstractNum>
   <w:abstractNum w:abstractNumId="8" w15:restartNumberingAfterBreak="0">
-    <w:nsid w:val="1D1B55B4"/>
+    <w:nsid w:val="1B567706"/>
     <w:multiLevelType w:val="multilevel"/>
-    <w:tmpl w:val="63368E9E"/>
+    <w:tmpl w:val="FBA6A7FA"/>
     <w:lvl w:ilvl="0">
       <w:numFmt w:val="bullet"/>
       <w:lvlText w:val="•"/>
@@ -15736,9 +16204,9 @@
     </w:lvl>
   </w:abstractNum>
   <w:abstractNum w:abstractNumId="9" w15:restartNumberingAfterBreak="0">
-    <w:nsid w:val="21863FDC"/>
+    <w:nsid w:val="21810B04"/>
     <w:multiLevelType w:val="multilevel"/>
-    <w:tmpl w:val="4ACAB61A"/>
+    <w:tmpl w:val="761A3358"/>
     <w:lvl w:ilvl="0">
       <w:numFmt w:val="bullet"/>
       <w:lvlText w:val="•"/>
@@ -15789,9 +16257,9 @@
     </w:lvl>
   </w:abstractNum>
   <w:abstractNum w:abstractNumId="10" w15:restartNumberingAfterBreak="0">
-    <w:nsid w:val="26385CBA"/>
+    <w:nsid w:val="243A7336"/>
     <w:multiLevelType w:val="multilevel"/>
-    <w:tmpl w:val="2034B17A"/>
+    <w:tmpl w:val="69A6890E"/>
     <w:lvl w:ilvl="0">
       <w:numFmt w:val="bullet"/>
       <w:lvlText w:val="•"/>
@@ -15842,9 +16310,9 @@
     </w:lvl>
   </w:abstractNum>
   <w:abstractNum w:abstractNumId="11" w15:restartNumberingAfterBreak="0">
-    <w:nsid w:val="29A14010"/>
+    <w:nsid w:val="247857F1"/>
     <w:multiLevelType w:val="multilevel"/>
-    <w:tmpl w:val="D2580A52"/>
+    <w:tmpl w:val="33246F3A"/>
     <w:lvl w:ilvl="0">
       <w:numFmt w:val="bullet"/>
       <w:lvlText w:val="•"/>
@@ -15895,9 +16363,9 @@
     </w:lvl>
   </w:abstractNum>
   <w:abstractNum w:abstractNumId="12" w15:restartNumberingAfterBreak="0">
-    <w:nsid w:val="31D85F8B"/>
+    <w:nsid w:val="358152DC"/>
     <w:multiLevelType w:val="multilevel"/>
-    <w:tmpl w:val="39B4132C"/>
+    <w:tmpl w:val="1162259E"/>
     <w:lvl w:ilvl="0">
       <w:numFmt w:val="bullet"/>
       <w:lvlText w:val="•"/>
@@ -15948,9 +16416,9 @@
     </w:lvl>
   </w:abstractNum>
   <w:abstractNum w:abstractNumId="13" w15:restartNumberingAfterBreak="0">
-    <w:nsid w:val="32EC5767"/>
+    <w:nsid w:val="365F1831"/>
     <w:multiLevelType w:val="multilevel"/>
-    <w:tmpl w:val="80B088DC"/>
+    <w:tmpl w:val="A094E238"/>
     <w:lvl w:ilvl="0">
       <w:numFmt w:val="bullet"/>
       <w:lvlText w:val="•"/>
@@ -16001,9 +16469,9 @@
     </w:lvl>
   </w:abstractNum>
   <w:abstractNum w:abstractNumId="14" w15:restartNumberingAfterBreak="0">
-    <w:nsid w:val="33B847E8"/>
+    <w:nsid w:val="37382F7C"/>
     <w:multiLevelType w:val="multilevel"/>
-    <w:tmpl w:val="B0CAD4AC"/>
+    <w:tmpl w:val="DFBA9324"/>
     <w:lvl w:ilvl="0">
       <w:numFmt w:val="bullet"/>
       <w:lvlText w:val="•"/>
@@ -16054,9 +16522,9 @@
     </w:lvl>
   </w:abstractNum>
   <w:abstractNum w:abstractNumId="15" w15:restartNumberingAfterBreak="0">
-    <w:nsid w:val="3A156DC8"/>
+    <w:nsid w:val="3ACC6020"/>
     <w:multiLevelType w:val="multilevel"/>
-    <w:tmpl w:val="D4C04D2A"/>
+    <w:tmpl w:val="D53CF0AA"/>
     <w:lvl w:ilvl="0">
       <w:numFmt w:val="bullet"/>
       <w:lvlText w:val="•"/>
@@ -16107,9 +16575,9 @@
     </w:lvl>
   </w:abstractNum>
   <w:abstractNum w:abstractNumId="16" w15:restartNumberingAfterBreak="0">
-    <w:nsid w:val="3DDE391F"/>
+    <w:nsid w:val="3EAA51B9"/>
     <w:multiLevelType w:val="multilevel"/>
-    <w:tmpl w:val="2E92F522"/>
+    <w:tmpl w:val="DF30B62C"/>
     <w:lvl w:ilvl="0">
       <w:numFmt w:val="bullet"/>
       <w:lvlText w:val="•"/>
@@ -16160,9 +16628,9 @@
     </w:lvl>
   </w:abstractNum>
   <w:abstractNum w:abstractNumId="17" w15:restartNumberingAfterBreak="0">
-    <w:nsid w:val="3F835345"/>
+    <w:nsid w:val="42B8618A"/>
     <w:multiLevelType w:val="multilevel"/>
-    <w:tmpl w:val="93AA68A2"/>
+    <w:tmpl w:val="5A4C6FE8"/>
     <w:lvl w:ilvl="0">
       <w:numFmt w:val="bullet"/>
       <w:lvlText w:val="•"/>
@@ -16213,9 +16681,9 @@
     </w:lvl>
   </w:abstractNum>
   <w:abstractNum w:abstractNumId="18" w15:restartNumberingAfterBreak="0">
-    <w:nsid w:val="45E52036"/>
+    <w:nsid w:val="45FA5846"/>
     <w:multiLevelType w:val="multilevel"/>
-    <w:tmpl w:val="D974F010"/>
+    <w:tmpl w:val="85E2A922"/>
     <w:lvl w:ilvl="0">
       <w:numFmt w:val="bullet"/>
       <w:lvlText w:val="•"/>
@@ -16266,9 +16734,9 @@
     </w:lvl>
   </w:abstractNum>
   <w:abstractNum w:abstractNumId="19" w15:restartNumberingAfterBreak="0">
-    <w:nsid w:val="52054FC0"/>
+    <w:nsid w:val="4F8E30BC"/>
     <w:multiLevelType w:val="multilevel"/>
-    <w:tmpl w:val="86E2F198"/>
+    <w:tmpl w:val="AA10C178"/>
     <w:lvl w:ilvl="0">
       <w:numFmt w:val="bullet"/>
       <w:lvlText w:val="•"/>
@@ -16319,9 +16787,9 @@
     </w:lvl>
   </w:abstractNum>
   <w:abstractNum w:abstractNumId="20" w15:restartNumberingAfterBreak="0">
-    <w:nsid w:val="53FD66B2"/>
+    <w:nsid w:val="50E24374"/>
     <w:multiLevelType w:val="multilevel"/>
-    <w:tmpl w:val="111CA936"/>
+    <w:tmpl w:val="F8044E74"/>
     <w:lvl w:ilvl="0">
       <w:numFmt w:val="bullet"/>
       <w:lvlText w:val="•"/>
@@ -16372,9 +16840,9 @@
     </w:lvl>
   </w:abstractNum>
   <w:abstractNum w:abstractNumId="21" w15:restartNumberingAfterBreak="0">
-    <w:nsid w:val="571462AF"/>
+    <w:nsid w:val="533A0D9B"/>
     <w:multiLevelType w:val="multilevel"/>
-    <w:tmpl w:val="5B58BD4E"/>
+    <w:tmpl w:val="2D84A2C0"/>
     <w:lvl w:ilvl="0">
       <w:numFmt w:val="bullet"/>
       <w:lvlText w:val="•"/>
@@ -16425,9 +16893,9 @@
     </w:lvl>
   </w:abstractNum>
   <w:abstractNum w:abstractNumId="22" w15:restartNumberingAfterBreak="0">
-    <w:nsid w:val="5D205ECF"/>
+    <w:nsid w:val="5B407B95"/>
     <w:multiLevelType w:val="multilevel"/>
-    <w:tmpl w:val="D12AAE50"/>
+    <w:tmpl w:val="D15C6BF0"/>
     <w:lvl w:ilvl="0">
       <w:numFmt w:val="bullet"/>
       <w:lvlText w:val="•"/>
@@ -16478,9 +16946,9 @@
     </w:lvl>
   </w:abstractNum>
   <w:abstractNum w:abstractNumId="23" w15:restartNumberingAfterBreak="0">
-    <w:nsid w:val="5EF410C5"/>
+    <w:nsid w:val="5CE328BA"/>
     <w:multiLevelType w:val="multilevel"/>
-    <w:tmpl w:val="FCA61562"/>
+    <w:tmpl w:val="5A388C5E"/>
     <w:lvl w:ilvl="0">
       <w:numFmt w:val="bullet"/>
       <w:lvlText w:val="•"/>
@@ -16531,9 +16999,9 @@
     </w:lvl>
   </w:abstractNum>
   <w:abstractNum w:abstractNumId="24" w15:restartNumberingAfterBreak="0">
-    <w:nsid w:val="63E04D29"/>
+    <w:nsid w:val="5F602D61"/>
     <w:multiLevelType w:val="multilevel"/>
-    <w:tmpl w:val="DCB24F5A"/>
+    <w:tmpl w:val="40849B18"/>
     <w:lvl w:ilvl="0">
       <w:numFmt w:val="bullet"/>
       <w:lvlText w:val="•"/>
@@ -16584,9 +17052,9 @@
     </w:lvl>
   </w:abstractNum>
   <w:abstractNum w:abstractNumId="25" w15:restartNumberingAfterBreak="0">
-    <w:nsid w:val="66895135"/>
+    <w:nsid w:val="61F1275B"/>
     <w:multiLevelType w:val="multilevel"/>
-    <w:tmpl w:val="493A8DB4"/>
+    <w:tmpl w:val="31C0D912"/>
     <w:lvl w:ilvl="0">
       <w:numFmt w:val="bullet"/>
       <w:lvlText w:val="•"/>
@@ -16637,9 +17105,9 @@
     </w:lvl>
   </w:abstractNum>
   <w:abstractNum w:abstractNumId="26" w15:restartNumberingAfterBreak="0">
-    <w:nsid w:val="6E5F0862"/>
+    <w:nsid w:val="62B51634"/>
     <w:multiLevelType w:val="multilevel"/>
-    <w:tmpl w:val="6D5A906C"/>
+    <w:tmpl w:val="0CFED7A8"/>
     <w:lvl w:ilvl="0">
       <w:numFmt w:val="bullet"/>
       <w:lvlText w:val="•"/>
@@ -16690,9 +17158,9 @@
     </w:lvl>
   </w:abstractNum>
   <w:abstractNum w:abstractNumId="27" w15:restartNumberingAfterBreak="0">
-    <w:nsid w:val="72C6558E"/>
+    <w:nsid w:val="65B064E2"/>
     <w:multiLevelType w:val="multilevel"/>
-    <w:tmpl w:val="BBFC436A"/>
+    <w:tmpl w:val="DDA23738"/>
     <w:lvl w:ilvl="0">
       <w:numFmt w:val="bullet"/>
       <w:lvlText w:val="•"/>
@@ -16743,9 +17211,9 @@
     </w:lvl>
   </w:abstractNum>
   <w:abstractNum w:abstractNumId="28" w15:restartNumberingAfterBreak="0">
-    <w:nsid w:val="7E4B50B8"/>
+    <w:nsid w:val="7DB140EF"/>
     <w:multiLevelType w:val="multilevel"/>
-    <w:tmpl w:val="C59A1B32"/>
+    <w:tmpl w:val="B66CC870"/>
     <w:lvl w:ilvl="0">
       <w:numFmt w:val="bullet"/>
       <w:lvlText w:val="•"/>
@@ -16795,92 +17263,92 @@
       <w:lvlJc w:val="left"/>
     </w:lvl>
   </w:abstractNum>
-  <w:num w:numId="1" w16cid:durableId="1339505794">
+  <w:num w:numId="1" w16cid:durableId="780346028">
     <w:abstractNumId w:val="11"/>
   </w:num>
-  <w:num w:numId="2" w16cid:durableId="777142952">
+  <w:num w:numId="2" w16cid:durableId="839738143">
+    <w:abstractNumId w:val="9"/>
+  </w:num>
+  <w:num w:numId="3" w16cid:durableId="335882185">
+    <w:abstractNumId w:val="15"/>
+  </w:num>
+  <w:num w:numId="4" w16cid:durableId="242835753">
+    <w:abstractNumId w:val="10"/>
+  </w:num>
+  <w:num w:numId="5" w16cid:durableId="930813743">
     <w:abstractNumId w:val="21"/>
   </w:num>
-  <w:num w:numId="3" w16cid:durableId="434911928">
+  <w:num w:numId="6" w16cid:durableId="1165049490">
+    <w:abstractNumId w:val="20"/>
+  </w:num>
+  <w:num w:numId="7" w16cid:durableId="1155537537">
+    <w:abstractNumId w:val="4"/>
+  </w:num>
+  <w:num w:numId="8" w16cid:durableId="105660963">
+    <w:abstractNumId w:val="25"/>
+  </w:num>
+  <w:num w:numId="9" w16cid:durableId="1536163874">
+    <w:abstractNumId w:val="28"/>
+  </w:num>
+  <w:num w:numId="10" w16cid:durableId="1242712727">
+    <w:abstractNumId w:val="1"/>
+  </w:num>
+  <w:num w:numId="11" w16cid:durableId="1277911870">
+    <w:abstractNumId w:val="18"/>
+  </w:num>
+  <w:num w:numId="12" w16cid:durableId="151718258">
+    <w:abstractNumId w:val="3"/>
+  </w:num>
+  <w:num w:numId="13" w16cid:durableId="1629044703">
+    <w:abstractNumId w:val="23"/>
+  </w:num>
+  <w:num w:numId="14" w16cid:durableId="1757743920">
+    <w:abstractNumId w:val="13"/>
+  </w:num>
+  <w:num w:numId="15" w16cid:durableId="284120094">
+    <w:abstractNumId w:val="22"/>
+  </w:num>
+  <w:num w:numId="16" w16cid:durableId="1489907154">
+    <w:abstractNumId w:val="27"/>
+  </w:num>
+  <w:num w:numId="17" w16cid:durableId="1799491876">
     <w:abstractNumId w:val="0"/>
   </w:num>
-  <w:num w:numId="4" w16cid:durableId="1469393365">
-    <w:abstractNumId w:val="4"/>
+  <w:num w:numId="18" w16cid:durableId="1974214552">
+    <w:abstractNumId w:val="19"/>
   </w:num>
-  <w:num w:numId="5" w16cid:durableId="1680353000">
-    <w:abstractNumId w:val="10"/>
+  <w:num w:numId="19" w16cid:durableId="32459614">
+    <w:abstractNumId w:val="7"/>
   </w:num>
-  <w:num w:numId="6" w16cid:durableId="1063069453">
+  <w:num w:numId="20" w16cid:durableId="1772436878">
+    <w:abstractNumId w:val="17"/>
+  </w:num>
+  <w:num w:numId="21" w16cid:durableId="839543394">
+    <w:abstractNumId w:val="8"/>
+  </w:num>
+  <w:num w:numId="22" w16cid:durableId="683748722">
+    <w:abstractNumId w:val="5"/>
+  </w:num>
+  <w:num w:numId="23" w16cid:durableId="1239943373">
+    <w:abstractNumId w:val="14"/>
+  </w:num>
+  <w:num w:numId="24" w16cid:durableId="1062749433">
     <w:abstractNumId w:val="2"/>
   </w:num>
-  <w:num w:numId="7" w16cid:durableId="341014377">
-    <w:abstractNumId w:val="8"/>
+  <w:num w:numId="25" w16cid:durableId="1733456071">
+    <w:abstractNumId w:val="24"/>
   </w:num>
-  <w:num w:numId="8" w16cid:durableId="1806463938">
-    <w:abstractNumId w:val="19"/>
+  <w:num w:numId="26" w16cid:durableId="874120567">
+    <w:abstractNumId w:val="26"/>
   </w:num>
-  <w:num w:numId="9" w16cid:durableId="1252086698">
-    <w:abstractNumId w:val="15"/>
-  </w:num>
-  <w:num w:numId="10" w16cid:durableId="1382822394">
-    <w:abstractNumId w:val="1"/>
-  </w:num>
-  <w:num w:numId="11" w16cid:durableId="831945537">
+  <w:num w:numId="27" w16cid:durableId="1942491144">
     <w:abstractNumId w:val="6"/>
   </w:num>
-  <w:num w:numId="12" w16cid:durableId="1249654582">
-    <w:abstractNumId w:val="25"/>
-  </w:num>
-  <w:num w:numId="13" w16cid:durableId="1133909405">
-    <w:abstractNumId w:val="27"/>
-  </w:num>
-  <w:num w:numId="14" w16cid:durableId="1968194804">
-    <w:abstractNumId w:val="23"/>
-  </w:num>
-  <w:num w:numId="15" w16cid:durableId="1060595147">
-    <w:abstractNumId w:val="16"/>
-  </w:num>
-  <w:num w:numId="16" w16cid:durableId="1380856692">
-    <w:abstractNumId w:val="24"/>
-  </w:num>
-  <w:num w:numId="17" w16cid:durableId="204954820">
-    <w:abstractNumId w:val="3"/>
-  </w:num>
-  <w:num w:numId="18" w16cid:durableId="119765691">
-    <w:abstractNumId w:val="7"/>
-  </w:num>
-  <w:num w:numId="19" w16cid:durableId="2111927150">
-    <w:abstractNumId w:val="28"/>
-  </w:num>
-  <w:num w:numId="20" w16cid:durableId="977223984">
-    <w:abstractNumId w:val="13"/>
-  </w:num>
-  <w:num w:numId="21" w16cid:durableId="844587287">
-    <w:abstractNumId w:val="5"/>
-  </w:num>
-  <w:num w:numId="22" w16cid:durableId="1872526251">
-    <w:abstractNumId w:val="14"/>
-  </w:num>
-  <w:num w:numId="23" w16cid:durableId="782965660">
-    <w:abstractNumId w:val="26"/>
-  </w:num>
-  <w:num w:numId="24" w16cid:durableId="474182875">
-    <w:abstractNumId w:val="20"/>
-  </w:num>
-  <w:num w:numId="25" w16cid:durableId="654452049">
+  <w:num w:numId="28" w16cid:durableId="1317998792">
     <w:abstractNumId w:val="12"/>
   </w:num>
-  <w:num w:numId="26" w16cid:durableId="1953510386">
-    <w:abstractNumId w:val="22"/>
-  </w:num>
-  <w:num w:numId="27" w16cid:durableId="1312825899">
-    <w:abstractNumId w:val="9"/>
-  </w:num>
-  <w:num w:numId="28" w16cid:durableId="799035958">
-    <w:abstractNumId w:val="17"/>
-  </w:num>
-  <w:num w:numId="29" w16cid:durableId="992681384">
-    <w:abstractNumId w:val="18"/>
+  <w:num w:numId="29" w16cid:durableId="979765392">
+    <w:abstractNumId w:val="16"/>
   </w:num>
 </w:numbering>
 </file>
@@ -17552,7 +18020,7 @@
     <w:basedOn w:val="a0"/>
     <w:uiPriority w:val="99"/>
     <w:unhideWhenUsed/>
-    <w:rsid w:val="00940A76"/>
+    <w:rsid w:val="00AB1141"/>
     <w:rPr>
       <w:color w:val="467886" w:themeColor="hyperlink"/>
       <w:u w:val="single"/>

--- a/docs/submission/VelaGuard-技术报告.docx
+++ b/docs/submission/VelaGuard-技术报告.docx
@@ -58,7 +58,7 @@
       <w:r>
         <w:fldChar w:fldCharType="separate"/>
       </w:r>
-      <w:hyperlink w:anchor="_Toc240471156" w:history="1">
+      <w:hyperlink w:anchor="_Toc240812483" w:history="1">
         <w:r>
           <w:rPr>
             <w:rStyle w:val="a5"/>
@@ -102,7 +102,7 @@
             <w:noProof/>
             <w:webHidden/>
           </w:rPr>
-          <w:instrText>PAGEREF _Toc240471156 \h</w:instrText>
+          <w:instrText>PAGEREF _Toc240812483 \h</w:instrText>
         </w:r>
         <w:r>
           <w:rPr>
@@ -155,7 +155,7 @@
           <w14:ligatures w14:val="standardContextual"/>
         </w:rPr>
       </w:pPr>
-      <w:hyperlink w:anchor="_Toc240471157" w:history="1">
+      <w:hyperlink w:anchor="_Toc240812484" w:history="1">
         <w:r>
           <w:rPr>
             <w:rStyle w:val="a5"/>
@@ -199,7 +199,7 @@
             <w:noProof/>
             <w:webHidden/>
           </w:rPr>
-          <w:instrText>PAGEREF _Toc240471157 \h</w:instrText>
+          <w:instrText>PAGEREF _Toc240812484 \h</w:instrText>
         </w:r>
         <w:r>
           <w:rPr>
@@ -252,7 +252,7 @@
           <w14:ligatures w14:val="standardContextual"/>
         </w:rPr>
       </w:pPr>
-      <w:hyperlink w:anchor="_Toc240471158" w:history="1">
+      <w:hyperlink w:anchor="_Toc240812485" w:history="1">
         <w:r>
           <w:rPr>
             <w:rStyle w:val="a5"/>
@@ -296,7 +296,7 @@
             <w:noProof/>
             <w:webHidden/>
           </w:rPr>
-          <w:instrText>PAGEREF _Toc240471158 \h</w:instrText>
+          <w:instrText>PAGEREF _Toc240812485 \h</w:instrText>
         </w:r>
         <w:r>
           <w:rPr>
@@ -349,7 +349,7 @@
           <w14:ligatures w14:val="standardContextual"/>
         </w:rPr>
       </w:pPr>
-      <w:hyperlink w:anchor="_Toc240471159" w:history="1">
+      <w:hyperlink w:anchor="_Toc240812486" w:history="1">
         <w:r>
           <w:rPr>
             <w:rStyle w:val="a5"/>
@@ -393,7 +393,7 @@
             <w:noProof/>
             <w:webHidden/>
           </w:rPr>
-          <w:instrText>PAGEREF _Toc240471159 \h</w:instrText>
+          <w:instrText>PAGEREF _Toc240812486 \h</w:instrText>
         </w:r>
         <w:r>
           <w:rPr>
@@ -447,7 +447,7 @@
           <w14:ligatures w14:val="standardContextual"/>
         </w:rPr>
       </w:pPr>
-      <w:hyperlink w:anchor="_Toc240471160" w:history="1">
+      <w:hyperlink w:anchor="_Toc240812487" w:history="1">
         <w:r>
           <w:rPr>
             <w:rStyle w:val="a5"/>
@@ -484,7 +484,7 @@
             <w:noProof/>
             <w:webHidden/>
           </w:rPr>
-          <w:instrText>PAGEREF _Toc240471160 \h</w:instrText>
+          <w:instrText>PAGEREF _Toc240812487 \h</w:instrText>
         </w:r>
         <w:r>
           <w:rPr>
@@ -538,7 +538,7 @@
           <w14:ligatures w14:val="standardContextual"/>
         </w:rPr>
       </w:pPr>
-      <w:hyperlink w:anchor="_Toc240471161" w:history="1">
+      <w:hyperlink w:anchor="_Toc240812488" w:history="1">
         <w:r>
           <w:rPr>
             <w:rStyle w:val="a5"/>
@@ -575,7 +575,7 @@
             <w:noProof/>
             <w:webHidden/>
           </w:rPr>
-          <w:instrText>PAGEREF _Toc240471161 \h</w:instrText>
+          <w:instrText>PAGEREF _Toc240812488 \h</w:instrText>
         </w:r>
         <w:r>
           <w:rPr>
@@ -629,7 +629,7 @@
           <w14:ligatures w14:val="standardContextual"/>
         </w:rPr>
       </w:pPr>
-      <w:hyperlink w:anchor="_Toc240471162" w:history="1">
+      <w:hyperlink w:anchor="_Toc240812489" w:history="1">
         <w:r>
           <w:rPr>
             <w:rStyle w:val="a5"/>
@@ -666,7 +666,7 @@
             <w:noProof/>
             <w:webHidden/>
           </w:rPr>
-          <w:instrText>PAGEREF _Toc240471162 \h</w:instrText>
+          <w:instrText>PAGEREF _Toc240812489 \h</w:instrText>
         </w:r>
         <w:r>
           <w:rPr>
@@ -719,7 +719,7 @@
           <w14:ligatures w14:val="standardContextual"/>
         </w:rPr>
       </w:pPr>
-      <w:hyperlink w:anchor="_Toc240471163" w:history="1">
+      <w:hyperlink w:anchor="_Toc240812490" w:history="1">
         <w:r>
           <w:rPr>
             <w:rStyle w:val="a5"/>
@@ -763,7 +763,7 @@
             <w:noProof/>
             <w:webHidden/>
           </w:rPr>
-          <w:instrText>PAGEREF _Toc240471163 \h</w:instrText>
+          <w:instrText>PAGEREF _Toc240812490 \h</w:instrText>
         </w:r>
         <w:r>
           <w:rPr>
@@ -817,7 +817,7 @@
           <w14:ligatures w14:val="standardContextual"/>
         </w:rPr>
       </w:pPr>
-      <w:hyperlink w:anchor="_Toc240471164" w:history="1">
+      <w:hyperlink w:anchor="_Toc240812491" w:history="1">
         <w:r>
           <w:rPr>
             <w:rStyle w:val="a5"/>
@@ -854,7 +854,7 @@
             <w:noProof/>
             <w:webHidden/>
           </w:rPr>
-          <w:instrText>PAGEREF _Toc240471164 \h</w:instrText>
+          <w:instrText>PAGEREF _Toc240812491 \h</w:instrText>
         </w:r>
         <w:r>
           <w:rPr>
@@ -908,7 +908,7 @@
           <w14:ligatures w14:val="standardContextual"/>
         </w:rPr>
       </w:pPr>
-      <w:hyperlink w:anchor="_Toc240471165" w:history="1">
+      <w:hyperlink w:anchor="_Toc240812492" w:history="1">
         <w:r>
           <w:rPr>
             <w:rStyle w:val="a5"/>
@@ -945,7 +945,7 @@
             <w:noProof/>
             <w:webHidden/>
           </w:rPr>
-          <w:instrText>PAGEREF _Toc240471165 \h</w:instrText>
+          <w:instrText>PAGEREF _Toc240812492 \h</w:instrText>
         </w:r>
         <w:r>
           <w:rPr>
@@ -975,7 +975,7 @@
             <w:noProof/>
             <w:webHidden/>
           </w:rPr>
-          <w:t>6</w:t>
+          <w:t>7</w:t>
         </w:r>
         <w:r>
           <w:rPr>
@@ -999,7 +999,7 @@
           <w14:ligatures w14:val="standardContextual"/>
         </w:rPr>
       </w:pPr>
-      <w:hyperlink w:anchor="_Toc240471166" w:history="1">
+      <w:hyperlink w:anchor="_Toc240812493" w:history="1">
         <w:r>
           <w:rPr>
             <w:rStyle w:val="a5"/>
@@ -1036,7 +1036,7 @@
             <w:noProof/>
             <w:webHidden/>
           </w:rPr>
-          <w:instrText>PAGEREF _Toc240471166 \h</w:instrText>
+          <w:instrText>PAGEREF _Toc240812493 \h</w:instrText>
         </w:r>
         <w:r>
           <w:rPr>
@@ -1066,7 +1066,7 @@
             <w:noProof/>
             <w:webHidden/>
           </w:rPr>
-          <w:t>7</w:t>
+          <w:t>8</w:t>
         </w:r>
         <w:r>
           <w:rPr>
@@ -1089,7 +1089,7 @@
           <w14:ligatures w14:val="standardContextual"/>
         </w:rPr>
       </w:pPr>
-      <w:hyperlink w:anchor="_Toc240471167" w:history="1">
+      <w:hyperlink w:anchor="_Toc240812494" w:history="1">
         <w:r>
           <w:rPr>
             <w:rStyle w:val="a5"/>
@@ -1133,7 +1133,7 @@
             <w:noProof/>
             <w:webHidden/>
           </w:rPr>
-          <w:instrText>PAGEREF _Toc240471167 \h</w:instrText>
+          <w:instrText>PAGEREF _Toc240812494 \h</w:instrText>
         </w:r>
         <w:r>
           <w:rPr>
@@ -1163,7 +1163,7 @@
             <w:noProof/>
             <w:webHidden/>
           </w:rPr>
-          <w:t>8</w:t>
+          <w:t>10</w:t>
         </w:r>
         <w:r>
           <w:rPr>
@@ -1187,7 +1187,7 @@
           <w14:ligatures w14:val="standardContextual"/>
         </w:rPr>
       </w:pPr>
-      <w:hyperlink w:anchor="_Toc240471168" w:history="1">
+      <w:hyperlink w:anchor="_Toc240812495" w:history="1">
         <w:r>
           <w:rPr>
             <w:rStyle w:val="a5"/>
@@ -1231,7 +1231,7 @@
             <w:noProof/>
             <w:webHidden/>
           </w:rPr>
-          <w:instrText>PAGEREF _Toc240471168 \h</w:instrText>
+          <w:instrText>PAGEREF _Toc240812495 \h</w:instrText>
         </w:r>
         <w:r>
           <w:rPr>
@@ -1261,7 +1261,7 @@
             <w:noProof/>
             <w:webHidden/>
           </w:rPr>
-          <w:t>8</w:t>
+          <w:t>10</w:t>
         </w:r>
         <w:r>
           <w:rPr>
@@ -1285,7 +1285,7 @@
           <w14:ligatures w14:val="standardContextual"/>
         </w:rPr>
       </w:pPr>
-      <w:hyperlink w:anchor="_Toc240471169" w:history="1">
+      <w:hyperlink w:anchor="_Toc240812496" w:history="1">
         <w:r>
           <w:rPr>
             <w:rStyle w:val="a5"/>
@@ -1322,7 +1322,7 @@
             <w:noProof/>
             <w:webHidden/>
           </w:rPr>
-          <w:instrText>PAGEREF _Toc240471169 \h</w:instrText>
+          <w:instrText>PAGEREF _Toc240812496 \h</w:instrText>
         </w:r>
         <w:r>
           <w:rPr>
@@ -1352,7 +1352,7 @@
             <w:noProof/>
             <w:webHidden/>
           </w:rPr>
-          <w:t>9</w:t>
+          <w:t>10</w:t>
         </w:r>
         <w:r>
           <w:rPr>
@@ -1376,7 +1376,7 @@
           <w14:ligatures w14:val="standardContextual"/>
         </w:rPr>
       </w:pPr>
-      <w:hyperlink w:anchor="_Toc240471170" w:history="1">
+      <w:hyperlink w:anchor="_Toc240812497" w:history="1">
         <w:r>
           <w:rPr>
             <w:rStyle w:val="a5"/>
@@ -1413,7 +1413,7 @@
             <w:noProof/>
             <w:webHidden/>
           </w:rPr>
-          <w:instrText>PAGEREF _Toc240471170 \h</w:instrText>
+          <w:instrText>PAGEREF _Toc240812497 \h</w:instrText>
         </w:r>
         <w:r>
           <w:rPr>
@@ -1443,7 +1443,7 @@
             <w:noProof/>
             <w:webHidden/>
           </w:rPr>
-          <w:t>11</w:t>
+          <w:t>12</w:t>
         </w:r>
         <w:r>
           <w:rPr>
@@ -1467,7 +1467,7 @@
           <w14:ligatures w14:val="standardContextual"/>
         </w:rPr>
       </w:pPr>
-      <w:hyperlink w:anchor="_Toc240471171" w:history="1">
+      <w:hyperlink w:anchor="_Toc240812498" w:history="1">
         <w:r>
           <w:rPr>
             <w:rStyle w:val="a5"/>
@@ -1504,7 +1504,7 @@
             <w:noProof/>
             <w:webHidden/>
           </w:rPr>
-          <w:instrText>PAGEREF _Toc240471171 \h</w:instrText>
+          <w:instrText>PAGEREF _Toc240812498 \h</w:instrText>
         </w:r>
         <w:r>
           <w:rPr>
@@ -1534,7 +1534,7 @@
             <w:noProof/>
             <w:webHidden/>
           </w:rPr>
-          <w:t>12</w:t>
+          <w:t>13</w:t>
         </w:r>
         <w:r>
           <w:rPr>
@@ -1558,7 +1558,7 @@
           <w14:ligatures w14:val="standardContextual"/>
         </w:rPr>
       </w:pPr>
-      <w:hyperlink w:anchor="_Toc240471172" w:history="1">
+      <w:hyperlink w:anchor="_Toc240812499" w:history="1">
         <w:r>
           <w:rPr>
             <w:rStyle w:val="a5"/>
@@ -1595,7 +1595,7 @@
             <w:noProof/>
             <w:webHidden/>
           </w:rPr>
-          <w:instrText>PAGEREF _Toc240471172 \h</w:instrText>
+          <w:instrText>PAGEREF _Toc240812499 \h</w:instrText>
         </w:r>
         <w:r>
           <w:rPr>
@@ -1625,7 +1625,7 @@
             <w:noProof/>
             <w:webHidden/>
           </w:rPr>
-          <w:t>13</w:t>
+          <w:t>14</w:t>
         </w:r>
         <w:r>
           <w:rPr>
@@ -1649,7 +1649,7 @@
           <w14:ligatures w14:val="standardContextual"/>
         </w:rPr>
       </w:pPr>
-      <w:hyperlink w:anchor="_Toc240471173" w:history="1">
+      <w:hyperlink w:anchor="_Toc240812500" w:history="1">
         <w:r>
           <w:rPr>
             <w:rStyle w:val="a5"/>
@@ -1707,7 +1707,7 @@
             <w:noProof/>
             <w:webHidden/>
           </w:rPr>
-          <w:instrText>PAGEREF _Toc240471173 \h</w:instrText>
+          <w:instrText>PAGEREF _Toc240812500 \h</w:instrText>
         </w:r>
         <w:r>
           <w:rPr>
@@ -1737,7 +1737,7 @@
             <w:noProof/>
             <w:webHidden/>
           </w:rPr>
-          <w:t>13</w:t>
+          <w:t>14</w:t>
         </w:r>
         <w:r>
           <w:rPr>
@@ -1761,7 +1761,7 @@
           <w14:ligatures w14:val="standardContextual"/>
         </w:rPr>
       </w:pPr>
-      <w:hyperlink w:anchor="_Toc240471174" w:history="1">
+      <w:hyperlink w:anchor="_Toc240812501" w:history="1">
         <w:r>
           <w:rPr>
             <w:rStyle w:val="a5"/>
@@ -1805,7 +1805,7 @@
             <w:noProof/>
             <w:webHidden/>
           </w:rPr>
-          <w:instrText>PAGEREF _Toc240471174 \h</w:instrText>
+          <w:instrText>PAGEREF _Toc240812501 \h</w:instrText>
         </w:r>
         <w:r>
           <w:rPr>
@@ -1835,7 +1835,7 @@
             <w:noProof/>
             <w:webHidden/>
           </w:rPr>
-          <w:t>14</w:t>
+          <w:t>15</w:t>
         </w:r>
         <w:r>
           <w:rPr>
@@ -1858,7 +1858,7 @@
           <w14:ligatures w14:val="standardContextual"/>
         </w:rPr>
       </w:pPr>
-      <w:hyperlink w:anchor="_Toc240471175" w:history="1">
+      <w:hyperlink w:anchor="_Toc240812502" w:history="1">
         <w:r>
           <w:rPr>
             <w:rStyle w:val="a5"/>
@@ -1902,7 +1902,7 @@
             <w:noProof/>
             <w:webHidden/>
           </w:rPr>
-          <w:instrText>PAGEREF _Toc240471175 \h</w:instrText>
+          <w:instrText>PAGEREF _Toc240812502 \h</w:instrText>
         </w:r>
         <w:r>
           <w:rPr>
@@ -1932,7 +1932,7 @@
             <w:noProof/>
             <w:webHidden/>
           </w:rPr>
-          <w:t>15</w:t>
+          <w:t>16</w:t>
         </w:r>
         <w:r>
           <w:rPr>
@@ -1956,7 +1956,7 @@
           <w14:ligatures w14:val="standardContextual"/>
         </w:rPr>
       </w:pPr>
-      <w:hyperlink w:anchor="_Toc240471176" w:history="1">
+      <w:hyperlink w:anchor="_Toc240812503" w:history="1">
         <w:r>
           <w:rPr>
             <w:rStyle w:val="a5"/>
@@ -1993,7 +1993,7 @@
             <w:noProof/>
             <w:webHidden/>
           </w:rPr>
-          <w:instrText>PAGEREF _Toc240471176 \h</w:instrText>
+          <w:instrText>PAGEREF _Toc240812503 \h</w:instrText>
         </w:r>
         <w:r>
           <w:rPr>
@@ -2023,7 +2023,7 @@
             <w:noProof/>
             <w:webHidden/>
           </w:rPr>
-          <w:t>15</w:t>
+          <w:t>16</w:t>
         </w:r>
         <w:r>
           <w:rPr>
@@ -2047,7 +2047,7 @@
           <w14:ligatures w14:val="standardContextual"/>
         </w:rPr>
       </w:pPr>
-      <w:hyperlink w:anchor="_Toc240471177" w:history="1">
+      <w:hyperlink w:anchor="_Toc240812504" w:history="1">
         <w:r>
           <w:rPr>
             <w:rStyle w:val="a5"/>
@@ -2084,7 +2084,7 @@
             <w:noProof/>
             <w:webHidden/>
           </w:rPr>
-          <w:instrText>PAGEREF _Toc240471177 \h</w:instrText>
+          <w:instrText>PAGEREF _Toc240812504 \h</w:instrText>
         </w:r>
         <w:r>
           <w:rPr>
@@ -2114,7 +2114,7 @@
             <w:noProof/>
             <w:webHidden/>
           </w:rPr>
-          <w:t>16</w:t>
+          <w:t>18</w:t>
         </w:r>
         <w:r>
           <w:rPr>
@@ -2138,7 +2138,7 @@
           <w14:ligatures w14:val="standardContextual"/>
         </w:rPr>
       </w:pPr>
-      <w:hyperlink w:anchor="_Toc240471178" w:history="1">
+      <w:hyperlink w:anchor="_Toc240812505" w:history="1">
         <w:r>
           <w:rPr>
             <w:rStyle w:val="a5"/>
@@ -2175,7 +2175,7 @@
             <w:noProof/>
             <w:webHidden/>
           </w:rPr>
-          <w:instrText>PAGEREF _Toc240471178 \h</w:instrText>
+          <w:instrText>PAGEREF _Toc240812505 \h</w:instrText>
         </w:r>
         <w:r>
           <w:rPr>
@@ -2205,7 +2205,7 @@
             <w:noProof/>
             <w:webHidden/>
           </w:rPr>
-          <w:t>18</w:t>
+          <w:t>20</w:t>
         </w:r>
         <w:r>
           <w:rPr>
@@ -2229,7 +2229,7 @@
           <w14:ligatures w14:val="standardContextual"/>
         </w:rPr>
       </w:pPr>
-      <w:hyperlink w:anchor="_Toc240471179" w:history="1">
+      <w:hyperlink w:anchor="_Toc240812506" w:history="1">
         <w:r>
           <w:rPr>
             <w:rStyle w:val="a5"/>
@@ -2273,7 +2273,7 @@
             <w:noProof/>
             <w:webHidden/>
           </w:rPr>
-          <w:instrText>PAGEREF _Toc240471179 \h</w:instrText>
+          <w:instrText>PAGEREF _Toc240812506 \h</w:instrText>
         </w:r>
         <w:r>
           <w:rPr>
@@ -2303,7 +2303,7 @@
             <w:noProof/>
             <w:webHidden/>
           </w:rPr>
-          <w:t>23</w:t>
+          <w:t>25</w:t>
         </w:r>
         <w:r>
           <w:rPr>
@@ -2327,7 +2327,7 @@
           <w14:ligatures w14:val="standardContextual"/>
         </w:rPr>
       </w:pPr>
-      <w:hyperlink w:anchor="_Toc240471180" w:history="1">
+      <w:hyperlink w:anchor="_Toc240812507" w:history="1">
         <w:r>
           <w:rPr>
             <w:rStyle w:val="a5"/>
@@ -2364,7 +2364,7 @@
             <w:noProof/>
             <w:webHidden/>
           </w:rPr>
-          <w:instrText>PAGEREF _Toc240471180 \h</w:instrText>
+          <w:instrText>PAGEREF _Toc240812507 \h</w:instrText>
         </w:r>
         <w:r>
           <w:rPr>
@@ -2394,7 +2394,7 @@
             <w:noProof/>
             <w:webHidden/>
           </w:rPr>
-          <w:t>25</w:t>
+          <w:t>28</w:t>
         </w:r>
         <w:r>
           <w:rPr>
@@ -2418,7 +2418,7 @@
           <w14:ligatures w14:val="standardContextual"/>
         </w:rPr>
       </w:pPr>
-      <w:hyperlink w:anchor="_Toc240471181" w:history="1">
+      <w:hyperlink w:anchor="_Toc240812508" w:history="1">
         <w:r>
           <w:rPr>
             <w:rStyle w:val="a5"/>
@@ -2455,7 +2455,7 @@
             <w:noProof/>
             <w:webHidden/>
           </w:rPr>
-          <w:instrText>PAGEREF _Toc240471181 \h</w:instrText>
+          <w:instrText>PAGEREF _Toc240812508 \h</w:instrText>
         </w:r>
         <w:r>
           <w:rPr>
@@ -2485,7 +2485,7 @@
             <w:noProof/>
             <w:webHidden/>
           </w:rPr>
-          <w:t>28</w:t>
+          <w:t>31</w:t>
         </w:r>
         <w:r>
           <w:rPr>
@@ -2508,7 +2508,7 @@
           <w14:ligatures w14:val="standardContextual"/>
         </w:rPr>
       </w:pPr>
-      <w:hyperlink w:anchor="_Toc240471182" w:history="1">
+      <w:hyperlink w:anchor="_Toc240812509" w:history="1">
         <w:r>
           <w:rPr>
             <w:rStyle w:val="a5"/>
@@ -2552,7 +2552,7 @@
             <w:noProof/>
             <w:webHidden/>
           </w:rPr>
-          <w:instrText>PAGEREF _Toc240471182 \h</w:instrText>
+          <w:instrText>PAGEREF _Toc240812509 \h</w:instrText>
         </w:r>
         <w:r>
           <w:rPr>
@@ -2582,7 +2582,7 @@
             <w:noProof/>
             <w:webHidden/>
           </w:rPr>
-          <w:t>29</w:t>
+          <w:t>32</w:t>
         </w:r>
         <w:r>
           <w:rPr>
@@ -2606,7 +2606,7 @@
           <w14:ligatures w14:val="standardContextual"/>
         </w:rPr>
       </w:pPr>
-      <w:hyperlink w:anchor="_Toc240471183" w:history="1">
+      <w:hyperlink w:anchor="_Toc240812510" w:history="1">
         <w:r>
           <w:rPr>
             <w:rStyle w:val="a5"/>
@@ -2643,7 +2643,7 @@
             <w:noProof/>
             <w:webHidden/>
           </w:rPr>
-          <w:instrText>PAGEREF _Toc240471183 \h</w:instrText>
+          <w:instrText>PAGEREF _Toc240812510 \h</w:instrText>
         </w:r>
         <w:r>
           <w:rPr>
@@ -2673,7 +2673,7 @@
             <w:noProof/>
             <w:webHidden/>
           </w:rPr>
-          <w:t>29</w:t>
+          <w:t>32</w:t>
         </w:r>
         <w:r>
           <w:rPr>
@@ -2697,7 +2697,7 @@
           <w14:ligatures w14:val="standardContextual"/>
         </w:rPr>
       </w:pPr>
-      <w:hyperlink w:anchor="_Toc240471184" w:history="1">
+      <w:hyperlink w:anchor="_Toc240812511" w:history="1">
         <w:r>
           <w:rPr>
             <w:rStyle w:val="a5"/>
@@ -2734,7 +2734,7 @@
             <w:noProof/>
             <w:webHidden/>
           </w:rPr>
-          <w:instrText>PAGEREF _Toc240471184 \h</w:instrText>
+          <w:instrText>PAGEREF _Toc240812511 \h</w:instrText>
         </w:r>
         <w:r>
           <w:rPr>
@@ -2764,7 +2764,7 @@
             <w:noProof/>
             <w:webHidden/>
           </w:rPr>
-          <w:t>30</w:t>
+          <w:t>34</w:t>
         </w:r>
         <w:r>
           <w:rPr>
@@ -2788,7 +2788,7 @@
           <w14:ligatures w14:val="standardContextual"/>
         </w:rPr>
       </w:pPr>
-      <w:hyperlink w:anchor="_Toc240471185" w:history="1">
+      <w:hyperlink w:anchor="_Toc240812512" w:history="1">
         <w:r>
           <w:rPr>
             <w:rStyle w:val="a5"/>
@@ -2832,7 +2832,7 @@
             <w:noProof/>
             <w:webHidden/>
           </w:rPr>
-          <w:instrText>PAGEREF _Toc240471185 \h</w:instrText>
+          <w:instrText>PAGEREF _Toc240812512 \h</w:instrText>
         </w:r>
         <w:r>
           <w:rPr>
@@ -2862,7 +2862,7 @@
             <w:noProof/>
             <w:webHidden/>
           </w:rPr>
-          <w:t>30</w:t>
+          <w:t>34</w:t>
         </w:r>
         <w:r>
           <w:rPr>
@@ -2886,7 +2886,7 @@
           <w14:ligatures w14:val="standardContextual"/>
         </w:rPr>
       </w:pPr>
-      <w:hyperlink w:anchor="_Toc240471186" w:history="1">
+      <w:hyperlink w:anchor="_Toc240812513" w:history="1">
         <w:r>
           <w:rPr>
             <w:rStyle w:val="a5"/>
@@ -2923,7 +2923,7 @@
             <w:noProof/>
             <w:webHidden/>
           </w:rPr>
-          <w:instrText>PAGEREF _Toc240471186 \h</w:instrText>
+          <w:instrText>PAGEREF _Toc240812513 \h</w:instrText>
         </w:r>
         <w:r>
           <w:rPr>
@@ -2953,7 +2953,7 @@
             <w:noProof/>
             <w:webHidden/>
           </w:rPr>
-          <w:t>31</w:t>
+          <w:t>35</w:t>
         </w:r>
         <w:r>
           <w:rPr>
@@ -2976,7 +2976,7 @@
           <w14:ligatures w14:val="standardContextual"/>
         </w:rPr>
       </w:pPr>
-      <w:hyperlink w:anchor="_Toc240471187" w:history="1">
+      <w:hyperlink w:anchor="_Toc240812514" w:history="1">
         <w:r>
           <w:rPr>
             <w:rStyle w:val="a5"/>
@@ -3020,7 +3020,7 @@
             <w:noProof/>
             <w:webHidden/>
           </w:rPr>
-          <w:instrText>PAGEREF _Toc240471187 \h</w:instrText>
+          <w:instrText>PAGEREF _Toc240812514 \h</w:instrText>
         </w:r>
         <w:r>
           <w:rPr>
@@ -3050,7 +3050,7 @@
             <w:noProof/>
             <w:webHidden/>
           </w:rPr>
-          <w:t>31</w:t>
+          <w:t>35</w:t>
         </w:r>
         <w:r>
           <w:rPr>
@@ -3074,7 +3074,7 @@
           <w14:ligatures w14:val="standardContextual"/>
         </w:rPr>
       </w:pPr>
-      <w:hyperlink w:anchor="_Toc240471188" w:history="1">
+      <w:hyperlink w:anchor="_Toc240812515" w:history="1">
         <w:r>
           <w:rPr>
             <w:rStyle w:val="a5"/>
@@ -3111,7 +3111,7 @@
             <w:noProof/>
             <w:webHidden/>
           </w:rPr>
-          <w:instrText>PAGEREF _Toc240471188 \h</w:instrText>
+          <w:instrText>PAGEREF _Toc240812515 \h</w:instrText>
         </w:r>
         <w:r>
           <w:rPr>
@@ -3141,7 +3141,7 @@
             <w:noProof/>
             <w:webHidden/>
           </w:rPr>
-          <w:t>32</w:t>
+          <w:t>36</w:t>
         </w:r>
         <w:r>
           <w:rPr>
@@ -3164,7 +3164,7 @@
           <w14:ligatures w14:val="standardContextual"/>
         </w:rPr>
       </w:pPr>
-      <w:hyperlink w:anchor="_Toc240471189" w:history="1">
+      <w:hyperlink w:anchor="_Toc240812516" w:history="1">
         <w:r>
           <w:rPr>
             <w:rStyle w:val="a5"/>
@@ -3208,7 +3208,7 @@
             <w:noProof/>
             <w:webHidden/>
           </w:rPr>
-          <w:instrText>PAGEREF _Toc240471189 \h</w:instrText>
+          <w:instrText>PAGEREF _Toc240812516 \h</w:instrText>
         </w:r>
         <w:r>
           <w:rPr>
@@ -3238,7 +3238,7 @@
             <w:noProof/>
             <w:webHidden/>
           </w:rPr>
-          <w:t>32</w:t>
+          <w:t>36</w:t>
         </w:r>
         <w:r>
           <w:rPr>
@@ -3262,7 +3262,7 @@
           <w14:ligatures w14:val="standardContextual"/>
         </w:rPr>
       </w:pPr>
-      <w:hyperlink w:anchor="_Toc240471190" w:history="1">
+      <w:hyperlink w:anchor="_Toc240812517" w:history="1">
         <w:r>
           <w:rPr>
             <w:rStyle w:val="a5"/>
@@ -3299,7 +3299,7 @@
             <w:noProof/>
             <w:webHidden/>
           </w:rPr>
-          <w:instrText>PAGEREF _Toc240471190 \h</w:instrText>
+          <w:instrText>PAGEREF _Toc240812517 \h</w:instrText>
         </w:r>
         <w:r>
           <w:rPr>
@@ -3329,7 +3329,7 @@
             <w:noProof/>
             <w:webHidden/>
           </w:rPr>
-          <w:t>32</w:t>
+          <w:t>36</w:t>
         </w:r>
         <w:r>
           <w:rPr>
@@ -3353,7 +3353,7 @@
           <w14:ligatures w14:val="standardContextual"/>
         </w:rPr>
       </w:pPr>
-      <w:hyperlink w:anchor="_Toc240471191" w:history="1">
+      <w:hyperlink w:anchor="_Toc240812518" w:history="1">
         <w:r>
           <w:rPr>
             <w:rStyle w:val="a5"/>
@@ -3390,7 +3390,7 @@
             <w:noProof/>
             <w:webHidden/>
           </w:rPr>
-          <w:instrText>PAGEREF _Toc240471191 \h</w:instrText>
+          <w:instrText>PAGEREF _Toc240812518 \h</w:instrText>
         </w:r>
         <w:r>
           <w:rPr>
@@ -3420,7 +3420,7 @@
             <w:noProof/>
             <w:webHidden/>
           </w:rPr>
-          <w:t>33</w:t>
+          <w:t>37</w:t>
         </w:r>
         <w:r>
           <w:rPr>
@@ -3444,7 +3444,7 @@
           <w14:ligatures w14:val="standardContextual"/>
         </w:rPr>
       </w:pPr>
-      <w:hyperlink w:anchor="_Toc240471192" w:history="1">
+      <w:hyperlink w:anchor="_Toc240812519" w:history="1">
         <w:r>
           <w:rPr>
             <w:rStyle w:val="a5"/>
@@ -3481,7 +3481,7 @@
             <w:noProof/>
             <w:webHidden/>
           </w:rPr>
-          <w:instrText>PAGEREF _Toc240471192 \h</w:instrText>
+          <w:instrText>PAGEREF _Toc240812519 \h</w:instrText>
         </w:r>
         <w:r>
           <w:rPr>
@@ -3511,7 +3511,7 @@
             <w:noProof/>
             <w:webHidden/>
           </w:rPr>
-          <w:t>33</w:t>
+          <w:t>37</w:t>
         </w:r>
         <w:r>
           <w:rPr>
@@ -3535,7 +3535,7 @@
           <w14:ligatures w14:val="standardContextual"/>
         </w:rPr>
       </w:pPr>
-      <w:hyperlink w:anchor="_Toc240471193" w:history="1">
+      <w:hyperlink w:anchor="_Toc240812520" w:history="1">
         <w:r>
           <w:rPr>
             <w:rStyle w:val="a5"/>
@@ -3572,7 +3572,7 @@
             <w:noProof/>
             <w:webHidden/>
           </w:rPr>
-          <w:instrText>PAGEREF _Toc240471193 \h</w:instrText>
+          <w:instrText>PAGEREF _Toc240812520 \h</w:instrText>
         </w:r>
         <w:r>
           <w:rPr>
@@ -3602,7 +3602,7 @@
             <w:noProof/>
             <w:webHidden/>
           </w:rPr>
-          <w:t>34</w:t>
+          <w:t>39</w:t>
         </w:r>
         <w:r>
           <w:rPr>
@@ -3628,7 +3628,7 @@
         <w:pStyle w:val="1"/>
         <w:pageBreakBefore/>
       </w:pPr>
-      <w:bookmarkStart w:id="0" w:name="_Toc240471156"/>
+      <w:bookmarkStart w:id="0" w:name="_Toc240812483"/>
       <w:r>
         <w:lastRenderedPageBreak/>
         <w:t>1</w:t>
@@ -3676,12 +3676,11 @@
               <w:bottom w:val="single" w:sz="8" w:space="0" w:color="000000"/>
             </w:tcBorders>
             <w:tcMar>
-              <w:top w:w="65" w:type="dxa"/>
-              <w:left w:w="110" w:type="dxa"/>
-              <w:bottom w:w="65" w:type="dxa"/>
-              <w:right w:w="110" w:type="dxa"/>
+              <w:top w:w="60" w:type="dxa"/>
+              <w:left w:w="120" w:type="dxa"/>
+              <w:bottom w:w="30" w:type="dxa"/>
+              <w:right w:w="120" w:type="dxa"/>
             </w:tcMar>
-            <w:vAlign w:val="center"/>
           </w:tcPr>
           <w:p>
             <w:pPr>
@@ -3699,12 +3698,11 @@
               <w:bottom w:val="single" w:sz="8" w:space="0" w:color="000000"/>
             </w:tcBorders>
             <w:tcMar>
-              <w:top w:w="65" w:type="dxa"/>
-              <w:left w:w="110" w:type="dxa"/>
-              <w:bottom w:w="65" w:type="dxa"/>
-              <w:right w:w="110" w:type="dxa"/>
+              <w:top w:w="60" w:type="dxa"/>
+              <w:left w:w="120" w:type="dxa"/>
+              <w:bottom w:w="30" w:type="dxa"/>
+              <w:right w:w="120" w:type="dxa"/>
             </w:tcMar>
-            <w:vAlign w:val="center"/>
           </w:tcPr>
           <w:p>
             <w:pPr>
@@ -3927,7 +3925,7 @@
       <w:pPr>
         <w:pStyle w:val="1"/>
       </w:pPr>
-      <w:bookmarkStart w:id="1" w:name="_Toc240471157"/>
+      <w:bookmarkStart w:id="1" w:name="_Toc240812484"/>
       <w:r>
         <w:t>2</w:t>
       </w:r>
@@ -3998,10 +3996,10 @@
         <w:t>四类主题上报云看板。重点是本地安全环、滑窗失败率判定、试读后人工确认与边界明确的工具。已提交公共仓</w:t>
       </w:r>
       <w:r>
-        <w:t xml:space="preserve"> PR 9 </w:t>
-      </w:r>
-      <w:r>
-        <w:t>个；带屏静止首页在约</w:t>
+        <w:t xml:space="preserve"> PR 11 </w:t>
+      </w:r>
+      <w:r>
+        <w:t>个；带屏静止首页约</w:t>
       </w:r>
       <w:r>
         <w:t xml:space="preserve"> 80 </w:t>
@@ -4019,25 +4017,19 @@
         <w:t xml:space="preserve"> 9 </w:t>
       </w:r>
       <w:r>
-        <w:t>次；无屏板端一次日报耗时</w:t>
-      </w:r>
-      <w:r>
-        <w:t xml:space="preserve"> 115 </w:t>
-      </w:r>
-      <w:r>
-        <w:t>秒，完成</w:t>
-      </w:r>
-      <w:r>
-        <w:t xml:space="preserve"> 6 </w:t>
-      </w:r>
-      <w:r>
-        <w:t>轮</w:t>
-      </w:r>
-      <w:r>
-        <w:t xml:space="preserve"> 6 </w:t>
-      </w:r>
-      <w:r>
-        <w:t>次工具调用。</w:t>
+        <w:t>次；板端自主日报与告警建议在带屏固件上跑通并落盘，取证命令合并后一轮由四次迭代、</w:t>
+      </w:r>
+      <w:r>
+        <w:t xml:space="preserve">194 </w:t>
+      </w:r>
+      <w:r>
+        <w:t>秒降到两次迭代、约</w:t>
+      </w:r>
+      <w:r>
+        <w:t xml:space="preserve"> 104 </w:t>
+      </w:r>
+      <w:r>
+        <w:t>秒。</w:t>
       </w:r>
     </w:p>
     <w:p>
@@ -4045,7 +4037,13 @@
         <w:pStyle w:val="ReportSmall"/>
       </w:pPr>
       <w:r>
-        <w:t>专属仓为</w:t>
+        <w:t>资料核对日期为</w:t>
+      </w:r>
+      <w:r>
+        <w:t xml:space="preserve"> 2026-09-20</w:t>
+      </w:r>
+      <w:r>
+        <w:t>。专属仓为</w:t>
       </w:r>
       <w:r>
         <w:t xml:space="preserve"> </w:t>
@@ -4064,7 +4062,7 @@
         <w:pStyle w:val="1"/>
         <w:pageBreakBefore/>
       </w:pPr>
-      <w:bookmarkStart w:id="2" w:name="_Toc240471158"/>
+      <w:bookmarkStart w:id="2" w:name="_Toc240812485"/>
       <w:r>
         <w:lastRenderedPageBreak/>
         <w:t>3</w:t>
@@ -4078,7 +4076,7 @@
       <w:pPr>
         <w:pStyle w:val="2"/>
       </w:pPr>
-      <w:bookmarkStart w:id="3" w:name="_Toc240471159"/>
+      <w:bookmarkStart w:id="3" w:name="_Toc240812486"/>
       <w:r>
         <w:t xml:space="preserve">3.1 </w:t>
       </w:r>
@@ -4091,7 +4089,7 @@
       <w:pPr>
         <w:pStyle w:val="3"/>
       </w:pPr>
-      <w:bookmarkStart w:id="4" w:name="_Toc240471160"/>
+      <w:bookmarkStart w:id="4" w:name="_Toc240812487"/>
       <w:r>
         <w:t>项目背景与问题定义</w:t>
       </w:r>
@@ -4174,7 +4172,7 @@
         </w:rPr>
         <w:lastRenderedPageBreak/>
         <w:drawing>
-          <wp:inline distT="0" distB="0" distL="0" distR="0" wp14:anchorId="65E698BE" wp14:editId="5A7E8CA9">
+          <wp:inline distT="0" distB="0" distL="0" distR="0" wp14:anchorId="4232DA15" wp14:editId="33E53A3C">
             <wp:extent cx="4605070" cy="3453803"/>
             <wp:effectExtent l="0" t="0" r="0" b="0"/>
             <wp:docPr id="1" name="Picture 1" descr="图 1  官方邮寄的 STM32H750B-DK 运行 VelaGuard 首页"/>
@@ -4213,6 +4211,7 @@
     <w:p>
       <w:pPr>
         <w:pStyle w:val="a4"/>
+        <w:keepNext/>
       </w:pPr>
       <w:r>
         <w:t>图</w:t>
@@ -4240,7 +4239,7 @@
       <w:pPr>
         <w:pStyle w:val="3"/>
       </w:pPr>
-      <w:bookmarkStart w:id="5" w:name="_Toc240471161"/>
+      <w:bookmarkStart w:id="5" w:name="_Toc240812488"/>
       <w:r>
         <w:t>技术难点</w:t>
       </w:r>
@@ -4499,7 +4498,7 @@
       <w:pPr>
         <w:pStyle w:val="3"/>
       </w:pPr>
-      <w:bookmarkStart w:id="6" w:name="_Toc240471162"/>
+      <w:bookmarkStart w:id="6" w:name="_Toc240812489"/>
       <w:r>
         <w:t>创新点</w:t>
       </w:r>
@@ -4677,7 +4676,7 @@
       <w:pPr>
         <w:pStyle w:val="2"/>
       </w:pPr>
-      <w:bookmarkStart w:id="7" w:name="_Toc240471163"/>
+      <w:bookmarkStart w:id="7" w:name="_Toc240812490"/>
       <w:r>
         <w:t xml:space="preserve">3.2 </w:t>
       </w:r>
@@ -4690,7 +4689,7 @@
       <w:pPr>
         <w:pStyle w:val="3"/>
       </w:pPr>
-      <w:bookmarkStart w:id="8" w:name="_Toc240471164"/>
+      <w:bookmarkStart w:id="8" w:name="_Toc240812491"/>
       <w:r>
         <w:t>系统总体架构</w:t>
       </w:r>
@@ -4790,8 +4789,9 @@
         <w:rPr>
           <w:noProof/>
         </w:rPr>
+        <w:lastRenderedPageBreak/>
         <w:drawing>
-          <wp:inline distT="0" distB="0" distL="0" distR="0" wp14:anchorId="43E70EDA" wp14:editId="1231AAC6">
+          <wp:inline distT="0" distB="0" distL="0" distR="0" wp14:anchorId="7BF7EB22" wp14:editId="7104614C">
             <wp:extent cx="5615940" cy="3275965"/>
             <wp:effectExtent l="0" t="0" r="0" b="0"/>
             <wp:docPr id="2" name="Picture 2" descr="图 2  系统总体架构：现场、板端与云端的职责分工"/>
@@ -4830,6 +4830,7 @@
     <w:p>
       <w:pPr>
         <w:pStyle w:val="a4"/>
+        <w:keepNext/>
       </w:pPr>
       <w:r>
         <w:t>图</w:t>
@@ -4843,7 +4844,6 @@
     </w:p>
     <w:p>
       <w:r>
-        <w:lastRenderedPageBreak/>
         <w:t>图</w:t>
       </w:r>
       <w:r>
@@ -4894,9 +4894,10 @@
         <w:rPr>
           <w:noProof/>
         </w:rPr>
+        <w:lastRenderedPageBreak/>
         <w:drawing>
-          <wp:inline distT="0" distB="0" distL="0" distR="0" wp14:anchorId="16711EC9" wp14:editId="0CB6C8FC">
-            <wp:extent cx="4605070" cy="3453803"/>
+          <wp:inline distT="0" distB="0" distL="0" distR="0" wp14:anchorId="50159AD1" wp14:editId="67E127A7">
+            <wp:extent cx="5615940" cy="4211955"/>
             <wp:effectExtent l="0" t="0" r="0" b="0"/>
             <wp:docPr id="3" name="Picture 3" descr="图 3  实物联调拓扑：网关、真实 Modbus 从站与总线模拟器"/>
             <wp:cNvGraphicFramePr>
@@ -4918,7 +4919,7 @@
                   <pic:spPr>
                     <a:xfrm>
                       <a:off x="0" y="0"/>
-                      <a:ext cx="4605070" cy="3453803"/>
+                      <a:ext cx="5615940" cy="4211955"/>
                     </a:xfrm>
                     <a:prstGeom prst="rect">
                       <a:avLst/>
@@ -4934,6 +4935,7 @@
     <w:p>
       <w:pPr>
         <w:pStyle w:val="a4"/>
+        <w:keepNext/>
       </w:pPr>
       <w:r>
         <w:t>图</w:t>
@@ -4955,7 +4957,7 @@
       <w:pPr>
         <w:pStyle w:val="3"/>
       </w:pPr>
-      <w:bookmarkStart w:id="9" w:name="_Toc240471165"/>
+      <w:bookmarkStart w:id="9" w:name="_Toc240812492"/>
       <w:r>
         <w:t>方案论证与选型</w:t>
       </w:r>
@@ -5113,7 +5115,13 @@
         <w:t xml:space="preserve"> MiMo </w:t>
       </w:r>
       <w:r>
-        <w:t>在线。屏幕上的运行报告由固件统计，联网生成的解释与它分开。</w:t>
+        <w:t>在线。屏幕上的报告分两种来源：模型生成的当日日报经板端校验后显示，固件统计的</w:t>
+      </w:r>
+      <w:r>
+        <w:t xml:space="preserve"> runtime-report.md </w:t>
+      </w:r>
+      <w:r>
+        <w:t>作为断网与校验失败时的兜底，页面会写明当前是哪一种。</w:t>
       </w:r>
       <w:hyperlink r:id="rId33">
         <w:r>
@@ -5238,25 +5246,11 @@
       <w:pPr>
         <w:pStyle w:val="3"/>
       </w:pPr>
-      <w:bookmarkStart w:id="10" w:name="_Toc240471166"/>
+      <w:bookmarkStart w:id="10" w:name="_Toc240812493"/>
       <w:r>
         <w:t>关键模块设计</w:t>
       </w:r>
       <w:bookmarkEnd w:id="10"/>
-    </w:p>
-    <w:p>
-      <w:pPr>
-        <w:pStyle w:val="a4"/>
-      </w:pPr>
-      <w:r>
-        <w:t>表</w:t>
-      </w:r>
-      <w:r>
-        <w:t xml:space="preserve"> 1  </w:t>
-      </w:r>
-      <w:r>
-        <w:t>模块职责与输入输出</w:t>
-      </w:r>
     </w:p>
     <w:tbl>
       <w:tblPr>
@@ -5292,21 +5286,49 @@
         </w:trPr>
         <w:tc>
           <w:tcPr>
-            <w:tcW w:w="1769" w:type="dxa"/>
+            <w:tcW w:w="3654" w:type="dxa"/>
+            <w:gridSpan w:val="3"/>
             <w:tcBorders>
               <w:bottom w:val="single" w:sz="8" w:space="0" w:color="000000"/>
             </w:tcBorders>
-            <w:tcMar>
-              <w:top w:w="65" w:type="dxa"/>
-              <w:left w:w="110" w:type="dxa"/>
-              <w:bottom w:w="65" w:type="dxa"/>
-              <w:right w:w="110" w:type="dxa"/>
-            </w:tcMar>
-            <w:vAlign w:val="center"/>
           </w:tcPr>
           <w:p>
             <w:pPr>
               <w:pStyle w:val="TableHead"/>
+              <w:keepNext/>
+            </w:pPr>
+            <w:r>
+              <w:t>表</w:t>
+            </w:r>
+            <w:r>
+              <w:t xml:space="preserve"> 1  </w:t>
+            </w:r>
+            <w:r>
+              <w:t>模块职责与输入输出</w:t>
+            </w:r>
+          </w:p>
+        </w:tc>
+      </w:tr>
+      <w:tr>
+        <w:trPr>
+          <w:cantSplit/>
+          <w:tblHeader/>
+          <w:jc w:val="center"/>
+        </w:trPr>
+        <w:tc>
+          <w:tcPr>
+            <w:tcW w:w="1769" w:type="dxa"/>
+            <w:tcBorders>
+              <w:top w:val="nil"/>
+              <w:left w:val="nil"/>
+              <w:bottom w:val="nil"/>
+              <w:right w:val="nil"/>
+            </w:tcBorders>
+          </w:tcPr>
+          <w:p>
+            <w:pPr>
+              <w:pStyle w:val="TableText"/>
+              <w:keepNext/>
             </w:pPr>
             <w:r>
               <w:t>模块</w:t>
@@ -5317,19 +5339,16 @@
           <w:tcPr>
             <w:tcW w:w="3184" w:type="dxa"/>
             <w:tcBorders>
-              <w:bottom w:val="single" w:sz="8" w:space="0" w:color="000000"/>
+              <w:top w:val="nil"/>
+              <w:left w:val="nil"/>
+              <w:bottom w:val="nil"/>
+              <w:right w:val="nil"/>
             </w:tcBorders>
-            <w:tcMar>
-              <w:top w:w="65" w:type="dxa"/>
-              <w:left w:w="110" w:type="dxa"/>
-              <w:bottom w:w="65" w:type="dxa"/>
-              <w:right w:w="110" w:type="dxa"/>
-            </w:tcMar>
-            <w:vAlign w:val="center"/>
           </w:tcPr>
           <w:p>
             <w:pPr>
-              <w:pStyle w:val="TableHead"/>
+              <w:pStyle w:val="TableText"/>
+              <w:keepNext/>
             </w:pPr>
             <w:r>
               <w:t>职责</w:t>
@@ -5340,19 +5359,16 @@
           <w:tcPr>
             <w:tcW w:w="3891" w:type="dxa"/>
             <w:tcBorders>
-              <w:bottom w:val="single" w:sz="8" w:space="0" w:color="000000"/>
+              <w:top w:val="nil"/>
+              <w:left w:val="nil"/>
+              <w:bottom w:val="nil"/>
+              <w:right w:val="nil"/>
             </w:tcBorders>
-            <w:tcMar>
-              <w:top w:w="65" w:type="dxa"/>
-              <w:left w:w="110" w:type="dxa"/>
-              <w:bottom w:w="65" w:type="dxa"/>
-              <w:right w:w="110" w:type="dxa"/>
-            </w:tcMar>
-            <w:vAlign w:val="center"/>
           </w:tcPr>
           <w:p>
             <w:pPr>
-              <w:pStyle w:val="TableHead"/>
+              <w:pStyle w:val="TableText"/>
+              <w:keepNext/>
             </w:pPr>
             <w:r>
               <w:t>主要输入与输出</w:t>
@@ -5759,6 +5775,7 @@
               <w:pStyle w:val="TableText"/>
             </w:pPr>
             <w:r>
+              <w:lastRenderedPageBreak/>
               <w:t>上位机（配套）</w:t>
             </w:r>
           </w:p>
@@ -5879,7 +5896,6 @@
     </w:tbl>
     <w:p>
       <w:r>
-        <w:lastRenderedPageBreak/>
         <w:t xml:space="preserve">RJ45 </w:t>
       </w:r>
       <w:r>
@@ -5974,7 +5990,7 @@
           <w:noProof/>
         </w:rPr>
         <w:drawing>
-          <wp:inline distT="0" distB="0" distL="0" distR="0" wp14:anchorId="5B49155B" wp14:editId="1DC52B89">
+          <wp:inline distT="0" distB="0" distL="0" distR="0" wp14:anchorId="43BB28CE" wp14:editId="7E193954">
             <wp:extent cx="5615940" cy="3182366"/>
             <wp:effectExtent l="0" t="0" r="0" b="0"/>
             <wp:docPr id="4" name="Picture 4" descr="图 4  板端首页：32 个点位的快照与状态栏"/>
@@ -6013,6 +6029,7 @@
     <w:p>
       <w:pPr>
         <w:pStyle w:val="a4"/>
+        <w:keepNext/>
       </w:pPr>
       <w:r>
         <w:t>图</w:t>
@@ -6101,8 +6118,9 @@
       <w:pPr>
         <w:pStyle w:val="2"/>
       </w:pPr>
-      <w:bookmarkStart w:id="11" w:name="_Toc240471167"/>
-      <w:r>
+      <w:bookmarkStart w:id="11" w:name="_Toc240812494"/>
+      <w:r>
+        <w:lastRenderedPageBreak/>
         <w:t xml:space="preserve">3.3 </w:t>
       </w:r>
       <w:r>
@@ -6114,7 +6132,7 @@
       <w:pPr>
         <w:pStyle w:val="3"/>
       </w:pPr>
-      <w:bookmarkStart w:id="12" w:name="_Toc240471168"/>
+      <w:bookmarkStart w:id="12" w:name="_Toc240812495"/>
       <w:r>
         <w:t xml:space="preserve">openvelaClaw </w:t>
       </w:r>
@@ -6161,11 +6179,7 @@
         <w:t xml:space="preserve"> Skill</w:t>
       </w:r>
       <w:r>
-        <w:t>，并</w:t>
-      </w:r>
-      <w:r>
-        <w:lastRenderedPageBreak/>
-        <w:t>运行</w:t>
+        <w:t>，并运行</w:t>
       </w:r>
       <w:r>
         <w:t xml:space="preserve"> ReAct </w:t>
@@ -6220,19 +6234,13 @@
         <w:t xml:space="preserve">Skill </w:t>
       </w:r>
       <w:r>
-        <w:t>规定先读取</w:t>
-      </w:r>
-      <w:r>
-        <w:t xml:space="preserve"> pending_alarm.txt</w:t>
-      </w:r>
-      <w:r>
-        <w:t>，再查询帧统计、寄存器和配置摘要，随后把说明写入</w:t>
-      </w:r>
-      <w:r>
-        <w:t xml:space="preserve"> last_alarm.md</w:t>
-      </w:r>
-      <w:r>
-        <w:t>。数据缺失必须保留不确定性，不能用推测补齐真实读数。工具调用与拦截通过框架的系统日志记录。</w:t>
+        <w:t>规定先用帧统计、寄存器和配置摘要取证，再把逐点说明写入</w:t>
+      </w:r>
+      <w:r>
+        <w:t xml:space="preserve"> alarm_advice.txt</w:t>
+      </w:r>
+      <w:r>
+        <w:t>；告警数据随请求下发，避免为取数据单独读文件而触发框架的单文件短路。数据缺失必须保留不确定性，不能用推测补齐真实读数。工具调用与拦截通过框架的系统日志记录。</w:t>
       </w:r>
       <w:hyperlink r:id="rId48">
         <w:r>
@@ -6259,7 +6267,7 @@
       <w:pPr>
         <w:pStyle w:val="3"/>
       </w:pPr>
-      <w:bookmarkStart w:id="13" w:name="_Toc240471169"/>
+      <w:bookmarkStart w:id="13" w:name="_Toc240812496"/>
       <w:r>
         <w:t>阈值与离线的确定性判定</w:t>
       </w:r>
@@ -6372,7 +6380,11 @@
         <w:t xml:space="preserve"> 8</w:t>
       </w:r>
       <w:r>
-        <w:t>；读到一次正常值即清空该位并恢复。拔线时百分之百失败，仍能在约</w:t>
+        <w:t>；读到一次正常值</w:t>
+      </w:r>
+      <w:r>
+        <w:lastRenderedPageBreak/>
+        <w:t>即清空该位并恢复。拔线时百分之百失败，仍能在约</w:t>
       </w:r>
       <w:r>
         <w:t xml:space="preserve"> 1.0 </w:t>
@@ -6439,9 +6451,8 @@
         <w:rPr>
           <w:noProof/>
         </w:rPr>
-        <w:lastRenderedPageBreak/>
         <w:drawing>
-          <wp:inline distT="0" distB="0" distL="0" distR="0" wp14:anchorId="3023FAB1" wp14:editId="6F551C8F">
+          <wp:inline distT="0" distB="0" distL="0" distR="0" wp14:anchorId="28B94B32" wp14:editId="6786846B">
             <wp:extent cx="5615940" cy="3182366"/>
             <wp:effectExtent l="0" t="0" r="0" b="0"/>
             <wp:docPr id="5" name="Picture 5" descr="图 5  离线判定由连续失败计数改为滑窗失败率"/>
@@ -6480,6 +6491,7 @@
     <w:p>
       <w:pPr>
         <w:pStyle w:val="a4"/>
+        <w:keepNext/>
       </w:pPr>
       <w:r>
         <w:t>图</w:t>
@@ -6547,7 +6559,7 @@
         </w:rPr>
         <w:lastRenderedPageBreak/>
         <w:drawing>
-          <wp:inline distT="0" distB="0" distL="0" distR="0" wp14:anchorId="2F3585FF" wp14:editId="33625EC8">
+          <wp:inline distT="0" distB="0" distL="0" distR="0" wp14:anchorId="2E92F31C" wp14:editId="568544C6">
             <wp:extent cx="5615940" cy="3619162"/>
             <wp:effectExtent l="0" t="0" r="0" b="0"/>
             <wp:docPr id="6" name="Picture 6" descr="图 6  本地安全环与点表人工确认闸门"/>
@@ -6586,6 +6598,7 @@
     <w:p>
       <w:pPr>
         <w:pStyle w:val="a4"/>
+        <w:keepNext/>
       </w:pPr>
       <w:r>
         <w:t>图</w:t>
@@ -6601,7 +6614,7 @@
       <w:pPr>
         <w:pStyle w:val="3"/>
       </w:pPr>
-      <w:bookmarkStart w:id="14" w:name="_Toc240471170"/>
+      <w:bookmarkStart w:id="14" w:name="_Toc240812497"/>
       <w:r>
         <w:t>总线探查与寄存器解码</w:t>
       </w:r>
@@ -6717,7 +6730,7 @@
         </w:rPr>
         <w:lastRenderedPageBreak/>
         <w:drawing>
-          <wp:inline distT="0" distB="0" distL="0" distR="0" wp14:anchorId="5FDADBA5" wp14:editId="6A294399">
+          <wp:inline distT="0" distB="0" distL="0" distR="0" wp14:anchorId="51AC4455" wp14:editId="58C65A01">
             <wp:extent cx="5615940" cy="2963968"/>
             <wp:effectExtent l="0" t="0" r="0" b="0"/>
             <wp:docPr id="7" name="Picture 7" descr="图 7  总线探查：从陌生总线到候选点表"/>
@@ -6756,6 +6769,7 @@
     <w:p>
       <w:pPr>
         <w:pStyle w:val="a4"/>
+        <w:keepNext/>
       </w:pPr>
       <w:r>
         <w:t>图</w:t>
@@ -6889,7 +6903,7 @@
       <w:pPr>
         <w:pStyle w:val="3"/>
       </w:pPr>
-      <w:bookmarkStart w:id="15" w:name="_Toc240471171"/>
+      <w:bookmarkStart w:id="15" w:name="_Toc240812498"/>
       <w:r>
         <w:t>帧级质量统计与故障归因</w:t>
       </w:r>
@@ -6960,7 +6974,7 @@
       <w:pPr>
         <w:pStyle w:val="3"/>
       </w:pPr>
-      <w:bookmarkStart w:id="16" w:name="_Toc240471172"/>
+      <w:bookmarkStart w:id="16" w:name="_Toc240812499"/>
       <w:r>
         <w:t>掉电安全的配置提交</w:t>
       </w:r>
@@ -7006,7 +7020,7 @@
       <w:pPr>
         <w:pStyle w:val="3"/>
       </w:pPr>
-      <w:bookmarkStart w:id="17" w:name="_Toc240471173"/>
+      <w:bookmarkStart w:id="17" w:name="_Toc240812500"/>
       <w:r>
         <w:t xml:space="preserve">QSPI XIP </w:t>
       </w:r>
@@ -7113,7 +7127,7 @@
         </w:rPr>
         <w:lastRenderedPageBreak/>
         <w:drawing>
-          <wp:inline distT="0" distB="0" distL="0" distR="0" wp14:anchorId="4C132BAF" wp14:editId="167FB005">
+          <wp:inline distT="0" distB="0" distL="0" distR="0" wp14:anchorId="4C77AC22" wp14:editId="2613710A">
             <wp:extent cx="5615940" cy="3369564"/>
             <wp:effectExtent l="0" t="0" r="0" b="0"/>
             <wp:docPr id="8" name="Picture 8" descr="图 8  QSPI 原地执行约束下的启动链与升级路径"/>
@@ -7152,6 +7166,7 @@
     <w:p>
       <w:pPr>
         <w:pStyle w:val="a4"/>
+        <w:keepNext/>
       </w:pPr>
       <w:r>
         <w:t>图</w:t>
@@ -7167,7 +7182,7 @@
       <w:pPr>
         <w:pStyle w:val="3"/>
       </w:pPr>
-      <w:bookmarkStart w:id="18" w:name="_Toc240471174"/>
+      <w:bookmarkStart w:id="18" w:name="_Toc240812501"/>
       <w:r>
         <w:t xml:space="preserve">openvela </w:t>
       </w:r>
@@ -7313,13 +7328,13 @@
         <w:t xml:space="preserve"> Shell </w:t>
       </w:r>
       <w:r>
-        <w:t>调用、心跳主动任务和</w:t>
-      </w:r>
-      <w:r>
-        <w:t xml:space="preserve"> NSH </w:t>
-      </w:r>
-      <w:r>
-        <w:t>交互渠道。</w:t>
+        <w:t>调用，主动轮次由板端文件工作线程发起（心跳线程保留但不再触发模型调用），交互渠道为</w:t>
+      </w:r>
+      <w:r>
+        <w:t xml:space="preserve"> NSH</w:t>
+      </w:r>
+      <w:r>
+        <w:t>。</w:t>
       </w:r>
       <w:hyperlink r:id="rId74">
         <w:r>
@@ -7340,11 +7355,11 @@
         <w:t xml:space="preserve"> AI Agent </w:t>
       </w:r>
       <w:r>
-        <w:t>应用。按官方的主动类型划分，本作品覆盖三类：告警产生后自动解释属事件主动，定时生</w:t>
+        <w:t>应用。按官方的主动类型划分，本作品覆盖三类：告警集合变化后板端自动发起解释属事件</w:t>
       </w:r>
       <w:r>
         <w:lastRenderedPageBreak/>
-        <w:t>成运行报告属定时主动，越限与离线判定属阈值主动；前两类与执行相连，产物分别是解释文件和报告文件。硬件方面，官方说明可以基于已适配</w:t>
+        <w:t>主动，发现当天还没有日报时板端按天主动生成属定时主动，越限与离线判定属阈值主动；前两类的触发都来自板端而不是用户提问，产物分别是建议文件和日报文件。硬件方面，官方说明可以基于已适配</w:t>
       </w:r>
       <w:r>
         <w:t xml:space="preserve"> openvela </w:t>
@@ -7452,7 +7467,7 @@
         <w:t>的栈和缓冲预算整理成配置组合，并加强工具参数、写路径和输出结构的检查。</w:t>
       </w:r>
       <w:r>
-        <w:t xml:space="preserve">9 </w:t>
+        <w:t xml:space="preserve">11 </w:t>
       </w:r>
       <w:r>
         <w:t>个</w:t>
@@ -7474,7 +7489,7 @@
       <w:pPr>
         <w:pStyle w:val="2"/>
       </w:pPr>
-      <w:bookmarkStart w:id="19" w:name="_Toc240471175"/>
+      <w:bookmarkStart w:id="19" w:name="_Toc240812502"/>
       <w:r>
         <w:t xml:space="preserve">3.4 </w:t>
       </w:r>
@@ -7487,7 +7502,7 @@
       <w:pPr>
         <w:pStyle w:val="3"/>
       </w:pPr>
-      <w:bookmarkStart w:id="20" w:name="_Toc240471176"/>
+      <w:bookmarkStart w:id="20" w:name="_Toc240812503"/>
       <w:r>
         <w:t>软件架构与启动</w:t>
       </w:r>
@@ -7578,20 +7593,6 @@
           <w:t>[11]</w:t>
         </w:r>
       </w:hyperlink>
-    </w:p>
-    <w:p>
-      <w:pPr>
-        <w:pStyle w:val="a4"/>
-      </w:pPr>
-      <w:r>
-        <w:t>表</w:t>
-      </w:r>
-      <w:r>
-        <w:t xml:space="preserve"> 2  </w:t>
-      </w:r>
-      <w:r>
-        <w:t>固件组成</w:t>
-      </w:r>
     </w:p>
     <w:tbl>
       <w:tblPr>
@@ -7626,10 +7627,86 @@
         </w:trPr>
         <w:tc>
           <w:tcPr>
-            <w:tcW w:w="1946" w:type="dxa"/>
+            <w:tcW w:w="6478" w:type="dxa"/>
+            <w:gridSpan w:val="2"/>
             <w:tcBorders>
               <w:bottom w:val="single" w:sz="8" w:space="0" w:color="000000"/>
             </w:tcBorders>
+          </w:tcPr>
+          <w:p>
+            <w:pPr>
+              <w:pStyle w:val="TableHead"/>
+              <w:keepNext/>
+            </w:pPr>
+            <w:r>
+              <w:lastRenderedPageBreak/>
+              <w:t>表</w:t>
+            </w:r>
+            <w:r>
+              <w:t xml:space="preserve"> 2  </w:t>
+            </w:r>
+            <w:r>
+              <w:t>固件组成</w:t>
+            </w:r>
+          </w:p>
+        </w:tc>
+      </w:tr>
+      <w:tr>
+        <w:trPr>
+          <w:cantSplit/>
+          <w:tblHeader/>
+          <w:jc w:val="center"/>
+        </w:trPr>
+        <w:tc>
+          <w:tcPr>
+            <w:tcW w:w="1946" w:type="dxa"/>
+            <w:tcBorders>
+              <w:top w:val="nil"/>
+              <w:left w:val="nil"/>
+              <w:bottom w:val="nil"/>
+              <w:right w:val="nil"/>
+            </w:tcBorders>
+          </w:tcPr>
+          <w:p>
+            <w:pPr>
+              <w:pStyle w:val="TableText"/>
+              <w:keepNext/>
+              <w:jc w:val="center"/>
+            </w:pPr>
+            <w:r>
+              <w:t>层次</w:t>
+            </w:r>
+          </w:p>
+        </w:tc>
+        <w:tc>
+          <w:tcPr>
+            <w:tcW w:w="6898" w:type="dxa"/>
+            <w:tcBorders>
+              <w:top w:val="nil"/>
+              <w:left w:val="nil"/>
+              <w:bottom w:val="nil"/>
+              <w:right w:val="nil"/>
+            </w:tcBorders>
+          </w:tcPr>
+          <w:p>
+            <w:pPr>
+              <w:pStyle w:val="TableText"/>
+              <w:keepNext/>
+            </w:pPr>
+            <w:r>
+              <w:t>实现与职责</w:t>
+            </w:r>
+          </w:p>
+        </w:tc>
+      </w:tr>
+      <w:tr>
+        <w:trPr>
+          <w:cantSplit/>
+          <w:jc w:val="center"/>
+        </w:trPr>
+        <w:tc>
+          <w:tcPr>
+            <w:tcW w:w="1946" w:type="dxa"/>
             <w:tcMar>
               <w:top w:w="65" w:type="dxa"/>
               <w:left w:w="110" w:type="dxa"/>
@@ -7640,19 +7717,18 @@
           </w:tcPr>
           <w:p>
             <w:pPr>
-              <w:pStyle w:val="TableHead"/>
+              <w:pStyle w:val="TableText"/>
+              <w:keepNext/>
+              <w:jc w:val="center"/>
             </w:pPr>
             <w:r>
-              <w:t>层次</w:t>
+              <w:t>交互层</w:t>
             </w:r>
           </w:p>
         </w:tc>
         <w:tc>
           <w:tcPr>
             <w:tcW w:w="6898" w:type="dxa"/>
-            <w:tcBorders>
-              <w:bottom w:val="single" w:sz="8" w:space="0" w:color="000000"/>
-            </w:tcBorders>
             <w:tcMar>
               <w:top w:w="65" w:type="dxa"/>
               <w:left w:w="110" w:type="dxa"/>
@@ -7663,10 +7739,148 @@
           </w:tcPr>
           <w:p>
             <w:pPr>
-              <w:pStyle w:val="TableHead"/>
+              <w:pStyle w:val="TableText"/>
+              <w:keepNext/>
             </w:pPr>
             <w:r>
-              <w:t>实现与职责</w:t>
+              <w:t xml:space="preserve">LVGL </w:t>
+            </w:r>
+            <w:r>
+              <w:t>首页、告警、趋势、运行报告和探查页面；</w:t>
+            </w:r>
+            <w:r>
+              <w:t xml:space="preserve">NSH </w:t>
+            </w:r>
+            <w:r>
+              <w:t>配置与查询命令</w:t>
+            </w:r>
+          </w:p>
+        </w:tc>
+      </w:tr>
+      <w:tr>
+        <w:trPr>
+          <w:cantSplit/>
+          <w:jc w:val="center"/>
+        </w:trPr>
+        <w:tc>
+          <w:tcPr>
+            <w:tcW w:w="1946" w:type="dxa"/>
+            <w:tcMar>
+              <w:top w:w="65" w:type="dxa"/>
+              <w:left w:w="110" w:type="dxa"/>
+              <w:bottom w:w="65" w:type="dxa"/>
+              <w:right w:w="110" w:type="dxa"/>
+            </w:tcMar>
+            <w:vAlign w:val="center"/>
+          </w:tcPr>
+          <w:p>
+            <w:pPr>
+              <w:pStyle w:val="TableText"/>
+              <w:keepNext/>
+              <w:jc w:val="center"/>
+            </w:pPr>
+            <w:r>
+              <w:t>业务层</w:t>
+            </w:r>
+          </w:p>
+        </w:tc>
+        <w:tc>
+          <w:tcPr>
+            <w:tcW w:w="6898" w:type="dxa"/>
+            <w:tcMar>
+              <w:top w:w="65" w:type="dxa"/>
+              <w:left w:w="110" w:type="dxa"/>
+              <w:bottom w:w="65" w:type="dxa"/>
+              <w:right w:w="110" w:type="dxa"/>
+            </w:tcMar>
+            <w:vAlign w:val="center"/>
+          </w:tcPr>
+          <w:p>
+            <w:pPr>
+              <w:pStyle w:val="TableText"/>
+              <w:keepNext/>
+            </w:pPr>
+            <w:r>
+              <w:t>点表、</w:t>
+            </w:r>
+            <w:r>
+              <w:t xml:space="preserve">Modbus </w:t>
+            </w:r>
+            <w:r>
+              <w:t>采集、帧统计、告警判定、运行统计、后台文件处理</w:t>
+            </w:r>
+          </w:p>
+        </w:tc>
+      </w:tr>
+      <w:tr>
+        <w:trPr>
+          <w:cantSplit/>
+          <w:jc w:val="center"/>
+        </w:trPr>
+        <w:tc>
+          <w:tcPr>
+            <w:tcW w:w="1946" w:type="dxa"/>
+            <w:tcMar>
+              <w:top w:w="65" w:type="dxa"/>
+              <w:left w:w="110" w:type="dxa"/>
+              <w:bottom w:w="65" w:type="dxa"/>
+              <w:right w:w="110" w:type="dxa"/>
+            </w:tcMar>
+            <w:vAlign w:val="center"/>
+          </w:tcPr>
+          <w:p>
+            <w:pPr>
+              <w:pStyle w:val="TableText"/>
+              <w:keepNext/>
+              <w:jc w:val="center"/>
+            </w:pPr>
+            <w:r>
+              <w:t xml:space="preserve">AI </w:t>
+            </w:r>
+            <w:r>
+              <w:t>层</w:t>
+            </w:r>
+          </w:p>
+        </w:tc>
+        <w:tc>
+          <w:tcPr>
+            <w:tcW w:w="6898" w:type="dxa"/>
+            <w:tcMar>
+              <w:top w:w="65" w:type="dxa"/>
+              <w:left w:w="110" w:type="dxa"/>
+              <w:bottom w:w="65" w:type="dxa"/>
+              <w:right w:w="110" w:type="dxa"/>
+            </w:tcMar>
+            <w:vAlign w:val="center"/>
+          </w:tcPr>
+          <w:p>
+            <w:pPr>
+              <w:pStyle w:val="TableText"/>
+              <w:keepNext/>
+            </w:pPr>
+            <w:r>
+              <w:t xml:space="preserve">openvelaClaw </w:t>
+            </w:r>
+            <w:r>
+              <w:t>会话和</w:t>
+            </w:r>
+            <w:r>
+              <w:t xml:space="preserve"> ReAct</w:t>
+            </w:r>
+            <w:r>
+              <w:t>；</w:t>
+            </w:r>
+            <w:r>
+              <w:t>Markdown Skill</w:t>
+            </w:r>
+            <w:r>
+              <w:t>；</w:t>
+            </w:r>
+            <w:r>
+              <w:t xml:space="preserve">llm_proxy </w:t>
+            </w:r>
+            <w:r>
+              <w:t>网络推理</w:t>
             </w:r>
           </w:p>
         </w:tc>
@@ -7693,7 +7907,7 @@
               <w:jc w:val="center"/>
             </w:pPr>
             <w:r>
-              <w:t>交互层</w:t>
+              <w:t>系统与驱动</w:t>
             </w:r>
           </w:p>
         </w:tc>
@@ -7713,187 +7927,6 @@
               <w:pStyle w:val="TableText"/>
             </w:pPr>
             <w:r>
-              <w:t xml:space="preserve">LVGL </w:t>
-            </w:r>
-            <w:r>
-              <w:t>首页、告警、趋势、运行报告和探查页面；</w:t>
-            </w:r>
-            <w:r>
-              <w:t xml:space="preserve">NSH </w:t>
-            </w:r>
-            <w:r>
-              <w:t>配置与查询命令</w:t>
-            </w:r>
-          </w:p>
-        </w:tc>
-      </w:tr>
-      <w:tr>
-        <w:trPr>
-          <w:cantSplit/>
-          <w:jc w:val="center"/>
-        </w:trPr>
-        <w:tc>
-          <w:tcPr>
-            <w:tcW w:w="1946" w:type="dxa"/>
-            <w:tcMar>
-              <w:top w:w="65" w:type="dxa"/>
-              <w:left w:w="110" w:type="dxa"/>
-              <w:bottom w:w="65" w:type="dxa"/>
-              <w:right w:w="110" w:type="dxa"/>
-            </w:tcMar>
-            <w:vAlign w:val="center"/>
-          </w:tcPr>
-          <w:p>
-            <w:pPr>
-              <w:pStyle w:val="TableText"/>
-              <w:jc w:val="center"/>
-            </w:pPr>
-            <w:r>
-              <w:t>业务层</w:t>
-            </w:r>
-          </w:p>
-        </w:tc>
-        <w:tc>
-          <w:tcPr>
-            <w:tcW w:w="6898" w:type="dxa"/>
-            <w:tcMar>
-              <w:top w:w="65" w:type="dxa"/>
-              <w:left w:w="110" w:type="dxa"/>
-              <w:bottom w:w="65" w:type="dxa"/>
-              <w:right w:w="110" w:type="dxa"/>
-            </w:tcMar>
-            <w:vAlign w:val="center"/>
-          </w:tcPr>
-          <w:p>
-            <w:pPr>
-              <w:pStyle w:val="TableText"/>
-            </w:pPr>
-            <w:r>
-              <w:t>点表、</w:t>
-            </w:r>
-            <w:r>
-              <w:t xml:space="preserve">Modbus </w:t>
-            </w:r>
-            <w:r>
-              <w:t>采集、帧统计、告警判定、运行统计、后台文件处理</w:t>
-            </w:r>
-          </w:p>
-        </w:tc>
-      </w:tr>
-      <w:tr>
-        <w:trPr>
-          <w:cantSplit/>
-          <w:jc w:val="center"/>
-        </w:trPr>
-        <w:tc>
-          <w:tcPr>
-            <w:tcW w:w="1946" w:type="dxa"/>
-            <w:tcMar>
-              <w:top w:w="65" w:type="dxa"/>
-              <w:left w:w="110" w:type="dxa"/>
-              <w:bottom w:w="65" w:type="dxa"/>
-              <w:right w:w="110" w:type="dxa"/>
-            </w:tcMar>
-            <w:vAlign w:val="center"/>
-          </w:tcPr>
-          <w:p>
-            <w:pPr>
-              <w:pStyle w:val="TableText"/>
-              <w:jc w:val="center"/>
-            </w:pPr>
-            <w:r>
-              <w:t xml:space="preserve">AI </w:t>
-            </w:r>
-            <w:r>
-              <w:t>层</w:t>
-            </w:r>
-          </w:p>
-        </w:tc>
-        <w:tc>
-          <w:tcPr>
-            <w:tcW w:w="6898" w:type="dxa"/>
-            <w:tcMar>
-              <w:top w:w="65" w:type="dxa"/>
-              <w:left w:w="110" w:type="dxa"/>
-              <w:bottom w:w="65" w:type="dxa"/>
-              <w:right w:w="110" w:type="dxa"/>
-            </w:tcMar>
-            <w:vAlign w:val="center"/>
-          </w:tcPr>
-          <w:p>
-            <w:pPr>
-              <w:pStyle w:val="TableText"/>
-            </w:pPr>
-            <w:r>
-              <w:t xml:space="preserve">openvelaClaw </w:t>
-            </w:r>
-            <w:r>
-              <w:t>会话和</w:t>
-            </w:r>
-            <w:r>
-              <w:t xml:space="preserve"> ReAct</w:t>
-            </w:r>
-            <w:r>
-              <w:t>；</w:t>
-            </w:r>
-            <w:r>
-              <w:t>Markdown Skill</w:t>
-            </w:r>
-            <w:r>
-              <w:t>；</w:t>
-            </w:r>
-            <w:r>
-              <w:t xml:space="preserve">llm_proxy </w:t>
-            </w:r>
-            <w:r>
-              <w:t>网络推理</w:t>
-            </w:r>
-          </w:p>
-        </w:tc>
-      </w:tr>
-      <w:tr>
-        <w:trPr>
-          <w:cantSplit/>
-          <w:jc w:val="center"/>
-        </w:trPr>
-        <w:tc>
-          <w:tcPr>
-            <w:tcW w:w="1946" w:type="dxa"/>
-            <w:tcMar>
-              <w:top w:w="65" w:type="dxa"/>
-              <w:left w:w="110" w:type="dxa"/>
-              <w:bottom w:w="65" w:type="dxa"/>
-              <w:right w:w="110" w:type="dxa"/>
-            </w:tcMar>
-            <w:vAlign w:val="center"/>
-          </w:tcPr>
-          <w:p>
-            <w:pPr>
-              <w:pStyle w:val="TableText"/>
-              <w:jc w:val="center"/>
-            </w:pPr>
-            <w:r>
-              <w:lastRenderedPageBreak/>
-              <w:t>系统与驱动</w:t>
-            </w:r>
-          </w:p>
-        </w:tc>
-        <w:tc>
-          <w:tcPr>
-            <w:tcW w:w="6898" w:type="dxa"/>
-            <w:tcMar>
-              <w:top w:w="65" w:type="dxa"/>
-              <w:left w:w="110" w:type="dxa"/>
-              <w:bottom w:w="65" w:type="dxa"/>
-              <w:right w:w="110" w:type="dxa"/>
-            </w:tcMar>
-            <w:vAlign w:val="center"/>
-          </w:tcPr>
-          <w:p>
-            <w:pPr>
-              <w:pStyle w:val="TableText"/>
-            </w:pPr>
-            <w:r>
               <w:t xml:space="preserve">openvela / NuttX </w:t>
             </w:r>
             <w:r>
@@ -7916,8 +7949,9 @@
       <w:pPr>
         <w:pStyle w:val="3"/>
       </w:pPr>
-      <w:bookmarkStart w:id="21" w:name="_Toc240471177"/>
-      <w:r>
+      <w:bookmarkStart w:id="21" w:name="_Toc240812504"/>
+      <w:r>
+        <w:lastRenderedPageBreak/>
         <w:t>四条数据路径</w:t>
       </w:r>
       <w:bookmarkEnd w:id="21"/>
@@ -7934,7 +7968,7 @@
           <w:noProof/>
         </w:rPr>
         <w:drawing>
-          <wp:inline distT="0" distB="0" distL="0" distR="0" wp14:anchorId="3B906252" wp14:editId="2D18A79A">
+          <wp:inline distT="0" distB="0" distL="0" distR="0" wp14:anchorId="52E45A8F" wp14:editId="1D72F632">
             <wp:extent cx="5615940" cy="4820348"/>
             <wp:effectExtent l="0" t="0" r="0" b="0"/>
             <wp:docPr id="9" name="Picture 9" descr="图 9  本地告警、联网解释、运行报告与云端留存的数据路径"/>
@@ -7973,6 +8007,7 @@
     <w:p>
       <w:pPr>
         <w:pStyle w:val="a4"/>
+        <w:keepNext/>
       </w:pPr>
       <w:r>
         <w:t>图</w:t>
@@ -8023,41 +8058,47 @@
     </w:p>
     <w:p>
       <w:r>
+        <w:t>告警集合发生变化时，</w:t>
+      </w:r>
+      <w:r>
+        <w:t xml:space="preserve">HMI </w:t>
+      </w:r>
+      <w:r>
+        <w:t>的文件工作线程按</w:t>
+      </w:r>
+      <w:r>
+        <w:t xml:space="preserve"> alarm_interpretation Skill </w:t>
+      </w:r>
+      <w:r>
+        <w:t>发起一轮，请求里带全量告警数据与上电随机数、轮次序号；</w:t>
+      </w:r>
+      <w:r>
+        <w:t xml:space="preserve">openvelaClaw </w:t>
+      </w:r>
+      <w:r>
+        <w:t>调只读命令取证后写</w:t>
+      </w:r>
+      <w:r>
+        <w:t xml:space="preserve"> alarm_advice.txt</w:t>
+      </w:r>
+      <w:r>
+        <w:t>，板端解析校验通过才放进内存缓存，告警页行内显示一行短建议、详情区显示完整解释并标注</w:t>
+      </w:r>
+      <w:r>
+        <w:t xml:space="preserve"> AI </w:t>
+      </w:r>
+      <w:r>
+        <w:t>推测。心跳线程在</w:t>
+      </w:r>
+      <w:r>
+        <w:t xml:space="preserve"> HMI </w:t>
+      </w:r>
+      <w:r>
+        <w:t>构建下不再直接发起模型轮次，避免两</w:t>
+      </w:r>
+      <w:r>
         <w:lastRenderedPageBreak/>
-        <w:t xml:space="preserve">HEARTBEAT.md </w:t>
-      </w:r>
-      <w:r>
-        <w:t>规定发现</w:t>
-      </w:r>
-      <w:r>
-        <w:t xml:space="preserve"> pending </w:t>
-      </w:r>
-      <w:r>
-        <w:t>后调用告警</w:t>
-      </w:r>
-      <w:r>
-        <w:t xml:space="preserve"> Skill</w:t>
-      </w:r>
-      <w:r>
-        <w:t>；</w:t>
-      </w:r>
-      <w:r>
-        <w:t xml:space="preserve">openvelaClaw </w:t>
-      </w:r>
-      <w:r>
-        <w:t>取证并输出</w:t>
-      </w:r>
-      <w:r>
-        <w:t xml:space="preserve"> last_alarm.md</w:t>
-      </w:r>
-      <w:r>
-        <w:t>。心跳触发与手动</w:t>
-      </w:r>
-      <w:r>
-        <w:t xml:space="preserve"> ask </w:t>
-      </w:r>
-      <w:r>
-        <w:t>是两种入口，这条事件主动链路的板端完整验收见</w:t>
+        <w:t>个不同步的触发源抢同一个回调槽。这条事件主动链路的板端验收见</w:t>
       </w:r>
       <w:r>
         <w:t xml:space="preserve"> 3.5</w:t>
@@ -8082,7 +8123,7 @@
             <w:sz w:val="24"/>
             <w:szCs w:val="24"/>
           </w:rPr>
-          <w:t>[12]</w:t>
+          <w:t>[3]</w:t>
         </w:r>
       </w:hyperlink>
     </w:p>
@@ -8091,19 +8132,73 @@
         <w:t xml:space="preserve">vg_runtime </w:t>
       </w:r>
       <w:r>
-        <w:t>累计本次上电以来的通信质量、点位在线时间和异常记录。报告页请求读取或刷新时，后台任务写入</w:t>
-      </w:r>
-      <w:r>
-        <w:t xml:space="preserve"> runtime-report.md</w:t>
-      </w:r>
-      <w:r>
-        <w:t>，再返回文本快照。</w:t>
+        <w:t>累计本次上电以来的通信质量、点位在线时间和异常记录，仍是报告页的离线兜底来源：文件工作线程在时钟同步、当天还没有日报时主动发起一轮，</w:t>
       </w:r>
       <w:r>
         <w:t xml:space="preserve">operations_report Skill </w:t>
       </w:r>
       <w:r>
-        <w:t>读取并复述这份内容，不负责覆盖它。</w:t>
+        <w:t>用</w:t>
+      </w:r>
+      <w:r>
+        <w:t xml:space="preserve"> get_current_time</w:t>
+      </w:r>
+      <w:r>
+        <w:t>、</w:t>
+      </w:r>
+      <w:r>
+        <w:t>vgruntime dump</w:t>
+      </w:r>
+      <w:r>
+        <w:t>、</w:t>
+      </w:r>
+      <w:r>
+        <w:t xml:space="preserve">vgstats dump </w:t>
+      </w:r>
+      <w:r>
+        <w:t>取真实数字，写出</w:t>
+      </w:r>
+      <w:r>
+        <w:t xml:space="preserve"> daily-</w:t>
+      </w:r>
+      <w:r>
+        <w:t>当日日期</w:t>
+      </w:r>
+      <w:r>
+        <w:t>.md</w:t>
+      </w:r>
+      <w:r>
+        <w:t>；板端校验首行标记、日期、来源与长度后采纳，报告页标题显示</w:t>
+      </w:r>
+      <w:r>
+        <w:t xml:space="preserve"> OPENVELACLAW </w:t>
+      </w:r>
+      <w:r>
+        <w:t>署名，否则回退</w:t>
+      </w:r>
+      <w:r>
+        <w:t xml:space="preserve"> runtime-report.md </w:t>
+      </w:r>
+      <w:r>
+        <w:t>并标注本地来源。</w:t>
+      </w:r>
+      <w:r>
+        <w:t xml:space="preserve">runtime-report.md </w:t>
+      </w:r>
+      <w:r>
+        <w:t>在</w:t>
+      </w:r>
+      <w:r>
+        <w:t xml:space="preserve"> C </w:t>
+      </w:r>
+      <w:r>
+        <w:t>层对</w:t>
+      </w:r>
+      <w:r>
+        <w:t xml:space="preserve"> Agent </w:t>
+      </w:r>
+      <w:r>
+        <w:t>只读，兜底内容不会被覆盖。</w:t>
       </w:r>
       <w:hyperlink r:id="rId85">
         <w:r>
@@ -8288,7 +8383,7 @@
       <w:pPr>
         <w:pStyle w:val="3"/>
       </w:pPr>
-      <w:bookmarkStart w:id="22" w:name="_Toc240471178"/>
+      <w:bookmarkStart w:id="22" w:name="_Toc240812505"/>
       <w:r>
         <w:lastRenderedPageBreak/>
         <w:t>硬件设计与适配</w:t>
@@ -8369,20 +8464,6 @@
           <w:t>[9]</w:t>
         </w:r>
       </w:hyperlink>
-    </w:p>
-    <w:p>
-      <w:pPr>
-        <w:pStyle w:val="a4"/>
-      </w:pPr>
-      <w:r>
-        <w:t>表</w:t>
-      </w:r>
-      <w:r>
-        <w:t xml:space="preserve"> 3  </w:t>
-      </w:r>
-      <w:r>
-        <w:t>接口与关键器件</w:t>
-      </w:r>
     </w:p>
     <w:tbl>
       <w:tblPr>
@@ -8417,10 +8498,85 @@
         </w:trPr>
         <w:tc>
           <w:tcPr>
-            <w:tcW w:w="2034" w:type="dxa"/>
+            <w:tcW w:w="6395" w:type="dxa"/>
+            <w:gridSpan w:val="2"/>
             <w:tcBorders>
               <w:bottom w:val="single" w:sz="8" w:space="0" w:color="000000"/>
             </w:tcBorders>
+          </w:tcPr>
+          <w:p>
+            <w:pPr>
+              <w:pStyle w:val="TableHead"/>
+              <w:keepNext/>
+            </w:pPr>
+            <w:r>
+              <w:t>表</w:t>
+            </w:r>
+            <w:r>
+              <w:t xml:space="preserve"> 3  </w:t>
+            </w:r>
+            <w:r>
+              <w:t>接口与关键器件</w:t>
+            </w:r>
+          </w:p>
+        </w:tc>
+      </w:tr>
+      <w:tr>
+        <w:trPr>
+          <w:cantSplit/>
+          <w:tblHeader/>
+          <w:jc w:val="center"/>
+        </w:trPr>
+        <w:tc>
+          <w:tcPr>
+            <w:tcW w:w="2034" w:type="dxa"/>
+            <w:tcBorders>
+              <w:top w:val="nil"/>
+              <w:left w:val="nil"/>
+              <w:bottom w:val="nil"/>
+              <w:right w:val="nil"/>
+            </w:tcBorders>
+          </w:tcPr>
+          <w:p>
+            <w:pPr>
+              <w:pStyle w:val="TableText"/>
+              <w:keepNext/>
+              <w:jc w:val="center"/>
+            </w:pPr>
+            <w:r>
+              <w:t>接口或模块</w:t>
+            </w:r>
+          </w:p>
+        </w:tc>
+        <w:tc>
+          <w:tcPr>
+            <w:tcW w:w="6810" w:type="dxa"/>
+            <w:tcBorders>
+              <w:top w:val="nil"/>
+              <w:left w:val="nil"/>
+              <w:bottom w:val="nil"/>
+              <w:right w:val="nil"/>
+            </w:tcBorders>
+          </w:tcPr>
+          <w:p>
+            <w:pPr>
+              <w:pStyle w:val="TableText"/>
+              <w:keepNext/>
+            </w:pPr>
+            <w:r>
+              <w:t>接线与实现</w:t>
+            </w:r>
+          </w:p>
+        </w:tc>
+      </w:tr>
+      <w:tr>
+        <w:trPr>
+          <w:cantSplit/>
+          <w:jc w:val="center"/>
+        </w:trPr>
+        <w:tc>
+          <w:tcPr>
+            <w:tcW w:w="2034" w:type="dxa"/>
             <w:tcMar>
               <w:top w:w="65" w:type="dxa"/>
               <w:left w:w="110" w:type="dxa"/>
@@ -8431,19 +8587,18 @@
           </w:tcPr>
           <w:p>
             <w:pPr>
-              <w:pStyle w:val="TableHead"/>
+              <w:pStyle w:val="TableText"/>
+              <w:keepNext/>
+              <w:jc w:val="center"/>
             </w:pPr>
             <w:r>
-              <w:t>接口或模块</w:t>
+              <w:t>RS485</w:t>
             </w:r>
           </w:p>
         </w:tc>
         <w:tc>
           <w:tcPr>
             <w:tcW w:w="6810" w:type="dxa"/>
-            <w:tcBorders>
-              <w:bottom w:val="single" w:sz="8" w:space="0" w:color="000000"/>
-            </w:tcBorders>
             <w:tcMar>
               <w:top w:w="65" w:type="dxa"/>
               <w:left w:w="110" w:type="dxa"/>
@@ -8454,10 +8609,220 @@
           </w:tcPr>
           <w:p>
             <w:pPr>
-              <w:pStyle w:val="TableHead"/>
+              <w:pStyle w:val="TableText"/>
+              <w:keepNext/>
             </w:pPr>
             <w:r>
-              <w:t>接线与实现</w:t>
+              <w:t xml:space="preserve">UART7 </w:t>
+            </w:r>
+            <w:r>
+              <w:t>使用</w:t>
+            </w:r>
+            <w:r>
+              <w:t xml:space="preserve"> PB4/D10 </w:t>
+            </w:r>
+            <w:r>
+              <w:t>作为</w:t>
+            </w:r>
+            <w:r>
+              <w:t xml:space="preserve"> TX</w:t>
+            </w:r>
+            <w:r>
+              <w:t>，</w:t>
+            </w:r>
+            <w:r>
+              <w:t xml:space="preserve">PA8/D5 </w:t>
+            </w:r>
+            <w:r>
+              <w:t>作为</w:t>
+            </w:r>
+            <w:r>
+              <w:t xml:space="preserve"> RX</w:t>
+            </w:r>
+            <w:r>
+              <w:t>，</w:t>
+            </w:r>
+            <w:r>
+              <w:t xml:space="preserve">PK1/D4 </w:t>
+            </w:r>
+            <w:r>
+              <w:t>控制方向；</w:t>
+            </w:r>
+            <w:r>
+              <w:t xml:space="preserve">3.3 V </w:t>
+            </w:r>
+            <w:r>
+              <w:t>收发器可选</w:t>
+            </w:r>
+            <w:r>
+              <w:t xml:space="preserve"> SP3485/MAX3485 </w:t>
+            </w:r>
+            <w:r>
+              <w:t>类，配终端电阻与总线保护。</w:t>
+            </w:r>
+          </w:p>
+        </w:tc>
+      </w:tr>
+      <w:tr>
+        <w:trPr>
+          <w:cantSplit/>
+          <w:jc w:val="center"/>
+        </w:trPr>
+        <w:tc>
+          <w:tcPr>
+            <w:tcW w:w="2034" w:type="dxa"/>
+            <w:tcMar>
+              <w:top w:w="65" w:type="dxa"/>
+              <w:left w:w="110" w:type="dxa"/>
+              <w:bottom w:w="65" w:type="dxa"/>
+              <w:right w:w="110" w:type="dxa"/>
+            </w:tcMar>
+            <w:vAlign w:val="center"/>
+          </w:tcPr>
+          <w:p>
+            <w:pPr>
+              <w:pStyle w:val="TableText"/>
+              <w:keepNext/>
+              <w:jc w:val="center"/>
+            </w:pPr>
+            <w:r>
+              <w:t>备用</w:t>
+            </w:r>
+            <w:r>
+              <w:t xml:space="preserve"> Wi-Fi</w:t>
+            </w:r>
+          </w:p>
+        </w:tc>
+        <w:tc>
+          <w:tcPr>
+            <w:tcW w:w="6810" w:type="dxa"/>
+            <w:tcMar>
+              <w:top w:w="65" w:type="dxa"/>
+              <w:left w:w="110" w:type="dxa"/>
+              <w:bottom w:w="65" w:type="dxa"/>
+              <w:right w:w="110" w:type="dxa"/>
+            </w:tcMar>
+            <w:vAlign w:val="center"/>
+          </w:tcPr>
+          <w:p>
+            <w:pPr>
+              <w:pStyle w:val="TableText"/>
+              <w:keepNext/>
+            </w:pPr>
+            <w:r>
+              <w:t xml:space="preserve">ESP-01S </w:t>
+            </w:r>
+            <w:r>
+              <w:t>经</w:t>
+            </w:r>
+            <w:r>
+              <w:t xml:space="preserve"> USART2 </w:t>
+            </w:r>
+            <w:r>
+              <w:t>的</w:t>
+            </w:r>
+            <w:r>
+              <w:t xml:space="preserve"> PD5/PD6 </w:t>
+            </w:r>
+            <w:r>
+              <w:t>接</w:t>
+            </w:r>
+            <w:r>
+              <w:t xml:space="preserve"> STMod+</w:t>
+            </w:r>
+            <w:r>
+              <w:t>，需对应焊桥选择与独立</w:t>
+            </w:r>
+            <w:r>
+              <w:t xml:space="preserve"> 3.3 V </w:t>
+            </w:r>
+            <w:r>
+              <w:t>供电。</w:t>
+            </w:r>
+          </w:p>
+        </w:tc>
+      </w:tr>
+      <w:tr>
+        <w:trPr>
+          <w:cantSplit/>
+          <w:jc w:val="center"/>
+        </w:trPr>
+        <w:tc>
+          <w:tcPr>
+            <w:tcW w:w="2034" w:type="dxa"/>
+            <w:tcMar>
+              <w:top w:w="65" w:type="dxa"/>
+              <w:left w:w="110" w:type="dxa"/>
+              <w:bottom w:w="65" w:type="dxa"/>
+              <w:right w:w="110" w:type="dxa"/>
+            </w:tcMar>
+            <w:vAlign w:val="center"/>
+          </w:tcPr>
+          <w:p>
+            <w:pPr>
+              <w:pStyle w:val="TableText"/>
+              <w:keepNext/>
+              <w:jc w:val="center"/>
+            </w:pPr>
+            <w:r>
+              <w:t>显示与存储</w:t>
+            </w:r>
+          </w:p>
+        </w:tc>
+        <w:tc>
+          <w:tcPr>
+            <w:tcW w:w="6810" w:type="dxa"/>
+            <w:tcMar>
+              <w:top w:w="65" w:type="dxa"/>
+              <w:left w:w="110" w:type="dxa"/>
+              <w:bottom w:w="65" w:type="dxa"/>
+              <w:right w:w="110" w:type="dxa"/>
+            </w:tcMar>
+            <w:vAlign w:val="center"/>
+          </w:tcPr>
+          <w:p>
+            <w:pPr>
+              <w:pStyle w:val="TableText"/>
+              <w:keepNext/>
+            </w:pPr>
+            <w:r>
+              <w:t>使用主板</w:t>
+            </w:r>
+            <w:r>
+              <w:t xml:space="preserve"> LCD/</w:t>
+            </w:r>
+            <w:r>
+              <w:t>触摸、</w:t>
+            </w:r>
+            <w:r>
+              <w:t>QSPI</w:t>
+            </w:r>
+            <w:r>
+              <w:t>、</w:t>
+            </w:r>
+            <w:r>
+              <w:t xml:space="preserve">SDRAM </w:t>
+            </w:r>
+            <w:r>
+              <w:t>与</w:t>
+            </w:r>
+            <w:r>
+              <w:t xml:space="preserve"> eMMC</w:t>
+            </w:r>
+            <w:r>
+              <w:t>；应用经</w:t>
+            </w:r>
+            <w:r>
+              <w:t xml:space="preserve"> QSPI XIP </w:t>
+            </w:r>
+            <w:r>
+              <w:t>执行，配置和报告在</w:t>
+            </w:r>
+            <w:r>
+              <w:t xml:space="preserve"> eMMC</w:t>
+            </w:r>
+            <w:r>
+              <w:t>。</w:t>
             </w:r>
           </w:p>
         </w:tc>
@@ -8484,7 +8849,7 @@
               <w:jc w:val="center"/>
             </w:pPr>
             <w:r>
-              <w:t>RS485</w:t>
+              <w:t>调试与输出</w:t>
             </w:r>
           </w:p>
         </w:tc>
@@ -8504,258 +8869,6 @@
               <w:pStyle w:val="TableText"/>
             </w:pPr>
             <w:r>
-              <w:t xml:space="preserve">UART7 </w:t>
-            </w:r>
-            <w:r>
-              <w:t>使用</w:t>
-            </w:r>
-            <w:r>
-              <w:t xml:space="preserve"> PB4/D10 </w:t>
-            </w:r>
-            <w:r>
-              <w:t>作为</w:t>
-            </w:r>
-            <w:r>
-              <w:t xml:space="preserve"> TX</w:t>
-            </w:r>
-            <w:r>
-              <w:t>，</w:t>
-            </w:r>
-            <w:r>
-              <w:t xml:space="preserve">PA8/D5 </w:t>
-            </w:r>
-            <w:r>
-              <w:t>作为</w:t>
-            </w:r>
-            <w:r>
-              <w:t xml:space="preserve"> RX</w:t>
-            </w:r>
-            <w:r>
-              <w:t>，</w:t>
-            </w:r>
-            <w:r>
-              <w:t xml:space="preserve">PK1/D4 </w:t>
-            </w:r>
-            <w:r>
-              <w:t>控制方向；</w:t>
-            </w:r>
-            <w:r>
-              <w:t xml:space="preserve">3.3 V </w:t>
-            </w:r>
-            <w:r>
-              <w:t>收发器可选</w:t>
-            </w:r>
-            <w:r>
-              <w:t xml:space="preserve"> SP3485/MAX3485 </w:t>
-            </w:r>
-            <w:r>
-              <w:t>类，配终端电阻与总线保护。</w:t>
-            </w:r>
-          </w:p>
-        </w:tc>
-      </w:tr>
-      <w:tr>
-        <w:trPr>
-          <w:cantSplit/>
-          <w:jc w:val="center"/>
-        </w:trPr>
-        <w:tc>
-          <w:tcPr>
-            <w:tcW w:w="2034" w:type="dxa"/>
-            <w:tcMar>
-              <w:top w:w="65" w:type="dxa"/>
-              <w:left w:w="110" w:type="dxa"/>
-              <w:bottom w:w="65" w:type="dxa"/>
-              <w:right w:w="110" w:type="dxa"/>
-            </w:tcMar>
-            <w:vAlign w:val="center"/>
-          </w:tcPr>
-          <w:p>
-            <w:pPr>
-              <w:pStyle w:val="TableText"/>
-              <w:jc w:val="center"/>
-            </w:pPr>
-            <w:r>
-              <w:t>备用</w:t>
-            </w:r>
-            <w:r>
-              <w:t xml:space="preserve"> Wi-Fi</w:t>
-            </w:r>
-          </w:p>
-        </w:tc>
-        <w:tc>
-          <w:tcPr>
-            <w:tcW w:w="6810" w:type="dxa"/>
-            <w:tcMar>
-              <w:top w:w="65" w:type="dxa"/>
-              <w:left w:w="110" w:type="dxa"/>
-              <w:bottom w:w="65" w:type="dxa"/>
-              <w:right w:w="110" w:type="dxa"/>
-            </w:tcMar>
-            <w:vAlign w:val="center"/>
-          </w:tcPr>
-          <w:p>
-            <w:pPr>
-              <w:pStyle w:val="TableText"/>
-            </w:pPr>
-            <w:r>
-              <w:t xml:space="preserve">ESP-01S </w:t>
-            </w:r>
-            <w:r>
-              <w:t>经</w:t>
-            </w:r>
-            <w:r>
-              <w:t xml:space="preserve"> USART2 </w:t>
-            </w:r>
-            <w:r>
-              <w:t>的</w:t>
-            </w:r>
-            <w:r>
-              <w:t xml:space="preserve"> PD5/PD6 </w:t>
-            </w:r>
-            <w:r>
-              <w:t>接</w:t>
-            </w:r>
-            <w:r>
-              <w:t xml:space="preserve"> STMod+</w:t>
-            </w:r>
-            <w:r>
-              <w:t>，需对应焊桥选择与独立</w:t>
-            </w:r>
-            <w:r>
-              <w:t xml:space="preserve"> 3.3 V </w:t>
-            </w:r>
-            <w:r>
-              <w:t>供电。</w:t>
-            </w:r>
-          </w:p>
-        </w:tc>
-      </w:tr>
-      <w:tr>
-        <w:trPr>
-          <w:cantSplit/>
-          <w:jc w:val="center"/>
-        </w:trPr>
-        <w:tc>
-          <w:tcPr>
-            <w:tcW w:w="2034" w:type="dxa"/>
-            <w:tcMar>
-              <w:top w:w="65" w:type="dxa"/>
-              <w:left w:w="110" w:type="dxa"/>
-              <w:bottom w:w="65" w:type="dxa"/>
-              <w:right w:w="110" w:type="dxa"/>
-            </w:tcMar>
-            <w:vAlign w:val="center"/>
-          </w:tcPr>
-          <w:p>
-            <w:pPr>
-              <w:pStyle w:val="TableText"/>
-              <w:jc w:val="center"/>
-            </w:pPr>
-            <w:r>
-              <w:t>显示与存储</w:t>
-            </w:r>
-          </w:p>
-        </w:tc>
-        <w:tc>
-          <w:tcPr>
-            <w:tcW w:w="6810" w:type="dxa"/>
-            <w:tcMar>
-              <w:top w:w="65" w:type="dxa"/>
-              <w:left w:w="110" w:type="dxa"/>
-              <w:bottom w:w="65" w:type="dxa"/>
-              <w:right w:w="110" w:type="dxa"/>
-            </w:tcMar>
-            <w:vAlign w:val="center"/>
-          </w:tcPr>
-          <w:p>
-            <w:pPr>
-              <w:pStyle w:val="TableText"/>
-            </w:pPr>
-            <w:r>
-              <w:t>使用主板</w:t>
-            </w:r>
-            <w:r>
-              <w:t xml:space="preserve"> LCD/</w:t>
-            </w:r>
-            <w:r>
-              <w:t>触摸、</w:t>
-            </w:r>
-            <w:r>
-              <w:t>QSPI</w:t>
-            </w:r>
-            <w:r>
-              <w:t>、</w:t>
-            </w:r>
-            <w:r>
-              <w:t xml:space="preserve">SDRAM </w:t>
-            </w:r>
-            <w:r>
-              <w:t>与</w:t>
-            </w:r>
-            <w:r>
-              <w:t xml:space="preserve"> eMMC</w:t>
-            </w:r>
-            <w:r>
-              <w:t>；应用经</w:t>
-            </w:r>
-            <w:r>
-              <w:t xml:space="preserve"> QSPI XIP </w:t>
-            </w:r>
-            <w:r>
-              <w:t>执行，配置和报告在</w:t>
-            </w:r>
-            <w:r>
-              <w:t xml:space="preserve"> eMMC</w:t>
-            </w:r>
-            <w:r>
-              <w:t>。</w:t>
-            </w:r>
-          </w:p>
-        </w:tc>
-      </w:tr>
-      <w:tr>
-        <w:trPr>
-          <w:cantSplit/>
-          <w:jc w:val="center"/>
-        </w:trPr>
-        <w:tc>
-          <w:tcPr>
-            <w:tcW w:w="2034" w:type="dxa"/>
-            <w:tcMar>
-              <w:top w:w="65" w:type="dxa"/>
-              <w:left w:w="110" w:type="dxa"/>
-              <w:bottom w:w="65" w:type="dxa"/>
-              <w:right w:w="110" w:type="dxa"/>
-            </w:tcMar>
-            <w:vAlign w:val="center"/>
-          </w:tcPr>
-          <w:p>
-            <w:pPr>
-              <w:pStyle w:val="TableText"/>
-              <w:jc w:val="center"/>
-            </w:pPr>
-            <w:r>
-              <w:t>调试与输出</w:t>
-            </w:r>
-          </w:p>
-        </w:tc>
-        <w:tc>
-          <w:tcPr>
-            <w:tcW w:w="6810" w:type="dxa"/>
-            <w:tcMar>
-              <w:top w:w="65" w:type="dxa"/>
-              <w:left w:w="110" w:type="dxa"/>
-              <w:bottom w:w="65" w:type="dxa"/>
-              <w:right w:w="110" w:type="dxa"/>
-            </w:tcMar>
-            <w:vAlign w:val="center"/>
-          </w:tcPr>
-          <w:p>
-            <w:pPr>
-              <w:pStyle w:val="TableText"/>
-            </w:pPr>
-            <w:r>
               <w:t xml:space="preserve">ST-LINK </w:t>
             </w:r>
             <w:r>
@@ -8800,8 +8913,9 @@
         <w:rPr>
           <w:noProof/>
         </w:rPr>
+        <w:lastRenderedPageBreak/>
         <w:drawing>
-          <wp:inline distT="0" distB="0" distL="0" distR="0" wp14:anchorId="25E2812F" wp14:editId="7D82B16D">
+          <wp:inline distT="0" distB="0" distL="0" distR="0" wp14:anchorId="5E5B9243" wp14:editId="7A06F3B8">
             <wp:extent cx="5615940" cy="2745571"/>
             <wp:effectExtent l="0" t="0" r="0" b="0"/>
             <wp:docPr id="10" name="Picture 10" descr="图 10  扩展板接口与接线（自绘，引脚级映射）"/>
@@ -8840,6 +8954,7 @@
     <w:p>
       <w:pPr>
         <w:pStyle w:val="a4"/>
+        <w:keepNext/>
       </w:pPr>
       <w:r>
         <w:t>图</w:t>
@@ -8862,9 +8977,8 @@
         <w:rPr>
           <w:noProof/>
         </w:rPr>
-        <w:lastRenderedPageBreak/>
         <w:drawing>
-          <wp:inline distT="0" distB="0" distL="0" distR="0" wp14:anchorId="19DD9C22" wp14:editId="65BB8FCD">
+          <wp:inline distT="0" distB="0" distL="0" distR="0" wp14:anchorId="77C0E2CF" wp14:editId="3DCA20E7">
             <wp:extent cx="3369563" cy="4053609"/>
             <wp:effectExtent l="0" t="0" r="0" b="0"/>
             <wp:docPr id="11" name="Picture 11" descr="图 11  扩展板实物：STMOD+ 接口、DO 告警输出、ESP-01S 接口与 RS485 端子"/>
@@ -8903,6 +9017,7 @@
     <w:p>
       <w:pPr>
         <w:pStyle w:val="a4"/>
+        <w:keepNext/>
       </w:pPr>
       <w:r>
         <w:t>图</w:t>
@@ -8951,7 +9066,7 @@
         </w:rPr>
         <w:lastRenderedPageBreak/>
         <w:drawing>
-          <wp:inline distT="0" distB="0" distL="0" distR="0" wp14:anchorId="6788A84D" wp14:editId="00AD8358">
+          <wp:inline distT="0" distB="0" distL="0" distR="0" wp14:anchorId="0E5D0195" wp14:editId="2112656E">
             <wp:extent cx="4605070" cy="3453803"/>
             <wp:effectExtent l="0" t="0" r="0" b="0"/>
             <wp:docPr id="12" name="Picture 12" descr="图 12  扩展板与主板的叠插关系"/>
@@ -8990,6 +9105,7 @@
     <w:p>
       <w:pPr>
         <w:pStyle w:val="a4"/>
+        <w:keepNext/>
       </w:pPr>
       <w:r>
         <w:t>图</w:t>
@@ -9109,7 +9225,7 @@
         </w:rPr>
         <w:lastRenderedPageBreak/>
         <w:drawing>
-          <wp:inline distT="0" distB="0" distL="0" distR="0" wp14:anchorId="1B9473A1" wp14:editId="2924A4DC">
+          <wp:inline distT="0" distB="0" distL="0" distR="0" wp14:anchorId="59C9FE8E" wp14:editId="3537865F">
             <wp:extent cx="4492752" cy="3179870"/>
             <wp:effectExtent l="0" t="0" r="0" b="0"/>
             <wp:docPr id="13" name="Picture 13" descr="图 13  扩展板原理图：RS485 收发与总线保护、数字量输出与电源"/>
@@ -9148,6 +9264,7 @@
     <w:p>
       <w:pPr>
         <w:pStyle w:val="a4"/>
+        <w:keepNext/>
       </w:pPr>
       <w:r>
         <w:t>图</w:t>
@@ -9177,7 +9294,7 @@
           <w:noProof/>
         </w:rPr>
         <w:drawing>
-          <wp:inline distT="0" distB="0" distL="0" distR="0" wp14:anchorId="7DD541D4" wp14:editId="794B6985">
+          <wp:inline distT="0" distB="0" distL="0" distR="0" wp14:anchorId="2E2ABCDC" wp14:editId="389C0F4D">
             <wp:extent cx="2695651" cy="3594202"/>
             <wp:effectExtent l="0" t="0" r="0" b="0"/>
             <wp:docPr id="14" name="Picture 14" descr="图 14  扩展板 PCB 布局"/>
@@ -9216,6 +9333,7 @@
     <w:p>
       <w:pPr>
         <w:pStyle w:val="a4"/>
+        <w:keepNext/>
       </w:pPr>
       <w:r>
         <w:t>图</w:t>
@@ -9399,7 +9517,7 @@
         <w:t>改动留在其真实公共源码树中。以下</w:t>
       </w:r>
       <w:r>
-        <w:t xml:space="preserve"> 9 </w:t>
+        <w:t xml:space="preserve"> 11 </w:t>
       </w:r>
       <w:r>
         <w:t>个</w:t>
@@ -9432,20 +9550,6 @@
           <w:t>[11]</w:t>
         </w:r>
       </w:hyperlink>
-    </w:p>
-    <w:p>
-      <w:pPr>
-        <w:pStyle w:val="a4"/>
-      </w:pPr>
-      <w:r>
-        <w:t>表</w:t>
-      </w:r>
-      <w:r>
-        <w:t xml:space="preserve"> 4  </w:t>
-      </w:r>
-      <w:r>
-        <w:t>公共仓贡献入口</w:t>
-      </w:r>
     </w:p>
     <w:tbl>
       <w:tblPr>
@@ -9480,21 +9584,49 @@
         </w:trPr>
         <w:tc>
           <w:tcPr>
-            <w:tcW w:w="2299" w:type="dxa"/>
+            <w:tcW w:w="6146" w:type="dxa"/>
+            <w:gridSpan w:val="2"/>
             <w:tcBorders>
               <w:bottom w:val="single" w:sz="8" w:space="0" w:color="000000"/>
             </w:tcBorders>
-            <w:tcMar>
-              <w:top w:w="65" w:type="dxa"/>
-              <w:left w:w="110" w:type="dxa"/>
-              <w:bottom w:w="65" w:type="dxa"/>
-              <w:right w:w="110" w:type="dxa"/>
-            </w:tcMar>
-            <w:vAlign w:val="center"/>
           </w:tcPr>
           <w:p>
             <w:pPr>
               <w:pStyle w:val="TableHead"/>
+              <w:keepNext/>
+            </w:pPr>
+            <w:r>
+              <w:t>表</w:t>
+            </w:r>
+            <w:r>
+              <w:t xml:space="preserve"> 4  </w:t>
+            </w:r>
+            <w:r>
+              <w:t>公共仓贡献入口</w:t>
+            </w:r>
+          </w:p>
+        </w:tc>
+      </w:tr>
+      <w:tr>
+        <w:trPr>
+          <w:cantSplit/>
+          <w:tblHeader/>
+          <w:jc w:val="center"/>
+        </w:trPr>
+        <w:tc>
+          <w:tcPr>
+            <w:tcW w:w="2299" w:type="dxa"/>
+            <w:tcBorders>
+              <w:top w:val="nil"/>
+              <w:left w:val="nil"/>
+              <w:bottom w:val="nil"/>
+              <w:right w:val="nil"/>
+            </w:tcBorders>
+          </w:tcPr>
+          <w:p>
+            <w:pPr>
+              <w:pStyle w:val="TableText"/>
+              <w:keepNext/>
             </w:pPr>
             <w:r>
               <w:t>公共仓</w:t>
@@ -9508,19 +9640,16 @@
           <w:tcPr>
             <w:tcW w:w="6545" w:type="dxa"/>
             <w:tcBorders>
-              <w:bottom w:val="single" w:sz="8" w:space="0" w:color="000000"/>
+              <w:top w:val="nil"/>
+              <w:left w:val="nil"/>
+              <w:bottom w:val="nil"/>
+              <w:right w:val="nil"/>
             </w:tcBorders>
-            <w:tcMar>
-              <w:top w:w="65" w:type="dxa"/>
-              <w:left w:w="110" w:type="dxa"/>
-              <w:bottom w:w="65" w:type="dxa"/>
-              <w:right w:w="110" w:type="dxa"/>
-            </w:tcMar>
-            <w:vAlign w:val="center"/>
           </w:tcPr>
           <w:p>
             <w:pPr>
-              <w:pStyle w:val="TableHead"/>
+              <w:pStyle w:val="TableText"/>
+              <w:keepNext/>
             </w:pPr>
             <w:r>
               <w:t>主要内容</w:t>
@@ -9832,7 +9961,7 @@
             </w:pPr>
             <w:hyperlink r:id="rId109">
               <w:r>
-                <w:t>nuttx-apps #119</w:t>
+                <w:t>nuttx #384</w:t>
               </w:r>
             </w:hyperlink>
           </w:p>
@@ -9853,19 +9982,7 @@
               <w:pStyle w:val="TableText"/>
             </w:pPr>
             <w:r>
-              <w:t>链路状态轮询、</w:t>
-            </w:r>
-            <w:r>
-              <w:t xml:space="preserve">DHCP </w:t>
-            </w:r>
-            <w:r>
-              <w:t>续租及</w:t>
-            </w:r>
-            <w:r>
-              <w:t xml:space="preserve"> ESP8266 LESP </w:t>
-            </w:r>
-            <w:r>
-              <w:t>兼容</w:t>
+              <w:t>看门狗活动链表被清空后的重建修复</w:t>
             </w:r>
           </w:p>
         </w:tc>
@@ -9892,7 +10009,7 @@
             </w:pPr>
             <w:hyperlink r:id="rId110">
               <w:r>
-                <w:t>MQTT-C #1</w:t>
+                <w:t>nuttx-apps #119</w:t>
               </w:r>
             </w:hyperlink>
           </w:p>
@@ -9913,13 +10030,19 @@
               <w:pStyle w:val="TableText"/>
             </w:pPr>
             <w:r>
-              <w:t>带标记的</w:t>
-            </w:r>
-            <w:r>
-              <w:t xml:space="preserve"> LESP send/recv </w:t>
-            </w:r>
-            <w:r>
-              <w:t>弱符号钩子</w:t>
+              <w:t>链路状态轮询、</w:t>
+            </w:r>
+            <w:r>
+              <w:t xml:space="preserve">DHCP </w:t>
+            </w:r>
+            <w:r>
+              <w:t>续租及</w:t>
+            </w:r>
+            <w:r>
+              <w:t xml:space="preserve"> ESP8266 LESP </w:t>
+            </w:r>
+            <w:r>
+              <w:t>兼容</w:t>
             </w:r>
           </w:p>
         </w:tc>
@@ -9946,7 +10069,7 @@
             </w:pPr>
             <w:hyperlink r:id="rId111">
               <w:r>
-                <w:t>ai_agent #29</w:t>
+                <w:t>MQTT-C #1</w:t>
               </w:r>
             </w:hyperlink>
           </w:p>
@@ -9967,7 +10090,13 @@
               <w:pStyle w:val="TableText"/>
             </w:pPr>
             <w:r>
-              <w:t>守护进程附着、看门狗改用单调时钟与工具可靠性修复</w:t>
+              <w:t>带标记的</w:t>
+            </w:r>
+            <w:r>
+              <w:t xml:space="preserve"> LESP send/recv </w:t>
+            </w:r>
+            <w:r>
+              <w:t>弱符号钩子</w:t>
             </w:r>
           </w:p>
         </w:tc>
@@ -9994,6 +10123,54 @@
             </w:pPr>
             <w:hyperlink r:id="rId112">
               <w:r>
+                <w:t>ai_agent #29</w:t>
+              </w:r>
+            </w:hyperlink>
+          </w:p>
+        </w:tc>
+        <w:tc>
+          <w:tcPr>
+            <w:tcW w:w="6545" w:type="dxa"/>
+            <w:tcMar>
+              <w:top w:w="65" w:type="dxa"/>
+              <w:left w:w="110" w:type="dxa"/>
+              <w:bottom w:w="65" w:type="dxa"/>
+              <w:right w:w="110" w:type="dxa"/>
+            </w:tcMar>
+            <w:vAlign w:val="center"/>
+          </w:tcPr>
+          <w:p>
+            <w:pPr>
+              <w:pStyle w:val="TableText"/>
+            </w:pPr>
+            <w:r>
+              <w:t>守护进程附着、看门狗改用单调时钟与工具可靠性修复</w:t>
+            </w:r>
+          </w:p>
+        </w:tc>
+      </w:tr>
+      <w:tr>
+        <w:trPr>
+          <w:cantSplit/>
+          <w:jc w:val="center"/>
+        </w:trPr>
+        <w:tc>
+          <w:tcPr>
+            <w:tcW w:w="2299" w:type="dxa"/>
+            <w:tcMar>
+              <w:top w:w="65" w:type="dxa"/>
+              <w:left w:w="110" w:type="dxa"/>
+              <w:bottom w:w="65" w:type="dxa"/>
+              <w:right w:w="110" w:type="dxa"/>
+            </w:tcMar>
+            <w:vAlign w:val="center"/>
+          </w:tcPr>
+          <w:p>
+            <w:pPr>
+              <w:pStyle w:val="TableText"/>
+            </w:pPr>
+            <w:hyperlink r:id="rId113">
+              <w:r>
                 <w:t>ai_agent #32</w:t>
               </w:r>
             </w:hyperlink>
@@ -10029,12 +10206,66 @@
           </w:p>
         </w:tc>
       </w:tr>
+      <w:tr>
+        <w:trPr>
+          <w:cantSplit/>
+          <w:jc w:val="center"/>
+        </w:trPr>
+        <w:tc>
+          <w:tcPr>
+            <w:tcW w:w="2299" w:type="dxa"/>
+            <w:tcMar>
+              <w:top w:w="65" w:type="dxa"/>
+              <w:left w:w="110" w:type="dxa"/>
+              <w:bottom w:w="65" w:type="dxa"/>
+              <w:right w:w="110" w:type="dxa"/>
+            </w:tcMar>
+            <w:vAlign w:val="center"/>
+          </w:tcPr>
+          <w:p>
+            <w:pPr>
+              <w:pStyle w:val="TableText"/>
+            </w:pPr>
+            <w:hyperlink r:id="rId114">
+              <w:r>
+                <w:t>ai_agent #40</w:t>
+              </w:r>
+            </w:hyperlink>
+          </w:p>
+        </w:tc>
+        <w:tc>
+          <w:tcPr>
+            <w:tcW w:w="6545" w:type="dxa"/>
+            <w:tcMar>
+              <w:top w:w="65" w:type="dxa"/>
+              <w:left w:w="110" w:type="dxa"/>
+              <w:bottom w:w="65" w:type="dxa"/>
+              <w:right w:w="110" w:type="dxa"/>
+            </w:tcMar>
+            <w:vAlign w:val="center"/>
+          </w:tcPr>
+          <w:p>
+            <w:pPr>
+              <w:pStyle w:val="TableText"/>
+            </w:pPr>
+            <w:r>
+              <w:t>大请求体</w:t>
+            </w:r>
+            <w:r>
+              <w:t xml:space="preserve"> TLS </w:t>
+            </w:r>
+            <w:r>
+              <w:t>写入、工具重复收尾与只读边界加固</w:t>
+            </w:r>
+          </w:p>
+        </w:tc>
+      </w:tr>
     </w:tbl>
     <w:p>
       <w:pPr>
         <w:pStyle w:val="3"/>
       </w:pPr>
-      <w:bookmarkStart w:id="23" w:name="_Toc240471179"/>
+      <w:bookmarkStart w:id="23" w:name="_Toc240812506"/>
       <w:r>
         <w:t>交互与设备</w:t>
       </w:r>
@@ -10089,7 +10320,7 @@
       <w:r>
         <w:t>不参与扫描或提交配置。</w:t>
       </w:r>
-      <w:hyperlink r:id="rId113">
+      <w:hyperlink r:id="rId115">
         <w:r>
           <w:rPr>
             <w:color w:val="24588D"/>
@@ -10099,7 +10330,7 @@
           <w:t>[2]</w:t>
         </w:r>
       </w:hyperlink>
-      <w:hyperlink r:id="rId114">
+      <w:hyperlink r:id="rId116">
         <w:r>
           <w:rPr>
             <w:color w:val="24588D"/>
@@ -10109,7 +10340,7 @@
           <w:t>[10]</w:t>
         </w:r>
       </w:hyperlink>
-      <w:hyperlink r:id="rId115">
+      <w:hyperlink r:id="rId117">
         <w:r>
           <w:rPr>
             <w:color w:val="24588D"/>
@@ -10133,7 +10364,7 @@
         </w:rPr>
         <w:lastRenderedPageBreak/>
         <w:drawing>
-          <wp:inline distT="0" distB="0" distL="0" distR="0" wp14:anchorId="5D1C1384" wp14:editId="1925A711">
+          <wp:inline distT="0" distB="0" distL="0" distR="0" wp14:anchorId="5603CC78" wp14:editId="6AC80D14">
             <wp:extent cx="5615940" cy="3182366"/>
             <wp:effectExtent l="0" t="0" r="0" b="0"/>
             <wp:docPr id="15" name="Picture 15" descr="图 15  告警页：三行活动告警与逐点静音、标记处理"/>
@@ -10148,7 +10379,7 @@
                     <pic:cNvPicPr/>
                   </pic:nvPicPr>
                   <pic:blipFill>
-                    <a:blip r:embed="rId116"/>
+                    <a:blip r:embed="rId118"/>
                     <a:stretch>
                       <a:fillRect/>
                     </a:stretch>
@@ -10172,6 +10403,7 @@
     <w:p>
       <w:pPr>
         <w:pStyle w:val="a4"/>
+        <w:keepNext/>
       </w:pPr>
       <w:r>
         <w:t>图</w:t>
@@ -10195,7 +10427,7 @@
           <w:noProof/>
         </w:rPr>
         <w:drawing>
-          <wp:inline distT="0" distB="0" distL="0" distR="0" wp14:anchorId="5486F12B" wp14:editId="57DEEF16">
+          <wp:inline distT="0" distB="0" distL="0" distR="0" wp14:anchorId="17AAB147" wp14:editId="0A5FB1C2">
             <wp:extent cx="5615940" cy="3182366"/>
             <wp:effectExtent l="0" t="0" r="0" b="0"/>
             <wp:docPr id="16" name="Picture 16" descr="图 16  趋势页：阈值线与历史窗口切换"/>
@@ -10210,7 +10442,7 @@
                     <pic:cNvPicPr/>
                   </pic:nvPicPr>
                   <pic:blipFill>
-                    <a:blip r:embed="rId117"/>
+                    <a:blip r:embed="rId119"/>
                     <a:stretch>
                       <a:fillRect/>
                     </a:stretch>
@@ -10234,6 +10466,7 @@
     <w:p>
       <w:pPr>
         <w:pStyle w:val="a4"/>
+        <w:keepNext/>
       </w:pPr>
       <w:r>
         <w:t>图</w:t>
@@ -10243,23 +10476,6 @@
       </w:r>
       <w:r>
         <w:t>趋势页：阈值线与历史窗口切换</w:t>
-      </w:r>
-    </w:p>
-    <w:p>
-      <w:pPr>
-        <w:pStyle w:val="a4"/>
-      </w:pPr>
-      <w:r>
-        <w:t>表</w:t>
-      </w:r>
-      <w:r>
-        <w:t xml:space="preserve"> 5  </w:t>
-      </w:r>
-      <w:r>
-        <w:t>三份设备</w:t>
-      </w:r>
-      <w:r>
-        <w:t xml:space="preserve"> Skill</w:t>
       </w:r>
     </w:p>
     <w:tbl>
@@ -10296,10 +10512,108 @@
         </w:trPr>
         <w:tc>
           <w:tcPr>
-            <w:tcW w:w="2742" w:type="dxa"/>
+            <w:tcW w:w="2076" w:type="dxa"/>
+            <w:gridSpan w:val="3"/>
             <w:tcBorders>
               <w:bottom w:val="single" w:sz="8" w:space="0" w:color="000000"/>
             </w:tcBorders>
+          </w:tcPr>
+          <w:p>
+            <w:pPr>
+              <w:pStyle w:val="TableHead"/>
+              <w:keepNext/>
+            </w:pPr>
+            <w:r>
+              <w:lastRenderedPageBreak/>
+              <w:t>表</w:t>
+            </w:r>
+            <w:r>
+              <w:t xml:space="preserve"> 5  </w:t>
+            </w:r>
+            <w:r>
+              <w:t>三份设备</w:t>
+            </w:r>
+            <w:r>
+              <w:t xml:space="preserve"> Skill</w:t>
+            </w:r>
+          </w:p>
+        </w:tc>
+      </w:tr>
+      <w:tr>
+        <w:trPr>
+          <w:cantSplit/>
+          <w:tblHeader/>
+          <w:jc w:val="center"/>
+        </w:trPr>
+        <w:tc>
+          <w:tcPr>
+            <w:tcW w:w="2742" w:type="dxa"/>
+            <w:tcBorders>
+              <w:top w:val="nil"/>
+              <w:left w:val="nil"/>
+              <w:bottom w:val="nil"/>
+              <w:right w:val="nil"/>
+            </w:tcBorders>
+          </w:tcPr>
+          <w:p>
+            <w:pPr>
+              <w:pStyle w:val="TableText"/>
+              <w:keepNext/>
+            </w:pPr>
+            <w:r>
+              <w:t>文件</w:t>
+            </w:r>
+          </w:p>
+        </w:tc>
+        <w:tc>
+          <w:tcPr>
+            <w:tcW w:w="3891" w:type="dxa"/>
+            <w:tcBorders>
+              <w:top w:val="nil"/>
+              <w:left w:val="nil"/>
+              <w:bottom w:val="nil"/>
+              <w:right w:val="nil"/>
+            </w:tcBorders>
+          </w:tcPr>
+          <w:p>
+            <w:pPr>
+              <w:pStyle w:val="TableText"/>
+              <w:keepNext/>
+            </w:pPr>
+            <w:r>
+              <w:t>触发与数据</w:t>
+            </w:r>
+          </w:p>
+        </w:tc>
+        <w:tc>
+          <w:tcPr>
+            <w:tcW w:w="2211" w:type="dxa"/>
+            <w:tcBorders>
+              <w:top w:val="nil"/>
+              <w:left w:val="nil"/>
+              <w:bottom w:val="nil"/>
+              <w:right w:val="nil"/>
+            </w:tcBorders>
+          </w:tcPr>
+          <w:p>
+            <w:pPr>
+              <w:pStyle w:val="TableText"/>
+              <w:keepNext/>
+            </w:pPr>
+            <w:r>
+              <w:t>输出</w:t>
+            </w:r>
+          </w:p>
+        </w:tc>
+      </w:tr>
+      <w:tr>
+        <w:trPr>
+          <w:cantSplit/>
+          <w:jc w:val="center"/>
+        </w:trPr>
+        <w:tc>
+          <w:tcPr>
+            <w:tcW w:w="2742" w:type="dxa"/>
             <w:tcMar>
               <w:top w:w="65" w:type="dxa"/>
               <w:left w:w="110" w:type="dxa"/>
@@ -10310,20 +10624,17 @@
           </w:tcPr>
           <w:p>
             <w:pPr>
-              <w:pStyle w:val="TableHead"/>
+              <w:pStyle w:val="TableText"/>
+              <w:keepNext/>
             </w:pPr>
             <w:r>
-              <w:lastRenderedPageBreak/>
-              <w:t>文件</w:t>
+              <w:t>alarm_interpretation.md</w:t>
             </w:r>
           </w:p>
         </w:tc>
         <w:tc>
           <w:tcPr>
             <w:tcW w:w="3891" w:type="dxa"/>
-            <w:tcBorders>
-              <w:bottom w:val="single" w:sz="8" w:space="0" w:color="000000"/>
-            </w:tcBorders>
             <w:tcMar>
               <w:top w:w="65" w:type="dxa"/>
               <w:left w:w="110" w:type="dxa"/>
@@ -10334,19 +10645,17 @@
           </w:tcPr>
           <w:p>
             <w:pPr>
-              <w:pStyle w:val="TableHead"/>
+              <w:pStyle w:val="TableText"/>
+              <w:keepNext/>
             </w:pPr>
             <w:r>
-              <w:t>触发与数据</w:t>
+              <w:t>板端在告警集合变化时发起，或用户问告警含义；数据随请求下发，再用统计、寄存器和配置摘要取证</w:t>
             </w:r>
           </w:p>
         </w:tc>
         <w:tc>
           <w:tcPr>
             <w:tcW w:w="2211" w:type="dxa"/>
-            <w:tcBorders>
-              <w:bottom w:val="single" w:sz="8" w:space="0" w:color="000000"/>
-            </w:tcBorders>
             <w:tcMar>
               <w:top w:w="65" w:type="dxa"/>
               <w:left w:w="110" w:type="dxa"/>
@@ -10357,10 +10666,107 @@
           </w:tcPr>
           <w:p>
             <w:pPr>
-              <w:pStyle w:val="TableHead"/>
+              <w:pStyle w:val="TableText"/>
+              <w:keepNext/>
             </w:pPr>
             <w:r>
-              <w:t>输出</w:t>
+              <w:t>逐点建议写入</w:t>
+            </w:r>
+            <w:r>
+              <w:t xml:space="preserve"> alarm_advice.txt</w:t>
+            </w:r>
+            <w:r>
+              <w:t>（</w:t>
+            </w:r>
+            <w:r>
+              <w:t xml:space="preserve">VGADV1 </w:t>
+            </w:r>
+            <w:r>
+              <w:t>行式格式），校验通过后上屏</w:t>
+            </w:r>
+          </w:p>
+        </w:tc>
+      </w:tr>
+      <w:tr>
+        <w:trPr>
+          <w:cantSplit/>
+          <w:jc w:val="center"/>
+        </w:trPr>
+        <w:tc>
+          <w:tcPr>
+            <w:tcW w:w="2742" w:type="dxa"/>
+            <w:tcMar>
+              <w:top w:w="65" w:type="dxa"/>
+              <w:left w:w="110" w:type="dxa"/>
+              <w:bottom w:w="65" w:type="dxa"/>
+              <w:right w:w="110" w:type="dxa"/>
+            </w:tcMar>
+            <w:vAlign w:val="center"/>
+          </w:tcPr>
+          <w:p>
+            <w:pPr>
+              <w:pStyle w:val="TableText"/>
+              <w:keepNext/>
+            </w:pPr>
+            <w:r>
+              <w:t>operations_report.md</w:t>
+            </w:r>
+          </w:p>
+        </w:tc>
+        <w:tc>
+          <w:tcPr>
+            <w:tcW w:w="3891" w:type="dxa"/>
+            <w:tcMar>
+              <w:top w:w="65" w:type="dxa"/>
+              <w:left w:w="110" w:type="dxa"/>
+              <w:bottom w:w="65" w:type="dxa"/>
+              <w:right w:w="110" w:type="dxa"/>
+            </w:tcMar>
+            <w:vAlign w:val="center"/>
+          </w:tcPr>
+          <w:p>
+            <w:pPr>
+              <w:pStyle w:val="TableText"/>
+              <w:keepNext/>
+            </w:pPr>
+            <w:r>
+              <w:t>板端发现当天无日报时主动请求，或用户询问运行概况</w:t>
+            </w:r>
+          </w:p>
+        </w:tc>
+        <w:tc>
+          <w:tcPr>
+            <w:tcW w:w="2211" w:type="dxa"/>
+            <w:tcMar>
+              <w:top w:w="65" w:type="dxa"/>
+              <w:left w:w="110" w:type="dxa"/>
+              <w:bottom w:w="65" w:type="dxa"/>
+              <w:right w:w="110" w:type="dxa"/>
+            </w:tcMar>
+            <w:vAlign w:val="center"/>
+          </w:tcPr>
+          <w:p>
+            <w:pPr>
+              <w:pStyle w:val="TableText"/>
+              <w:keepNext/>
+            </w:pPr>
+            <w:r>
+              <w:t>用只读工具取真实数字，写出</w:t>
+            </w:r>
+            <w:r>
+              <w:t xml:space="preserve"> daily-</w:t>
+            </w:r>
+            <w:r>
+              <w:t>当日日期</w:t>
+            </w:r>
+            <w:r>
+              <w:t>.md</w:t>
+            </w:r>
+            <w:r>
+              <w:t>；不覆盖固件的</w:t>
+            </w:r>
+            <w:r>
+              <w:t xml:space="preserve"> runtime-report.md</w:t>
             </w:r>
           </w:p>
         </w:tc>
@@ -10386,7 +10792,7 @@
               <w:pStyle w:val="TableText"/>
             </w:pPr>
             <w:r>
-              <w:t>alarm_interpretation.md</w:t>
+              <w:t>modbus_query.md</w:t>
             </w:r>
           </w:p>
         </w:tc>
@@ -10406,13 +10812,28 @@
               <w:pStyle w:val="TableText"/>
             </w:pPr>
             <w:r>
-              <w:t>告警提问或待处理告警；读取</w:t>
-            </w:r>
-            <w:r>
-              <w:t xml:space="preserve"> pending</w:t>
-            </w:r>
-            <w:r>
-              <w:t>、统计、寄存器和配置摘要</w:t>
+              <w:t>用户查询寄存器、通信质量或运行累计；优先调用</w:t>
+            </w:r>
+            <w:r>
+              <w:t xml:space="preserve"> vg_point_read </w:t>
+            </w:r>
+            <w:r>
+              <w:t>按点名取已确认点表的工程值，无点位映射的寄存器与统计再用</w:t>
+            </w:r>
+            <w:r>
+              <w:t xml:space="preserve"> vgstats dump</w:t>
+            </w:r>
+            <w:r>
+              <w:t>、</w:t>
+            </w:r>
+            <w:r>
+              <w:t>vgruntime dump</w:t>
+            </w:r>
+            <w:r>
+              <w:t>、</w:t>
+            </w:r>
+            <w:r>
+              <w:t>vgcfg dump</w:t>
             </w:r>
           </w:p>
         </w:tc>
@@ -10432,144 +10853,6 @@
               <w:pStyle w:val="TableText"/>
             </w:pPr>
             <w:r>
-              <w:t>解释文本写入</w:t>
-            </w:r>
-            <w:r>
-              <w:t xml:space="preserve"> last_alarm.md</w:t>
-            </w:r>
-          </w:p>
-        </w:tc>
-      </w:tr>
-      <w:tr>
-        <w:trPr>
-          <w:cantSplit/>
-          <w:jc w:val="center"/>
-        </w:trPr>
-        <w:tc>
-          <w:tcPr>
-            <w:tcW w:w="2742" w:type="dxa"/>
-            <w:tcMar>
-              <w:top w:w="65" w:type="dxa"/>
-              <w:left w:w="110" w:type="dxa"/>
-              <w:bottom w:w="65" w:type="dxa"/>
-              <w:right w:w="110" w:type="dxa"/>
-            </w:tcMar>
-            <w:vAlign w:val="center"/>
-          </w:tcPr>
-          <w:p>
-            <w:pPr>
-              <w:pStyle w:val="TableText"/>
-            </w:pPr>
-            <w:r>
-              <w:t>operations_report.md</w:t>
-            </w:r>
-          </w:p>
-        </w:tc>
-        <w:tc>
-          <w:tcPr>
-            <w:tcW w:w="3891" w:type="dxa"/>
-            <w:tcMar>
-              <w:top w:w="65" w:type="dxa"/>
-              <w:left w:w="110" w:type="dxa"/>
-              <w:bottom w:w="65" w:type="dxa"/>
-              <w:right w:w="110" w:type="dxa"/>
-            </w:tcMar>
-            <w:vAlign w:val="center"/>
-          </w:tcPr>
-          <w:p>
-            <w:pPr>
-              <w:pStyle w:val="TableText"/>
-            </w:pPr>
-            <w:r>
-              <w:t>用户询问运行概况；读取固件生成的</w:t>
-            </w:r>
-            <w:r>
-              <w:t xml:space="preserve"> runtime-report.md</w:t>
-            </w:r>
-          </w:p>
-        </w:tc>
-        <w:tc>
-          <w:tcPr>
-            <w:tcW w:w="2211" w:type="dxa"/>
-            <w:tcMar>
-              <w:top w:w="65" w:type="dxa"/>
-              <w:left w:w="110" w:type="dxa"/>
-              <w:bottom w:w="65" w:type="dxa"/>
-              <w:right w:w="110" w:type="dxa"/>
-            </w:tcMar>
-            <w:vAlign w:val="center"/>
-          </w:tcPr>
-          <w:p>
-            <w:pPr>
-              <w:pStyle w:val="TableText"/>
-            </w:pPr>
-            <w:r>
-              <w:t>口述数据与异常，不覆盖原报告</w:t>
-            </w:r>
-          </w:p>
-        </w:tc>
-      </w:tr>
-      <w:tr>
-        <w:trPr>
-          <w:cantSplit/>
-          <w:jc w:val="center"/>
-        </w:trPr>
-        <w:tc>
-          <w:tcPr>
-            <w:tcW w:w="2742" w:type="dxa"/>
-            <w:tcMar>
-              <w:top w:w="65" w:type="dxa"/>
-              <w:left w:w="110" w:type="dxa"/>
-              <w:bottom w:w="65" w:type="dxa"/>
-              <w:right w:w="110" w:type="dxa"/>
-            </w:tcMar>
-            <w:vAlign w:val="center"/>
-          </w:tcPr>
-          <w:p>
-            <w:pPr>
-              <w:pStyle w:val="TableText"/>
-            </w:pPr>
-            <w:r>
-              <w:t>modbus_query.md</w:t>
-            </w:r>
-          </w:p>
-        </w:tc>
-        <w:tc>
-          <w:tcPr>
-            <w:tcW w:w="3891" w:type="dxa"/>
-            <w:tcMar>
-              <w:top w:w="65" w:type="dxa"/>
-              <w:left w:w="110" w:type="dxa"/>
-              <w:bottom w:w="65" w:type="dxa"/>
-              <w:right w:w="110" w:type="dxa"/>
-            </w:tcMar>
-            <w:vAlign w:val="center"/>
-          </w:tcPr>
-          <w:p>
-            <w:pPr>
-              <w:pStyle w:val="TableText"/>
-            </w:pPr>
-            <w:r>
-              <w:t>用户查询寄存器、通信质量或运行累计；调用查询工具</w:t>
-            </w:r>
-          </w:p>
-        </w:tc>
-        <w:tc>
-          <w:tcPr>
-            <w:tcW w:w="2211" w:type="dxa"/>
-            <w:tcMar>
-              <w:top w:w="65" w:type="dxa"/>
-              <w:left w:w="110" w:type="dxa"/>
-              <w:bottom w:w="65" w:type="dxa"/>
-              <w:right w:w="110" w:type="dxa"/>
-            </w:tcMar>
-            <w:vAlign w:val="center"/>
-          </w:tcPr>
-          <w:p>
-            <w:pPr>
-              <w:pStyle w:val="TableText"/>
-            </w:pPr>
-            <w:r>
               <w:t>返回工具支持的数据</w:t>
             </w:r>
           </w:p>
@@ -10596,7 +10879,7 @@
         <w:t xml:space="preserve"> /data/agent/skills/</w:t>
       </w:r>
       <w:r>
-        <w:t>，约定任务过程，</w:t>
+        <w:t>，固件侧措辞更新时就地刷新旧文件，约定任务过程，</w:t>
       </w:r>
       <w:r>
         <w:t xml:space="preserve">C </w:t>
@@ -10604,7 +10887,7 @@
       <w:r>
         <w:t>层工具实现负责真正的访问限制。自然语言查数是补充交互，使用演示见提交的演示视频。</w:t>
       </w:r>
-      <w:hyperlink r:id="rId118">
+      <w:hyperlink r:id="rId120">
         <w:r>
           <w:rPr>
             <w:color w:val="24588D"/>
@@ -10614,7 +10897,7 @@
           <w:t>[4]</w:t>
         </w:r>
       </w:hyperlink>
-      <w:hyperlink r:id="rId119">
+      <w:hyperlink r:id="rId121">
         <w:r>
           <w:rPr>
             <w:color w:val="24588D"/>
@@ -10622,6 +10905,118 @@
             <w:szCs w:val="24"/>
           </w:rPr>
           <w:t>[19]</w:t>
+        </w:r>
+      </w:hyperlink>
+    </w:p>
+    <w:p>
+      <w:r>
+        <w:t>取数工具分两层。自定义只读工具</w:t>
+      </w:r>
+      <w:r>
+        <w:t xml:space="preserve"> vg_point_read </w:t>
+      </w:r>
+      <w:r>
+        <w:t>按点名返回已确认点表的工程值，</w:t>
+      </w:r>
+      <w:r>
+        <w:t xml:space="preserve">vg_run_report </w:t>
+      </w:r>
+      <w:r>
+        <w:t>复用固件生成的运行报告文本，两者读的是界面轮询快照与内存统计，不占用</w:t>
+      </w:r>
+      <w:r>
+        <w:t xml:space="preserve"> RS485 </w:t>
+      </w:r>
+      <w:r>
+        <w:t>总线；两个工具以</w:t>
+      </w:r>
+      <w:r>
+        <w:t xml:space="preserve"> provider </w:t>
+      </w:r>
+      <w:r>
+        <w:t>名</w:t>
+      </w:r>
+      <w:r>
+        <w:t xml:space="preserve"> vg </w:t>
+      </w:r>
+      <w:r>
+        <w:t>注册进</w:t>
+      </w:r>
+      <w:r>
+        <w:t xml:space="preserve"> openvelaClaw </w:t>
+      </w:r>
+      <w:r>
+        <w:t>工具表，调用限流为每</w:t>
+      </w:r>
+      <w:r>
+        <w:t xml:space="preserve"> 60 </w:t>
+      </w:r>
+      <w:r>
+        <w:t>秒</w:t>
+      </w:r>
+      <w:r>
+        <w:t xml:space="preserve"> 20 </w:t>
+      </w:r>
+      <w:r>
+        <w:t>次，防止模型轮次拖垮业务线程。</w:t>
+      </w:r>
+      <w:hyperlink r:id="rId122">
+        <w:r>
+          <w:rPr>
+            <w:color w:val="24588D"/>
+            <w:sz w:val="24"/>
+            <w:szCs w:val="24"/>
+          </w:rPr>
+          <w:t>[45]</w:t>
+        </w:r>
+      </w:hyperlink>
+    </w:p>
+    <w:p>
+      <w:r>
+        <w:t>工具层可以脱离模型单独验证。</w:t>
+      </w:r>
+      <w:r>
+        <w:t xml:space="preserve">vgagent tools </w:t>
+      </w:r>
+      <w:r>
+        <w:t>列出已注册工具，</w:t>
+      </w:r>
+      <w:r>
+        <w:t xml:space="preserve">vgagent tool </w:t>
+      </w:r>
+      <w:r>
+        <w:t>加工具名与可选</w:t>
+      </w:r>
+      <w:r>
+        <w:t xml:space="preserve"> JSON </w:t>
+      </w:r>
+      <w:r>
+        <w:t>参数可直接执行一次并查看返回，模型后端不可达时用于定位问题在工具层还是链路层；</w:t>
+      </w:r>
+      <w:r>
+        <w:t xml:space="preserve">vgagent status </w:t>
+      </w:r>
+      <w:r>
+        <w:t>会打</w:t>
+      </w:r>
+      <w:r>
+        <w:lastRenderedPageBreak/>
+        <w:t>印凭证状态，凭证缺失时告警页显示本地规则摘要而不是</w:t>
+      </w:r>
+      <w:r>
+        <w:t xml:space="preserve"> AI </w:t>
+      </w:r>
+      <w:r>
+        <w:t>建议，链路自动降级、不阻塞采集与显示。</w:t>
+      </w:r>
+      <w:hyperlink r:id="rId123">
+        <w:r>
+          <w:rPr>
+            <w:color w:val="24588D"/>
+            <w:sz w:val="24"/>
+            <w:szCs w:val="24"/>
+          </w:rPr>
+          <w:t>[46]</w:t>
         </w:r>
       </w:hyperlink>
     </w:p>
@@ -10629,7 +11024,7 @@
       <w:pPr>
         <w:pStyle w:val="3"/>
       </w:pPr>
-      <w:bookmarkStart w:id="24" w:name="_Toc240471180"/>
+      <w:bookmarkStart w:id="24" w:name="_Toc240812507"/>
       <w:r>
         <w:t>配套项目：上位机与云看板</w:t>
       </w:r>
@@ -10639,7 +11034,7 @@
       <w:r>
         <w:t>作品本体是专属仓内的固件；上位机与云看板是配套工具，独立成仓便于单独部署与替换，合起来构成设备、电脑、云端三端分工。</w:t>
       </w:r>
-      <w:hyperlink r:id="rId120">
+      <w:hyperlink r:id="rId124">
         <w:r>
           <w:rPr>
             <w:color w:val="24588D"/>
@@ -10649,7 +11044,7 @@
           <w:t>[10]</w:t>
         </w:r>
       </w:hyperlink>
-      <w:hyperlink r:id="rId121">
+      <w:hyperlink r:id="rId125">
         <w:r>
           <w:rPr>
             <w:color w:val="24588D"/>
@@ -10659,7 +11054,7 @@
           <w:t>[28]</w:t>
         </w:r>
       </w:hyperlink>
-      <w:hyperlink r:id="rId122">
+      <w:hyperlink r:id="rId126">
         <w:r>
           <w:rPr>
             <w:color w:val="24588D"/>
@@ -10704,7 +11099,7 @@
       <w:r>
         <w:t>；上位机只是把同一条串口流程做成界面，「确认落盘」在界面上单独标为醒目操作。</w:t>
       </w:r>
-      <w:hyperlink r:id="rId123">
+      <w:hyperlink r:id="rId127">
         <w:r>
           <w:rPr>
             <w:color w:val="24588D"/>
@@ -10714,7 +11109,7 @@
           <w:t>[10]</w:t>
         </w:r>
       </w:hyperlink>
-      <w:hyperlink r:id="rId124">
+      <w:hyperlink r:id="rId128">
         <w:r>
           <w:rPr>
             <w:color w:val="24588D"/>
@@ -10738,7 +11133,7 @@
         </w:rPr>
         <w:lastRenderedPageBreak/>
         <w:drawing>
-          <wp:inline distT="0" distB="0" distL="0" distR="0" wp14:anchorId="1E87117C" wp14:editId="3EB68A81">
+          <wp:inline distT="0" distB="0" distL="0" distR="0" wp14:anchorId="14332576" wp14:editId="0930EC5F">
             <wp:extent cx="5615940" cy="3982898"/>
             <wp:effectExtent l="0" t="0" r="0" b="0"/>
             <wp:docPr id="17" name="Picture 17" descr="图 17  点表配置上位机：编辑、试读与人工确认"/>
@@ -10753,7 +11148,7 @@
                     <pic:cNvPicPr/>
                   </pic:nvPicPr>
                   <pic:blipFill>
-                    <a:blip r:embed="rId125"/>
+                    <a:blip r:embed="rId129"/>
                     <a:stretch>
                       <a:fillRect/>
                     </a:stretch>
@@ -10777,6 +11172,7 @@
     <w:p>
       <w:pPr>
         <w:pStyle w:val="a4"/>
+        <w:keepNext/>
       </w:pPr>
       <w:r>
         <w:t>图</w:t>
@@ -10858,7 +11254,7 @@
       <w:r>
         <w:t>。</w:t>
       </w:r>
-      <w:hyperlink r:id="rId126">
+      <w:hyperlink r:id="rId130">
         <w:r>
           <w:rPr>
             <w:color w:val="24588D"/>
@@ -10868,7 +11264,7 @@
           <w:t>[20]</w:t>
         </w:r>
       </w:hyperlink>
-      <w:hyperlink r:id="rId127">
+      <w:hyperlink r:id="rId131">
         <w:r>
           <w:rPr>
             <w:color w:val="24588D"/>
@@ -10878,7 +11274,7 @@
           <w:t>[28]</w:t>
         </w:r>
       </w:hyperlink>
-      <w:hyperlink r:id="rId128">
+      <w:hyperlink r:id="rId132">
         <w:r>
           <w:rPr>
             <w:color w:val="24588D"/>
@@ -10902,7 +11298,7 @@
         </w:rPr>
         <w:lastRenderedPageBreak/>
         <w:drawing>
-          <wp:inline distT="0" distB="0" distL="0" distR="0" wp14:anchorId="7BEC4323" wp14:editId="31D89279">
+          <wp:inline distT="0" distB="0" distL="0" distR="0" wp14:anchorId="34E8BD72" wp14:editId="5FB89C73">
             <wp:extent cx="5335143" cy="2750933"/>
             <wp:effectExtent l="0" t="0" r="0" b="0"/>
             <wp:docPr id="18" name="Picture 18" descr="图 18  云看板设备总览：在线设备、活动告警与报文采集校验"/>
@@ -10917,7 +11313,7 @@
                     <pic:cNvPicPr/>
                   </pic:nvPicPr>
                   <pic:blipFill>
-                    <a:blip r:embed="rId129"/>
+                    <a:blip r:embed="rId133"/>
                     <a:stretch>
                       <a:fillRect/>
                     </a:stretch>
@@ -10941,6 +11337,7 @@
     <w:p>
       <w:pPr>
         <w:pStyle w:val="a4"/>
+        <w:keepNext/>
       </w:pPr>
       <w:r>
         <w:t>图</w:t>
@@ -10964,7 +11361,7 @@
           <w:noProof/>
         </w:rPr>
         <w:drawing>
-          <wp:inline distT="0" distB="0" distL="0" distR="0" wp14:anchorId="5C77F011" wp14:editId="00419A4A">
+          <wp:inline distT="0" distB="0" distL="0" distR="0" wp14:anchorId="4856C00B" wp14:editId="43123EC9">
             <wp:extent cx="5335143" cy="2750933"/>
             <wp:effectExtent l="0" t="0" r="0" b="0"/>
             <wp:docPr id="19" name="Picture 19" descr="图 19  云看板设备实时数据页：点位状态、总线地址、寄存器与阈值；该页取自已确认点表的联调样例，部分点位未接真实从站，故显示离线"/>
@@ -10979,7 +11376,7 @@
                     <pic:cNvPicPr/>
                   </pic:nvPicPr>
                   <pic:blipFill>
-                    <a:blip r:embed="rId130"/>
+                    <a:blip r:embed="rId134"/>
                     <a:stretch>
                       <a:fillRect/>
                     </a:stretch>
@@ -11003,6 +11400,7 @@
     <w:p>
       <w:pPr>
         <w:pStyle w:val="a4"/>
+        <w:keepNext/>
       </w:pPr>
       <w:r>
         <w:t>图</w:t>
@@ -11024,7 +11422,7 @@
       <w:r>
         <w:t>既不改配置，也不写云端。</w:t>
       </w:r>
-      <w:hyperlink r:id="rId131">
+      <w:hyperlink r:id="rId135">
         <w:r>
           <w:rPr>
             <w:color w:val="24588D"/>
@@ -11034,7 +11432,7 @@
           <w:t>[4]</w:t>
         </w:r>
       </w:hyperlink>
-      <w:hyperlink r:id="rId132">
+      <w:hyperlink r:id="rId136">
         <w:r>
           <w:rPr>
             <w:color w:val="24588D"/>
@@ -11049,7 +11447,7 @@
       <w:pPr>
         <w:pStyle w:val="3"/>
       </w:pPr>
-      <w:bookmarkStart w:id="25" w:name="_Toc240471181"/>
+      <w:bookmarkStart w:id="25" w:name="_Toc240812508"/>
       <w:r>
         <w:lastRenderedPageBreak/>
         <w:t>复现入口</w:t>
@@ -11115,22 +11513,28 @@
         <w:t>，当前</w:t>
       </w:r>
       <w:r>
-        <w:t xml:space="preserve"> 12 </w:t>
+        <w:t xml:space="preserve"> 17 </w:t>
       </w:r>
       <w:r>
         <w:t>个用例覆盖网络策略、配置存储、帧统计、运行统计、探查、点表、告警判定、时间同步、</w:t>
       </w:r>
       <w:r>
+        <w:t xml:space="preserve">AI </w:t>
+      </w:r>
+      <w:r>
+        <w:t>文本契约、建议策略、</w:t>
+      </w:r>
+      <w:r>
         <w:t xml:space="preserve">HMI </w:t>
       </w:r>
       <w:r>
-        <w:t>性能、运行渲染、交互调度与</w:t>
-      </w:r>
-      <w:r>
-        <w:t xml:space="preserve"> MQTT </w:t>
-      </w:r>
-      <w:r>
-        <w:t>载荷；无头界面用例用</w:t>
+        <w:t>性能、运行渲染、交互调度、</w:t>
+      </w:r>
+      <w:r>
+        <w:t xml:space="preserve">MQTT </w:t>
+      </w:r>
+      <w:r>
+        <w:t>载荷、凭证、查数解析与只读工具；无头界面用例用</w:t>
       </w:r>
       <w:r>
         <w:t xml:space="preserve"> ctest </w:t>
@@ -11162,7 +11566,7 @@
       <w:r>
         <w:t>许可。</w:t>
       </w:r>
-      <w:hyperlink r:id="rId133">
+      <w:hyperlink r:id="rId137">
         <w:r>
           <w:rPr>
             <w:color w:val="24588D"/>
@@ -11172,7 +11576,7 @@
           <w:t>[16]</w:t>
         </w:r>
       </w:hyperlink>
-      <w:hyperlink r:id="rId134">
+      <w:hyperlink r:id="rId138">
         <w:r>
           <w:rPr>
             <w:color w:val="24588D"/>
@@ -11182,7 +11586,7 @@
           <w:t>[23]</w:t>
         </w:r>
       </w:hyperlink>
-      <w:hyperlink r:id="rId135">
+      <w:hyperlink r:id="rId139">
         <w:r>
           <w:rPr>
             <w:color w:val="24588D"/>
@@ -11198,7 +11602,7 @@
         <w:pStyle w:val="2"/>
         <w:pageBreakBefore/>
       </w:pPr>
-      <w:bookmarkStart w:id="26" w:name="_Toc240471182"/>
+      <w:bookmarkStart w:id="26" w:name="_Toc240812509"/>
       <w:r>
         <w:lastRenderedPageBreak/>
         <w:t xml:space="preserve">3.5 </w:t>
@@ -11212,7 +11616,7 @@
       <w:pPr>
         <w:pStyle w:val="3"/>
       </w:pPr>
-      <w:bookmarkStart w:id="27" w:name="_Toc240471183"/>
+      <w:bookmarkStart w:id="27" w:name="_Toc240812510"/>
       <w:r>
         <w:t>测试环境与证据范围</w:t>
       </w:r>
@@ -11252,7 +11656,7 @@
       <w:r>
         <w:t>日报记录另来自历史无屏固件，两组结果不混为同一固件验收。</w:t>
       </w:r>
-      <w:hyperlink r:id="rId136">
+      <w:hyperlink r:id="rId140">
         <w:r>
           <w:rPr>
             <w:color w:val="24588D"/>
@@ -11262,7 +11666,7 @@
           <w:t>[11]</w:t>
         </w:r>
       </w:hyperlink>
-      <w:hyperlink r:id="rId137">
+      <w:hyperlink r:id="rId141">
         <w:r>
           <w:rPr>
             <w:color w:val="24588D"/>
@@ -11272,7 +11676,7 @@
           <w:t>[12]</w:t>
         </w:r>
       </w:hyperlink>
-      <w:hyperlink r:id="rId138">
+      <w:hyperlink r:id="rId142">
         <w:r>
           <w:rPr>
             <w:color w:val="24588D"/>
@@ -11282,20 +11686,6 @@
           <w:t>[13]</w:t>
         </w:r>
       </w:hyperlink>
-    </w:p>
-    <w:p>
-      <w:pPr>
-        <w:pStyle w:val="a4"/>
-      </w:pPr>
-      <w:r>
-        <w:t>表</w:t>
-      </w:r>
-      <w:r>
-        <w:t xml:space="preserve"> 6  </w:t>
-      </w:r>
-      <w:r>
-        <w:t>功能测试与实现核查</w:t>
-      </w:r>
     </w:p>
     <w:tbl>
       <w:tblPr>
@@ -11331,21 +11721,49 @@
         </w:trPr>
         <w:tc>
           <w:tcPr>
-            <w:tcW w:w="2034" w:type="dxa"/>
+            <w:tcW w:w="4236" w:type="dxa"/>
+            <w:gridSpan w:val="3"/>
             <w:tcBorders>
               <w:bottom w:val="single" w:sz="8" w:space="0" w:color="000000"/>
             </w:tcBorders>
-            <w:tcMar>
-              <w:top w:w="65" w:type="dxa"/>
-              <w:left w:w="110" w:type="dxa"/>
-              <w:bottom w:w="65" w:type="dxa"/>
-              <w:right w:w="110" w:type="dxa"/>
-            </w:tcMar>
-            <w:vAlign w:val="center"/>
           </w:tcPr>
           <w:p>
             <w:pPr>
               <w:pStyle w:val="TableHead"/>
+              <w:keepNext/>
+            </w:pPr>
+            <w:r>
+              <w:t>表</w:t>
+            </w:r>
+            <w:r>
+              <w:t xml:space="preserve"> 6  </w:t>
+            </w:r>
+            <w:r>
+              <w:t>功能测试与实现核查</w:t>
+            </w:r>
+          </w:p>
+        </w:tc>
+      </w:tr>
+      <w:tr>
+        <w:trPr>
+          <w:cantSplit/>
+          <w:tblHeader/>
+          <w:jc w:val="center"/>
+        </w:trPr>
+        <w:tc>
+          <w:tcPr>
+            <w:tcW w:w="2034" w:type="dxa"/>
+            <w:tcBorders>
+              <w:top w:val="nil"/>
+              <w:left w:val="nil"/>
+              <w:bottom w:val="nil"/>
+              <w:right w:val="nil"/>
+            </w:tcBorders>
+          </w:tcPr>
+          <w:p>
+            <w:pPr>
+              <w:pStyle w:val="TableText"/>
+              <w:keepNext/>
             </w:pPr>
             <w:r>
               <w:t>项目与日期</w:t>
@@ -11356,19 +11774,16 @@
           <w:tcPr>
             <w:tcW w:w="2299" w:type="dxa"/>
             <w:tcBorders>
-              <w:bottom w:val="single" w:sz="8" w:space="0" w:color="000000"/>
+              <w:top w:val="nil"/>
+              <w:left w:val="nil"/>
+              <w:bottom w:val="nil"/>
+              <w:right w:val="nil"/>
             </w:tcBorders>
-            <w:tcMar>
-              <w:top w:w="65" w:type="dxa"/>
-              <w:left w:w="110" w:type="dxa"/>
-              <w:bottom w:w="65" w:type="dxa"/>
-              <w:right w:w="110" w:type="dxa"/>
-            </w:tcMar>
-            <w:vAlign w:val="center"/>
           </w:tcPr>
           <w:p>
             <w:pPr>
-              <w:pStyle w:val="TableHead"/>
+              <w:pStyle w:val="TableText"/>
+              <w:keepNext/>
             </w:pPr>
             <w:r>
               <w:t>方法或条件</w:t>
@@ -11379,19 +11794,16 @@
           <w:tcPr>
             <w:tcW w:w="4511" w:type="dxa"/>
             <w:tcBorders>
-              <w:bottom w:val="single" w:sz="8" w:space="0" w:color="000000"/>
+              <w:top w:val="nil"/>
+              <w:left w:val="nil"/>
+              <w:bottom w:val="nil"/>
+              <w:right w:val="nil"/>
             </w:tcBorders>
-            <w:tcMar>
-              <w:top w:w="65" w:type="dxa"/>
-              <w:left w:w="110" w:type="dxa"/>
-              <w:bottom w:w="65" w:type="dxa"/>
-              <w:right w:w="110" w:type="dxa"/>
-            </w:tcMar>
-            <w:vAlign w:val="center"/>
           </w:tcPr>
           <w:p>
             <w:pPr>
-              <w:pStyle w:val="TableHead"/>
+              <w:pStyle w:val="TableText"/>
+              <w:keepNext/>
             </w:pPr>
             <w:r>
               <w:t>实际结果与证据</w:t>
@@ -11424,7 +11836,7 @@
             </w:r>
             <w:r>
               <w:br/>
-              <w:t xml:space="preserve">2026-09-15 </w:t>
+              <w:t xml:space="preserve">2026-09-20 </w:t>
             </w:r>
             <w:r>
               <w:t>复核</w:t>
@@ -11467,24 +11879,36 @@
               <w:pStyle w:val="TableText"/>
             </w:pPr>
             <w:r>
-              <w:t xml:space="preserve">12 </w:t>
+              <w:t xml:space="preserve">17 </w:t>
             </w:r>
             <w:r>
               <w:t>个用例编译运行通过，覆盖网络策略、配置存储、帧统计、运行统计、探查、点表、告警判定、时间同步、</w:t>
             </w:r>
             <w:r>
+              <w:t xml:space="preserve">AI </w:t>
+            </w:r>
+            <w:r>
+              <w:t>文本契约、建议策略、</w:t>
+            </w:r>
+            <w:r>
               <w:t xml:space="preserve">HMI </w:t>
             </w:r>
             <w:r>
-              <w:t>性能、运行渲染、交互调度与</w:t>
-            </w:r>
-            <w:r>
-              <w:t xml:space="preserve"> MQTT </w:t>
-            </w:r>
-            <w:r>
-              <w:t>载荷。</w:t>
-            </w:r>
-            <w:hyperlink r:id="rId139">
+              <w:t>性能、运行渲染、交互调度、</w:t>
+            </w:r>
+            <w:r>
+              <w:t xml:space="preserve">MQTT </w:t>
+            </w:r>
+            <w:r>
+              <w:t>载荷、凭证、查数解析与只读工具；其中建议策略、凭证、查数解析与只读工具四项为</w:t>
+            </w:r>
+            <w:r>
+              <w:t xml:space="preserve"> 2026-09-17 </w:t>
+            </w:r>
+            <w:r>
+              <w:t>后新增。</w:t>
+            </w:r>
+            <w:hyperlink r:id="rId143">
               <w:r>
                 <w:t>[23]</w:t>
               </w:r>
@@ -11570,335 +11994,6 @@
             </w:r>
             <w:r>
               <w:t>通过，覆盖告警、趋势、夹具、生命周期刷新和交互检查；不能代替实体触摸验收。</w:t>
-            </w:r>
-            <w:hyperlink r:id="rId140">
-              <w:r>
-                <w:t>[11]</w:t>
-              </w:r>
-            </w:hyperlink>
-          </w:p>
-        </w:tc>
-      </w:tr>
-      <w:tr>
-        <w:trPr>
-          <w:cantSplit/>
-          <w:jc w:val="center"/>
-        </w:trPr>
-        <w:tc>
-          <w:tcPr>
-            <w:tcW w:w="2034" w:type="dxa"/>
-            <w:tcMar>
-              <w:top w:w="65" w:type="dxa"/>
-              <w:left w:w="110" w:type="dxa"/>
-              <w:bottom w:w="65" w:type="dxa"/>
-              <w:right w:w="110" w:type="dxa"/>
-            </w:tcMar>
-            <w:vAlign w:val="center"/>
-          </w:tcPr>
-          <w:p>
-            <w:pPr>
-              <w:pStyle w:val="TableText"/>
-            </w:pPr>
-            <w:r>
-              <w:t xml:space="preserve">MQTT </w:t>
-            </w:r>
-            <w:r>
-              <w:t>四主题板验</w:t>
-            </w:r>
-            <w:r>
-              <w:br/>
-              <w:t>2026-09-14 11:14</w:t>
-            </w:r>
-          </w:p>
-        </w:tc>
-        <w:tc>
-          <w:tcPr>
-            <w:tcW w:w="2299" w:type="dxa"/>
-            <w:tcMar>
-              <w:top w:w="65" w:type="dxa"/>
-              <w:left w:w="110" w:type="dxa"/>
-              <w:bottom w:w="65" w:type="dxa"/>
-              <w:right w:w="110" w:type="dxa"/>
-            </w:tcMar>
-            <w:vAlign w:val="center"/>
-          </w:tcPr>
-          <w:p>
-            <w:pPr>
-              <w:pStyle w:val="TableText"/>
-            </w:pPr>
-            <w:r>
-              <w:t>板端串口脚本断言</w:t>
-            </w:r>
-          </w:p>
-        </w:tc>
-        <w:tc>
-          <w:tcPr>
-            <w:tcW w:w="4511" w:type="dxa"/>
-            <w:tcMar>
-              <w:top w:w="65" w:type="dxa"/>
-              <w:left w:w="110" w:type="dxa"/>
-              <w:bottom w:w="65" w:type="dxa"/>
-              <w:right w:w="110" w:type="dxa"/>
-            </w:tcMar>
-            <w:vAlign w:val="center"/>
-          </w:tcPr>
-          <w:p>
-            <w:pPr>
-              <w:pStyle w:val="TableText"/>
-            </w:pPr>
-            <w:r>
-              <w:t>PASS=4 FAIL=0</w:t>
-            </w:r>
-            <w:r>
-              <w:t>：设备标识由</w:t>
-            </w:r>
-            <w:r>
-              <w:t xml:space="preserve"> UID </w:t>
-            </w:r>
-            <w:r>
-              <w:t>派生、</w:t>
-            </w:r>
-            <w:r>
-              <w:t xml:space="preserve">vgnet </w:t>
-            </w:r>
-            <w:r>
-              <w:t>显示</w:t>
-            </w:r>
-            <w:r>
-              <w:t xml:space="preserve"> mqtt=up</w:t>
-            </w:r>
-            <w:r>
-              <w:t>、</w:t>
-            </w:r>
-            <w:r>
-              <w:t xml:space="preserve">eth0 </w:t>
-            </w:r>
-            <w:r>
-              <w:t>取得</w:t>
-            </w:r>
-            <w:r>
-              <w:t xml:space="preserve"> 192.168.137.47</w:t>
-            </w:r>
-            <w:r>
-              <w:t>、运行日志出现</w:t>
-            </w:r>
-            <w:r>
-              <w:t xml:space="preserve"> mqtt online</w:t>
-            </w:r>
-            <w:r>
-              <w:t>。</w:t>
-            </w:r>
-            <w:hyperlink r:id="rId141">
-              <w:r>
-                <w:t>[20]</w:t>
-              </w:r>
-            </w:hyperlink>
-            <w:hyperlink r:id="rId142">
-              <w:r>
-                <w:t>[21]</w:t>
-              </w:r>
-            </w:hyperlink>
-          </w:p>
-        </w:tc>
-      </w:tr>
-      <w:tr>
-        <w:trPr>
-          <w:cantSplit/>
-          <w:jc w:val="center"/>
-        </w:trPr>
-        <w:tc>
-          <w:tcPr>
-            <w:tcW w:w="2034" w:type="dxa"/>
-            <w:tcMar>
-              <w:top w:w="65" w:type="dxa"/>
-              <w:left w:w="110" w:type="dxa"/>
-              <w:bottom w:w="65" w:type="dxa"/>
-              <w:right w:w="110" w:type="dxa"/>
-            </w:tcMar>
-            <w:vAlign w:val="center"/>
-          </w:tcPr>
-          <w:p>
-            <w:pPr>
-              <w:pStyle w:val="TableText"/>
-            </w:pPr>
-            <w:r>
-              <w:t>板端时间同步</w:t>
-            </w:r>
-            <w:r>
-              <w:br/>
-              <w:t>2026-09-14</w:t>
-            </w:r>
-          </w:p>
-        </w:tc>
-        <w:tc>
-          <w:tcPr>
-            <w:tcW w:w="2299" w:type="dxa"/>
-            <w:tcMar>
-              <w:top w:w="65" w:type="dxa"/>
-              <w:left w:w="110" w:type="dxa"/>
-              <w:bottom w:w="65" w:type="dxa"/>
-              <w:right w:w="110" w:type="dxa"/>
-            </w:tcMar>
-            <w:vAlign w:val="center"/>
-          </w:tcPr>
-          <w:p>
-            <w:pPr>
-              <w:pStyle w:val="TableText"/>
-            </w:pPr>
-            <w:r>
-              <w:t>串口连续观察记录</w:t>
-            </w:r>
-          </w:p>
-        </w:tc>
-        <w:tc>
-          <w:tcPr>
-            <w:tcW w:w="4511" w:type="dxa"/>
-            <w:tcMar>
-              <w:top w:w="65" w:type="dxa"/>
-              <w:left w:w="110" w:type="dxa"/>
-              <w:bottom w:w="65" w:type="dxa"/>
-              <w:right w:w="110" w:type="dxa"/>
-            </w:tcMar>
-            <w:vAlign w:val="center"/>
-          </w:tcPr>
-          <w:p>
-            <w:pPr>
-              <w:pStyle w:val="TableText"/>
-            </w:pPr>
-            <w:r>
-              <w:t xml:space="preserve">16:16 </w:t>
-            </w:r>
-            <w:r>
-              <w:t>至</w:t>
-            </w:r>
-            <w:r>
-              <w:t xml:space="preserve"> 21:17 </w:t>
-            </w:r>
-            <w:r>
-              <w:t>约</w:t>
-            </w:r>
-            <w:r>
-              <w:t xml:space="preserve"> 5 </w:t>
-            </w:r>
-            <w:r>
-              <w:t>小时，</w:t>
-            </w:r>
-            <w:r>
-              <w:t xml:space="preserve">vgtime </w:t>
-            </w:r>
-            <w:r>
-              <w:t>校时成功</w:t>
-            </w:r>
-            <w:r>
-              <w:t xml:space="preserve"> 11 </w:t>
-            </w:r>
-            <w:r>
-              <w:t>次，同段日志无断言失败或</w:t>
-            </w:r>
-            <w:r>
-              <w:t xml:space="preserve"> panic</w:t>
-            </w:r>
-            <w:r>
-              <w:t>。</w:t>
-            </w:r>
-            <w:hyperlink r:id="rId143">
-              <w:r>
-                <w:t>[22]</w:t>
-              </w:r>
-            </w:hyperlink>
-          </w:p>
-        </w:tc>
-      </w:tr>
-      <w:tr>
-        <w:trPr>
-          <w:cantSplit/>
-          <w:jc w:val="center"/>
-        </w:trPr>
-        <w:tc>
-          <w:tcPr>
-            <w:tcW w:w="2034" w:type="dxa"/>
-            <w:tcMar>
-              <w:top w:w="65" w:type="dxa"/>
-              <w:left w:w="110" w:type="dxa"/>
-              <w:bottom w:w="65" w:type="dxa"/>
-              <w:right w:w="110" w:type="dxa"/>
-            </w:tcMar>
-            <w:vAlign w:val="center"/>
-          </w:tcPr>
-          <w:p>
-            <w:pPr>
-              <w:pStyle w:val="TableText"/>
-            </w:pPr>
-            <w:r>
-              <w:t>带屏</w:t>
-            </w:r>
-            <w:r>
-              <w:t xml:space="preserve"> openvelaClaw </w:t>
-            </w:r>
-            <w:r>
-              <w:t>自启</w:t>
-            </w:r>
-            <w:r>
-              <w:br/>
-              <w:t>2026-09-13</w:t>
-            </w:r>
-          </w:p>
-        </w:tc>
-        <w:tc>
-          <w:tcPr>
-            <w:tcW w:w="2299" w:type="dxa"/>
-            <w:tcMar>
-              <w:top w:w="65" w:type="dxa"/>
-              <w:left w:w="110" w:type="dxa"/>
-              <w:bottom w:w="65" w:type="dxa"/>
-              <w:right w:w="110" w:type="dxa"/>
-            </w:tcMar>
-            <w:vAlign w:val="center"/>
-          </w:tcPr>
-          <w:p>
-            <w:pPr>
-              <w:pStyle w:val="TableText"/>
-            </w:pPr>
-            <w:r>
-              <w:t>启动串口日志</w:t>
-            </w:r>
-          </w:p>
-        </w:tc>
-        <w:tc>
-          <w:tcPr>
-            <w:tcW w:w="4511" w:type="dxa"/>
-            <w:tcMar>
-              <w:top w:w="65" w:type="dxa"/>
-              <w:left w:w="110" w:type="dxa"/>
-              <w:bottom w:w="65" w:type="dxa"/>
-              <w:right w:w="110" w:type="dxa"/>
-            </w:tcMar>
-            <w:vAlign w:val="center"/>
-          </w:tcPr>
-          <w:p>
-            <w:pPr>
-              <w:pStyle w:val="TableText"/>
-            </w:pPr>
-            <w:r>
-              <w:t>出现</w:t>
-            </w:r>
-            <w:r>
-              <w:t xml:space="preserve"> ai_agent autostart ok</w:t>
-            </w:r>
-            <w:r>
-              <w:t>、</w:t>
-            </w:r>
-            <w:r>
-              <w:t xml:space="preserve">32768 </w:t>
-            </w:r>
-            <w:r>
-              <w:t>字节栈和</w:t>
-            </w:r>
-            <w:r>
-              <w:t xml:space="preserve"> daemon </w:t>
-            </w:r>
-            <w:r>
-              <w:t>启动信息；只证明服务自启。</w:t>
             </w:r>
             <w:hyperlink r:id="rId144">
               <w:r>
@@ -11929,17 +12024,14 @@
               <w:pStyle w:val="TableText"/>
             </w:pPr>
             <w:r>
-              <w:t>历史</w:t>
-            </w:r>
-            <w:r>
-              <w:t xml:space="preserve"> openvelaClaw </w:t>
-            </w:r>
-            <w:r>
-              <w:t>日报</w:t>
+              <w:t xml:space="preserve">MQTT </w:t>
+            </w:r>
+            <w:r>
+              <w:t>四主题板验</w:t>
             </w:r>
             <w:r>
               <w:br/>
-              <w:t>2026-08-30</w:t>
+              <w:t>2026-09-14 11:14</w:t>
             </w:r>
           </w:p>
         </w:tc>
@@ -11959,10 +12051,7 @@
               <w:pStyle w:val="TableText"/>
             </w:pPr>
             <w:r>
-              <w:t>无屏板端，手动</w:t>
-            </w:r>
-            <w:r>
-              <w:t xml:space="preserve"> ask</w:t>
+              <w:t>板端串口脚本断言</w:t>
             </w:r>
           </w:p>
         </w:tc>
@@ -11982,40 +12071,787 @@
               <w:pStyle w:val="TableText"/>
             </w:pPr>
             <w:r>
-              <w:t>END status=ok</w:t>
-            </w:r>
-            <w:r>
-              <w:t>；</w:t>
-            </w:r>
-            <w:r>
-              <w:t xml:space="preserve">6 </w:t>
-            </w:r>
-            <w:r>
-              <w:t>轮、</w:t>
-            </w:r>
-            <w:r>
-              <w:t xml:space="preserve">6 </w:t>
-            </w:r>
-            <w:r>
-              <w:t>次工具调用，产生</w:t>
-            </w:r>
-            <w:r>
-              <w:t xml:space="preserve"> 1796 B </w:t>
-            </w:r>
-            <w:r>
-              <w:t>日报文件。</w:t>
+              <w:t>PASS=4 FAIL=0</w:t>
+            </w:r>
+            <w:r>
+              <w:t>：设备标识由</w:t>
+            </w:r>
+            <w:r>
+              <w:t xml:space="preserve"> UID </w:t>
+            </w:r>
+            <w:r>
+              <w:t>派生、</w:t>
+            </w:r>
+            <w:r>
+              <w:t xml:space="preserve">vgnet </w:t>
+            </w:r>
+            <w:r>
+              <w:t>显示</w:t>
+            </w:r>
+            <w:r>
+              <w:t xml:space="preserve"> mqtt=up</w:t>
+            </w:r>
+            <w:r>
+              <w:t>、</w:t>
+            </w:r>
+            <w:r>
+              <w:t xml:space="preserve">eth0 </w:t>
+            </w:r>
+            <w:r>
+              <w:t>取得</w:t>
+            </w:r>
+            <w:r>
+              <w:t xml:space="preserve"> 192.168.137.47</w:t>
+            </w:r>
+            <w:r>
+              <w:t>、运行日志出现</w:t>
+            </w:r>
+            <w:r>
+              <w:t xml:space="preserve"> mqtt online</w:t>
+            </w:r>
+            <w:r>
+              <w:t>。</w:t>
             </w:r>
             <w:hyperlink r:id="rId145">
+              <w:r>
+                <w:t>[20]</w:t>
+              </w:r>
+            </w:hyperlink>
+            <w:hyperlink r:id="rId146">
+              <w:r>
+                <w:t>[21]</w:t>
+              </w:r>
+            </w:hyperlink>
+          </w:p>
+        </w:tc>
+      </w:tr>
+      <w:tr>
+        <w:trPr>
+          <w:cantSplit/>
+          <w:jc w:val="center"/>
+        </w:trPr>
+        <w:tc>
+          <w:tcPr>
+            <w:tcW w:w="2034" w:type="dxa"/>
+            <w:tcMar>
+              <w:top w:w="65" w:type="dxa"/>
+              <w:left w:w="110" w:type="dxa"/>
+              <w:bottom w:w="65" w:type="dxa"/>
+              <w:right w:w="110" w:type="dxa"/>
+            </w:tcMar>
+            <w:vAlign w:val="center"/>
+          </w:tcPr>
+          <w:p>
+            <w:pPr>
+              <w:pStyle w:val="TableText"/>
+            </w:pPr>
+            <w:r>
+              <w:t>板端时间同步</w:t>
+            </w:r>
+            <w:r>
+              <w:br/>
+              <w:t>2026-09-14</w:t>
+            </w:r>
+          </w:p>
+        </w:tc>
+        <w:tc>
+          <w:tcPr>
+            <w:tcW w:w="2299" w:type="dxa"/>
+            <w:tcMar>
+              <w:top w:w="65" w:type="dxa"/>
+              <w:left w:w="110" w:type="dxa"/>
+              <w:bottom w:w="65" w:type="dxa"/>
+              <w:right w:w="110" w:type="dxa"/>
+            </w:tcMar>
+            <w:vAlign w:val="center"/>
+          </w:tcPr>
+          <w:p>
+            <w:pPr>
+              <w:pStyle w:val="TableText"/>
+            </w:pPr>
+            <w:r>
+              <w:t>串口连续观察记录</w:t>
+            </w:r>
+          </w:p>
+        </w:tc>
+        <w:tc>
+          <w:tcPr>
+            <w:tcW w:w="4511" w:type="dxa"/>
+            <w:tcMar>
+              <w:top w:w="65" w:type="dxa"/>
+              <w:left w:w="110" w:type="dxa"/>
+              <w:bottom w:w="65" w:type="dxa"/>
+              <w:right w:w="110" w:type="dxa"/>
+            </w:tcMar>
+            <w:vAlign w:val="center"/>
+          </w:tcPr>
+          <w:p>
+            <w:pPr>
+              <w:pStyle w:val="TableText"/>
+            </w:pPr>
+            <w:r>
+              <w:t xml:space="preserve">16:16 </w:t>
+            </w:r>
+            <w:r>
+              <w:t>至</w:t>
+            </w:r>
+            <w:r>
+              <w:t xml:space="preserve"> 21:17 </w:t>
+            </w:r>
+            <w:r>
+              <w:t>约</w:t>
+            </w:r>
+            <w:r>
+              <w:t xml:space="preserve"> 5 </w:t>
+            </w:r>
+            <w:r>
+              <w:t>小时，</w:t>
+            </w:r>
+            <w:r>
+              <w:t xml:space="preserve">vgtime </w:t>
+            </w:r>
+            <w:r>
+              <w:t>校时成功</w:t>
+            </w:r>
+            <w:r>
+              <w:t xml:space="preserve"> 11 </w:t>
+            </w:r>
+            <w:r>
+              <w:t>次，同段日志无断言失败或</w:t>
+            </w:r>
+            <w:r>
+              <w:t xml:space="preserve"> panic</w:t>
+            </w:r>
+            <w:r>
+              <w:t>。</w:t>
+            </w:r>
+            <w:hyperlink r:id="rId147">
+              <w:r>
+                <w:t>[22]</w:t>
+              </w:r>
+            </w:hyperlink>
+          </w:p>
+        </w:tc>
+      </w:tr>
+      <w:tr>
+        <w:trPr>
+          <w:cantSplit/>
+          <w:jc w:val="center"/>
+        </w:trPr>
+        <w:tc>
+          <w:tcPr>
+            <w:tcW w:w="2034" w:type="dxa"/>
+            <w:tcMar>
+              <w:top w:w="65" w:type="dxa"/>
+              <w:left w:w="110" w:type="dxa"/>
+              <w:bottom w:w="65" w:type="dxa"/>
+              <w:right w:w="110" w:type="dxa"/>
+            </w:tcMar>
+            <w:vAlign w:val="center"/>
+          </w:tcPr>
+          <w:p>
+            <w:pPr>
+              <w:pStyle w:val="TableText"/>
+            </w:pPr>
+            <w:r>
+              <w:t>带屏</w:t>
+            </w:r>
+            <w:r>
+              <w:t xml:space="preserve"> openvelaClaw </w:t>
+            </w:r>
+            <w:r>
+              <w:t>自启</w:t>
+            </w:r>
+            <w:r>
+              <w:br/>
+              <w:t>2026-09-13</w:t>
+            </w:r>
+          </w:p>
+        </w:tc>
+        <w:tc>
+          <w:tcPr>
+            <w:tcW w:w="2299" w:type="dxa"/>
+            <w:tcMar>
+              <w:top w:w="65" w:type="dxa"/>
+              <w:left w:w="110" w:type="dxa"/>
+              <w:bottom w:w="65" w:type="dxa"/>
+              <w:right w:w="110" w:type="dxa"/>
+            </w:tcMar>
+            <w:vAlign w:val="center"/>
+          </w:tcPr>
+          <w:p>
+            <w:pPr>
+              <w:pStyle w:val="TableText"/>
+            </w:pPr>
+            <w:r>
+              <w:t>启动串口日志</w:t>
+            </w:r>
+          </w:p>
+        </w:tc>
+        <w:tc>
+          <w:tcPr>
+            <w:tcW w:w="4511" w:type="dxa"/>
+            <w:tcMar>
+              <w:top w:w="65" w:type="dxa"/>
+              <w:left w:w="110" w:type="dxa"/>
+              <w:bottom w:w="65" w:type="dxa"/>
+              <w:right w:w="110" w:type="dxa"/>
+            </w:tcMar>
+            <w:vAlign w:val="center"/>
+          </w:tcPr>
+          <w:p>
+            <w:pPr>
+              <w:pStyle w:val="TableText"/>
+            </w:pPr>
+            <w:r>
+              <w:t>出现</w:t>
+            </w:r>
+            <w:r>
+              <w:t xml:space="preserve"> ai_agent autostart ok</w:t>
+            </w:r>
+            <w:r>
+              <w:t>、</w:t>
+            </w:r>
+            <w:r>
+              <w:t xml:space="preserve">32768 </w:t>
+            </w:r>
+            <w:r>
+              <w:t>字节栈和</w:t>
+            </w:r>
+            <w:r>
+              <w:t xml:space="preserve"> daemon </w:t>
+            </w:r>
+            <w:r>
+              <w:t>启动信息；只证明服务自启。</w:t>
+            </w:r>
+            <w:hyperlink r:id="rId148">
               <w:r>
                 <w:t>[11]</w:t>
               </w:r>
             </w:hyperlink>
-            <w:hyperlink r:id="rId146">
+          </w:p>
+        </w:tc>
+      </w:tr>
+      <w:tr>
+        <w:trPr>
+          <w:cantSplit/>
+          <w:jc w:val="center"/>
+        </w:trPr>
+        <w:tc>
+          <w:tcPr>
+            <w:tcW w:w="2034" w:type="dxa"/>
+            <w:tcMar>
+              <w:top w:w="65" w:type="dxa"/>
+              <w:left w:w="110" w:type="dxa"/>
+              <w:bottom w:w="65" w:type="dxa"/>
+              <w:right w:w="110" w:type="dxa"/>
+            </w:tcMar>
+            <w:vAlign w:val="center"/>
+          </w:tcPr>
+          <w:p>
+            <w:pPr>
+              <w:pStyle w:val="TableText"/>
+            </w:pPr>
+            <w:r>
+              <w:lastRenderedPageBreak/>
+              <w:t>板端自主生成日报</w:t>
+            </w:r>
+            <w:r>
+              <w:br/>
+              <w:t>2026-09-16 23:2x</w:t>
+            </w:r>
+          </w:p>
+        </w:tc>
+        <w:tc>
+          <w:tcPr>
+            <w:tcW w:w="2299" w:type="dxa"/>
+            <w:tcMar>
+              <w:top w:w="65" w:type="dxa"/>
+              <w:left w:w="110" w:type="dxa"/>
+              <w:bottom w:w="65" w:type="dxa"/>
+              <w:right w:w="110" w:type="dxa"/>
+            </w:tcMar>
+            <w:vAlign w:val="center"/>
+          </w:tcPr>
+          <w:p>
+            <w:pPr>
+              <w:pStyle w:val="TableText"/>
+            </w:pPr>
+            <w:r>
+              <w:t>带屏固件，无人工提问</w:t>
+            </w:r>
+          </w:p>
+        </w:tc>
+        <w:tc>
+          <w:tcPr>
+            <w:tcW w:w="4511" w:type="dxa"/>
+            <w:tcMar>
+              <w:top w:w="65" w:type="dxa"/>
+              <w:left w:w="110" w:type="dxa"/>
+              <w:bottom w:w="65" w:type="dxa"/>
+              <w:right w:w="110" w:type="dxa"/>
+            </w:tcMar>
+            <w:vAlign w:val="center"/>
+          </w:tcPr>
+          <w:p>
+            <w:pPr>
+              <w:pStyle w:val="TableText"/>
+            </w:pPr>
+            <w:r>
+              <w:t>板端自行发起：日志</w:t>
+            </w:r>
+            <w:r>
+              <w:t xml:space="preserve"> `vghmi: daily report requested` </w:t>
+            </w:r>
+            <w:r>
+              <w:t>与</w:t>
+            </w:r>
+            <w:r>
+              <w:t xml:space="preserve"> `round submitted: 124 bytes`</w:t>
+            </w:r>
+            <w:r>
+              <w:t>，工具行依次为</w:t>
+            </w:r>
+            <w:r>
+              <w:t xml:space="preserve"> read_file</w:t>
+            </w:r>
+            <w:r>
+              <w:t>、</w:t>
+            </w:r>
+            <w:r>
+              <w:t>get_current_time</w:t>
+            </w:r>
+            <w:r>
+              <w:t>、</w:t>
+            </w:r>
+            <w:r>
+              <w:t>run_shell</w:t>
+            </w:r>
+            <w:r>
+              <w:t>、</w:t>
+            </w:r>
+            <w:r>
+              <w:t>run_shell</w:t>
+            </w:r>
+            <w:r>
+              <w:t>、</w:t>
+            </w:r>
+            <w:r>
+              <w:t>write_file</w:t>
+            </w:r>
+            <w:r>
+              <w:t>，</w:t>
+            </w:r>
+            <w:r>
+              <w:t>`END status=ok iters=4 tools=4 elapsed=194s`</w:t>
+            </w:r>
+            <w:r>
+              <w:t>，产出</w:t>
+            </w:r>
+            <w:r>
+              <w:t xml:space="preserve"> `daily-2026-09-16.md`</w:t>
+            </w:r>
+            <w:r>
+              <w:t>（</w:t>
+            </w:r>
+            <w:r>
+              <w:t>824 B</w:t>
+            </w:r>
+            <w:r>
+              <w:t>），</w:t>
+            </w:r>
+            <w:r>
+              <w:t xml:space="preserve">`vgagent status` </w:t>
+            </w:r>
+            <w:r>
+              <w:t>的</w:t>
+            </w:r>
+            <w:r>
+              <w:t xml:space="preserve"> gen </w:t>
+            </w:r>
+            <w:r>
+              <w:t>由</w:t>
+            </w:r>
+            <w:r>
+              <w:t xml:space="preserve"> 0 </w:t>
+            </w:r>
+            <w:r>
+              <w:t>增至</w:t>
+            </w:r>
+            <w:r>
+              <w:t xml:space="preserve"> 1</w:t>
+            </w:r>
+            <w:r>
+              <w:t>。串口记录见</w:t>
+            </w:r>
+            <w:r>
+              <w:t xml:space="preserve"> `.trellis/tasks/archive/2026-09/09-16-ai-contract-request-channel/research/board-driven-daily-20260916-r1.log`</w:t>
+            </w:r>
+            <w:r>
+              <w:t>。</w:t>
+            </w:r>
+          </w:p>
+        </w:tc>
+      </w:tr>
+      <w:tr>
+        <w:trPr>
+          <w:cantSplit/>
+          <w:jc w:val="center"/>
+        </w:trPr>
+        <w:tc>
+          <w:tcPr>
+            <w:tcW w:w="2034" w:type="dxa"/>
+            <w:tcMar>
+              <w:top w:w="65" w:type="dxa"/>
+              <w:left w:w="110" w:type="dxa"/>
+              <w:bottom w:w="65" w:type="dxa"/>
+              <w:right w:w="110" w:type="dxa"/>
+            </w:tcMar>
+            <w:vAlign w:val="center"/>
+          </w:tcPr>
+          <w:p>
+            <w:pPr>
+              <w:pStyle w:val="TableText"/>
+            </w:pPr>
+            <w:r>
+              <w:t>轮次耗时对比</w:t>
+            </w:r>
+            <w:r>
+              <w:br/>
+              <w:t>2026-09-17 10:5x</w:t>
+            </w:r>
+          </w:p>
+        </w:tc>
+        <w:tc>
+          <w:tcPr>
+            <w:tcW w:w="2299" w:type="dxa"/>
+            <w:tcMar>
+              <w:top w:w="65" w:type="dxa"/>
+              <w:left w:w="110" w:type="dxa"/>
+              <w:bottom w:w="65" w:type="dxa"/>
+              <w:right w:w="110" w:type="dxa"/>
+            </w:tcMar>
+            <w:vAlign w:val="center"/>
+          </w:tcPr>
+          <w:p>
+            <w:pPr>
+              <w:pStyle w:val="TableText"/>
+            </w:pPr>
+            <w:r>
+              <w:t>板端</w:t>
+            </w:r>
+            <w:r>
+              <w:t xml:space="preserve"> agent_tools.log </w:t>
+            </w:r>
+            <w:r>
+              <w:t>的单调时间戳，单轮实测样本</w:t>
+            </w:r>
+          </w:p>
+        </w:tc>
+        <w:tc>
+          <w:tcPr>
+            <w:tcW w:w="4511" w:type="dxa"/>
+            <w:tcMar>
+              <w:top w:w="65" w:type="dxa"/>
+              <w:left w:w="110" w:type="dxa"/>
+              <w:bottom w:w="65" w:type="dxa"/>
+              <w:right w:w="110" w:type="dxa"/>
+            </w:tcMar>
+            <w:vAlign w:val="center"/>
+          </w:tcPr>
+          <w:p>
+            <w:pPr>
+              <w:pStyle w:val="TableText"/>
+            </w:pPr>
+            <w:r>
+              <w:t>改造前一轮</w:t>
+            </w:r>
+            <w:r>
+              <w:t xml:space="preserve"> 4 </w:t>
+            </w:r>
+            <w:r>
+              <w:t>次迭代、端到端</w:t>
+            </w:r>
+            <w:r>
+              <w:t xml:space="preserve"> 194 </w:t>
+            </w:r>
+            <w:r>
+              <w:t>秒（串口记录已归档，见上行）；把互不依赖的取证命令并到同一条消息后，一条建议轮的三个</w:t>
+            </w:r>
+            <w:r>
+              <w:t xml:space="preserve"> `run_shell` </w:t>
+            </w:r>
+            <w:r>
+              <w:t>集中在</w:t>
+            </w:r>
+            <w:r>
+              <w:t xml:space="preserve"> 8 </w:t>
+            </w:r>
+            <w:r>
+              <w:t>秒内发完、约</w:t>
+            </w:r>
+            <w:r>
+              <w:t xml:space="preserve"> 107 </w:t>
+            </w:r>
+            <w:r>
+              <w:t>秒后写文件，整轮约</w:t>
+            </w:r>
+            <w:r>
+              <w:t xml:space="preserve"> 115 </w:t>
+            </w:r>
+            <w:r>
+              <w:t>秒；日报轮两次迭代、约</w:t>
+            </w:r>
+            <w:r>
+              <w:t xml:space="preserve"> 104 </w:t>
+            </w:r>
+            <w:r>
+              <w:t>秒。优化后的两轮样本未归档原始日志。</w:t>
+            </w:r>
+          </w:p>
+        </w:tc>
+      </w:tr>
+      <w:tr>
+        <w:trPr>
+          <w:cantSplit/>
+          <w:jc w:val="center"/>
+        </w:trPr>
+        <w:tc>
+          <w:tcPr>
+            <w:tcW w:w="2034" w:type="dxa"/>
+            <w:tcMar>
+              <w:top w:w="65" w:type="dxa"/>
+              <w:left w:w="110" w:type="dxa"/>
+              <w:bottom w:w="65" w:type="dxa"/>
+              <w:right w:w="110" w:type="dxa"/>
+            </w:tcMar>
+            <w:vAlign w:val="center"/>
+          </w:tcPr>
+          <w:p>
+            <w:pPr>
+              <w:pStyle w:val="TableText"/>
+            </w:pPr>
+            <w:r>
+              <w:t>告警逐点建议</w:t>
+            </w:r>
+            <w:r>
+              <w:br/>
+              <w:t>2026-09-16 23:0x</w:t>
+            </w:r>
+          </w:p>
+        </w:tc>
+        <w:tc>
+          <w:tcPr>
+            <w:tcW w:w="2299" w:type="dxa"/>
+            <w:tcMar>
+              <w:top w:w="65" w:type="dxa"/>
+              <w:left w:w="110" w:type="dxa"/>
+              <w:bottom w:w="65" w:type="dxa"/>
+              <w:right w:w="110" w:type="dxa"/>
+            </w:tcMar>
+            <w:vAlign w:val="center"/>
+          </w:tcPr>
+          <w:p>
+            <w:pPr>
+              <w:pStyle w:val="TableText"/>
+            </w:pPr>
+            <w:r>
+              <w:t>带屏固件，从站</w:t>
+            </w:r>
+            <w:r>
+              <w:t xml:space="preserve"> 1 </w:t>
+            </w:r>
+            <w:r>
+              <w:t>离线告警</w:t>
+            </w:r>
+          </w:p>
+        </w:tc>
+        <w:tc>
+          <w:tcPr>
+            <w:tcW w:w="4511" w:type="dxa"/>
+            <w:tcMar>
+              <w:top w:w="65" w:type="dxa"/>
+              <w:left w:w="110" w:type="dxa"/>
+              <w:bottom w:w="65" w:type="dxa"/>
+              <w:right w:w="110" w:type="dxa"/>
+            </w:tcMar>
+            <w:vAlign w:val="center"/>
+          </w:tcPr>
+          <w:p>
+            <w:pPr>
+              <w:pStyle w:val="TableText"/>
+            </w:pPr>
+            <w:r>
+              <w:t xml:space="preserve">Agent </w:t>
+            </w:r>
+            <w:r>
+              <w:t>写的</w:t>
+            </w:r>
+            <w:r>
+              <w:t xml:space="preserve"> `alarm_advice.txt` 1840 B</w:t>
+            </w:r>
+            <w:r>
+              <w:t>，首行</w:t>
+            </w:r>
+            <w:r>
+              <w:t xml:space="preserve"> `VGADV1`</w:t>
+            </w:r>
+            <w:r>
+              <w:t>、</w:t>
+            </w:r>
+            <w:r>
+              <w:t>`boot=30bda344 req=15 n=8`</w:t>
+            </w:r>
+            <w:r>
+              <w:t>，</w:t>
+            </w:r>
+            <w:r>
+              <w:t xml:space="preserve">8 </w:t>
+            </w:r>
+            <w:r>
+              <w:t>条均为</w:t>
+            </w:r>
+            <w:r>
+              <w:t xml:space="preserve"> `sev=offline`</w:t>
+            </w:r>
+            <w:r>
+              <w:t>，</w:t>
+            </w:r>
+            <w:r>
+              <w:t xml:space="preserve">`sum`/`ev`/`att` </w:t>
+            </w:r>
+            <w:r>
+              <w:t>三字段齐全且引用了</w:t>
+            </w:r>
+            <w:r>
+              <w:t xml:space="preserve"> vgstats </w:t>
+            </w:r>
+            <w:r>
+              <w:t>与</w:t>
+            </w:r>
+            <w:r>
+              <w:t xml:space="preserve"> vgmodbus </w:t>
+            </w:r>
+            <w:r>
+              <w:t>的实际观测；板端另有</w:t>
+            </w:r>
+            <w:r>
+              <w:t xml:space="preserve"> `agent_tools.log` </w:t>
+            </w:r>
+            <w:r>
+              <w:t>记录每次工具调用。</w:t>
+            </w:r>
+          </w:p>
+        </w:tc>
+      </w:tr>
+      <w:tr>
+        <w:trPr>
+          <w:cantSplit/>
+          <w:jc w:val="center"/>
+        </w:trPr>
+        <w:tc>
+          <w:tcPr>
+            <w:tcW w:w="2034" w:type="dxa"/>
+            <w:tcMar>
+              <w:top w:w="65" w:type="dxa"/>
+              <w:left w:w="110" w:type="dxa"/>
+              <w:bottom w:w="65" w:type="dxa"/>
+              <w:right w:w="110" w:type="dxa"/>
+            </w:tcMar>
+            <w:vAlign w:val="center"/>
+          </w:tcPr>
+          <w:p>
+            <w:pPr>
+              <w:pStyle w:val="TableText"/>
+            </w:pPr>
+            <w:r>
+              <w:t>历史</w:t>
+            </w:r>
+            <w:r>
+              <w:t xml:space="preserve"> openvelaClaw </w:t>
+            </w:r>
+            <w:r>
+              <w:t>日报</w:t>
+            </w:r>
+            <w:r>
+              <w:br/>
+              <w:t>2026-08-30</w:t>
+            </w:r>
+          </w:p>
+        </w:tc>
+        <w:tc>
+          <w:tcPr>
+            <w:tcW w:w="2299" w:type="dxa"/>
+            <w:tcMar>
+              <w:top w:w="65" w:type="dxa"/>
+              <w:left w:w="110" w:type="dxa"/>
+              <w:bottom w:w="65" w:type="dxa"/>
+              <w:right w:w="110" w:type="dxa"/>
+            </w:tcMar>
+            <w:vAlign w:val="center"/>
+          </w:tcPr>
+          <w:p>
+            <w:pPr>
+              <w:pStyle w:val="TableText"/>
+            </w:pPr>
+            <w:r>
+              <w:t>无屏板端，手动</w:t>
+            </w:r>
+            <w:r>
+              <w:t xml:space="preserve"> ask</w:t>
+            </w:r>
+          </w:p>
+        </w:tc>
+        <w:tc>
+          <w:tcPr>
+            <w:tcW w:w="4511" w:type="dxa"/>
+            <w:tcMar>
+              <w:top w:w="65" w:type="dxa"/>
+              <w:left w:w="110" w:type="dxa"/>
+              <w:bottom w:w="65" w:type="dxa"/>
+              <w:right w:w="110" w:type="dxa"/>
+            </w:tcMar>
+            <w:vAlign w:val="center"/>
+          </w:tcPr>
+          <w:p>
+            <w:pPr>
+              <w:pStyle w:val="TableText"/>
+            </w:pPr>
+            <w:r>
+              <w:t>END status=ok</w:t>
+            </w:r>
+            <w:r>
+              <w:t>；</w:t>
+            </w:r>
+            <w:r>
+              <w:t xml:space="preserve">6 </w:t>
+            </w:r>
+            <w:r>
+              <w:t>轮、</w:t>
+            </w:r>
+            <w:r>
+              <w:t xml:space="preserve">6 </w:t>
+            </w:r>
+            <w:r>
+              <w:t>次工具调用，产生</w:t>
+            </w:r>
+            <w:r>
+              <w:t xml:space="preserve"> 1796 B </w:t>
+            </w:r>
+            <w:r>
+              <w:t>日报文件。</w:t>
+            </w:r>
+            <w:hyperlink r:id="rId149">
+              <w:r>
+                <w:t>[11]</w:t>
+              </w:r>
+            </w:hyperlink>
+            <w:hyperlink r:id="rId150">
               <w:r>
                 <w:t>[12]</w:t>
               </w:r>
             </w:hyperlink>
-            <w:hyperlink r:id="rId147">
+            <w:hyperlink r:id="rId151">
               <w:r>
                 <w:t>[31]</w:t>
               </w:r>
@@ -12105,17 +12941,17 @@
             <w:r>
               <w:t>点；完整人工试读确认与物理注入录像仍待补充。</w:t>
             </w:r>
-            <w:hyperlink r:id="rId148">
+            <w:hyperlink r:id="rId152">
               <w:r>
                 <w:t>[1]</w:t>
               </w:r>
             </w:hyperlink>
-            <w:hyperlink r:id="rId149">
+            <w:hyperlink r:id="rId153">
               <w:r>
                 <w:t>[2]</w:t>
               </w:r>
             </w:hyperlink>
-            <w:hyperlink r:id="rId150">
+            <w:hyperlink r:id="rId154">
               <w:r>
                 <w:t>[10]</w:t>
               </w:r>
@@ -12144,11 +12980,12 @@
               <w:pStyle w:val="TableText"/>
             </w:pPr>
             <w:r>
-              <w:lastRenderedPageBreak/>
               <w:t>带屏工具轮次</w:t>
             </w:r>
             <w:r>
               <w:br/>
+            </w:r>
+            <w:r>
               <w:t>2026-09-14</w:t>
             </w:r>
           </w:p>
@@ -12221,22 +13058,22 @@
             <w:r>
               <w:t>；其后观察无复位。</w:t>
             </w:r>
-            <w:hyperlink r:id="rId151">
+            <w:hyperlink r:id="rId155">
               <w:r>
                 <w:t>[3]</w:t>
               </w:r>
             </w:hyperlink>
-            <w:hyperlink r:id="rId152">
+            <w:hyperlink r:id="rId156">
               <w:r>
                 <w:t>[15]</w:t>
               </w:r>
             </w:hyperlink>
-            <w:hyperlink r:id="rId153">
+            <w:hyperlink r:id="rId157">
               <w:r>
                 <w:t>[24]</w:t>
               </w:r>
             </w:hyperlink>
-            <w:hyperlink r:id="rId154">
+            <w:hyperlink r:id="rId158">
               <w:r>
                 <w:t>[43]</w:t>
               </w:r>
@@ -12249,25 +13086,12 @@
       <w:pPr>
         <w:pStyle w:val="3"/>
       </w:pPr>
-      <w:bookmarkStart w:id="28" w:name="_Toc240471184"/>
-      <w:r>
+      <w:bookmarkStart w:id="28" w:name="_Toc240812511"/>
+      <w:r>
+        <w:lastRenderedPageBreak/>
         <w:t>带屏静止首页性能</w:t>
       </w:r>
       <w:bookmarkEnd w:id="28"/>
-    </w:p>
-    <w:p>
-      <w:pPr>
-        <w:pStyle w:val="a4"/>
-      </w:pPr>
-      <w:r>
-        <w:t>表</w:t>
-      </w:r>
-      <w:r>
-        <w:t xml:space="preserve"> 7  </w:t>
-      </w:r>
-      <w:r>
-        <w:t>同条件前后快照</w:t>
-      </w:r>
     </w:p>
     <w:tbl>
       <w:tblPr>
@@ -12303,10 +13127,104 @@
         </w:trPr>
         <w:tc>
           <w:tcPr>
-            <w:tcW w:w="4068" w:type="dxa"/>
+            <w:tcW w:w="2242" w:type="dxa"/>
+            <w:gridSpan w:val="3"/>
             <w:tcBorders>
               <w:bottom w:val="single" w:sz="8" w:space="0" w:color="000000"/>
             </w:tcBorders>
+          </w:tcPr>
+          <w:p>
+            <w:pPr>
+              <w:pStyle w:val="TableHead"/>
+              <w:keepNext/>
+            </w:pPr>
+            <w:r>
+              <w:t>表</w:t>
+            </w:r>
+            <w:r>
+              <w:t xml:space="preserve"> 7  </w:t>
+            </w:r>
+            <w:r>
+              <w:t>同条件前后快照</w:t>
+            </w:r>
+          </w:p>
+        </w:tc>
+      </w:tr>
+      <w:tr>
+        <w:trPr>
+          <w:cantSplit/>
+          <w:tblHeader/>
+          <w:jc w:val="center"/>
+        </w:trPr>
+        <w:tc>
+          <w:tcPr>
+            <w:tcW w:w="4068" w:type="dxa"/>
+            <w:tcBorders>
+              <w:top w:val="nil"/>
+              <w:left w:val="nil"/>
+              <w:bottom w:val="nil"/>
+              <w:right w:val="nil"/>
+            </w:tcBorders>
+          </w:tcPr>
+          <w:p>
+            <w:pPr>
+              <w:pStyle w:val="TableText"/>
+              <w:keepNext/>
+            </w:pPr>
+            <w:r>
+              <w:t>指标</w:t>
+            </w:r>
+          </w:p>
+        </w:tc>
+        <w:tc>
+          <w:tcPr>
+            <w:tcW w:w="2388" w:type="dxa"/>
+            <w:tcBorders>
+              <w:top w:val="nil"/>
+              <w:left w:val="nil"/>
+              <w:bottom w:val="nil"/>
+              <w:right w:val="nil"/>
+            </w:tcBorders>
+          </w:tcPr>
+          <w:p>
+            <w:pPr>
+              <w:pStyle w:val="TableText"/>
+              <w:keepNext/>
+            </w:pPr>
+            <w:r>
+              <w:t>优化前</w:t>
+            </w:r>
+          </w:p>
+        </w:tc>
+        <w:tc>
+          <w:tcPr>
+            <w:tcW w:w="2388" w:type="dxa"/>
+            <w:tcBorders>
+              <w:top w:val="nil"/>
+              <w:left w:val="nil"/>
+              <w:bottom w:val="nil"/>
+              <w:right w:val="nil"/>
+            </w:tcBorders>
+          </w:tcPr>
+          <w:p>
+            <w:pPr>
+              <w:pStyle w:val="TableText"/>
+              <w:keepNext/>
+            </w:pPr>
+            <w:r>
+              <w:t>优化后</w:t>
+            </w:r>
+          </w:p>
+        </w:tc>
+      </w:tr>
+      <w:tr>
+        <w:trPr>
+          <w:cantSplit/>
+          <w:jc w:val="center"/>
+        </w:trPr>
+        <w:tc>
+          <w:tcPr>
+            <w:tcW w:w="4068" w:type="dxa"/>
             <w:tcMar>
               <w:top w:w="65" w:type="dxa"/>
               <w:left w:w="110" w:type="dxa"/>
@@ -12317,19 +13235,17 @@
           </w:tcPr>
           <w:p>
             <w:pPr>
-              <w:pStyle w:val="TableHead"/>
+              <w:pStyle w:val="TableText"/>
+              <w:keepNext/>
             </w:pPr>
             <w:r>
-              <w:t>指标</w:t>
+              <w:t>采样时刻</w:t>
             </w:r>
           </w:p>
         </w:tc>
         <w:tc>
           <w:tcPr>
             <w:tcW w:w="2388" w:type="dxa"/>
-            <w:tcBorders>
-              <w:bottom w:val="single" w:sz="8" w:space="0" w:color="000000"/>
-            </w:tcBorders>
             <w:tcMar>
               <w:top w:w="65" w:type="dxa"/>
               <w:left w:w="110" w:type="dxa"/>
@@ -12340,19 +13256,17 @@
           </w:tcPr>
           <w:p>
             <w:pPr>
-              <w:pStyle w:val="TableHead"/>
+              <w:pStyle w:val="TableText"/>
+              <w:keepNext/>
             </w:pPr>
             <w:r>
-              <w:t>优化前</w:t>
+              <w:t>uptime 81.350 s</w:t>
             </w:r>
           </w:p>
         </w:tc>
         <w:tc>
           <w:tcPr>
             <w:tcW w:w="2388" w:type="dxa"/>
-            <w:tcBorders>
-              <w:bottom w:val="single" w:sz="8" w:space="0" w:color="000000"/>
-            </w:tcBorders>
             <w:tcMar>
               <w:top w:w="65" w:type="dxa"/>
               <w:left w:w="110" w:type="dxa"/>
@@ -12363,10 +13277,329 @@
           </w:tcPr>
           <w:p>
             <w:pPr>
-              <w:pStyle w:val="TableHead"/>
+              <w:pStyle w:val="TableText"/>
+              <w:keepNext/>
             </w:pPr>
             <w:r>
-              <w:t>优化后</w:t>
+              <w:t>uptime 80.430 s</w:t>
+            </w:r>
+          </w:p>
+        </w:tc>
+      </w:tr>
+      <w:tr>
+        <w:trPr>
+          <w:cantSplit/>
+          <w:jc w:val="center"/>
+        </w:trPr>
+        <w:tc>
+          <w:tcPr>
+            <w:tcW w:w="4068" w:type="dxa"/>
+            <w:tcMar>
+              <w:top w:w="65" w:type="dxa"/>
+              <w:left w:w="110" w:type="dxa"/>
+              <w:bottom w:w="65" w:type="dxa"/>
+              <w:right w:w="110" w:type="dxa"/>
+            </w:tcMar>
+            <w:vAlign w:val="center"/>
+          </w:tcPr>
+          <w:p>
+            <w:pPr>
+              <w:pStyle w:val="TableText"/>
+              <w:keepNext/>
+            </w:pPr>
+            <w:r>
+              <w:t>界面提交</w:t>
+            </w:r>
+            <w:r>
+              <w:t xml:space="preserve"> commits</w:t>
+            </w:r>
+          </w:p>
+        </w:tc>
+        <w:tc>
+          <w:tcPr>
+            <w:tcW w:w="2388" w:type="dxa"/>
+            <w:tcMar>
+              <w:top w:w="65" w:type="dxa"/>
+              <w:left w:w="110" w:type="dxa"/>
+              <w:bottom w:w="65" w:type="dxa"/>
+              <w:right w:w="110" w:type="dxa"/>
+            </w:tcMar>
+            <w:vAlign w:val="center"/>
+          </w:tcPr>
+          <w:p>
+            <w:pPr>
+              <w:pStyle w:val="TableText"/>
+              <w:keepNext/>
+            </w:pPr>
+            <w:r>
+              <w:t xml:space="preserve">158 </w:t>
+            </w:r>
+            <w:r>
+              <w:t>次</w:t>
+            </w:r>
+          </w:p>
+        </w:tc>
+        <w:tc>
+          <w:tcPr>
+            <w:tcW w:w="2388" w:type="dxa"/>
+            <w:tcMar>
+              <w:top w:w="65" w:type="dxa"/>
+              <w:left w:w="110" w:type="dxa"/>
+              <w:bottom w:w="65" w:type="dxa"/>
+              <w:right w:w="110" w:type="dxa"/>
+            </w:tcMar>
+            <w:vAlign w:val="center"/>
+          </w:tcPr>
+          <w:p>
+            <w:pPr>
+              <w:pStyle w:val="TableText"/>
+              <w:keepNext/>
+            </w:pPr>
+            <w:r>
+              <w:t xml:space="preserve">9 </w:t>
+            </w:r>
+            <w:r>
+              <w:t>次</w:t>
+            </w:r>
+          </w:p>
+        </w:tc>
+      </w:tr>
+      <w:tr>
+        <w:trPr>
+          <w:cantSplit/>
+          <w:jc w:val="center"/>
+        </w:trPr>
+        <w:tc>
+          <w:tcPr>
+            <w:tcW w:w="4068" w:type="dxa"/>
+            <w:tcMar>
+              <w:top w:w="65" w:type="dxa"/>
+              <w:left w:w="110" w:type="dxa"/>
+              <w:bottom w:w="65" w:type="dxa"/>
+              <w:right w:w="110" w:type="dxa"/>
+            </w:tcMar>
+            <w:vAlign w:val="center"/>
+          </w:tcPr>
+          <w:p>
+            <w:pPr>
+              <w:pStyle w:val="TableText"/>
+              <w:keepNext/>
+            </w:pPr>
+            <w:r>
+              <w:t xml:space="preserve">render </w:t>
+            </w:r>
+            <w:r>
+              <w:t>次数</w:t>
+            </w:r>
+            <w:r>
+              <w:t xml:space="preserve"> / </w:t>
+            </w:r>
+            <w:r>
+              <w:t>最大值</w:t>
+            </w:r>
+          </w:p>
+        </w:tc>
+        <w:tc>
+          <w:tcPr>
+            <w:tcW w:w="2388" w:type="dxa"/>
+            <w:tcMar>
+              <w:top w:w="65" w:type="dxa"/>
+              <w:left w:w="110" w:type="dxa"/>
+              <w:bottom w:w="65" w:type="dxa"/>
+              <w:right w:w="110" w:type="dxa"/>
+            </w:tcMar>
+            <w:vAlign w:val="center"/>
+          </w:tcPr>
+          <w:p>
+            <w:pPr>
+              <w:pStyle w:val="TableText"/>
+              <w:keepNext/>
+            </w:pPr>
+            <w:r>
+              <w:t xml:space="preserve">81 </w:t>
+            </w:r>
+            <w:r>
+              <w:t>次</w:t>
+            </w:r>
+            <w:r>
+              <w:t xml:space="preserve"> / 140 ms</w:t>
+            </w:r>
+          </w:p>
+        </w:tc>
+        <w:tc>
+          <w:tcPr>
+            <w:tcW w:w="2388" w:type="dxa"/>
+            <w:tcMar>
+              <w:top w:w="65" w:type="dxa"/>
+              <w:left w:w="110" w:type="dxa"/>
+              <w:bottom w:w="65" w:type="dxa"/>
+              <w:right w:w="110" w:type="dxa"/>
+            </w:tcMar>
+            <w:vAlign w:val="center"/>
+          </w:tcPr>
+          <w:p>
+            <w:pPr>
+              <w:pStyle w:val="TableText"/>
+              <w:keepNext/>
+            </w:pPr>
+            <w:r>
+              <w:t xml:space="preserve">9 </w:t>
+            </w:r>
+            <w:r>
+              <w:t>次</w:t>
+            </w:r>
+            <w:r>
+              <w:t xml:space="preserve"> / 140 ms</w:t>
+            </w:r>
+          </w:p>
+        </w:tc>
+      </w:tr>
+      <w:tr>
+        <w:trPr>
+          <w:cantSplit/>
+          <w:jc w:val="center"/>
+        </w:trPr>
+        <w:tc>
+          <w:tcPr>
+            <w:tcW w:w="4068" w:type="dxa"/>
+            <w:tcMar>
+              <w:top w:w="65" w:type="dxa"/>
+              <w:left w:w="110" w:type="dxa"/>
+              <w:bottom w:w="65" w:type="dxa"/>
+              <w:right w:w="110" w:type="dxa"/>
+            </w:tcMar>
+            <w:vAlign w:val="center"/>
+          </w:tcPr>
+          <w:p>
+            <w:pPr>
+              <w:pStyle w:val="TableText"/>
+              <w:keepNext/>
+            </w:pPr>
+            <w:r>
+              <w:t>首次导航最大值</w:t>
+            </w:r>
+          </w:p>
+        </w:tc>
+        <w:tc>
+          <w:tcPr>
+            <w:tcW w:w="2388" w:type="dxa"/>
+            <w:tcMar>
+              <w:top w:w="65" w:type="dxa"/>
+              <w:left w:w="110" w:type="dxa"/>
+              <w:bottom w:w="65" w:type="dxa"/>
+              <w:right w:w="110" w:type="dxa"/>
+            </w:tcMar>
+            <w:vAlign w:val="center"/>
+          </w:tcPr>
+          <w:p>
+            <w:pPr>
+              <w:pStyle w:val="TableText"/>
+              <w:keepNext/>
+            </w:pPr>
+            <w:r>
+              <w:t>190 ms</w:t>
+            </w:r>
+          </w:p>
+        </w:tc>
+        <w:tc>
+          <w:tcPr>
+            <w:tcW w:w="2388" w:type="dxa"/>
+            <w:tcMar>
+              <w:top w:w="65" w:type="dxa"/>
+              <w:left w:w="110" w:type="dxa"/>
+              <w:bottom w:w="65" w:type="dxa"/>
+              <w:right w:w="110" w:type="dxa"/>
+            </w:tcMar>
+            <w:vAlign w:val="center"/>
+          </w:tcPr>
+          <w:p>
+            <w:pPr>
+              <w:pStyle w:val="TableText"/>
+              <w:keepNext/>
+            </w:pPr>
+            <w:r>
+              <w:t>200 ms</w:t>
+            </w:r>
+          </w:p>
+        </w:tc>
+      </w:tr>
+      <w:tr>
+        <w:trPr>
+          <w:cantSplit/>
+          <w:jc w:val="center"/>
+        </w:trPr>
+        <w:tc>
+          <w:tcPr>
+            <w:tcW w:w="4068" w:type="dxa"/>
+            <w:tcMar>
+              <w:top w:w="65" w:type="dxa"/>
+              <w:left w:w="110" w:type="dxa"/>
+              <w:bottom w:w="65" w:type="dxa"/>
+              <w:right w:w="110" w:type="dxa"/>
+            </w:tcMar>
+            <w:vAlign w:val="center"/>
+          </w:tcPr>
+          <w:p>
+            <w:pPr>
+              <w:pStyle w:val="TableText"/>
+              <w:keepNext/>
+            </w:pPr>
+            <w:r>
+              <w:t>页面对象</w:t>
+            </w:r>
+            <w:r>
+              <w:t xml:space="preserve"> / </w:t>
+            </w:r>
+            <w:r>
+              <w:t>监听器</w:t>
+            </w:r>
+            <w:r>
+              <w:t xml:space="preserve"> / </w:t>
+            </w:r>
+            <w:r>
+              <w:t>定时器</w:t>
+            </w:r>
+          </w:p>
+        </w:tc>
+        <w:tc>
+          <w:tcPr>
+            <w:tcW w:w="2388" w:type="dxa"/>
+            <w:tcMar>
+              <w:top w:w="65" w:type="dxa"/>
+              <w:left w:w="110" w:type="dxa"/>
+              <w:bottom w:w="65" w:type="dxa"/>
+              <w:right w:w="110" w:type="dxa"/>
+            </w:tcMar>
+            <w:vAlign w:val="center"/>
+          </w:tcPr>
+          <w:p>
+            <w:pPr>
+              <w:pStyle w:val="TableText"/>
+              <w:keepNext/>
+            </w:pPr>
+            <w:r>
+              <w:t>71 / 2 / 6</w:t>
+            </w:r>
+          </w:p>
+        </w:tc>
+        <w:tc>
+          <w:tcPr>
+            <w:tcW w:w="2388" w:type="dxa"/>
+            <w:tcMar>
+              <w:top w:w="65" w:type="dxa"/>
+              <w:left w:w="110" w:type="dxa"/>
+              <w:bottom w:w="65" w:type="dxa"/>
+              <w:right w:w="110" w:type="dxa"/>
+            </w:tcMar>
+            <w:vAlign w:val="center"/>
+          </w:tcPr>
+          <w:p>
+            <w:pPr>
+              <w:pStyle w:val="TableText"/>
+              <w:keepNext/>
+            </w:pPr>
+            <w:r>
+              <w:t>71 / 2 / 6</w:t>
             </w:r>
           </w:p>
         </w:tc>
@@ -12392,7 +13625,10 @@
               <w:pStyle w:val="TableText"/>
             </w:pPr>
             <w:r>
-              <w:t>采样时刻</w:t>
+              <w:t>观测器</w:t>
+            </w:r>
+            <w:r>
+              <w:t xml:space="preserve"> dropped</w:t>
             </w:r>
           </w:p>
         </w:tc>
@@ -12412,7 +13648,7 @@
               <w:pStyle w:val="TableText"/>
             </w:pPr>
             <w:r>
-              <w:t>uptime 81.350 s</w:t>
+              <w:t>0</w:t>
             </w:r>
           </w:p>
         </w:tc>
@@ -12432,381 +13668,6 @@
               <w:pStyle w:val="TableText"/>
             </w:pPr>
             <w:r>
-              <w:t>uptime 80.430 s</w:t>
-            </w:r>
-          </w:p>
-        </w:tc>
-      </w:tr>
-      <w:tr>
-        <w:trPr>
-          <w:cantSplit/>
-          <w:jc w:val="center"/>
-        </w:trPr>
-        <w:tc>
-          <w:tcPr>
-            <w:tcW w:w="4068" w:type="dxa"/>
-            <w:tcMar>
-              <w:top w:w="65" w:type="dxa"/>
-              <w:left w:w="110" w:type="dxa"/>
-              <w:bottom w:w="65" w:type="dxa"/>
-              <w:right w:w="110" w:type="dxa"/>
-            </w:tcMar>
-            <w:vAlign w:val="center"/>
-          </w:tcPr>
-          <w:p>
-            <w:pPr>
-              <w:pStyle w:val="TableText"/>
-            </w:pPr>
-            <w:r>
-              <w:t>界面提交</w:t>
-            </w:r>
-            <w:r>
-              <w:t xml:space="preserve"> commits</w:t>
-            </w:r>
-          </w:p>
-        </w:tc>
-        <w:tc>
-          <w:tcPr>
-            <w:tcW w:w="2388" w:type="dxa"/>
-            <w:tcMar>
-              <w:top w:w="65" w:type="dxa"/>
-              <w:left w:w="110" w:type="dxa"/>
-              <w:bottom w:w="65" w:type="dxa"/>
-              <w:right w:w="110" w:type="dxa"/>
-            </w:tcMar>
-            <w:vAlign w:val="center"/>
-          </w:tcPr>
-          <w:p>
-            <w:pPr>
-              <w:pStyle w:val="TableText"/>
-            </w:pPr>
-            <w:r>
-              <w:t xml:space="preserve">158 </w:t>
-            </w:r>
-            <w:r>
-              <w:t>次</w:t>
-            </w:r>
-          </w:p>
-        </w:tc>
-        <w:tc>
-          <w:tcPr>
-            <w:tcW w:w="2388" w:type="dxa"/>
-            <w:tcMar>
-              <w:top w:w="65" w:type="dxa"/>
-              <w:left w:w="110" w:type="dxa"/>
-              <w:bottom w:w="65" w:type="dxa"/>
-              <w:right w:w="110" w:type="dxa"/>
-            </w:tcMar>
-            <w:vAlign w:val="center"/>
-          </w:tcPr>
-          <w:p>
-            <w:pPr>
-              <w:pStyle w:val="TableText"/>
-            </w:pPr>
-            <w:r>
-              <w:t xml:space="preserve">9 </w:t>
-            </w:r>
-            <w:r>
-              <w:t>次</w:t>
-            </w:r>
-          </w:p>
-        </w:tc>
-      </w:tr>
-      <w:tr>
-        <w:trPr>
-          <w:cantSplit/>
-          <w:jc w:val="center"/>
-        </w:trPr>
-        <w:tc>
-          <w:tcPr>
-            <w:tcW w:w="4068" w:type="dxa"/>
-            <w:tcMar>
-              <w:top w:w="65" w:type="dxa"/>
-              <w:left w:w="110" w:type="dxa"/>
-              <w:bottom w:w="65" w:type="dxa"/>
-              <w:right w:w="110" w:type="dxa"/>
-            </w:tcMar>
-            <w:vAlign w:val="center"/>
-          </w:tcPr>
-          <w:p>
-            <w:pPr>
-              <w:pStyle w:val="TableText"/>
-            </w:pPr>
-            <w:r>
-              <w:t xml:space="preserve">render </w:t>
-            </w:r>
-            <w:r>
-              <w:t>次数</w:t>
-            </w:r>
-            <w:r>
-              <w:t xml:space="preserve"> / </w:t>
-            </w:r>
-            <w:r>
-              <w:t>最大值</w:t>
-            </w:r>
-          </w:p>
-        </w:tc>
-        <w:tc>
-          <w:tcPr>
-            <w:tcW w:w="2388" w:type="dxa"/>
-            <w:tcMar>
-              <w:top w:w="65" w:type="dxa"/>
-              <w:left w:w="110" w:type="dxa"/>
-              <w:bottom w:w="65" w:type="dxa"/>
-              <w:right w:w="110" w:type="dxa"/>
-            </w:tcMar>
-            <w:vAlign w:val="center"/>
-          </w:tcPr>
-          <w:p>
-            <w:pPr>
-              <w:pStyle w:val="TableText"/>
-            </w:pPr>
-            <w:r>
-              <w:t xml:space="preserve">81 </w:t>
-            </w:r>
-            <w:r>
-              <w:t>次</w:t>
-            </w:r>
-            <w:r>
-              <w:t xml:space="preserve"> / 140 ms</w:t>
-            </w:r>
-          </w:p>
-        </w:tc>
-        <w:tc>
-          <w:tcPr>
-            <w:tcW w:w="2388" w:type="dxa"/>
-            <w:tcMar>
-              <w:top w:w="65" w:type="dxa"/>
-              <w:left w:w="110" w:type="dxa"/>
-              <w:bottom w:w="65" w:type="dxa"/>
-              <w:right w:w="110" w:type="dxa"/>
-            </w:tcMar>
-            <w:vAlign w:val="center"/>
-          </w:tcPr>
-          <w:p>
-            <w:pPr>
-              <w:pStyle w:val="TableText"/>
-            </w:pPr>
-            <w:r>
-              <w:t xml:space="preserve">9 </w:t>
-            </w:r>
-            <w:r>
-              <w:t>次</w:t>
-            </w:r>
-            <w:r>
-              <w:t xml:space="preserve"> / 140 ms</w:t>
-            </w:r>
-          </w:p>
-        </w:tc>
-      </w:tr>
-      <w:tr>
-        <w:trPr>
-          <w:cantSplit/>
-          <w:jc w:val="center"/>
-        </w:trPr>
-        <w:tc>
-          <w:tcPr>
-            <w:tcW w:w="4068" w:type="dxa"/>
-            <w:tcMar>
-              <w:top w:w="65" w:type="dxa"/>
-              <w:left w:w="110" w:type="dxa"/>
-              <w:bottom w:w="65" w:type="dxa"/>
-              <w:right w:w="110" w:type="dxa"/>
-            </w:tcMar>
-            <w:vAlign w:val="center"/>
-          </w:tcPr>
-          <w:p>
-            <w:pPr>
-              <w:pStyle w:val="TableText"/>
-            </w:pPr>
-            <w:r>
-              <w:t>首次导航最大值</w:t>
-            </w:r>
-          </w:p>
-        </w:tc>
-        <w:tc>
-          <w:tcPr>
-            <w:tcW w:w="2388" w:type="dxa"/>
-            <w:tcMar>
-              <w:top w:w="65" w:type="dxa"/>
-              <w:left w:w="110" w:type="dxa"/>
-              <w:bottom w:w="65" w:type="dxa"/>
-              <w:right w:w="110" w:type="dxa"/>
-            </w:tcMar>
-            <w:vAlign w:val="center"/>
-          </w:tcPr>
-          <w:p>
-            <w:pPr>
-              <w:pStyle w:val="TableText"/>
-            </w:pPr>
-            <w:r>
-              <w:t>190 ms</w:t>
-            </w:r>
-          </w:p>
-        </w:tc>
-        <w:tc>
-          <w:tcPr>
-            <w:tcW w:w="2388" w:type="dxa"/>
-            <w:tcMar>
-              <w:top w:w="65" w:type="dxa"/>
-              <w:left w:w="110" w:type="dxa"/>
-              <w:bottom w:w="65" w:type="dxa"/>
-              <w:right w:w="110" w:type="dxa"/>
-            </w:tcMar>
-            <w:vAlign w:val="center"/>
-          </w:tcPr>
-          <w:p>
-            <w:pPr>
-              <w:pStyle w:val="TableText"/>
-            </w:pPr>
-            <w:r>
-              <w:t>200 ms</w:t>
-            </w:r>
-          </w:p>
-        </w:tc>
-      </w:tr>
-      <w:tr>
-        <w:trPr>
-          <w:cantSplit/>
-          <w:jc w:val="center"/>
-        </w:trPr>
-        <w:tc>
-          <w:tcPr>
-            <w:tcW w:w="4068" w:type="dxa"/>
-            <w:tcMar>
-              <w:top w:w="65" w:type="dxa"/>
-              <w:left w:w="110" w:type="dxa"/>
-              <w:bottom w:w="65" w:type="dxa"/>
-              <w:right w:w="110" w:type="dxa"/>
-            </w:tcMar>
-            <w:vAlign w:val="center"/>
-          </w:tcPr>
-          <w:p>
-            <w:pPr>
-              <w:pStyle w:val="TableText"/>
-            </w:pPr>
-            <w:r>
-              <w:t>页面对象</w:t>
-            </w:r>
-            <w:r>
-              <w:t xml:space="preserve"> / </w:t>
-            </w:r>
-            <w:r>
-              <w:t>监听器</w:t>
-            </w:r>
-            <w:r>
-              <w:t xml:space="preserve"> / </w:t>
-            </w:r>
-            <w:r>
-              <w:t>定时器</w:t>
-            </w:r>
-          </w:p>
-        </w:tc>
-        <w:tc>
-          <w:tcPr>
-            <w:tcW w:w="2388" w:type="dxa"/>
-            <w:tcMar>
-              <w:top w:w="65" w:type="dxa"/>
-              <w:left w:w="110" w:type="dxa"/>
-              <w:bottom w:w="65" w:type="dxa"/>
-              <w:right w:w="110" w:type="dxa"/>
-            </w:tcMar>
-            <w:vAlign w:val="center"/>
-          </w:tcPr>
-          <w:p>
-            <w:pPr>
-              <w:pStyle w:val="TableText"/>
-            </w:pPr>
-            <w:r>
-              <w:t>71 / 2 / 6</w:t>
-            </w:r>
-          </w:p>
-        </w:tc>
-        <w:tc>
-          <w:tcPr>
-            <w:tcW w:w="2388" w:type="dxa"/>
-            <w:tcMar>
-              <w:top w:w="65" w:type="dxa"/>
-              <w:left w:w="110" w:type="dxa"/>
-              <w:bottom w:w="65" w:type="dxa"/>
-              <w:right w:w="110" w:type="dxa"/>
-            </w:tcMar>
-            <w:vAlign w:val="center"/>
-          </w:tcPr>
-          <w:p>
-            <w:pPr>
-              <w:pStyle w:val="TableText"/>
-            </w:pPr>
-            <w:r>
-              <w:t>71 / 2 / 6</w:t>
-            </w:r>
-          </w:p>
-        </w:tc>
-      </w:tr>
-      <w:tr>
-        <w:trPr>
-          <w:cantSplit/>
-          <w:jc w:val="center"/>
-        </w:trPr>
-        <w:tc>
-          <w:tcPr>
-            <w:tcW w:w="4068" w:type="dxa"/>
-            <w:tcMar>
-              <w:top w:w="65" w:type="dxa"/>
-              <w:left w:w="110" w:type="dxa"/>
-              <w:bottom w:w="65" w:type="dxa"/>
-              <w:right w:w="110" w:type="dxa"/>
-            </w:tcMar>
-            <w:vAlign w:val="center"/>
-          </w:tcPr>
-          <w:p>
-            <w:pPr>
-              <w:pStyle w:val="TableText"/>
-            </w:pPr>
-            <w:r>
-              <w:t>观测器</w:t>
-            </w:r>
-            <w:r>
-              <w:t xml:space="preserve"> dropped</w:t>
-            </w:r>
-          </w:p>
-        </w:tc>
-        <w:tc>
-          <w:tcPr>
-            <w:tcW w:w="2388" w:type="dxa"/>
-            <w:tcMar>
-              <w:top w:w="65" w:type="dxa"/>
-              <w:left w:w="110" w:type="dxa"/>
-              <w:bottom w:w="65" w:type="dxa"/>
-              <w:right w:w="110" w:type="dxa"/>
-            </w:tcMar>
-            <w:vAlign w:val="center"/>
-          </w:tcPr>
-          <w:p>
-            <w:pPr>
-              <w:pStyle w:val="TableText"/>
-            </w:pPr>
-            <w:r>
-              <w:t>0</w:t>
-            </w:r>
-          </w:p>
-        </w:tc>
-        <w:tc>
-          <w:tcPr>
-            <w:tcW w:w="2388" w:type="dxa"/>
-            <w:tcMar>
-              <w:top w:w="65" w:type="dxa"/>
-              <w:left w:w="110" w:type="dxa"/>
-              <w:bottom w:w="65" w:type="dxa"/>
-              <w:right w:w="110" w:type="dxa"/>
-            </w:tcMar>
-            <w:vAlign w:val="center"/>
-          </w:tcPr>
-          <w:p>
-            <w:pPr>
-              <w:pStyle w:val="TableText"/>
-            </w:pPr>
-            <w:r>
               <w:t>0</w:t>
             </w:r>
           </w:p>
@@ -12829,7 +13690,7 @@
       <w:r>
         <w:t>，窗口内的最大值由冷启动样本主导。该结果只覆盖静止首页，实体触摸与复杂交互的帧率未测量。</w:t>
       </w:r>
-      <w:hyperlink r:id="rId155">
+      <w:hyperlink r:id="rId159">
         <w:r>
           <w:rPr>
             <w:color w:val="24588D"/>
@@ -12839,7 +13700,7 @@
           <w:t>[11]</w:t>
         </w:r>
       </w:hyperlink>
-      <w:hyperlink r:id="rId156">
+      <w:hyperlink r:id="rId160">
         <w:r>
           <w:rPr>
             <w:color w:val="24588D"/>
@@ -12854,7 +13715,7 @@
       <w:pPr>
         <w:pStyle w:val="3"/>
       </w:pPr>
-      <w:bookmarkStart w:id="29" w:name="_Toc240471185"/>
+      <w:bookmarkStart w:id="29" w:name="_Toc240812512"/>
       <w:r>
         <w:t xml:space="preserve">openvelaClaw </w:t>
       </w:r>
@@ -12862,20 +13723,6 @@
         <w:t>时延与已有镜像</w:t>
       </w:r>
       <w:bookmarkEnd w:id="29"/>
-    </w:p>
-    <w:p>
-      <w:pPr>
-        <w:pStyle w:val="a4"/>
-      </w:pPr>
-      <w:r>
-        <w:t>表</w:t>
-      </w:r>
-      <w:r>
-        <w:t xml:space="preserve"> 8  </w:t>
-      </w:r>
-      <w:r>
-        <w:t>独立样本与文件测量</w:t>
-      </w:r>
     </w:p>
     <w:tbl>
       <w:tblPr>
@@ -12911,21 +13758,49 @@
         </w:trPr>
         <w:tc>
           <w:tcPr>
-            <w:tcW w:w="2299" w:type="dxa"/>
+            <w:tcW w:w="3737" w:type="dxa"/>
+            <w:gridSpan w:val="3"/>
             <w:tcBorders>
               <w:bottom w:val="single" w:sz="8" w:space="0" w:color="000000"/>
             </w:tcBorders>
-            <w:tcMar>
-              <w:top w:w="65" w:type="dxa"/>
-              <w:left w:w="110" w:type="dxa"/>
-              <w:bottom w:w="65" w:type="dxa"/>
-              <w:right w:w="110" w:type="dxa"/>
-            </w:tcMar>
-            <w:vAlign w:val="center"/>
           </w:tcPr>
           <w:p>
             <w:pPr>
               <w:pStyle w:val="TableHead"/>
+              <w:keepNext/>
+            </w:pPr>
+            <w:r>
+              <w:t>表</w:t>
+            </w:r>
+            <w:r>
+              <w:t xml:space="preserve"> 8  </w:t>
+            </w:r>
+            <w:r>
+              <w:t>独立样本与文件测量</w:t>
+            </w:r>
+          </w:p>
+        </w:tc>
+      </w:tr>
+      <w:tr>
+        <w:trPr>
+          <w:cantSplit/>
+          <w:tblHeader/>
+          <w:jc w:val="center"/>
+        </w:trPr>
+        <w:tc>
+          <w:tcPr>
+            <w:tcW w:w="2299" w:type="dxa"/>
+            <w:tcBorders>
+              <w:top w:val="nil"/>
+              <w:left w:val="nil"/>
+              <w:bottom w:val="nil"/>
+              <w:right w:val="nil"/>
+            </w:tcBorders>
+          </w:tcPr>
+          <w:p>
+            <w:pPr>
+              <w:pStyle w:val="TableText"/>
+              <w:keepNext/>
             </w:pPr>
             <w:r>
               <w:t>项目</w:t>
@@ -12936,19 +13811,16 @@
           <w:tcPr>
             <w:tcW w:w="2565" w:type="dxa"/>
             <w:tcBorders>
-              <w:bottom w:val="single" w:sz="8" w:space="0" w:color="000000"/>
+              <w:top w:val="nil"/>
+              <w:left w:val="nil"/>
+              <w:bottom w:val="nil"/>
+              <w:right w:val="nil"/>
             </w:tcBorders>
-            <w:tcMar>
-              <w:top w:w="65" w:type="dxa"/>
-              <w:left w:w="110" w:type="dxa"/>
-              <w:bottom w:w="65" w:type="dxa"/>
-              <w:right w:w="110" w:type="dxa"/>
-            </w:tcMar>
-            <w:vAlign w:val="center"/>
           </w:tcPr>
           <w:p>
             <w:pPr>
-              <w:pStyle w:val="TableHead"/>
+              <w:pStyle w:val="TableText"/>
+              <w:keepNext/>
             </w:pPr>
             <w:r>
               <w:t>结果</w:t>
@@ -12959,19 +13831,16 @@
           <w:tcPr>
             <w:tcW w:w="3980" w:type="dxa"/>
             <w:tcBorders>
-              <w:bottom w:val="single" w:sz="8" w:space="0" w:color="000000"/>
+              <w:top w:val="nil"/>
+              <w:left w:val="nil"/>
+              <w:bottom w:val="nil"/>
+              <w:right w:val="nil"/>
             </w:tcBorders>
-            <w:tcMar>
-              <w:top w:w="65" w:type="dxa"/>
-              <w:left w:w="110" w:type="dxa"/>
-              <w:bottom w:w="65" w:type="dxa"/>
-              <w:right w:w="110" w:type="dxa"/>
-            </w:tcMar>
-            <w:vAlign w:val="center"/>
           </w:tcPr>
           <w:p>
             <w:pPr>
-              <w:pStyle w:val="TableHead"/>
+              <w:pStyle w:val="TableText"/>
+              <w:keepNext/>
             </w:pPr>
             <w:r>
               <w:t>测量说明</w:t>
@@ -12998,6 +13867,7 @@
           <w:p>
             <w:pPr>
               <w:pStyle w:val="TableText"/>
+              <w:keepNext/>
             </w:pPr>
             <w:r>
               <w:t>历史无屏</w:t>
@@ -13021,6 +13891,7 @@
           <w:p>
             <w:pPr>
               <w:pStyle w:val="TableText"/>
+              <w:keepNext/>
             </w:pPr>
             <w:r>
               <w:t>115 s</w:t>
@@ -13056,6 +13927,7 @@
           <w:p>
             <w:pPr>
               <w:pStyle w:val="TableText"/>
+              <w:keepNext/>
             </w:pPr>
             <w:r>
               <w:t xml:space="preserve">2026-08-30 </w:t>
@@ -13063,17 +13935,17 @@
             <w:r>
               <w:t>单次日报请求，原始行见会话日志；不是平均时延，也不是带屏数据。</w:t>
             </w:r>
-            <w:hyperlink r:id="rId157">
+            <w:hyperlink r:id="rId161">
               <w:r>
                 <w:t>[11]</w:t>
               </w:r>
             </w:hyperlink>
-            <w:hyperlink r:id="rId158">
+            <w:hyperlink r:id="rId162">
               <w:r>
                 <w:t>[12]</w:t>
               </w:r>
             </w:hyperlink>
-            <w:hyperlink r:id="rId159">
+            <w:hyperlink r:id="rId163">
               <w:r>
                 <w:t>[31]</w:t>
               </w:r>
@@ -13100,6 +13972,7 @@
           <w:p>
             <w:pPr>
               <w:pStyle w:val="TableText"/>
+              <w:keepNext/>
             </w:pPr>
             <w:r>
               <w:t>nuttx.bin</w:t>
@@ -13120,9 +13993,10 @@
           <w:p>
             <w:pPr>
               <w:pStyle w:val="TableText"/>
+              <w:keepNext/>
             </w:pPr>
             <w:r>
-              <w:t>1,233,724 B</w:t>
+              <w:t>1,257,332 B</w:t>
             </w:r>
           </w:p>
         </w:tc>
@@ -13140,14 +14014,101 @@
           <w:p>
             <w:pPr>
               <w:pStyle w:val="TableText"/>
+              <w:keepNext/>
             </w:pPr>
             <w:r>
-              <w:t xml:space="preserve">2026-09-14 </w:t>
+              <w:t xml:space="preserve">2026-09-17 </w:t>
             </w:r>
             <w:r>
               <w:t>已有的二进制文件，未重新构建。</w:t>
             </w:r>
-            <w:hyperlink r:id="rId160">
+            <w:hyperlink r:id="rId164">
+              <w:r>
+                <w:t>[11]</w:t>
+              </w:r>
+            </w:hyperlink>
+          </w:p>
+        </w:tc>
+      </w:tr>
+      <w:tr>
+        <w:trPr>
+          <w:cantSplit/>
+          <w:jc w:val="center"/>
+        </w:trPr>
+        <w:tc>
+          <w:tcPr>
+            <w:tcW w:w="2299" w:type="dxa"/>
+            <w:tcMar>
+              <w:top w:w="65" w:type="dxa"/>
+              <w:left w:w="110" w:type="dxa"/>
+              <w:bottom w:w="65" w:type="dxa"/>
+              <w:right w:w="110" w:type="dxa"/>
+            </w:tcMar>
+            <w:vAlign w:val="center"/>
+          </w:tcPr>
+          <w:p>
+            <w:pPr>
+              <w:pStyle w:val="TableText"/>
+              <w:keepNext/>
+            </w:pPr>
+            <w:r>
+              <w:t>nuttx.hex</w:t>
+            </w:r>
+          </w:p>
+        </w:tc>
+        <w:tc>
+          <w:tcPr>
+            <w:tcW w:w="2565" w:type="dxa"/>
+            <w:tcMar>
+              <w:top w:w="65" w:type="dxa"/>
+              <w:left w:w="110" w:type="dxa"/>
+              <w:bottom w:w="65" w:type="dxa"/>
+              <w:right w:w="110" w:type="dxa"/>
+            </w:tcMar>
+            <w:vAlign w:val="center"/>
+          </w:tcPr>
+          <w:p>
+            <w:pPr>
+              <w:pStyle w:val="TableText"/>
+              <w:keepNext/>
+            </w:pPr>
+            <w:r>
+              <w:t>3,536,656 B</w:t>
+            </w:r>
+          </w:p>
+        </w:tc>
+        <w:tc>
+          <w:tcPr>
+            <w:tcW w:w="3980" w:type="dxa"/>
+            <w:tcMar>
+              <w:top w:w="65" w:type="dxa"/>
+              <w:left w:w="110" w:type="dxa"/>
+              <w:bottom w:w="65" w:type="dxa"/>
+              <w:right w:w="110" w:type="dxa"/>
+            </w:tcMar>
+            <w:vAlign w:val="center"/>
+          </w:tcPr>
+          <w:p>
+            <w:pPr>
+              <w:pStyle w:val="TableText"/>
+              <w:keepNext/>
+            </w:pPr>
+            <w:r>
+              <w:t>同批</w:t>
+            </w:r>
+            <w:r>
+              <w:t xml:space="preserve"> Intel HEX </w:t>
+            </w:r>
+            <w:r>
+              <w:t>文本大小；不等于</w:t>
+            </w:r>
+            <w:r>
+              <w:t xml:space="preserve"> Flash </w:t>
+            </w:r>
+            <w:r>
+              <w:t>有效负载。</w:t>
+            </w:r>
+            <w:hyperlink r:id="rId165">
               <w:r>
                 <w:t>[11]</w:t>
               </w:r>
@@ -13176,8 +14137,7 @@
               <w:pStyle w:val="TableText"/>
             </w:pPr>
             <w:r>
-              <w:lastRenderedPageBreak/>
-              <w:t>nuttx.hex</w:t>
+              <w:t>qspi_bootstub.hex</w:t>
             </w:r>
           </w:p>
         </w:tc>
@@ -13197,7 +14157,7 @@
               <w:pStyle w:val="TableText"/>
             </w:pPr>
             <w:r>
-              <w:t>3,470,222 B</w:t>
+              <w:t>2,076 B</w:t>
             </w:r>
           </w:p>
         </w:tc>
@@ -13217,90 +14177,7 @@
               <w:pStyle w:val="TableText"/>
             </w:pPr>
             <w:r>
-              <w:t>同批</w:t>
-            </w:r>
-            <w:r>
-              <w:t xml:space="preserve"> Intel HEX </w:t>
-            </w:r>
-            <w:r>
-              <w:t>文本大小；不等于</w:t>
-            </w:r>
-            <w:r>
-              <w:t xml:space="preserve"> Flash </w:t>
-            </w:r>
-            <w:r>
-              <w:t>有效负载。</w:t>
-            </w:r>
-            <w:hyperlink r:id="rId161">
-              <w:r>
-                <w:t>[11]</w:t>
-              </w:r>
-            </w:hyperlink>
-          </w:p>
-        </w:tc>
-      </w:tr>
-      <w:tr>
-        <w:trPr>
-          <w:cantSplit/>
-          <w:jc w:val="center"/>
-        </w:trPr>
-        <w:tc>
-          <w:tcPr>
-            <w:tcW w:w="2299" w:type="dxa"/>
-            <w:tcMar>
-              <w:top w:w="65" w:type="dxa"/>
-              <w:left w:w="110" w:type="dxa"/>
-              <w:bottom w:w="65" w:type="dxa"/>
-              <w:right w:w="110" w:type="dxa"/>
-            </w:tcMar>
-            <w:vAlign w:val="center"/>
-          </w:tcPr>
-          <w:p>
-            <w:pPr>
-              <w:pStyle w:val="TableText"/>
-            </w:pPr>
-            <w:r>
-              <w:t>qspi_bootstub.hex</w:t>
-            </w:r>
-          </w:p>
-        </w:tc>
-        <w:tc>
-          <w:tcPr>
-            <w:tcW w:w="2565" w:type="dxa"/>
-            <w:tcMar>
-              <w:top w:w="65" w:type="dxa"/>
-              <w:left w:w="110" w:type="dxa"/>
-              <w:bottom w:w="65" w:type="dxa"/>
-              <w:right w:w="110" w:type="dxa"/>
-            </w:tcMar>
-            <w:vAlign w:val="center"/>
-          </w:tcPr>
-          <w:p>
-            <w:pPr>
-              <w:pStyle w:val="TableText"/>
-            </w:pPr>
-            <w:r>
-              <w:t>2,076 B</w:t>
-            </w:r>
-          </w:p>
-        </w:tc>
-        <w:tc>
-          <w:tcPr>
-            <w:tcW w:w="3980" w:type="dxa"/>
-            <w:tcMar>
-              <w:top w:w="65" w:type="dxa"/>
-              <w:left w:w="110" w:type="dxa"/>
-              <w:bottom w:w="65" w:type="dxa"/>
-              <w:right w:w="110" w:type="dxa"/>
-            </w:tcMar>
-            <w:vAlign w:val="center"/>
-          </w:tcPr>
-          <w:p>
-            <w:pPr>
-              <w:pStyle w:val="TableText"/>
-            </w:pPr>
-            <w:r>
-              <w:t xml:space="preserve">2026-09-12 </w:t>
+              <w:t xml:space="preserve">2026-09-16 </w:t>
             </w:r>
             <w:r>
               <w:t>已有</w:t>
@@ -13311,7 +14188,7 @@
             <w:r>
               <w:t>文件大小，不能直接等同启动代码占用。</w:t>
             </w:r>
-            <w:hyperlink r:id="rId162">
+            <w:hyperlink r:id="rId166">
               <w:r>
                 <w:t>[11]</w:t>
               </w:r>
@@ -13324,8 +14201,9 @@
       <w:pPr>
         <w:pStyle w:val="3"/>
       </w:pPr>
-      <w:bookmarkStart w:id="30" w:name="_Toc240471186"/>
-      <w:r>
+      <w:bookmarkStart w:id="30" w:name="_Toc240812513"/>
+      <w:r>
+        <w:lastRenderedPageBreak/>
         <w:t>可靠性与稳定性</w:t>
       </w:r>
       <w:bookmarkEnd w:id="30"/>
@@ -13352,7 +14230,7 @@
       <w:r>
         <w:t>秒静止窗口内保持不变。堆统计记录中存在异常值，本报告不引用堆余量数据。</w:t>
       </w:r>
-      <w:hyperlink r:id="rId163">
+      <w:hyperlink r:id="rId167">
         <w:r>
           <w:rPr>
             <w:color w:val="24588D"/>
@@ -13362,7 +14240,7 @@
           <w:t>[11]</w:t>
         </w:r>
       </w:hyperlink>
-      <w:hyperlink r:id="rId164">
+      <w:hyperlink r:id="rId168">
         <w:r>
           <w:rPr>
             <w:color w:val="24588D"/>
@@ -13388,7 +14266,7 @@
       <w:pPr>
         <w:pStyle w:val="2"/>
       </w:pPr>
-      <w:bookmarkStart w:id="31" w:name="_Toc240471187"/>
+      <w:bookmarkStart w:id="31" w:name="_Toc240812514"/>
       <w:r>
         <w:t xml:space="preserve">3.6 AI-Native </w:t>
       </w:r>
@@ -13396,20 +14274,6 @@
         <w:t>开发说明</w:t>
       </w:r>
       <w:bookmarkEnd w:id="31"/>
-    </w:p>
-    <w:p>
-      <w:pPr>
-        <w:pStyle w:val="a4"/>
-      </w:pPr>
-      <w:r>
-        <w:t>表</w:t>
-      </w:r>
-      <w:r>
-        <w:t xml:space="preserve"> 9  AI-Native </w:t>
-      </w:r>
-      <w:r>
-        <w:t>开发记录</w:t>
-      </w:r>
     </w:p>
     <w:tbl>
       <w:tblPr>
@@ -13444,10 +14308,84 @@
         </w:trPr>
         <w:tc>
           <w:tcPr>
-            <w:tcW w:w="2564" w:type="dxa"/>
+            <w:tcW w:w="5897" w:type="dxa"/>
+            <w:gridSpan w:val="2"/>
             <w:tcBorders>
               <w:bottom w:val="single" w:sz="8" w:space="0" w:color="000000"/>
             </w:tcBorders>
+          </w:tcPr>
+          <w:p>
+            <w:pPr>
+              <w:pStyle w:val="TableHead"/>
+              <w:keepNext/>
+            </w:pPr>
+            <w:r>
+              <w:t>表</w:t>
+            </w:r>
+            <w:r>
+              <w:t xml:space="preserve"> 9  AI-Native </w:t>
+            </w:r>
+            <w:r>
+              <w:t>开发记录</w:t>
+            </w:r>
+          </w:p>
+        </w:tc>
+      </w:tr>
+      <w:tr>
+        <w:trPr>
+          <w:cantSplit/>
+          <w:tblHeader/>
+          <w:jc w:val="center"/>
+        </w:trPr>
+        <w:tc>
+          <w:tcPr>
+            <w:tcW w:w="2564" w:type="dxa"/>
+            <w:tcBorders>
+              <w:top w:val="nil"/>
+              <w:left w:val="nil"/>
+              <w:bottom w:val="nil"/>
+              <w:right w:val="nil"/>
+            </w:tcBorders>
+          </w:tcPr>
+          <w:p>
+            <w:pPr>
+              <w:pStyle w:val="TableText"/>
+              <w:keepNext/>
+            </w:pPr>
+            <w:r>
+              <w:t>指标</w:t>
+            </w:r>
+          </w:p>
+        </w:tc>
+        <w:tc>
+          <w:tcPr>
+            <w:tcW w:w="6280" w:type="dxa"/>
+            <w:tcBorders>
+              <w:top w:val="nil"/>
+              <w:left w:val="nil"/>
+              <w:bottom w:val="nil"/>
+              <w:right w:val="nil"/>
+            </w:tcBorders>
+          </w:tcPr>
+          <w:p>
+            <w:pPr>
+              <w:pStyle w:val="TableText"/>
+              <w:keepNext/>
+            </w:pPr>
+            <w:r>
+              <w:t>数据</w:t>
+            </w:r>
+          </w:p>
+        </w:tc>
+      </w:tr>
+      <w:tr>
+        <w:trPr>
+          <w:cantSplit/>
+          <w:jc w:val="center"/>
+        </w:trPr>
+        <w:tc>
+          <w:tcPr>
+            <w:tcW w:w="2564" w:type="dxa"/>
             <w:tcMar>
               <w:top w:w="65" w:type="dxa"/>
               <w:left w:w="110" w:type="dxa"/>
@@ -13458,19 +14396,20 @@
           </w:tcPr>
           <w:p>
             <w:pPr>
-              <w:pStyle w:val="TableHead"/>
+              <w:pStyle w:val="TableText"/>
+              <w:keepNext/>
             </w:pPr>
             <w:r>
-              <w:t>指标</w:t>
+              <w:t xml:space="preserve">AI Coding </w:t>
+            </w:r>
+            <w:r>
+              <w:t>代码占比</w:t>
             </w:r>
           </w:p>
         </w:tc>
         <w:tc>
           <w:tcPr>
             <w:tcW w:w="6280" w:type="dxa"/>
-            <w:tcBorders>
-              <w:bottom w:val="single" w:sz="8" w:space="0" w:color="000000"/>
-            </w:tcBorders>
             <w:tcMar>
               <w:top w:w="65" w:type="dxa"/>
               <w:left w:w="110" w:type="dxa"/>
@@ -13481,10 +14420,308 @@
           </w:tcPr>
           <w:p>
             <w:pPr>
-              <w:pStyle w:val="TableHead"/>
+              <w:pStyle w:val="TableText"/>
+              <w:keepNext/>
             </w:pPr>
             <w:r>
-              <w:t>数据</w:t>
+              <w:t>约</w:t>
+            </w:r>
+            <w:r>
+              <w:t xml:space="preserve"> 85%</w:t>
+            </w:r>
+            <w:r>
+              <w:t>（团队估算）。范围为专属仓自研</w:t>
+            </w:r>
+            <w:r>
+              <w:t xml:space="preserve"> C</w:t>
+            </w:r>
+            <w:r>
+              <w:t>、头文件与脚本，清点范围</w:t>
+            </w:r>
+            <w:r>
+              <w:t xml:space="preserve"> 191 </w:t>
+            </w:r>
+            <w:r>
+              <w:t>个文件、</w:t>
+            </w:r>
+            <w:r>
+              <w:t xml:space="preserve">41,416 </w:t>
+            </w:r>
+            <w:r>
+              <w:t>个物理行，含空行与注释；排除公共树、</w:t>
+            </w:r>
+            <w:r>
+              <w:t>nanoMODBUS</w:t>
+            </w:r>
+            <w:r>
+              <w:t>、</w:t>
+            </w:r>
+            <w:r>
+              <w:t xml:space="preserve">LVGL </w:t>
+            </w:r>
+            <w:r>
+              <w:t>库和生成字体。</w:t>
+            </w:r>
+          </w:p>
+        </w:tc>
+      </w:tr>
+      <w:tr>
+        <w:trPr>
+          <w:cantSplit/>
+          <w:jc w:val="center"/>
+        </w:trPr>
+        <w:tc>
+          <w:tcPr>
+            <w:tcW w:w="2564" w:type="dxa"/>
+            <w:tcMar>
+              <w:top w:w="65" w:type="dxa"/>
+              <w:left w:w="110" w:type="dxa"/>
+              <w:bottom w:w="65" w:type="dxa"/>
+              <w:right w:w="110" w:type="dxa"/>
+            </w:tcMar>
+            <w:vAlign w:val="center"/>
+          </w:tcPr>
+          <w:p>
+            <w:pPr>
+              <w:pStyle w:val="TableText"/>
+              <w:keepNext/>
+            </w:pPr>
+            <w:r>
+              <w:t>使用的</w:t>
+            </w:r>
+            <w:r>
+              <w:t xml:space="preserve"> AI </w:t>
+            </w:r>
+            <w:r>
+              <w:t>工具</w:t>
+            </w:r>
+          </w:p>
+        </w:tc>
+        <w:tc>
+          <w:tcPr>
+            <w:tcW w:w="6280" w:type="dxa"/>
+            <w:tcMar>
+              <w:top w:w="65" w:type="dxa"/>
+              <w:left w:w="110" w:type="dxa"/>
+              <w:bottom w:w="65" w:type="dxa"/>
+              <w:right w:w="110" w:type="dxa"/>
+            </w:tcMar>
+            <w:vAlign w:val="center"/>
+          </w:tcPr>
+          <w:p>
+            <w:pPr>
+              <w:pStyle w:val="TableText"/>
+              <w:keepNext/>
+            </w:pPr>
+            <w:r>
+              <w:t>Claude Code</w:t>
+            </w:r>
+            <w:r>
+              <w:t>、</w:t>
+            </w:r>
+            <w:r>
+              <w:t>Codex</w:t>
+            </w:r>
+            <w:r>
+              <w:t>、</w:t>
+            </w:r>
+            <w:r>
+              <w:t>OpenCode</w:t>
+            </w:r>
+            <w:r>
+              <w:t>、</w:t>
+            </w:r>
+            <w:r>
+              <w:t>Cursor</w:t>
+            </w:r>
+            <w:r>
+              <w:t>、</w:t>
+            </w:r>
+            <w:r>
+              <w:t>Grok Build</w:t>
+            </w:r>
+            <w:r>
+              <w:t>、</w:t>
+            </w:r>
+            <w:r>
+              <w:t>ZCode</w:t>
+            </w:r>
+            <w:r>
+              <w:t>。工具归属按</w:t>
+            </w:r>
+            <w:r>
+              <w:t xml:space="preserve"> logs </w:t>
+            </w:r>
+            <w:r>
+              <w:t>中的真实</w:t>
+            </w:r>
+            <w:r>
+              <w:t xml:space="preserve"> tool </w:t>
+            </w:r>
+            <w:r>
+              <w:t>标签统计。</w:t>
+            </w:r>
+          </w:p>
+        </w:tc>
+      </w:tr>
+      <w:tr>
+        <w:trPr>
+          <w:cantSplit/>
+          <w:jc w:val="center"/>
+        </w:trPr>
+        <w:tc>
+          <w:tcPr>
+            <w:tcW w:w="2564" w:type="dxa"/>
+            <w:tcMar>
+              <w:top w:w="65" w:type="dxa"/>
+              <w:left w:w="110" w:type="dxa"/>
+              <w:bottom w:w="65" w:type="dxa"/>
+              <w:right w:w="110" w:type="dxa"/>
+            </w:tcMar>
+            <w:vAlign w:val="center"/>
+          </w:tcPr>
+          <w:p>
+            <w:pPr>
+              <w:pStyle w:val="TableText"/>
+              <w:keepNext/>
+            </w:pPr>
+            <w:r>
+              <w:t xml:space="preserve">MCP </w:t>
+            </w:r>
+            <w:r>
+              <w:t>工具使用情况</w:t>
+            </w:r>
+          </w:p>
+        </w:tc>
+        <w:tc>
+          <w:tcPr>
+            <w:tcW w:w="6280" w:type="dxa"/>
+            <w:tcMar>
+              <w:top w:w="65" w:type="dxa"/>
+              <w:left w:w="110" w:type="dxa"/>
+              <w:bottom w:w="65" w:type="dxa"/>
+              <w:right w:w="110" w:type="dxa"/>
+            </w:tcMar>
+            <w:vAlign w:val="center"/>
+          </w:tcPr>
+          <w:p>
+            <w:pPr>
+              <w:pStyle w:val="TableText"/>
+              <w:keepNext/>
+            </w:pPr>
+            <w:r>
+              <w:t>设备端未使用</w:t>
+            </w:r>
+            <w:r>
+              <w:t xml:space="preserve"> MCP</w:t>
+            </w:r>
+            <w:r>
+              <w:t>，开发侧亦未使用</w:t>
+            </w:r>
+            <w:r>
+              <w:t xml:space="preserve"> VelaJS MCP </w:t>
+            </w:r>
+            <w:r>
+              <w:t>或</w:t>
+            </w:r>
+            <w:r>
+              <w:t xml:space="preserve"> Figma MCP</w:t>
+            </w:r>
+            <w:r>
+              <w:t>。</w:t>
+            </w:r>
+          </w:p>
+        </w:tc>
+      </w:tr>
+      <w:tr>
+        <w:trPr>
+          <w:cantSplit/>
+          <w:jc w:val="center"/>
+        </w:trPr>
+        <w:tc>
+          <w:tcPr>
+            <w:tcW w:w="2564" w:type="dxa"/>
+            <w:tcMar>
+              <w:top w:w="65" w:type="dxa"/>
+              <w:left w:w="110" w:type="dxa"/>
+              <w:bottom w:w="65" w:type="dxa"/>
+              <w:right w:w="110" w:type="dxa"/>
+            </w:tcMar>
+            <w:vAlign w:val="center"/>
+          </w:tcPr>
+          <w:p>
+            <w:pPr>
+              <w:pStyle w:val="TableText"/>
+              <w:keepNext/>
+            </w:pPr>
+            <w:r>
+              <w:t xml:space="preserve">Skills </w:t>
+            </w:r>
+            <w:r>
+              <w:t>使用与新增情况</w:t>
+            </w:r>
+          </w:p>
+        </w:tc>
+        <w:tc>
+          <w:tcPr>
+            <w:tcW w:w="6280" w:type="dxa"/>
+            <w:tcMar>
+              <w:top w:w="65" w:type="dxa"/>
+              <w:left w:w="110" w:type="dxa"/>
+              <w:bottom w:w="65" w:type="dxa"/>
+              <w:right w:w="110" w:type="dxa"/>
+            </w:tcMar>
+            <w:vAlign w:val="center"/>
+          </w:tcPr>
+          <w:p>
+            <w:pPr>
+              <w:pStyle w:val="TableText"/>
+              <w:keepNext/>
+            </w:pPr>
+            <w:r>
+              <w:t>开发侧使用官方构建、</w:t>
+            </w:r>
+            <w:r>
+              <w:t>Kconfig</w:t>
+            </w:r>
+            <w:r>
+              <w:t>、驱动审查与日志采集等</w:t>
+            </w:r>
+            <w:r>
+              <w:t xml:space="preserve"> Skill</w:t>
+            </w:r>
+            <w:r>
+              <w:t>；自建板端内环、候选确认、告警上屏、硬件核对与</w:t>
+            </w:r>
+            <w:r>
+              <w:t xml:space="preserve"> MThings </w:t>
+            </w:r>
+            <w:r>
+              <w:t>配置</w:t>
+            </w:r>
+            <w:r>
+              <w:t xml:space="preserve"> Skill</w:t>
+            </w:r>
+            <w:r>
+              <w:t>。设备端另有告警解释、运行报告、</w:t>
+            </w:r>
+            <w:r>
+              <w:t xml:space="preserve">Modbus </w:t>
+            </w:r>
+            <w:r>
+              <w:t>查数三份运行时</w:t>
+            </w:r>
+            <w:r>
+              <w:t xml:space="preserve"> Skill</w:t>
+            </w:r>
+            <w:r>
+              <w:t>，见表</w:t>
+            </w:r>
+            <w:r>
+              <w:t xml:space="preserve"> 5</w:t>
+            </w:r>
+            <w:r>
+              <w:t>。</w:t>
             </w:r>
           </w:p>
         </w:tc>
@@ -13510,10 +14747,10 @@
               <w:pStyle w:val="TableText"/>
             </w:pPr>
             <w:r>
-              <w:t xml:space="preserve">AI Coding </w:t>
-            </w:r>
-            <w:r>
-              <w:t>代码占比</w:t>
+              <w:t xml:space="preserve">Token </w:t>
+            </w:r>
+            <w:r>
+              <w:t>使用总量</w:t>
             </w:r>
           </w:p>
         </w:tc>
@@ -13533,347 +14770,6 @@
               <w:pStyle w:val="TableText"/>
             </w:pPr>
             <w:r>
-              <w:t>约</w:t>
-            </w:r>
-            <w:r>
-              <w:t xml:space="preserve"> 85%</w:t>
-            </w:r>
-            <w:r>
-              <w:t>（团队估算）。范围为专属仓自研</w:t>
-            </w:r>
-            <w:r>
-              <w:t xml:space="preserve"> C</w:t>
-            </w:r>
-            <w:r>
-              <w:t>、头文件与脚本，清点范围</w:t>
-            </w:r>
-            <w:r>
-              <w:t xml:space="preserve"> 167 </w:t>
-            </w:r>
-            <w:r>
-              <w:t>个文件、</w:t>
-            </w:r>
-            <w:r>
-              <w:t xml:space="preserve">32,195 </w:t>
-            </w:r>
-            <w:r>
-              <w:t>个物理行，含空行与注释；排除公共树、</w:t>
-            </w:r>
-            <w:r>
-              <w:t>nanoMODBUS</w:t>
-            </w:r>
-            <w:r>
-              <w:t>、</w:t>
-            </w:r>
-            <w:r>
-              <w:t xml:space="preserve">LVGL </w:t>
-            </w:r>
-            <w:r>
-              <w:t>库和生成字体。</w:t>
-            </w:r>
-          </w:p>
-        </w:tc>
-      </w:tr>
-      <w:tr>
-        <w:trPr>
-          <w:cantSplit/>
-          <w:jc w:val="center"/>
-        </w:trPr>
-        <w:tc>
-          <w:tcPr>
-            <w:tcW w:w="2564" w:type="dxa"/>
-            <w:tcMar>
-              <w:top w:w="65" w:type="dxa"/>
-              <w:left w:w="110" w:type="dxa"/>
-              <w:bottom w:w="65" w:type="dxa"/>
-              <w:right w:w="110" w:type="dxa"/>
-            </w:tcMar>
-            <w:vAlign w:val="center"/>
-          </w:tcPr>
-          <w:p>
-            <w:pPr>
-              <w:pStyle w:val="TableText"/>
-            </w:pPr>
-            <w:r>
-              <w:t>使用的</w:t>
-            </w:r>
-            <w:r>
-              <w:t xml:space="preserve"> AI </w:t>
-            </w:r>
-            <w:r>
-              <w:t>工具</w:t>
-            </w:r>
-          </w:p>
-        </w:tc>
-        <w:tc>
-          <w:tcPr>
-            <w:tcW w:w="6280" w:type="dxa"/>
-            <w:tcMar>
-              <w:top w:w="65" w:type="dxa"/>
-              <w:left w:w="110" w:type="dxa"/>
-              <w:bottom w:w="65" w:type="dxa"/>
-              <w:right w:w="110" w:type="dxa"/>
-            </w:tcMar>
-            <w:vAlign w:val="center"/>
-          </w:tcPr>
-          <w:p>
-            <w:pPr>
-              <w:pStyle w:val="TableText"/>
-            </w:pPr>
-            <w:r>
-              <w:t>Claude Code</w:t>
-            </w:r>
-            <w:r>
-              <w:t>、</w:t>
-            </w:r>
-            <w:r>
-              <w:t>Codex</w:t>
-            </w:r>
-            <w:r>
-              <w:t>、</w:t>
-            </w:r>
-            <w:r>
-              <w:t>OpenCode</w:t>
-            </w:r>
-            <w:r>
-              <w:t>、</w:t>
-            </w:r>
-            <w:r>
-              <w:t>Cursor</w:t>
-            </w:r>
-            <w:r>
-              <w:t>、</w:t>
-            </w:r>
-            <w:r>
-              <w:t>Grok Build</w:t>
-            </w:r>
-            <w:r>
-              <w:t>、</w:t>
-            </w:r>
-            <w:r>
-              <w:t>ZCode</w:t>
-            </w:r>
-            <w:r>
-              <w:t>。工具归属按</w:t>
-            </w:r>
-            <w:r>
-              <w:t xml:space="preserve"> logs </w:t>
-            </w:r>
-            <w:r>
-              <w:t>中的真实</w:t>
-            </w:r>
-            <w:r>
-              <w:t xml:space="preserve"> tool </w:t>
-            </w:r>
-            <w:r>
-              <w:t>标签统计。</w:t>
-            </w:r>
-          </w:p>
-        </w:tc>
-      </w:tr>
-      <w:tr>
-        <w:trPr>
-          <w:cantSplit/>
-          <w:jc w:val="center"/>
-        </w:trPr>
-        <w:tc>
-          <w:tcPr>
-            <w:tcW w:w="2564" w:type="dxa"/>
-            <w:tcMar>
-              <w:top w:w="65" w:type="dxa"/>
-              <w:left w:w="110" w:type="dxa"/>
-              <w:bottom w:w="65" w:type="dxa"/>
-              <w:right w:w="110" w:type="dxa"/>
-            </w:tcMar>
-            <w:vAlign w:val="center"/>
-          </w:tcPr>
-          <w:p>
-            <w:pPr>
-              <w:pStyle w:val="TableText"/>
-            </w:pPr>
-            <w:r>
-              <w:t xml:space="preserve">MCP </w:t>
-            </w:r>
-            <w:r>
-              <w:t>工具使用情况</w:t>
-            </w:r>
-          </w:p>
-        </w:tc>
-        <w:tc>
-          <w:tcPr>
-            <w:tcW w:w="6280" w:type="dxa"/>
-            <w:tcMar>
-              <w:top w:w="65" w:type="dxa"/>
-              <w:left w:w="110" w:type="dxa"/>
-              <w:bottom w:w="65" w:type="dxa"/>
-              <w:right w:w="110" w:type="dxa"/>
-            </w:tcMar>
-            <w:vAlign w:val="center"/>
-          </w:tcPr>
-          <w:p>
-            <w:pPr>
-              <w:pStyle w:val="TableText"/>
-            </w:pPr>
-            <w:r>
-              <w:t>设备端未使用</w:t>
-            </w:r>
-            <w:r>
-              <w:t xml:space="preserve"> MCP</w:t>
-            </w:r>
-            <w:r>
-              <w:t>，开发侧亦未使用</w:t>
-            </w:r>
-            <w:r>
-              <w:t xml:space="preserve"> VelaJS MCP </w:t>
-            </w:r>
-            <w:r>
-              <w:t>或</w:t>
-            </w:r>
-            <w:r>
-              <w:t xml:space="preserve"> Figma MCP</w:t>
-            </w:r>
-            <w:r>
-              <w:t>。</w:t>
-            </w:r>
-          </w:p>
-        </w:tc>
-      </w:tr>
-      <w:tr>
-        <w:trPr>
-          <w:cantSplit/>
-          <w:jc w:val="center"/>
-        </w:trPr>
-        <w:tc>
-          <w:tcPr>
-            <w:tcW w:w="2564" w:type="dxa"/>
-            <w:tcMar>
-              <w:top w:w="65" w:type="dxa"/>
-              <w:left w:w="110" w:type="dxa"/>
-              <w:bottom w:w="65" w:type="dxa"/>
-              <w:right w:w="110" w:type="dxa"/>
-            </w:tcMar>
-            <w:vAlign w:val="center"/>
-          </w:tcPr>
-          <w:p>
-            <w:pPr>
-              <w:pStyle w:val="TableText"/>
-            </w:pPr>
-            <w:r>
-              <w:t xml:space="preserve">Skills </w:t>
-            </w:r>
-            <w:r>
-              <w:t>使用与新增情况</w:t>
-            </w:r>
-          </w:p>
-        </w:tc>
-        <w:tc>
-          <w:tcPr>
-            <w:tcW w:w="6280" w:type="dxa"/>
-            <w:tcMar>
-              <w:top w:w="65" w:type="dxa"/>
-              <w:left w:w="110" w:type="dxa"/>
-              <w:bottom w:w="65" w:type="dxa"/>
-              <w:right w:w="110" w:type="dxa"/>
-            </w:tcMar>
-            <w:vAlign w:val="center"/>
-          </w:tcPr>
-          <w:p>
-            <w:pPr>
-              <w:pStyle w:val="TableText"/>
-            </w:pPr>
-            <w:r>
-              <w:t>开发侧使用官方构建、</w:t>
-            </w:r>
-            <w:r>
-              <w:t>Kconfig</w:t>
-            </w:r>
-            <w:r>
-              <w:t>、驱动审查与日志采集等</w:t>
-            </w:r>
-            <w:r>
-              <w:t xml:space="preserve"> Skill</w:t>
-            </w:r>
-            <w:r>
-              <w:t>；自建板端内环、候选确认、告警上屏、硬件核对与</w:t>
-            </w:r>
-            <w:r>
-              <w:t xml:space="preserve"> MThings </w:t>
-            </w:r>
-            <w:r>
-              <w:t>配置</w:t>
-            </w:r>
-            <w:r>
-              <w:t xml:space="preserve"> Skill</w:t>
-            </w:r>
-            <w:r>
-              <w:t>。设备端另有告警解释、运行报告、</w:t>
-            </w:r>
-            <w:r>
-              <w:t xml:space="preserve">Modbus </w:t>
-            </w:r>
-            <w:r>
-              <w:t>查数三份运行时</w:t>
-            </w:r>
-            <w:r>
-              <w:t xml:space="preserve"> Skill</w:t>
-            </w:r>
-            <w:r>
-              <w:t>，见表</w:t>
-            </w:r>
-            <w:r>
-              <w:t xml:space="preserve"> 5</w:t>
-            </w:r>
-            <w:r>
-              <w:t>。</w:t>
-            </w:r>
-          </w:p>
-        </w:tc>
-      </w:tr>
-      <w:tr>
-        <w:trPr>
-          <w:cantSplit/>
-          <w:jc w:val="center"/>
-        </w:trPr>
-        <w:tc>
-          <w:tcPr>
-            <w:tcW w:w="2564" w:type="dxa"/>
-            <w:tcMar>
-              <w:top w:w="65" w:type="dxa"/>
-              <w:left w:w="110" w:type="dxa"/>
-              <w:bottom w:w="65" w:type="dxa"/>
-              <w:right w:w="110" w:type="dxa"/>
-            </w:tcMar>
-            <w:vAlign w:val="center"/>
-          </w:tcPr>
-          <w:p>
-            <w:pPr>
-              <w:pStyle w:val="TableText"/>
-            </w:pPr>
-            <w:r>
-              <w:lastRenderedPageBreak/>
-              <w:t xml:space="preserve">Token </w:t>
-            </w:r>
-            <w:r>
-              <w:t>使用总量</w:t>
-            </w:r>
-          </w:p>
-        </w:tc>
-        <w:tc>
-          <w:tcPr>
-            <w:tcW w:w="6280" w:type="dxa"/>
-            <w:tcMar>
-              <w:top w:w="65" w:type="dxa"/>
-              <w:left w:w="110" w:type="dxa"/>
-              <w:bottom w:w="65" w:type="dxa"/>
-              <w:right w:w="110" w:type="dxa"/>
-            </w:tcMar>
-            <w:vAlign w:val="center"/>
-          </w:tcPr>
-          <w:p>
-            <w:pPr>
-              <w:pStyle w:val="TableText"/>
-            </w:pPr>
-            <w:r>
               <w:t>开发阶段未使用赛事</w:t>
             </w:r>
             <w:r>
@@ -13894,16 +14790,22 @@
     </w:tbl>
     <w:p>
       <w:r>
-        <w:t>证据快照记录开发会话文件</w:t>
-      </w:r>
-      <w:r>
-        <w:t xml:space="preserve"> 270 </w:t>
+        <w:t>证据快照（</w:t>
+      </w:r>
+      <w:r>
+        <w:t>2026-09-20</w:t>
+      </w:r>
+      <w:r>
+        <w:t>）记录开发会话文件</w:t>
+      </w:r>
+      <w:r>
+        <w:t xml:space="preserve"> 286 </w:t>
       </w:r>
       <w:r>
         <w:t>份，按真实来源分布为</w:t>
       </w:r>
       <w:r>
-        <w:t xml:space="preserve"> claude-code 64</w:t>
+        <w:t xml:space="preserve"> claude-code 73</w:t>
       </w:r>
       <w:r>
         <w:t>；</w:t>
@@ -13915,7 +14817,7 @@
         <w:t>；</w:t>
       </w:r>
       <w:r>
-        <w:t>cursor 60</w:t>
+        <w:t>cursor 63</w:t>
       </w:r>
       <w:r>
         <w:t>；</w:t>
@@ -13933,10 +14835,14 @@
         <w:t>；</w:t>
       </w:r>
       <w:r>
-        <w:t>zcode 11</w:t>
-      </w:r>
-      <w:r>
-        <w:t>。这些会话日志本身也是板端联调与验收的原始记录，正文按日期引用到具体文件，例如日报验收的会话日志；日志位于</w:t>
+        <w:t>zcode 15</w:t>
+      </w:r>
+      <w:r>
+        <w:t>。这些会话日志本身也是板端联调与验收的原始记录，正文按日</w:t>
+      </w:r>
+      <w:r>
+        <w:lastRenderedPageBreak/>
+        <w:t>期引用到具体文件，例如日报验收的会话日志；日志位于</w:t>
       </w:r>
       <w:r>
         <w:t xml:space="preserve"> logs/Foleaf/</w:t>
@@ -13944,7 +14850,7 @@
       <w:r>
         <w:t>，提交前由官方校验脚本检查。</w:t>
       </w:r>
-      <w:hyperlink r:id="rId165">
+      <w:hyperlink r:id="rId169">
         <w:r>
           <w:rPr>
             <w:color w:val="24588D"/>
@@ -13954,7 +14860,7 @@
           <w:t>[11]</w:t>
         </w:r>
       </w:hyperlink>
-      <w:hyperlink r:id="rId166">
+      <w:hyperlink r:id="rId170">
         <w:r>
           <w:rPr>
             <w:color w:val="24588D"/>
@@ -13964,7 +14870,7 @@
           <w:t>[17]</w:t>
         </w:r>
       </w:hyperlink>
-      <w:hyperlink r:id="rId167">
+      <w:hyperlink r:id="rId171">
         <w:r>
           <w:rPr>
             <w:color w:val="24588D"/>
@@ -13979,7 +14885,7 @@
       <w:pPr>
         <w:pStyle w:val="3"/>
       </w:pPr>
-      <w:bookmarkStart w:id="32" w:name="_Toc240471188"/>
+      <w:bookmarkStart w:id="32" w:name="_Toc240812515"/>
       <w:r>
         <w:t>开发方式与经验</w:t>
       </w:r>
@@ -14039,7 +14945,7 @@
       <w:r>
         <w:t>。验收以真机串口输出为准，编译通过不等于设备可用。</w:t>
       </w:r>
-      <w:hyperlink r:id="rId168">
+      <w:hyperlink r:id="rId172">
         <w:r>
           <w:rPr>
             <w:color w:val="24588D"/>
@@ -14049,7 +14955,7 @@
           <w:t>[15]</w:t>
         </w:r>
       </w:hyperlink>
-      <w:hyperlink r:id="rId169">
+      <w:hyperlink r:id="rId173">
         <w:r>
           <w:rPr>
             <w:color w:val="24588D"/>
@@ -14059,7 +14965,7 @@
           <w:t>[18]</w:t>
         </w:r>
       </w:hyperlink>
-      <w:hyperlink r:id="rId170">
+      <w:hyperlink r:id="rId174">
         <w:r>
           <w:rPr>
             <w:color w:val="24588D"/>
@@ -14074,7 +14980,7 @@
       <w:pPr>
         <w:pStyle w:val="2"/>
       </w:pPr>
-      <w:bookmarkStart w:id="33" w:name="_Toc240471189"/>
+      <w:bookmarkStart w:id="33" w:name="_Toc240812516"/>
       <w:r>
         <w:t xml:space="preserve">3.7 </w:t>
       </w:r>
@@ -14087,7 +14993,7 @@
       <w:pPr>
         <w:pStyle w:val="3"/>
       </w:pPr>
-      <w:bookmarkStart w:id="34" w:name="_Toc240471190"/>
+      <w:bookmarkStart w:id="34" w:name="_Toc240812517"/>
       <w:r>
         <w:t>成果总结</w:t>
       </w:r>
@@ -14125,7 +15031,7 @@
         <w:t>自启、历史板端多轮日报和静止界面优化都有带测试条件的证据；</w:t>
       </w:r>
       <w:r>
-        <w:t xml:space="preserve">9 </w:t>
+        <w:t xml:space="preserve">11 </w:t>
       </w:r>
       <w:r>
         <w:t>个公共仓</w:t>
@@ -14149,7 +15055,6 @@
         <w:t>）、</w:t>
       </w:r>
       <w:r>
-        <w:lastRenderedPageBreak/>
         <w:t xml:space="preserve">eMMC </w:t>
       </w:r>
       <w:r>
@@ -14173,7 +15078,7 @@
       <w:r>
         <w:t>点表上位机与只读云看板已独立可用。</w:t>
       </w:r>
-      <w:hyperlink r:id="rId171">
+      <w:hyperlink r:id="rId175">
         <w:r>
           <w:rPr>
             <w:color w:val="24588D"/>
@@ -14183,7 +15088,7 @@
           <w:t>[20]</w:t>
         </w:r>
       </w:hyperlink>
-      <w:hyperlink r:id="rId172">
+      <w:hyperlink r:id="rId176">
         <w:r>
           <w:rPr>
             <w:color w:val="24588D"/>
@@ -14193,7 +15098,7 @@
           <w:t>[21]</w:t>
         </w:r>
       </w:hyperlink>
-      <w:hyperlink r:id="rId173">
+      <w:hyperlink r:id="rId177">
         <w:r>
           <w:rPr>
             <w:color w:val="24588D"/>
@@ -14208,8 +15113,9 @@
       <w:pPr>
         <w:pStyle w:val="3"/>
       </w:pPr>
-      <w:bookmarkStart w:id="35" w:name="_Toc240471191"/>
-      <w:r>
+      <w:bookmarkStart w:id="35" w:name="_Toc240812518"/>
+      <w:r>
+        <w:lastRenderedPageBreak/>
         <w:t>应用前景与商业价值</w:t>
       </w:r>
       <w:bookmarkEnd w:id="35"/>
@@ -14224,7 +15130,7 @@
       <w:r>
         <w:t>，运维不必逐台上门；上位机把点表交付从命令行提前到图形界面，缩短现场调试时间。潜在交付方式是网关硬件配合配置与集成服务，云看板作为多设备管理入口。商业模式仍待现场试点验证，不作收入或市场规模预测。</w:t>
       </w:r>
-      <w:hyperlink r:id="rId174">
+      <w:hyperlink r:id="rId178">
         <w:r>
           <w:rPr>
             <w:color w:val="24588D"/>
@@ -14234,7 +15140,7 @@
           <w:t>[28]</w:t>
         </w:r>
       </w:hyperlink>
-      <w:hyperlink r:id="rId175">
+      <w:hyperlink r:id="rId179">
         <w:r>
           <w:rPr>
             <w:color w:val="24588D"/>
@@ -14244,7 +15150,7 @@
           <w:t>[29]</w:t>
         </w:r>
       </w:hyperlink>
-      <w:hyperlink r:id="rId176">
+      <w:hyperlink r:id="rId180">
         <w:r>
           <w:rPr>
             <w:color w:val="24588D"/>
@@ -14259,7 +15165,7 @@
       <w:pPr>
         <w:pStyle w:val="3"/>
       </w:pPr>
-      <w:bookmarkStart w:id="36" w:name="_Toc240471192"/>
+      <w:bookmarkStart w:id="36" w:name="_Toc240812519"/>
       <w:r>
         <w:t>不足与后续重点</w:t>
       </w:r>
@@ -14303,7 +15209,7 @@
         <w:t xml:space="preserve"> ReAct</w:t>
       </w:r>
       <w:r>
-        <w:t>，日报页改为只写板端报告文件。其后约</w:t>
+        <w:t>，报告页不再发起生成，只读文件工作线程写出的报告。其后约</w:t>
       </w:r>
       <w:r>
         <w:t xml:space="preserve"> 5 </w:t>
@@ -14315,15 +15221,87 @@
         <w:t xml:space="preserve"> 32 KiB </w:t>
       </w:r>
       <w:r>
-        <w:t>栈配置下仍记录到同类故障，命令行发起的对话仍会进入同一条路径。事件主动解释、定时</w:t>
-      </w:r>
-      <w:r>
-        <w:t xml:space="preserve"> openvelaClaw </w:t>
-      </w:r>
-      <w:r>
-        <w:t>日报和解释文件自动上屏也尚未完成完整验收，当前运行报告是固件统计结果。</w:t>
-      </w:r>
-      <w:hyperlink r:id="rId177">
+        <w:t>栈配置下仍记录到同类故障，命令行发起的对话仍会进入同一条路径。这条路径在</w:t>
+      </w:r>
+      <w:r>
+        <w:t xml:space="preserve"> 2026-09-16 </w:t>
+      </w:r>
+      <w:r>
+        <w:t>复测中未再复现：板端自主发起的日报轮次与告警建议轮次都跑完并落盘，见</w:t>
+      </w:r>
+      <w:r>
+        <w:t xml:space="preserve"> 3.5 </w:t>
+      </w:r>
+      <w:r>
+        <w:t>表</w:t>
+      </w:r>
+      <w:r>
+        <w:t xml:space="preserve"> 6 </w:t>
+      </w:r>
+      <w:r>
+        <w:t>的两行板验记录。事件主动解释、板端自主日报与建议上屏已经落地并有板端证据，固件的</w:t>
+      </w:r>
+      <w:r>
+        <w:t xml:space="preserve"> runtime-report.md </w:t>
+      </w:r>
+      <w:r>
+        <w:t>保留为断网与校验失败时的兜底来源。</w:t>
+      </w:r>
+    </w:p>
+    <w:p>
+      <w:r>
+        <w:t xml:space="preserve">2026-09-17 </w:t>
+      </w:r>
+      <w:r>
+        <w:t>连续运行数十轮后记录到另一类故障：</w:t>
+      </w:r>
+      <w:r>
+        <w:t xml:space="preserve">Agent </w:t>
+      </w:r>
+      <w:r>
+        <w:t>的消息总线被灌满（</w:t>
+      </w:r>
+      <w:r>
+        <w:t>`[bus] Queue full, dropping message`</w:t>
+      </w:r>
+      <w:r>
+        <w:t>），此后所有请求递不进去，原因是上一轮</w:t>
+      </w:r>
+      <w:r>
+        <w:t xml:space="preserve"> run_shell </w:t>
+      </w:r>
+      <w:r>
+        <w:t>派生的</w:t>
+      </w:r>
+      <w:r>
+        <w:t xml:space="preserve"> `vgmodbus` </w:t>
+      </w:r>
+      <w:r>
+        <w:t>子进程没有返回，</w:t>
+      </w:r>
+      <w:r>
+        <w:t xml:space="preserve">ReAct </w:t>
+      </w:r>
+      <w:r>
+        <w:t>循环</w:t>
+      </w:r>
+      <w:r>
+        <w:lastRenderedPageBreak/>
+        <w:t>停在那里不再消费总线；复位后恢复。这与</w:t>
+      </w:r>
+      <w:r>
+        <w:t xml:space="preserve"> 09-12 </w:t>
+      </w:r>
+      <w:r>
+        <w:t>记录的心跳与</w:t>
+      </w:r>
+      <w:r>
+        <w:t xml:space="preserve"> ReAct </w:t>
+      </w:r>
+      <w:r>
+        <w:t>卡死属同一类问题，已单独立案，不在本次交付范围内。板端一侧已把提交失败纳入退避，避免在那种状态下持续向队列投递。</w:t>
+      </w:r>
+      <w:hyperlink r:id="rId181">
         <w:r>
           <w:rPr>
             <w:color w:val="24588D"/>
@@ -14333,7 +15311,7 @@
           <w:t>[3]</w:t>
         </w:r>
       </w:hyperlink>
-      <w:hyperlink r:id="rId178">
+      <w:hyperlink r:id="rId182">
         <w:r>
           <w:rPr>
             <w:color w:val="24588D"/>
@@ -14343,7 +15321,7 @@
           <w:t>[15]</w:t>
         </w:r>
       </w:hyperlink>
-      <w:hyperlink r:id="rId179">
+      <w:hyperlink r:id="rId183">
         <w:r>
           <w:rPr>
             <w:color w:val="24588D"/>
@@ -14353,7 +15331,7 @@
           <w:t>[19]</w:t>
         </w:r>
       </w:hyperlink>
-      <w:hyperlink r:id="rId180">
+      <w:hyperlink r:id="rId184">
         <w:r>
           <w:rPr>
             <w:color w:val="24588D"/>
@@ -14363,7 +15341,7 @@
           <w:t>[24]</w:t>
         </w:r>
       </w:hyperlink>
-      <w:hyperlink r:id="rId181">
+      <w:hyperlink r:id="rId185">
         <w:r>
           <w:rPr>
             <w:color w:val="24588D"/>
@@ -14376,11 +15354,7 @@
     </w:p>
     <w:p>
       <w:r>
-        <w:t>实现层面还有三处不一致。告警规则目前有两份实现：界面模型里的滑窗离线判定已经上线，而独立的告警判定模块用的是连续失败计数，</w:t>
-      </w:r>
-      <w:r>
-        <w:lastRenderedPageBreak/>
-        <w:t>只被主机测试覆盖、尚未接入固件调用路径，后续将合并为一份实现。寄存器解码只实现了</w:t>
+        <w:t>实现层面还有三处不一致。告警规则目前有两份实现：界面模型里的滑窗离线判定已经上线，而独立的告警判定模块用的是连续失败计数，只被主机测试覆盖、尚未接入固件调用路径，后续将合并为一份实现。寄存器解码只实现了</w:t>
       </w:r>
       <w:r>
         <w:t xml:space="preserve"> int16 </w:t>
@@ -14394,7 +15368,7 @@
       <w:r>
         <w:t>种数据类型与两种字序，但由人工选定，多候选的自动求解尚未实现。帧质量统计把帧间隔违规与异常码一并归入其他类，没有单独计数。</w:t>
       </w:r>
-      <w:hyperlink r:id="rId182">
+      <w:hyperlink r:id="rId186">
         <w:r>
           <w:rPr>
             <w:color w:val="24588D"/>
@@ -14404,7 +15378,7 @@
           <w:t>[1]</w:t>
         </w:r>
       </w:hyperlink>
-      <w:hyperlink r:id="rId183">
+      <w:hyperlink r:id="rId187">
         <w:r>
           <w:rPr>
             <w:color w:val="24588D"/>
@@ -14414,7 +15388,7 @@
           <w:t>[3]</w:t>
         </w:r>
       </w:hyperlink>
-      <w:hyperlink r:id="rId184">
+      <w:hyperlink r:id="rId188">
         <w:r>
           <w:rPr>
             <w:color w:val="24588D"/>
@@ -14427,59 +15401,165 @@
     </w:p>
     <w:p>
       <w:r>
-        <w:t>安全边界还有待补强的部分。</w:t>
-      </w:r>
-      <w:r>
-        <w:t xml:space="preserve">vgstats/vgnet </w:t>
-      </w:r>
-      <w:r>
-        <w:t>等命令目前只限制到命令级，未细化到子命令；文件写入范围与配置文件保护仍可收紧；试读结果与生效版本的强绑定、</w:t>
+        <w:t>安全边界已经补上的部分：命令限制细化到子命令（</w:t>
+      </w:r>
+      <w:r>
+        <w:t xml:space="preserve">vgstats </w:t>
+      </w:r>
+      <w:r>
+        <w:t>与</w:t>
+      </w:r>
+      <w:r>
+        <w:t xml:space="preserve"> vgruntime </w:t>
+      </w:r>
+      <w:r>
+        <w:t>只放行</w:t>
+      </w:r>
+      <w:r>
+        <w:t xml:space="preserve"> dump</w:t>
+      </w:r>
+      <w:r>
+        <w:t>、</w:t>
+      </w:r>
+      <w:r>
+        <w:t xml:space="preserve">vgnet </w:t>
+      </w:r>
+      <w:r>
+        <w:t>只放行</w:t>
+      </w:r>
+      <w:r>
+        <w:t xml:space="preserve"> status</w:t>
+      </w:r>
+      <w:r>
+        <w:t>、</w:t>
+      </w:r>
+      <w:r>
+        <w:t xml:space="preserve">vgcfg </w:t>
+      </w:r>
+      <w:r>
+        <w:t>只放行</w:t>
+      </w:r>
+      <w:r>
+        <w:t xml:space="preserve"> dump</w:t>
+      </w:r>
+      <w:r>
+        <w:t>），封住了</w:t>
+      </w:r>
+      <w:r>
+        <w:t xml:space="preserve"> vgruntime report </w:t>
+      </w:r>
+      <w:r>
+        <w:t>这个可写任意路径的口子；自定义只读工具</w:t>
+      </w:r>
+      <w:r>
+        <w:t xml:space="preserve"> vg_point_read </w:t>
+      </w:r>
+      <w:r>
+        <w:t>与</w:t>
+      </w:r>
+      <w:r>
+        <w:t xml:space="preserve"> vg_run_report </w:t>
+      </w:r>
+      <w:r>
+        <w:t>不开总线、限流每</w:t>
+      </w:r>
+      <w:r>
+        <w:t xml:space="preserve"> 60 </w:t>
+      </w:r>
+      <w:r>
+        <w:t>秒</w:t>
+      </w:r>
+      <w:r>
+        <w:t xml:space="preserve"> 20 </w:t>
+      </w:r>
+      <w:r>
+        <w:t>次；固件的离线兜底产物</w:t>
+      </w:r>
+      <w:r>
+        <w:t xml:space="preserve"> runtime-report.md </w:t>
+      </w:r>
+      <w:r>
+        <w:t>在</w:t>
+      </w:r>
+      <w:r>
+        <w:t xml:space="preserve"> C </w:t>
+      </w:r>
+      <w:r>
+        <w:t>层对</w:t>
+      </w:r>
+      <w:r>
+        <w:t xml:space="preserve"> Agent </w:t>
+      </w:r>
+      <w:r>
+        <w:t>只读；每次工具执行前追加审计行到</w:t>
+      </w:r>
+      <w:r>
+        <w:t xml:space="preserve"> agent_tools.log</w:t>
+      </w:r>
+      <w:r>
+        <w:t>；凭证缺失时</w:t>
+      </w:r>
+      <w:r>
+        <w:t xml:space="preserve"> Agent </w:t>
+      </w:r>
+      <w:r>
+        <w:t>链路降级到本地规则摘要，</w:t>
       </w:r>
       <w:r>
         <w:t xml:space="preserve">AI </w:t>
       </w:r>
       <w:r>
-        <w:t>输出</w:t>
+        <w:t>上屏文本只来自通过板端</w:t>
+      </w:r>
+      <w:r>
+        <w:t xml:space="preserve"> C </w:t>
+      </w:r>
+      <w:r>
+        <w:t>校验的缓存条目，标注为</w:t>
+      </w:r>
+      <w:r>
+        <w:t xml:space="preserve"> AI </w:t>
+      </w:r>
+      <w:r>
+        <w:t>推测。其中</w:t>
       </w:r>
       <w:r>
         <w:t xml:space="preserve"> schema </w:t>
       </w:r>
       <w:r>
-        <w:t>校验和</w:t>
-      </w:r>
-      <w:r>
-        <w:t xml:space="preserve"> AI </w:t>
-      </w:r>
-      <w:r>
-        <w:t>推测上屏标注尚未完整落实。其中</w:t>
-      </w:r>
-      <w:r>
-        <w:t xml:space="preserve"> schema </w:t>
-      </w:r>
-      <w:r>
-        <w:t>指输出字段和类型必须符合预先规定的结构。</w:t>
-      </w:r>
-      <w:hyperlink r:id="rId185">
+        <w:t>指输出字段和类型必须符合预先规定的结构。仍待补强的是试读结果与生效版本的强绑定，以及文件写入范围与配置文件保护的进一步收紧。</w:t>
+      </w:r>
+      <w:hyperlink r:id="rId189">
         <w:r>
           <w:rPr>
             <w:color w:val="24588D"/>
             <w:sz w:val="24"/>
             <w:szCs w:val="24"/>
           </w:rPr>
-          <w:t>[2]</w:t>
-        </w:r>
-      </w:hyperlink>
-      <w:hyperlink r:id="rId186">
+          <w:t>[45]</w:t>
+        </w:r>
+      </w:hyperlink>
+      <w:hyperlink r:id="rId190">
         <w:r>
           <w:rPr>
             <w:color w:val="24588D"/>
             <w:sz w:val="24"/>
             <w:szCs w:val="24"/>
           </w:rPr>
+          <w:t>[2]</w:t>
+        </w:r>
+      </w:hyperlink>
+      <w:hyperlink r:id="rId191">
+        <w:r>
+          <w:rPr>
+            <w:color w:val="24588D"/>
+            <w:sz w:val="24"/>
+            <w:szCs w:val="24"/>
+          </w:rPr>
           <w:t>[3]</w:t>
         </w:r>
       </w:hyperlink>
-      <w:hyperlink r:id="rId187">
+      <w:hyperlink r:id="rId192">
         <w:r>
           <w:rPr>
             <w:color w:val="24588D"/>
@@ -14526,8 +15606,9 @@
       <w:pPr>
         <w:pStyle w:val="3"/>
       </w:pPr>
-      <w:bookmarkStart w:id="37" w:name="_Toc240471193"/>
-      <w:r>
+      <w:bookmarkStart w:id="37" w:name="_Toc240812520"/>
+      <w:r>
+        <w:lastRenderedPageBreak/>
         <w:t>实现与证据索引</w:t>
       </w:r>
       <w:bookmarkEnd w:id="37"/>
@@ -14546,12 +15627,9 @@
         <w:t xml:space="preserve"> PR </w:t>
       </w:r>
       <w:r>
-        <w:t>查阅；版本条件、原始记录位置和文件哈希另见</w:t>
-      </w:r>
-      <w:r>
-        <w:t xml:space="preserve"> </w:t>
-      </w:r>
-      <w:hyperlink r:id="rId188">
+        <w:t>查阅；版本条件、原始记录位置和文件哈希另见。</w:t>
+      </w:r>
+      <w:hyperlink r:id="rId193">
         <w:r>
           <w:rPr>
             <w:color w:val="24588D"/>
@@ -14561,15 +15639,12 @@
           <w:t>[11]</w:t>
         </w:r>
       </w:hyperlink>
-      <w:r>
-        <w:t>。</w:t>
-      </w:r>
     </w:p>
     <w:p>
       <w:pPr>
         <w:pStyle w:val="ReportReference"/>
       </w:pPr>
-      <w:hyperlink r:id="rId189">
+      <w:hyperlink r:id="rId194">
         <w:r>
           <w:rPr>
             <w:color w:val="24588D"/>
@@ -14586,7 +15661,7 @@
       <w:r>
         <w:tab/>
       </w:r>
-      <w:hyperlink r:id="rId190">
+      <w:hyperlink r:id="rId195">
         <w:r>
           <w:rPr>
             <w:color w:val="24588D"/>
@@ -14603,7 +15678,7 @@
       <w:r>
         <w:tab/>
       </w:r>
-      <w:hyperlink r:id="rId191">
+      <w:hyperlink r:id="rId196">
         <w:r>
           <w:rPr>
             <w:color w:val="24588D"/>
@@ -14622,7 +15697,7 @@
       <w:pPr>
         <w:pStyle w:val="ReportReference"/>
       </w:pPr>
-      <w:hyperlink r:id="rId192">
+      <w:hyperlink r:id="rId197">
         <w:r>
           <w:rPr>
             <w:color w:val="24588D"/>
@@ -14651,7 +15726,7 @@
       <w:r>
         <w:tab/>
       </w:r>
-      <w:hyperlink r:id="rId193">
+      <w:hyperlink r:id="rId198">
         <w:r>
           <w:rPr>
             <w:color w:val="24588D"/>
@@ -14668,7 +15743,7 @@
       <w:r>
         <w:tab/>
       </w:r>
-      <w:hyperlink r:id="rId194">
+      <w:hyperlink r:id="rId199">
         <w:r>
           <w:rPr>
             <w:color w:val="24588D"/>
@@ -14687,7 +15762,7 @@
       <w:pPr>
         <w:pStyle w:val="ReportReference"/>
       </w:pPr>
-      <w:hyperlink r:id="rId195">
+      <w:hyperlink r:id="rId200">
         <w:r>
           <w:rPr>
             <w:color w:val="24588D"/>
@@ -14704,7 +15779,7 @@
       <w:r>
         <w:tab/>
       </w:r>
-      <w:hyperlink r:id="rId196">
+      <w:hyperlink r:id="rId201">
         <w:r>
           <w:rPr>
             <w:color w:val="24588D"/>
@@ -14721,7 +15796,7 @@
       <w:r>
         <w:tab/>
       </w:r>
-      <w:hyperlink r:id="rId197">
+      <w:hyperlink r:id="rId202">
         <w:r>
           <w:rPr>
             <w:color w:val="24588D"/>
@@ -14740,7 +15815,7 @@
       <w:pPr>
         <w:pStyle w:val="ReportReference"/>
       </w:pPr>
-      <w:hyperlink r:id="rId198">
+      <w:hyperlink r:id="rId203">
         <w:r>
           <w:rPr>
             <w:color w:val="24588D"/>
@@ -14757,7 +15832,7 @@
       <w:r>
         <w:tab/>
       </w:r>
-      <w:hyperlink r:id="rId199">
+      <w:hyperlink r:id="rId204">
         <w:r>
           <w:rPr>
             <w:color w:val="24588D"/>
@@ -14774,7 +15849,7 @@
       <w:r>
         <w:tab/>
       </w:r>
-      <w:hyperlink r:id="rId200">
+      <w:hyperlink r:id="rId205">
         <w:r>
           <w:rPr>
             <w:color w:val="24588D"/>
@@ -14793,7 +15868,7 @@
       <w:pPr>
         <w:pStyle w:val="ReportReference"/>
       </w:pPr>
-      <w:hyperlink r:id="rId201">
+      <w:hyperlink r:id="rId206">
         <w:r>
           <w:rPr>
             <w:color w:val="24588D"/>
@@ -14810,7 +15885,7 @@
       <w:r>
         <w:tab/>
       </w:r>
-      <w:hyperlink r:id="rId202">
+      <w:hyperlink r:id="rId207">
         <w:r>
           <w:rPr>
             <w:color w:val="24588D"/>
@@ -14827,7 +15902,7 @@
       <w:r>
         <w:tab/>
       </w:r>
-      <w:hyperlink r:id="rId203">
+      <w:hyperlink r:id="rId208">
         <w:r>
           <w:rPr>
             <w:color w:val="24588D"/>
@@ -14846,7 +15921,7 @@
       <w:pPr>
         <w:pStyle w:val="ReportReference"/>
       </w:pPr>
-      <w:hyperlink r:id="rId204">
+      <w:hyperlink r:id="rId209">
         <w:r>
           <w:rPr>
             <w:color w:val="24588D"/>
@@ -14863,7 +15938,7 @@
       <w:r>
         <w:tab/>
       </w:r>
-      <w:hyperlink r:id="rId205">
+      <w:hyperlink r:id="rId210">
         <w:r>
           <w:rPr>
             <w:color w:val="24588D"/>
@@ -14880,7 +15955,7 @@
       <w:r>
         <w:tab/>
       </w:r>
-      <w:hyperlink r:id="rId206">
+      <w:hyperlink r:id="rId211">
         <w:r>
           <w:rPr>
             <w:color w:val="24588D"/>
@@ -14905,7 +15980,7 @@
       <w:pPr>
         <w:pStyle w:val="ReportReference"/>
       </w:pPr>
-      <w:hyperlink r:id="rId207">
+      <w:hyperlink r:id="rId212">
         <w:r>
           <w:rPr>
             <w:color w:val="24588D"/>
@@ -14928,7 +16003,7 @@
       <w:r>
         <w:tab/>
       </w:r>
-      <w:hyperlink r:id="rId208">
+      <w:hyperlink r:id="rId213">
         <w:r>
           <w:rPr>
             <w:color w:val="24588D"/>
@@ -14945,7 +16020,7 @@
       <w:r>
         <w:tab/>
       </w:r>
-      <w:hyperlink r:id="rId209">
+      <w:hyperlink r:id="rId214">
         <w:r>
           <w:rPr>
             <w:color w:val="24588D"/>
@@ -14976,7 +16051,7 @@
       <w:pPr>
         <w:pStyle w:val="ReportReference"/>
       </w:pPr>
-      <w:hyperlink r:id="rId210">
+      <w:hyperlink r:id="rId215">
         <w:r>
           <w:rPr>
             <w:color w:val="24588D"/>
@@ -14993,7 +16068,7 @@
       <w:r>
         <w:tab/>
       </w:r>
-      <w:hyperlink r:id="rId211">
+      <w:hyperlink r:id="rId216">
         <w:r>
           <w:rPr>
             <w:color w:val="24588D"/>
@@ -15010,7 +16085,7 @@
       <w:r>
         <w:tab/>
       </w:r>
-      <w:hyperlink r:id="rId212">
+      <w:hyperlink r:id="rId217">
         <w:r>
           <w:rPr>
             <w:color w:val="24588D"/>
@@ -15029,7 +16104,7 @@
       <w:pPr>
         <w:pStyle w:val="ReportReference"/>
       </w:pPr>
-      <w:hyperlink r:id="rId213">
+      <w:hyperlink r:id="rId218">
         <w:r>
           <w:rPr>
             <w:color w:val="24588D"/>
@@ -15046,7 +16121,7 @@
       <w:r>
         <w:tab/>
       </w:r>
-      <w:hyperlink r:id="rId214">
+      <w:hyperlink r:id="rId219">
         <w:r>
           <w:rPr>
             <w:color w:val="24588D"/>
@@ -15063,7 +16138,7 @@
       <w:r>
         <w:tab/>
       </w:r>
-      <w:hyperlink r:id="rId215">
+      <w:hyperlink r:id="rId220">
         <w:r>
           <w:rPr>
             <w:color w:val="24588D"/>
@@ -15082,7 +16157,7 @@
       <w:pPr>
         <w:pStyle w:val="ReportReference"/>
       </w:pPr>
-      <w:hyperlink r:id="rId216">
+      <w:hyperlink r:id="rId221">
         <w:r>
           <w:rPr>
             <w:color w:val="24588D"/>
@@ -15111,7 +16186,7 @@
       <w:r>
         <w:tab/>
       </w:r>
-      <w:hyperlink r:id="rId217">
+      <w:hyperlink r:id="rId222">
         <w:r>
           <w:rPr>
             <w:color w:val="24588D"/>
@@ -15128,7 +16203,7 @@
       <w:r>
         <w:tab/>
       </w:r>
-      <w:hyperlink r:id="rId218">
+      <w:hyperlink r:id="rId223">
         <w:r>
           <w:rPr>
             <w:color w:val="24588D"/>
@@ -15147,7 +16222,7 @@
       <w:pPr>
         <w:pStyle w:val="ReportReference"/>
       </w:pPr>
-      <w:hyperlink r:id="rId219">
+      <w:hyperlink r:id="rId224">
         <w:r>
           <w:rPr>
             <w:color w:val="24588D"/>
@@ -15176,7 +16251,7 @@
       <w:r>
         <w:tab/>
       </w:r>
-      <w:hyperlink r:id="rId220">
+      <w:hyperlink r:id="rId225">
         <w:r>
           <w:rPr>
             <w:color w:val="24588D"/>
@@ -15193,7 +16268,7 @@
       <w:r>
         <w:tab/>
       </w:r>
-      <w:hyperlink r:id="rId221">
+      <w:hyperlink r:id="rId226">
         <w:r>
           <w:rPr>
             <w:color w:val="24588D"/>
@@ -15224,7 +16299,7 @@
       <w:pPr>
         <w:pStyle w:val="ReportReference"/>
       </w:pPr>
-      <w:hyperlink r:id="rId222">
+      <w:hyperlink r:id="rId227">
         <w:r>
           <w:rPr>
             <w:color w:val="24588D"/>
@@ -15247,7 +16322,7 @@
       <w:r>
         <w:tab/>
       </w:r>
-      <w:hyperlink r:id="rId223">
+      <w:hyperlink r:id="rId228">
         <w:r>
           <w:rPr>
             <w:color w:val="24588D"/>
@@ -15264,7 +16339,7 @@
       <w:r>
         <w:tab/>
       </w:r>
-      <w:hyperlink r:id="rId224">
+      <w:hyperlink r:id="rId229">
         <w:r>
           <w:rPr>
             <w:color w:val="24588D"/>
@@ -15283,7 +16358,7 @@
       <w:pPr>
         <w:pStyle w:val="ReportReference"/>
       </w:pPr>
-      <w:hyperlink r:id="rId225">
+      <w:hyperlink r:id="rId230">
         <w:r>
           <w:rPr>
             <w:color w:val="24588D"/>
@@ -15300,7 +16375,7 @@
       <w:r>
         <w:tab/>
       </w:r>
-      <w:hyperlink r:id="rId226">
+      <w:hyperlink r:id="rId231">
         <w:r>
           <w:rPr>
             <w:color w:val="24588D"/>
@@ -15317,7 +16392,7 @@
       <w:r>
         <w:tab/>
       </w:r>
-      <w:hyperlink r:id="rId227">
+      <w:hyperlink r:id="rId232">
         <w:r>
           <w:rPr>
             <w:color w:val="24588D"/>
@@ -15348,7 +16423,7 @@
       <w:pPr>
         <w:pStyle w:val="ReportReference"/>
       </w:pPr>
-      <w:hyperlink r:id="rId228">
+      <w:hyperlink r:id="rId233">
         <w:r>
           <w:rPr>
             <w:color w:val="24588D"/>
@@ -15365,7 +16440,7 @@
       <w:r>
         <w:tab/>
       </w:r>
-      <w:hyperlink r:id="rId229">
+      <w:hyperlink r:id="rId234">
         <w:r>
           <w:rPr>
             <w:color w:val="24588D"/>
@@ -15382,7 +16457,7 @@
       <w:r>
         <w:tab/>
       </w:r>
-      <w:hyperlink r:id="rId230">
+      <w:hyperlink r:id="rId235">
         <w:r>
           <w:rPr>
             <w:color w:val="24588D"/>
@@ -15413,7 +16488,7 @@
       <w:pPr>
         <w:pStyle w:val="ReportReference"/>
       </w:pPr>
-      <w:hyperlink r:id="rId231">
+      <w:hyperlink r:id="rId236">
         <w:r>
           <w:rPr>
             <w:color w:val="24588D"/>
@@ -15430,7 +16505,7 @@
       <w:r>
         <w:tab/>
       </w:r>
-      <w:hyperlink r:id="rId232">
+      <w:hyperlink r:id="rId237">
         <w:r>
           <w:rPr>
             <w:color w:val="24588D"/>
@@ -15444,14 +16519,50 @@
           <w:t>需求取舍：波特率矩阵与设备指纹</w:t>
         </w:r>
       </w:hyperlink>
+      <w:r>
+        <w:tab/>
+      </w:r>
+      <w:hyperlink r:id="rId238">
+        <w:r>
+          <w:rPr>
+            <w:color w:val="24588D"/>
+          </w:rPr>
+          <w:t xml:space="preserve">[45] </w:t>
+        </w:r>
+        <w:r>
+          <w:rPr>
+            <w:color w:val="24588D"/>
+          </w:rPr>
+          <w:t>设备端只读工具与限流</w:t>
+        </w:r>
+      </w:hyperlink>
+    </w:p>
+    <w:p>
+      <w:pPr>
+        <w:pStyle w:val="ReportReference"/>
+      </w:pPr>
+      <w:hyperlink r:id="rId239">
+        <w:r>
+          <w:rPr>
+            <w:color w:val="24588D"/>
+          </w:rPr>
+          <w:t xml:space="preserve">[46] vgagent </w:t>
+        </w:r>
+        <w:r>
+          <w:rPr>
+            <w:color w:val="24588D"/>
+          </w:rPr>
+          <w:t>诊断子命令与凭证状态</w:t>
+        </w:r>
+      </w:hyperlink>
     </w:p>
     <w:sectPr>
-      <w:headerReference w:type="even" r:id="rId233"/>
-      <w:headerReference w:type="default" r:id="rId234"/>
-      <w:footerReference w:type="even" r:id="rId235"/>
-      <w:footerReference w:type="default" r:id="rId236"/>
-      <w:headerReference w:type="first" r:id="rId237"/>
-      <w:footerReference w:type="first" r:id="rId238"/>
+      <w:headerReference w:type="even" r:id="rId240"/>
+      <w:headerReference w:type="default" r:id="rId241"/>
+      <w:footerReference w:type="even" r:id="rId242"/>
+      <w:footerReference w:type="default" r:id="rId243"/>
+      <w:headerReference w:type="first" r:id="rId244"/>
+      <w:footerReference w:type="first" r:id="rId245"/>
       <w:pgSz w:w="11905" w:h="16840"/>
       <w:pgMar w:top="2098" w:right="1474" w:bottom="1984" w:left="1587" w:header="851" w:footer="992" w:gutter="0"/>
       <w:pgNumType w:start="0"/>
@@ -15727,9 +16838,9 @@
 <file path=word/numbering.xml><?xml version="1.0" encoding="utf-8"?>
 <w:numbering xmlns:wpc="http://schemas.microsoft.com/office/word/2010/wordprocessingCanvas" xmlns:cx="http://schemas.microsoft.com/office/drawing/2014/chartex" xmlns:cx1="http://schemas.microsoft.com/office/drawing/2015/9/8/chartex" xmlns:cx2="http://schemas.microsoft.com/office/drawing/2015/10/21/chartex" xmlns:cx3="http://schemas.microsoft.com/office/drawing/2016/5/9/chartex" xmlns:cx4="http://schemas.microsoft.com/office/drawing/2016/5/10/chartex" xmlns:cx5="http://schemas.microsoft.com/office/drawing/2016/5/11/chartex" xmlns:cx6="http://schemas.microsoft.com/office/drawing/2016/5/12/chartex" xmlns:cx7="http://schemas.microsoft.com/office/drawing/2016/5/13/chartex" xmlns:cx8="http://schemas.microsoft.com/office/drawing/2016/5/14/chartex" xmlns:mc="http://schemas.openxmlformats.org/markup-compatibility/2006" xmlns:aink="http://schemas.microsoft.com/office/drawing/2016/ink" xmlns:am3d="http://schemas.microsoft.com/office/drawing/2017/model3d" xmlns:o="urn:schemas-microsoft-com:office:office" xmlns:oel="http://schemas.microsoft.com/office/2019/extlst" xmlns:r="http://schemas.openxmlformats.org/officeDocument/2006/relationships" xmlns:m="http://schemas.openxmlformats.org/officeDocument/2006/math" xmlns:v="urn:schemas-microsoft-com:vml" xmlns:wp14="http://schemas.microsoft.com/office/word/2010/wordprocessingDrawing" xmlns:wp="http://schemas.openxmlformats.org/drawingml/2006/wordprocessingDrawing" xmlns:w10="urn:schemas-microsoft-com:office:word" xmlns:w="http://schemas.openxmlformats.org/wordprocessingml/2006/main" xmlns:w14="http://schemas.microsoft.com/office/word/2010/wordml" xmlns:w15="http://schemas.microsoft.com/office/word/2012/wordml" xmlns:w16cex="http://schemas.microsoft.com/office/word/2018/wordml/cex" xmlns:w16cid="http://schemas.microsoft.com/office/word/2016/wordml/cid" xmlns:w16="http://schemas.microsoft.com/office/word/2018/wordml" xmlns:w16du="http://schemas.microsoft.com/office/word/2023/wordml/word16du" xmlns:w16sdtdh="http://schemas.microsoft.com/office/word/2020/wordml/sdtdatahash" xmlns:w16sdtfl="http://schemas.microsoft.com/office/word/2024/wordml/sdtformatlock" xmlns:w16se="http://schemas.microsoft.com/office/word/2015/wordml/symex" xmlns:wpg="http://schemas.microsoft.com/office/word/2010/wordprocessingGroup" xmlns:wpi="http://schemas.microsoft.com/office/word/2010/wordprocessingInk" xmlns:wne="http://schemas.microsoft.com/office/word/2006/wordml" xmlns:wps="http://schemas.microsoft.com/office/word/2010/wordprocessingShape" mc:Ignorable="w14 w15 w16se w16cid w16 w16cex w16sdtdh w16sdtfl w16du wp14">
   <w:abstractNum w:abstractNumId="0" w15:restartNumberingAfterBreak="0">
-    <w:nsid w:val="07C37D0A"/>
+    <w:nsid w:val="042A632E"/>
     <w:multiLevelType w:val="multilevel"/>
-    <w:tmpl w:val="89CCB914"/>
+    <w:tmpl w:val="2D5810E8"/>
     <w:lvl w:ilvl="0">
       <w:numFmt w:val="bullet"/>
       <w:lvlText w:val="•"/>
@@ -15780,9 +16891,9 @@
     </w:lvl>
   </w:abstractNum>
   <w:abstractNum w:abstractNumId="1" w15:restartNumberingAfterBreak="0">
-    <w:nsid w:val="0AFC29B5"/>
+    <w:nsid w:val="07003F04"/>
     <w:multiLevelType w:val="multilevel"/>
-    <w:tmpl w:val="689A470E"/>
+    <w:tmpl w:val="6B96D5B4"/>
     <w:lvl w:ilvl="0">
       <w:numFmt w:val="bullet"/>
       <w:lvlText w:val="•"/>
@@ -15833,9 +16944,9 @@
     </w:lvl>
   </w:abstractNum>
   <w:abstractNum w:abstractNumId="2" w15:restartNumberingAfterBreak="0">
-    <w:nsid w:val="0FCA763E"/>
+    <w:nsid w:val="0DB87D47"/>
     <w:multiLevelType w:val="multilevel"/>
-    <w:tmpl w:val="F9C2227C"/>
+    <w:tmpl w:val="AD6EDBAC"/>
     <w:lvl w:ilvl="0">
       <w:numFmt w:val="bullet"/>
       <w:lvlText w:val="•"/>
@@ -15886,9 +16997,9 @@
     </w:lvl>
   </w:abstractNum>
   <w:abstractNum w:abstractNumId="3" w15:restartNumberingAfterBreak="0">
-    <w:nsid w:val="1428641D"/>
+    <w:nsid w:val="0E354079"/>
     <w:multiLevelType w:val="multilevel"/>
-    <w:tmpl w:val="0DA4BE6A"/>
+    <w:tmpl w:val="6B32DC84"/>
     <w:lvl w:ilvl="0">
       <w:numFmt w:val="bullet"/>
       <w:lvlText w:val="•"/>
@@ -15939,9 +17050,9 @@
     </w:lvl>
   </w:abstractNum>
   <w:abstractNum w:abstractNumId="4" w15:restartNumberingAfterBreak="0">
-    <w:nsid w:val="16CF28C8"/>
+    <w:nsid w:val="0F5C67DD"/>
     <w:multiLevelType w:val="multilevel"/>
-    <w:tmpl w:val="8E6E98DA"/>
+    <w:tmpl w:val="AB8238E6"/>
     <w:lvl w:ilvl="0">
       <w:numFmt w:val="bullet"/>
       <w:lvlText w:val="•"/>
@@ -15992,9 +17103,9 @@
     </w:lvl>
   </w:abstractNum>
   <w:abstractNum w:abstractNumId="5" w15:restartNumberingAfterBreak="0">
-    <w:nsid w:val="16FC7B3B"/>
+    <w:nsid w:val="14B64BD5"/>
     <w:multiLevelType w:val="multilevel"/>
-    <w:tmpl w:val="CFCE9996"/>
+    <w:tmpl w:val="CC8CA1FE"/>
     <w:lvl w:ilvl="0">
       <w:numFmt w:val="bullet"/>
       <w:lvlText w:val="•"/>
@@ -16045,9 +17156,9 @@
     </w:lvl>
   </w:abstractNum>
   <w:abstractNum w:abstractNumId="6" w15:restartNumberingAfterBreak="0">
-    <w:nsid w:val="19DA7075"/>
+    <w:nsid w:val="17F9648B"/>
     <w:multiLevelType w:val="multilevel"/>
-    <w:tmpl w:val="14A086FE"/>
+    <w:tmpl w:val="E75EB560"/>
     <w:lvl w:ilvl="0">
       <w:numFmt w:val="bullet"/>
       <w:lvlText w:val="•"/>
@@ -16098,9 +17209,9 @@
     </w:lvl>
   </w:abstractNum>
   <w:abstractNum w:abstractNumId="7" w15:restartNumberingAfterBreak="0">
-    <w:nsid w:val="1A5A1D84"/>
+    <w:nsid w:val="1A933F74"/>
     <w:multiLevelType w:val="multilevel"/>
-    <w:tmpl w:val="F09E76FE"/>
+    <w:tmpl w:val="01E89B12"/>
     <w:lvl w:ilvl="0">
       <w:numFmt w:val="bullet"/>
       <w:lvlText w:val="•"/>
@@ -16151,9 +17262,9 @@
     </w:lvl>
   </w:abstractNum>
   <w:abstractNum w:abstractNumId="8" w15:restartNumberingAfterBreak="0">
-    <w:nsid w:val="1B567706"/>
+    <w:nsid w:val="1D404E06"/>
     <w:multiLevelType w:val="multilevel"/>
-    <w:tmpl w:val="FBA6A7FA"/>
+    <w:tmpl w:val="2780E1A4"/>
     <w:lvl w:ilvl="0">
       <w:numFmt w:val="bullet"/>
       <w:lvlText w:val="•"/>
@@ -16204,9 +17315,9 @@
     </w:lvl>
   </w:abstractNum>
   <w:abstractNum w:abstractNumId="9" w15:restartNumberingAfterBreak="0">
-    <w:nsid w:val="21810B04"/>
+    <w:nsid w:val="20F46422"/>
     <w:multiLevelType w:val="multilevel"/>
-    <w:tmpl w:val="761A3358"/>
+    <w:tmpl w:val="79008E8A"/>
     <w:lvl w:ilvl="0">
       <w:numFmt w:val="bullet"/>
       <w:lvlText w:val="•"/>
@@ -16257,9 +17368,9 @@
     </w:lvl>
   </w:abstractNum>
   <w:abstractNum w:abstractNumId="10" w15:restartNumberingAfterBreak="0">
-    <w:nsid w:val="243A7336"/>
+    <w:nsid w:val="3F8646BD"/>
     <w:multiLevelType w:val="multilevel"/>
-    <w:tmpl w:val="69A6890E"/>
+    <w:tmpl w:val="FB441712"/>
     <w:lvl w:ilvl="0">
       <w:numFmt w:val="bullet"/>
       <w:lvlText w:val="•"/>
@@ -16310,9 +17421,9 @@
     </w:lvl>
   </w:abstractNum>
   <w:abstractNum w:abstractNumId="11" w15:restartNumberingAfterBreak="0">
-    <w:nsid w:val="247857F1"/>
+    <w:nsid w:val="44BB079D"/>
     <w:multiLevelType w:val="multilevel"/>
-    <w:tmpl w:val="33246F3A"/>
+    <w:tmpl w:val="849E437E"/>
     <w:lvl w:ilvl="0">
       <w:numFmt w:val="bullet"/>
       <w:lvlText w:val="•"/>
@@ -16363,9 +17474,9 @@
     </w:lvl>
   </w:abstractNum>
   <w:abstractNum w:abstractNumId="12" w15:restartNumberingAfterBreak="0">
-    <w:nsid w:val="358152DC"/>
+    <w:nsid w:val="4511675B"/>
     <w:multiLevelType w:val="multilevel"/>
-    <w:tmpl w:val="1162259E"/>
+    <w:tmpl w:val="A7ACE57E"/>
     <w:lvl w:ilvl="0">
       <w:numFmt w:val="bullet"/>
       <w:lvlText w:val="•"/>
@@ -16416,9 +17527,9 @@
     </w:lvl>
   </w:abstractNum>
   <w:abstractNum w:abstractNumId="13" w15:restartNumberingAfterBreak="0">
-    <w:nsid w:val="365F1831"/>
+    <w:nsid w:val="453132E3"/>
     <w:multiLevelType w:val="multilevel"/>
-    <w:tmpl w:val="A094E238"/>
+    <w:tmpl w:val="D932F87C"/>
     <w:lvl w:ilvl="0">
       <w:numFmt w:val="bullet"/>
       <w:lvlText w:val="•"/>
@@ -16469,9 +17580,9 @@
     </w:lvl>
   </w:abstractNum>
   <w:abstractNum w:abstractNumId="14" w15:restartNumberingAfterBreak="0">
-    <w:nsid w:val="37382F7C"/>
+    <w:nsid w:val="45ED4AD7"/>
     <w:multiLevelType w:val="multilevel"/>
-    <w:tmpl w:val="DFBA9324"/>
+    <w:tmpl w:val="A04280E8"/>
     <w:lvl w:ilvl="0">
       <w:numFmt w:val="bullet"/>
       <w:lvlText w:val="•"/>
@@ -16522,9 +17633,9 @@
     </w:lvl>
   </w:abstractNum>
   <w:abstractNum w:abstractNumId="15" w15:restartNumberingAfterBreak="0">
-    <w:nsid w:val="3ACC6020"/>
+    <w:nsid w:val="47CF018D"/>
     <w:multiLevelType w:val="multilevel"/>
-    <w:tmpl w:val="D53CF0AA"/>
+    <w:tmpl w:val="68723F18"/>
     <w:lvl w:ilvl="0">
       <w:numFmt w:val="bullet"/>
       <w:lvlText w:val="•"/>
@@ -16575,9 +17686,9 @@
     </w:lvl>
   </w:abstractNum>
   <w:abstractNum w:abstractNumId="16" w15:restartNumberingAfterBreak="0">
-    <w:nsid w:val="3EAA51B9"/>
+    <w:nsid w:val="480A5F8F"/>
     <w:multiLevelType w:val="multilevel"/>
-    <w:tmpl w:val="DF30B62C"/>
+    <w:tmpl w:val="11F418BC"/>
     <w:lvl w:ilvl="0">
       <w:numFmt w:val="bullet"/>
       <w:lvlText w:val="•"/>
@@ -16628,9 +17739,9 @@
     </w:lvl>
   </w:abstractNum>
   <w:abstractNum w:abstractNumId="17" w15:restartNumberingAfterBreak="0">
-    <w:nsid w:val="42B8618A"/>
+    <w:nsid w:val="4D160911"/>
     <w:multiLevelType w:val="multilevel"/>
-    <w:tmpl w:val="5A4C6FE8"/>
+    <w:tmpl w:val="10B6731E"/>
     <w:lvl w:ilvl="0">
       <w:numFmt w:val="bullet"/>
       <w:lvlText w:val="•"/>
@@ -16681,9 +17792,9 @@
     </w:lvl>
   </w:abstractNum>
   <w:abstractNum w:abstractNumId="18" w15:restartNumberingAfterBreak="0">
-    <w:nsid w:val="45FA5846"/>
+    <w:nsid w:val="4E376479"/>
     <w:multiLevelType w:val="multilevel"/>
-    <w:tmpl w:val="85E2A922"/>
+    <w:tmpl w:val="7AA8DD8C"/>
     <w:lvl w:ilvl="0">
       <w:numFmt w:val="bullet"/>
       <w:lvlText w:val="•"/>
@@ -16734,9 +17845,9 @@
     </w:lvl>
   </w:abstractNum>
   <w:abstractNum w:abstractNumId="19" w15:restartNumberingAfterBreak="0">
-    <w:nsid w:val="4F8E30BC"/>
+    <w:nsid w:val="52C47D3E"/>
     <w:multiLevelType w:val="multilevel"/>
-    <w:tmpl w:val="AA10C178"/>
+    <w:tmpl w:val="03262700"/>
     <w:lvl w:ilvl="0">
       <w:numFmt w:val="bullet"/>
       <w:lvlText w:val="•"/>
@@ -16787,9 +17898,9 @@
     </w:lvl>
   </w:abstractNum>
   <w:abstractNum w:abstractNumId="20" w15:restartNumberingAfterBreak="0">
-    <w:nsid w:val="50E24374"/>
+    <w:nsid w:val="53C336A1"/>
     <w:multiLevelType w:val="multilevel"/>
-    <w:tmpl w:val="F8044E74"/>
+    <w:tmpl w:val="1B82CC72"/>
     <w:lvl w:ilvl="0">
       <w:numFmt w:val="bullet"/>
       <w:lvlText w:val="•"/>
@@ -16840,9 +17951,9 @@
     </w:lvl>
   </w:abstractNum>
   <w:abstractNum w:abstractNumId="21" w15:restartNumberingAfterBreak="0">
-    <w:nsid w:val="533A0D9B"/>
+    <w:nsid w:val="547F5AA4"/>
     <w:multiLevelType w:val="multilevel"/>
-    <w:tmpl w:val="2D84A2C0"/>
+    <w:tmpl w:val="0E201D5A"/>
     <w:lvl w:ilvl="0">
       <w:numFmt w:val="bullet"/>
       <w:lvlText w:val="•"/>
@@ -16893,9 +18004,9 @@
     </w:lvl>
   </w:abstractNum>
   <w:abstractNum w:abstractNumId="22" w15:restartNumberingAfterBreak="0">
-    <w:nsid w:val="5B407B95"/>
+    <w:nsid w:val="555C5F1D"/>
     <w:multiLevelType w:val="multilevel"/>
-    <w:tmpl w:val="D15C6BF0"/>
+    <w:tmpl w:val="5F1C40EC"/>
     <w:lvl w:ilvl="0">
       <w:numFmt w:val="bullet"/>
       <w:lvlText w:val="•"/>
@@ -16946,9 +18057,9 @@
     </w:lvl>
   </w:abstractNum>
   <w:abstractNum w:abstractNumId="23" w15:restartNumberingAfterBreak="0">
-    <w:nsid w:val="5CE328BA"/>
+    <w:nsid w:val="5A177B89"/>
     <w:multiLevelType w:val="multilevel"/>
-    <w:tmpl w:val="5A388C5E"/>
+    <w:tmpl w:val="1A0A674A"/>
     <w:lvl w:ilvl="0">
       <w:numFmt w:val="bullet"/>
       <w:lvlText w:val="•"/>
@@ -16999,9 +18110,9 @@
     </w:lvl>
   </w:abstractNum>
   <w:abstractNum w:abstractNumId="24" w15:restartNumberingAfterBreak="0">
-    <w:nsid w:val="5F602D61"/>
+    <w:nsid w:val="5AD72EA2"/>
     <w:multiLevelType w:val="multilevel"/>
-    <w:tmpl w:val="40849B18"/>
+    <w:tmpl w:val="832A47E0"/>
     <w:lvl w:ilvl="0">
       <w:numFmt w:val="bullet"/>
       <w:lvlText w:val="•"/>
@@ -17052,9 +18163,9 @@
     </w:lvl>
   </w:abstractNum>
   <w:abstractNum w:abstractNumId="25" w15:restartNumberingAfterBreak="0">
-    <w:nsid w:val="61F1275B"/>
+    <w:nsid w:val="5C3070D5"/>
     <w:multiLevelType w:val="multilevel"/>
-    <w:tmpl w:val="31C0D912"/>
+    <w:tmpl w:val="B85C1396"/>
     <w:lvl w:ilvl="0">
       <w:numFmt w:val="bullet"/>
       <w:lvlText w:val="•"/>
@@ -17105,9 +18216,9 @@
     </w:lvl>
   </w:abstractNum>
   <w:abstractNum w:abstractNumId="26" w15:restartNumberingAfterBreak="0">
-    <w:nsid w:val="62B51634"/>
+    <w:nsid w:val="614322D3"/>
     <w:multiLevelType w:val="multilevel"/>
-    <w:tmpl w:val="0CFED7A8"/>
+    <w:tmpl w:val="7F4CEA32"/>
     <w:lvl w:ilvl="0">
       <w:numFmt w:val="bullet"/>
       <w:lvlText w:val="•"/>
@@ -17158,9 +18269,9 @@
     </w:lvl>
   </w:abstractNum>
   <w:abstractNum w:abstractNumId="27" w15:restartNumberingAfterBreak="0">
-    <w:nsid w:val="65B064E2"/>
+    <w:nsid w:val="780F2D06"/>
     <w:multiLevelType w:val="multilevel"/>
-    <w:tmpl w:val="DDA23738"/>
+    <w:tmpl w:val="12AC9A52"/>
     <w:lvl w:ilvl="0">
       <w:numFmt w:val="bullet"/>
       <w:lvlText w:val="•"/>
@@ -17211,9 +18322,9 @@
     </w:lvl>
   </w:abstractNum>
   <w:abstractNum w:abstractNumId="28" w15:restartNumberingAfterBreak="0">
-    <w:nsid w:val="7DB140EF"/>
+    <w:nsid w:val="7B8C6DEE"/>
     <w:multiLevelType w:val="multilevel"/>
-    <w:tmpl w:val="B66CC870"/>
+    <w:tmpl w:val="274CDB62"/>
     <w:lvl w:ilvl="0">
       <w:numFmt w:val="bullet"/>
       <w:lvlText w:val="•"/>
@@ -17263,92 +18374,92 @@
       <w:lvlJc w:val="left"/>
     </w:lvl>
   </w:abstractNum>
-  <w:num w:numId="1" w16cid:durableId="780346028">
+  <w:num w:numId="1" w16cid:durableId="1591964701">
+    <w:abstractNumId w:val="16"/>
+  </w:num>
+  <w:num w:numId="2" w16cid:durableId="1681345503">
+    <w:abstractNumId w:val="4"/>
+  </w:num>
+  <w:num w:numId="3" w16cid:durableId="111218925">
+    <w:abstractNumId w:val="24"/>
+  </w:num>
+  <w:num w:numId="4" w16cid:durableId="283730443">
+    <w:abstractNumId w:val="3"/>
+  </w:num>
+  <w:num w:numId="5" w16cid:durableId="2030401179">
+    <w:abstractNumId w:val="7"/>
+  </w:num>
+  <w:num w:numId="6" w16cid:durableId="133761242">
+    <w:abstractNumId w:val="27"/>
+  </w:num>
+  <w:num w:numId="7" w16cid:durableId="989939402">
+    <w:abstractNumId w:val="22"/>
+  </w:num>
+  <w:num w:numId="8" w16cid:durableId="678040061">
+    <w:abstractNumId w:val="28"/>
+  </w:num>
+  <w:num w:numId="9" w16cid:durableId="1674870176">
+    <w:abstractNumId w:val="9"/>
+  </w:num>
+  <w:num w:numId="10" w16cid:durableId="1268003503">
+    <w:abstractNumId w:val="8"/>
+  </w:num>
+  <w:num w:numId="11" w16cid:durableId="782260947">
+    <w:abstractNumId w:val="21"/>
+  </w:num>
+  <w:num w:numId="12" w16cid:durableId="483084511">
+    <w:abstractNumId w:val="12"/>
+  </w:num>
+  <w:num w:numId="13" w16cid:durableId="334843831">
+    <w:abstractNumId w:val="14"/>
+  </w:num>
+  <w:num w:numId="14" w16cid:durableId="241377186">
+    <w:abstractNumId w:val="1"/>
+  </w:num>
+  <w:num w:numId="15" w16cid:durableId="13115492">
+    <w:abstractNumId w:val="19"/>
+  </w:num>
+  <w:num w:numId="16" w16cid:durableId="254050173">
+    <w:abstractNumId w:val="2"/>
+  </w:num>
+  <w:num w:numId="17" w16cid:durableId="664629372">
+    <w:abstractNumId w:val="26"/>
+  </w:num>
+  <w:num w:numId="18" w16cid:durableId="199361851">
+    <w:abstractNumId w:val="5"/>
+  </w:num>
+  <w:num w:numId="19" w16cid:durableId="1375352443">
+    <w:abstractNumId w:val="23"/>
+  </w:num>
+  <w:num w:numId="20" w16cid:durableId="62610872">
+    <w:abstractNumId w:val="17"/>
+  </w:num>
+  <w:num w:numId="21" w16cid:durableId="891311695">
+    <w:abstractNumId w:val="6"/>
+  </w:num>
+  <w:num w:numId="22" w16cid:durableId="1749109968">
+    <w:abstractNumId w:val="20"/>
+  </w:num>
+  <w:num w:numId="23" w16cid:durableId="548759591">
+    <w:abstractNumId w:val="0"/>
+  </w:num>
+  <w:num w:numId="24" w16cid:durableId="1898856732">
+    <w:abstractNumId w:val="15"/>
+  </w:num>
+  <w:num w:numId="25" w16cid:durableId="2095588518">
     <w:abstractNumId w:val="11"/>
   </w:num>
-  <w:num w:numId="2" w16cid:durableId="839738143">
-    <w:abstractNumId w:val="9"/>
-  </w:num>
-  <w:num w:numId="3" w16cid:durableId="335882185">
-    <w:abstractNumId w:val="15"/>
-  </w:num>
-  <w:num w:numId="4" w16cid:durableId="242835753">
-    <w:abstractNumId w:val="10"/>
-  </w:num>
-  <w:num w:numId="5" w16cid:durableId="930813743">
-    <w:abstractNumId w:val="21"/>
-  </w:num>
-  <w:num w:numId="6" w16cid:durableId="1165049490">
-    <w:abstractNumId w:val="20"/>
-  </w:num>
-  <w:num w:numId="7" w16cid:durableId="1155537537">
-    <w:abstractNumId w:val="4"/>
-  </w:num>
-  <w:num w:numId="8" w16cid:durableId="105660963">
+  <w:num w:numId="26" w16cid:durableId="2031641374">
     <w:abstractNumId w:val="25"/>
   </w:num>
-  <w:num w:numId="9" w16cid:durableId="1536163874">
-    <w:abstractNumId w:val="28"/>
+  <w:num w:numId="27" w16cid:durableId="497379428">
+    <w:abstractNumId w:val="13"/>
   </w:num>
-  <w:num w:numId="10" w16cid:durableId="1242712727">
-    <w:abstractNumId w:val="1"/>
-  </w:num>
-  <w:num w:numId="11" w16cid:durableId="1277911870">
+  <w:num w:numId="28" w16cid:durableId="1260869295">
     <w:abstractNumId w:val="18"/>
   </w:num>
-  <w:num w:numId="12" w16cid:durableId="151718258">
-    <w:abstractNumId w:val="3"/>
-  </w:num>
-  <w:num w:numId="13" w16cid:durableId="1629044703">
-    <w:abstractNumId w:val="23"/>
-  </w:num>
-  <w:num w:numId="14" w16cid:durableId="1757743920">
-    <w:abstractNumId w:val="13"/>
-  </w:num>
-  <w:num w:numId="15" w16cid:durableId="284120094">
-    <w:abstractNumId w:val="22"/>
-  </w:num>
-  <w:num w:numId="16" w16cid:durableId="1489907154">
-    <w:abstractNumId w:val="27"/>
-  </w:num>
-  <w:num w:numId="17" w16cid:durableId="1799491876">
-    <w:abstractNumId w:val="0"/>
-  </w:num>
-  <w:num w:numId="18" w16cid:durableId="1974214552">
-    <w:abstractNumId w:val="19"/>
-  </w:num>
-  <w:num w:numId="19" w16cid:durableId="32459614">
-    <w:abstractNumId w:val="7"/>
-  </w:num>
-  <w:num w:numId="20" w16cid:durableId="1772436878">
-    <w:abstractNumId w:val="17"/>
-  </w:num>
-  <w:num w:numId="21" w16cid:durableId="839543394">
-    <w:abstractNumId w:val="8"/>
-  </w:num>
-  <w:num w:numId="22" w16cid:durableId="683748722">
-    <w:abstractNumId w:val="5"/>
-  </w:num>
-  <w:num w:numId="23" w16cid:durableId="1239943373">
-    <w:abstractNumId w:val="14"/>
-  </w:num>
-  <w:num w:numId="24" w16cid:durableId="1062749433">
-    <w:abstractNumId w:val="2"/>
-  </w:num>
-  <w:num w:numId="25" w16cid:durableId="1733456071">
-    <w:abstractNumId w:val="24"/>
-  </w:num>
-  <w:num w:numId="26" w16cid:durableId="874120567">
-    <w:abstractNumId w:val="26"/>
-  </w:num>
-  <w:num w:numId="27" w16cid:durableId="1942491144">
-    <w:abstractNumId w:val="6"/>
-  </w:num>
-  <w:num w:numId="28" w16cid:durableId="1317998792">
-    <w:abstractNumId w:val="12"/>
-  </w:num>
-  <w:num w:numId="29" w16cid:durableId="979765392">
-    <w:abstractNumId w:val="16"/>
+  <w:num w:numId="29" w16cid:durableId="919480532">
+    <w:abstractNumId w:val="10"/>
   </w:num>
 </w:numbering>
 </file>
@@ -17874,6 +18985,7 @@
     <w:basedOn w:val="a"/>
     <w:qFormat/>
     <w:pPr>
+      <w:keepNext/>
       <w:spacing w:before="80" w:after="80" w:line="300" w:lineRule="auto"/>
       <w:ind w:firstLine="0"/>
       <w:jc w:val="center"/>
@@ -17968,7 +19080,7 @@
       <w:tabs>
         <w:tab w:val="right" w:leader="dot" w:pos="8784"/>
       </w:tabs>
-      <w:spacing w:line="300" w:lineRule="exact"/>
+      <w:spacing w:line="320" w:lineRule="exact"/>
       <w:ind w:firstLine="0"/>
       <w:jc w:val="left"/>
     </w:pPr>
@@ -17987,7 +19099,7 @@
       <w:tabs>
         <w:tab w:val="right" w:leader="dot" w:pos="8784"/>
       </w:tabs>
-      <w:spacing w:line="262" w:lineRule="exact"/>
+      <w:spacing w:line="270" w:lineRule="exact"/>
       <w:ind w:left="360" w:firstLine="0"/>
       <w:jc w:val="left"/>
     </w:pPr>
@@ -18006,7 +19118,7 @@
       <w:tabs>
         <w:tab w:val="right" w:leader="dot" w:pos="8784"/>
       </w:tabs>
-      <w:spacing w:line="240" w:lineRule="exact"/>
+      <w:spacing w:line="250" w:lineRule="exact"/>
       <w:ind w:left="720" w:firstLine="0"/>
       <w:jc w:val="left"/>
     </w:pPr>
@@ -18020,7 +19132,7 @@
     <w:basedOn w:val="a0"/>
     <w:uiPriority w:val="99"/>
     <w:unhideWhenUsed/>
-    <w:rsid w:val="00AB1141"/>
+    <w:rsid w:val="004B18C7"/>
     <w:rPr>
       <w:color w:val="467886" w:themeColor="hyperlink"/>
       <w:u w:val="single"/>

--- a/docs/submission/VelaGuard-技术报告.docx
+++ b/docs/submission/VelaGuard-技术报告.docx
@@ -58,7 +58,7 @@
       <w:r>
         <w:fldChar w:fldCharType="separate"/>
       </w:r>
-      <w:hyperlink w:anchor="_Toc240812483" w:history="1">
+      <w:hyperlink w:anchor="_Toc240816110" w:history="1">
         <w:r>
           <w:rPr>
             <w:rStyle w:val="a5"/>
@@ -102,7 +102,7 @@
             <w:noProof/>
             <w:webHidden/>
           </w:rPr>
-          <w:instrText>PAGEREF _Toc240812483 \h</w:instrText>
+          <w:instrText>PAGEREF _Toc240816110 \h</w:instrText>
         </w:r>
         <w:r>
           <w:rPr>
@@ -155,7 +155,7 @@
           <w14:ligatures w14:val="standardContextual"/>
         </w:rPr>
       </w:pPr>
-      <w:hyperlink w:anchor="_Toc240812484" w:history="1">
+      <w:hyperlink w:anchor="_Toc240816111" w:history="1">
         <w:r>
           <w:rPr>
             <w:rStyle w:val="a5"/>
@@ -199,7 +199,7 @@
             <w:noProof/>
             <w:webHidden/>
           </w:rPr>
-          <w:instrText>PAGEREF _Toc240812484 \h</w:instrText>
+          <w:instrText>PAGEREF _Toc240816111 \h</w:instrText>
         </w:r>
         <w:r>
           <w:rPr>
@@ -252,7 +252,7 @@
           <w14:ligatures w14:val="standardContextual"/>
         </w:rPr>
       </w:pPr>
-      <w:hyperlink w:anchor="_Toc240812485" w:history="1">
+      <w:hyperlink w:anchor="_Toc240816112" w:history="1">
         <w:r>
           <w:rPr>
             <w:rStyle w:val="a5"/>
@@ -296,7 +296,7 @@
             <w:noProof/>
             <w:webHidden/>
           </w:rPr>
-          <w:instrText>PAGEREF _Toc240812485 \h</w:instrText>
+          <w:instrText>PAGEREF _Toc240816112 \h</w:instrText>
         </w:r>
         <w:r>
           <w:rPr>
@@ -349,7 +349,7 @@
           <w14:ligatures w14:val="standardContextual"/>
         </w:rPr>
       </w:pPr>
-      <w:hyperlink w:anchor="_Toc240812486" w:history="1">
+      <w:hyperlink w:anchor="_Toc240816113" w:history="1">
         <w:r>
           <w:rPr>
             <w:rStyle w:val="a5"/>
@@ -393,7 +393,7 @@
             <w:noProof/>
             <w:webHidden/>
           </w:rPr>
-          <w:instrText>PAGEREF _Toc240812486 \h</w:instrText>
+          <w:instrText>PAGEREF _Toc240816113 \h</w:instrText>
         </w:r>
         <w:r>
           <w:rPr>
@@ -447,7 +447,7 @@
           <w14:ligatures w14:val="standardContextual"/>
         </w:rPr>
       </w:pPr>
-      <w:hyperlink w:anchor="_Toc240812487" w:history="1">
+      <w:hyperlink w:anchor="_Toc240816114" w:history="1">
         <w:r>
           <w:rPr>
             <w:rStyle w:val="a5"/>
@@ -484,7 +484,7 @@
             <w:noProof/>
             <w:webHidden/>
           </w:rPr>
-          <w:instrText>PAGEREF _Toc240812487 \h</w:instrText>
+          <w:instrText>PAGEREF _Toc240816114 \h</w:instrText>
         </w:r>
         <w:r>
           <w:rPr>
@@ -538,7 +538,7 @@
           <w14:ligatures w14:val="standardContextual"/>
         </w:rPr>
       </w:pPr>
-      <w:hyperlink w:anchor="_Toc240812488" w:history="1">
+      <w:hyperlink w:anchor="_Toc240816115" w:history="1">
         <w:r>
           <w:rPr>
             <w:rStyle w:val="a5"/>
@@ -575,7 +575,7 @@
             <w:noProof/>
             <w:webHidden/>
           </w:rPr>
-          <w:instrText>PAGEREF _Toc240812488 \h</w:instrText>
+          <w:instrText>PAGEREF _Toc240816115 \h</w:instrText>
         </w:r>
         <w:r>
           <w:rPr>
@@ -629,7 +629,7 @@
           <w14:ligatures w14:val="standardContextual"/>
         </w:rPr>
       </w:pPr>
-      <w:hyperlink w:anchor="_Toc240812489" w:history="1">
+      <w:hyperlink w:anchor="_Toc240816116" w:history="1">
         <w:r>
           <w:rPr>
             <w:rStyle w:val="a5"/>
@@ -666,7 +666,7 @@
             <w:noProof/>
             <w:webHidden/>
           </w:rPr>
-          <w:instrText>PAGEREF _Toc240812489 \h</w:instrText>
+          <w:instrText>PAGEREF _Toc240816116 \h</w:instrText>
         </w:r>
         <w:r>
           <w:rPr>
@@ -719,7 +719,7 @@
           <w14:ligatures w14:val="standardContextual"/>
         </w:rPr>
       </w:pPr>
-      <w:hyperlink w:anchor="_Toc240812490" w:history="1">
+      <w:hyperlink w:anchor="_Toc240816117" w:history="1">
         <w:r>
           <w:rPr>
             <w:rStyle w:val="a5"/>
@@ -763,7 +763,7 @@
             <w:noProof/>
             <w:webHidden/>
           </w:rPr>
-          <w:instrText>PAGEREF _Toc240812490 \h</w:instrText>
+          <w:instrText>PAGEREF _Toc240816117 \h</w:instrText>
         </w:r>
         <w:r>
           <w:rPr>
@@ -817,7 +817,7 @@
           <w14:ligatures w14:val="standardContextual"/>
         </w:rPr>
       </w:pPr>
-      <w:hyperlink w:anchor="_Toc240812491" w:history="1">
+      <w:hyperlink w:anchor="_Toc240816118" w:history="1">
         <w:r>
           <w:rPr>
             <w:rStyle w:val="a5"/>
@@ -854,7 +854,7 @@
             <w:noProof/>
             <w:webHidden/>
           </w:rPr>
-          <w:instrText>PAGEREF _Toc240812491 \h</w:instrText>
+          <w:instrText>PAGEREF _Toc240816118 \h</w:instrText>
         </w:r>
         <w:r>
           <w:rPr>
@@ -908,7 +908,7 @@
           <w14:ligatures w14:val="standardContextual"/>
         </w:rPr>
       </w:pPr>
-      <w:hyperlink w:anchor="_Toc240812492" w:history="1">
+      <w:hyperlink w:anchor="_Toc240816119" w:history="1">
         <w:r>
           <w:rPr>
             <w:rStyle w:val="a5"/>
@@ -945,7 +945,7 @@
             <w:noProof/>
             <w:webHidden/>
           </w:rPr>
-          <w:instrText>PAGEREF _Toc240812492 \h</w:instrText>
+          <w:instrText>PAGEREF _Toc240816119 \h</w:instrText>
         </w:r>
         <w:r>
           <w:rPr>
@@ -999,7 +999,7 @@
           <w14:ligatures w14:val="standardContextual"/>
         </w:rPr>
       </w:pPr>
-      <w:hyperlink w:anchor="_Toc240812493" w:history="1">
+      <w:hyperlink w:anchor="_Toc240816120" w:history="1">
         <w:r>
           <w:rPr>
             <w:rStyle w:val="a5"/>
@@ -1036,7 +1036,7 @@
             <w:noProof/>
             <w:webHidden/>
           </w:rPr>
-          <w:instrText>PAGEREF _Toc240812493 \h</w:instrText>
+          <w:instrText>PAGEREF _Toc240816120 \h</w:instrText>
         </w:r>
         <w:r>
           <w:rPr>
@@ -1089,7 +1089,7 @@
           <w14:ligatures w14:val="standardContextual"/>
         </w:rPr>
       </w:pPr>
-      <w:hyperlink w:anchor="_Toc240812494" w:history="1">
+      <w:hyperlink w:anchor="_Toc240816121" w:history="1">
         <w:r>
           <w:rPr>
             <w:rStyle w:val="a5"/>
@@ -1133,7 +1133,7 @@
             <w:noProof/>
             <w:webHidden/>
           </w:rPr>
-          <w:instrText>PAGEREF _Toc240812494 \h</w:instrText>
+          <w:instrText>PAGEREF _Toc240816121 \h</w:instrText>
         </w:r>
         <w:r>
           <w:rPr>
@@ -1187,7 +1187,7 @@
           <w14:ligatures w14:val="standardContextual"/>
         </w:rPr>
       </w:pPr>
-      <w:hyperlink w:anchor="_Toc240812495" w:history="1">
+      <w:hyperlink w:anchor="_Toc240816122" w:history="1">
         <w:r>
           <w:rPr>
             <w:rStyle w:val="a5"/>
@@ -1231,7 +1231,7 @@
             <w:noProof/>
             <w:webHidden/>
           </w:rPr>
-          <w:instrText>PAGEREF _Toc240812495 \h</w:instrText>
+          <w:instrText>PAGEREF _Toc240816122 \h</w:instrText>
         </w:r>
         <w:r>
           <w:rPr>
@@ -1285,7 +1285,7 @@
           <w14:ligatures w14:val="standardContextual"/>
         </w:rPr>
       </w:pPr>
-      <w:hyperlink w:anchor="_Toc240812496" w:history="1">
+      <w:hyperlink w:anchor="_Toc240816123" w:history="1">
         <w:r>
           <w:rPr>
             <w:rStyle w:val="a5"/>
@@ -1322,7 +1322,7 @@
             <w:noProof/>
             <w:webHidden/>
           </w:rPr>
-          <w:instrText>PAGEREF _Toc240812496 \h</w:instrText>
+          <w:instrText>PAGEREF _Toc240816123 \h</w:instrText>
         </w:r>
         <w:r>
           <w:rPr>
@@ -1376,7 +1376,7 @@
           <w14:ligatures w14:val="standardContextual"/>
         </w:rPr>
       </w:pPr>
-      <w:hyperlink w:anchor="_Toc240812497" w:history="1">
+      <w:hyperlink w:anchor="_Toc240816124" w:history="1">
         <w:r>
           <w:rPr>
             <w:rStyle w:val="a5"/>
@@ -1413,7 +1413,7 @@
             <w:noProof/>
             <w:webHidden/>
           </w:rPr>
-          <w:instrText>PAGEREF _Toc240812497 \h</w:instrText>
+          <w:instrText>PAGEREF _Toc240816124 \h</w:instrText>
         </w:r>
         <w:r>
           <w:rPr>
@@ -1467,7 +1467,7 @@
           <w14:ligatures w14:val="standardContextual"/>
         </w:rPr>
       </w:pPr>
-      <w:hyperlink w:anchor="_Toc240812498" w:history="1">
+      <w:hyperlink w:anchor="_Toc240816125" w:history="1">
         <w:r>
           <w:rPr>
             <w:rStyle w:val="a5"/>
@@ -1504,7 +1504,7 @@
             <w:noProof/>
             <w:webHidden/>
           </w:rPr>
-          <w:instrText>PAGEREF _Toc240812498 \h</w:instrText>
+          <w:instrText>PAGEREF _Toc240816125 \h</w:instrText>
         </w:r>
         <w:r>
           <w:rPr>
@@ -1558,7 +1558,7 @@
           <w14:ligatures w14:val="standardContextual"/>
         </w:rPr>
       </w:pPr>
-      <w:hyperlink w:anchor="_Toc240812499" w:history="1">
+      <w:hyperlink w:anchor="_Toc240816126" w:history="1">
         <w:r>
           <w:rPr>
             <w:rStyle w:val="a5"/>
@@ -1595,7 +1595,7 @@
             <w:noProof/>
             <w:webHidden/>
           </w:rPr>
-          <w:instrText>PAGEREF _Toc240812499 \h</w:instrText>
+          <w:instrText>PAGEREF _Toc240816126 \h</w:instrText>
         </w:r>
         <w:r>
           <w:rPr>
@@ -1649,7 +1649,7 @@
           <w14:ligatures w14:val="standardContextual"/>
         </w:rPr>
       </w:pPr>
-      <w:hyperlink w:anchor="_Toc240812500" w:history="1">
+      <w:hyperlink w:anchor="_Toc240816127" w:history="1">
         <w:r>
           <w:rPr>
             <w:rStyle w:val="a5"/>
@@ -1707,7 +1707,7 @@
             <w:noProof/>
             <w:webHidden/>
           </w:rPr>
-          <w:instrText>PAGEREF _Toc240812500 \h</w:instrText>
+          <w:instrText>PAGEREF _Toc240816127 \h</w:instrText>
         </w:r>
         <w:r>
           <w:rPr>
@@ -1761,7 +1761,7 @@
           <w14:ligatures w14:val="standardContextual"/>
         </w:rPr>
       </w:pPr>
-      <w:hyperlink w:anchor="_Toc240812501" w:history="1">
+      <w:hyperlink w:anchor="_Toc240816128" w:history="1">
         <w:r>
           <w:rPr>
             <w:rStyle w:val="a5"/>
@@ -1805,7 +1805,7 @@
             <w:noProof/>
             <w:webHidden/>
           </w:rPr>
-          <w:instrText>PAGEREF _Toc240812501 \h</w:instrText>
+          <w:instrText>PAGEREF _Toc240816128 \h</w:instrText>
         </w:r>
         <w:r>
           <w:rPr>
@@ -1858,7 +1858,7 @@
           <w14:ligatures w14:val="standardContextual"/>
         </w:rPr>
       </w:pPr>
-      <w:hyperlink w:anchor="_Toc240812502" w:history="1">
+      <w:hyperlink w:anchor="_Toc240816129" w:history="1">
         <w:r>
           <w:rPr>
             <w:rStyle w:val="a5"/>
@@ -1902,7 +1902,7 @@
             <w:noProof/>
             <w:webHidden/>
           </w:rPr>
-          <w:instrText>PAGEREF _Toc240812502 \h</w:instrText>
+          <w:instrText>PAGEREF _Toc240816129 \h</w:instrText>
         </w:r>
         <w:r>
           <w:rPr>
@@ -1956,7 +1956,7 @@
           <w14:ligatures w14:val="standardContextual"/>
         </w:rPr>
       </w:pPr>
-      <w:hyperlink w:anchor="_Toc240812503" w:history="1">
+      <w:hyperlink w:anchor="_Toc240816130" w:history="1">
         <w:r>
           <w:rPr>
             <w:rStyle w:val="a5"/>
@@ -1993,7 +1993,7 @@
             <w:noProof/>
             <w:webHidden/>
           </w:rPr>
-          <w:instrText>PAGEREF _Toc240812503 \h</w:instrText>
+          <w:instrText>PAGEREF _Toc240816130 \h</w:instrText>
         </w:r>
         <w:r>
           <w:rPr>
@@ -2047,7 +2047,7 @@
           <w14:ligatures w14:val="standardContextual"/>
         </w:rPr>
       </w:pPr>
-      <w:hyperlink w:anchor="_Toc240812504" w:history="1">
+      <w:hyperlink w:anchor="_Toc240816131" w:history="1">
         <w:r>
           <w:rPr>
             <w:rStyle w:val="a5"/>
@@ -2084,7 +2084,7 @@
             <w:noProof/>
             <w:webHidden/>
           </w:rPr>
-          <w:instrText>PAGEREF _Toc240812504 \h</w:instrText>
+          <w:instrText>PAGEREF _Toc240816131 \h</w:instrText>
         </w:r>
         <w:r>
           <w:rPr>
@@ -2138,7 +2138,7 @@
           <w14:ligatures w14:val="standardContextual"/>
         </w:rPr>
       </w:pPr>
-      <w:hyperlink w:anchor="_Toc240812505" w:history="1">
+      <w:hyperlink w:anchor="_Toc240816132" w:history="1">
         <w:r>
           <w:rPr>
             <w:rStyle w:val="a5"/>
@@ -2175,7 +2175,7 @@
             <w:noProof/>
             <w:webHidden/>
           </w:rPr>
-          <w:instrText>PAGEREF _Toc240812505 \h</w:instrText>
+          <w:instrText>PAGEREF _Toc240816132 \h</w:instrText>
         </w:r>
         <w:r>
           <w:rPr>
@@ -2229,7 +2229,7 @@
           <w14:ligatures w14:val="standardContextual"/>
         </w:rPr>
       </w:pPr>
-      <w:hyperlink w:anchor="_Toc240812506" w:history="1">
+      <w:hyperlink w:anchor="_Toc240816133" w:history="1">
         <w:r>
           <w:rPr>
             <w:rStyle w:val="a5"/>
@@ -2273,7 +2273,7 @@
             <w:noProof/>
             <w:webHidden/>
           </w:rPr>
-          <w:instrText>PAGEREF _Toc240812506 \h</w:instrText>
+          <w:instrText>PAGEREF _Toc240816133 \h</w:instrText>
         </w:r>
         <w:r>
           <w:rPr>
@@ -2327,7 +2327,7 @@
           <w14:ligatures w14:val="standardContextual"/>
         </w:rPr>
       </w:pPr>
-      <w:hyperlink w:anchor="_Toc240812507" w:history="1">
+      <w:hyperlink w:anchor="_Toc240816134" w:history="1">
         <w:r>
           <w:rPr>
             <w:rStyle w:val="a5"/>
@@ -2364,7 +2364,7 @@
             <w:noProof/>
             <w:webHidden/>
           </w:rPr>
-          <w:instrText>PAGEREF _Toc240812507 \h</w:instrText>
+          <w:instrText>PAGEREF _Toc240816134 \h</w:instrText>
         </w:r>
         <w:r>
           <w:rPr>
@@ -2418,7 +2418,7 @@
           <w14:ligatures w14:val="standardContextual"/>
         </w:rPr>
       </w:pPr>
-      <w:hyperlink w:anchor="_Toc240812508" w:history="1">
+      <w:hyperlink w:anchor="_Toc240816135" w:history="1">
         <w:r>
           <w:rPr>
             <w:rStyle w:val="a5"/>
@@ -2455,7 +2455,7 @@
             <w:noProof/>
             <w:webHidden/>
           </w:rPr>
-          <w:instrText>PAGEREF _Toc240812508 \h</w:instrText>
+          <w:instrText>PAGEREF _Toc240816135 \h</w:instrText>
         </w:r>
         <w:r>
           <w:rPr>
@@ -2508,7 +2508,7 @@
           <w14:ligatures w14:val="standardContextual"/>
         </w:rPr>
       </w:pPr>
-      <w:hyperlink w:anchor="_Toc240812509" w:history="1">
+      <w:hyperlink w:anchor="_Toc240816136" w:history="1">
         <w:r>
           <w:rPr>
             <w:rStyle w:val="a5"/>
@@ -2552,7 +2552,7 @@
             <w:noProof/>
             <w:webHidden/>
           </w:rPr>
-          <w:instrText>PAGEREF _Toc240812509 \h</w:instrText>
+          <w:instrText>PAGEREF _Toc240816136 \h</w:instrText>
         </w:r>
         <w:r>
           <w:rPr>
@@ -2606,7 +2606,7 @@
           <w14:ligatures w14:val="standardContextual"/>
         </w:rPr>
       </w:pPr>
-      <w:hyperlink w:anchor="_Toc240812510" w:history="1">
+      <w:hyperlink w:anchor="_Toc240816137" w:history="1">
         <w:r>
           <w:rPr>
             <w:rStyle w:val="a5"/>
@@ -2643,7 +2643,7 @@
             <w:noProof/>
             <w:webHidden/>
           </w:rPr>
-          <w:instrText>PAGEREF _Toc240812510 \h</w:instrText>
+          <w:instrText>PAGEREF _Toc240816137 \h</w:instrText>
         </w:r>
         <w:r>
           <w:rPr>
@@ -2697,7 +2697,7 @@
           <w14:ligatures w14:val="standardContextual"/>
         </w:rPr>
       </w:pPr>
-      <w:hyperlink w:anchor="_Toc240812511" w:history="1">
+      <w:hyperlink w:anchor="_Toc240816138" w:history="1">
         <w:r>
           <w:rPr>
             <w:rStyle w:val="a5"/>
@@ -2734,7 +2734,7 @@
             <w:noProof/>
             <w:webHidden/>
           </w:rPr>
-          <w:instrText>PAGEREF _Toc240812511 \h</w:instrText>
+          <w:instrText>PAGEREF _Toc240816138 \h</w:instrText>
         </w:r>
         <w:r>
           <w:rPr>
@@ -2788,7 +2788,7 @@
           <w14:ligatures w14:val="standardContextual"/>
         </w:rPr>
       </w:pPr>
-      <w:hyperlink w:anchor="_Toc240812512" w:history="1">
+      <w:hyperlink w:anchor="_Toc240816139" w:history="1">
         <w:r>
           <w:rPr>
             <w:rStyle w:val="a5"/>
@@ -2832,7 +2832,7 @@
             <w:noProof/>
             <w:webHidden/>
           </w:rPr>
-          <w:instrText>PAGEREF _Toc240812512 \h</w:instrText>
+          <w:instrText>PAGEREF _Toc240816139 \h</w:instrText>
         </w:r>
         <w:r>
           <w:rPr>
@@ -2886,7 +2886,7 @@
           <w14:ligatures w14:val="standardContextual"/>
         </w:rPr>
       </w:pPr>
-      <w:hyperlink w:anchor="_Toc240812513" w:history="1">
+      <w:hyperlink w:anchor="_Toc240816140" w:history="1">
         <w:r>
           <w:rPr>
             <w:rStyle w:val="a5"/>
@@ -2923,7 +2923,7 @@
             <w:noProof/>
             <w:webHidden/>
           </w:rPr>
-          <w:instrText>PAGEREF _Toc240812513 \h</w:instrText>
+          <w:instrText>PAGEREF _Toc240816140 \h</w:instrText>
         </w:r>
         <w:r>
           <w:rPr>
@@ -2976,7 +2976,7 @@
           <w14:ligatures w14:val="standardContextual"/>
         </w:rPr>
       </w:pPr>
-      <w:hyperlink w:anchor="_Toc240812514" w:history="1">
+      <w:hyperlink w:anchor="_Toc240816141" w:history="1">
         <w:r>
           <w:rPr>
             <w:rStyle w:val="a5"/>
@@ -3020,7 +3020,7 @@
             <w:noProof/>
             <w:webHidden/>
           </w:rPr>
-          <w:instrText>PAGEREF _Toc240812514 \h</w:instrText>
+          <w:instrText>PAGEREF _Toc240816141 \h</w:instrText>
         </w:r>
         <w:r>
           <w:rPr>
@@ -3074,7 +3074,7 @@
           <w14:ligatures w14:val="standardContextual"/>
         </w:rPr>
       </w:pPr>
-      <w:hyperlink w:anchor="_Toc240812515" w:history="1">
+      <w:hyperlink w:anchor="_Toc240816142" w:history="1">
         <w:r>
           <w:rPr>
             <w:rStyle w:val="a5"/>
@@ -3111,7 +3111,7 @@
             <w:noProof/>
             <w:webHidden/>
           </w:rPr>
-          <w:instrText>PAGEREF _Toc240812515 \h</w:instrText>
+          <w:instrText>PAGEREF _Toc240816142 \h</w:instrText>
         </w:r>
         <w:r>
           <w:rPr>
@@ -3164,7 +3164,7 @@
           <w14:ligatures w14:val="standardContextual"/>
         </w:rPr>
       </w:pPr>
-      <w:hyperlink w:anchor="_Toc240812516" w:history="1">
+      <w:hyperlink w:anchor="_Toc240816143" w:history="1">
         <w:r>
           <w:rPr>
             <w:rStyle w:val="a5"/>
@@ -3208,7 +3208,7 @@
             <w:noProof/>
             <w:webHidden/>
           </w:rPr>
-          <w:instrText>PAGEREF _Toc240812516 \h</w:instrText>
+          <w:instrText>PAGEREF _Toc240816143 \h</w:instrText>
         </w:r>
         <w:r>
           <w:rPr>
@@ -3262,7 +3262,7 @@
           <w14:ligatures w14:val="standardContextual"/>
         </w:rPr>
       </w:pPr>
-      <w:hyperlink w:anchor="_Toc240812517" w:history="1">
+      <w:hyperlink w:anchor="_Toc240816144" w:history="1">
         <w:r>
           <w:rPr>
             <w:rStyle w:val="a5"/>
@@ -3299,7 +3299,7 @@
             <w:noProof/>
             <w:webHidden/>
           </w:rPr>
-          <w:instrText>PAGEREF _Toc240812517 \h</w:instrText>
+          <w:instrText>PAGEREF _Toc240816144 \h</w:instrText>
         </w:r>
         <w:r>
           <w:rPr>
@@ -3353,7 +3353,7 @@
           <w14:ligatures w14:val="standardContextual"/>
         </w:rPr>
       </w:pPr>
-      <w:hyperlink w:anchor="_Toc240812518" w:history="1">
+      <w:hyperlink w:anchor="_Toc240816145" w:history="1">
         <w:r>
           <w:rPr>
             <w:rStyle w:val="a5"/>
@@ -3390,7 +3390,7 @@
             <w:noProof/>
             <w:webHidden/>
           </w:rPr>
-          <w:instrText>PAGEREF _Toc240812518 \h</w:instrText>
+          <w:instrText>PAGEREF _Toc240816145 \h</w:instrText>
         </w:r>
         <w:r>
           <w:rPr>
@@ -3444,7 +3444,7 @@
           <w14:ligatures w14:val="standardContextual"/>
         </w:rPr>
       </w:pPr>
-      <w:hyperlink w:anchor="_Toc240812519" w:history="1">
+      <w:hyperlink w:anchor="_Toc240816146" w:history="1">
         <w:r>
           <w:rPr>
             <w:rStyle w:val="a5"/>
@@ -3481,7 +3481,7 @@
             <w:noProof/>
             <w:webHidden/>
           </w:rPr>
-          <w:instrText>PAGEREF _Toc240812519 \h</w:instrText>
+          <w:instrText>PAGEREF _Toc240816146 \h</w:instrText>
         </w:r>
         <w:r>
           <w:rPr>
@@ -3535,7 +3535,7 @@
           <w14:ligatures w14:val="standardContextual"/>
         </w:rPr>
       </w:pPr>
-      <w:hyperlink w:anchor="_Toc240812520" w:history="1">
+      <w:hyperlink w:anchor="_Toc240816147" w:history="1">
         <w:r>
           <w:rPr>
             <w:rStyle w:val="a5"/>
@@ -3572,7 +3572,7 @@
             <w:noProof/>
             <w:webHidden/>
           </w:rPr>
-          <w:instrText>PAGEREF _Toc240812520 \h</w:instrText>
+          <w:instrText>PAGEREF _Toc240816147 \h</w:instrText>
         </w:r>
         <w:r>
           <w:rPr>
@@ -3628,7 +3628,7 @@
         <w:pStyle w:val="1"/>
         <w:pageBreakBefore/>
       </w:pPr>
-      <w:bookmarkStart w:id="0" w:name="_Toc240812483"/>
+      <w:bookmarkStart w:id="0" w:name="_Toc240816110"/>
       <w:r>
         <w:lastRenderedPageBreak/>
         <w:t>1</w:t>
@@ -3925,7 +3925,7 @@
       <w:pPr>
         <w:pStyle w:val="1"/>
       </w:pPr>
-      <w:bookmarkStart w:id="1" w:name="_Toc240812484"/>
+      <w:bookmarkStart w:id="1" w:name="_Toc240816111"/>
       <w:r>
         <w:t>2</w:t>
       </w:r>
@@ -4062,7 +4062,7 @@
         <w:pStyle w:val="1"/>
         <w:pageBreakBefore/>
       </w:pPr>
-      <w:bookmarkStart w:id="2" w:name="_Toc240812485"/>
+      <w:bookmarkStart w:id="2" w:name="_Toc240816112"/>
       <w:r>
         <w:lastRenderedPageBreak/>
         <w:t>3</w:t>
@@ -4076,7 +4076,7 @@
       <w:pPr>
         <w:pStyle w:val="2"/>
       </w:pPr>
-      <w:bookmarkStart w:id="3" w:name="_Toc240812486"/>
+      <w:bookmarkStart w:id="3" w:name="_Toc240816113"/>
       <w:r>
         <w:t xml:space="preserve">3.1 </w:t>
       </w:r>
@@ -4089,7 +4089,7 @@
       <w:pPr>
         <w:pStyle w:val="3"/>
       </w:pPr>
-      <w:bookmarkStart w:id="4" w:name="_Toc240812487"/>
+      <w:bookmarkStart w:id="4" w:name="_Toc240816114"/>
       <w:r>
         <w:t>项目背景与问题定义</w:t>
       </w:r>
@@ -4172,7 +4172,7 @@
         </w:rPr>
         <w:lastRenderedPageBreak/>
         <w:drawing>
-          <wp:inline distT="0" distB="0" distL="0" distR="0" wp14:anchorId="4232DA15" wp14:editId="33E53A3C">
+          <wp:inline distT="0" distB="0" distL="0" distR="0" wp14:anchorId="4C547901" wp14:editId="5FB304DC">
             <wp:extent cx="4605070" cy="3453803"/>
             <wp:effectExtent l="0" t="0" r="0" b="0"/>
             <wp:docPr id="1" name="Picture 1" descr="图 1  官方邮寄的 STM32H750B-DK 运行 VelaGuard 首页"/>
@@ -4239,7 +4239,7 @@
       <w:pPr>
         <w:pStyle w:val="3"/>
       </w:pPr>
-      <w:bookmarkStart w:id="5" w:name="_Toc240812488"/>
+      <w:bookmarkStart w:id="5" w:name="_Toc240816115"/>
       <w:r>
         <w:t>技术难点</w:t>
       </w:r>
@@ -4498,7 +4498,7 @@
       <w:pPr>
         <w:pStyle w:val="3"/>
       </w:pPr>
-      <w:bookmarkStart w:id="6" w:name="_Toc240812489"/>
+      <w:bookmarkStart w:id="6" w:name="_Toc240816116"/>
       <w:r>
         <w:t>创新点</w:t>
       </w:r>
@@ -4676,7 +4676,7 @@
       <w:pPr>
         <w:pStyle w:val="2"/>
       </w:pPr>
-      <w:bookmarkStart w:id="7" w:name="_Toc240812490"/>
+      <w:bookmarkStart w:id="7" w:name="_Toc240816117"/>
       <w:r>
         <w:t xml:space="preserve">3.2 </w:t>
       </w:r>
@@ -4689,7 +4689,7 @@
       <w:pPr>
         <w:pStyle w:val="3"/>
       </w:pPr>
-      <w:bookmarkStart w:id="8" w:name="_Toc240812491"/>
+      <w:bookmarkStart w:id="8" w:name="_Toc240816118"/>
       <w:r>
         <w:t>系统总体架构</w:t>
       </w:r>
@@ -4791,7 +4791,7 @@
         </w:rPr>
         <w:lastRenderedPageBreak/>
         <w:drawing>
-          <wp:inline distT="0" distB="0" distL="0" distR="0" wp14:anchorId="7BF7EB22" wp14:editId="7104614C">
+          <wp:inline distT="0" distB="0" distL="0" distR="0" wp14:anchorId="71CE6288" wp14:editId="15A6E9DA">
             <wp:extent cx="5615940" cy="3275965"/>
             <wp:effectExtent l="0" t="0" r="0" b="0"/>
             <wp:docPr id="2" name="Picture 2" descr="图 2  系统总体架构：现场、板端与云端的职责分工"/>
@@ -4896,7 +4896,7 @@
         </w:rPr>
         <w:lastRenderedPageBreak/>
         <w:drawing>
-          <wp:inline distT="0" distB="0" distL="0" distR="0" wp14:anchorId="50159AD1" wp14:editId="67E127A7">
+          <wp:inline distT="0" distB="0" distL="0" distR="0" wp14:anchorId="3F662025" wp14:editId="4BEBFE03">
             <wp:extent cx="5615940" cy="4211955"/>
             <wp:effectExtent l="0" t="0" r="0" b="0"/>
             <wp:docPr id="3" name="Picture 3" descr="图 3  实物联调拓扑：网关、真实 Modbus 从站与总线模拟器"/>
@@ -4957,7 +4957,7 @@
       <w:pPr>
         <w:pStyle w:val="3"/>
       </w:pPr>
-      <w:bookmarkStart w:id="9" w:name="_Toc240812492"/>
+      <w:bookmarkStart w:id="9" w:name="_Toc240816119"/>
       <w:r>
         <w:t>方案论证与选型</w:t>
       </w:r>
@@ -5246,7 +5246,7 @@
       <w:pPr>
         <w:pStyle w:val="3"/>
       </w:pPr>
-      <w:bookmarkStart w:id="10" w:name="_Toc240812493"/>
+      <w:bookmarkStart w:id="10" w:name="_Toc240816120"/>
       <w:r>
         <w:t>关键模块设计</w:t>
       </w:r>
@@ -5990,7 +5990,7 @@
           <w:noProof/>
         </w:rPr>
         <w:drawing>
-          <wp:inline distT="0" distB="0" distL="0" distR="0" wp14:anchorId="43BB28CE" wp14:editId="7E193954">
+          <wp:inline distT="0" distB="0" distL="0" distR="0" wp14:anchorId="377C9960" wp14:editId="4214BB03">
             <wp:extent cx="5615940" cy="3182366"/>
             <wp:effectExtent l="0" t="0" r="0" b="0"/>
             <wp:docPr id="4" name="Picture 4" descr="图 4  板端首页：32 个点位的快照与状态栏"/>
@@ -6118,7 +6118,7 @@
       <w:pPr>
         <w:pStyle w:val="2"/>
       </w:pPr>
-      <w:bookmarkStart w:id="11" w:name="_Toc240812494"/>
+      <w:bookmarkStart w:id="11" w:name="_Toc240816121"/>
       <w:r>
         <w:lastRenderedPageBreak/>
         <w:t xml:space="preserve">3.3 </w:t>
@@ -6132,7 +6132,7 @@
       <w:pPr>
         <w:pStyle w:val="3"/>
       </w:pPr>
-      <w:bookmarkStart w:id="12" w:name="_Toc240812495"/>
+      <w:bookmarkStart w:id="12" w:name="_Toc240816122"/>
       <w:r>
         <w:t xml:space="preserve">openvelaClaw </w:t>
       </w:r>
@@ -6267,7 +6267,7 @@
       <w:pPr>
         <w:pStyle w:val="3"/>
       </w:pPr>
-      <w:bookmarkStart w:id="13" w:name="_Toc240812496"/>
+      <w:bookmarkStart w:id="13" w:name="_Toc240816123"/>
       <w:r>
         <w:t>阈值与离线的确定性判定</w:t>
       </w:r>
@@ -6452,7 +6452,7 @@
           <w:noProof/>
         </w:rPr>
         <w:drawing>
-          <wp:inline distT="0" distB="0" distL="0" distR="0" wp14:anchorId="28B94B32" wp14:editId="6786846B">
+          <wp:inline distT="0" distB="0" distL="0" distR="0" wp14:anchorId="30573257" wp14:editId="1C32FBB0">
             <wp:extent cx="5615940" cy="3182366"/>
             <wp:effectExtent l="0" t="0" r="0" b="0"/>
             <wp:docPr id="5" name="Picture 5" descr="图 5  离线判定由连续失败计数改为滑窗失败率"/>
@@ -6559,7 +6559,7 @@
         </w:rPr>
         <w:lastRenderedPageBreak/>
         <w:drawing>
-          <wp:inline distT="0" distB="0" distL="0" distR="0" wp14:anchorId="2E92F31C" wp14:editId="568544C6">
+          <wp:inline distT="0" distB="0" distL="0" distR="0" wp14:anchorId="6AEE5EBC" wp14:editId="55B53D4B">
             <wp:extent cx="5615940" cy="3619162"/>
             <wp:effectExtent l="0" t="0" r="0" b="0"/>
             <wp:docPr id="6" name="Picture 6" descr="图 6  本地安全环与点表人工确认闸门"/>
@@ -6614,7 +6614,7 @@
       <w:pPr>
         <w:pStyle w:val="3"/>
       </w:pPr>
-      <w:bookmarkStart w:id="14" w:name="_Toc240812497"/>
+      <w:bookmarkStart w:id="14" w:name="_Toc240816124"/>
       <w:r>
         <w:t>总线探查与寄存器解码</w:t>
       </w:r>
@@ -6730,7 +6730,7 @@
         </w:rPr>
         <w:lastRenderedPageBreak/>
         <w:drawing>
-          <wp:inline distT="0" distB="0" distL="0" distR="0" wp14:anchorId="51AC4455" wp14:editId="58C65A01">
+          <wp:inline distT="0" distB="0" distL="0" distR="0" wp14:anchorId="24FD4EC6" wp14:editId="24C3C451">
             <wp:extent cx="5615940" cy="2963968"/>
             <wp:effectExtent l="0" t="0" r="0" b="0"/>
             <wp:docPr id="7" name="Picture 7" descr="图 7  总线探查：从陌生总线到候选点表"/>
@@ -6903,7 +6903,7 @@
       <w:pPr>
         <w:pStyle w:val="3"/>
       </w:pPr>
-      <w:bookmarkStart w:id="15" w:name="_Toc240812498"/>
+      <w:bookmarkStart w:id="15" w:name="_Toc240816125"/>
       <w:r>
         <w:t>帧级质量统计与故障归因</w:t>
       </w:r>
@@ -6974,7 +6974,7 @@
       <w:pPr>
         <w:pStyle w:val="3"/>
       </w:pPr>
-      <w:bookmarkStart w:id="16" w:name="_Toc240812499"/>
+      <w:bookmarkStart w:id="16" w:name="_Toc240816126"/>
       <w:r>
         <w:t>掉电安全的配置提交</w:t>
       </w:r>
@@ -7020,7 +7020,7 @@
       <w:pPr>
         <w:pStyle w:val="3"/>
       </w:pPr>
-      <w:bookmarkStart w:id="17" w:name="_Toc240812500"/>
+      <w:bookmarkStart w:id="17" w:name="_Toc240816127"/>
       <w:r>
         <w:t xml:space="preserve">QSPI XIP </w:t>
       </w:r>
@@ -7127,7 +7127,7 @@
         </w:rPr>
         <w:lastRenderedPageBreak/>
         <w:drawing>
-          <wp:inline distT="0" distB="0" distL="0" distR="0" wp14:anchorId="4C77AC22" wp14:editId="2613710A">
+          <wp:inline distT="0" distB="0" distL="0" distR="0" wp14:anchorId="054F2EB9" wp14:editId="49C013C6">
             <wp:extent cx="5615940" cy="3369564"/>
             <wp:effectExtent l="0" t="0" r="0" b="0"/>
             <wp:docPr id="8" name="Picture 8" descr="图 8  QSPI 原地执行约束下的启动链与升级路径"/>
@@ -7182,7 +7182,7 @@
       <w:pPr>
         <w:pStyle w:val="3"/>
       </w:pPr>
-      <w:bookmarkStart w:id="18" w:name="_Toc240812501"/>
+      <w:bookmarkStart w:id="18" w:name="_Toc240816128"/>
       <w:r>
         <w:t xml:space="preserve">openvela </w:t>
       </w:r>
@@ -7489,7 +7489,7 @@
       <w:pPr>
         <w:pStyle w:val="2"/>
       </w:pPr>
-      <w:bookmarkStart w:id="19" w:name="_Toc240812502"/>
+      <w:bookmarkStart w:id="19" w:name="_Toc240816129"/>
       <w:r>
         <w:t xml:space="preserve">3.4 </w:t>
       </w:r>
@@ -7502,7 +7502,7 @@
       <w:pPr>
         <w:pStyle w:val="3"/>
       </w:pPr>
-      <w:bookmarkStart w:id="20" w:name="_Toc240812503"/>
+      <w:bookmarkStart w:id="20" w:name="_Toc240816130"/>
       <w:r>
         <w:t>软件架构与启动</w:t>
       </w:r>
@@ -7949,7 +7949,7 @@
       <w:pPr>
         <w:pStyle w:val="3"/>
       </w:pPr>
-      <w:bookmarkStart w:id="21" w:name="_Toc240812504"/>
+      <w:bookmarkStart w:id="21" w:name="_Toc240816131"/>
       <w:r>
         <w:lastRenderedPageBreak/>
         <w:t>四条数据路径</w:t>
@@ -7968,7 +7968,7 @@
           <w:noProof/>
         </w:rPr>
         <w:drawing>
-          <wp:inline distT="0" distB="0" distL="0" distR="0" wp14:anchorId="52E45A8F" wp14:editId="1D72F632">
+          <wp:inline distT="0" distB="0" distL="0" distR="0" wp14:anchorId="68C35EFB" wp14:editId="2A1FAB09">
             <wp:extent cx="5615940" cy="4820348"/>
             <wp:effectExtent l="0" t="0" r="0" b="0"/>
             <wp:docPr id="9" name="Picture 9" descr="图 9  本地告警、联网解释、运行报告与云端留存的数据路径"/>
@@ -8383,7 +8383,7 @@
       <w:pPr>
         <w:pStyle w:val="3"/>
       </w:pPr>
-      <w:bookmarkStart w:id="22" w:name="_Toc240812505"/>
+      <w:bookmarkStart w:id="22" w:name="_Toc240816132"/>
       <w:r>
         <w:lastRenderedPageBreak/>
         <w:t>硬件设计与适配</w:t>
@@ -8915,7 +8915,7 @@
         </w:rPr>
         <w:lastRenderedPageBreak/>
         <w:drawing>
-          <wp:inline distT="0" distB="0" distL="0" distR="0" wp14:anchorId="5E5B9243" wp14:editId="7A06F3B8">
+          <wp:inline distT="0" distB="0" distL="0" distR="0" wp14:anchorId="1BF148AC" wp14:editId="127D9E24">
             <wp:extent cx="5615940" cy="2745571"/>
             <wp:effectExtent l="0" t="0" r="0" b="0"/>
             <wp:docPr id="10" name="Picture 10" descr="图 10  扩展板接口与接线（自绘，引脚级映射）"/>
@@ -8978,7 +8978,7 @@
           <w:noProof/>
         </w:rPr>
         <w:drawing>
-          <wp:inline distT="0" distB="0" distL="0" distR="0" wp14:anchorId="77C0E2CF" wp14:editId="3DCA20E7">
+          <wp:inline distT="0" distB="0" distL="0" distR="0" wp14:anchorId="782892A2" wp14:editId="478E3C99">
             <wp:extent cx="3369563" cy="4053609"/>
             <wp:effectExtent l="0" t="0" r="0" b="0"/>
             <wp:docPr id="11" name="Picture 11" descr="图 11  扩展板实物：STMOD+ 接口、DO 告警输出、ESP-01S 接口与 RS485 端子"/>
@@ -9066,7 +9066,7 @@
         </w:rPr>
         <w:lastRenderedPageBreak/>
         <w:drawing>
-          <wp:inline distT="0" distB="0" distL="0" distR="0" wp14:anchorId="0E5D0195" wp14:editId="2112656E">
+          <wp:inline distT="0" distB="0" distL="0" distR="0" wp14:anchorId="36B79B37" wp14:editId="3CCA5A75">
             <wp:extent cx="4605070" cy="3453803"/>
             <wp:effectExtent l="0" t="0" r="0" b="0"/>
             <wp:docPr id="12" name="Picture 12" descr="图 12  扩展板与主板的叠插关系"/>
@@ -9225,7 +9225,7 @@
         </w:rPr>
         <w:lastRenderedPageBreak/>
         <w:drawing>
-          <wp:inline distT="0" distB="0" distL="0" distR="0" wp14:anchorId="59C9FE8E" wp14:editId="3537865F">
+          <wp:inline distT="0" distB="0" distL="0" distR="0" wp14:anchorId="39FD0D4D" wp14:editId="3BF411CC">
             <wp:extent cx="4492752" cy="3179870"/>
             <wp:effectExtent l="0" t="0" r="0" b="0"/>
             <wp:docPr id="13" name="Picture 13" descr="图 13  扩展板原理图：RS485 收发与总线保护、数字量输出与电源"/>
@@ -9294,7 +9294,7 @@
           <w:noProof/>
         </w:rPr>
         <w:drawing>
-          <wp:inline distT="0" distB="0" distL="0" distR="0" wp14:anchorId="2E2ABCDC" wp14:editId="389C0F4D">
+          <wp:inline distT="0" distB="0" distL="0" distR="0" wp14:anchorId="1D5B9C3F" wp14:editId="5E85EE42">
             <wp:extent cx="2695651" cy="3594202"/>
             <wp:effectExtent l="0" t="0" r="0" b="0"/>
             <wp:docPr id="14" name="Picture 14" descr="图 14  扩展板 PCB 布局"/>
@@ -10265,7 +10265,7 @@
       <w:pPr>
         <w:pStyle w:val="3"/>
       </w:pPr>
-      <w:bookmarkStart w:id="23" w:name="_Toc240812506"/>
+      <w:bookmarkStart w:id="23" w:name="_Toc240816133"/>
       <w:r>
         <w:t>交互与设备</w:t>
       </w:r>
@@ -10364,7 +10364,7 @@
         </w:rPr>
         <w:lastRenderedPageBreak/>
         <w:drawing>
-          <wp:inline distT="0" distB="0" distL="0" distR="0" wp14:anchorId="5603CC78" wp14:editId="6AC80D14">
+          <wp:inline distT="0" distB="0" distL="0" distR="0" wp14:anchorId="53123DDB" wp14:editId="7DDBD944">
             <wp:extent cx="5615940" cy="3182366"/>
             <wp:effectExtent l="0" t="0" r="0" b="0"/>
             <wp:docPr id="15" name="Picture 15" descr="图 15  告警页：三行活动告警与逐点静音、标记处理"/>
@@ -10427,7 +10427,7 @@
           <w:noProof/>
         </w:rPr>
         <w:drawing>
-          <wp:inline distT="0" distB="0" distL="0" distR="0" wp14:anchorId="17AAB147" wp14:editId="0A5FB1C2">
+          <wp:inline distT="0" distB="0" distL="0" distR="0" wp14:anchorId="762AF651" wp14:editId="693881ED">
             <wp:extent cx="5615940" cy="3182366"/>
             <wp:effectExtent l="0" t="0" r="0" b="0"/>
             <wp:docPr id="16" name="Picture 16" descr="图 16  趋势页：阈值线与历史窗口切换"/>
@@ -11024,7 +11024,7 @@
       <w:pPr>
         <w:pStyle w:val="3"/>
       </w:pPr>
-      <w:bookmarkStart w:id="24" w:name="_Toc240812507"/>
+      <w:bookmarkStart w:id="24" w:name="_Toc240816134"/>
       <w:r>
         <w:t>配套项目：上位机与云看板</w:t>
       </w:r>
@@ -11133,7 +11133,7 @@
         </w:rPr>
         <w:lastRenderedPageBreak/>
         <w:drawing>
-          <wp:inline distT="0" distB="0" distL="0" distR="0" wp14:anchorId="14332576" wp14:editId="0930EC5F">
+          <wp:inline distT="0" distB="0" distL="0" distR="0" wp14:anchorId="37DD4EB8" wp14:editId="4021B8B8">
             <wp:extent cx="5615940" cy="3982898"/>
             <wp:effectExtent l="0" t="0" r="0" b="0"/>
             <wp:docPr id="17" name="Picture 17" descr="图 17  点表配置上位机：编辑、试读与人工确认"/>
@@ -11298,7 +11298,7 @@
         </w:rPr>
         <w:lastRenderedPageBreak/>
         <w:drawing>
-          <wp:inline distT="0" distB="0" distL="0" distR="0" wp14:anchorId="34E8BD72" wp14:editId="5FB89C73">
+          <wp:inline distT="0" distB="0" distL="0" distR="0" wp14:anchorId="68B83672" wp14:editId="7E0D97D1">
             <wp:extent cx="5335143" cy="2750933"/>
             <wp:effectExtent l="0" t="0" r="0" b="0"/>
             <wp:docPr id="18" name="Picture 18" descr="图 18  云看板设备总览：在线设备、活动告警与报文采集校验"/>
@@ -11361,7 +11361,7 @@
           <w:noProof/>
         </w:rPr>
         <w:drawing>
-          <wp:inline distT="0" distB="0" distL="0" distR="0" wp14:anchorId="4856C00B" wp14:editId="43123EC9">
+          <wp:inline distT="0" distB="0" distL="0" distR="0" wp14:anchorId="6A86160C" wp14:editId="3508C492">
             <wp:extent cx="5335143" cy="2750933"/>
             <wp:effectExtent l="0" t="0" r="0" b="0"/>
             <wp:docPr id="19" name="Picture 19" descr="图 19  云看板设备实时数据页：点位状态、总线地址、寄存器与阈值；该页取自已确认点表的联调样例，部分点位未接真实从站，故显示离线"/>
@@ -11447,7 +11447,7 @@
       <w:pPr>
         <w:pStyle w:val="3"/>
       </w:pPr>
-      <w:bookmarkStart w:id="25" w:name="_Toc240812508"/>
+      <w:bookmarkStart w:id="25" w:name="_Toc240816135"/>
       <w:r>
         <w:lastRenderedPageBreak/>
         <w:t>复现入口</w:t>
@@ -11602,7 +11602,7 @@
         <w:pStyle w:val="2"/>
         <w:pageBreakBefore/>
       </w:pPr>
-      <w:bookmarkStart w:id="26" w:name="_Toc240812509"/>
+      <w:bookmarkStart w:id="26" w:name="_Toc240816136"/>
       <w:r>
         <w:lastRenderedPageBreak/>
         <w:t xml:space="preserve">3.5 </w:t>
@@ -11616,7 +11616,7 @@
       <w:pPr>
         <w:pStyle w:val="3"/>
       </w:pPr>
-      <w:bookmarkStart w:id="27" w:name="_Toc240812510"/>
+      <w:bookmarkStart w:id="27" w:name="_Toc240816137"/>
       <w:r>
         <w:t>测试环境与证据范围</w:t>
       </w:r>
@@ -13086,7 +13086,7 @@
       <w:pPr>
         <w:pStyle w:val="3"/>
       </w:pPr>
-      <w:bookmarkStart w:id="28" w:name="_Toc240812511"/>
+      <w:bookmarkStart w:id="28" w:name="_Toc240816138"/>
       <w:r>
         <w:lastRenderedPageBreak/>
         <w:t>带屏静止首页性能</w:t>
@@ -13715,7 +13715,7 @@
       <w:pPr>
         <w:pStyle w:val="3"/>
       </w:pPr>
-      <w:bookmarkStart w:id="29" w:name="_Toc240812512"/>
+      <w:bookmarkStart w:id="29" w:name="_Toc240816139"/>
       <w:r>
         <w:t xml:space="preserve">openvelaClaw </w:t>
       </w:r>
@@ -14201,7 +14201,7 @@
       <w:pPr>
         <w:pStyle w:val="3"/>
       </w:pPr>
-      <w:bookmarkStart w:id="30" w:name="_Toc240812513"/>
+      <w:bookmarkStart w:id="30" w:name="_Toc240816140"/>
       <w:r>
         <w:lastRenderedPageBreak/>
         <w:t>可靠性与稳定性</w:t>
@@ -14266,7 +14266,7 @@
       <w:pPr>
         <w:pStyle w:val="2"/>
       </w:pPr>
-      <w:bookmarkStart w:id="31" w:name="_Toc240812514"/>
+      <w:bookmarkStart w:id="31" w:name="_Toc240816141"/>
       <w:r>
         <w:t xml:space="preserve">3.6 AI-Native </w:t>
       </w:r>
@@ -14885,7 +14885,7 @@
       <w:pPr>
         <w:pStyle w:val="3"/>
       </w:pPr>
-      <w:bookmarkStart w:id="32" w:name="_Toc240812515"/>
+      <w:bookmarkStart w:id="32" w:name="_Toc240816142"/>
       <w:r>
         <w:t>开发方式与经验</w:t>
       </w:r>
@@ -14980,7 +14980,7 @@
       <w:pPr>
         <w:pStyle w:val="2"/>
       </w:pPr>
-      <w:bookmarkStart w:id="33" w:name="_Toc240812516"/>
+      <w:bookmarkStart w:id="33" w:name="_Toc240816143"/>
       <w:r>
         <w:t xml:space="preserve">3.7 </w:t>
       </w:r>
@@ -14993,7 +14993,7 @@
       <w:pPr>
         <w:pStyle w:val="3"/>
       </w:pPr>
-      <w:bookmarkStart w:id="34" w:name="_Toc240812517"/>
+      <w:bookmarkStart w:id="34" w:name="_Toc240816144"/>
       <w:r>
         <w:t>成果总结</w:t>
       </w:r>
@@ -15113,7 +15113,7 @@
       <w:pPr>
         <w:pStyle w:val="3"/>
       </w:pPr>
-      <w:bookmarkStart w:id="35" w:name="_Toc240812518"/>
+      <w:bookmarkStart w:id="35" w:name="_Toc240816145"/>
       <w:r>
         <w:lastRenderedPageBreak/>
         <w:t>应用前景与商业价值</w:t>
@@ -15165,7 +15165,7 @@
       <w:pPr>
         <w:pStyle w:val="3"/>
       </w:pPr>
-      <w:bookmarkStart w:id="36" w:name="_Toc240812519"/>
+      <w:bookmarkStart w:id="36" w:name="_Toc240816146"/>
       <w:r>
         <w:t>不足与后续重点</w:t>
       </w:r>
@@ -15606,7 +15606,7 @@
       <w:pPr>
         <w:pStyle w:val="3"/>
       </w:pPr>
-      <w:bookmarkStart w:id="37" w:name="_Toc240812520"/>
+      <w:bookmarkStart w:id="37" w:name="_Toc240816147"/>
       <w:r>
         <w:lastRenderedPageBreak/>
         <w:t>实现与证据索引</w:t>
@@ -16838,9 +16838,9 @@
 <file path=word/numbering.xml><?xml version="1.0" encoding="utf-8"?>
 <w:numbering xmlns:wpc="http://schemas.microsoft.com/office/word/2010/wordprocessingCanvas" xmlns:cx="http://schemas.microsoft.com/office/drawing/2014/chartex" xmlns:cx1="http://schemas.microsoft.com/office/drawing/2015/9/8/chartex" xmlns:cx2="http://schemas.microsoft.com/office/drawing/2015/10/21/chartex" xmlns:cx3="http://schemas.microsoft.com/office/drawing/2016/5/9/chartex" xmlns:cx4="http://schemas.microsoft.com/office/drawing/2016/5/10/chartex" xmlns:cx5="http://schemas.microsoft.com/office/drawing/2016/5/11/chartex" xmlns:cx6="http://schemas.microsoft.com/office/drawing/2016/5/12/chartex" xmlns:cx7="http://schemas.microsoft.com/office/drawing/2016/5/13/chartex" xmlns:cx8="http://schemas.microsoft.com/office/drawing/2016/5/14/chartex" xmlns:mc="http://schemas.openxmlformats.org/markup-compatibility/2006" xmlns:aink="http://schemas.microsoft.com/office/drawing/2016/ink" xmlns:am3d="http://schemas.microsoft.com/office/drawing/2017/model3d" xmlns:o="urn:schemas-microsoft-com:office:office" xmlns:oel="http://schemas.microsoft.com/office/2019/extlst" xmlns:r="http://schemas.openxmlformats.org/officeDocument/2006/relationships" xmlns:m="http://schemas.openxmlformats.org/officeDocument/2006/math" xmlns:v="urn:schemas-microsoft-com:vml" xmlns:wp14="http://schemas.microsoft.com/office/word/2010/wordprocessingDrawing" xmlns:wp="http://schemas.openxmlformats.org/drawingml/2006/wordprocessingDrawing" xmlns:w10="urn:schemas-microsoft-com:office:word" xmlns:w="http://schemas.openxmlformats.org/wordprocessingml/2006/main" xmlns:w14="http://schemas.microsoft.com/office/word/2010/wordml" xmlns:w15="http://schemas.microsoft.com/office/word/2012/wordml" xmlns:w16cex="http://schemas.microsoft.com/office/word/2018/wordml/cex" xmlns:w16cid="http://schemas.microsoft.com/office/word/2016/wordml/cid" xmlns:w16="http://schemas.microsoft.com/office/word/2018/wordml" xmlns:w16du="http://schemas.microsoft.com/office/word/2023/wordml/word16du" xmlns:w16sdtdh="http://schemas.microsoft.com/office/word/2020/wordml/sdtdatahash" xmlns:w16sdtfl="http://schemas.microsoft.com/office/word/2024/wordml/sdtformatlock" xmlns:w16se="http://schemas.microsoft.com/office/word/2015/wordml/symex" xmlns:wpg="http://schemas.microsoft.com/office/word/2010/wordprocessingGroup" xmlns:wpi="http://schemas.microsoft.com/office/word/2010/wordprocessingInk" xmlns:wne="http://schemas.microsoft.com/office/word/2006/wordml" xmlns:wps="http://schemas.microsoft.com/office/word/2010/wordprocessingShape" mc:Ignorable="w14 w15 w16se w16cid w16 w16cex w16sdtdh w16sdtfl w16du wp14">
   <w:abstractNum w:abstractNumId="0" w15:restartNumberingAfterBreak="0">
-    <w:nsid w:val="042A632E"/>
+    <w:nsid w:val="152C5BF2"/>
     <w:multiLevelType w:val="multilevel"/>
-    <w:tmpl w:val="2D5810E8"/>
+    <w:tmpl w:val="404E66D2"/>
     <w:lvl w:ilvl="0">
       <w:numFmt w:val="bullet"/>
       <w:lvlText w:val="•"/>
@@ -16891,9 +16891,9 @@
     </w:lvl>
   </w:abstractNum>
   <w:abstractNum w:abstractNumId="1" w15:restartNumberingAfterBreak="0">
-    <w:nsid w:val="07003F04"/>
+    <w:nsid w:val="1834328C"/>
     <w:multiLevelType w:val="multilevel"/>
-    <w:tmpl w:val="6B96D5B4"/>
+    <w:tmpl w:val="C9E4D4E0"/>
     <w:lvl w:ilvl="0">
       <w:numFmt w:val="bullet"/>
       <w:lvlText w:val="•"/>
@@ -16944,9 +16944,9 @@
     </w:lvl>
   </w:abstractNum>
   <w:abstractNum w:abstractNumId="2" w15:restartNumberingAfterBreak="0">
-    <w:nsid w:val="0DB87D47"/>
+    <w:nsid w:val="218D68BF"/>
     <w:multiLevelType w:val="multilevel"/>
-    <w:tmpl w:val="AD6EDBAC"/>
+    <w:tmpl w:val="5AFCDDDE"/>
     <w:lvl w:ilvl="0">
       <w:numFmt w:val="bullet"/>
       <w:lvlText w:val="•"/>
@@ -16997,9 +16997,9 @@
     </w:lvl>
   </w:abstractNum>
   <w:abstractNum w:abstractNumId="3" w15:restartNumberingAfterBreak="0">
-    <w:nsid w:val="0E354079"/>
+    <w:nsid w:val="21AF7937"/>
     <w:multiLevelType w:val="multilevel"/>
-    <w:tmpl w:val="6B32DC84"/>
+    <w:tmpl w:val="FF8AF396"/>
     <w:lvl w:ilvl="0">
       <w:numFmt w:val="bullet"/>
       <w:lvlText w:val="•"/>
@@ -17050,9 +17050,9 @@
     </w:lvl>
   </w:abstractNum>
   <w:abstractNum w:abstractNumId="4" w15:restartNumberingAfterBreak="0">
-    <w:nsid w:val="0F5C67DD"/>
+    <w:nsid w:val="278F53B6"/>
     <w:multiLevelType w:val="multilevel"/>
-    <w:tmpl w:val="AB8238E6"/>
+    <w:tmpl w:val="7D56C7D4"/>
     <w:lvl w:ilvl="0">
       <w:numFmt w:val="bullet"/>
       <w:lvlText w:val="•"/>
@@ -17103,9 +17103,9 @@
     </w:lvl>
   </w:abstractNum>
   <w:abstractNum w:abstractNumId="5" w15:restartNumberingAfterBreak="0">
-    <w:nsid w:val="14B64BD5"/>
+    <w:nsid w:val="296C530A"/>
     <w:multiLevelType w:val="multilevel"/>
-    <w:tmpl w:val="CC8CA1FE"/>
+    <w:tmpl w:val="FF726462"/>
     <w:lvl w:ilvl="0">
       <w:numFmt w:val="bullet"/>
       <w:lvlText w:val="•"/>
@@ -17156,9 +17156,9 @@
     </w:lvl>
   </w:abstractNum>
   <w:abstractNum w:abstractNumId="6" w15:restartNumberingAfterBreak="0">
-    <w:nsid w:val="17F9648B"/>
+    <w:nsid w:val="2EE42A63"/>
     <w:multiLevelType w:val="multilevel"/>
-    <w:tmpl w:val="E75EB560"/>
+    <w:tmpl w:val="B2B68154"/>
     <w:lvl w:ilvl="0">
       <w:numFmt w:val="bullet"/>
       <w:lvlText w:val="•"/>
@@ -17209,9 +17209,9 @@
     </w:lvl>
   </w:abstractNum>
   <w:abstractNum w:abstractNumId="7" w15:restartNumberingAfterBreak="0">
-    <w:nsid w:val="1A933F74"/>
+    <w:nsid w:val="33893B6E"/>
     <w:multiLevelType w:val="multilevel"/>
-    <w:tmpl w:val="01E89B12"/>
+    <w:tmpl w:val="3ED27BFA"/>
     <w:lvl w:ilvl="0">
       <w:numFmt w:val="bullet"/>
       <w:lvlText w:val="•"/>
@@ -17262,9 +17262,9 @@
     </w:lvl>
   </w:abstractNum>
   <w:abstractNum w:abstractNumId="8" w15:restartNumberingAfterBreak="0">
-    <w:nsid w:val="1D404E06"/>
+    <w:nsid w:val="34EB4722"/>
     <w:multiLevelType w:val="multilevel"/>
-    <w:tmpl w:val="2780E1A4"/>
+    <w:tmpl w:val="728CEA10"/>
     <w:lvl w:ilvl="0">
       <w:numFmt w:val="bullet"/>
       <w:lvlText w:val="•"/>
@@ -17315,9 +17315,9 @@
     </w:lvl>
   </w:abstractNum>
   <w:abstractNum w:abstractNumId="9" w15:restartNumberingAfterBreak="0">
-    <w:nsid w:val="20F46422"/>
+    <w:nsid w:val="36006487"/>
     <w:multiLevelType w:val="multilevel"/>
-    <w:tmpl w:val="79008E8A"/>
+    <w:tmpl w:val="C9C88B2E"/>
     <w:lvl w:ilvl="0">
       <w:numFmt w:val="bullet"/>
       <w:lvlText w:val="•"/>
@@ -17368,9 +17368,9 @@
     </w:lvl>
   </w:abstractNum>
   <w:abstractNum w:abstractNumId="10" w15:restartNumberingAfterBreak="0">
-    <w:nsid w:val="3F8646BD"/>
+    <w:nsid w:val="36BF7355"/>
     <w:multiLevelType w:val="multilevel"/>
-    <w:tmpl w:val="FB441712"/>
+    <w:tmpl w:val="A6DE0DA2"/>
     <w:lvl w:ilvl="0">
       <w:numFmt w:val="bullet"/>
       <w:lvlText w:val="•"/>
@@ -17421,9 +17421,9 @@
     </w:lvl>
   </w:abstractNum>
   <w:abstractNum w:abstractNumId="11" w15:restartNumberingAfterBreak="0">
-    <w:nsid w:val="44BB079D"/>
+    <w:nsid w:val="3C276908"/>
     <w:multiLevelType w:val="multilevel"/>
-    <w:tmpl w:val="849E437E"/>
+    <w:tmpl w:val="2E74A88A"/>
     <w:lvl w:ilvl="0">
       <w:numFmt w:val="bullet"/>
       <w:lvlText w:val="•"/>
@@ -17474,9 +17474,9 @@
     </w:lvl>
   </w:abstractNum>
   <w:abstractNum w:abstractNumId="12" w15:restartNumberingAfterBreak="0">
-    <w:nsid w:val="4511675B"/>
+    <w:nsid w:val="44792997"/>
     <w:multiLevelType w:val="multilevel"/>
-    <w:tmpl w:val="A7ACE57E"/>
+    <w:tmpl w:val="6308BBF0"/>
     <w:lvl w:ilvl="0">
       <w:numFmt w:val="bullet"/>
       <w:lvlText w:val="•"/>
@@ -17527,9 +17527,9 @@
     </w:lvl>
   </w:abstractNum>
   <w:abstractNum w:abstractNumId="13" w15:restartNumberingAfterBreak="0">
-    <w:nsid w:val="453132E3"/>
+    <w:nsid w:val="46D474E9"/>
     <w:multiLevelType w:val="multilevel"/>
-    <w:tmpl w:val="D932F87C"/>
+    <w:tmpl w:val="BD76E9A0"/>
     <w:lvl w:ilvl="0">
       <w:numFmt w:val="bullet"/>
       <w:lvlText w:val="•"/>
@@ -17580,9 +17580,9 @@
     </w:lvl>
   </w:abstractNum>
   <w:abstractNum w:abstractNumId="14" w15:restartNumberingAfterBreak="0">
-    <w:nsid w:val="45ED4AD7"/>
+    <w:nsid w:val="48005B82"/>
     <w:multiLevelType w:val="multilevel"/>
-    <w:tmpl w:val="A04280E8"/>
+    <w:tmpl w:val="E004848E"/>
     <w:lvl w:ilvl="0">
       <w:numFmt w:val="bullet"/>
       <w:lvlText w:val="•"/>
@@ -17633,9 +17633,9 @@
     </w:lvl>
   </w:abstractNum>
   <w:abstractNum w:abstractNumId="15" w15:restartNumberingAfterBreak="0">
-    <w:nsid w:val="47CF018D"/>
+    <w:nsid w:val="4A641248"/>
     <w:multiLevelType w:val="multilevel"/>
-    <w:tmpl w:val="68723F18"/>
+    <w:tmpl w:val="13AACC28"/>
     <w:lvl w:ilvl="0">
       <w:numFmt w:val="bullet"/>
       <w:lvlText w:val="•"/>
@@ -17686,9 +17686,9 @@
     </w:lvl>
   </w:abstractNum>
   <w:abstractNum w:abstractNumId="16" w15:restartNumberingAfterBreak="0">
-    <w:nsid w:val="480A5F8F"/>
+    <w:nsid w:val="4F292381"/>
     <w:multiLevelType w:val="multilevel"/>
-    <w:tmpl w:val="11F418BC"/>
+    <w:tmpl w:val="8AF2CD20"/>
     <w:lvl w:ilvl="0">
       <w:numFmt w:val="bullet"/>
       <w:lvlText w:val="•"/>
@@ -17739,9 +17739,9 @@
     </w:lvl>
   </w:abstractNum>
   <w:abstractNum w:abstractNumId="17" w15:restartNumberingAfterBreak="0">
-    <w:nsid w:val="4D160911"/>
+    <w:nsid w:val="55EE5E8E"/>
     <w:multiLevelType w:val="multilevel"/>
-    <w:tmpl w:val="10B6731E"/>
+    <w:tmpl w:val="7AFC7BFA"/>
     <w:lvl w:ilvl="0">
       <w:numFmt w:val="bullet"/>
       <w:lvlText w:val="•"/>
@@ -17792,9 +17792,9 @@
     </w:lvl>
   </w:abstractNum>
   <w:abstractNum w:abstractNumId="18" w15:restartNumberingAfterBreak="0">
-    <w:nsid w:val="4E376479"/>
+    <w:nsid w:val="55F01650"/>
     <w:multiLevelType w:val="multilevel"/>
-    <w:tmpl w:val="7AA8DD8C"/>
+    <w:tmpl w:val="4C2EF4B8"/>
     <w:lvl w:ilvl="0">
       <w:numFmt w:val="bullet"/>
       <w:lvlText w:val="•"/>
@@ -17845,9 +17845,9 @@
     </w:lvl>
   </w:abstractNum>
   <w:abstractNum w:abstractNumId="19" w15:restartNumberingAfterBreak="0">
-    <w:nsid w:val="52C47D3E"/>
+    <w:nsid w:val="588406F6"/>
     <w:multiLevelType w:val="multilevel"/>
-    <w:tmpl w:val="03262700"/>
+    <w:tmpl w:val="585ACF80"/>
     <w:lvl w:ilvl="0">
       <w:numFmt w:val="bullet"/>
       <w:lvlText w:val="•"/>
@@ -17898,9 +17898,9 @@
     </w:lvl>
   </w:abstractNum>
   <w:abstractNum w:abstractNumId="20" w15:restartNumberingAfterBreak="0">
-    <w:nsid w:val="53C336A1"/>
+    <w:nsid w:val="5A8C63CC"/>
     <w:multiLevelType w:val="multilevel"/>
-    <w:tmpl w:val="1B82CC72"/>
+    <w:tmpl w:val="9258E848"/>
     <w:lvl w:ilvl="0">
       <w:numFmt w:val="bullet"/>
       <w:lvlText w:val="•"/>
@@ -17951,9 +17951,9 @@
     </w:lvl>
   </w:abstractNum>
   <w:abstractNum w:abstractNumId="21" w15:restartNumberingAfterBreak="0">
-    <w:nsid w:val="547F5AA4"/>
+    <w:nsid w:val="60EB5186"/>
     <w:multiLevelType w:val="multilevel"/>
-    <w:tmpl w:val="0E201D5A"/>
+    <w:tmpl w:val="B2B69082"/>
     <w:lvl w:ilvl="0">
       <w:numFmt w:val="bullet"/>
       <w:lvlText w:val="•"/>
@@ -18004,9 +18004,9 @@
     </w:lvl>
   </w:abstractNum>
   <w:abstractNum w:abstractNumId="22" w15:restartNumberingAfterBreak="0">
-    <w:nsid w:val="555C5F1D"/>
+    <w:nsid w:val="67A201F5"/>
     <w:multiLevelType w:val="multilevel"/>
-    <w:tmpl w:val="5F1C40EC"/>
+    <w:tmpl w:val="A3C8A534"/>
     <w:lvl w:ilvl="0">
       <w:numFmt w:val="bullet"/>
       <w:lvlText w:val="•"/>
@@ -18057,9 +18057,9 @@
     </w:lvl>
   </w:abstractNum>
   <w:abstractNum w:abstractNumId="23" w15:restartNumberingAfterBreak="0">
-    <w:nsid w:val="5A177B89"/>
+    <w:nsid w:val="6A9C3345"/>
     <w:multiLevelType w:val="multilevel"/>
-    <w:tmpl w:val="1A0A674A"/>
+    <w:tmpl w:val="5560D52C"/>
     <w:lvl w:ilvl="0">
       <w:numFmt w:val="bullet"/>
       <w:lvlText w:val="•"/>
@@ -18110,9 +18110,9 @@
     </w:lvl>
   </w:abstractNum>
   <w:abstractNum w:abstractNumId="24" w15:restartNumberingAfterBreak="0">
-    <w:nsid w:val="5AD72EA2"/>
+    <w:nsid w:val="717E3115"/>
     <w:multiLevelType w:val="multilevel"/>
-    <w:tmpl w:val="832A47E0"/>
+    <w:tmpl w:val="5CBAD91A"/>
     <w:lvl w:ilvl="0">
       <w:numFmt w:val="bullet"/>
       <w:lvlText w:val="•"/>
@@ -18163,9 +18163,9 @@
     </w:lvl>
   </w:abstractNum>
   <w:abstractNum w:abstractNumId="25" w15:restartNumberingAfterBreak="0">
-    <w:nsid w:val="5C3070D5"/>
+    <w:nsid w:val="7312410D"/>
     <w:multiLevelType w:val="multilevel"/>
-    <w:tmpl w:val="B85C1396"/>
+    <w:tmpl w:val="9E9A0B6A"/>
     <w:lvl w:ilvl="0">
       <w:numFmt w:val="bullet"/>
       <w:lvlText w:val="•"/>
@@ -18216,9 +18216,9 @@
     </w:lvl>
   </w:abstractNum>
   <w:abstractNum w:abstractNumId="26" w15:restartNumberingAfterBreak="0">
-    <w:nsid w:val="614322D3"/>
+    <w:nsid w:val="7A957677"/>
     <w:multiLevelType w:val="multilevel"/>
-    <w:tmpl w:val="7F4CEA32"/>
+    <w:tmpl w:val="1F72B442"/>
     <w:lvl w:ilvl="0">
       <w:numFmt w:val="bullet"/>
       <w:lvlText w:val="•"/>
@@ -18269,9 +18269,9 @@
     </w:lvl>
   </w:abstractNum>
   <w:abstractNum w:abstractNumId="27" w15:restartNumberingAfterBreak="0">
-    <w:nsid w:val="780F2D06"/>
+    <w:nsid w:val="7D087536"/>
     <w:multiLevelType w:val="multilevel"/>
-    <w:tmpl w:val="12AC9A52"/>
+    <w:tmpl w:val="F54049B6"/>
     <w:lvl w:ilvl="0">
       <w:numFmt w:val="bullet"/>
       <w:lvlText w:val="•"/>
@@ -18322,9 +18322,9 @@
     </w:lvl>
   </w:abstractNum>
   <w:abstractNum w:abstractNumId="28" w15:restartNumberingAfterBreak="0">
-    <w:nsid w:val="7B8C6DEE"/>
+    <w:nsid w:val="7EAF6485"/>
     <w:multiLevelType w:val="multilevel"/>
-    <w:tmpl w:val="274CDB62"/>
+    <w:tmpl w:val="144E7C86"/>
     <w:lvl w:ilvl="0">
       <w:numFmt w:val="bullet"/>
       <w:lvlText w:val="•"/>
@@ -18374,92 +18374,92 @@
       <w:lvlJc w:val="left"/>
     </w:lvl>
   </w:abstractNum>
-  <w:num w:numId="1" w16cid:durableId="1591964701">
+  <w:num w:numId="1" w16cid:durableId="1305963519">
+    <w:abstractNumId w:val="14"/>
+  </w:num>
+  <w:num w:numId="2" w16cid:durableId="1006984430">
+    <w:abstractNumId w:val="3"/>
+  </w:num>
+  <w:num w:numId="3" w16cid:durableId="1069964207">
+    <w:abstractNumId w:val="7"/>
+  </w:num>
+  <w:num w:numId="4" w16cid:durableId="1343821428">
+    <w:abstractNumId w:val="25"/>
+  </w:num>
+  <w:num w:numId="5" w16cid:durableId="2122843380">
+    <w:abstractNumId w:val="10"/>
+  </w:num>
+  <w:num w:numId="6" w16cid:durableId="2062173858">
+    <w:abstractNumId w:val="11"/>
+  </w:num>
+  <w:num w:numId="7" w16cid:durableId="154801164">
+    <w:abstractNumId w:val="20"/>
+  </w:num>
+  <w:num w:numId="8" w16cid:durableId="257367738">
+    <w:abstractNumId w:val="5"/>
+  </w:num>
+  <w:num w:numId="9" w16cid:durableId="932712922">
+    <w:abstractNumId w:val="12"/>
+  </w:num>
+  <w:num w:numId="10" w16cid:durableId="1112355561">
+    <w:abstractNumId w:val="0"/>
+  </w:num>
+  <w:num w:numId="11" w16cid:durableId="1199202280">
+    <w:abstractNumId w:val="21"/>
+  </w:num>
+  <w:num w:numId="12" w16cid:durableId="454954000">
+    <w:abstractNumId w:val="28"/>
+  </w:num>
+  <w:num w:numId="13" w16cid:durableId="279184422">
+    <w:abstractNumId w:val="1"/>
+  </w:num>
+  <w:num w:numId="14" w16cid:durableId="1299653716">
+    <w:abstractNumId w:val="4"/>
+  </w:num>
+  <w:num w:numId="15" w16cid:durableId="215286603">
+    <w:abstractNumId w:val="18"/>
+  </w:num>
+  <w:num w:numId="16" w16cid:durableId="55278150">
+    <w:abstractNumId w:val="6"/>
+  </w:num>
+  <w:num w:numId="17" w16cid:durableId="328220219">
+    <w:abstractNumId w:val="17"/>
+  </w:num>
+  <w:num w:numId="18" w16cid:durableId="87238964">
+    <w:abstractNumId w:val="9"/>
+  </w:num>
+  <w:num w:numId="19" w16cid:durableId="19820548">
+    <w:abstractNumId w:val="26"/>
+  </w:num>
+  <w:num w:numId="20" w16cid:durableId="1304113943">
+    <w:abstractNumId w:val="27"/>
+  </w:num>
+  <w:num w:numId="21" w16cid:durableId="1354847392">
+    <w:abstractNumId w:val="8"/>
+  </w:num>
+  <w:num w:numId="22" w16cid:durableId="915094265">
+    <w:abstractNumId w:val="13"/>
+  </w:num>
+  <w:num w:numId="23" w16cid:durableId="1590196812">
+    <w:abstractNumId w:val="24"/>
+  </w:num>
+  <w:num w:numId="24" w16cid:durableId="1140031271">
+    <w:abstractNumId w:val="23"/>
+  </w:num>
+  <w:num w:numId="25" w16cid:durableId="982928781">
+    <w:abstractNumId w:val="2"/>
+  </w:num>
+  <w:num w:numId="26" w16cid:durableId="238755320">
     <w:abstractNumId w:val="16"/>
   </w:num>
-  <w:num w:numId="2" w16cid:durableId="1681345503">
-    <w:abstractNumId w:val="4"/>
+  <w:num w:numId="27" w16cid:durableId="154344801">
+    <w:abstractNumId w:val="15"/>
   </w:num>
-  <w:num w:numId="3" w16cid:durableId="111218925">
-    <w:abstractNumId w:val="24"/>
-  </w:num>
-  <w:num w:numId="4" w16cid:durableId="283730443">
-    <w:abstractNumId w:val="3"/>
-  </w:num>
-  <w:num w:numId="5" w16cid:durableId="2030401179">
-    <w:abstractNumId w:val="7"/>
-  </w:num>
-  <w:num w:numId="6" w16cid:durableId="133761242">
-    <w:abstractNumId w:val="27"/>
-  </w:num>
-  <w:num w:numId="7" w16cid:durableId="989939402">
-    <w:abstractNumId w:val="22"/>
-  </w:num>
-  <w:num w:numId="8" w16cid:durableId="678040061">
-    <w:abstractNumId w:val="28"/>
-  </w:num>
-  <w:num w:numId="9" w16cid:durableId="1674870176">
-    <w:abstractNumId w:val="9"/>
-  </w:num>
-  <w:num w:numId="10" w16cid:durableId="1268003503">
-    <w:abstractNumId w:val="8"/>
-  </w:num>
-  <w:num w:numId="11" w16cid:durableId="782260947">
-    <w:abstractNumId w:val="21"/>
-  </w:num>
-  <w:num w:numId="12" w16cid:durableId="483084511">
-    <w:abstractNumId w:val="12"/>
-  </w:num>
-  <w:num w:numId="13" w16cid:durableId="334843831">
-    <w:abstractNumId w:val="14"/>
-  </w:num>
-  <w:num w:numId="14" w16cid:durableId="241377186">
-    <w:abstractNumId w:val="1"/>
-  </w:num>
-  <w:num w:numId="15" w16cid:durableId="13115492">
+  <w:num w:numId="28" w16cid:durableId="1015419089">
     <w:abstractNumId w:val="19"/>
   </w:num>
-  <w:num w:numId="16" w16cid:durableId="254050173">
-    <w:abstractNumId w:val="2"/>
-  </w:num>
-  <w:num w:numId="17" w16cid:durableId="664629372">
-    <w:abstractNumId w:val="26"/>
-  </w:num>
-  <w:num w:numId="18" w16cid:durableId="199361851">
-    <w:abstractNumId w:val="5"/>
-  </w:num>
-  <w:num w:numId="19" w16cid:durableId="1375352443">
-    <w:abstractNumId w:val="23"/>
-  </w:num>
-  <w:num w:numId="20" w16cid:durableId="62610872">
-    <w:abstractNumId w:val="17"/>
-  </w:num>
-  <w:num w:numId="21" w16cid:durableId="891311695">
-    <w:abstractNumId w:val="6"/>
-  </w:num>
-  <w:num w:numId="22" w16cid:durableId="1749109968">
-    <w:abstractNumId w:val="20"/>
-  </w:num>
-  <w:num w:numId="23" w16cid:durableId="548759591">
-    <w:abstractNumId w:val="0"/>
-  </w:num>
-  <w:num w:numId="24" w16cid:durableId="1898856732">
-    <w:abstractNumId w:val="15"/>
-  </w:num>
-  <w:num w:numId="25" w16cid:durableId="2095588518">
-    <w:abstractNumId w:val="11"/>
-  </w:num>
-  <w:num w:numId="26" w16cid:durableId="2031641374">
-    <w:abstractNumId w:val="25"/>
-  </w:num>
-  <w:num w:numId="27" w16cid:durableId="497379428">
-    <w:abstractNumId w:val="13"/>
-  </w:num>
-  <w:num w:numId="28" w16cid:durableId="1260869295">
-    <w:abstractNumId w:val="18"/>
-  </w:num>
-  <w:num w:numId="29" w16cid:durableId="919480532">
-    <w:abstractNumId w:val="10"/>
+  <w:num w:numId="29" w16cid:durableId="450321837">
+    <w:abstractNumId w:val="22"/>
   </w:num>
 </w:numbering>
 </file>
@@ -19132,7 +19132,7 @@
     <w:basedOn w:val="a0"/>
     <w:uiPriority w:val="99"/>
     <w:unhideWhenUsed/>
-    <w:rsid w:val="004B18C7"/>
+    <w:rsid w:val="007D372E"/>
     <w:rPr>
       <w:color w:val="467886" w:themeColor="hyperlink"/>
       <w:u w:val="single"/>
